--- a/00-首页/题组Word/第一轮·综合套卷/第一轮综合卷01（教师版）.docx
+++ b/00-首页/题组Word/第一轮·综合套卷/第一轮综合卷01（教师版）.docx
@@ -360,60 +360,6 @@
         </w:rPr>
         <w:t>2021</w:t>
       </w:r>
-      <w:r>
-        <w:rPr>
-          <w:rFonts w:ascii="Times New Roman" w:hAnsi="Times New Roman" w:eastAsia="Times New Roman" w:cs="Times New Roman"/>
-        </w:rPr>
-        <w:t xml:space="preserve"> </w:t>
-      </w:r>
-      <w:r>
-        <w:rPr>
-          <w:rFonts w:hint="eastAsia" w:ascii="Times New Roman" w:hAnsi="Times New Roman" w:eastAsia="FangSong" w:cs="Times New Roman"/>
-        </w:rPr>
-        <w:t>曾用于</w:t>
-      </w:r>
-      <w:r>
-        <w:rPr>
-          <w:rFonts w:hint="eastAsia" w:ascii="Times New Roman" w:hAnsi="Times New Roman" w:eastAsia="Times New Roman" w:cs="Times New Roman"/>
-        </w:rPr>
-        <w:t>：</w:t>
-      </w:r>
-      <w:r>
-        <w:rPr>
-          <w:rFonts w:hint="eastAsia" w:ascii="Times New Roman" w:hAnsi="Times New Roman" w:eastAsia="FangSong" w:cs="Times New Roman"/>
-        </w:rPr>
-        <w:t>第一轮结构</w:t>
-      </w:r>
-      <w:r>
-        <w:rPr>
-          <w:rFonts w:hint="eastAsia" w:ascii="Times New Roman" w:hAnsi="Times New Roman" w:eastAsia="Times New Roman" w:cs="Times New Roman"/>
-        </w:rPr>
-        <w:t>·3-</w:t>
-      </w:r>
-      <w:r>
-        <w:rPr>
-          <w:rFonts w:hint="eastAsia" w:ascii="Times New Roman" w:hAnsi="Times New Roman" w:eastAsia="FangSong" w:cs="Times New Roman"/>
-        </w:rPr>
-        <w:t>分子结构</w:t>
-      </w:r>
-      <w:r>
-        <w:rPr>
-          <w:rFonts w:hint="eastAsia" w:ascii="Times New Roman" w:hAnsi="Times New Roman" w:eastAsia="Times New Roman" w:cs="Times New Roman"/>
-        </w:rPr>
-        <w:t>（</w:t>
-      </w:r>
-      <w:r>
-        <w:rPr>
-          <w:rFonts w:hint="eastAsia" w:ascii="Times New Roman" w:hAnsi="Times New Roman" w:eastAsia="FangSong" w:cs="Times New Roman"/>
-        </w:rPr>
-        <w:t>教师版</w:t>
-      </w:r>
-      <w:r>
-        <w:rPr>
-          <w:rFonts w:hint="eastAsia" w:ascii="Times New Roman" w:hAnsi="Times New Roman" w:eastAsia="Times New Roman" w:cs="Times New Roman"/>
-        </w:rPr>
-        <w:t>）</w:t>
-      </w:r>
     </w:p>
     <w:p>
       <w:pPr>
@@ -919,66 +865,6 @@
         </w:rPr>
         <w:t>2022</w:t>
       </w:r>
-      <w:r>
-        <w:rPr>
-          <w:rFonts w:ascii="Times New Roman" w:hAnsi="Times New Roman" w:eastAsia="Times New Roman" w:cs="Times New Roman"/>
-        </w:rPr>
-        <w:t xml:space="preserve"> </w:t>
-      </w:r>
-      <w:r>
-        <w:rPr>
-          <w:rFonts w:hint="eastAsia" w:ascii="Times New Roman" w:hAnsi="Times New Roman" w:eastAsia="FangSong" w:cs="Times New Roman"/>
-        </w:rPr>
-        <w:t>曾用于</w:t>
-      </w:r>
-      <w:r>
-        <w:rPr>
-          <w:rFonts w:hint="eastAsia" w:ascii="Times New Roman" w:hAnsi="Times New Roman" w:eastAsia="Times New Roman" w:cs="Times New Roman"/>
-        </w:rPr>
-        <w:t>：</w:t>
-      </w:r>
-      <w:r>
-        <w:rPr>
-          <w:rFonts w:hint="eastAsia" w:ascii="Times New Roman" w:hAnsi="Times New Roman" w:eastAsia="FangSong" w:cs="Times New Roman"/>
-        </w:rPr>
-        <w:t>省预赛专项卷</w:t>
-      </w:r>
-      <w:r>
-        <w:rPr>
-          <w:rFonts w:hint="eastAsia" w:ascii="Times New Roman" w:hAnsi="Times New Roman" w:eastAsia="Times New Roman" w:cs="Times New Roman"/>
-        </w:rPr>
-        <w:t>I,</w:t>
-      </w:r>
-      <w:r>
-        <w:rPr>
-          <w:rFonts w:ascii="Times New Roman" w:hAnsi="Times New Roman" w:eastAsia="Times New Roman" w:cs="Times New Roman"/>
-        </w:rPr>
-        <w:t xml:space="preserve"> </w:t>
-      </w:r>
-      <w:r>
-        <w:rPr>
-          <w:rFonts w:hint="eastAsia" w:ascii="Times New Roman" w:hAnsi="Times New Roman" w:eastAsia="FangSong" w:cs="Times New Roman"/>
-        </w:rPr>
-        <w:t>第一轮综合卷</w:t>
-      </w:r>
-      <w:r>
-        <w:rPr>
-          <w:rFonts w:hint="eastAsia" w:ascii="Times New Roman" w:hAnsi="Times New Roman" w:eastAsia="Times New Roman" w:cs="Times New Roman"/>
-        </w:rPr>
-        <w:t>02（</w:t>
-      </w:r>
-      <w:r>
-        <w:rPr>
-          <w:rFonts w:hint="eastAsia" w:ascii="Times New Roman" w:hAnsi="Times New Roman" w:eastAsia="FangSong" w:cs="Times New Roman"/>
-        </w:rPr>
-        <w:t>教师版</w:t>
-      </w:r>
-      <w:r>
-        <w:rPr>
-          <w:rFonts w:hint="eastAsia" w:ascii="Times New Roman" w:hAnsi="Times New Roman" w:eastAsia="Times New Roman" w:cs="Times New Roman"/>
-        </w:rPr>
-        <w:t>）</w:t>
-      </w:r>
     </w:p>
     <w:p>
       <w:pPr>
@@ -1202,66 +1088,6 @@
         </w:rPr>
         <w:t>2022</w:t>
       </w:r>
-      <w:r>
-        <w:rPr>
-          <w:rFonts w:ascii="Times New Roman" w:hAnsi="Times New Roman" w:eastAsia="Times New Roman" w:cs="Times New Roman"/>
-        </w:rPr>
-        <w:t xml:space="preserve"> </w:t>
-      </w:r>
-      <w:r>
-        <w:rPr>
-          <w:rFonts w:hint="eastAsia" w:ascii="Times New Roman" w:hAnsi="Times New Roman" w:eastAsia="FangSong" w:cs="Times New Roman"/>
-        </w:rPr>
-        <w:t>曾用于</w:t>
-      </w:r>
-      <w:r>
-        <w:rPr>
-          <w:rFonts w:hint="eastAsia" w:ascii="Times New Roman" w:hAnsi="Times New Roman" w:eastAsia="Times New Roman" w:cs="Times New Roman"/>
-        </w:rPr>
-        <w:t>：</w:t>
-      </w:r>
-      <w:r>
-        <w:rPr>
-          <w:rFonts w:hint="eastAsia" w:ascii="Times New Roman" w:hAnsi="Times New Roman" w:eastAsia="FangSong" w:cs="Times New Roman"/>
-        </w:rPr>
-        <w:t>预赛基础卷</w:t>
-      </w:r>
-      <w:r>
-        <w:rPr>
-          <w:rFonts w:hint="eastAsia" w:ascii="Times New Roman" w:hAnsi="Times New Roman" w:eastAsia="Times New Roman" w:cs="Times New Roman"/>
-        </w:rPr>
-        <w:t>II,</w:t>
-      </w:r>
-      <w:r>
-        <w:rPr>
-          <w:rFonts w:ascii="Times New Roman" w:hAnsi="Times New Roman" w:eastAsia="Times New Roman" w:cs="Times New Roman"/>
-        </w:rPr>
-        <w:t xml:space="preserve"> </w:t>
-      </w:r>
-      <w:r>
-        <w:rPr>
-          <w:rFonts w:hint="eastAsia" w:ascii="Times New Roman" w:hAnsi="Times New Roman" w:eastAsia="FangSong" w:cs="Times New Roman"/>
-        </w:rPr>
-        <w:t>第一轮综合卷</w:t>
-      </w:r>
-      <w:r>
-        <w:rPr>
-          <w:rFonts w:hint="eastAsia" w:ascii="Times New Roman" w:hAnsi="Times New Roman" w:eastAsia="Times New Roman" w:cs="Times New Roman"/>
-        </w:rPr>
-        <w:t>02（</w:t>
-      </w:r>
-      <w:r>
-        <w:rPr>
-          <w:rFonts w:hint="eastAsia" w:ascii="Times New Roman" w:hAnsi="Times New Roman" w:eastAsia="FangSong" w:cs="Times New Roman"/>
-        </w:rPr>
-        <w:t>教师版</w:t>
-      </w:r>
-      <w:r>
-        <w:rPr>
-          <w:rFonts w:hint="eastAsia" w:ascii="Times New Roman" w:hAnsi="Times New Roman" w:eastAsia="Times New Roman" w:cs="Times New Roman"/>
-        </w:rPr>
-        <w:t>）</w:t>
-      </w:r>
     </w:p>
     <w:p>
       <w:pPr>
@@ -1780,66 +1606,6 @@
         </w:rPr>
         <w:t>2022</w:t>
       </w:r>
-      <w:r>
-        <w:rPr>
-          <w:rFonts w:ascii="Times New Roman" w:hAnsi="Times New Roman" w:eastAsia="Times New Roman" w:cs="Times New Roman"/>
-        </w:rPr>
-        <w:t xml:space="preserve"> </w:t>
-      </w:r>
-      <w:r>
-        <w:rPr>
-          <w:rFonts w:hint="eastAsia" w:ascii="Times New Roman" w:hAnsi="Times New Roman" w:eastAsia="FangSong" w:cs="Times New Roman"/>
-        </w:rPr>
-        <w:t>曾用于</w:t>
-      </w:r>
-      <w:r>
-        <w:rPr>
-          <w:rFonts w:hint="eastAsia" w:ascii="Times New Roman" w:hAnsi="Times New Roman" w:eastAsia="Times New Roman" w:cs="Times New Roman"/>
-        </w:rPr>
-        <w:t>：</w:t>
-      </w:r>
-      <w:r>
-        <w:rPr>
-          <w:rFonts w:hint="eastAsia" w:ascii="Times New Roman" w:hAnsi="Times New Roman" w:eastAsia="FangSong" w:cs="Times New Roman"/>
-        </w:rPr>
-        <w:t>省预赛专项卷</w:t>
-      </w:r>
-      <w:r>
-        <w:rPr>
-          <w:rFonts w:hint="eastAsia" w:ascii="Times New Roman" w:hAnsi="Times New Roman" w:eastAsia="Times New Roman" w:cs="Times New Roman"/>
-        </w:rPr>
-        <w:t>I,</w:t>
-      </w:r>
-      <w:r>
-        <w:rPr>
-          <w:rFonts w:ascii="Times New Roman" w:hAnsi="Times New Roman" w:eastAsia="Times New Roman" w:cs="Times New Roman"/>
-        </w:rPr>
-        <w:t xml:space="preserve"> </w:t>
-      </w:r>
-      <w:r>
-        <w:rPr>
-          <w:rFonts w:hint="eastAsia" w:ascii="Times New Roman" w:hAnsi="Times New Roman" w:eastAsia="FangSong" w:cs="Times New Roman"/>
-        </w:rPr>
-        <w:t>第一轮综合卷</w:t>
-      </w:r>
-      <w:r>
-        <w:rPr>
-          <w:rFonts w:hint="eastAsia" w:ascii="Times New Roman" w:hAnsi="Times New Roman" w:eastAsia="Times New Roman" w:cs="Times New Roman"/>
-        </w:rPr>
-        <w:t>02（</w:t>
-      </w:r>
-      <w:r>
-        <w:rPr>
-          <w:rFonts w:hint="eastAsia" w:ascii="Times New Roman" w:hAnsi="Times New Roman" w:eastAsia="FangSong" w:cs="Times New Roman"/>
-        </w:rPr>
-        <w:t>教师版</w:t>
-      </w:r>
-      <w:r>
-        <w:rPr>
-          <w:rFonts w:hint="eastAsia" w:ascii="Times New Roman" w:hAnsi="Times New Roman" w:eastAsia="Times New Roman" w:cs="Times New Roman"/>
-        </w:rPr>
-        <w:t>）</w:t>
-      </w:r>
     </w:p>
     <w:p>
       <w:pPr>
@@ -2047,60 +1813,6 @@
         </w:rPr>
         <w:t>2021</w:t>
       </w:r>
-      <w:r>
-        <w:rPr>
-          <w:rFonts w:ascii="Times New Roman" w:hAnsi="Times New Roman" w:eastAsia="Times New Roman" w:cs="Times New Roman"/>
-        </w:rPr>
-        <w:t xml:space="preserve"> </w:t>
-      </w:r>
-      <w:r>
-        <w:rPr>
-          <w:rFonts w:hint="eastAsia" w:ascii="Times New Roman" w:hAnsi="Times New Roman" w:eastAsia="FangSong" w:cs="Times New Roman"/>
-        </w:rPr>
-        <w:t>曾用于</w:t>
-      </w:r>
-      <w:r>
-        <w:rPr>
-          <w:rFonts w:hint="eastAsia" w:ascii="Times New Roman" w:hAnsi="Times New Roman" w:eastAsia="Times New Roman" w:cs="Times New Roman"/>
-        </w:rPr>
-        <w:t>：</w:t>
-      </w:r>
-      <w:r>
-        <w:rPr>
-          <w:rFonts w:hint="eastAsia" w:ascii="Times New Roman" w:hAnsi="Times New Roman" w:eastAsia="FangSong" w:cs="Times New Roman"/>
-        </w:rPr>
-        <w:t>第一轮原理</w:t>
-      </w:r>
-      <w:r>
-        <w:rPr>
-          <w:rFonts w:hint="eastAsia" w:ascii="Times New Roman" w:hAnsi="Times New Roman" w:eastAsia="Times New Roman" w:cs="Times New Roman"/>
-        </w:rPr>
-        <w:t>·4-</w:t>
-      </w:r>
-      <w:r>
-        <w:rPr>
-          <w:rFonts w:hint="eastAsia" w:ascii="Times New Roman" w:hAnsi="Times New Roman" w:eastAsia="FangSong" w:cs="Times New Roman"/>
-        </w:rPr>
-        <w:t>化学动力学</w:t>
-      </w:r>
-      <w:r>
-        <w:rPr>
-          <w:rFonts w:hint="eastAsia" w:ascii="Times New Roman" w:hAnsi="Times New Roman" w:eastAsia="Times New Roman" w:cs="Times New Roman"/>
-        </w:rPr>
-        <w:t>（</w:t>
-      </w:r>
-      <w:r>
-        <w:rPr>
-          <w:rFonts w:hint="eastAsia" w:ascii="Times New Roman" w:hAnsi="Times New Roman" w:eastAsia="FangSong" w:cs="Times New Roman"/>
-        </w:rPr>
-        <w:t>教师版</w:t>
-      </w:r>
-      <w:r>
-        <w:rPr>
-          <w:rFonts w:hint="eastAsia" w:ascii="Times New Roman" w:hAnsi="Times New Roman" w:eastAsia="Times New Roman" w:cs="Times New Roman"/>
-        </w:rPr>
-        <w:t>）</w:t>
-      </w:r>
     </w:p>
     <w:p>
       <w:pPr>
@@ -2349,48 +2061,6 @@
         </w:rPr>
         <w:t>2023</w:t>
       </w:r>
-      <w:r>
-        <w:rPr>
-          <w:rFonts w:ascii="Times New Roman" w:hAnsi="Times New Roman" w:eastAsia="Times New Roman" w:cs="Times New Roman"/>
-        </w:rPr>
-        <w:t xml:space="preserve"> </w:t>
-      </w:r>
-      <w:r>
-        <w:rPr>
-          <w:rFonts w:hint="eastAsia" w:ascii="Times New Roman" w:hAnsi="Times New Roman" w:eastAsia="FangSong" w:cs="Times New Roman"/>
-        </w:rPr>
-        <w:t>曾用于</w:t>
-      </w:r>
-      <w:r>
-        <w:rPr>
-          <w:rFonts w:hint="eastAsia" w:ascii="Times New Roman" w:hAnsi="Times New Roman" w:eastAsia="Times New Roman" w:cs="Times New Roman"/>
-        </w:rPr>
-        <w:t>：</w:t>
-      </w:r>
-      <w:r>
-        <w:rPr>
-          <w:rFonts w:hint="eastAsia" w:ascii="Times New Roman" w:hAnsi="Times New Roman" w:eastAsia="FangSong" w:cs="Times New Roman"/>
-        </w:rPr>
-        <w:t>第一轮综合卷</w:t>
-      </w:r>
-      <w:r>
-        <w:rPr>
-          <w:rFonts w:hint="eastAsia" w:ascii="Times New Roman" w:hAnsi="Times New Roman" w:eastAsia="Times New Roman" w:cs="Times New Roman"/>
-        </w:rPr>
-        <w:t>01（</w:t>
-      </w:r>
-      <w:r>
-        <w:rPr>
-          <w:rFonts w:hint="eastAsia" w:ascii="Times New Roman" w:hAnsi="Times New Roman" w:eastAsia="FangSong" w:cs="Times New Roman"/>
-        </w:rPr>
-        <w:t>教师版</w:t>
-      </w:r>
-      <w:r>
-        <w:rPr>
-          <w:rFonts w:hint="eastAsia" w:ascii="Times New Roman" w:hAnsi="Times New Roman" w:eastAsia="Times New Roman" w:cs="Times New Roman"/>
-        </w:rPr>
-        <w:t>）</w:t>
-      </w:r>
     </w:p>
     <w:p>
       <w:pPr>
@@ -2716,60 +2386,6 @@
           <w:rFonts w:hint="eastAsia" w:ascii="Times New Roman" w:hAnsi="Times New Roman" w:eastAsia="FangSong" w:cs="Times New Roman"/>
         </w:rPr>
         <w:t>一分册能力测试</w:t>
-      </w:r>
-      <w:r>
-        <w:rPr>
-          <w:rFonts w:ascii="Times New Roman" w:hAnsi="Times New Roman" w:eastAsia="Times New Roman" w:cs="Times New Roman"/>
-        </w:rPr>
-        <w:t xml:space="preserve"> </w:t>
-      </w:r>
-      <w:r>
-        <w:rPr>
-          <w:rFonts w:hint="eastAsia" w:ascii="Times New Roman" w:hAnsi="Times New Roman" w:eastAsia="FangSong" w:cs="Times New Roman"/>
-        </w:rPr>
-        <w:t>曾用于</w:t>
-      </w:r>
-      <w:r>
-        <w:rPr>
-          <w:rFonts w:hint="eastAsia" w:ascii="Times New Roman" w:hAnsi="Times New Roman" w:eastAsia="Times New Roman" w:cs="Times New Roman"/>
-        </w:rPr>
-        <w:t>：</w:t>
-      </w:r>
-      <w:r>
-        <w:rPr>
-          <w:rFonts w:hint="eastAsia" w:ascii="Times New Roman" w:hAnsi="Times New Roman" w:eastAsia="FangSong" w:cs="Times New Roman"/>
-        </w:rPr>
-        <w:t>第一轮结构</w:t>
-      </w:r>
-      <w:r>
-        <w:rPr>
-          <w:rFonts w:hint="eastAsia" w:ascii="Times New Roman" w:hAnsi="Times New Roman" w:eastAsia="Times New Roman" w:cs="Times New Roman"/>
-        </w:rPr>
-        <w:t>·1-</w:t>
-      </w:r>
-      <w:r>
-        <w:rPr>
-          <w:rFonts w:hint="eastAsia" w:ascii="Times New Roman" w:hAnsi="Times New Roman" w:eastAsia="FangSong" w:cs="Times New Roman"/>
-        </w:rPr>
-        <w:t>原子结构</w:t>
-      </w:r>
-      <w:r>
-        <w:rPr>
-          <w:rFonts w:hint="eastAsia" w:ascii="Times New Roman" w:hAnsi="Times New Roman" w:eastAsia="Times New Roman" w:cs="Times New Roman"/>
-        </w:rPr>
-        <w:t>（</w:t>
-      </w:r>
-      <w:r>
-        <w:rPr>
-          <w:rFonts w:hint="eastAsia" w:ascii="Times New Roman" w:hAnsi="Times New Roman" w:eastAsia="FangSong" w:cs="Times New Roman"/>
-        </w:rPr>
-        <w:t>教师版</w:t>
-      </w:r>
-      <w:r>
-        <w:rPr>
-          <w:rFonts w:hint="eastAsia" w:ascii="Times New Roman" w:hAnsi="Times New Roman" w:eastAsia="Times New Roman" w:cs="Times New Roman"/>
-        </w:rPr>
-        <w:t>）</w:t>
       </w:r>
     </w:p>
     <w:p>
@@ -3634,60 +3250,6 @@
           <w:rFonts w:hint="eastAsia" w:ascii="Times New Roman" w:hAnsi="Times New Roman" w:eastAsia="FangSong" w:cs="Times New Roman"/>
         </w:rPr>
         <w:t>一分册能力测试</w:t>
-      </w:r>
-      <w:r>
-        <w:rPr>
-          <w:rFonts w:ascii="Times New Roman" w:hAnsi="Times New Roman" w:eastAsia="Times New Roman" w:cs="Times New Roman"/>
-        </w:rPr>
-        <w:t xml:space="preserve"> </w:t>
-      </w:r>
-      <w:r>
-        <w:rPr>
-          <w:rFonts w:hint="eastAsia" w:ascii="Times New Roman" w:hAnsi="Times New Roman" w:eastAsia="FangSong" w:cs="Times New Roman"/>
-        </w:rPr>
-        <w:t>曾用于</w:t>
-      </w:r>
-      <w:r>
-        <w:rPr>
-          <w:rFonts w:hint="eastAsia" w:ascii="Times New Roman" w:hAnsi="Times New Roman" w:eastAsia="Times New Roman" w:cs="Times New Roman"/>
-        </w:rPr>
-        <w:t>：</w:t>
-      </w:r>
-      <w:r>
-        <w:rPr>
-          <w:rFonts w:hint="eastAsia" w:ascii="Times New Roman" w:hAnsi="Times New Roman" w:eastAsia="FangSong" w:cs="Times New Roman"/>
-        </w:rPr>
-        <w:t>第一轮结构</w:t>
-      </w:r>
-      <w:r>
-        <w:rPr>
-          <w:rFonts w:hint="eastAsia" w:ascii="Times New Roman" w:hAnsi="Times New Roman" w:eastAsia="Times New Roman" w:cs="Times New Roman"/>
-        </w:rPr>
-        <w:t>·1-</w:t>
-      </w:r>
-      <w:r>
-        <w:rPr>
-          <w:rFonts w:hint="eastAsia" w:ascii="Times New Roman" w:hAnsi="Times New Roman" w:eastAsia="FangSong" w:cs="Times New Roman"/>
-        </w:rPr>
-        <w:t>原子结构</w:t>
-      </w:r>
-      <w:r>
-        <w:rPr>
-          <w:rFonts w:hint="eastAsia" w:ascii="Times New Roman" w:hAnsi="Times New Roman" w:eastAsia="Times New Roman" w:cs="Times New Roman"/>
-        </w:rPr>
-        <w:t>（</w:t>
-      </w:r>
-      <w:r>
-        <w:rPr>
-          <w:rFonts w:hint="eastAsia" w:ascii="Times New Roman" w:hAnsi="Times New Roman" w:eastAsia="FangSong" w:cs="Times New Roman"/>
-        </w:rPr>
-        <w:t>教师版</w:t>
-      </w:r>
-      <w:r>
-        <w:rPr>
-          <w:rFonts w:hint="eastAsia" w:ascii="Times New Roman" w:hAnsi="Times New Roman" w:eastAsia="Times New Roman" w:cs="Times New Roman"/>
-        </w:rPr>
-        <w:t>）</w:t>
       </w:r>
     </w:p>
     <w:p>
@@ -13504,60 +13066,6 @@
         </w:rPr>
         <w:t>化学竞赛初赛讲义</w:t>
       </w:r>
-      <w:r>
-        <w:rPr>
-          <w:rFonts w:ascii="Times New Roman" w:hAnsi="Times New Roman" w:eastAsia="Times New Roman" w:cs="Times New Roman"/>
-        </w:rPr>
-        <w:t xml:space="preserve"> </w:t>
-      </w:r>
-      <w:r>
-        <w:rPr>
-          <w:rFonts w:hint="eastAsia" w:ascii="Times New Roman" w:hAnsi="Times New Roman" w:eastAsia="FangSong" w:cs="Times New Roman"/>
-        </w:rPr>
-        <w:t>曾用于</w:t>
-      </w:r>
-      <w:r>
-        <w:rPr>
-          <w:rFonts w:hint="eastAsia" w:ascii="Times New Roman" w:hAnsi="Times New Roman" w:eastAsia="Times New Roman" w:cs="Times New Roman"/>
-        </w:rPr>
-        <w:t>：</w:t>
-      </w:r>
-      <w:r>
-        <w:rPr>
-          <w:rFonts w:hint="eastAsia" w:ascii="Times New Roman" w:hAnsi="Times New Roman" w:eastAsia="FangSong" w:cs="Times New Roman"/>
-        </w:rPr>
-        <w:t>第一轮结构</w:t>
-      </w:r>
-      <w:r>
-        <w:rPr>
-          <w:rFonts w:hint="eastAsia" w:ascii="Times New Roman" w:hAnsi="Times New Roman" w:eastAsia="Times New Roman" w:cs="Times New Roman"/>
-        </w:rPr>
-        <w:t>·5-</w:t>
-      </w:r>
-      <w:r>
-        <w:rPr>
-          <w:rFonts w:hint="eastAsia" w:ascii="Times New Roman" w:hAnsi="Times New Roman" w:eastAsia="FangSong" w:cs="Times New Roman"/>
-        </w:rPr>
-        <w:t>配位化学</w:t>
-      </w:r>
-      <w:r>
-        <w:rPr>
-          <w:rFonts w:hint="eastAsia" w:ascii="Times New Roman" w:hAnsi="Times New Roman" w:eastAsia="Times New Roman" w:cs="Times New Roman"/>
-        </w:rPr>
-        <w:t>（</w:t>
-      </w:r>
-      <w:r>
-        <w:rPr>
-          <w:rFonts w:hint="eastAsia" w:ascii="Times New Roman" w:hAnsi="Times New Roman" w:eastAsia="FangSong" w:cs="Times New Roman"/>
-        </w:rPr>
-        <w:t>教师版</w:t>
-      </w:r>
-      <w:r>
-        <w:rPr>
-          <w:rFonts w:hint="eastAsia" w:ascii="Times New Roman" w:hAnsi="Times New Roman" w:eastAsia="Times New Roman" w:cs="Times New Roman"/>
-        </w:rPr>
-        <w:t>）</w:t>
-      </w:r>
     </w:p>
     <w:p>
       <w:pPr>
@@ -13868,60 +13376,6 @@
         </w:rPr>
         <w:t>化学竞赛初赛讲义</w:t>
       </w:r>
-      <w:r>
-        <w:rPr>
-          <w:rFonts w:ascii="Times New Roman" w:hAnsi="Times New Roman" w:eastAsia="Times New Roman" w:cs="Times New Roman"/>
-        </w:rPr>
-        <w:t xml:space="preserve"> </w:t>
-      </w:r>
-      <w:r>
-        <w:rPr>
-          <w:rFonts w:hint="eastAsia" w:ascii="Times New Roman" w:hAnsi="Times New Roman" w:eastAsia="FangSong" w:cs="Times New Roman"/>
-        </w:rPr>
-        <w:t>曾用于</w:t>
-      </w:r>
-      <w:r>
-        <w:rPr>
-          <w:rFonts w:hint="eastAsia" w:ascii="Times New Roman" w:hAnsi="Times New Roman" w:eastAsia="Times New Roman" w:cs="Times New Roman"/>
-        </w:rPr>
-        <w:t>：</w:t>
-      </w:r>
-      <w:r>
-        <w:rPr>
-          <w:rFonts w:hint="eastAsia" w:ascii="Times New Roman" w:hAnsi="Times New Roman" w:eastAsia="FangSong" w:cs="Times New Roman"/>
-        </w:rPr>
-        <w:t>第一轮结构</w:t>
-      </w:r>
-      <w:r>
-        <w:rPr>
-          <w:rFonts w:hint="eastAsia" w:ascii="Times New Roman" w:hAnsi="Times New Roman" w:eastAsia="Times New Roman" w:cs="Times New Roman"/>
-        </w:rPr>
-        <w:t>·5-</w:t>
-      </w:r>
-      <w:r>
-        <w:rPr>
-          <w:rFonts w:hint="eastAsia" w:ascii="Times New Roman" w:hAnsi="Times New Roman" w:eastAsia="FangSong" w:cs="Times New Roman"/>
-        </w:rPr>
-        <w:t>配位化学</w:t>
-      </w:r>
-      <w:r>
-        <w:rPr>
-          <w:rFonts w:hint="eastAsia" w:ascii="Times New Roman" w:hAnsi="Times New Roman" w:eastAsia="Times New Roman" w:cs="Times New Roman"/>
-        </w:rPr>
-        <w:t>（</w:t>
-      </w:r>
-      <w:r>
-        <w:rPr>
-          <w:rFonts w:hint="eastAsia" w:ascii="Times New Roman" w:hAnsi="Times New Roman" w:eastAsia="FangSong" w:cs="Times New Roman"/>
-        </w:rPr>
-        <w:t>教师版</w:t>
-      </w:r>
-      <w:r>
-        <w:rPr>
-          <w:rFonts w:hint="eastAsia" w:ascii="Times New Roman" w:hAnsi="Times New Roman" w:eastAsia="Times New Roman" w:cs="Times New Roman"/>
-        </w:rPr>
-        <w:t>）</w:t>
-      </w:r>
     </w:p>
     <w:p>
       <w:pPr>
@@ -14187,60 +13641,6 @@
           <w:rFonts w:hint="eastAsia" w:ascii="Times New Roman" w:hAnsi="Times New Roman" w:eastAsia="FangSong" w:cs="Times New Roman"/>
         </w:rPr>
         <w:t>化学竞赛初赛讲义</w:t>
-      </w:r>
-      <w:r>
-        <w:rPr>
-          <w:rFonts w:ascii="Times New Roman" w:hAnsi="Times New Roman" w:eastAsia="Times New Roman" w:cs="Times New Roman"/>
-        </w:rPr>
-        <w:t xml:space="preserve"> </w:t>
-      </w:r>
-      <w:r>
-        <w:rPr>
-          <w:rFonts w:hint="eastAsia" w:ascii="Times New Roman" w:hAnsi="Times New Roman" w:eastAsia="FangSong" w:cs="Times New Roman"/>
-        </w:rPr>
-        <w:t>曾用于</w:t>
-      </w:r>
-      <w:r>
-        <w:rPr>
-          <w:rFonts w:hint="eastAsia" w:ascii="Times New Roman" w:hAnsi="Times New Roman" w:eastAsia="Times New Roman" w:cs="Times New Roman"/>
-        </w:rPr>
-        <w:t>：</w:t>
-      </w:r>
-      <w:r>
-        <w:rPr>
-          <w:rFonts w:hint="eastAsia" w:ascii="Times New Roman" w:hAnsi="Times New Roman" w:eastAsia="FangSong" w:cs="Times New Roman"/>
-        </w:rPr>
-        <w:t>第一轮结构</w:t>
-      </w:r>
-      <w:r>
-        <w:rPr>
-          <w:rFonts w:hint="eastAsia" w:ascii="Times New Roman" w:hAnsi="Times New Roman" w:eastAsia="Times New Roman" w:cs="Times New Roman"/>
-        </w:rPr>
-        <w:t>·5-</w:t>
-      </w:r>
-      <w:r>
-        <w:rPr>
-          <w:rFonts w:hint="eastAsia" w:ascii="Times New Roman" w:hAnsi="Times New Roman" w:eastAsia="FangSong" w:cs="Times New Roman"/>
-        </w:rPr>
-        <w:t>配位化学</w:t>
-      </w:r>
-      <w:r>
-        <w:rPr>
-          <w:rFonts w:hint="eastAsia" w:ascii="Times New Roman" w:hAnsi="Times New Roman" w:eastAsia="Times New Roman" w:cs="Times New Roman"/>
-        </w:rPr>
-        <w:t>（</w:t>
-      </w:r>
-      <w:r>
-        <w:rPr>
-          <w:rFonts w:hint="eastAsia" w:ascii="Times New Roman" w:hAnsi="Times New Roman" w:eastAsia="FangSong" w:cs="Times New Roman"/>
-        </w:rPr>
-        <w:t>教师版</w:t>
-      </w:r>
-      <w:r>
-        <w:rPr>
-          <w:rFonts w:hint="eastAsia" w:ascii="Times New Roman" w:hAnsi="Times New Roman" w:eastAsia="Times New Roman" w:cs="Times New Roman"/>
-        </w:rPr>
-        <w:t>）</w:t>
       </w:r>
     </w:p>
     <w:p>
@@ -15352,60 +14752,6 @@
         </w:rPr>
         <w:t>化学竞赛初赛讲义</w:t>
       </w:r>
-      <w:r>
-        <w:rPr>
-          <w:rFonts w:ascii="Times New Roman" w:hAnsi="Times New Roman" w:eastAsia="Times New Roman" w:cs="Times New Roman"/>
-        </w:rPr>
-        <w:t xml:space="preserve"> </w:t>
-      </w:r>
-      <w:r>
-        <w:rPr>
-          <w:rFonts w:hint="eastAsia" w:ascii="Times New Roman" w:hAnsi="Times New Roman" w:eastAsia="FangSong" w:cs="Times New Roman"/>
-        </w:rPr>
-        <w:t>曾用于</w:t>
-      </w:r>
-      <w:r>
-        <w:rPr>
-          <w:rFonts w:hint="eastAsia" w:ascii="Times New Roman" w:hAnsi="Times New Roman" w:eastAsia="Times New Roman" w:cs="Times New Roman"/>
-        </w:rPr>
-        <w:t>：</w:t>
-      </w:r>
-      <w:r>
-        <w:rPr>
-          <w:rFonts w:hint="eastAsia" w:ascii="Times New Roman" w:hAnsi="Times New Roman" w:eastAsia="FangSong" w:cs="Times New Roman"/>
-        </w:rPr>
-        <w:t>第一轮结构</w:t>
-      </w:r>
-      <w:r>
-        <w:rPr>
-          <w:rFonts w:hint="eastAsia" w:ascii="Times New Roman" w:hAnsi="Times New Roman" w:eastAsia="Times New Roman" w:cs="Times New Roman"/>
-        </w:rPr>
-        <w:t>·5-</w:t>
-      </w:r>
-      <w:r>
-        <w:rPr>
-          <w:rFonts w:hint="eastAsia" w:ascii="Times New Roman" w:hAnsi="Times New Roman" w:eastAsia="FangSong" w:cs="Times New Roman"/>
-        </w:rPr>
-        <w:t>配位化学</w:t>
-      </w:r>
-      <w:r>
-        <w:rPr>
-          <w:rFonts w:hint="eastAsia" w:ascii="Times New Roman" w:hAnsi="Times New Roman" w:eastAsia="Times New Roman" w:cs="Times New Roman"/>
-        </w:rPr>
-        <w:t>（</w:t>
-      </w:r>
-      <w:r>
-        <w:rPr>
-          <w:rFonts w:hint="eastAsia" w:ascii="Times New Roman" w:hAnsi="Times New Roman" w:eastAsia="FangSong" w:cs="Times New Roman"/>
-        </w:rPr>
-        <w:t>教师版</w:t>
-      </w:r>
-      <w:r>
-        <w:rPr>
-          <w:rFonts w:hint="eastAsia" w:ascii="Times New Roman" w:hAnsi="Times New Roman" w:eastAsia="Times New Roman" w:cs="Times New Roman"/>
-        </w:rPr>
-        <w:t>）</w:t>
-      </w:r>
     </w:p>
     <w:p>
       <w:pPr>
@@ -15821,60 +15167,6 @@
           <w:rFonts w:hint="eastAsia" w:ascii="Times New Roman" w:hAnsi="Times New Roman" w:eastAsia="FangSong" w:cs="Times New Roman"/>
         </w:rPr>
         <w:t>一分册能力测试</w:t>
-      </w:r>
-      <w:r>
-        <w:rPr>
-          <w:rFonts w:ascii="Times New Roman" w:hAnsi="Times New Roman" w:eastAsia="Times New Roman" w:cs="Times New Roman"/>
-        </w:rPr>
-        <w:t xml:space="preserve"> </w:t>
-      </w:r>
-      <w:r>
-        <w:rPr>
-          <w:rFonts w:hint="eastAsia" w:ascii="Times New Roman" w:hAnsi="Times New Roman" w:eastAsia="FangSong" w:cs="Times New Roman"/>
-        </w:rPr>
-        <w:t>曾用于</w:t>
-      </w:r>
-      <w:r>
-        <w:rPr>
-          <w:rFonts w:hint="eastAsia" w:ascii="Times New Roman" w:hAnsi="Times New Roman" w:eastAsia="Times New Roman" w:cs="Times New Roman"/>
-        </w:rPr>
-        <w:t>：</w:t>
-      </w:r>
-      <w:r>
-        <w:rPr>
-          <w:rFonts w:hint="eastAsia" w:ascii="Times New Roman" w:hAnsi="Times New Roman" w:eastAsia="FangSong" w:cs="Times New Roman"/>
-        </w:rPr>
-        <w:t>第一轮原理</w:t>
-      </w:r>
-      <w:r>
-        <w:rPr>
-          <w:rFonts w:hint="eastAsia" w:ascii="Times New Roman" w:hAnsi="Times New Roman" w:eastAsia="Times New Roman" w:cs="Times New Roman"/>
-        </w:rPr>
-        <w:t>·3-</w:t>
-      </w:r>
-      <w:r>
-        <w:rPr>
-          <w:rFonts w:hint="eastAsia" w:ascii="Times New Roman" w:hAnsi="Times New Roman" w:eastAsia="FangSong" w:cs="Times New Roman"/>
-        </w:rPr>
-        <w:t>热力学初步</w:t>
-      </w:r>
-      <w:r>
-        <w:rPr>
-          <w:rFonts w:hint="eastAsia" w:ascii="Times New Roman" w:hAnsi="Times New Roman" w:eastAsia="Times New Roman" w:cs="Times New Roman"/>
-        </w:rPr>
-        <w:t>（</w:t>
-      </w:r>
-      <w:r>
-        <w:rPr>
-          <w:rFonts w:hint="eastAsia" w:ascii="Times New Roman" w:hAnsi="Times New Roman" w:eastAsia="FangSong" w:cs="Times New Roman"/>
-        </w:rPr>
-        <w:t>教师版</w:t>
-      </w:r>
-      <w:r>
-        <w:rPr>
-          <w:rFonts w:hint="eastAsia" w:ascii="Times New Roman" w:hAnsi="Times New Roman" w:eastAsia="Times New Roman" w:cs="Times New Roman"/>
-        </w:rPr>
-        <w:t>）</w:t>
       </w:r>
     </w:p>
     <w:p>
@@ -18337,60 +17629,6 @@
         </w:rPr>
         <w:t>一分册能力测试</w:t>
       </w:r>
-      <w:r>
-        <w:rPr>
-          <w:rFonts w:ascii="Times New Roman" w:hAnsi="Times New Roman" w:eastAsia="Times New Roman" w:cs="Times New Roman"/>
-        </w:rPr>
-        <w:t xml:space="preserve"> </w:t>
-      </w:r>
-      <w:r>
-        <w:rPr>
-          <w:rFonts w:hint="eastAsia" w:ascii="Times New Roman" w:hAnsi="Times New Roman" w:eastAsia="FangSong" w:cs="Times New Roman"/>
-        </w:rPr>
-        <w:t>曾用于</w:t>
-      </w:r>
-      <w:r>
-        <w:rPr>
-          <w:rFonts w:hint="eastAsia" w:ascii="Times New Roman" w:hAnsi="Times New Roman" w:eastAsia="Times New Roman" w:cs="Times New Roman"/>
-        </w:rPr>
-        <w:t>：</w:t>
-      </w:r>
-      <w:r>
-        <w:rPr>
-          <w:rFonts w:hint="eastAsia" w:ascii="Times New Roman" w:hAnsi="Times New Roman" w:eastAsia="FangSong" w:cs="Times New Roman"/>
-        </w:rPr>
-        <w:t>第一轮原理</w:t>
-      </w:r>
-      <w:r>
-        <w:rPr>
-          <w:rFonts w:hint="eastAsia" w:ascii="Times New Roman" w:hAnsi="Times New Roman" w:eastAsia="Times New Roman" w:cs="Times New Roman"/>
-        </w:rPr>
-        <w:t>·3-</w:t>
-      </w:r>
-      <w:r>
-        <w:rPr>
-          <w:rFonts w:hint="eastAsia" w:ascii="Times New Roman" w:hAnsi="Times New Roman" w:eastAsia="FangSong" w:cs="Times New Roman"/>
-        </w:rPr>
-        <w:t>热力学初步</w:t>
-      </w:r>
-      <w:r>
-        <w:rPr>
-          <w:rFonts w:hint="eastAsia" w:ascii="Times New Roman" w:hAnsi="Times New Roman" w:eastAsia="Times New Roman" w:cs="Times New Roman"/>
-        </w:rPr>
-        <w:t>（</w:t>
-      </w:r>
-      <w:r>
-        <w:rPr>
-          <w:rFonts w:hint="eastAsia" w:ascii="Times New Roman" w:hAnsi="Times New Roman" w:eastAsia="FangSong" w:cs="Times New Roman"/>
-        </w:rPr>
-        <w:t>教师版</w:t>
-      </w:r>
-      <w:r>
-        <w:rPr>
-          <w:rFonts w:hint="eastAsia" w:ascii="Times New Roman" w:hAnsi="Times New Roman" w:eastAsia="Times New Roman" w:cs="Times New Roman"/>
-        </w:rPr>
-        <w:t>）</w:t>
-      </w:r>
     </w:p>
     <w:p>
       <w:pPr>
@@ -19382,60 +18620,6 @@
         </w:rPr>
         <w:t>一分册能力测试</w:t>
       </w:r>
-      <w:r>
-        <w:rPr>
-          <w:rFonts w:ascii="Times New Roman" w:hAnsi="Times New Roman" w:eastAsia="Times New Roman" w:cs="Times New Roman"/>
-        </w:rPr>
-        <w:t xml:space="preserve"> </w:t>
-      </w:r>
-      <w:r>
-        <w:rPr>
-          <w:rFonts w:hint="eastAsia" w:ascii="Times New Roman" w:hAnsi="Times New Roman" w:eastAsia="FangSong" w:cs="Times New Roman"/>
-        </w:rPr>
-        <w:t>曾用于</w:t>
-      </w:r>
-      <w:r>
-        <w:rPr>
-          <w:rFonts w:hint="eastAsia" w:ascii="Times New Roman" w:hAnsi="Times New Roman" w:eastAsia="Times New Roman" w:cs="Times New Roman"/>
-        </w:rPr>
-        <w:t>：</w:t>
-      </w:r>
-      <w:r>
-        <w:rPr>
-          <w:rFonts w:hint="eastAsia" w:ascii="Times New Roman" w:hAnsi="Times New Roman" w:eastAsia="FangSong" w:cs="Times New Roman"/>
-        </w:rPr>
-        <w:t>第一轮原理</w:t>
-      </w:r>
-      <w:r>
-        <w:rPr>
-          <w:rFonts w:hint="eastAsia" w:ascii="Times New Roman" w:hAnsi="Times New Roman" w:eastAsia="Times New Roman" w:cs="Times New Roman"/>
-        </w:rPr>
-        <w:t>·6-</w:t>
-      </w:r>
-      <w:r>
-        <w:rPr>
-          <w:rFonts w:hint="eastAsia" w:ascii="Times New Roman" w:hAnsi="Times New Roman" w:eastAsia="FangSong" w:cs="Times New Roman"/>
-        </w:rPr>
-        <w:t>酸碱理论</w:t>
-      </w:r>
-      <w:r>
-        <w:rPr>
-          <w:rFonts w:hint="eastAsia" w:ascii="Times New Roman" w:hAnsi="Times New Roman" w:eastAsia="Times New Roman" w:cs="Times New Roman"/>
-        </w:rPr>
-        <w:t>（</w:t>
-      </w:r>
-      <w:r>
-        <w:rPr>
-          <w:rFonts w:hint="eastAsia" w:ascii="Times New Roman" w:hAnsi="Times New Roman" w:eastAsia="FangSong" w:cs="Times New Roman"/>
-        </w:rPr>
-        <w:t>教师版</w:t>
-      </w:r>
-      <w:r>
-        <w:rPr>
-          <w:rFonts w:hint="eastAsia" w:ascii="Times New Roman" w:hAnsi="Times New Roman" w:eastAsia="Times New Roman" w:cs="Times New Roman"/>
-        </w:rPr>
-        <w:t>）</w:t>
-      </w:r>
     </w:p>
     <w:p>
       <w:pPr>
@@ -22764,60 +21948,6 @@
           <w:rFonts w:hint="eastAsia" w:ascii="Times New Roman" w:hAnsi="Times New Roman" w:eastAsia="FangSong" w:cs="Times New Roman"/>
         </w:rPr>
         <w:t>化学竞赛初赛讲义</w:t>
-      </w:r>
-      <w:r>
-        <w:rPr>
-          <w:rFonts w:ascii="Times New Roman" w:hAnsi="Times New Roman" w:eastAsia="Times New Roman" w:cs="Times New Roman"/>
-        </w:rPr>
-        <w:t xml:space="preserve"> </w:t>
-      </w:r>
-      <w:r>
-        <w:rPr>
-          <w:rFonts w:hint="eastAsia" w:ascii="Times New Roman" w:hAnsi="Times New Roman" w:eastAsia="FangSong" w:cs="Times New Roman"/>
-        </w:rPr>
-        <w:t>曾用于</w:t>
-      </w:r>
-      <w:r>
-        <w:rPr>
-          <w:rFonts w:hint="eastAsia" w:ascii="Times New Roman" w:hAnsi="Times New Roman" w:eastAsia="Times New Roman" w:cs="Times New Roman"/>
-        </w:rPr>
-        <w:t>：</w:t>
-      </w:r>
-      <w:r>
-        <w:rPr>
-          <w:rFonts w:hint="eastAsia" w:ascii="Times New Roman" w:hAnsi="Times New Roman" w:eastAsia="FangSong" w:cs="Times New Roman"/>
-        </w:rPr>
-        <w:t>第一轮原理</w:t>
-      </w:r>
-      <w:r>
-        <w:rPr>
-          <w:rFonts w:hint="eastAsia" w:ascii="Times New Roman" w:hAnsi="Times New Roman" w:eastAsia="Times New Roman" w:cs="Times New Roman"/>
-        </w:rPr>
-        <w:t>·6-</w:t>
-      </w:r>
-      <w:r>
-        <w:rPr>
-          <w:rFonts w:hint="eastAsia" w:ascii="Times New Roman" w:hAnsi="Times New Roman" w:eastAsia="FangSong" w:cs="Times New Roman"/>
-        </w:rPr>
-        <w:t>酸碱理论</w:t>
-      </w:r>
-      <w:r>
-        <w:rPr>
-          <w:rFonts w:hint="eastAsia" w:ascii="Times New Roman" w:hAnsi="Times New Roman" w:eastAsia="Times New Roman" w:cs="Times New Roman"/>
-        </w:rPr>
-        <w:t>（</w:t>
-      </w:r>
-      <w:r>
-        <w:rPr>
-          <w:rFonts w:hint="eastAsia" w:ascii="Times New Roman" w:hAnsi="Times New Roman" w:eastAsia="FangSong" w:cs="Times New Roman"/>
-        </w:rPr>
-        <w:t>教师版</w:t>
-      </w:r>
-      <w:r>
-        <w:rPr>
-          <w:rFonts w:hint="eastAsia" w:ascii="Times New Roman" w:hAnsi="Times New Roman" w:eastAsia="Times New Roman" w:cs="Times New Roman"/>
-        </w:rPr>
-        <w:t>）</w:t>
       </w:r>
     </w:p>
     <w:p>
@@ -23387,60 +22517,6 @@
         </w:rPr>
         <w:t>一分册能力测试</w:t>
       </w:r>
-      <w:r>
-        <w:rPr>
-          <w:rFonts w:ascii="Times New Roman" w:hAnsi="Times New Roman" w:eastAsia="Times New Roman" w:cs="Times New Roman"/>
-        </w:rPr>
-        <w:t xml:space="preserve"> </w:t>
-      </w:r>
-      <w:r>
-        <w:rPr>
-          <w:rFonts w:hint="eastAsia" w:ascii="Times New Roman" w:hAnsi="Times New Roman" w:eastAsia="FangSong" w:cs="Times New Roman"/>
-        </w:rPr>
-        <w:t>曾用于</w:t>
-      </w:r>
-      <w:r>
-        <w:rPr>
-          <w:rFonts w:hint="eastAsia" w:ascii="Times New Roman" w:hAnsi="Times New Roman" w:eastAsia="Times New Roman" w:cs="Times New Roman"/>
-        </w:rPr>
-        <w:t>：</w:t>
-      </w:r>
-      <w:r>
-        <w:rPr>
-          <w:rFonts w:hint="eastAsia" w:ascii="Times New Roman" w:hAnsi="Times New Roman" w:eastAsia="FangSong" w:cs="Times New Roman"/>
-        </w:rPr>
-        <w:t>第一轮原理</w:t>
-      </w:r>
-      <w:r>
-        <w:rPr>
-          <w:rFonts w:hint="eastAsia" w:ascii="Times New Roman" w:hAnsi="Times New Roman" w:eastAsia="Times New Roman" w:cs="Times New Roman"/>
-        </w:rPr>
-        <w:t>·8-</w:t>
-      </w:r>
-      <w:r>
-        <w:rPr>
-          <w:rFonts w:hint="eastAsia" w:ascii="Times New Roman" w:hAnsi="Times New Roman" w:eastAsia="FangSong" w:cs="Times New Roman"/>
-        </w:rPr>
-        <w:t>氧化还原与电化学</w:t>
-      </w:r>
-      <w:r>
-        <w:rPr>
-          <w:rFonts w:hint="eastAsia" w:ascii="Times New Roman" w:hAnsi="Times New Roman" w:eastAsia="Times New Roman" w:cs="Times New Roman"/>
-        </w:rPr>
-        <w:t>（</w:t>
-      </w:r>
-      <w:r>
-        <w:rPr>
-          <w:rFonts w:hint="eastAsia" w:ascii="Times New Roman" w:hAnsi="Times New Roman" w:eastAsia="FangSong" w:cs="Times New Roman"/>
-        </w:rPr>
-        <w:t>教师版</w:t>
-      </w:r>
-      <w:r>
-        <w:rPr>
-          <w:rFonts w:hint="eastAsia" w:ascii="Times New Roman" w:hAnsi="Times New Roman" w:eastAsia="Times New Roman" w:cs="Times New Roman"/>
-        </w:rPr>
-        <w:t>）</w:t>
-      </w:r>
     </w:p>
     <w:p>
       <w:pPr>
@@ -24434,60 +23510,6 @@
           <w:rFonts w:hint="eastAsia" w:ascii="Times New Roman" w:hAnsi="Times New Roman" w:eastAsia="FangSong" w:cs="Times New Roman"/>
         </w:rPr>
         <w:t>化学竞赛初赛讲义</w:t>
-      </w:r>
-      <w:r>
-        <w:rPr>
-          <w:rFonts w:ascii="Times New Roman" w:hAnsi="Times New Roman" w:eastAsia="Times New Roman" w:cs="Times New Roman"/>
-        </w:rPr>
-        <w:t xml:space="preserve"> </w:t>
-      </w:r>
-      <w:r>
-        <w:rPr>
-          <w:rFonts w:hint="eastAsia" w:ascii="Times New Roman" w:hAnsi="Times New Roman" w:eastAsia="FangSong" w:cs="Times New Roman"/>
-        </w:rPr>
-        <w:t>曾用于</w:t>
-      </w:r>
-      <w:r>
-        <w:rPr>
-          <w:rFonts w:hint="eastAsia" w:ascii="Times New Roman" w:hAnsi="Times New Roman" w:eastAsia="Times New Roman" w:cs="Times New Roman"/>
-        </w:rPr>
-        <w:t>：</w:t>
-      </w:r>
-      <w:r>
-        <w:rPr>
-          <w:rFonts w:hint="eastAsia" w:ascii="Times New Roman" w:hAnsi="Times New Roman" w:eastAsia="FangSong" w:cs="Times New Roman"/>
-        </w:rPr>
-        <w:t>第一轮原理</w:t>
-      </w:r>
-      <w:r>
-        <w:rPr>
-          <w:rFonts w:hint="eastAsia" w:ascii="Times New Roman" w:hAnsi="Times New Roman" w:eastAsia="Times New Roman" w:cs="Times New Roman"/>
-        </w:rPr>
-        <w:t>·9-</w:t>
-      </w:r>
-      <w:r>
-        <w:rPr>
-          <w:rFonts w:hint="eastAsia" w:ascii="Times New Roman" w:hAnsi="Times New Roman" w:eastAsia="FangSong" w:cs="Times New Roman"/>
-        </w:rPr>
-        <w:t>方程式与离子反应</w:t>
-      </w:r>
-      <w:r>
-        <w:rPr>
-          <w:rFonts w:hint="eastAsia" w:ascii="Times New Roman" w:hAnsi="Times New Roman" w:eastAsia="Times New Roman" w:cs="Times New Roman"/>
-        </w:rPr>
-        <w:t>（</w:t>
-      </w:r>
-      <w:r>
-        <w:rPr>
-          <w:rFonts w:hint="eastAsia" w:ascii="Times New Roman" w:hAnsi="Times New Roman" w:eastAsia="FangSong" w:cs="Times New Roman"/>
-        </w:rPr>
-        <w:t>教师版</w:t>
-      </w:r>
-      <w:r>
-        <w:rPr>
-          <w:rFonts w:hint="eastAsia" w:ascii="Times New Roman" w:hAnsi="Times New Roman" w:eastAsia="Times New Roman" w:cs="Times New Roman"/>
-        </w:rPr>
-        <w:t>）</w:t>
       </w:r>
     </w:p>
     <w:p>
@@ -25337,48 +24359,6 @@
         </w:rPr>
         <w:t>一分册能力测试</w:t>
       </w:r>
-      <w:r>
-        <w:rPr>
-          <w:rFonts w:ascii="Times New Roman" w:hAnsi="Times New Roman" w:eastAsia="Times New Roman" w:cs="Times New Roman"/>
-        </w:rPr>
-        <w:t xml:space="preserve"> </w:t>
-      </w:r>
-      <w:r>
-        <w:rPr>
-          <w:rFonts w:hint="eastAsia" w:ascii="Times New Roman" w:hAnsi="Times New Roman" w:eastAsia="FangSong" w:cs="Times New Roman"/>
-        </w:rPr>
-        <w:t>曾用于</w:t>
-      </w:r>
-      <w:r>
-        <w:rPr>
-          <w:rFonts w:hint="eastAsia" w:ascii="Times New Roman" w:hAnsi="Times New Roman" w:eastAsia="Times New Roman" w:cs="Times New Roman"/>
-        </w:rPr>
-        <w:t>：</w:t>
-      </w:r>
-      <w:r>
-        <w:rPr>
-          <w:rFonts w:hint="eastAsia" w:ascii="Times New Roman" w:hAnsi="Times New Roman" w:eastAsia="FangSong" w:cs="Times New Roman"/>
-        </w:rPr>
-        <w:t>第一轮综合卷</w:t>
-      </w:r>
-      <w:r>
-        <w:rPr>
-          <w:rFonts w:hint="eastAsia" w:ascii="Times New Roman" w:hAnsi="Times New Roman" w:eastAsia="Times New Roman" w:cs="Times New Roman"/>
-        </w:rPr>
-        <w:t>01（</w:t>
-      </w:r>
-      <w:r>
-        <w:rPr>
-          <w:rFonts w:hint="eastAsia" w:ascii="Times New Roman" w:hAnsi="Times New Roman" w:eastAsia="FangSong" w:cs="Times New Roman"/>
-        </w:rPr>
-        <w:t>教师版</w:t>
-      </w:r>
-      <w:r>
-        <w:rPr>
-          <w:rFonts w:hint="eastAsia" w:ascii="Times New Roman" w:hAnsi="Times New Roman" w:eastAsia="Times New Roman" w:cs="Times New Roman"/>
-        </w:rPr>
-        <w:t>）</w:t>
-      </w:r>
     </w:p>
     <w:p>
       <w:pPr>
@@ -28154,60 +27134,6 @@
           <w:rFonts w:hint="eastAsia" w:ascii="Times New Roman" w:hAnsi="Times New Roman" w:eastAsia="FangSong" w:cs="Times New Roman"/>
         </w:rPr>
         <w:t>一分册能力测试</w:t>
-      </w:r>
-      <w:r>
-        <w:rPr>
-          <w:rFonts w:ascii="Times New Roman" w:hAnsi="Times New Roman" w:eastAsia="Times New Roman" w:cs="Times New Roman"/>
-        </w:rPr>
-        <w:t xml:space="preserve"> </w:t>
-      </w:r>
-      <w:r>
-        <w:rPr>
-          <w:rFonts w:hint="eastAsia" w:ascii="Times New Roman" w:hAnsi="Times New Roman" w:eastAsia="FangSong" w:cs="Times New Roman"/>
-        </w:rPr>
-        <w:t>曾用于</w:t>
-      </w:r>
-      <w:r>
-        <w:rPr>
-          <w:rFonts w:hint="eastAsia" w:ascii="Times New Roman" w:hAnsi="Times New Roman" w:eastAsia="Times New Roman" w:cs="Times New Roman"/>
-        </w:rPr>
-        <w:t>：</w:t>
-      </w:r>
-      <w:r>
-        <w:rPr>
-          <w:rFonts w:hint="eastAsia" w:ascii="Times New Roman" w:hAnsi="Times New Roman" w:eastAsia="FangSong" w:cs="Times New Roman"/>
-        </w:rPr>
-        <w:t>第一轮原理</w:t>
-      </w:r>
-      <w:r>
-        <w:rPr>
-          <w:rFonts w:hint="eastAsia" w:ascii="Times New Roman" w:hAnsi="Times New Roman" w:eastAsia="Times New Roman" w:cs="Times New Roman"/>
-        </w:rPr>
-        <w:t>·1-</w:t>
-      </w:r>
-      <w:r>
-        <w:rPr>
-          <w:rFonts w:hint="eastAsia" w:ascii="Times New Roman" w:hAnsi="Times New Roman" w:eastAsia="FangSong" w:cs="Times New Roman"/>
-        </w:rPr>
-        <w:t>化学计量与气体</w:t>
-      </w:r>
-      <w:r>
-        <w:rPr>
-          <w:rFonts w:hint="eastAsia" w:ascii="Times New Roman" w:hAnsi="Times New Roman" w:eastAsia="Times New Roman" w:cs="Times New Roman"/>
-        </w:rPr>
-        <w:t>（</w:t>
-      </w:r>
-      <w:r>
-        <w:rPr>
-          <w:rFonts w:hint="eastAsia" w:ascii="Times New Roman" w:hAnsi="Times New Roman" w:eastAsia="FangSong" w:cs="Times New Roman"/>
-        </w:rPr>
-        <w:t>教师版</w:t>
-      </w:r>
-      <w:r>
-        <w:rPr>
-          <w:rFonts w:hint="eastAsia" w:ascii="Times New Roman" w:hAnsi="Times New Roman" w:eastAsia="Times New Roman" w:cs="Times New Roman"/>
-        </w:rPr>
-        <w:t>）</w:t>
       </w:r>
     </w:p>
     <w:p>
@@ -30404,60 +29330,6 @@
         </w:rPr>
         <w:t>一分册能力测试</w:t>
       </w:r>
-      <w:r>
-        <w:rPr>
-          <w:rFonts w:ascii="Times New Roman" w:hAnsi="Times New Roman" w:eastAsia="Times New Roman" w:cs="Times New Roman"/>
-        </w:rPr>
-        <w:t xml:space="preserve"> </w:t>
-      </w:r>
-      <w:r>
-        <w:rPr>
-          <w:rFonts w:hint="eastAsia" w:ascii="Times New Roman" w:hAnsi="Times New Roman" w:eastAsia="FangSong" w:cs="Times New Roman"/>
-        </w:rPr>
-        <w:t>曾用于</w:t>
-      </w:r>
-      <w:r>
-        <w:rPr>
-          <w:rFonts w:hint="eastAsia" w:ascii="Times New Roman" w:hAnsi="Times New Roman" w:eastAsia="Times New Roman" w:cs="Times New Roman"/>
-        </w:rPr>
-        <w:t>：</w:t>
-      </w:r>
-      <w:r>
-        <w:rPr>
-          <w:rFonts w:hint="eastAsia" w:ascii="Times New Roman" w:hAnsi="Times New Roman" w:eastAsia="FangSong" w:cs="Times New Roman"/>
-        </w:rPr>
-        <w:t>第一轮原理</w:t>
-      </w:r>
-      <w:r>
-        <w:rPr>
-          <w:rFonts w:hint="eastAsia" w:ascii="Times New Roman" w:hAnsi="Times New Roman" w:eastAsia="Times New Roman" w:cs="Times New Roman"/>
-        </w:rPr>
-        <w:t>·1-</w:t>
-      </w:r>
-      <w:r>
-        <w:rPr>
-          <w:rFonts w:hint="eastAsia" w:ascii="Times New Roman" w:hAnsi="Times New Roman" w:eastAsia="FangSong" w:cs="Times New Roman"/>
-        </w:rPr>
-        <w:t>化学计量与气体</w:t>
-      </w:r>
-      <w:r>
-        <w:rPr>
-          <w:rFonts w:hint="eastAsia" w:ascii="Times New Roman" w:hAnsi="Times New Roman" w:eastAsia="Times New Roman" w:cs="Times New Roman"/>
-        </w:rPr>
-        <w:t>（</w:t>
-      </w:r>
-      <w:r>
-        <w:rPr>
-          <w:rFonts w:hint="eastAsia" w:ascii="Times New Roman" w:hAnsi="Times New Roman" w:eastAsia="FangSong" w:cs="Times New Roman"/>
-        </w:rPr>
-        <w:t>教师版</w:t>
-      </w:r>
-      <w:r>
-        <w:rPr>
-          <w:rFonts w:hint="eastAsia" w:ascii="Times New Roman" w:hAnsi="Times New Roman" w:eastAsia="Times New Roman" w:cs="Times New Roman"/>
-        </w:rPr>
-        <w:t>）</w:t>
-      </w:r>
     </w:p>
     <w:p>
       <w:pPr>
@@ -35022,60 +33894,6 @@
           <w:rFonts w:hint="eastAsia" w:ascii="Times New Roman" w:hAnsi="Times New Roman" w:eastAsia="FangSong" w:cs="Times New Roman"/>
         </w:rPr>
         <w:t>化学能力测试</w:t>
-      </w:r>
-      <w:r>
-        <w:rPr>
-          <w:rFonts w:ascii="Times New Roman" w:hAnsi="Times New Roman" w:eastAsia="Times New Roman" w:cs="Times New Roman"/>
-        </w:rPr>
-        <w:t xml:space="preserve"> </w:t>
-      </w:r>
-      <w:r>
-        <w:rPr>
-          <w:rFonts w:hint="eastAsia" w:ascii="Times New Roman" w:hAnsi="Times New Roman" w:eastAsia="FangSong" w:cs="Times New Roman"/>
-        </w:rPr>
-        <w:t>曾用于</w:t>
-      </w:r>
-      <w:r>
-        <w:rPr>
-          <w:rFonts w:hint="eastAsia" w:ascii="Times New Roman" w:hAnsi="Times New Roman" w:eastAsia="Times New Roman" w:cs="Times New Roman"/>
-        </w:rPr>
-        <w:t>：</w:t>
-      </w:r>
-      <w:r>
-        <w:rPr>
-          <w:rFonts w:hint="eastAsia" w:ascii="Times New Roman" w:hAnsi="Times New Roman" w:eastAsia="FangSong" w:cs="Times New Roman"/>
-        </w:rPr>
-        <w:t>第一轮原理</w:t>
-      </w:r>
-      <w:r>
-        <w:rPr>
-          <w:rFonts w:hint="eastAsia" w:ascii="Times New Roman" w:hAnsi="Times New Roman" w:eastAsia="Times New Roman" w:cs="Times New Roman"/>
-        </w:rPr>
-        <w:t>·7-</w:t>
-      </w:r>
-      <w:r>
-        <w:rPr>
-          <w:rFonts w:hint="eastAsia" w:ascii="Times New Roman" w:hAnsi="Times New Roman" w:eastAsia="FangSong" w:cs="Times New Roman"/>
-        </w:rPr>
-        <w:t>沉淀溶解平衡</w:t>
-      </w:r>
-      <w:r>
-        <w:rPr>
-          <w:rFonts w:hint="eastAsia" w:ascii="Times New Roman" w:hAnsi="Times New Roman" w:eastAsia="Times New Roman" w:cs="Times New Roman"/>
-        </w:rPr>
-        <w:t>（</w:t>
-      </w:r>
-      <w:r>
-        <w:rPr>
-          <w:rFonts w:hint="eastAsia" w:ascii="Times New Roman" w:hAnsi="Times New Roman" w:eastAsia="FangSong" w:cs="Times New Roman"/>
-        </w:rPr>
-        <w:t>教师版</w:t>
-      </w:r>
-      <w:r>
-        <w:rPr>
-          <w:rFonts w:hint="eastAsia" w:ascii="Times New Roman" w:hAnsi="Times New Roman" w:eastAsia="Times New Roman" w:cs="Times New Roman"/>
-        </w:rPr>
-        <w:t>）</w:t>
       </w:r>
     </w:p>
     <w:p>
@@ -39105,66 +37923,6 @@
         </w:rPr>
         <w:t>第二分册</w:t>
       </w:r>
-      <w:r>
-        <w:rPr>
-          <w:rFonts w:ascii="Times New Roman" w:hAnsi="Times New Roman" w:eastAsia="Times New Roman" w:cs="Times New Roman"/>
-        </w:rPr>
-        <w:t xml:space="preserve"> </w:t>
-      </w:r>
-      <w:r>
-        <w:rPr>
-          <w:rFonts w:hint="eastAsia" w:ascii="Times New Roman" w:hAnsi="Times New Roman" w:eastAsia="FangSong" w:cs="Times New Roman"/>
-        </w:rPr>
-        <w:t>曾用于</w:t>
-      </w:r>
-      <w:r>
-        <w:rPr>
-          <w:rFonts w:hint="eastAsia" w:ascii="Times New Roman" w:hAnsi="Times New Roman" w:eastAsia="Times New Roman" w:cs="Times New Roman"/>
-        </w:rPr>
-        <w:t>：</w:t>
-      </w:r>
-      <w:r>
-        <w:rPr>
-          <w:rFonts w:hint="eastAsia" w:ascii="Times New Roman" w:hAnsi="Times New Roman" w:eastAsia="FangSong" w:cs="Times New Roman"/>
-        </w:rPr>
-        <w:t>二分册专项卷</w:t>
-      </w:r>
-      <w:r>
-        <w:rPr>
-          <w:rFonts w:hint="eastAsia" w:ascii="Times New Roman" w:hAnsi="Times New Roman" w:eastAsia="Times New Roman" w:cs="Times New Roman"/>
-        </w:rPr>
-        <w:t>X,</w:t>
-      </w:r>
-      <w:r>
-        <w:rPr>
-          <w:rFonts w:ascii="Times New Roman" w:hAnsi="Times New Roman" w:eastAsia="Times New Roman" w:cs="Times New Roman"/>
-        </w:rPr>
-        <w:t xml:space="preserve"> </w:t>
-      </w:r>
-      <w:r>
-        <w:rPr>
-          <w:rFonts w:hint="eastAsia" w:ascii="Times New Roman" w:hAnsi="Times New Roman" w:eastAsia="FangSong" w:cs="Times New Roman"/>
-        </w:rPr>
-        <w:t>第一轮综合卷</w:t>
-      </w:r>
-      <w:r>
-        <w:rPr>
-          <w:rFonts w:hint="eastAsia" w:ascii="Times New Roman" w:hAnsi="Times New Roman" w:eastAsia="Times New Roman" w:cs="Times New Roman"/>
-        </w:rPr>
-        <w:t>08（</w:t>
-      </w:r>
-      <w:r>
-        <w:rPr>
-          <w:rFonts w:hint="eastAsia" w:ascii="Times New Roman" w:hAnsi="Times New Roman" w:eastAsia="FangSong" w:cs="Times New Roman"/>
-        </w:rPr>
-        <w:t>教师版</w:t>
-      </w:r>
-      <w:r>
-        <w:rPr>
-          <w:rFonts w:hint="eastAsia" w:ascii="Times New Roman" w:hAnsi="Times New Roman" w:eastAsia="Times New Roman" w:cs="Times New Roman"/>
-        </w:rPr>
-        <w:t>）</w:t>
-      </w:r>
     </w:p>
     <w:p>
       <w:pPr>
@@ -41289,48 +40047,6 @@
           <w:rFonts w:hint="eastAsia" w:ascii="Times New Roman" w:hAnsi="Times New Roman" w:eastAsia="FangSong" w:cs="Times New Roman"/>
         </w:rPr>
         <w:t>第二分册</w:t>
-      </w:r>
-      <w:r>
-        <w:rPr>
-          <w:rFonts w:ascii="Times New Roman" w:hAnsi="Times New Roman" w:eastAsia="Times New Roman" w:cs="Times New Roman"/>
-        </w:rPr>
-        <w:t xml:space="preserve"> </w:t>
-      </w:r>
-      <w:r>
-        <w:rPr>
-          <w:rFonts w:hint="eastAsia" w:ascii="Times New Roman" w:hAnsi="Times New Roman" w:eastAsia="FangSong" w:cs="Times New Roman"/>
-        </w:rPr>
-        <w:t>曾用于</w:t>
-      </w:r>
-      <w:r>
-        <w:rPr>
-          <w:rFonts w:hint="eastAsia" w:ascii="Times New Roman" w:hAnsi="Times New Roman" w:eastAsia="Times New Roman" w:cs="Times New Roman"/>
-        </w:rPr>
-        <w:t>：</w:t>
-      </w:r>
-      <w:r>
-        <w:rPr>
-          <w:rFonts w:hint="eastAsia" w:ascii="Times New Roman" w:hAnsi="Times New Roman" w:eastAsia="FangSong" w:cs="Times New Roman"/>
-        </w:rPr>
-        <w:t>第一轮综合卷</w:t>
-      </w:r>
-      <w:r>
-        <w:rPr>
-          <w:rFonts w:hint="eastAsia" w:ascii="Times New Roman" w:hAnsi="Times New Roman" w:eastAsia="Times New Roman" w:cs="Times New Roman"/>
-        </w:rPr>
-        <w:t>01（</w:t>
-      </w:r>
-      <w:r>
-        <w:rPr>
-          <w:rFonts w:hint="eastAsia" w:ascii="Times New Roman" w:hAnsi="Times New Roman" w:eastAsia="FangSong" w:cs="Times New Roman"/>
-        </w:rPr>
-        <w:t>教师版</w:t>
-      </w:r>
-      <w:r>
-        <w:rPr>
-          <w:rFonts w:hint="eastAsia" w:ascii="Times New Roman" w:hAnsi="Times New Roman" w:eastAsia="Times New Roman" w:cs="Times New Roman"/>
-        </w:rPr>
-        <w:t>）</w:t>
       </w:r>
     </w:p>
     <w:p>

--- a/00-首页/题组Word/第一轮·综合套卷/第一轮综合卷01（教师版）.docx
+++ b/00-首页/题组Word/第一轮·综合套卷/第一轮综合卷01（教师版）.docx
@@ -33776,14 +33776,17 @@
         <w:rPr>
           <w:rFonts w:ascii="Times New Roman" w:hAnsi="Times New Roman" w:eastAsia="Times New Roman" w:cs="Times New Roman"/>
         </w:rPr>
-        <w:t xml:space="preserve">。2.</w:t>
-      </w:r>
-      <w:r>
-        <w:rPr>
-          <w:rFonts w:ascii="Times New Roman" w:hAnsi="Times New Roman" w:eastAsia="Times New Roman" w:cs="Times New Roman"/>
-        </w:rPr>
-        <w:t xml:space="preserve"> </w:t>
-      </w:r>
+        <w:t xml:space="preserve">。</w:t>
+      </w:r>
+    </w:p>
+    <w:p>
+      <w:pPr>
+        <w:pStyle w:val="Compact"/>
+        <w:numPr>
+          <w:ilvl w:val="0"/>
+          <w:numId w:val="1012"/>
+        </w:numPr>
+      </w:pPr>
       <m:oMath>
         <m:oMathPr>
           <m:ctrlPr>

--- a/00-首页/题组Word/第一轮·综合套卷/第一轮综合卷01（教师版）.docx
+++ b/00-首页/题组Word/第一轮·综合套卷/第一轮综合卷01（教师版）.docx
@@ -2,7 +2,7 @@
 <file path=word/document.xml><?xml version="1.0" encoding="utf-8"?>
 <w:document xmlns:w="http://schemas.openxmlformats.org/wordprocessingml/2006/main" xmlns:m="http://schemas.openxmlformats.org/officeDocument/2006/math" xmlns:r="http://schemas.openxmlformats.org/officeDocument/2006/relationships" xmlns:o="urn:schemas-microsoft-com:office:office" xmlns:v="urn:schemas-microsoft-com:vml" xmlns:w10="urn:schemas-microsoft-com:office:word" xmlns:a="http://schemas.openxmlformats.org/drawingml/2006/main" xmlns:pic="http://schemas.openxmlformats.org/drawingml/2006/picture" xmlns:wp="http://schemas.openxmlformats.org/drawingml/2006/wordprocessingDrawing">
   <w:body>
-    <w:bookmarkStart w:id="92" w:name="第一轮综合练习-第01卷"/>
+    <w:bookmarkStart w:id="74" w:name="第一轮综合练习-第01卷"/>
     <w:p>
       <w:pPr>
         <w:pStyle w:val="Heading1"/>
@@ -270,7 +270,7 @@
       </w:r>
     </w:p>
     <w:bookmarkEnd w:id="9"/>
-    <w:bookmarkStart w:id="91" w:name="题目"/>
+    <w:bookmarkStart w:id="73" w:name="题目"/>
     <w:p>
       <w:pPr>
         <w:pStyle w:val="Heading2"/>
@@ -12196,7 +12196,7 @@
       </w:r>
     </w:p>
     <w:bookmarkEnd w:id="42"/>
-    <w:bookmarkStart w:id="76" w:name="第13题"/>
+    <w:bookmarkStart w:id="49" w:name="第13题"/>
     <w:p>
       <w:pPr>
         <w:pStyle w:val="Heading3"/>
@@ -12252,77 +12252,7 @@
         <w:rPr>
           <w:rFonts w:hint="eastAsia" w:ascii="Times New Roman" w:hAnsi="Times New Roman" w:eastAsia="FangSong" w:cs="Times New Roman"/>
         </w:rPr>
-        <w:t xml:space="preserve">在</w:t>
-      </w:r>
-      <w:r>
-        <w:rPr>
-          <w:rFonts w:ascii="Times New Roman" w:hAnsi="Times New Roman" w:eastAsia="Times New Roman" w:cs="Times New Roman"/>
-        </w:rPr>
-        <w:t xml:space="preserve"> </w:t>
-      </w:r>
-      <m:oMath>
-        <m:oMathPr>
-          <m:ctrlPr>
-            <w:rPr>
-              <w:sz w:val="28"/>
-              <w:szCs w:val="28"/>
-            </w:rPr>
-          </m:ctrlPr>
-        </m:oMathPr>
-        <m:r>
-          <m:rPr>
-            <m:sty m:val="p"/>
-          </m:rPr>
-          <m:t>N</m:t>
-        </m:r>
-        <m:r>
-          <m:rPr>
-            <m:sty m:val="p"/>
-          </m:rPr>
-          <m:t>a</m:t>
-        </m:r>
-        <m:r>
-          <m:rPr>
-            <m:sty m:val="p"/>
-          </m:rPr>
-          <m:t>H</m:t>
-        </m:r>
-        <m:r>
-          <m:rPr>
-            <m:sty m:val="p"/>
-          </m:rPr>
-          <m:t>C</m:t>
-        </m:r>
-        <m:sSub>
-          <m:e>
-            <m:r>
-              <m:rPr>
-                <m:sty m:val="p"/>
-              </m:rPr>
-              <m:t>O</m:t>
-            </m:r>
-          </m:e>
-          <m:sub>
-            <m:r>
-              <m:rPr>
-                <m:sty m:val="p"/>
-              </m:rPr>
-              <m:t>3</m:t>
-            </m:r>
-          </m:sub>
-        </m:sSub>
-      </m:oMath>
-      <w:r>
-        <w:rPr>
-          <w:rFonts w:ascii="Times New Roman" w:hAnsi="Times New Roman" w:eastAsia="Times New Roman" w:cs="Times New Roman"/>
-        </w:rPr>
-        <w:t xml:space="preserve"> </w:t>
-      </w:r>
-      <w:r>
-        <w:rPr>
-          <w:rFonts w:hint="eastAsia" w:ascii="Times New Roman" w:hAnsi="Times New Roman" w:eastAsia="FangSong" w:cs="Times New Roman"/>
-        </w:rPr>
-        <w:t>晶体中</w:t>
+        <w:t>在一种化合物中</w:t>
       </w:r>
       <w:r>
         <w:rPr>
@@ -12332,65 +12262,9 @@
       </w:r>
       <w:r>
         <w:rPr>
-          <w:rFonts w:ascii="Times New Roman" w:hAnsi="Times New Roman" w:eastAsia="Times New Roman" w:cs="Times New Roman"/>
-        </w:rPr>
-        <w:t xml:space="preserve"> </w:t>
-      </w:r>
-      <m:oMath>
-        <m:sSup>
-          <m:e>
-            <m:r>
-              <m:rPr>
-                <m:sty m:val="p"/>
-              </m:rPr>
-              <m:t>H</m:t>
-            </m:r>
-            <m:r>
-              <m:rPr>
-                <m:sty m:val="p"/>
-              </m:rPr>
-              <m:t>C</m:t>
-            </m:r>
-            <m:sSub>
-              <m:e>
-                <m:r>
-                  <m:rPr>
-                    <m:sty m:val="p"/>
-                  </m:rPr>
-                  <m:t>O</m:t>
-                </m:r>
-              </m:e>
-              <m:sub>
-                <m:r>
-                  <m:rPr>
-                    <m:sty m:val="p"/>
-                  </m:rPr>
-                  <m:t>3</m:t>
-                </m:r>
-              </m:sub>
-            </m:sSub>
-          </m:e>
-          <m:sup>
-            <m:r>
-              <m:rPr>
-                <m:sty m:val="p"/>
-              </m:rPr>
-              <m:t>−</m:t>
-            </m:r>
-          </m:sup>
-        </m:sSup>
-      </m:oMath>
-      <w:r>
-        <w:rPr>
-          <w:rFonts w:ascii="Times New Roman" w:hAnsi="Times New Roman" w:eastAsia="Times New Roman" w:cs="Times New Roman"/>
-        </w:rPr>
-        <w:t xml:space="preserve"> </w:t>
-      </w:r>
-      <w:r>
-        <w:rPr>
-          <w:rFonts w:hint="eastAsia" w:ascii="Times New Roman" w:hAnsi="Times New Roman" w:eastAsia="FangSong" w:cs="Times New Roman"/>
-        </w:rPr>
-        <w:t>由氢键连接成无限的链状负离子团</w:t>
+          <w:rFonts w:hint="eastAsia" w:ascii="Times New Roman" w:hAnsi="Times New Roman" w:eastAsia="FangSong" w:cs="Times New Roman"/>
+        </w:rPr>
+        <w:t>同一种元素有着不同的氧化态</w:t>
       </w:r>
       <w:r>
         <w:rPr>
@@ -12400,47 +12274,21 @@
       </w:r>
       <w:r>
         <w:rPr>
-          <w:rFonts w:ascii="Times New Roman" w:hAnsi="Times New Roman" w:eastAsia="Times New Roman" w:cs="Times New Roman"/>
-        </w:rPr>
-        <w:t xml:space="preserve"> </w:t>
-      </w:r>
-      <m:oMath>
-        <m:r>
-          <m:rPr>
-            <m:sty m:val="p"/>
-          </m:rPr>
-          <m:t>N</m:t>
-        </m:r>
-        <m:sSup>
-          <m:e>
-            <m:r>
-              <m:rPr>
-                <m:sty m:val="p"/>
-              </m:rPr>
-              <m:t>a</m:t>
-            </m:r>
-          </m:e>
-          <m:sup>
-            <m:r>
-              <m:rPr>
-                <m:sty m:val="p"/>
-              </m:rPr>
-              <m:t>+</m:t>
-            </m:r>
-          </m:sup>
-        </m:sSup>
-      </m:oMath>
-      <w:r>
-        <w:rPr>
-          <w:rFonts w:ascii="Times New Roman" w:hAnsi="Times New Roman" w:eastAsia="Times New Roman" w:cs="Times New Roman"/>
-        </w:rPr>
-        <w:t xml:space="preserve"> </w:t>
-      </w:r>
-      <w:r>
-        <w:rPr>
-          <w:rFonts w:hint="eastAsia" w:ascii="Times New Roman" w:hAnsi="Times New Roman" w:eastAsia="FangSong" w:cs="Times New Roman"/>
-        </w:rPr>
-        <w:t>位于链状负离子团的两侧</w:t>
+          <w:rFonts w:hint="eastAsia" w:ascii="Times New Roman" w:hAnsi="Times New Roman" w:eastAsia="FangSong" w:cs="Times New Roman"/>
+        </w:rPr>
+        <w:t>这类常见的无机化合物称为混合价态化合物或包含同素异价离子的化合物</w:t>
+      </w:r>
+      <w:r>
+        <w:rPr>
+          <w:rFonts w:hint="eastAsia" w:ascii="Times New Roman" w:hAnsi="Times New Roman" w:eastAsia="Times New Roman" w:cs="Times New Roman"/>
+        </w:rPr>
+        <w:t>。</w:t>
+      </w:r>
+      <w:r>
+        <w:rPr>
+          <w:rFonts w:hint="eastAsia" w:ascii="Times New Roman" w:hAnsi="Times New Roman" w:eastAsia="FangSong" w:cs="Times New Roman"/>
+        </w:rPr>
+        <w:t>这类化合物有很多特点如导电能力强</w:t>
       </w:r>
       <w:r>
         <w:rPr>
@@ -12452,19 +12300,7 @@
         <w:rPr>
           <w:rFonts w:hint="eastAsia" w:ascii="Times New Roman" w:hAnsi="Times New Roman" w:eastAsia="FangSong" w:cs="Times New Roman"/>
         </w:rPr>
-        <w:t>正</w:t>
-      </w:r>
-      <w:r>
-        <w:rPr>
-          <w:rFonts w:hint="eastAsia" w:ascii="Times New Roman" w:hAnsi="Times New Roman" w:eastAsia="Times New Roman" w:cs="Times New Roman"/>
-        </w:rPr>
-        <w:t>、</w:t>
-      </w:r>
-      <w:r>
-        <w:rPr>
-          <w:rFonts w:hint="eastAsia" w:ascii="Times New Roman" w:hAnsi="Times New Roman" w:eastAsia="FangSong" w:cs="Times New Roman"/>
-        </w:rPr>
-        <w:t>负离子间以静电力结合成晶体</w:t>
+        <w:t>颜色较深</w:t>
       </w:r>
       <w:r>
         <w:rPr>
@@ -12476,19 +12312,19 @@
         <w:rPr>
           <w:rFonts w:hint="eastAsia" w:ascii="Times New Roman" w:hAnsi="Times New Roman" w:eastAsia="FangSong" w:cs="Times New Roman"/>
         </w:rPr>
-        <w:t>其一维结构如下左图所示</w:t>
-      </w:r>
-      <w:r>
-        <w:rPr>
-          <w:rFonts w:hint="eastAsia" w:ascii="Times New Roman" w:hAnsi="Times New Roman" w:eastAsia="Times New Roman" w:cs="Times New Roman"/>
-        </w:rPr>
-        <w:t>。</w:t>
-      </w:r>
-      <w:r>
-        <w:rPr>
-          <w:rFonts w:hint="eastAsia" w:ascii="Times New Roman" w:hAnsi="Times New Roman" w:eastAsia="FangSong" w:cs="Times New Roman"/>
-        </w:rPr>
-        <w:t>确定此一维结构的点阵和结构基元</w:t>
+        <w:t>磁学性质不同等</w:t>
+      </w:r>
+      <w:r>
+        <w:rPr>
+          <w:rFonts w:hint="eastAsia" w:ascii="Times New Roman" w:hAnsi="Times New Roman" w:eastAsia="Times New Roman" w:cs="Times New Roman"/>
+        </w:rPr>
+        <w:t>，</w:t>
+      </w:r>
+      <w:r>
+        <w:rPr>
+          <w:rFonts w:hint="eastAsia" w:ascii="Times New Roman" w:hAnsi="Times New Roman" w:eastAsia="FangSong" w:cs="Times New Roman"/>
+        </w:rPr>
+        <w:t>因而引起了科学家的广泛关注</w:t>
       </w:r>
       <w:r>
         <w:rPr>
@@ -12524,13 +12360,37 @@
         <w:rPr>
           <w:rFonts w:ascii="Times New Roman" w:hAnsi="Times New Roman" w:eastAsia="Times New Roman" w:cs="Times New Roman"/>
         </w:rPr>
-        <w:t xml:space="preserve">5-2 </w:t>
-      </w:r>
-      <w:r>
-        <w:rPr>
-          <w:rFonts w:hint="eastAsia" w:ascii="Times New Roman" w:hAnsi="Times New Roman" w:eastAsia="FangSong" w:cs="Times New Roman"/>
-        </w:rPr>
-        <w:t>下右图由黑白两色甲壳虫构成</w:t>
+        <w:t xml:space="preserve">50-1 </w:t>
+      </w:r>
+      <w:r>
+        <w:rPr>
+          <w:rFonts w:hint="eastAsia" w:ascii="Times New Roman" w:hAnsi="Times New Roman" w:eastAsia="FangSong" w:cs="Times New Roman"/>
+        </w:rPr>
+        <w:t xml:space="preserve">某混合价态化合物含有</w:t>
+      </w:r>
+      <w:r>
+        <w:rPr>
+          <w:rFonts w:ascii="Times New Roman" w:hAnsi="Times New Roman" w:eastAsia="Times New Roman" w:cs="Times New Roman"/>
+        </w:rPr>
+        <w:t xml:space="preserve"> Cs、Au、Cl </w:t>
+      </w:r>
+      <w:r>
+        <w:rPr>
+          <w:rFonts w:hint="eastAsia" w:ascii="Times New Roman" w:hAnsi="Times New Roman" w:eastAsia="FangSong" w:cs="Times New Roman"/>
+        </w:rPr>
+        <w:t>三种元素</w:t>
+      </w:r>
+      <w:r>
+        <w:rPr>
+          <w:rFonts w:hint="eastAsia" w:ascii="Times New Roman" w:hAnsi="Times New Roman" w:eastAsia="Times New Roman" w:cs="Times New Roman"/>
+        </w:rPr>
+        <w:t>，</w:t>
+      </w:r>
+      <w:r>
+        <w:rPr>
+          <w:rFonts w:hint="eastAsia" w:ascii="Times New Roman" w:hAnsi="Times New Roman" w:eastAsia="FangSong" w:cs="Times New Roman"/>
+        </w:rPr>
+        <w:t>其结构如图所示</w:t>
       </w:r>
       <w:r>
         <w:rPr>
@@ -12542,7 +12402,7 @@
         <w:rPr>
           <w:rFonts w:hint="eastAsia" w:ascii="Times New Roman" w:hAnsi="Times New Roman" w:eastAsia="FangSong" w:cs="Times New Roman"/>
         </w:rPr>
-        <w:t>如果黑白两色没有区别</w:t>
+        <w:t>请根据图中粒子连接方式及特点</w:t>
       </w:r>
       <w:r>
         <w:rPr>
@@ -12554,19 +12414,7 @@
         <w:rPr>
           <w:rFonts w:hint="eastAsia" w:ascii="Times New Roman" w:hAnsi="Times New Roman" w:eastAsia="FangSong" w:cs="Times New Roman"/>
         </w:rPr>
-        <w:t>每个点阵点代表几个甲壳虫</w:t>
-      </w:r>
-      <w:r>
-        <w:rPr>
-          <w:rFonts w:hint="eastAsia" w:ascii="Times New Roman" w:hAnsi="Times New Roman" w:eastAsia="Times New Roman" w:cs="Times New Roman"/>
-        </w:rPr>
-        <w:t>？</w:t>
-      </w:r>
-      <w:r>
-        <w:rPr>
-          <w:rFonts w:hint="eastAsia" w:ascii="Times New Roman" w:hAnsi="Times New Roman" w:eastAsia="FangSong" w:cs="Times New Roman"/>
-        </w:rPr>
-        <w:t>若黑白两色有区别</w:t>
+        <w:t>判断各球所代表的粒子</w:t>
       </w:r>
       <w:r>
         <w:rPr>
@@ -12578,19 +12426,7 @@
         <w:rPr>
           <w:rFonts w:hint="eastAsia" w:ascii="Times New Roman" w:hAnsi="Times New Roman" w:eastAsia="FangSong" w:cs="Times New Roman"/>
         </w:rPr>
-        <w:t>一个点阵点代表几个甲壳虫</w:t>
-      </w:r>
-      <w:r>
-        <w:rPr>
-          <w:rFonts w:hint="eastAsia" w:ascii="Times New Roman" w:hAnsi="Times New Roman" w:eastAsia="Times New Roman" w:cs="Times New Roman"/>
-        </w:rPr>
-        <w:t>？</w:t>
-      </w:r>
-      <w:r>
-        <w:rPr>
-          <w:rFonts w:hint="eastAsia" w:ascii="Times New Roman" w:hAnsi="Times New Roman" w:eastAsia="FangSong" w:cs="Times New Roman"/>
-        </w:rPr>
-        <w:t>前者得到什么布拉维点阵型式</w:t>
+        <w:t>并写出其化学式</w:t>
       </w:r>
       <w:r>
         <w:rPr>
@@ -12602,13 +12438,25 @@
         <w:rPr>
           <w:rFonts w:hint="eastAsia" w:ascii="Times New Roman" w:hAnsi="Times New Roman" w:eastAsia="FangSong" w:cs="Times New Roman"/>
         </w:rPr>
-        <w:t>而后者又得到什么布拉维点阵型式</w:t>
-      </w:r>
-      <w:r>
-        <w:rPr>
-          <w:rFonts w:hint="eastAsia" w:ascii="Times New Roman" w:hAnsi="Times New Roman" w:eastAsia="Times New Roman" w:cs="Times New Roman"/>
-        </w:rPr>
-        <w:t>？</w:t>
+        <w:t>标出变价元素的化合价</w:t>
+      </w:r>
+      <w:r>
+        <w:rPr>
+          <w:rFonts w:hint="eastAsia" w:ascii="Times New Roman" w:hAnsi="Times New Roman" w:eastAsia="Times New Roman" w:cs="Times New Roman"/>
+        </w:rPr>
+        <w:t>。</w:t>
+      </w:r>
+      <w:r>
+        <w:rPr>
+          <w:rFonts w:hint="eastAsia" w:ascii="Times New Roman" w:hAnsi="Times New Roman" w:eastAsia="FangSong" w:cs="Times New Roman"/>
+        </w:rPr>
+        <w:t>并给出变价离子的配位方式和结构</w:t>
+      </w:r>
+      <w:r>
+        <w:rPr>
+          <w:rFonts w:hint="eastAsia" w:ascii="Times New Roman" w:hAnsi="Times New Roman" w:eastAsia="Times New Roman" w:cs="Times New Roman"/>
+        </w:rPr>
+        <w:t>。</w:t>
       </w:r>
     </w:p>
     <w:p>
@@ -12623,14 +12471,14 @@
         </w:rPr>
         <w:drawing>
           <wp:inline>
-            <wp:extent cx="3600000" cy="1082352"/>
+            <wp:extent cx="3240000" cy="3435287"/>
             <wp:effectExtent b="0" l="0" r="0" t="0"/>
             <wp:docPr descr="" title="" id="44" name="Picture"/>
             <a:graphic>
               <a:graphicData uri="http://schemas.openxmlformats.org/drawingml/2006/picture">
                 <pic:pic>
                   <pic:nvPicPr>
-                    <pic:cNvPr descr="b8e16dcae22ee741d8e21ff4558da0c06e7c7747b070ad77f0118f37e2a3938d.jpg" id="45" name="Picture"/>
+                    <pic:cNvPr descr="862e7b4c892b8131c9b71cb8f542dbd64e7d8aef542fa626351dded0d7041412.jpg" id="45" name="Picture"/>
                     <pic:cNvPicPr>
                       <a:picLocks noChangeArrowheads="1" noChangeAspect="1"/>
                     </pic:cNvPicPr>
@@ -12644,7 +12492,7 @@
                   <pic:spPr bwMode="auto">
                     <a:xfrm>
                       <a:off x="0" y="0"/>
-                      <a:ext cx="3600000" cy="1082352"/>
+                      <a:ext cx="3240000" cy="3435287"/>
                     </a:xfrm>
                     <a:prstGeom prst="rect">
                       <a:avLst/>
@@ -12662,102 +12510,956 @@
           </wp:inline>
         </w:drawing>
       </w:r>
-      <w:r>
-        <w:rPr>
-          <w:rFonts w:ascii="Times New Roman" w:hAnsi="Times New Roman" w:eastAsia="Times New Roman" w:cs="Times New Roman"/>
-        </w:rPr>
-        <w:t xml:space="preserve"> </w:t>
-      </w:r>
-      <w:r>
-        <w:rPr>
-          <w:rFonts w:hint="eastAsia" w:ascii="Times New Roman" w:hAnsi="Times New Roman" w:eastAsia="Times New Roman" w:cs="Times New Roman"/>
-        </w:rPr>
-        <w:t>○</w:t>
-      </w:r>
-      <w:r>
-        <w:rPr>
-          <w:rFonts w:hint="eastAsia" w:ascii="Times New Roman" w:hAnsi="Times New Roman" w:eastAsia="FangSong" w:cs="Times New Roman"/>
-        </w:rPr>
-        <w:t>代表</w:t>
-      </w:r>
-      <w:r>
-        <w:rPr>
-          <w:rFonts w:ascii="Times New Roman" w:hAnsi="Times New Roman" w:eastAsia="Times New Roman" w:cs="Times New Roman"/>
-        </w:rPr>
-        <w:t xml:space="preserve"> </w:t>
-      </w:r>
-      <m:oMath>
-        <m:sSup>
-          <m:e>
-            <m:r>
-              <m:rPr>
-                <m:sty m:val="p"/>
-              </m:rPr>
-              <m:t>N</m:t>
-            </m:r>
-            <m:r>
-              <m:rPr>
-                <m:sty m:val="p"/>
-              </m:rPr>
-              <m:t>a</m:t>
-            </m:r>
-          </m:e>
-          <m:sup>
-            <m:r>
-              <m:rPr>
-                <m:sty m:val="p"/>
-              </m:rPr>
-              <m:t>+</m:t>
-            </m:r>
-          </m:sup>
-        </m:sSup>
-      </m:oMath>
-      <w:r>
-        <w:rPr>
-          <w:rFonts w:ascii="Times New Roman" w:hAnsi="Times New Roman" w:eastAsia="Times New Roman" w:cs="Times New Roman"/>
-        </w:rPr>
-        <w:t xml:space="preserve"> </w:t>
-      </w:r>
-      <w:r>
-        <w:rPr>
-          <w:rFonts w:hint="eastAsia" w:ascii="Times New Roman" w:hAnsi="Times New Roman" w:eastAsia="Times New Roman" w:cs="Times New Roman"/>
-        </w:rPr>
-        <w:t>，●</w:t>
-      </w:r>
-      <w:r>
-        <w:rPr>
-          <w:rFonts w:hint="eastAsia" w:ascii="Times New Roman" w:hAnsi="Times New Roman" w:eastAsia="FangSong" w:cs="Times New Roman"/>
-        </w:rPr>
-        <w:t>代表</w:t>
-      </w:r>
-      <w:r>
-        <w:rPr>
-          <w:rFonts w:hint="eastAsia" w:ascii="Times New Roman" w:hAnsi="Times New Roman" w:eastAsia="Times New Roman" w:cs="Times New Roman"/>
-        </w:rPr>
-        <w:t>C，O–O</w:t>
-      </w:r>
-      <w:r>
-        <w:rPr>
-          <w:rFonts w:hint="eastAsia" w:ascii="Times New Roman" w:hAnsi="Times New Roman" w:eastAsia="FangSong" w:cs="Times New Roman"/>
-        </w:rPr>
-        <w:t>代表</w:t>
-      </w:r>
-      <w:r>
-        <w:rPr>
-          <w:rFonts w:hint="eastAsia" w:ascii="Times New Roman" w:hAnsi="Times New Roman" w:eastAsia="Times New Roman" w:cs="Times New Roman"/>
-        </w:rPr>
-        <w:t>O—H—O</w:t>
-      </w:r>
-      <w:r>
-        <w:rPr>
-          <w:rFonts w:hint="eastAsia" w:ascii="Times New Roman" w:hAnsi="Times New Roman" w:eastAsia="FangSong" w:cs="Times New Roman"/>
-        </w:rPr>
-        <w:t>氢键</w:t>
-      </w:r>
     </w:p>
     <w:p>
       <w:pPr>
         <w:pStyle w:val="BodyText"/>
+      </w:pPr>
+      <w:r>
+        <w:rPr>
+          <w:rFonts w:ascii="Times New Roman" w:hAnsi="Times New Roman" w:eastAsia="Times New Roman" w:cs="Times New Roman"/>
+        </w:rPr>
+        <w:t xml:space="preserve">50-2 </w:t>
+      </w:r>
+      <w:r>
+        <w:rPr>
+          <w:rFonts w:hint="eastAsia" w:ascii="Times New Roman" w:hAnsi="Times New Roman" w:eastAsia="FangSong" w:cs="Times New Roman"/>
+        </w:rPr>
+        <w:t xml:space="preserve">某铜的混合价态化合物</w:t>
+      </w:r>
+      <w:r>
+        <w:rPr>
+          <w:rFonts w:ascii="Times New Roman" w:hAnsi="Times New Roman" w:eastAsia="Times New Roman" w:cs="Times New Roman"/>
+        </w:rPr>
+        <w:t xml:space="preserve"> A </w:t>
+      </w:r>
+      <w:r>
+        <w:rPr>
+          <w:rFonts w:hint="eastAsia" w:ascii="Times New Roman" w:hAnsi="Times New Roman" w:eastAsia="FangSong" w:cs="Times New Roman"/>
+        </w:rPr>
+        <w:t>是紫色晶体</w:t>
+      </w:r>
+      <w:r>
+        <w:rPr>
+          <w:rFonts w:hint="eastAsia" w:ascii="Times New Roman" w:hAnsi="Times New Roman" w:eastAsia="Times New Roman" w:cs="Times New Roman"/>
+        </w:rPr>
+        <w:t>，</w:t>
+      </w:r>
+      <w:r>
+        <w:rPr>
+          <w:rFonts w:hint="eastAsia" w:ascii="Times New Roman" w:hAnsi="Times New Roman" w:eastAsia="FangSong" w:cs="Times New Roman"/>
+        </w:rPr>
+        <w:t>由三种离子</w:t>
+      </w:r>
+      <w:r>
+        <w:rPr>
+          <w:rFonts w:ascii="Times New Roman" w:hAnsi="Times New Roman" w:eastAsia="Times New Roman" w:cs="Times New Roman"/>
+        </w:rPr>
+        <w:t xml:space="preserve"> B、C、D </w:t>
+      </w:r>
+      <w:r>
+        <w:rPr>
+          <w:rFonts w:hint="eastAsia" w:ascii="Times New Roman" w:hAnsi="Times New Roman" w:eastAsia="FangSong" w:cs="Times New Roman"/>
+        </w:rPr>
+        <w:t>组成</w:t>
+      </w:r>
+      <w:r>
+        <w:rPr>
+          <w:rFonts w:hint="eastAsia" w:ascii="Times New Roman" w:hAnsi="Times New Roman" w:eastAsia="Times New Roman" w:cs="Times New Roman"/>
+        </w:rPr>
+        <w:t>，D</w:t>
+      </w:r>
+      <w:r>
+        <w:rPr>
+          <w:rFonts w:ascii="Times New Roman" w:hAnsi="Times New Roman" w:eastAsia="Times New Roman" w:cs="Times New Roman"/>
+        </w:rPr>
+        <w:t xml:space="preserve"> </w:t>
+      </w:r>
+      <w:r>
+        <w:rPr>
+          <w:rFonts w:hint="eastAsia" w:ascii="Times New Roman" w:hAnsi="Times New Roman" w:eastAsia="FangSong" w:cs="Times New Roman"/>
+        </w:rPr>
+        <w:t xml:space="preserve">个数多于</w:t>
+      </w:r>
+      <w:r>
+        <w:rPr>
+          <w:rFonts w:ascii="Times New Roman" w:hAnsi="Times New Roman" w:eastAsia="Times New Roman" w:cs="Times New Roman"/>
+        </w:rPr>
+        <w:t xml:space="preserve"> </w:t>
+      </w:r>
+      <w:r>
+        <w:rPr>
+          <w:rFonts w:hint="eastAsia" w:ascii="Times New Roman" w:hAnsi="Times New Roman" w:eastAsia="Times New Roman" w:cs="Times New Roman"/>
+        </w:rPr>
+        <w:t>C，</w:t>
+      </w:r>
+      <w:r>
+        <w:rPr>
+          <w:rFonts w:hint="eastAsia" w:ascii="Times New Roman" w:hAnsi="Times New Roman" w:eastAsia="FangSong" w:cs="Times New Roman"/>
+        </w:rPr>
+        <w:t>其中</w:t>
+      </w:r>
+      <w:r>
+        <w:rPr>
+          <w:rFonts w:ascii="Times New Roman" w:hAnsi="Times New Roman" w:eastAsia="Times New Roman" w:cs="Times New Roman"/>
+        </w:rPr>
+        <w:t xml:space="preserve"> C、D </w:t>
+      </w:r>
+      <w:r>
+        <w:rPr>
+          <w:rFonts w:hint="eastAsia" w:ascii="Times New Roman" w:hAnsi="Times New Roman" w:eastAsia="FangSong" w:cs="Times New Roman"/>
+        </w:rPr>
+        <w:t>为含有铜元素的配离子</w:t>
+      </w:r>
+      <w:r>
+        <w:rPr>
+          <w:rFonts w:hint="eastAsia" w:ascii="Times New Roman" w:hAnsi="Times New Roman" w:eastAsia="Times New Roman" w:cs="Times New Roman"/>
+        </w:rPr>
+        <w:t>，C</w:t>
+      </w:r>
+      <w:r>
+        <w:rPr>
+          <w:rFonts w:ascii="Times New Roman" w:hAnsi="Times New Roman" w:eastAsia="Times New Roman" w:cs="Times New Roman"/>
+        </w:rPr>
+        <w:t xml:space="preserve"> </w:t>
+      </w:r>
+      <w:r>
+        <w:rPr>
+          <w:rFonts w:hint="eastAsia" w:ascii="Times New Roman" w:hAnsi="Times New Roman" w:eastAsia="FangSong" w:cs="Times New Roman"/>
+        </w:rPr>
+        <w:t>为平面正方形结构</w:t>
+      </w:r>
+      <w:r>
+        <w:rPr>
+          <w:rFonts w:hint="eastAsia" w:ascii="Times New Roman" w:hAnsi="Times New Roman" w:eastAsia="Times New Roman" w:cs="Times New Roman"/>
+        </w:rPr>
+        <w:t>，</w:t>
+      </w:r>
+    </w:p>
+    <w:p>
+      <w:pPr>
+        <w:pStyle w:val="BodyText"/>
+      </w:pPr>
+      <w:r>
+        <w:rPr>
+          <w:rFonts w:hint="eastAsia" w:ascii="Times New Roman" w:hAnsi="Times New Roman" w:eastAsia="FangSong" w:cs="Times New Roman"/>
+        </w:rPr>
+        <w:t xml:space="preserve">其中</w:t>
+      </w:r>
+      <w:r>
+        <w:rPr>
+          <w:rFonts w:ascii="Times New Roman" w:hAnsi="Times New Roman" w:eastAsia="Times New Roman" w:cs="Times New Roman"/>
+        </w:rPr>
+        <w:t xml:space="preserve"> N </w:t>
+      </w:r>
+      <w:r>
+        <w:rPr>
+          <w:rFonts w:hint="eastAsia" w:ascii="Times New Roman" w:hAnsi="Times New Roman" w:eastAsia="FangSong" w:cs="Times New Roman"/>
+        </w:rPr>
+        <w:t xml:space="preserve">元素的含量为</w:t>
+      </w:r>
+      <w:r>
+        <w:rPr>
+          <w:rFonts w:ascii="Times New Roman" w:hAnsi="Times New Roman" w:eastAsia="Times New Roman" w:cs="Times New Roman"/>
+        </w:rPr>
+        <w:t xml:space="preserve"> 42.58%、D </w:t>
+      </w:r>
+      <w:r>
+        <w:rPr>
+          <w:rFonts w:hint="eastAsia" w:ascii="Times New Roman" w:hAnsi="Times New Roman" w:eastAsia="FangSong" w:cs="Times New Roman"/>
+        </w:rPr>
+        <w:t xml:space="preserve">带有</w:t>
+      </w:r>
+      <w:r>
+        <w:rPr>
+          <w:rFonts w:ascii="Times New Roman" w:hAnsi="Times New Roman" w:eastAsia="Times New Roman" w:cs="Times New Roman"/>
+        </w:rPr>
+        <w:t xml:space="preserve"> 3 </w:t>
+      </w:r>
+      <w:r>
+        <w:rPr>
+          <w:rFonts w:hint="eastAsia" w:ascii="Times New Roman" w:hAnsi="Times New Roman" w:eastAsia="FangSong" w:cs="Times New Roman"/>
+        </w:rPr>
+        <w:t>个负电荷</w:t>
+      </w:r>
+      <w:r>
+        <w:rPr>
+          <w:rFonts w:hint="eastAsia" w:ascii="Times New Roman" w:hAnsi="Times New Roman" w:eastAsia="Times New Roman" w:cs="Times New Roman"/>
+        </w:rPr>
+        <w:t>，</w:t>
+      </w:r>
+      <w:r>
+        <w:rPr>
+          <w:rFonts w:hint="eastAsia" w:ascii="Times New Roman" w:hAnsi="Times New Roman" w:eastAsia="FangSong" w:cs="Times New Roman"/>
+        </w:rPr>
+        <w:t>其中</w:t>
+      </w:r>
+      <w:r>
+        <w:rPr>
+          <w:rFonts w:ascii="Times New Roman" w:hAnsi="Times New Roman" w:eastAsia="Times New Roman" w:cs="Times New Roman"/>
+        </w:rPr>
+        <w:t xml:space="preserve"> S </w:t>
+      </w:r>
+      <w:r>
+        <w:rPr>
+          <w:rFonts w:hint="eastAsia" w:ascii="Times New Roman" w:hAnsi="Times New Roman" w:eastAsia="FangSong" w:cs="Times New Roman"/>
+        </w:rPr>
+        <w:t xml:space="preserve">元素的含量为</w:t>
+      </w:r>
+      <w:r>
+        <w:rPr>
+          <w:rFonts w:ascii="Times New Roman" w:hAnsi="Times New Roman" w:eastAsia="Times New Roman" w:cs="Times New Roman"/>
+        </w:rPr>
+        <w:t xml:space="preserve"> </w:t>
+      </w:r>
+      <w:r>
+        <w:rPr>
+          <w:rFonts w:hint="eastAsia" w:ascii="Times New Roman" w:hAnsi="Times New Roman" w:eastAsia="Times New Roman" w:cs="Times New Roman"/>
+        </w:rPr>
+        <w:t>44.52%，</w:t>
+      </w:r>
+      <w:r>
+        <w:rPr>
+          <w:rFonts w:hint="eastAsia" w:ascii="Times New Roman" w:hAnsi="Times New Roman" w:eastAsia="FangSong" w:cs="Times New Roman"/>
+        </w:rPr>
+        <w:t>元素</w:t>
+      </w:r>
+      <w:r>
+        <w:rPr>
+          <w:rFonts w:ascii="Times New Roman" w:hAnsi="Times New Roman" w:eastAsia="Times New Roman" w:cs="Times New Roman"/>
+        </w:rPr>
+        <w:t xml:space="preserve"> B </w:t>
+      </w:r>
+      <w:r>
+        <w:rPr>
+          <w:rFonts w:hint="eastAsia" w:ascii="Times New Roman" w:hAnsi="Times New Roman" w:eastAsia="FangSong" w:cs="Times New Roman"/>
+        </w:rPr>
+        <w:t xml:space="preserve">在</w:t>
+      </w:r>
+      <w:r>
+        <w:rPr>
+          <w:rFonts w:ascii="Times New Roman" w:hAnsi="Times New Roman" w:eastAsia="Times New Roman" w:cs="Times New Roman"/>
+        </w:rPr>
+        <w:t xml:space="preserve"> A </w:t>
+      </w:r>
+      <w:r>
+        <w:rPr>
+          <w:rFonts w:hint="eastAsia" w:ascii="Times New Roman" w:hAnsi="Times New Roman" w:eastAsia="FangSong" w:cs="Times New Roman"/>
+        </w:rPr>
+        <w:t xml:space="preserve">中的含量为</w:t>
+      </w:r>
+      <w:r>
+        <w:rPr>
+          <w:rFonts w:ascii="Times New Roman" w:hAnsi="Times New Roman" w:eastAsia="Times New Roman" w:cs="Times New Roman"/>
+        </w:rPr>
+        <w:t xml:space="preserve"> 11.52%。</w:t>
+      </w:r>
+    </w:p>
+    <w:p>
+      <w:pPr>
+        <w:pStyle w:val="BodyText"/>
+      </w:pPr>
+      <w:r>
+        <w:rPr>
+          <w:rFonts w:hint="eastAsia" w:ascii="Times New Roman" w:hAnsi="Times New Roman" w:eastAsia="Times New Roman" w:cs="Times New Roman"/>
+        </w:rPr>
+        <w:t>①</w:t>
+      </w:r>
+      <w:r>
+        <w:rPr>
+          <w:rFonts w:hint="eastAsia" w:ascii="Times New Roman" w:hAnsi="Times New Roman" w:eastAsia="FangSong" w:cs="Times New Roman"/>
+        </w:rPr>
+        <w:t>写出</w:t>
+      </w:r>
+      <w:r>
+        <w:rPr>
+          <w:rFonts w:ascii="Times New Roman" w:hAnsi="Times New Roman" w:eastAsia="Times New Roman" w:cs="Times New Roman"/>
+        </w:rPr>
+        <w:t xml:space="preserve"> A </w:t>
+      </w:r>
+      <w:r>
+        <w:rPr>
+          <w:rFonts w:hint="eastAsia" w:ascii="Times New Roman" w:hAnsi="Times New Roman" w:eastAsia="FangSong" w:cs="Times New Roman"/>
+        </w:rPr>
+        <w:t>的化学式</w:t>
+      </w:r>
+      <w:r>
+        <w:rPr>
+          <w:rFonts w:hint="eastAsia" w:ascii="Times New Roman" w:hAnsi="Times New Roman" w:eastAsia="Times New Roman" w:cs="Times New Roman"/>
+        </w:rPr>
+        <w:t>，</w:t>
+      </w:r>
+      <w:r>
+        <w:rPr>
+          <w:rFonts w:hint="eastAsia" w:ascii="Times New Roman" w:hAnsi="Times New Roman" w:eastAsia="FangSong" w:cs="Times New Roman"/>
+        </w:rPr>
+        <w:t>并标出变价元素的化合价</w:t>
+      </w:r>
+      <w:r>
+        <w:rPr>
+          <w:rFonts w:hint="eastAsia" w:ascii="Times New Roman" w:hAnsi="Times New Roman" w:eastAsia="Times New Roman" w:cs="Times New Roman"/>
+        </w:rPr>
+        <w:t>。</w:t>
+      </w:r>
+    </w:p>
+    <w:p>
+      <w:pPr>
+        <w:pStyle w:val="BodyText"/>
+      </w:pPr>
+      <w:r>
+        <w:rPr>
+          <w:rFonts w:hint="eastAsia" w:ascii="Times New Roman" w:hAnsi="Times New Roman" w:eastAsia="Times New Roman" w:cs="Times New Roman"/>
+        </w:rPr>
+        <w:t>②</w:t>
+      </w:r>
+      <w:r>
+        <w:rPr>
+          <w:rFonts w:hint="eastAsia" w:ascii="Times New Roman" w:hAnsi="Times New Roman" w:eastAsia="FangSong" w:cs="Times New Roman"/>
+        </w:rPr>
+        <w:t>配离子</w:t>
+      </w:r>
+      <w:r>
+        <w:rPr>
+          <w:rFonts w:ascii="Times New Roman" w:hAnsi="Times New Roman" w:eastAsia="Times New Roman" w:cs="Times New Roman"/>
+        </w:rPr>
+        <w:t xml:space="preserve"> D </w:t>
+      </w:r>
+      <w:r>
+        <w:rPr>
+          <w:rFonts w:hint="eastAsia" w:ascii="Times New Roman" w:hAnsi="Times New Roman" w:eastAsia="FangSong" w:cs="Times New Roman"/>
+        </w:rPr>
+        <w:t>经常以链型结构出现</w:t>
+      </w:r>
+      <w:r>
+        <w:rPr>
+          <w:rFonts w:hint="eastAsia" w:ascii="Times New Roman" w:hAnsi="Times New Roman" w:eastAsia="Times New Roman" w:cs="Times New Roman"/>
+        </w:rPr>
+        <w:t>，</w:t>
+      </w:r>
+      <w:r>
+        <w:rPr>
+          <w:rFonts w:hint="eastAsia" w:ascii="Times New Roman" w:hAnsi="Times New Roman" w:eastAsia="FangSong" w:cs="Times New Roman"/>
+        </w:rPr>
+        <w:t>试给出其链型的连接方式示意图</w:t>
+      </w:r>
+      <w:r>
+        <w:rPr>
+          <w:rFonts w:hint="eastAsia" w:ascii="Times New Roman" w:hAnsi="Times New Roman" w:eastAsia="Times New Roman" w:cs="Times New Roman"/>
+        </w:rPr>
+        <w:t>。</w:t>
+      </w:r>
+    </w:p>
+    <w:p>
+      <w:pPr>
+        <w:pStyle w:val="BodyText"/>
+      </w:pPr>
+      <w:r>
+        <w:rPr>
+          <w:rFonts w:ascii="Times New Roman" w:hAnsi="Times New Roman" w:eastAsia="Times New Roman" w:cs="Times New Roman"/>
+        </w:rPr>
+        <w:t xml:space="preserve">50-1 </w:t>
+      </w:r>
+      <w:r>
+        <w:rPr>
+          <w:rFonts w:hint="eastAsia" w:ascii="Times New Roman" w:hAnsi="Times New Roman" w:eastAsia="FangSong" w:cs="Times New Roman"/>
+        </w:rPr>
+        <w:t xml:space="preserve">暗色和白色球为</w:t>
+      </w:r>
+      <w:r>
+        <w:rPr>
+          <w:rFonts w:ascii="Times New Roman" w:hAnsi="Times New Roman" w:eastAsia="Times New Roman" w:cs="Times New Roman"/>
+        </w:rPr>
+        <w:t xml:space="preserve"> Cl </w:t>
+      </w:r>
+      <w:r>
+        <w:rPr>
+          <w:rFonts w:hint="eastAsia" w:ascii="Times New Roman" w:hAnsi="Times New Roman" w:eastAsia="FangSong" w:cs="Times New Roman"/>
+        </w:rPr>
+        <w:t>离子</w:t>
+      </w:r>
+      <w:r>
+        <w:rPr>
+          <w:rFonts w:hint="eastAsia" w:ascii="Times New Roman" w:hAnsi="Times New Roman" w:eastAsia="Times New Roman" w:cs="Times New Roman"/>
+        </w:rPr>
+        <w:t>,</w:t>
+      </w:r>
+      <w:r>
+        <w:rPr>
+          <w:rFonts w:ascii="Times New Roman" w:hAnsi="Times New Roman" w:eastAsia="Times New Roman" w:cs="Times New Roman"/>
+        </w:rPr>
+        <w:t xml:space="preserve"> </w:t>
+      </w:r>
+      <w:r>
+        <w:rPr>
+          <w:rFonts w:hint="eastAsia" w:ascii="Times New Roman" w:hAnsi="Times New Roman" w:eastAsia="FangSong" w:cs="Times New Roman"/>
+        </w:rPr>
+        <w:t xml:space="preserve">黑色球为</w:t>
+      </w:r>
+      <w:r>
+        <w:rPr>
+          <w:rFonts w:ascii="Times New Roman" w:hAnsi="Times New Roman" w:eastAsia="Times New Roman" w:cs="Times New Roman"/>
+        </w:rPr>
+        <w:t xml:space="preserve"> Cs </w:t>
+      </w:r>
+      <w:r>
+        <w:rPr>
+          <w:rFonts w:hint="eastAsia" w:ascii="Times New Roman" w:hAnsi="Times New Roman" w:eastAsia="FangSong" w:cs="Times New Roman"/>
+        </w:rPr>
+        <w:t>离子</w:t>
+      </w:r>
+      <w:r>
+        <w:rPr>
+          <w:rFonts w:hint="eastAsia" w:ascii="Times New Roman" w:hAnsi="Times New Roman" w:eastAsia="Times New Roman" w:cs="Times New Roman"/>
+        </w:rPr>
+        <w:t>,</w:t>
+      </w:r>
+      <w:r>
+        <w:rPr>
+          <w:rFonts w:ascii="Times New Roman" w:hAnsi="Times New Roman" w:eastAsia="Times New Roman" w:cs="Times New Roman"/>
+        </w:rPr>
+        <w:t xml:space="preserve"> </w:t>
+      </w:r>
+      <w:r>
+        <w:rPr>
+          <w:rFonts w:hint="eastAsia" w:ascii="Times New Roman" w:hAnsi="Times New Roman" w:eastAsia="FangSong" w:cs="Times New Roman"/>
+        </w:rPr>
+        <w:t xml:space="preserve">小球为</w:t>
+      </w:r>
+      <w:r>
+        <w:rPr>
+          <w:rFonts w:ascii="Times New Roman" w:hAnsi="Times New Roman" w:eastAsia="Times New Roman" w:cs="Times New Roman"/>
+        </w:rPr>
+        <w:t xml:space="preserve"> Au </w:t>
+      </w:r>
+      <w:r>
+        <w:rPr>
+          <w:rFonts w:hint="eastAsia" w:ascii="Times New Roman" w:hAnsi="Times New Roman" w:eastAsia="FangSong" w:cs="Times New Roman"/>
+        </w:rPr>
+        <w:t>离子</w:t>
+      </w:r>
+      <w:r>
+        <w:rPr>
+          <w:rFonts w:hint="eastAsia" w:ascii="Times New Roman" w:hAnsi="Times New Roman" w:eastAsia="Times New Roman" w:cs="Times New Roman"/>
+        </w:rPr>
+        <w:t>,</w:t>
+      </w:r>
+      <w:r>
+        <w:rPr>
+          <w:rFonts w:ascii="Times New Roman" w:hAnsi="Times New Roman" w:eastAsia="Times New Roman" w:cs="Times New Roman"/>
+        </w:rPr>
+        <w:t xml:space="preserve"> </w:t>
+      </w:r>
+      <w:r>
+        <w:rPr>
+          <w:rFonts w:hint="eastAsia" w:ascii="Times New Roman" w:hAnsi="Times New Roman" w:eastAsia="FangSong" w:cs="Times New Roman"/>
+        </w:rPr>
+        <w:t xml:space="preserve">化学式为</w:t>
+      </w:r>
+      <w:r>
+        <w:rPr>
+          <w:rFonts w:ascii="Times New Roman" w:hAnsi="Times New Roman" w:eastAsia="Times New Roman" w:cs="Times New Roman"/>
+        </w:rPr>
+        <w:t xml:space="preserve"> </w:t>
+      </w:r>
+      <m:oMath>
+        <m:oMathPr>
+          <m:ctrlPr>
+            <w:rPr>
+              <w:sz w:val="28"/>
+              <w:szCs w:val="28"/>
+            </w:rPr>
+          </m:ctrlPr>
+        </m:oMathPr>
+        <m:r>
+          <m:t>C</m:t>
+        </m:r>
+        <m:sSub>
+          <m:e>
+            <m:r>
+              <m:t>s</m:t>
+            </m:r>
+          </m:e>
+          <m:sub>
+            <m:r>
+              <m:t>2</m:t>
+            </m:r>
+          </m:sub>
+        </m:sSub>
+        <m:r>
+          <m:t>A</m:t>
+        </m:r>
+        <m:sSup>
+          <m:e>
+            <m:r>
+              <m:t>u</m:t>
+            </m:r>
+          </m:e>
+          <m:sup>
+            <m:r>
+              <m:t>I</m:t>
+            </m:r>
+          </m:sup>
+        </m:sSup>
+        <m:r>
+          <m:t>A</m:t>
+        </m:r>
+        <m:sSup>
+          <m:e>
+            <m:r>
+              <m:t>u</m:t>
+            </m:r>
+          </m:e>
+          <m:sup>
+            <m:r>
+              <m:t>I</m:t>
+            </m:r>
+            <m:r>
+              <m:t>I</m:t>
+            </m:r>
+          </m:sup>
+        </m:sSup>
+        <m:r>
+          <m:t>C</m:t>
+        </m:r>
+        <m:sSub>
+          <m:e>
+            <m:r>
+              <m:t>l</m:t>
+            </m:r>
+          </m:e>
+          <m:sub>
+            <m:r>
+              <m:t>6</m:t>
+            </m:r>
+          </m:sub>
+        </m:sSub>
+      </m:oMath>
+      <w:r>
+        <w:rPr>
+          <w:rFonts w:ascii="Times New Roman" w:hAnsi="Times New Roman" w:eastAsia="Times New Roman" w:cs="Times New Roman"/>
+        </w:rPr>
+        <w:t xml:space="preserve"> </w:t>
+      </w:r>
+      <w:r>
+        <w:rPr>
+          <w:rFonts w:hint="eastAsia" w:ascii="Times New Roman" w:hAnsi="Times New Roman" w:eastAsia="Times New Roman" w:cs="Times New Roman"/>
+        </w:rPr>
+        <w:t>。</w:t>
+      </w:r>
+      <w:r>
+        <w:rPr>
+          <w:rFonts w:hint="eastAsia" w:ascii="Times New Roman" w:hAnsi="Times New Roman" w:eastAsia="FangSong" w:cs="Times New Roman"/>
+        </w:rPr>
+        <w:t>其中</w:t>
+      </w:r>
+      <w:r>
+        <w:rPr>
+          <w:rFonts w:ascii="Times New Roman" w:hAnsi="Times New Roman" w:eastAsia="Times New Roman" w:cs="Times New Roman"/>
+        </w:rPr>
+        <w:t xml:space="preserve"> </w:t>
+      </w:r>
+      <m:oMath>
+        <m:oMathPr>
+          <m:ctrlPr>
+            <w:rPr>
+              <w:sz w:val="28"/>
+              <w:szCs w:val="28"/>
+            </w:rPr>
+          </m:ctrlPr>
+        </m:oMathPr>
+        <m:r>
+          <m:rPr>
+            <m:sty m:val="p"/>
+          </m:rPr>
+          <m:t>[</m:t>
+        </m:r>
+        <m:r>
+          <m:t>A</m:t>
+        </m:r>
+        <m:sSup>
+          <m:e>
+            <m:r>
+              <m:t>u</m:t>
+            </m:r>
+          </m:e>
+          <m:sup>
+            <m:r>
+              <m:t>I</m:t>
+            </m:r>
+          </m:sup>
+        </m:sSup>
+        <m:r>
+          <m:t>C</m:t>
+        </m:r>
+        <m:sSub>
+          <m:e>
+            <m:r>
+              <m:t>l</m:t>
+            </m:r>
+          </m:e>
+          <m:sub>
+            <m:r>
+              <m:t>2</m:t>
+            </m:r>
+          </m:sub>
+        </m:sSub>
+        <m:sSup>
+          <m:e>
+            <m:r>
+              <m:rPr>
+                <m:sty m:val="p"/>
+              </m:rPr>
+              <m:t>]</m:t>
+            </m:r>
+          </m:e>
+          <m:sup>
+            <m:r>
+              <m:rPr>
+                <m:sty m:val="p"/>
+              </m:rPr>
+              <m:t>−</m:t>
+            </m:r>
+          </m:sup>
+        </m:sSup>
+      </m:oMath>
+      <w:r>
+        <w:rPr>
+          <w:rFonts w:ascii="Times New Roman" w:hAnsi="Times New Roman" w:eastAsia="Times New Roman" w:cs="Times New Roman"/>
+        </w:rPr>
+        <w:t xml:space="preserve"> </w:t>
+      </w:r>
+      <w:r>
+        <w:rPr>
+          <w:rFonts w:hint="eastAsia" w:ascii="Times New Roman" w:hAnsi="Times New Roman" w:eastAsia="FangSong" w:cs="Times New Roman"/>
+        </w:rPr>
+        <w:t>为直线型离子</w:t>
+      </w:r>
+      <w:r>
+        <w:rPr>
+          <w:rFonts w:hint="eastAsia" w:ascii="Times New Roman" w:hAnsi="Times New Roman" w:eastAsia="Times New Roman" w:cs="Times New Roman"/>
+        </w:rPr>
+        <w:t>,</w:t>
+      </w:r>
+      <w:r>
+        <w:rPr>
+          <w:rFonts w:ascii="Times New Roman" w:hAnsi="Times New Roman" w:eastAsia="Times New Roman" w:cs="Times New Roman"/>
+        </w:rPr>
+        <w:t xml:space="preserve"> </w:t>
+      </w:r>
+      <m:oMath>
+        <m:oMathPr>
+          <m:ctrlPr>
+            <w:rPr>
+              <w:sz w:val="28"/>
+              <w:szCs w:val="28"/>
+            </w:rPr>
+          </m:ctrlPr>
+        </m:oMathPr>
+        <m:r>
+          <m:rPr>
+            <m:sty m:val="p"/>
+          </m:rPr>
+          <m:t>[</m:t>
+        </m:r>
+        <m:r>
+          <m:t>A</m:t>
+        </m:r>
+        <m:sSup>
+          <m:e>
+            <m:r>
+              <m:t>u</m:t>
+            </m:r>
+          </m:e>
+          <m:sup>
+            <m:r>
+              <m:t>I</m:t>
+            </m:r>
+            <m:r>
+              <m:t>I</m:t>
+            </m:r>
+          </m:sup>
+        </m:sSup>
+        <m:r>
+          <m:t>C</m:t>
+        </m:r>
+        <m:sSub>
+          <m:e>
+            <m:r>
+              <m:t>l</m:t>
+            </m:r>
+          </m:e>
+          <m:sub>
+            <m:r>
+              <m:t>4</m:t>
+            </m:r>
+          </m:sub>
+        </m:sSub>
+        <m:sSup>
+          <m:e>
+            <m:r>
+              <m:rPr>
+                <m:sty m:val="p"/>
+              </m:rPr>
+              <m:t>]</m:t>
+            </m:r>
+          </m:e>
+          <m:sup>
+            <m:r>
+              <m:rPr>
+                <m:sty m:val="p"/>
+              </m:rPr>
+              <m:t>−</m:t>
+            </m:r>
+          </m:sup>
+        </m:sSup>
+      </m:oMath>
+      <w:r>
+        <w:rPr>
+          <w:rFonts w:ascii="Times New Roman" w:hAnsi="Times New Roman" w:eastAsia="Times New Roman" w:cs="Times New Roman"/>
+        </w:rPr>
+        <w:t xml:space="preserve"> </w:t>
+      </w:r>
+      <w:r>
+        <w:rPr>
+          <w:rFonts w:hint="eastAsia" w:ascii="Times New Roman" w:hAnsi="Times New Roman" w:eastAsia="FangSong" w:cs="Times New Roman"/>
+        </w:rPr>
+        <w:t>为平面四方形离子</w:t>
+      </w:r>
+      <w:r>
+        <w:rPr>
+          <w:rFonts w:hint="eastAsia" w:ascii="Times New Roman" w:hAnsi="Times New Roman" w:eastAsia="Times New Roman" w:cs="Times New Roman"/>
+        </w:rPr>
+        <w:t>。</w:t>
+      </w:r>
+    </w:p>
+    <w:p>
+      <w:pPr>
+        <w:pStyle w:val="BodyText"/>
+      </w:pPr>
+      <m:oMathPara>
+        <m:oMathParaPr>
+          <m:jc m:val="center"/>
+          <m:ctrlPr>
+            <w:rPr>
+              <w:sz w:val="28"/>
+              <w:szCs w:val="28"/>
+            </w:rPr>
+          </m:ctrlPr>
+        </m:oMathParaPr>
+        <m:oMath>
+          <m:r>
+            <m:rPr>
+              <m:sty m:val="p"/>
+            </m:rPr>
+            <m:t>①</m:t>
+          </m:r>
+          <m:sSub>
+            <m:e>
+              <m:r>
+                <m:rPr>
+                  <m:sty m:val="p"/>
+                </m:rPr>
+                <m:t>N</m:t>
+              </m:r>
+              <m:r>
+                <m:rPr>
+                  <m:sty m:val="p"/>
+                </m:rPr>
+                <m:t>a</m:t>
+              </m:r>
+            </m:e>
+            <m:sub>
+              <m:r>
+                <m:t>4</m:t>
+              </m:r>
+            </m:sub>
+          </m:sSub>
+          <m:r>
+            <m:rPr>
+              <m:sty m:val="p"/>
+            </m:rPr>
+            <m:t>[</m:t>
+          </m:r>
+          <m:sSup>
+            <m:e>
+              <m:r>
+                <m:rPr>
+                  <m:sty m:val="p"/>
+                </m:rPr>
+                <m:t>C</m:t>
+              </m:r>
+              <m:r>
+                <m:rPr>
+                  <m:sty m:val="p"/>
+                </m:rPr>
+                <m:t>u</m:t>
+              </m:r>
+            </m:e>
+            <m:sup>
+              <m:r>
+                <m:rPr>
+                  <m:sty m:val="p"/>
+                </m:rPr>
+                <m:t>I</m:t>
+              </m:r>
+              <m:r>
+                <m:rPr>
+                  <m:sty m:val="p"/>
+                </m:rPr>
+                <m:t>I</m:t>
+              </m:r>
+            </m:sup>
+          </m:sSup>
+          <m:r>
+            <m:rPr>
+              <m:sty m:val="p"/>
+            </m:rPr>
+            <m:t>(</m:t>
+          </m:r>
+          <m:sSub>
+            <m:e>
+              <m:r>
+                <m:rPr>
+                  <m:sty m:val="p"/>
+                </m:rPr>
+                <m:t>N</m:t>
+              </m:r>
+              <m:r>
+                <m:rPr>
+                  <m:sty m:val="p"/>
+                </m:rPr>
+                <m:t>H</m:t>
+              </m:r>
+            </m:e>
+            <m:sub>
+              <m:r>
+                <m:t>3</m:t>
+              </m:r>
+            </m:sub>
+          </m:sSub>
+          <m:sSub>
+            <m:e>
+              <m:r>
+                <m:rPr>
+                  <m:sty m:val="p"/>
+                </m:rPr>
+                <m:t>)</m:t>
+              </m:r>
+            </m:e>
+            <m:sub>
+              <m:r>
+                <m:t>4</m:t>
+              </m:r>
+            </m:sub>
+          </m:sSub>
+          <m:r>
+            <m:rPr>
+              <m:sty m:val="p"/>
+            </m:rPr>
+            <m:t>]</m:t>
+          </m:r>
+          <m:r>
+            <m:rPr>
+              <m:sty m:val="p"/>
+            </m:rPr>
+            <m:t>[</m:t>
+          </m:r>
+          <m:sSup>
+            <m:e>
+              <m:r>
+                <m:rPr>
+                  <m:sty m:val="p"/>
+                </m:rPr>
+                <m:t>C</m:t>
+              </m:r>
+              <m:r>
+                <m:rPr>
+                  <m:sty m:val="p"/>
+                </m:rPr>
+                <m:t>u</m:t>
+              </m:r>
+            </m:e>
+            <m:sup>
+              <m:r>
+                <m:rPr>
+                  <m:sty m:val="p"/>
+                </m:rPr>
+                <m:t>I</m:t>
+              </m:r>
+            </m:sup>
+          </m:sSup>
+          <m:r>
+            <m:rPr>
+              <m:sty m:val="p"/>
+            </m:rPr>
+            <m:t>(</m:t>
+          </m:r>
+          <m:sSub>
+            <m:e>
+              <m:r>
+                <m:rPr>
+                  <m:sty m:val="p"/>
+                </m:rPr>
+                <m:t>S</m:t>
+              </m:r>
+            </m:e>
+            <m:sub>
+              <m:r>
+                <m:t>2</m:t>
+              </m:r>
+            </m:sub>
+          </m:sSub>
+          <m:sSub>
+            <m:e>
+              <m:r>
+                <m:rPr>
+                  <m:sty m:val="p"/>
+                </m:rPr>
+                <m:t>O</m:t>
+              </m:r>
+            </m:e>
+            <m:sub>
+              <m:r>
+                <m:t>3</m:t>
+              </m:r>
+            </m:sub>
+          </m:sSub>
+          <m:sSub>
+            <m:e>
+              <m:r>
+                <m:rPr>
+                  <m:sty m:val="p"/>
+                </m:rPr>
+                <m:t>)</m:t>
+              </m:r>
+            </m:e>
+            <m:sub>
+              <m:r>
+                <m:t>2</m:t>
+              </m:r>
+            </m:sub>
+          </m:sSub>
+          <m:sSub>
+            <m:e>
+              <m:r>
+                <m:rPr>
+                  <m:sty m:val="p"/>
+                </m:rPr>
+                <m:t>]</m:t>
+              </m:r>
+            </m:e>
+            <m:sub>
+              <m:r>
+                <m:t>2</m:t>
+              </m:r>
+            </m:sub>
+          </m:sSub>
+        </m:oMath>
+      </m:oMathPara>
+    </w:p>
+    <w:p>
+      <w:pPr>
+        <w:pStyle w:val="FirstParagraph"/>
         <w:spacing w:before="160" w:after="80"/>
         <w:jc w:val="center"/>
       </w:pPr>
@@ -12765,16 +13467,28 @@
         <w:rPr>
           <w:rFonts w:ascii="Times New Roman" w:hAnsi="Times New Roman" w:eastAsia="Times New Roman" w:cs="Times New Roman"/>
         </w:rPr>
+        <w:t xml:space="preserve">50-2</w:t>
+      </w:r>
+      <w:r>
+        <w:rPr>
+          <w:rFonts w:ascii="Times New Roman" w:hAnsi="Times New Roman" w:eastAsia="Times New Roman" w:cs="Times New Roman"/>
+        </w:rPr>
+        <w:t xml:space="preserve"> </w:t>
+      </w:r>
+      <w:r>
+        <w:rPr>
+          <w:rFonts w:ascii="Times New Roman" w:hAnsi="Times New Roman" w:eastAsia="Times New Roman" w:cs="Times New Roman"/>
+        </w:rPr>
         <w:drawing>
           <wp:inline>
-            <wp:extent cx="3240000" cy="2778461"/>
+            <wp:extent cx="3600000" cy="2649258"/>
             <wp:effectExtent b="0" l="0" r="0" t="0"/>
             <wp:docPr descr="" title="" id="47" name="Picture"/>
             <a:graphic>
               <a:graphicData uri="http://schemas.openxmlformats.org/drawingml/2006/picture">
                 <pic:pic>
                   <pic:nvPicPr>
-                    <pic:cNvPr descr="47e396be0f7b01b0e58ec0046d46513272e1a8040a599211c2bc24e16963aeaa.jpg" id="48" name="Picture"/>
+                    <pic:cNvPr descr="1eabe1a4e954b337bb10567a668af01cea2619d75bf21d0e3b0264e45179185f.jpg" id="48" name="Picture"/>
                     <pic:cNvPicPr>
                       <a:picLocks noChangeArrowheads="1" noChangeAspect="1"/>
                     </pic:cNvPicPr>
@@ -12788,7 +13502,7 @@
                   <pic:spPr bwMode="auto">
                     <a:xfrm>
                       <a:off x="0" y="0"/>
-                      <a:ext cx="3240000" cy="2778461"/>
+                      <a:ext cx="3600000" cy="2649258"/>
                     </a:xfrm>
                     <a:prstGeom prst="rect">
                       <a:avLst/>
@@ -12809,25 +13523,90 @@
     </w:p>
     <w:p>
       <w:pPr>
-        <w:pStyle w:val="BodyText"/>
+        <w:spacing w:before="160" w:after="80"/>
       </w:pPr>
       <w:r>
-        <w:rPr>
-          <w:rFonts w:ascii="Times New Roman" w:hAnsi="Times New Roman" w:eastAsia="Times New Roman" w:cs="Times New Roman"/>
-        </w:rPr>
-        <w:t xml:space="preserve">5-3 </w:t>
-      </w:r>
-      <w:r>
-        <w:rPr>
-          <w:rFonts w:hint="eastAsia" w:ascii="Times New Roman" w:hAnsi="Times New Roman" w:eastAsia="FangSong" w:cs="Times New Roman"/>
-        </w:rPr>
-        <w:t>在下图中</w:t>
-      </w:r>
-      <w:r>
-        <w:rPr>
-          <w:rFonts w:hint="eastAsia" w:ascii="Times New Roman" w:hAnsi="Times New Roman" w:eastAsia="Times New Roman" w:cs="Times New Roman"/>
-        </w:rPr>
-        <w:t>:</w:t>
+        <w:pict>
+          <v:rect style="width:0;height:1.5pt" o:hralign="center" o:hrstd="t" o:hr="t"/>
+        </w:pict>
+      </w:r>
+    </w:p>
+    <w:bookmarkEnd w:id="49"/>
+    <w:bookmarkStart w:id="50" w:name="第14题"/>
+    <w:p>
+      <w:pPr>
+        <w:pStyle w:val="Heading3"/>
+        <w:spacing w:before="280" w:after="120"/>
+      </w:pPr>
+      <w:r>
+        <w:rPr>
+          <w:rFonts w:hint="eastAsia" w:ascii="Times New Roman" w:hAnsi="Times New Roman" w:eastAsia="SimHei" w:cs="Times New Roman"/>
+        </w:rPr>
+        <w:t>第</w:t>
+      </w:r>
+      <w:r>
+        <w:rPr>
+          <w:rFonts w:hint="eastAsia" w:ascii="Times New Roman" w:hAnsi="Times New Roman" w:eastAsia="Times New Roman" w:cs="Times New Roman"/>
+        </w:rPr>
+        <w:t>14</w:t>
+      </w:r>
+      <w:r>
+        <w:rPr>
+          <w:rFonts w:hint="eastAsia" w:ascii="Times New Roman" w:hAnsi="Times New Roman" w:eastAsia="SimHei" w:cs="Times New Roman"/>
+        </w:rPr>
+        <w:t>题</w:t>
+      </w:r>
+    </w:p>
+    <w:p>
+      <w:pPr>
+        <w:pStyle w:val="BlockText"/>
+      </w:pPr>
+      <w:r>
+        <w:rPr>
+          <w:rFonts w:hint="eastAsia" w:ascii="Times New Roman" w:hAnsi="Times New Roman" w:eastAsia="FangSong" w:cs="Times New Roman"/>
+        </w:rPr>
+        <w:t>来源</w:t>
+      </w:r>
+      <w:r>
+        <w:rPr>
+          <w:rFonts w:hint="eastAsia" w:ascii="Times New Roman" w:hAnsi="Times New Roman" w:eastAsia="Times New Roman" w:cs="Times New Roman"/>
+        </w:rPr>
+        <w:t>：</w:t>
+      </w:r>
+      <w:r>
+        <w:rPr>
+          <w:rFonts w:hint="eastAsia" w:ascii="Times New Roman" w:hAnsi="Times New Roman" w:eastAsia="FangSong" w:cs="Times New Roman"/>
+        </w:rPr>
+        <w:t>化学竞赛初赛讲义</w:t>
+      </w:r>
+    </w:p>
+    <w:p>
+      <w:pPr>
+        <w:pStyle w:val="FirstParagraph"/>
+      </w:pPr>
+      <w:r>
+        <w:rPr>
+          <w:rFonts w:hint="eastAsia" w:ascii="Times New Roman" w:hAnsi="Times New Roman" w:eastAsia="FangSong" w:cs="Times New Roman"/>
+        </w:rPr>
+        <w:t>用</w:t>
+      </w:r>
+      <w:r>
+        <w:rPr>
+          <w:rFonts w:hint="eastAsia" w:ascii="Times New Roman" w:hAnsi="Times New Roman" w:eastAsia="Times New Roman" w:cs="Times New Roman"/>
+        </w:rPr>
+        <w:t>Bent</w:t>
+      </w:r>
+      <w:r>
+        <w:rPr>
+          <w:rFonts w:hint="eastAsia" w:ascii="Times New Roman" w:hAnsi="Times New Roman" w:eastAsia="FangSong" w:cs="Times New Roman"/>
+        </w:rPr>
+        <w:t>规则解释诱导效应的来源</w:t>
+      </w:r>
+      <w:r>
+        <w:rPr>
+          <w:rFonts w:hint="eastAsia" w:ascii="Times New Roman" w:hAnsi="Times New Roman" w:eastAsia="Times New Roman" w:cs="Times New Roman"/>
+        </w:rPr>
+        <w:t>。</w:t>
       </w:r>
     </w:p>
     <w:p>
@@ -12836,95 +13615,2035 @@
       </w:pPr>
       <w:r>
         <w:rPr>
-          <w:rFonts w:hint="eastAsia" w:ascii="Times New Roman" w:hAnsi="Times New Roman" w:eastAsia="Times New Roman" w:cs="Times New Roman"/>
-        </w:rPr>
-        <w:t>(1)</w:t>
-      </w:r>
-      <w:r>
-        <w:rPr>
-          <w:rFonts w:hint="eastAsia" w:ascii="Times New Roman" w:hAnsi="Times New Roman" w:eastAsia="FangSong" w:cs="Times New Roman"/>
-        </w:rPr>
-        <w:t>画出最小的重复四边形</w:t>
-      </w:r>
-      <w:r>
-        <w:rPr>
-          <w:rFonts w:hint="eastAsia" w:ascii="Times New Roman" w:hAnsi="Times New Roman" w:eastAsia="Times New Roman" w:cs="Times New Roman"/>
-        </w:rPr>
-        <w:t>。(2)</w:t>
-      </w:r>
-      <w:r>
-        <w:rPr>
-          <w:rFonts w:hint="eastAsia" w:ascii="Times New Roman" w:hAnsi="Times New Roman" w:eastAsia="FangSong" w:cs="Times New Roman"/>
-        </w:rPr>
-        <w:t>黑心</w:t>
-      </w:r>
-      <w:r>
-        <w:rPr>
-          <w:rFonts w:hint="eastAsia" w:ascii="Times New Roman" w:hAnsi="Times New Roman" w:eastAsia="Times New Roman" w:cs="Times New Roman"/>
-        </w:rPr>
-        <w:t>、</w:t>
-      </w:r>
-      <w:r>
-        <w:rPr>
-          <w:rFonts w:hint="eastAsia" w:ascii="Times New Roman" w:hAnsi="Times New Roman" w:eastAsia="FangSong" w:cs="Times New Roman"/>
-        </w:rPr>
-        <w:t>空心和黑球</w:t>
-      </w:r>
-      <w:r>
-        <w:rPr>
-          <w:rFonts w:hint="eastAsia" w:ascii="Times New Roman" w:hAnsi="Times New Roman" w:eastAsia="Times New Roman" w:cs="Times New Roman"/>
-        </w:rPr>
-        <w:t>(</w:t>
-      </w:r>
-      <w:r>
-        <w:rPr>
-          <w:rFonts w:ascii="Times New Roman" w:hAnsi="Times New Roman" w:eastAsia="Times New Roman" w:cs="Times New Roman"/>
-        </w:rPr>
-        <w:t xml:space="preserve"> </w:t>
-      </w:r>
-      <m:oMath>
-        <m:r>
-          <m:rPr>
-            <m:nor/>
-            <m:sty m:val="p"/>
-          </m:rPr>
-          <m:t>①</m:t>
-        </m:r>
-      </m:oMath>
-      <w:r>
-        <w:rPr>
-          <w:rFonts w:ascii="Times New Roman" w:hAnsi="Times New Roman" w:eastAsia="Times New Roman" w:cs="Times New Roman"/>
-        </w:rPr>
-        <w:t xml:space="preserve"> </w:t>
-      </w:r>
-      <w:r>
-        <w:rPr>
-          <w:rFonts w:ascii="Times New Roman" w:hAnsi="Times New Roman" w:eastAsia="Times New Roman" w:cs="Times New Roman"/>
-        </w:rPr>
-        <w:t xml:space="preserve">○ </w:t>
-      </w:r>
-      <w:r>
-        <w:rPr>
-          <w:rFonts w:hint="eastAsia" w:ascii="Times New Roman" w:hAnsi="Times New Roman" w:eastAsia="Times New Roman" w:cs="Times New Roman"/>
-        </w:rPr>
-        <w:t>●)</w:t>
-      </w:r>
-      <w:r>
-        <w:rPr>
-          <w:rFonts w:hint="eastAsia" w:ascii="Times New Roman" w:hAnsi="Times New Roman" w:eastAsia="FangSong" w:cs="Times New Roman"/>
-        </w:rPr>
-        <w:t>三种球的比例如何</w:t>
-      </w:r>
-      <w:r>
-        <w:rPr>
-          <w:rFonts w:hint="eastAsia" w:ascii="Times New Roman" w:hAnsi="Times New Roman" w:eastAsia="Times New Roman" w:cs="Times New Roman"/>
-        </w:rPr>
-        <w:t>？</w:t>
+          <w:rFonts w:hint="eastAsia" w:ascii="Times New Roman" w:hAnsi="Times New Roman" w:eastAsia="FangSong" w:cs="Times New Roman"/>
+          <w:b/>
+          <w:bCs/>
+        </w:rPr>
+        <w:t xml:space="preserve">参考答案</w:t>
+      </w:r>
+      <w:r>
+        <w:rPr>
+          <w:rFonts w:hint="eastAsia" w:ascii="Times New Roman" w:hAnsi="Times New Roman" w:eastAsia="Times New Roman" w:cs="Times New Roman"/>
+        </w:rPr>
+        <w:t xml:space="preserve">：</w:t>
       </w:r>
     </w:p>
     <w:p>
       <w:pPr>
         <w:pStyle w:val="BodyText"/>
+      </w:pPr>
+      <w:r>
+        <w:rPr>
+          <w:rFonts w:hint="eastAsia" w:ascii="Times New Roman" w:hAnsi="Times New Roman" w:eastAsia="FangSong" w:cs="Times New Roman"/>
+        </w:rPr>
+        <w:t xml:space="preserve">设</w:t>
+      </w:r>
+      <w:r>
+        <w:rPr>
+          <w:rFonts w:ascii="Times New Roman" w:hAnsi="Times New Roman" w:eastAsia="Times New Roman" w:cs="Times New Roman"/>
+        </w:rPr>
+        <w:t xml:space="preserve"> C </w:t>
+      </w:r>
+      <w:r>
+        <w:rPr>
+          <w:rFonts w:hint="eastAsia" w:ascii="Times New Roman" w:hAnsi="Times New Roman" w:eastAsia="FangSong" w:cs="Times New Roman"/>
+        </w:rPr>
+        <w:t xml:space="preserve">与基团</w:t>
+      </w:r>
+      <w:r>
+        <w:rPr>
+          <w:rFonts w:ascii="Times New Roman" w:hAnsi="Times New Roman" w:eastAsia="Times New Roman" w:cs="Times New Roman"/>
+        </w:rPr>
+        <w:t xml:space="preserve"> R </w:t>
+      </w:r>
+      <w:r>
+        <w:rPr>
+          <w:rFonts w:hint="eastAsia" w:ascii="Times New Roman" w:hAnsi="Times New Roman" w:eastAsia="FangSong" w:cs="Times New Roman"/>
+        </w:rPr>
+        <w:t>相连</w:t>
+      </w:r>
+      <w:r>
+        <w:rPr>
+          <w:rFonts w:hint="eastAsia" w:ascii="Times New Roman" w:hAnsi="Times New Roman" w:eastAsia="Times New Roman" w:cs="Times New Roman"/>
+        </w:rPr>
+        <w:t>,</w:t>
+      </w:r>
+      <w:r>
+        <w:rPr>
+          <w:rFonts w:ascii="Times New Roman" w:hAnsi="Times New Roman" w:eastAsia="Times New Roman" w:cs="Times New Roman"/>
+        </w:rPr>
+        <w:t xml:space="preserve"> </w:t>
+      </w:r>
+      <w:r>
+        <w:rPr>
+          <w:rFonts w:hint="eastAsia" w:ascii="Times New Roman" w:hAnsi="Times New Roman" w:eastAsia="FangSong" w:cs="Times New Roman"/>
+        </w:rPr>
+        <w:t xml:space="preserve">根据</w:t>
+      </w:r>
+      <w:r>
+        <w:rPr>
+          <w:rFonts w:ascii="Times New Roman" w:hAnsi="Times New Roman" w:eastAsia="Times New Roman" w:cs="Times New Roman"/>
+        </w:rPr>
+        <w:t xml:space="preserve"> Bent </w:t>
+      </w:r>
+      <w:r>
+        <w:rPr>
+          <w:rFonts w:hint="eastAsia" w:ascii="Times New Roman" w:hAnsi="Times New Roman" w:eastAsia="FangSong" w:cs="Times New Roman"/>
+        </w:rPr>
+        <w:t>规则</w:t>
+      </w:r>
+      <w:r>
+        <w:rPr>
+          <w:rFonts w:hint="eastAsia" w:ascii="Times New Roman" w:hAnsi="Times New Roman" w:eastAsia="Times New Roman" w:cs="Times New Roman"/>
+        </w:rPr>
+        <w:t>,</w:t>
+      </w:r>
+      <w:r>
+        <w:rPr>
+          <w:rFonts w:ascii="Times New Roman" w:hAnsi="Times New Roman" w:eastAsia="Times New Roman" w:cs="Times New Roman"/>
+        </w:rPr>
+        <w:t xml:space="preserve"> </w:t>
+      </w:r>
+      <w:r>
+        <w:rPr>
+          <w:rFonts w:hint="eastAsia" w:ascii="Times New Roman" w:hAnsi="Times New Roman" w:eastAsia="FangSong" w:cs="Times New Roman"/>
+        </w:rPr>
+        <w:t xml:space="preserve">随着</w:t>
+      </w:r>
+      <w:r>
+        <w:rPr>
+          <w:rFonts w:ascii="Times New Roman" w:hAnsi="Times New Roman" w:eastAsia="Times New Roman" w:cs="Times New Roman"/>
+        </w:rPr>
+        <w:t xml:space="preserve"> R </w:t>
+      </w:r>
+      <w:r>
+        <w:rPr>
+          <w:rFonts w:hint="eastAsia" w:ascii="Times New Roman" w:hAnsi="Times New Roman" w:eastAsia="FangSong" w:cs="Times New Roman"/>
+        </w:rPr>
+        <w:t>的电负性升高</w:t>
+      </w:r>
+      <w:r>
+        <w:rPr>
+          <w:rFonts w:hint="eastAsia" w:ascii="Times New Roman" w:hAnsi="Times New Roman" w:eastAsia="Times New Roman" w:cs="Times New Roman"/>
+        </w:rPr>
+        <w:t>,</w:t>
+      </w:r>
+      <w:r>
+        <w:rPr>
+          <w:rFonts w:ascii="Times New Roman" w:hAnsi="Times New Roman" w:eastAsia="Times New Roman" w:cs="Times New Roman"/>
+        </w:rPr>
+        <w:t xml:space="preserve"> C—R </w:t>
+      </w:r>
+      <w:r>
+        <w:rPr>
+          <w:rFonts w:hint="eastAsia" w:ascii="Times New Roman" w:hAnsi="Times New Roman" w:eastAsia="FangSong" w:cs="Times New Roman"/>
+        </w:rPr>
+        <w:t xml:space="preserve">键的</w:t>
+      </w:r>
+      <w:r>
+        <w:rPr>
+          <w:rFonts w:ascii="Times New Roman" w:hAnsi="Times New Roman" w:eastAsia="Times New Roman" w:cs="Times New Roman"/>
+        </w:rPr>
+        <w:t xml:space="preserve"> p </w:t>
+      </w:r>
+      <w:r>
+        <w:rPr>
+          <w:rFonts w:hint="eastAsia" w:ascii="Times New Roman" w:hAnsi="Times New Roman" w:eastAsia="FangSong" w:cs="Times New Roman"/>
+        </w:rPr>
+        <w:t>成分会增加</w:t>
+      </w:r>
+      <w:r>
+        <w:rPr>
+          <w:rFonts w:hint="eastAsia" w:ascii="Times New Roman" w:hAnsi="Times New Roman" w:eastAsia="Times New Roman" w:cs="Times New Roman"/>
+        </w:rPr>
+        <w:t>,</w:t>
+      </w:r>
+      <w:r>
+        <w:rPr>
+          <w:rFonts w:ascii="Times New Roman" w:hAnsi="Times New Roman" w:eastAsia="Times New Roman" w:cs="Times New Roman"/>
+        </w:rPr>
+        <w:t xml:space="preserve"> </w:t>
+      </w:r>
+      <w:r>
+        <w:rPr>
+          <w:rFonts w:hint="eastAsia" w:ascii="Times New Roman" w:hAnsi="Times New Roman" w:eastAsia="FangSong" w:cs="Times New Roman"/>
+        </w:rPr>
+        <w:t xml:space="preserve">而</w:t>
+      </w:r>
+      <w:r>
+        <w:rPr>
+          <w:rFonts w:ascii="Times New Roman" w:hAnsi="Times New Roman" w:eastAsia="Times New Roman" w:cs="Times New Roman"/>
+        </w:rPr>
+        <w:t xml:space="preserve"> C </w:t>
+      </w:r>
+      <w:r>
+        <w:rPr>
+          <w:rFonts w:hint="eastAsia" w:ascii="Times New Roman" w:hAnsi="Times New Roman" w:eastAsia="FangSong" w:cs="Times New Roman"/>
+        </w:rPr>
+        <w:t xml:space="preserve">与其他基团连接的键的</w:t>
+      </w:r>
+      <w:r>
+        <w:rPr>
+          <w:rFonts w:ascii="Times New Roman" w:hAnsi="Times New Roman" w:eastAsia="Times New Roman" w:cs="Times New Roman"/>
+        </w:rPr>
+        <w:t xml:space="preserve"> s </w:t>
+      </w:r>
+      <w:r>
+        <w:rPr>
+          <w:rFonts w:hint="eastAsia" w:ascii="Times New Roman" w:hAnsi="Times New Roman" w:eastAsia="FangSong" w:cs="Times New Roman"/>
+        </w:rPr>
+        <w:t>成分相应增加</w:t>
+      </w:r>
+      <w:r>
+        <w:rPr>
+          <w:rFonts w:hint="eastAsia" w:ascii="Times New Roman" w:hAnsi="Times New Roman" w:eastAsia="Times New Roman" w:cs="Times New Roman"/>
+        </w:rPr>
+        <w:t>,</w:t>
+      </w:r>
+      <w:r>
+        <w:rPr>
+          <w:rFonts w:ascii="Times New Roman" w:hAnsi="Times New Roman" w:eastAsia="Times New Roman" w:cs="Times New Roman"/>
+        </w:rPr>
+        <w:t xml:space="preserve"> </w:t>
+      </w:r>
+      <w:r>
+        <w:rPr>
+          <w:rFonts w:hint="eastAsia" w:ascii="Times New Roman" w:hAnsi="Times New Roman" w:eastAsia="FangSong" w:cs="Times New Roman"/>
+        </w:rPr>
+        <w:t xml:space="preserve">造成</w:t>
+      </w:r>
+      <w:r>
+        <w:rPr>
+          <w:rFonts w:ascii="Times New Roman" w:hAnsi="Times New Roman" w:eastAsia="Times New Roman" w:cs="Times New Roman"/>
+        </w:rPr>
+        <w:t xml:space="preserve"> C </w:t>
+      </w:r>
+      <w:r>
+        <w:rPr>
+          <w:rFonts w:hint="eastAsia" w:ascii="Times New Roman" w:hAnsi="Times New Roman" w:eastAsia="FangSong" w:cs="Times New Roman"/>
+        </w:rPr>
+        <w:t>也显现出吸电子效应</w:t>
+      </w:r>
+      <w:r>
+        <w:rPr>
+          <w:rFonts w:hint="eastAsia" w:ascii="Times New Roman" w:hAnsi="Times New Roman" w:eastAsia="Times New Roman" w:cs="Times New Roman"/>
+        </w:rPr>
+        <w:t>。</w:t>
+      </w:r>
+    </w:p>
+    <w:p>
+      <w:pPr>
+        <w:spacing w:before="160" w:after="80"/>
+      </w:pPr>
+      <w:r>
+        <w:pict>
+          <v:rect style="width:0;height:1.5pt" o:hralign="center" o:hrstd="t" o:hr="t"/>
+        </w:pict>
+      </w:r>
+    </w:p>
+    <w:bookmarkEnd w:id="50"/>
+    <w:bookmarkStart w:id="51" w:name="第15题"/>
+    <w:p>
+      <w:pPr>
+        <w:pStyle w:val="Heading3"/>
+        <w:spacing w:before="280" w:after="120"/>
+      </w:pPr>
+      <w:r>
+        <w:rPr>
+          <w:rFonts w:hint="eastAsia" w:ascii="Times New Roman" w:hAnsi="Times New Roman" w:eastAsia="SimHei" w:cs="Times New Roman"/>
+        </w:rPr>
+        <w:t>第</w:t>
+      </w:r>
+      <w:r>
+        <w:rPr>
+          <w:rFonts w:hint="eastAsia" w:ascii="Times New Roman" w:hAnsi="Times New Roman" w:eastAsia="Times New Roman" w:cs="Times New Roman"/>
+        </w:rPr>
+        <w:t>15</w:t>
+      </w:r>
+      <w:r>
+        <w:rPr>
+          <w:rFonts w:hint="eastAsia" w:ascii="Times New Roman" w:hAnsi="Times New Roman" w:eastAsia="SimHei" w:cs="Times New Roman"/>
+        </w:rPr>
+        <w:t>题</w:t>
+      </w:r>
+    </w:p>
+    <w:p>
+      <w:pPr>
+        <w:pStyle w:val="BlockText"/>
+      </w:pPr>
+      <w:r>
+        <w:rPr>
+          <w:rFonts w:hint="eastAsia" w:ascii="Times New Roman" w:hAnsi="Times New Roman" w:eastAsia="FangSong" w:cs="Times New Roman"/>
+        </w:rPr>
+        <w:t>来源</w:t>
+      </w:r>
+      <w:r>
+        <w:rPr>
+          <w:rFonts w:hint="eastAsia" w:ascii="Times New Roman" w:hAnsi="Times New Roman" w:eastAsia="Times New Roman" w:cs="Times New Roman"/>
+        </w:rPr>
+        <w:t>：</w:t>
+      </w:r>
+      <w:r>
+        <w:rPr>
+          <w:rFonts w:hint="eastAsia" w:ascii="Times New Roman" w:hAnsi="Times New Roman" w:eastAsia="FangSong" w:cs="Times New Roman"/>
+        </w:rPr>
+        <w:t>化学竞赛初赛讲义</w:t>
+      </w:r>
+    </w:p>
+    <w:p>
+      <w:pPr>
+        <w:pStyle w:val="FirstParagraph"/>
+      </w:pPr>
+      <w:r>
+        <w:rPr>
+          <w:rFonts w:hint="eastAsia" w:ascii="Times New Roman" w:hAnsi="Times New Roman" w:eastAsia="FangSong" w:cs="Times New Roman"/>
+        </w:rPr>
+        <w:t xml:space="preserve">传统的王水是浓盐酸和浓硝酸以体积比</w:t>
+      </w:r>
+      <w:r>
+        <w:rPr>
+          <w:rFonts w:ascii="Times New Roman" w:hAnsi="Times New Roman" w:eastAsia="Times New Roman" w:cs="Times New Roman"/>
+        </w:rPr>
+        <w:t xml:space="preserve"> 3:1 </w:t>
+      </w:r>
+      <w:r>
+        <w:rPr>
+          <w:rFonts w:hint="eastAsia" w:ascii="Times New Roman" w:hAnsi="Times New Roman" w:eastAsia="FangSong" w:cs="Times New Roman"/>
+        </w:rPr>
+        <w:t>混合得到的强氧化性液体</w:t>
+      </w:r>
+      <w:r>
+        <w:rPr>
+          <w:rFonts w:hint="eastAsia" w:ascii="Times New Roman" w:hAnsi="Times New Roman" w:eastAsia="Times New Roman" w:cs="Times New Roman"/>
+        </w:rPr>
+        <w:t>，</w:t>
+      </w:r>
+      <w:r>
+        <w:rPr>
+          <w:rFonts w:hint="eastAsia" w:ascii="Times New Roman" w:hAnsi="Times New Roman" w:eastAsia="FangSong" w:cs="Times New Roman"/>
+        </w:rPr>
+        <w:t>近年来发现一种有机王水</w:t>
+      </w:r>
+      <w:r>
+        <w:rPr>
+          <w:rFonts w:hint="eastAsia" w:ascii="Times New Roman" w:hAnsi="Times New Roman" w:eastAsia="Times New Roman" w:cs="Times New Roman"/>
+        </w:rPr>
+        <w:t>，</w:t>
+      </w:r>
+      <w:r>
+        <w:rPr>
+          <w:rFonts w:hint="eastAsia" w:ascii="Times New Roman" w:hAnsi="Times New Roman" w:eastAsia="FangSong" w:cs="Times New Roman"/>
+        </w:rPr>
+        <w:t>它是</w:t>
+      </w:r>
+      <w:r>
+        <w:rPr>
+          <w:rFonts w:ascii="Times New Roman" w:hAnsi="Times New Roman" w:eastAsia="Times New Roman" w:cs="Times New Roman"/>
+        </w:rPr>
+        <w:t xml:space="preserve"> </w:t>
+      </w:r>
+      <m:oMath>
+        <m:r>
+          <m:t>S</m:t>
+        </m:r>
+        <m:r>
+          <m:t>O</m:t>
+        </m:r>
+        <m:r>
+          <m:t>C</m:t>
+        </m:r>
+        <m:sSub>
+          <m:e>
+            <m:r>
+              <m:t>l</m:t>
+            </m:r>
+          </m:e>
+          <m:sub>
+            <m:r>
+              <m:t>2</m:t>
+            </m:r>
+          </m:sub>
+        </m:sSub>
+      </m:oMath>
+      <w:r>
+        <w:rPr>
+          <w:rFonts w:ascii="Times New Roman" w:hAnsi="Times New Roman" w:eastAsia="Times New Roman" w:cs="Times New Roman"/>
+        </w:rPr>
+        <w:t xml:space="preserve"> </w:t>
+      </w:r>
+      <w:r>
+        <w:rPr>
+          <w:rFonts w:hint="eastAsia" w:ascii="Times New Roman" w:hAnsi="Times New Roman" w:eastAsia="FangSong" w:cs="Times New Roman"/>
+        </w:rPr>
+        <w:t xml:space="preserve">和吡啶以体积比</w:t>
+      </w:r>
+      <w:r>
+        <w:rPr>
+          <w:rFonts w:ascii="Times New Roman" w:hAnsi="Times New Roman" w:eastAsia="Times New Roman" w:cs="Times New Roman"/>
+        </w:rPr>
+        <w:t xml:space="preserve"> 3:1 </w:t>
+      </w:r>
+      <w:r>
+        <w:rPr>
+          <w:rFonts w:hint="eastAsia" w:ascii="Times New Roman" w:hAnsi="Times New Roman" w:eastAsia="FangSong" w:cs="Times New Roman"/>
+        </w:rPr>
+        <w:t>比例的混合液体</w:t>
+      </w:r>
+      <w:r>
+        <w:rPr>
+          <w:rFonts w:hint="eastAsia" w:ascii="Times New Roman" w:hAnsi="Times New Roman" w:eastAsia="Times New Roman" w:cs="Times New Roman"/>
+        </w:rPr>
+        <w:t>。</w:t>
+      </w:r>
+      <w:r>
+        <w:rPr>
+          <w:rFonts w:hint="eastAsia" w:ascii="Times New Roman" w:hAnsi="Times New Roman" w:eastAsia="FangSong" w:cs="Times New Roman"/>
+        </w:rPr>
+        <w:t>研究发现</w:t>
+      </w:r>
+      <w:r>
+        <w:rPr>
+          <w:rFonts w:hint="eastAsia" w:ascii="Times New Roman" w:hAnsi="Times New Roman" w:eastAsia="Times New Roman" w:cs="Times New Roman"/>
+        </w:rPr>
+        <w:t>，</w:t>
+      </w:r>
+      <w:r>
+        <w:rPr>
+          <w:rFonts w:hint="eastAsia" w:ascii="Times New Roman" w:hAnsi="Times New Roman" w:eastAsia="FangSong" w:cs="Times New Roman"/>
+        </w:rPr>
+        <w:t>有机王水溶解</w:t>
+      </w:r>
+      <w:r>
+        <w:rPr>
+          <w:rFonts w:ascii="Times New Roman" w:hAnsi="Times New Roman" w:eastAsia="Times New Roman" w:cs="Times New Roman"/>
+        </w:rPr>
+        <w:t xml:space="preserve"> Au </w:t>
+      </w:r>
+      <w:r>
+        <w:rPr>
+          <w:rFonts w:hint="eastAsia" w:ascii="Times New Roman" w:hAnsi="Times New Roman" w:eastAsia="FangSong" w:cs="Times New Roman"/>
+        </w:rPr>
+        <w:t>过程中</w:t>
+      </w:r>
+      <w:r>
+        <w:rPr>
+          <w:rFonts w:hint="eastAsia" w:ascii="Times New Roman" w:hAnsi="Times New Roman" w:eastAsia="Times New Roman" w:cs="Times New Roman"/>
+        </w:rPr>
+        <w:t>，</w:t>
+      </w:r>
+      <w:r>
+        <w:rPr>
+          <w:rFonts w:hint="eastAsia" w:ascii="Times New Roman" w:hAnsi="Times New Roman" w:eastAsia="FangSong" w:cs="Times New Roman"/>
+        </w:rPr>
+        <w:t>吡啶与金以及亚砜均可形成加合物</w:t>
+      </w:r>
+      <w:r>
+        <w:rPr>
+          <w:rFonts w:hint="eastAsia" w:ascii="Times New Roman" w:hAnsi="Times New Roman" w:eastAsia="Times New Roman" w:cs="Times New Roman"/>
+        </w:rPr>
+        <w:t>，</w:t>
+      </w:r>
+      <w:r>
+        <w:rPr>
+          <w:rFonts w:hint="eastAsia" w:ascii="Times New Roman" w:hAnsi="Times New Roman" w:eastAsia="FangSong" w:cs="Times New Roman"/>
+        </w:rPr>
+        <w:t>问</w:t>
+      </w:r>
+      <w:r>
+        <w:rPr>
+          <w:rFonts w:hint="eastAsia" w:ascii="Times New Roman" w:hAnsi="Times New Roman" w:eastAsia="Times New Roman" w:cs="Times New Roman"/>
+        </w:rPr>
+        <w:t>：</w:t>
+      </w:r>
+      <w:r>
+        <w:rPr>
+          <w:rFonts w:hint="eastAsia" w:ascii="Times New Roman" w:hAnsi="Times New Roman" w:eastAsia="FangSong" w:cs="Times New Roman"/>
+        </w:rPr>
+        <w:t>这两种加合物的形成为何可以加速反应</w:t>
+      </w:r>
+      <w:r>
+        <w:rPr>
+          <w:rFonts w:hint="eastAsia" w:ascii="Times New Roman" w:hAnsi="Times New Roman" w:eastAsia="Times New Roman" w:cs="Times New Roman"/>
+        </w:rPr>
+        <w:t>?</w:t>
+      </w:r>
+    </w:p>
+    <w:p>
+      <w:pPr>
+        <w:pStyle w:val="BodyText"/>
+      </w:pPr>
+      <w:r>
+        <w:rPr>
+          <w:rFonts w:hint="eastAsia" w:ascii="Times New Roman" w:hAnsi="Times New Roman" w:eastAsia="FangSong" w:cs="Times New Roman"/>
+          <w:b/>
+          <w:bCs/>
+        </w:rPr>
+        <w:t xml:space="preserve">参考答案</w:t>
+      </w:r>
+      <w:r>
+        <w:rPr>
+          <w:rFonts w:hint="eastAsia" w:ascii="Times New Roman" w:hAnsi="Times New Roman" w:eastAsia="Times New Roman" w:cs="Times New Roman"/>
+        </w:rPr>
+        <w:t xml:space="preserve">：</w:t>
+      </w:r>
+    </w:p>
+    <w:p>
+      <w:pPr>
+        <w:pStyle w:val="BodyText"/>
+      </w:pPr>
+      <w:r>
+        <w:rPr>
+          <w:rFonts w:hint="eastAsia" w:ascii="Times New Roman" w:hAnsi="Times New Roman" w:eastAsia="FangSong" w:cs="Times New Roman"/>
+        </w:rPr>
+        <w:t xml:space="preserve">前者是与</w:t>
+      </w:r>
+      <w:r>
+        <w:rPr>
+          <w:rFonts w:ascii="Times New Roman" w:hAnsi="Times New Roman" w:eastAsia="Times New Roman" w:cs="Times New Roman"/>
+        </w:rPr>
+        <w:t xml:space="preserve"> Au </w:t>
+      </w:r>
+      <w:r>
+        <w:rPr>
+          <w:rFonts w:hint="eastAsia" w:ascii="Times New Roman" w:hAnsi="Times New Roman" w:eastAsia="FangSong" w:cs="Times New Roman"/>
+        </w:rPr>
+        <w:t>形成配合物</w:t>
+      </w:r>
+      <w:r>
+        <w:rPr>
+          <w:rFonts w:hint="eastAsia" w:ascii="Times New Roman" w:hAnsi="Times New Roman" w:eastAsia="Times New Roman" w:cs="Times New Roman"/>
+        </w:rPr>
+        <w:t>,</w:t>
+      </w:r>
+      <w:r>
+        <w:rPr>
+          <w:rFonts w:ascii="Times New Roman" w:hAnsi="Times New Roman" w:eastAsia="Times New Roman" w:cs="Times New Roman"/>
+        </w:rPr>
+        <w:t xml:space="preserve"> </w:t>
+      </w:r>
+      <w:r>
+        <w:rPr>
+          <w:rFonts w:hint="eastAsia" w:ascii="Times New Roman" w:hAnsi="Times New Roman" w:eastAsia="FangSong" w:cs="Times New Roman"/>
+        </w:rPr>
+        <w:t xml:space="preserve">降低</w:t>
+      </w:r>
+      <w:r>
+        <w:rPr>
+          <w:rFonts w:ascii="Times New Roman" w:hAnsi="Times New Roman" w:eastAsia="Times New Roman" w:cs="Times New Roman"/>
+        </w:rPr>
+        <w:t xml:space="preserve"> Au </w:t>
+      </w:r>
+      <w:r>
+        <w:rPr>
+          <w:rFonts w:hint="eastAsia" w:ascii="Times New Roman" w:hAnsi="Times New Roman" w:eastAsia="FangSong" w:cs="Times New Roman"/>
+        </w:rPr>
+        <w:t>的电极电位</w:t>
+      </w:r>
+      <w:r>
+        <w:rPr>
+          <w:rFonts w:hint="eastAsia" w:ascii="Times New Roman" w:hAnsi="Times New Roman" w:eastAsia="Times New Roman" w:cs="Times New Roman"/>
+        </w:rPr>
+        <w:t>;</w:t>
+      </w:r>
+      <w:r>
+        <w:rPr>
+          <w:rFonts w:ascii="Times New Roman" w:hAnsi="Times New Roman" w:eastAsia="Times New Roman" w:cs="Times New Roman"/>
+        </w:rPr>
+        <w:t xml:space="preserve"> </w:t>
+      </w:r>
+      <w:r>
+        <w:rPr>
+          <w:rFonts w:hint="eastAsia" w:ascii="Times New Roman" w:hAnsi="Times New Roman" w:eastAsia="FangSong" w:cs="Times New Roman"/>
+        </w:rPr>
+        <w:t xml:space="preserve">后者是由于吡啶与</w:t>
+      </w:r>
+      <w:r>
+        <w:rPr>
+          <w:rFonts w:ascii="Times New Roman" w:hAnsi="Times New Roman" w:eastAsia="Times New Roman" w:cs="Times New Roman"/>
+        </w:rPr>
+        <w:t xml:space="preserve"> S </w:t>
+      </w:r>
+      <w:r>
+        <w:rPr>
+          <w:rFonts w:hint="eastAsia" w:ascii="Times New Roman" w:hAnsi="Times New Roman" w:eastAsia="FangSong" w:cs="Times New Roman"/>
+        </w:rPr>
+        <w:t>配位</w:t>
+      </w:r>
+      <w:r>
+        <w:rPr>
+          <w:rFonts w:hint="eastAsia" w:ascii="Times New Roman" w:hAnsi="Times New Roman" w:eastAsia="Times New Roman" w:cs="Times New Roman"/>
+        </w:rPr>
+        <w:t>,</w:t>
+      </w:r>
+      <w:r>
+        <w:rPr>
+          <w:rFonts w:ascii="Times New Roman" w:hAnsi="Times New Roman" w:eastAsia="Times New Roman" w:cs="Times New Roman"/>
+        </w:rPr>
+        <w:t xml:space="preserve"> S </w:t>
+      </w:r>
+      <w:r>
+        <w:rPr>
+          <w:rFonts w:hint="eastAsia" w:ascii="Times New Roman" w:hAnsi="Times New Roman" w:eastAsia="FangSong" w:cs="Times New Roman"/>
+        </w:rPr>
+        <w:t xml:space="preserve">的电子反馈到吡啶的</w:t>
+      </w:r>
+      <w:r>
+        <w:rPr>
+          <w:rFonts w:ascii="Times New Roman" w:hAnsi="Times New Roman" w:eastAsia="Times New Roman" w:cs="Times New Roman"/>
+        </w:rPr>
+        <w:t xml:space="preserve"> </w:t>
+      </w:r>
+      <m:oMath>
+        <m:r>
+          <m:t>π</m:t>
+        </m:r>
+      </m:oMath>
+      <w:r>
+        <w:rPr>
+          <w:rFonts w:ascii="Times New Roman" w:hAnsi="Times New Roman" w:eastAsia="Times New Roman" w:cs="Times New Roman"/>
+        </w:rPr>
+        <w:t xml:space="preserve"> </w:t>
+      </w:r>
+      <w:r>
+        <w:rPr>
+          <w:rFonts w:hint="eastAsia" w:ascii="Times New Roman" w:hAnsi="Times New Roman" w:eastAsia="FangSong" w:cs="Times New Roman"/>
+        </w:rPr>
+        <w:t>反键轨道中</w:t>
+      </w:r>
+      <w:r>
+        <w:rPr>
+          <w:rFonts w:hint="eastAsia" w:ascii="Times New Roman" w:hAnsi="Times New Roman" w:eastAsia="Times New Roman" w:cs="Times New Roman"/>
+        </w:rPr>
+        <w:t>,</w:t>
+      </w:r>
+      <w:r>
+        <w:rPr>
+          <w:rFonts w:ascii="Times New Roman" w:hAnsi="Times New Roman" w:eastAsia="Times New Roman" w:cs="Times New Roman"/>
+        </w:rPr>
+        <w:t xml:space="preserve"> </w:t>
+      </w:r>
+      <w:r>
+        <w:rPr>
+          <w:rFonts w:hint="eastAsia" w:ascii="Times New Roman" w:hAnsi="Times New Roman" w:eastAsia="FangSong" w:cs="Times New Roman"/>
+        </w:rPr>
+        <w:t xml:space="preserve">降低了</w:t>
+      </w:r>
+      <w:r>
+        <w:rPr>
+          <w:rFonts w:ascii="Times New Roman" w:hAnsi="Times New Roman" w:eastAsia="Times New Roman" w:cs="Times New Roman"/>
+        </w:rPr>
+        <w:t xml:space="preserve"> LUMO, </w:t>
+      </w:r>
+      <w:r>
+        <w:rPr>
+          <w:rFonts w:hint="eastAsia" w:ascii="Times New Roman" w:hAnsi="Times New Roman" w:eastAsia="FangSong" w:cs="Times New Roman"/>
+        </w:rPr>
+        <w:t>氧化性增强</w:t>
+      </w:r>
+      <w:r>
+        <w:rPr>
+          <w:rFonts w:hint="eastAsia" w:ascii="Times New Roman" w:hAnsi="Times New Roman" w:eastAsia="Times New Roman" w:cs="Times New Roman"/>
+        </w:rPr>
+        <w:t>。</w:t>
+      </w:r>
+    </w:p>
+    <w:p>
+      <w:pPr>
+        <w:spacing w:before="160" w:after="80"/>
+      </w:pPr>
+      <w:r>
+        <w:pict>
+          <v:rect style="width:0;height:1.5pt" o:hralign="center" o:hrstd="t" o:hr="t"/>
+        </w:pict>
+      </w:r>
+    </w:p>
+    <w:bookmarkEnd w:id="51"/>
+    <w:bookmarkStart w:id="52" w:name="第16题"/>
+    <w:p>
+      <w:pPr>
+        <w:pStyle w:val="Heading3"/>
+        <w:spacing w:before="280" w:after="120"/>
+      </w:pPr>
+      <w:r>
+        <w:rPr>
+          <w:rFonts w:hint="eastAsia" w:ascii="Times New Roman" w:hAnsi="Times New Roman" w:eastAsia="SimHei" w:cs="Times New Roman"/>
+        </w:rPr>
+        <w:t>第</w:t>
+      </w:r>
+      <w:r>
+        <w:rPr>
+          <w:rFonts w:hint="eastAsia" w:ascii="Times New Roman" w:hAnsi="Times New Roman" w:eastAsia="Times New Roman" w:cs="Times New Roman"/>
+        </w:rPr>
+        <w:t>16</w:t>
+      </w:r>
+      <w:r>
+        <w:rPr>
+          <w:rFonts w:hint="eastAsia" w:ascii="Times New Roman" w:hAnsi="Times New Roman" w:eastAsia="SimHei" w:cs="Times New Roman"/>
+        </w:rPr>
+        <w:t>题</w:t>
+      </w:r>
+    </w:p>
+    <w:p>
+      <w:pPr>
+        <w:pStyle w:val="BlockText"/>
+      </w:pPr>
+      <w:r>
+        <w:rPr>
+          <w:rFonts w:hint="eastAsia" w:ascii="Times New Roman" w:hAnsi="Times New Roman" w:eastAsia="FangSong" w:cs="Times New Roman"/>
+        </w:rPr>
+        <w:t>来源</w:t>
+      </w:r>
+      <w:r>
+        <w:rPr>
+          <w:rFonts w:hint="eastAsia" w:ascii="Times New Roman" w:hAnsi="Times New Roman" w:eastAsia="Times New Roman" w:cs="Times New Roman"/>
+        </w:rPr>
+        <w:t>：</w:t>
+      </w:r>
+      <w:r>
+        <w:rPr>
+          <w:rFonts w:hint="eastAsia" w:ascii="Times New Roman" w:hAnsi="Times New Roman" w:eastAsia="FangSong" w:cs="Times New Roman"/>
+        </w:rPr>
+        <w:t>化学竞赛初赛讲义</w:t>
+      </w:r>
+    </w:p>
+    <w:p>
+      <w:pPr>
+        <w:pStyle w:val="FirstParagraph"/>
+      </w:pPr>
+      <w:r>
+        <w:rPr>
+          <w:rFonts w:hint="eastAsia" w:ascii="Times New Roman" w:hAnsi="Times New Roman" w:eastAsia="FangSong" w:cs="Times New Roman"/>
+        </w:rPr>
+        <w:t xml:space="preserve">确定下列</w:t>
+      </w:r>
+      <w:r>
+        <w:rPr>
+          <w:rFonts w:ascii="Times New Roman" w:hAnsi="Times New Roman" w:eastAsia="Times New Roman" w:cs="Times New Roman"/>
+        </w:rPr>
+        <w:t xml:space="preserve"> Lewis </w:t>
+      </w:r>
+      <w:r>
+        <w:rPr>
+          <w:rFonts w:hint="eastAsia" w:ascii="Times New Roman" w:hAnsi="Times New Roman" w:eastAsia="FangSong" w:cs="Times New Roman"/>
+        </w:rPr>
+        <w:t>碱的软硬</w:t>
+      </w:r>
+      <w:r>
+        <w:rPr>
+          <w:rFonts w:hint="eastAsia" w:ascii="Times New Roman" w:hAnsi="Times New Roman" w:eastAsia="Times New Roman" w:cs="Times New Roman"/>
+        </w:rPr>
+        <w:t>：</w:t>
+      </w:r>
+      <w:r>
+        <w:rPr>
+          <w:rFonts w:ascii="Times New Roman" w:hAnsi="Times New Roman" w:eastAsia="Times New Roman" w:cs="Times New Roman"/>
+        </w:rPr>
+        <w:t xml:space="preserve"> </w:t>
+      </w:r>
+      <m:oMath>
+        <m:r>
+          <m:t>O</m:t>
+        </m:r>
+        <m:sSup>
+          <m:e>
+            <m:r>
+              <m:t>H</m:t>
+            </m:r>
+          </m:e>
+          <m:sup>
+            <m:r>
+              <m:rPr>
+                <m:sty m:val="p"/>
+              </m:rPr>
+              <m:t>−</m:t>
+            </m:r>
+          </m:sup>
+        </m:sSup>
+      </m:oMath>
+      <w:r>
+        <w:rPr>
+          <w:rFonts w:ascii="Times New Roman" w:hAnsi="Times New Roman" w:eastAsia="Times New Roman" w:cs="Times New Roman"/>
+        </w:rPr>
+        <w:t xml:space="preserve"> </w:t>
+      </w:r>
+      <w:r>
+        <w:rPr>
+          <w:rFonts w:ascii="Times New Roman" w:hAnsi="Times New Roman" w:eastAsia="Times New Roman" w:cs="Times New Roman"/>
+        </w:rPr>
+        <w:t xml:space="preserve">、</w:t>
+      </w:r>
+      <w:r>
+        <w:rPr>
+          <w:rFonts w:ascii="Times New Roman" w:hAnsi="Times New Roman" w:eastAsia="Times New Roman" w:cs="Times New Roman"/>
+        </w:rPr>
+        <w:t xml:space="preserve"> </w:t>
+      </w:r>
+      <m:oMath>
+        <m:sSup>
+          <m:e>
+            <m:r>
+              <m:t>H</m:t>
+            </m:r>
+          </m:e>
+          <m:sup>
+            <m:r>
+              <m:rPr>
+                <m:sty m:val="p"/>
+              </m:rPr>
+              <m:t>−</m:t>
+            </m:r>
+          </m:sup>
+        </m:sSup>
+      </m:oMath>
+      <w:r>
+        <w:rPr>
+          <w:rFonts w:ascii="Times New Roman" w:hAnsi="Times New Roman" w:eastAsia="Times New Roman" w:cs="Times New Roman"/>
+        </w:rPr>
+        <w:t xml:space="preserve"> </w:t>
+      </w:r>
+      <w:r>
+        <w:rPr>
+          <w:rFonts w:ascii="Times New Roman" w:hAnsi="Times New Roman" w:eastAsia="Times New Roman" w:cs="Times New Roman"/>
+        </w:rPr>
+        <w:t xml:space="preserve">、</w:t>
+      </w:r>
+      <w:r>
+        <w:rPr>
+          <w:rFonts w:ascii="Times New Roman" w:hAnsi="Times New Roman" w:eastAsia="Times New Roman" w:cs="Times New Roman"/>
+        </w:rPr>
+        <w:t xml:space="preserve"> </w:t>
+      </w:r>
+      <m:oMath>
+        <m:r>
+          <m:t>R</m:t>
+        </m:r>
+        <m:sSup>
+          <m:e>
+            <m:r>
+              <m:t>O</m:t>
+            </m:r>
+          </m:e>
+          <m:sup>
+            <m:r>
+              <m:rPr>
+                <m:sty m:val="p"/>
+              </m:rPr>
+              <m:t>−</m:t>
+            </m:r>
+          </m:sup>
+        </m:sSup>
+      </m:oMath>
+      <w:r>
+        <w:rPr>
+          <w:rFonts w:ascii="Times New Roman" w:hAnsi="Times New Roman" w:eastAsia="Times New Roman" w:cs="Times New Roman"/>
+        </w:rPr>
+        <w:t xml:space="preserve"> </w:t>
+      </w:r>
+      <w:r>
+        <w:rPr>
+          <w:rFonts w:ascii="Times New Roman" w:hAnsi="Times New Roman" w:eastAsia="Times New Roman" w:cs="Times New Roman"/>
+        </w:rPr>
+        <w:t xml:space="preserve">、</w:t>
+      </w:r>
+      <w:r>
+        <w:rPr>
+          <w:rFonts w:ascii="Times New Roman" w:hAnsi="Times New Roman" w:eastAsia="Times New Roman" w:cs="Times New Roman"/>
+        </w:rPr>
+        <w:t xml:space="preserve"> </w:t>
+      </w:r>
+      <m:oMath>
+        <m:r>
+          <m:t>R</m:t>
+        </m:r>
+        <m:sSup>
+          <m:e>
+            <m:r>
+              <m:t>S</m:t>
+            </m:r>
+          </m:e>
+          <m:sup>
+            <m:r>
+              <m:rPr>
+                <m:sty m:val="p"/>
+              </m:rPr>
+              <m:t>−</m:t>
+            </m:r>
+          </m:sup>
+        </m:sSup>
+      </m:oMath>
+      <w:r>
+        <w:rPr>
+          <w:rFonts w:ascii="Times New Roman" w:hAnsi="Times New Roman" w:eastAsia="Times New Roman" w:cs="Times New Roman"/>
+        </w:rPr>
+        <w:t xml:space="preserve"> </w:t>
+      </w:r>
+      <w:r>
+        <w:rPr>
+          <w:rFonts w:ascii="Times New Roman" w:hAnsi="Times New Roman" w:eastAsia="Times New Roman" w:cs="Times New Roman"/>
+        </w:rPr>
+        <w:t xml:space="preserve">、</w:t>
+      </w:r>
+      <w:r>
+        <w:rPr>
+          <w:rFonts w:ascii="Times New Roman" w:hAnsi="Times New Roman" w:eastAsia="Times New Roman" w:cs="Times New Roman"/>
+        </w:rPr>
+        <w:t xml:space="preserve"> </w:t>
+      </w:r>
+      <m:oMath>
+        <m:sSup>
+          <m:e>
+            <m:r>
+              <m:t>F</m:t>
+            </m:r>
+          </m:e>
+          <m:sup>
+            <m:r>
+              <m:rPr>
+                <m:sty m:val="p"/>
+              </m:rPr>
+              <m:t>−</m:t>
+            </m:r>
+          </m:sup>
+        </m:sSup>
+      </m:oMath>
+      <w:r>
+        <w:rPr>
+          <w:rFonts w:ascii="Times New Roman" w:hAnsi="Times New Roman" w:eastAsia="Times New Roman" w:cs="Times New Roman"/>
+        </w:rPr>
+        <w:t xml:space="preserve"> </w:t>
+      </w:r>
+      <w:r>
+        <w:rPr>
+          <w:rFonts w:ascii="Times New Roman" w:hAnsi="Times New Roman" w:eastAsia="Times New Roman" w:cs="Times New Roman"/>
+        </w:rPr>
+        <w:t xml:space="preserve">、</w:t>
+      </w:r>
+      <w:r>
+        <w:rPr>
+          <w:rFonts w:ascii="Times New Roman" w:hAnsi="Times New Roman" w:eastAsia="Times New Roman" w:cs="Times New Roman"/>
+        </w:rPr>
+        <w:t xml:space="preserve"> </w:t>
+      </w:r>
+      <m:oMath>
+        <m:r>
+          <m:t>C</m:t>
+        </m:r>
+        <m:sSup>
+          <m:e>
+            <m:r>
+              <m:t>l</m:t>
+            </m:r>
+          </m:e>
+          <m:sup>
+            <m:r>
+              <m:rPr>
+                <m:sty m:val="p"/>
+              </m:rPr>
+              <m:t>−</m:t>
+            </m:r>
+          </m:sup>
+        </m:sSup>
+      </m:oMath>
+      <w:r>
+        <w:rPr>
+          <w:rFonts w:ascii="Times New Roman" w:hAnsi="Times New Roman" w:eastAsia="Times New Roman" w:cs="Times New Roman"/>
+        </w:rPr>
+        <w:t xml:space="preserve"> </w:t>
+      </w:r>
+      <w:r>
+        <w:rPr>
+          <w:rFonts w:ascii="Times New Roman" w:hAnsi="Times New Roman" w:eastAsia="Times New Roman" w:cs="Times New Roman"/>
+        </w:rPr>
+        <w:t xml:space="preserve">、</w:t>
+      </w:r>
+      <w:r>
+        <w:rPr>
+          <w:rFonts w:ascii="Times New Roman" w:hAnsi="Times New Roman" w:eastAsia="Times New Roman" w:cs="Times New Roman"/>
+        </w:rPr>
+        <w:t xml:space="preserve"> </w:t>
+      </w:r>
+      <m:oMath>
+        <m:sSup>
+          <m:e>
+            <m:r>
+              <m:t>I</m:t>
+            </m:r>
+          </m:e>
+          <m:sup>
+            <m:r>
+              <m:rPr>
+                <m:sty m:val="p"/>
+              </m:rPr>
+              <m:t>−</m:t>
+            </m:r>
+          </m:sup>
+        </m:sSup>
+      </m:oMath>
+      <w:r>
+        <w:rPr>
+          <w:rFonts w:ascii="Times New Roman" w:hAnsi="Times New Roman" w:eastAsia="Times New Roman" w:cs="Times New Roman"/>
+        </w:rPr>
+        <w:t xml:space="preserve"> </w:t>
+      </w:r>
+      <w:r>
+        <w:rPr>
+          <w:rFonts w:ascii="Times New Roman" w:hAnsi="Times New Roman" w:eastAsia="Times New Roman" w:cs="Times New Roman"/>
+        </w:rPr>
+        <w:t xml:space="preserve">、</w:t>
+      </w:r>
+      <w:r>
+        <w:rPr>
+          <w:rFonts w:ascii="Times New Roman" w:hAnsi="Times New Roman" w:eastAsia="Times New Roman" w:cs="Times New Roman"/>
+        </w:rPr>
+        <w:t xml:space="preserve"> </w:t>
+      </w:r>
+      <m:oMath>
+        <m:r>
+          <m:t>N</m:t>
+        </m:r>
+        <m:sSub>
+          <m:e>
+            <m:r>
+              <m:t>H</m:t>
+            </m:r>
+          </m:e>
+          <m:sub>
+            <m:r>
+              <m:t>3</m:t>
+            </m:r>
+          </m:sub>
+        </m:sSub>
+      </m:oMath>
+      <w:r>
+        <w:rPr>
+          <w:rFonts w:ascii="Times New Roman" w:hAnsi="Times New Roman" w:eastAsia="Times New Roman" w:cs="Times New Roman"/>
+        </w:rPr>
+        <w:t xml:space="preserve"> </w:t>
+      </w:r>
+      <w:r>
+        <w:rPr>
+          <w:rFonts w:ascii="Times New Roman" w:hAnsi="Times New Roman" w:eastAsia="Times New Roman" w:cs="Times New Roman"/>
+        </w:rPr>
+        <w:t xml:space="preserve">、</w:t>
+      </w:r>
+      <w:r>
+        <w:rPr>
+          <w:rFonts w:ascii="Times New Roman" w:hAnsi="Times New Roman" w:eastAsia="Times New Roman" w:cs="Times New Roman"/>
+        </w:rPr>
+        <w:t xml:space="preserve"> </w:t>
+      </w:r>
+      <m:oMath>
+        <m:r>
+          <m:t>P</m:t>
+        </m:r>
+        <m:sSub>
+          <m:e>
+            <m:r>
+              <m:t>R</m:t>
+            </m:r>
+          </m:e>
+          <m:sub>
+            <m:r>
+              <m:t>3</m:t>
+            </m:r>
+          </m:sub>
+        </m:sSub>
+      </m:oMath>
+      <w:r>
+        <w:rPr>
+          <w:rFonts w:ascii="Times New Roman" w:hAnsi="Times New Roman" w:eastAsia="Times New Roman" w:cs="Times New Roman"/>
+        </w:rPr>
+        <w:t xml:space="preserve"> </w:t>
+      </w:r>
+      <w:r>
+        <w:rPr>
+          <w:rFonts w:ascii="Times New Roman" w:hAnsi="Times New Roman" w:eastAsia="Times New Roman" w:cs="Times New Roman"/>
+        </w:rPr>
+        <w:t xml:space="preserve">、</w:t>
+      </w:r>
+      <w:r>
+        <w:rPr>
+          <w:rFonts w:ascii="Times New Roman" w:hAnsi="Times New Roman" w:eastAsia="Times New Roman" w:cs="Times New Roman"/>
+        </w:rPr>
+        <w:t xml:space="preserve"> </w:t>
+      </w:r>
+      <m:oMath>
+        <m:oMathPr>
+          <m:ctrlPr>
+            <w:rPr>
+              <w:sz w:val="28"/>
+              <w:szCs w:val="28"/>
+            </w:rPr>
+          </m:ctrlPr>
+        </m:oMathPr>
+        <m:r>
+          <m:t>C</m:t>
+        </m:r>
+        <m:sSub>
+          <m:e>
+            <m:r>
+              <m:t>H</m:t>
+            </m:r>
+          </m:e>
+          <m:sub>
+            <m:r>
+              <m:t>3</m:t>
+            </m:r>
+          </m:sub>
+        </m:sSub>
+        <m:r>
+          <m:t>C</m:t>
+        </m:r>
+        <m:r>
+          <m:t>O</m:t>
+        </m:r>
+        <m:sSup>
+          <m:e>
+            <m:r>
+              <m:t>O</m:t>
+            </m:r>
+          </m:e>
+          <m:sup>
+            <m:r>
+              <m:rPr>
+                <m:sty m:val="p"/>
+              </m:rPr>
+              <m:t>−</m:t>
+            </m:r>
+          </m:sup>
+        </m:sSup>
+      </m:oMath>
+      <w:r>
+        <w:rPr>
+          <w:rFonts w:ascii="Times New Roman" w:hAnsi="Times New Roman" w:eastAsia="Times New Roman" w:cs="Times New Roman"/>
+        </w:rPr>
+        <w:t xml:space="preserve"> </w:t>
+      </w:r>
+      <w:r>
+        <w:rPr>
+          <w:rFonts w:hint="eastAsia" w:ascii="Times New Roman" w:hAnsi="Times New Roman" w:eastAsia="Times New Roman" w:cs="Times New Roman"/>
+        </w:rPr>
+        <w:t xml:space="preserve">，</w:t>
+      </w:r>
+      <w:r>
+        <w:rPr>
+          <w:rFonts w:ascii="Times New Roman" w:hAnsi="Times New Roman" w:eastAsia="Times New Roman" w:cs="Times New Roman"/>
+        </w:rPr>
+        <w:t xml:space="preserve"> </w:t>
+      </w:r>
+      <m:oMath>
+        <m:r>
+          <m:t>S</m:t>
+        </m:r>
+        <m:r>
+          <m:t>C</m:t>
+        </m:r>
+        <m:sSup>
+          <m:e>
+            <m:r>
+              <m:t>N</m:t>
+            </m:r>
+          </m:e>
+          <m:sup>
+            <m:r>
+              <m:rPr>
+                <m:sty m:val="p"/>
+              </m:rPr>
+              <m:t>−</m:t>
+            </m:r>
+          </m:sup>
+        </m:sSup>
+      </m:oMath>
+      <w:r>
+        <w:rPr>
+          <w:rFonts w:ascii="Times New Roman" w:hAnsi="Times New Roman" w:eastAsia="Times New Roman" w:cs="Times New Roman"/>
+        </w:rPr>
+        <w:t xml:space="preserve"> </w:t>
+      </w:r>
+      <w:r>
+        <w:rPr>
+          <w:rFonts w:ascii="Times New Roman" w:hAnsi="Times New Roman" w:eastAsia="Times New Roman" w:cs="Times New Roman"/>
+        </w:rPr>
+        <w:t xml:space="preserve">、</w:t>
+      </w:r>
+      <w:r>
+        <w:rPr>
+          <w:rFonts w:ascii="Times New Roman" w:hAnsi="Times New Roman" w:eastAsia="Times New Roman" w:cs="Times New Roman"/>
+        </w:rPr>
+        <w:t xml:space="preserve"> </w:t>
+      </w:r>
+      <m:oMath>
+        <m:r>
+          <m:t>C</m:t>
+        </m:r>
+        <m:sSubSup>
+          <m:e>
+            <m:r>
+              <m:t>O</m:t>
+            </m:r>
+          </m:e>
+          <m:sub>
+            <m:r>
+              <m:t>3</m:t>
+            </m:r>
+          </m:sub>
+          <m:sup>
+            <m:r>
+              <m:t>2</m:t>
+            </m:r>
+            <m:r>
+              <m:rPr>
+                <m:sty m:val="p"/>
+              </m:rPr>
+              <m:t>−</m:t>
+            </m:r>
+          </m:sup>
+        </m:sSubSup>
+      </m:oMath>
+      <w:r>
+        <w:rPr>
+          <w:rFonts w:ascii="Times New Roman" w:hAnsi="Times New Roman" w:eastAsia="Times New Roman" w:cs="Times New Roman"/>
+        </w:rPr>
+        <w:t xml:space="preserve"> </w:t>
+      </w:r>
+      <w:r>
+        <w:rPr>
+          <w:rFonts w:ascii="Times New Roman" w:hAnsi="Times New Roman" w:eastAsia="Times New Roman" w:cs="Times New Roman"/>
+        </w:rPr>
+        <w:t xml:space="preserve">、CO、</w:t>
+      </w:r>
+      <w:r>
+        <w:rPr>
+          <w:rFonts w:ascii="Times New Roman" w:hAnsi="Times New Roman" w:eastAsia="Times New Roman" w:cs="Times New Roman"/>
+        </w:rPr>
+        <w:t xml:space="preserve"> </w:t>
+      </w:r>
+      <m:oMath>
+        <m:sSub>
+          <m:e>
+            <m:r>
+              <m:t>N</m:t>
+            </m:r>
+          </m:e>
+          <m:sub>
+            <m:r>
+              <m:t>2</m:t>
+            </m:r>
+          </m:sub>
+        </m:sSub>
+        <m:sSub>
+          <m:e>
+            <m:r>
+              <m:t>H</m:t>
+            </m:r>
+          </m:e>
+          <m:sub>
+            <m:r>
+              <m:t>4</m:t>
+            </m:r>
+          </m:sub>
+        </m:sSub>
+      </m:oMath>
+      <w:r>
+        <w:rPr>
+          <w:rFonts w:ascii="Times New Roman" w:hAnsi="Times New Roman" w:eastAsia="Times New Roman" w:cs="Times New Roman"/>
+        </w:rPr>
+        <w:t xml:space="preserve"> </w:t>
+      </w:r>
+      <w:r>
+        <w:rPr>
+          <w:rFonts w:ascii="Times New Roman" w:hAnsi="Times New Roman" w:eastAsia="Times New Roman" w:cs="Times New Roman"/>
+        </w:rPr>
+        <w:t xml:space="preserve">、</w:t>
+      </w:r>
+      <w:r>
+        <w:rPr>
+          <w:rFonts w:ascii="Times New Roman" w:hAnsi="Times New Roman" w:eastAsia="Times New Roman" w:cs="Times New Roman"/>
+        </w:rPr>
+        <w:t xml:space="preserve"> </w:t>
+      </w:r>
+      <m:oMath>
+        <m:sSub>
+          <m:e>
+            <m:r>
+              <m:t>C</m:t>
+            </m:r>
+          </m:e>
+          <m:sub>
+            <m:r>
+              <m:t>6</m:t>
+            </m:r>
+          </m:sub>
+        </m:sSub>
+        <m:sSub>
+          <m:e>
+            <m:r>
+              <m:t>H</m:t>
+            </m:r>
+          </m:e>
+          <m:sub>
+            <m:r>
+              <m:t>6</m:t>
+            </m:r>
+          </m:sub>
+        </m:sSub>
+      </m:oMath>
+      <w:r>
+        <w:rPr>
+          <w:rFonts w:ascii="Times New Roman" w:hAnsi="Times New Roman" w:eastAsia="Times New Roman" w:cs="Times New Roman"/>
+        </w:rPr>
+        <w:t xml:space="preserve"> </w:t>
+      </w:r>
+      <w:r>
+        <w:rPr>
+          <w:rFonts w:ascii="Times New Roman" w:hAnsi="Times New Roman" w:eastAsia="Times New Roman" w:cs="Times New Roman"/>
+        </w:rPr>
+        <w:t xml:space="preserve">。</w:t>
+      </w:r>
+    </w:p>
+    <w:p>
+      <w:pPr>
+        <w:pStyle w:val="BodyText"/>
+      </w:pPr>
+      <w:r>
+        <w:rPr>
+          <w:rFonts w:hint="eastAsia" w:ascii="Times New Roman" w:hAnsi="Times New Roman" w:eastAsia="FangSong" w:cs="Times New Roman"/>
+          <w:b/>
+          <w:bCs/>
+        </w:rPr>
+        <w:t xml:space="preserve">参考答案</w:t>
+      </w:r>
+      <w:r>
+        <w:rPr>
+          <w:rFonts w:hint="eastAsia" w:ascii="Times New Roman" w:hAnsi="Times New Roman" w:eastAsia="Times New Roman" w:cs="Times New Roman"/>
+        </w:rPr>
+        <w:t xml:space="preserve">：</w:t>
+      </w:r>
+    </w:p>
+    <w:p>
+      <w:pPr>
+        <w:pStyle w:val="BodyText"/>
+      </w:pPr>
+      <m:oMath>
+        <m:oMathPr>
+          <m:ctrlPr>
+            <w:rPr>
+              <w:sz w:val="28"/>
+              <w:szCs w:val="28"/>
+            </w:rPr>
+          </m:ctrlPr>
+        </m:oMathPr>
+        <m:sSup>
+          <m:e>
+            <m:r>
+              <m:rPr>
+                <m:sty m:val="p"/>
+              </m:rPr>
+              <m:t>O</m:t>
+            </m:r>
+            <m:r>
+              <m:rPr>
+                <m:sty m:val="p"/>
+              </m:rPr>
+              <m:t>H</m:t>
+            </m:r>
+          </m:e>
+          <m:sup>
+            <m:r>
+              <m:rPr>
+                <m:sty m:val="p"/>
+              </m:rPr>
+              <m:t>−</m:t>
+            </m:r>
+          </m:sup>
+        </m:sSup>
+        <m:r>
+          <m:rPr>
+            <m:sty m:val="p"/>
+          </m:rPr>
+          <m:t>,</m:t>
+        </m:r>
+        <m:sSup>
+          <m:e>
+            <m:r>
+              <m:rPr>
+                <m:sty m:val="p"/>
+              </m:rPr>
+              <m:t>H</m:t>
+            </m:r>
+          </m:e>
+          <m:sup>
+            <m:r>
+              <m:rPr>
+                <m:sty m:val="p"/>
+              </m:rPr>
+              <m:t>−</m:t>
+            </m:r>
+          </m:sup>
+        </m:sSup>
+        <m:r>
+          <m:rPr>
+            <m:sty m:val="p"/>
+          </m:rPr>
+          <m:t>,</m:t>
+        </m:r>
+        <m:sSup>
+          <m:e>
+            <m:r>
+              <m:rPr>
+                <m:sty m:val="p"/>
+              </m:rPr>
+              <m:t>R</m:t>
+            </m:r>
+            <m:r>
+              <m:rPr>
+                <m:sty m:val="p"/>
+              </m:rPr>
+              <m:t>O</m:t>
+            </m:r>
+          </m:e>
+          <m:sup>
+            <m:r>
+              <m:rPr>
+                <m:sty m:val="p"/>
+              </m:rPr>
+              <m:t>−</m:t>
+            </m:r>
+          </m:sup>
+        </m:sSup>
+        <m:r>
+          <m:rPr>
+            <m:sty m:val="p"/>
+          </m:rPr>
+          <m:t>,</m:t>
+        </m:r>
+        <m:sSup>
+          <m:e>
+            <m:r>
+              <m:rPr>
+                <m:sty m:val="p"/>
+              </m:rPr>
+              <m:t>R</m:t>
+            </m:r>
+            <m:r>
+              <m:rPr>
+                <m:sty m:val="p"/>
+              </m:rPr>
+              <m:t>S</m:t>
+            </m:r>
+          </m:e>
+          <m:sup>
+            <m:r>
+              <m:rPr>
+                <m:sty m:val="p"/>
+              </m:rPr>
+              <m:t>−</m:t>
+            </m:r>
+          </m:sup>
+        </m:sSup>
+        <m:r>
+          <m:rPr>
+            <m:sty m:val="p"/>
+          </m:rPr>
+          <m:t>,</m:t>
+        </m:r>
+        <m:sSup>
+          <m:e>
+            <m:r>
+              <m:rPr>
+                <m:sty m:val="p"/>
+              </m:rPr>
+              <m:t>F</m:t>
+            </m:r>
+          </m:e>
+          <m:sup>
+            <m:r>
+              <m:rPr>
+                <m:sty m:val="p"/>
+              </m:rPr>
+              <m:t>−</m:t>
+            </m:r>
+          </m:sup>
+        </m:sSup>
+        <m:r>
+          <m:rPr>
+            <m:sty m:val="p"/>
+          </m:rPr>
+          <m:t>,</m:t>
+        </m:r>
+        <m:sSup>
+          <m:e>
+            <m:r>
+              <m:rPr>
+                <m:sty m:val="p"/>
+              </m:rPr>
+              <m:t>C</m:t>
+            </m:r>
+            <m:r>
+              <m:rPr>
+                <m:sty m:val="p"/>
+              </m:rPr>
+              <m:t>l</m:t>
+            </m:r>
+          </m:e>
+          <m:sup>
+            <m:r>
+              <m:rPr>
+                <m:sty m:val="p"/>
+              </m:rPr>
+              <m:t>−</m:t>
+            </m:r>
+          </m:sup>
+        </m:sSup>
+        <m:r>
+          <m:rPr>
+            <m:sty m:val="p"/>
+          </m:rPr>
+          <m:t>,</m:t>
+        </m:r>
+        <m:sSup>
+          <m:e>
+            <m:r>
+              <m:rPr>
+                <m:sty m:val="p"/>
+              </m:rPr>
+              <m:t>I</m:t>
+            </m:r>
+          </m:e>
+          <m:sup>
+            <m:r>
+              <m:rPr>
+                <m:sty m:val="p"/>
+              </m:rPr>
+              <m:t>−</m:t>
+            </m:r>
+          </m:sup>
+        </m:sSup>
+        <m:r>
+          <m:rPr>
+            <m:sty m:val="p"/>
+          </m:rPr>
+          <m:t>,</m:t>
+        </m:r>
+        <m:sSub>
+          <m:e>
+            <m:r>
+              <m:rPr>
+                <m:sty m:val="p"/>
+              </m:rPr>
+              <m:t>N</m:t>
+            </m:r>
+            <m:r>
+              <m:rPr>
+                <m:sty m:val="p"/>
+              </m:rPr>
+              <m:t>H</m:t>
+            </m:r>
+          </m:e>
+          <m:sub>
+            <m:r>
+              <m:t>3</m:t>
+            </m:r>
+          </m:sub>
+        </m:sSub>
+        <m:r>
+          <m:rPr>
+            <m:sty m:val="p"/>
+          </m:rPr>
+          <m:t>,</m:t>
+        </m:r>
+        <m:sSub>
+          <m:e>
+            <m:r>
+              <m:rPr>
+                <m:sty m:val="p"/>
+              </m:rPr>
+              <m:t>P</m:t>
+            </m:r>
+            <m:r>
+              <m:rPr>
+                <m:sty m:val="p"/>
+              </m:rPr>
+              <m:t>R</m:t>
+            </m:r>
+          </m:e>
+          <m:sub>
+            <m:r>
+              <m:t>3</m:t>
+            </m:r>
+          </m:sub>
+        </m:sSub>
+        <m:r>
+          <m:rPr>
+            <m:sty m:val="p"/>
+          </m:rPr>
+          <m:t>,</m:t>
+        </m:r>
+        <m:sSub>
+          <m:e>
+            <m:r>
+              <m:rPr>
+                <m:sty m:val="p"/>
+              </m:rPr>
+              <m:t>C</m:t>
+            </m:r>
+            <m:r>
+              <m:rPr>
+                <m:sty m:val="p"/>
+              </m:rPr>
+              <m:t>H</m:t>
+            </m:r>
+          </m:e>
+          <m:sub>
+            <m:r>
+              <m:t>3</m:t>
+            </m:r>
+          </m:sub>
+        </m:sSub>
+        <m:sSup>
+          <m:e>
+            <m:r>
+              <m:rPr>
+                <m:sty m:val="p"/>
+              </m:rPr>
+              <m:t>C</m:t>
+            </m:r>
+            <m:r>
+              <m:rPr>
+                <m:sty m:val="p"/>
+              </m:rPr>
+              <m:t>O</m:t>
+            </m:r>
+            <m:r>
+              <m:rPr>
+                <m:sty m:val="p"/>
+              </m:rPr>
+              <m:t>O</m:t>
+            </m:r>
+          </m:e>
+          <m:sup>
+            <m:r>
+              <m:rPr>
+                <m:sty m:val="p"/>
+              </m:rPr>
+              <m:t>−</m:t>
+            </m:r>
+          </m:sup>
+        </m:sSup>
+        <m:r>
+          <m:rPr>
+            <m:sty m:val="p"/>
+          </m:rPr>
+          <m:t>,</m:t>
+        </m:r>
+        <m:sSup>
+          <m:e>
+            <m:r>
+              <m:rPr>
+                <m:sty m:val="p"/>
+              </m:rPr>
+              <m:t>S</m:t>
+            </m:r>
+            <m:r>
+              <m:rPr>
+                <m:sty m:val="p"/>
+              </m:rPr>
+              <m:t>C</m:t>
+            </m:r>
+            <m:r>
+              <m:rPr>
+                <m:sty m:val="p"/>
+              </m:rPr>
+              <m:t>N</m:t>
+            </m:r>
+          </m:e>
+          <m:sup>
+            <m:r>
+              <m:rPr>
+                <m:sty m:val="p"/>
+              </m:rPr>
+              <m:t>−</m:t>
+            </m:r>
+          </m:sup>
+        </m:sSup>
+        <m:r>
+          <m:rPr>
+            <m:sty m:val="p"/>
+          </m:rPr>
+          <m:t>,</m:t>
+        </m:r>
+        <m:sSubSup>
+          <m:e>
+            <m:r>
+              <m:rPr>
+                <m:sty m:val="p"/>
+              </m:rPr>
+              <m:t>C</m:t>
+            </m:r>
+            <m:r>
+              <m:rPr>
+                <m:sty m:val="p"/>
+              </m:rPr>
+              <m:t>O</m:t>
+            </m:r>
+          </m:e>
+          <m:sub>
+            <m:r>
+              <m:t>3</m:t>
+            </m:r>
+          </m:sub>
+          <m:sup>
+            <m:r>
+              <m:t>2</m:t>
+            </m:r>
+            <m:r>
+              <m:rPr>
+                <m:sty m:val="p"/>
+              </m:rPr>
+              <m:t>−</m:t>
+            </m:r>
+          </m:sup>
+        </m:sSubSup>
+        <m:r>
+          <m:rPr>
+            <m:sty m:val="p"/>
+          </m:rPr>
+          <m:t>,</m:t>
+        </m:r>
+        <m:r>
+          <m:rPr>
+            <m:sty m:val="p"/>
+          </m:rPr>
+          <m:t>C</m:t>
+        </m:r>
+        <m:r>
+          <m:rPr>
+            <m:sty m:val="p"/>
+          </m:rPr>
+          <m:t>O</m:t>
+        </m:r>
+        <m:r>
+          <m:rPr>
+            <m:sty m:val="p"/>
+          </m:rPr>
+          <m:t>,</m:t>
+        </m:r>
+        <m:sSub>
+          <m:e>
+            <m:r>
+              <m:rPr>
+                <m:sty m:val="p"/>
+              </m:rPr>
+              <m:t>N</m:t>
+            </m:r>
+          </m:e>
+          <m:sub>
+            <m:r>
+              <m:t>2</m:t>
+            </m:r>
+          </m:sub>
+        </m:sSub>
+        <m:sSub>
+          <m:e>
+            <m:r>
+              <m:rPr>
+                <m:sty m:val="p"/>
+              </m:rPr>
+              <m:t>H</m:t>
+            </m:r>
+          </m:e>
+          <m:sub>
+            <m:r>
+              <m:t>4</m:t>
+            </m:r>
+          </m:sub>
+        </m:sSub>
+        <m:r>
+          <m:rPr>
+            <m:sty m:val="p"/>
+          </m:rPr>
+          <m:t>,</m:t>
+        </m:r>
+        <m:sSub>
+          <m:e>
+            <m:r>
+              <m:rPr>
+                <m:sty m:val="p"/>
+              </m:rPr>
+              <m:t>C</m:t>
+            </m:r>
+          </m:e>
+          <m:sub>
+            <m:r>
+              <m:t>6</m:t>
+            </m:r>
+          </m:sub>
+        </m:sSub>
+        <m:sSub>
+          <m:e>
+            <m:r>
+              <m:rPr>
+                <m:sty m:val="p"/>
+              </m:rPr>
+              <m:t>H</m:t>
+            </m:r>
+          </m:e>
+          <m:sub>
+            <m:r>
+              <m:t>6</m:t>
+            </m:r>
+          </m:sub>
+        </m:sSub>
+      </m:oMath>
+      <w:r>
+        <w:rPr>
+          <w:rFonts w:ascii="Times New Roman" w:hAnsi="Times New Roman" w:eastAsia="Times New Roman" w:cs="Times New Roman"/>
+        </w:rPr>
+        <w:t xml:space="preserve"> </w:t>
+      </w:r>
+      <w:r>
+        <w:rPr>
+          <w:rFonts w:hint="eastAsia" w:ascii="Times New Roman" w:hAnsi="Times New Roman" w:eastAsia="FangSong" w:cs="Times New Roman"/>
+        </w:rPr>
+        <w:t>的软硬分别为硬</w:t>
+      </w:r>
+      <w:r>
+        <w:rPr>
+          <w:rFonts w:hint="eastAsia" w:ascii="Times New Roman" w:hAnsi="Times New Roman" w:eastAsia="Times New Roman" w:cs="Times New Roman"/>
+        </w:rPr>
+        <w:t>、</w:t>
+      </w:r>
+      <w:r>
+        <w:rPr>
+          <w:rFonts w:hint="eastAsia" w:ascii="Times New Roman" w:hAnsi="Times New Roman" w:eastAsia="FangSong" w:cs="Times New Roman"/>
+        </w:rPr>
+        <w:t>硬</w:t>
+      </w:r>
+      <w:r>
+        <w:rPr>
+          <w:rFonts w:hint="eastAsia" w:ascii="Times New Roman" w:hAnsi="Times New Roman" w:eastAsia="Times New Roman" w:cs="Times New Roman"/>
+        </w:rPr>
+        <w:t>、</w:t>
+      </w:r>
+      <w:r>
+        <w:rPr>
+          <w:rFonts w:hint="eastAsia" w:ascii="Times New Roman" w:hAnsi="Times New Roman" w:eastAsia="FangSong" w:cs="Times New Roman"/>
+        </w:rPr>
+        <w:t>硬</w:t>
+      </w:r>
+      <w:r>
+        <w:rPr>
+          <w:rFonts w:hint="eastAsia" w:ascii="Times New Roman" w:hAnsi="Times New Roman" w:eastAsia="Times New Roman" w:cs="Times New Roman"/>
+        </w:rPr>
+        <w:t>、</w:t>
+      </w:r>
+      <w:r>
+        <w:rPr>
+          <w:rFonts w:hint="eastAsia" w:ascii="Times New Roman" w:hAnsi="Times New Roman" w:eastAsia="FangSong" w:cs="Times New Roman"/>
+        </w:rPr>
+        <w:t>软</w:t>
+      </w:r>
+      <w:r>
+        <w:rPr>
+          <w:rFonts w:hint="eastAsia" w:ascii="Times New Roman" w:hAnsi="Times New Roman" w:eastAsia="Times New Roman" w:cs="Times New Roman"/>
+        </w:rPr>
+        <w:t>、</w:t>
+      </w:r>
+      <w:r>
+        <w:rPr>
+          <w:rFonts w:hint="eastAsia" w:ascii="Times New Roman" w:hAnsi="Times New Roman" w:eastAsia="FangSong" w:cs="Times New Roman"/>
+        </w:rPr>
+        <w:t>硬</w:t>
+      </w:r>
+      <w:r>
+        <w:rPr>
+          <w:rFonts w:hint="eastAsia" w:ascii="Times New Roman" w:hAnsi="Times New Roman" w:eastAsia="Times New Roman" w:cs="Times New Roman"/>
+        </w:rPr>
+        <w:t>、</w:t>
+      </w:r>
+      <w:r>
+        <w:rPr>
+          <w:rFonts w:hint="eastAsia" w:ascii="Times New Roman" w:hAnsi="Times New Roman" w:eastAsia="FangSong" w:cs="Times New Roman"/>
+        </w:rPr>
+        <w:t>硬</w:t>
+      </w:r>
+      <w:r>
+        <w:rPr>
+          <w:rFonts w:hint="eastAsia" w:ascii="Times New Roman" w:hAnsi="Times New Roman" w:eastAsia="Times New Roman" w:cs="Times New Roman"/>
+        </w:rPr>
+        <w:t>、</w:t>
+      </w:r>
+      <w:r>
+        <w:rPr>
+          <w:rFonts w:hint="eastAsia" w:ascii="Times New Roman" w:hAnsi="Times New Roman" w:eastAsia="FangSong" w:cs="Times New Roman"/>
+        </w:rPr>
+        <w:t>软</w:t>
+      </w:r>
+      <w:r>
+        <w:rPr>
+          <w:rFonts w:hint="eastAsia" w:ascii="Times New Roman" w:hAnsi="Times New Roman" w:eastAsia="Times New Roman" w:cs="Times New Roman"/>
+        </w:rPr>
+        <w:t>、</w:t>
+      </w:r>
+      <w:r>
+        <w:rPr>
+          <w:rFonts w:hint="eastAsia" w:ascii="Times New Roman" w:hAnsi="Times New Roman" w:eastAsia="FangSong" w:cs="Times New Roman"/>
+        </w:rPr>
+        <w:t>硬</w:t>
+      </w:r>
+      <w:r>
+        <w:rPr>
+          <w:rFonts w:hint="eastAsia" w:ascii="Times New Roman" w:hAnsi="Times New Roman" w:eastAsia="Times New Roman" w:cs="Times New Roman"/>
+        </w:rPr>
+        <w:t>、</w:t>
+      </w:r>
+      <w:r>
+        <w:rPr>
+          <w:rFonts w:hint="eastAsia" w:ascii="Times New Roman" w:hAnsi="Times New Roman" w:eastAsia="FangSong" w:cs="Times New Roman"/>
+        </w:rPr>
+        <w:t>软</w:t>
+      </w:r>
+      <w:r>
+        <w:rPr>
+          <w:rFonts w:hint="eastAsia" w:ascii="Times New Roman" w:hAnsi="Times New Roman" w:eastAsia="Times New Roman" w:cs="Times New Roman"/>
+        </w:rPr>
+        <w:t>、</w:t>
+      </w:r>
+      <w:r>
+        <w:rPr>
+          <w:rFonts w:hint="eastAsia" w:ascii="Times New Roman" w:hAnsi="Times New Roman" w:eastAsia="FangSong" w:cs="Times New Roman"/>
+        </w:rPr>
+        <w:t>硬</w:t>
+      </w:r>
+      <w:r>
+        <w:rPr>
+          <w:rFonts w:hint="eastAsia" w:ascii="Times New Roman" w:hAnsi="Times New Roman" w:eastAsia="Times New Roman" w:cs="Times New Roman"/>
+        </w:rPr>
+        <w:t>、</w:t>
+      </w:r>
+      <w:r>
+        <w:rPr>
+          <w:rFonts w:hint="eastAsia" w:ascii="Times New Roman" w:hAnsi="Times New Roman" w:eastAsia="FangSong" w:cs="Times New Roman"/>
+        </w:rPr>
+        <w:t>两可</w:t>
+      </w:r>
+      <w:r>
+        <w:rPr>
+          <w:rFonts w:hint="eastAsia" w:ascii="Times New Roman" w:hAnsi="Times New Roman" w:eastAsia="Times New Roman" w:cs="Times New Roman"/>
+        </w:rPr>
+        <w:t>、</w:t>
+      </w:r>
+      <w:r>
+        <w:rPr>
+          <w:rFonts w:hint="eastAsia" w:ascii="Times New Roman" w:hAnsi="Times New Roman" w:eastAsia="FangSong" w:cs="Times New Roman"/>
+        </w:rPr>
+        <w:t>硬</w:t>
+      </w:r>
+      <w:r>
+        <w:rPr>
+          <w:rFonts w:hint="eastAsia" w:ascii="Times New Roman" w:hAnsi="Times New Roman" w:eastAsia="Times New Roman" w:cs="Times New Roman"/>
+        </w:rPr>
+        <w:t>、</w:t>
+      </w:r>
+      <w:r>
+        <w:rPr>
+          <w:rFonts w:hint="eastAsia" w:ascii="Times New Roman" w:hAnsi="Times New Roman" w:eastAsia="FangSong" w:cs="Times New Roman"/>
+        </w:rPr>
+        <w:t>软</w:t>
+      </w:r>
+      <w:r>
+        <w:rPr>
+          <w:rFonts w:hint="eastAsia" w:ascii="Times New Roman" w:hAnsi="Times New Roman" w:eastAsia="Times New Roman" w:cs="Times New Roman"/>
+        </w:rPr>
+        <w:t>、</w:t>
+      </w:r>
+      <w:r>
+        <w:rPr>
+          <w:rFonts w:hint="eastAsia" w:ascii="Times New Roman" w:hAnsi="Times New Roman" w:eastAsia="FangSong" w:cs="Times New Roman"/>
+        </w:rPr>
+        <w:t>硬</w:t>
+      </w:r>
+      <w:r>
+        <w:rPr>
+          <w:rFonts w:hint="eastAsia" w:ascii="Times New Roman" w:hAnsi="Times New Roman" w:eastAsia="Times New Roman" w:cs="Times New Roman"/>
+        </w:rPr>
+        <w:t>、</w:t>
+      </w:r>
+      <w:r>
+        <w:rPr>
+          <w:rFonts w:hint="eastAsia" w:ascii="Times New Roman" w:hAnsi="Times New Roman" w:eastAsia="FangSong" w:cs="Times New Roman"/>
+        </w:rPr>
+        <w:t>软</w:t>
+      </w:r>
+      <w:r>
+        <w:rPr>
+          <w:rFonts w:hint="eastAsia" w:ascii="Times New Roman" w:hAnsi="Times New Roman" w:eastAsia="Times New Roman" w:cs="Times New Roman"/>
+        </w:rPr>
+        <w:t>。</w:t>
+      </w:r>
+    </w:p>
+    <w:p>
+      <w:pPr>
+        <w:spacing w:before="160" w:after="80"/>
+      </w:pPr>
+      <w:r>
+        <w:pict>
+          <v:rect style="width:0;height:1.5pt" o:hralign="center" o:hrstd="t" o:hr="t"/>
+        </w:pict>
+      </w:r>
+    </w:p>
+    <w:bookmarkEnd w:id="52"/>
+    <w:bookmarkStart w:id="62" w:name="第17题"/>
+    <w:p>
+      <w:pPr>
+        <w:pStyle w:val="Heading3"/>
+        <w:spacing w:before="280" w:after="120"/>
+      </w:pPr>
+      <w:r>
+        <w:rPr>
+          <w:rFonts w:hint="eastAsia" w:ascii="Times New Roman" w:hAnsi="Times New Roman" w:eastAsia="SimHei" w:cs="Times New Roman"/>
+        </w:rPr>
+        <w:t>第</w:t>
+      </w:r>
+      <w:r>
+        <w:rPr>
+          <w:rFonts w:hint="eastAsia" w:ascii="Times New Roman" w:hAnsi="Times New Roman" w:eastAsia="Times New Roman" w:cs="Times New Roman"/>
+        </w:rPr>
+        <w:t>17</w:t>
+      </w:r>
+      <w:r>
+        <w:rPr>
+          <w:rFonts w:hint="eastAsia" w:ascii="Times New Roman" w:hAnsi="Times New Roman" w:eastAsia="SimHei" w:cs="Times New Roman"/>
+        </w:rPr>
+        <w:t>题</w:t>
+      </w:r>
+    </w:p>
+    <w:p>
+      <w:pPr>
+        <w:pStyle w:val="BlockText"/>
+      </w:pPr>
+      <w:r>
+        <w:rPr>
+          <w:rFonts w:hint="eastAsia" w:ascii="Times New Roman" w:hAnsi="Times New Roman" w:eastAsia="FangSong" w:cs="Times New Roman"/>
+        </w:rPr>
+        <w:t>来源</w:t>
+      </w:r>
+      <w:r>
+        <w:rPr>
+          <w:rFonts w:hint="eastAsia" w:ascii="Times New Roman" w:hAnsi="Times New Roman" w:eastAsia="Times New Roman" w:cs="Times New Roman"/>
+        </w:rPr>
+        <w:t>：</w:t>
+      </w:r>
+      <w:r>
+        <w:rPr>
+          <w:rFonts w:hint="eastAsia" w:ascii="Times New Roman" w:hAnsi="Times New Roman" w:eastAsia="FangSong" w:cs="Times New Roman"/>
+        </w:rPr>
+        <w:t>化学竞赛初赛讲义</w:t>
+      </w:r>
+    </w:p>
+    <w:p>
+      <w:pPr>
+        <w:pStyle w:val="FirstParagraph"/>
         <w:spacing w:before="160" w:after="80"/>
         <w:jc w:val="center"/>
       </w:pPr>
@@ -12934,20 +15653,20 @@
         </w:rPr>
         <w:drawing>
           <wp:inline>
-            <wp:extent cx="3240000" cy="2928768"/>
+            <wp:extent cx="3240000" cy="3149686"/>
             <wp:effectExtent b="0" l="0" r="0" t="0"/>
-            <wp:docPr descr="" title="" id="50" name="Picture"/>
+            <wp:docPr descr="" title="" id="54" name="Picture"/>
             <a:graphic>
               <a:graphicData uri="http://schemas.openxmlformats.org/drawingml/2006/picture">
                 <pic:pic>
                   <pic:nvPicPr>
-                    <pic:cNvPr descr="10f95d6fcda9cb998f263e9b9a710d2e21152678a4f6e0e578fc0627555a9f28.jpg" id="51" name="Picture"/>
+                    <pic:cNvPr descr="dbd84cbe343ede0b504e3f7d8c81b27fa9cc489941544ba32bb53487300a7d07.jpg" id="55" name="Picture"/>
                     <pic:cNvPicPr>
                       <a:picLocks noChangeArrowheads="1" noChangeAspect="1"/>
                     </pic:cNvPicPr>
                   </pic:nvPicPr>
                   <pic:blipFill>
-                    <a:blip r:embed="rId49"/>
+                    <a:blip r:embed="rId53"/>
                     <a:stretch>
                       <a:fillRect/>
                     </a:stretch>
@@ -12955,7 +15674,7 @@
                   <pic:spPr bwMode="auto">
                     <a:xfrm>
                       <a:off x="0" y="0"/>
-                      <a:ext cx="3240000" cy="2928768"/>
+                      <a:ext cx="3240000" cy="3149686"/>
                     </a:xfrm>
                     <a:prstGeom prst="rect">
                       <a:avLst/>
@@ -12977,455 +15696,6 @@
     <w:p>
       <w:pPr>
         <w:pStyle w:val="BodyText"/>
-      </w:pPr>
-      <w:r>
-        <w:rPr>
-          <w:rFonts w:ascii="Times New Roman" w:hAnsi="Times New Roman" w:eastAsia="Times New Roman" w:cs="Times New Roman"/>
-        </w:rPr>
-        <w:t xml:space="preserve">5-4 </w:t>
-      </w:r>
-      <w:r>
-        <w:rPr>
-          <w:rFonts w:hint="eastAsia" w:ascii="Times New Roman" w:hAnsi="Times New Roman" w:eastAsia="FangSong" w:cs="Times New Roman"/>
-        </w:rPr>
-        <w:t>有一组点</w:t>
-      </w:r>
-      <w:r>
-        <w:rPr>
-          <w:rFonts w:hint="eastAsia" w:ascii="Times New Roman" w:hAnsi="Times New Roman" w:eastAsia="Times New Roman" w:cs="Times New Roman"/>
-        </w:rPr>
-        <w:t>，</w:t>
-      </w:r>
-      <w:r>
-        <w:rPr>
-          <w:rFonts w:hint="eastAsia" w:ascii="Times New Roman" w:hAnsi="Times New Roman" w:eastAsia="FangSong" w:cs="Times New Roman"/>
-        </w:rPr>
-        <w:t>周期地分布于空间</w:t>
-      </w:r>
-      <w:r>
-        <w:rPr>
-          <w:rFonts w:hint="eastAsia" w:ascii="Times New Roman" w:hAnsi="Times New Roman" w:eastAsia="Times New Roman" w:cs="Times New Roman"/>
-        </w:rPr>
-        <w:t>，</w:t>
-      </w:r>
-      <w:r>
-        <w:rPr>
-          <w:rFonts w:hint="eastAsia" w:ascii="Times New Roman" w:hAnsi="Times New Roman" w:eastAsia="FangSong" w:cs="Times New Roman"/>
-        </w:rPr>
-        <w:t>其平行六面体单位如下左图所示</w:t>
-      </w:r>
-      <w:r>
-        <w:rPr>
-          <w:rFonts w:hint="eastAsia" w:ascii="Times New Roman" w:hAnsi="Times New Roman" w:eastAsia="Times New Roman" w:cs="Times New Roman"/>
-        </w:rPr>
-        <w:t>。</w:t>
-      </w:r>
-      <w:r>
-        <w:rPr>
-          <w:rFonts w:hint="eastAsia" w:ascii="Times New Roman" w:hAnsi="Times New Roman" w:eastAsia="FangSong" w:cs="Times New Roman"/>
-        </w:rPr>
-        <w:t>问</w:t>
-      </w:r>
-      <w:r>
-        <w:rPr>
-          <w:rFonts w:hint="eastAsia" w:ascii="Times New Roman" w:hAnsi="Times New Roman" w:eastAsia="Times New Roman" w:cs="Times New Roman"/>
-        </w:rPr>
-        <w:t>：</w:t>
-      </w:r>
-      <w:r>
-        <w:rPr>
-          <w:rFonts w:hint="eastAsia" w:ascii="Times New Roman" w:hAnsi="Times New Roman" w:eastAsia="FangSong" w:cs="Times New Roman"/>
-        </w:rPr>
-        <w:t>这组点是否构成一点阵</w:t>
-      </w:r>
-      <w:r>
-        <w:rPr>
-          <w:rFonts w:hint="eastAsia" w:ascii="Times New Roman" w:hAnsi="Times New Roman" w:eastAsia="Times New Roman" w:cs="Times New Roman"/>
-        </w:rPr>
-        <w:t>？</w:t>
-      </w:r>
-      <w:r>
-        <w:rPr>
-          <w:rFonts w:hint="eastAsia" w:ascii="Times New Roman" w:hAnsi="Times New Roman" w:eastAsia="FangSong" w:cs="Times New Roman"/>
-        </w:rPr>
-        <w:t>说出理由</w:t>
-      </w:r>
-      <w:r>
-        <w:rPr>
-          <w:rFonts w:hint="eastAsia" w:ascii="Times New Roman" w:hAnsi="Times New Roman" w:eastAsia="Times New Roman" w:cs="Times New Roman"/>
-        </w:rPr>
-        <w:t>，</w:t>
-      </w:r>
-      <w:r>
-        <w:rPr>
-          <w:rFonts w:hint="eastAsia" w:ascii="Times New Roman" w:hAnsi="Times New Roman" w:eastAsia="FangSong" w:cs="Times New Roman"/>
-        </w:rPr>
-        <w:t>判断它是否构成一点阵结构</w:t>
-      </w:r>
-      <w:r>
-        <w:rPr>
-          <w:rFonts w:hint="eastAsia" w:ascii="Times New Roman" w:hAnsi="Times New Roman" w:eastAsia="Times New Roman" w:cs="Times New Roman"/>
-        </w:rPr>
-        <w:t>？</w:t>
-      </w:r>
-      <w:r>
-        <w:rPr>
-          <w:rFonts w:hint="eastAsia" w:ascii="Times New Roman" w:hAnsi="Times New Roman" w:eastAsia="FangSong" w:cs="Times New Roman"/>
-        </w:rPr>
-        <w:t>请画出能够概括这一组点的周期性的点阵及其素单位</w:t>
-      </w:r>
-      <w:r>
-        <w:rPr>
-          <w:rFonts w:hint="eastAsia" w:ascii="Times New Roman" w:hAnsi="Times New Roman" w:eastAsia="Times New Roman" w:cs="Times New Roman"/>
-        </w:rPr>
-        <w:t>。</w:t>
-      </w:r>
-    </w:p>
-    <w:p>
-      <w:pPr>
-        <w:pStyle w:val="BodyText"/>
-      </w:pPr>
-      <w:r>
-        <w:rPr>
-          <w:rFonts w:ascii="Times New Roman" w:hAnsi="Times New Roman" w:eastAsia="Times New Roman" w:cs="Times New Roman"/>
-        </w:rPr>
-        <w:t xml:space="preserve">5-5 </w:t>
-      </w:r>
-      <w:r>
-        <w:rPr>
-          <w:rFonts w:hint="eastAsia" w:ascii="Times New Roman" w:hAnsi="Times New Roman" w:eastAsia="FangSong" w:cs="Times New Roman"/>
-        </w:rPr>
-        <w:t>三氯异氰尿酸可由异氰尿酸</w:t>
-      </w:r>
-      <w:r>
-        <w:rPr>
-          <w:rFonts w:hint="eastAsia" w:ascii="Times New Roman" w:hAnsi="Times New Roman" w:eastAsia="Times New Roman" w:cs="Times New Roman"/>
-        </w:rPr>
-        <w:t>(</w:t>
-      </w:r>
-      <w:r>
-        <w:rPr>
-          <w:rFonts w:hint="eastAsia" w:ascii="Times New Roman" w:hAnsi="Times New Roman" w:eastAsia="FangSong" w:cs="Times New Roman"/>
-        </w:rPr>
-        <w:t>下右图</w:t>
-      </w:r>
-      <w:r>
-        <w:rPr>
-          <w:rFonts w:hint="eastAsia" w:ascii="Times New Roman" w:hAnsi="Times New Roman" w:eastAsia="Times New Roman" w:cs="Times New Roman"/>
-        </w:rPr>
-        <w:t>)</w:t>
-      </w:r>
-      <w:r>
-        <w:rPr>
-          <w:rFonts w:hint="eastAsia" w:ascii="Times New Roman" w:hAnsi="Times New Roman" w:eastAsia="FangSong" w:cs="Times New Roman"/>
-        </w:rPr>
-        <w:t>制备</w:t>
-      </w:r>
-      <w:r>
-        <w:rPr>
-          <w:rFonts w:hint="eastAsia" w:ascii="Times New Roman" w:hAnsi="Times New Roman" w:eastAsia="Times New Roman" w:cs="Times New Roman"/>
-        </w:rPr>
-        <w:t>，</w:t>
-      </w:r>
-      <w:r>
-        <w:rPr>
-          <w:rFonts w:hint="eastAsia" w:ascii="Times New Roman" w:hAnsi="Times New Roman" w:eastAsia="FangSong" w:cs="Times New Roman"/>
-        </w:rPr>
-        <w:t>异氰尿酸是消毒剂和阻燃剂的重要合成原料</w:t>
-      </w:r>
-      <w:r>
-        <w:rPr>
-          <w:rFonts w:hint="eastAsia" w:ascii="Times New Roman" w:hAnsi="Times New Roman" w:eastAsia="Times New Roman" w:cs="Times New Roman"/>
-        </w:rPr>
-        <w:t>。</w:t>
-      </w:r>
-      <w:r>
-        <w:rPr>
-          <w:rFonts w:hint="eastAsia" w:ascii="Times New Roman" w:hAnsi="Times New Roman" w:eastAsia="FangSong" w:cs="Times New Roman"/>
-        </w:rPr>
-        <w:t>晶体结构测试表明</w:t>
-      </w:r>
-      <w:r>
-        <w:rPr>
-          <w:rFonts w:hint="eastAsia" w:ascii="Times New Roman" w:hAnsi="Times New Roman" w:eastAsia="Times New Roman" w:cs="Times New Roman"/>
-        </w:rPr>
-        <w:t>，</w:t>
-      </w:r>
-      <w:r>
-        <w:rPr>
-          <w:rFonts w:hint="eastAsia" w:ascii="Times New Roman" w:hAnsi="Times New Roman" w:eastAsia="FangSong" w:cs="Times New Roman"/>
-        </w:rPr>
-        <w:t>异氰尿酸属于单斜晶系</w:t>
-      </w:r>
-      <w:r>
-        <w:rPr>
-          <w:rFonts w:hint="eastAsia" w:ascii="Times New Roman" w:hAnsi="Times New Roman" w:eastAsia="Times New Roman" w:cs="Times New Roman"/>
-        </w:rPr>
-        <w:t>，</w:t>
-      </w:r>
-      <w:r>
-        <w:rPr>
-          <w:rFonts w:hint="eastAsia" w:ascii="Times New Roman" w:hAnsi="Times New Roman" w:eastAsia="FangSong" w:cs="Times New Roman"/>
-        </w:rPr>
-        <w:t>晶胞参数</w:t>
-      </w:r>
-      <w:r>
-        <w:rPr>
-          <w:rFonts w:ascii="Times New Roman" w:hAnsi="Times New Roman" w:eastAsia="Times New Roman" w:cs="Times New Roman"/>
-        </w:rPr>
-        <w:t xml:space="preserve"> </w:t>
-      </w:r>
-      <m:oMath>
-        <m:oMathPr>
-          <m:ctrlPr>
-            <w:rPr>
-              <w:sz w:val="28"/>
-              <w:szCs w:val="28"/>
-            </w:rPr>
-          </m:ctrlPr>
-        </m:oMathPr>
-        <m:r>
-          <m:t>a</m:t>
-        </m:r>
-        <m:r>
-          <m:rPr>
-            <m:sty m:val="p"/>
-          </m:rPr>
-          <m:t>=</m:t>
-        </m:r>
-        <m:r>
-          <m:t>7.749</m:t>
-        </m:r>
-        <m:r>
-          <m:rPr>
-            <m:nor/>
-            <m:sty m:val="p"/>
-          </m:rPr>
-          <m:t>Å</m:t>
-        </m:r>
-      </m:oMath>
-      <w:r>
-        <w:rPr>
-          <w:rFonts w:ascii="Times New Roman" w:hAnsi="Times New Roman" w:eastAsia="Times New Roman" w:cs="Times New Roman"/>
-        </w:rPr>
-        <w:t xml:space="preserve"> </w:t>
-      </w:r>
-      <w:r>
-        <w:rPr>
-          <w:rFonts w:hint="eastAsia" w:ascii="Times New Roman" w:hAnsi="Times New Roman" w:eastAsia="Times New Roman" w:cs="Times New Roman"/>
-        </w:rPr>
-        <w:t xml:space="preserve">，</w:t>
-      </w:r>
-      <w:r>
-        <w:rPr>
-          <w:rFonts w:ascii="Times New Roman" w:hAnsi="Times New Roman" w:eastAsia="Times New Roman" w:cs="Times New Roman"/>
-        </w:rPr>
-        <w:t xml:space="preserve"> </w:t>
-      </w:r>
-      <m:oMath>
-        <m:oMathPr>
-          <m:ctrlPr>
-            <w:rPr>
-              <w:sz w:val="28"/>
-              <w:szCs w:val="28"/>
-            </w:rPr>
-          </m:ctrlPr>
-        </m:oMathPr>
-        <m:r>
-          <m:t>b</m:t>
-        </m:r>
-        <m:r>
-          <m:rPr>
-            <m:sty m:val="p"/>
-          </m:rPr>
-          <m:t>=</m:t>
-        </m:r>
-        <m:r>
-          <m:t>6.736</m:t>
-        </m:r>
-        <m:r>
-          <m:rPr>
-            <m:nor/>
-            <m:sty m:val="p"/>
-          </m:rPr>
-          <m:t>Å</m:t>
-        </m:r>
-      </m:oMath>
-      <w:r>
-        <w:rPr>
-          <w:rFonts w:ascii="Times New Roman" w:hAnsi="Times New Roman" w:eastAsia="Times New Roman" w:cs="Times New Roman"/>
-        </w:rPr>
-        <w:t xml:space="preserve"> </w:t>
-      </w:r>
-      <w:r>
-        <w:rPr>
-          <w:rFonts w:hint="eastAsia" w:ascii="Times New Roman" w:hAnsi="Times New Roman" w:eastAsia="Times New Roman" w:cs="Times New Roman"/>
-        </w:rPr>
-        <w:t xml:space="preserve">，</w:t>
-      </w:r>
-      <w:r>
-        <w:rPr>
-          <w:rFonts w:ascii="Times New Roman" w:hAnsi="Times New Roman" w:eastAsia="Times New Roman" w:cs="Times New Roman"/>
-        </w:rPr>
-        <w:t xml:space="preserve"> </w:t>
-      </w:r>
-      <m:oMath>
-        <m:oMathPr>
-          <m:ctrlPr>
-            <w:rPr>
-              <w:sz w:val="28"/>
-              <w:szCs w:val="28"/>
-            </w:rPr>
-          </m:ctrlPr>
-        </m:oMathPr>
-        <m:r>
-          <m:t>c</m:t>
-        </m:r>
-        <m:r>
-          <m:rPr>
-            <m:sty m:val="p"/>
-          </m:rPr>
-          <m:t>=</m:t>
-        </m:r>
-        <m:r>
-          <m:t>11.912</m:t>
-        </m:r>
-        <m:r>
-          <m:rPr>
-            <m:nor/>
-            <m:sty m:val="p"/>
-          </m:rPr>
-          <m:t>Å</m:t>
-        </m:r>
-      </m:oMath>
-      <w:r>
-        <w:rPr>
-          <w:rFonts w:ascii="Times New Roman" w:hAnsi="Times New Roman" w:eastAsia="Times New Roman" w:cs="Times New Roman"/>
-        </w:rPr>
-        <w:t xml:space="preserve"> </w:t>
-      </w:r>
-      <w:r>
-        <w:rPr>
-          <w:rFonts w:hint="eastAsia" w:ascii="Times New Roman" w:hAnsi="Times New Roman" w:eastAsia="Times New Roman" w:cs="Times New Roman"/>
-        </w:rPr>
-        <w:t xml:space="preserve">，</w:t>
-      </w:r>
-      <w:r>
-        <w:rPr>
-          <w:rFonts w:ascii="Times New Roman" w:hAnsi="Times New Roman" w:eastAsia="Times New Roman" w:cs="Times New Roman"/>
-        </w:rPr>
-        <w:t xml:space="preserve"> </w:t>
-      </w:r>
-      <m:oMath>
-        <m:oMathPr>
-          <m:ctrlPr>
-            <w:rPr>
-              <w:sz w:val="28"/>
-              <w:szCs w:val="28"/>
-            </w:rPr>
-          </m:ctrlPr>
-        </m:oMathPr>
-        <m:r>
-          <m:t>β</m:t>
-        </m:r>
-        <m:r>
-          <m:rPr>
-            <m:sty m:val="p"/>
-          </m:rPr>
-          <m:t>=</m:t>
-        </m:r>
-        <m:sSup>
-          <m:e>
-            <m:r>
-              <m:t>130.7</m:t>
-            </m:r>
-          </m:e>
-          <m:sup>
-            <m:r>
-              <m:rPr>
-                <m:sty m:val="p"/>
-              </m:rPr>
-              <m:t>∘</m:t>
-            </m:r>
-          </m:sup>
-        </m:sSup>
-      </m:oMath>
-      <w:r>
-        <w:rPr>
-          <w:rFonts w:ascii="Times New Roman" w:hAnsi="Times New Roman" w:eastAsia="Times New Roman" w:cs="Times New Roman"/>
-        </w:rPr>
-        <w:t xml:space="preserve"> </w:t>
-      </w:r>
-      <w:r>
-        <w:rPr>
-          <w:rFonts w:hint="eastAsia" w:ascii="Times New Roman" w:hAnsi="Times New Roman" w:eastAsia="Times New Roman" w:cs="Times New Roman"/>
-        </w:rPr>
-        <w:t>，</w:t>
-      </w:r>
-      <w:r>
-        <w:rPr>
-          <w:rFonts w:hint="eastAsia" w:ascii="Times New Roman" w:hAnsi="Times New Roman" w:eastAsia="FangSong" w:cs="Times New Roman"/>
-        </w:rPr>
-        <w:t>在其晶体中异氰尿酸分子通过分子间氢键形成层状结构</w:t>
-      </w:r>
-      <w:r>
-        <w:rPr>
-          <w:rFonts w:hint="eastAsia" w:ascii="Times New Roman" w:hAnsi="Times New Roman" w:eastAsia="Times New Roman" w:cs="Times New Roman"/>
-        </w:rPr>
-        <w:t>，</w:t>
-      </w:r>
-      <w:r>
-        <w:rPr>
-          <w:rFonts w:hint="eastAsia" w:ascii="Times New Roman" w:hAnsi="Times New Roman" w:eastAsia="FangSong" w:cs="Times New Roman"/>
-        </w:rPr>
-        <w:t>如下右图所示</w:t>
-      </w:r>
-      <w:r>
-        <w:rPr>
-          <w:rFonts w:hint="eastAsia" w:ascii="Times New Roman" w:hAnsi="Times New Roman" w:eastAsia="Times New Roman" w:cs="Times New Roman"/>
-        </w:rPr>
-        <w:t>，</w:t>
-      </w:r>
-      <w:r>
-        <w:rPr>
-          <w:rFonts w:hint="eastAsia" w:ascii="Times New Roman" w:hAnsi="Times New Roman" w:eastAsia="FangSong" w:cs="Times New Roman"/>
-        </w:rPr>
-        <w:t>请在图中画出一个结构基元</w:t>
-      </w:r>
-      <w:r>
-        <w:rPr>
-          <w:rFonts w:hint="eastAsia" w:ascii="Times New Roman" w:hAnsi="Times New Roman" w:eastAsia="Times New Roman" w:cs="Times New Roman"/>
-        </w:rPr>
-        <w:t>，</w:t>
-      </w:r>
-      <w:r>
-        <w:rPr>
-          <w:rFonts w:hint="eastAsia" w:ascii="Times New Roman" w:hAnsi="Times New Roman" w:eastAsia="FangSong" w:cs="Times New Roman"/>
-        </w:rPr>
-        <w:t>并表明它的两个基本方向</w:t>
-      </w:r>
-      <w:r>
-        <w:rPr>
-          <w:rFonts w:hint="eastAsia" w:ascii="Times New Roman" w:hAnsi="Times New Roman" w:eastAsia="Times New Roman" w:cs="Times New Roman"/>
-        </w:rPr>
-        <w:t>；</w:t>
-      </w:r>
-      <w:r>
-        <w:rPr>
-          <w:rFonts w:hint="eastAsia" w:ascii="Times New Roman" w:hAnsi="Times New Roman" w:eastAsia="FangSong" w:cs="Times New Roman"/>
-        </w:rPr>
-        <w:t>指出结构基元包含的内容</w:t>
-      </w:r>
-      <w:r>
-        <w:rPr>
-          <w:rFonts w:hint="eastAsia" w:ascii="Times New Roman" w:hAnsi="Times New Roman" w:eastAsia="Times New Roman" w:cs="Times New Roman"/>
-        </w:rPr>
-        <w:t>。</w:t>
-      </w:r>
-    </w:p>
-    <w:p>
-      <w:pPr>
-        <w:pStyle w:val="BodyText"/>
         <w:spacing w:before="160" w:after="80"/>
         <w:jc w:val="center"/>
       </w:pPr>
@@ -13435,20 +15705,20 @@
         </w:rPr>
         <w:drawing>
           <wp:inline>
-            <wp:extent cx="2832100" cy="3048000"/>
+            <wp:extent cx="3240000" cy="3463043"/>
             <wp:effectExtent b="0" l="0" r="0" t="0"/>
-            <wp:docPr descr="" title="" id="53" name="Picture"/>
+            <wp:docPr descr="" title="" id="57" name="Picture"/>
             <a:graphic>
               <a:graphicData uri="http://schemas.openxmlformats.org/drawingml/2006/picture">
                 <pic:pic>
                   <pic:nvPicPr>
-                    <pic:cNvPr descr="9d2d13e1e463fdeb47035916d874b0c5f869c9f3b7f263ad9e526e41b75f67a6.jpg" id="54" name="Picture"/>
+                    <pic:cNvPr descr="3ae2633502a55fdbae73ead6d4061d9e85065b017fcefbbce705d8080f865342.jpg" id="58" name="Picture"/>
                     <pic:cNvPicPr>
                       <a:picLocks noChangeArrowheads="1" noChangeAspect="1"/>
                     </pic:cNvPicPr>
                   </pic:nvPicPr>
                   <pic:blipFill>
-                    <a:blip r:embed="rId52"/>
+                    <a:blip r:embed="rId56"/>
                     <a:stretch>
                       <a:fillRect/>
                     </a:stretch>
@@ -13456,7 +15726,7 @@
                   <pic:spPr bwMode="auto">
                     <a:xfrm>
                       <a:off x="0" y="0"/>
-                      <a:ext cx="2832100" cy="3048000"/>
+                      <a:ext cx="3240000" cy="3463043"/>
                     </a:xfrm>
                     <a:prstGeom prst="rect">
                       <a:avLst/>
@@ -13487,20 +15757,20 @@
         </w:rPr>
         <w:drawing>
           <wp:inline>
-            <wp:extent cx="2171700" cy="2971800"/>
+            <wp:extent cx="3240000" cy="3307735"/>
             <wp:effectExtent b="0" l="0" r="0" t="0"/>
-            <wp:docPr descr="" title="" id="56" name="Picture"/>
+            <wp:docPr descr="" title="" id="60" name="Picture"/>
             <a:graphic>
               <a:graphicData uri="http://schemas.openxmlformats.org/drawingml/2006/picture">
                 <pic:pic>
                   <pic:nvPicPr>
-                    <pic:cNvPr descr="1ad1c166e4e0d0be04db32d727492a47f0b6e6aba077782f80bf0164c13f364d.jpg" id="57" name="Picture"/>
+                    <pic:cNvPr descr="ecd86b05439d0604b56c83f73d5c611c04bb16653d1b2cdb902c310674c2a17a.jpg" id="61" name="Picture"/>
                     <pic:cNvPicPr>
                       <a:picLocks noChangeArrowheads="1" noChangeAspect="1"/>
                     </pic:cNvPicPr>
                   </pic:nvPicPr>
                   <pic:blipFill>
-                    <a:blip r:embed="rId55"/>
+                    <a:blip r:embed="rId59"/>
                     <a:stretch>
                       <a:fillRect/>
                     </a:stretch>
@@ -13508,7 +15778,7 @@
                   <pic:spPr bwMode="auto">
                     <a:xfrm>
                       <a:off x="0" y="0"/>
-                      <a:ext cx="2171700" cy="2971800"/>
+                      <a:ext cx="3240000" cy="3307735"/>
                     </a:xfrm>
                     <a:prstGeom prst="rect">
                       <a:avLst/>
@@ -13530,53 +15800,162 @@
     <w:p>
       <w:pPr>
         <w:pStyle w:val="BodyText"/>
-        <w:spacing w:before="160" w:after="80"/>
-        <w:jc w:val="center"/>
       </w:pPr>
       <w:r>
         <w:rPr>
-          <w:rFonts w:ascii="Times New Roman" w:hAnsi="Times New Roman" w:eastAsia="Times New Roman" w:cs="Times New Roman"/>
-        </w:rPr>
-        <w:drawing>
-          <wp:inline>
-            <wp:extent cx="3240000" cy="2918571"/>
-            <wp:effectExtent b="0" l="0" r="0" t="0"/>
-            <wp:docPr descr="" title="" id="59" name="Picture"/>
-            <a:graphic>
-              <a:graphicData uri="http://schemas.openxmlformats.org/drawingml/2006/picture">
-                <pic:pic>
-                  <pic:nvPicPr>
-                    <pic:cNvPr descr="3b2246d64d5bdb1e75ada5bf4209c65414d83d5116af371e82f4e2e3ad0e4b44.jpg" id="60" name="Picture"/>
-                    <pic:cNvPicPr>
-                      <a:picLocks noChangeArrowheads="1" noChangeAspect="1"/>
-                    </pic:cNvPicPr>
-                  </pic:nvPicPr>
-                  <pic:blipFill>
-                    <a:blip r:embed="rId58"/>
-                    <a:stretch>
-                      <a:fillRect/>
-                    </a:stretch>
-                  </pic:blipFill>
-                  <pic:spPr bwMode="auto">
-                    <a:xfrm>
-                      <a:off x="0" y="0"/>
-                      <a:ext cx="3240000" cy="2918571"/>
-                    </a:xfrm>
-                    <a:prstGeom prst="rect">
-                      <a:avLst/>
-                    </a:prstGeom>
-                    <a:noFill/>
-                    <a:ln w="9525">
-                      <a:noFill/>
-                      <a:headEnd/>
-                      <a:tailEnd/>
-                    </a:ln>
-                  </pic:spPr>
-                </pic:pic>
-              </a:graphicData>
-            </a:graphic>
-          </wp:inline>
-        </w:drawing>
+          <w:rFonts w:hint="eastAsia" w:ascii="Times New Roman" w:hAnsi="Times New Roman" w:eastAsia="FangSong" w:cs="Times New Roman"/>
+        </w:rPr>
+        <w:t xml:space="preserve">第一个配位数为</w:t>
+      </w:r>
+      <w:r>
+        <w:rPr>
+          <w:rFonts w:ascii="Times New Roman" w:hAnsi="Times New Roman" w:eastAsia="Times New Roman" w:cs="Times New Roman"/>
+        </w:rPr>
+        <w:t xml:space="preserve"> </w:t>
+      </w:r>
+      <w:r>
+        <w:rPr>
+          <w:rFonts w:hint="eastAsia" w:ascii="Times New Roman" w:hAnsi="Times New Roman" w:eastAsia="Times New Roman" w:cs="Times New Roman"/>
+        </w:rPr>
+        <w:t>4，</w:t>
+      </w:r>
+      <w:r>
+        <w:rPr>
+          <w:rFonts w:hint="eastAsia" w:ascii="Times New Roman" w:hAnsi="Times New Roman" w:eastAsia="FangSong" w:cs="Times New Roman"/>
+        </w:rPr>
+        <w:t>氧化态为</w:t>
+      </w:r>
+      <w:r>
+        <w:rPr>
+          <w:rFonts w:ascii="Times New Roman" w:hAnsi="Times New Roman" w:eastAsia="Times New Roman" w:cs="Times New Roman"/>
+        </w:rPr>
+        <w:t xml:space="preserve"> </w:t>
+      </w:r>
+      <w:r>
+        <w:rPr>
+          <w:rFonts w:hint="eastAsia" w:ascii="Times New Roman" w:hAnsi="Times New Roman" w:eastAsia="Times New Roman" w:cs="Times New Roman"/>
+        </w:rPr>
+        <w:t>+2，</w:t>
+      </w:r>
+      <w:r>
+        <w:rPr>
+          <w:rFonts w:hint="eastAsia" w:ascii="Times New Roman" w:hAnsi="Times New Roman" w:eastAsia="FangSong" w:cs="Times New Roman"/>
+        </w:rPr>
+        <w:t>平面四方</w:t>
+      </w:r>
+      <w:r>
+        <w:rPr>
+          <w:rFonts w:hint="eastAsia" w:ascii="Times New Roman" w:hAnsi="Times New Roman" w:eastAsia="Times New Roman" w:cs="Times New Roman"/>
+        </w:rPr>
+        <w:t>，</w:t>
+      </w:r>
+      <w:r>
+        <w:rPr>
+          <w:rFonts w:hint="eastAsia" w:ascii="Times New Roman" w:hAnsi="Times New Roman" w:eastAsia="FangSong" w:cs="Times New Roman"/>
+        </w:rPr>
+        <w:t>顺磁性</w:t>
+      </w:r>
+      <w:r>
+        <w:rPr>
+          <w:rFonts w:hint="eastAsia" w:ascii="Times New Roman" w:hAnsi="Times New Roman" w:eastAsia="Times New Roman" w:cs="Times New Roman"/>
+        </w:rPr>
+        <w:t>；</w:t>
+      </w:r>
+      <w:r>
+        <w:rPr>
+          <w:rFonts w:hint="eastAsia" w:ascii="Times New Roman" w:hAnsi="Times New Roman" w:eastAsia="FangSong" w:cs="Times New Roman"/>
+        </w:rPr>
+        <w:t>第二个为配位数为</w:t>
+      </w:r>
+      <w:r>
+        <w:rPr>
+          <w:rFonts w:ascii="Times New Roman" w:hAnsi="Times New Roman" w:eastAsia="Times New Roman" w:cs="Times New Roman"/>
+        </w:rPr>
+        <w:t xml:space="preserve"> </w:t>
+      </w:r>
+      <w:r>
+        <w:rPr>
+          <w:rFonts w:hint="eastAsia" w:ascii="Times New Roman" w:hAnsi="Times New Roman" w:eastAsia="Times New Roman" w:cs="Times New Roman"/>
+        </w:rPr>
+        <w:t>5，</w:t>
+      </w:r>
+      <w:r>
+        <w:rPr>
+          <w:rFonts w:hint="eastAsia" w:ascii="Times New Roman" w:hAnsi="Times New Roman" w:eastAsia="FangSong" w:cs="Times New Roman"/>
+        </w:rPr>
+        <w:t>氧化态为</w:t>
+      </w:r>
+      <w:r>
+        <w:rPr>
+          <w:rFonts w:ascii="Times New Roman" w:hAnsi="Times New Roman" w:eastAsia="Times New Roman" w:cs="Times New Roman"/>
+        </w:rPr>
+        <w:t xml:space="preserve"> </w:t>
+      </w:r>
+      <w:r>
+        <w:rPr>
+          <w:rFonts w:hint="eastAsia" w:ascii="Times New Roman" w:hAnsi="Times New Roman" w:eastAsia="Times New Roman" w:cs="Times New Roman"/>
+        </w:rPr>
+        <w:t>+4，</w:t>
+      </w:r>
+      <w:r>
+        <w:rPr>
+          <w:rFonts w:hint="eastAsia" w:ascii="Times New Roman" w:hAnsi="Times New Roman" w:eastAsia="FangSong" w:cs="Times New Roman"/>
+        </w:rPr>
+        <w:t>反磁性</w:t>
+      </w:r>
+      <w:r>
+        <w:rPr>
+          <w:rFonts w:hint="eastAsia" w:ascii="Times New Roman" w:hAnsi="Times New Roman" w:eastAsia="Times New Roman" w:cs="Times New Roman"/>
+        </w:rPr>
+        <w:t>；</w:t>
+      </w:r>
+      <w:r>
+        <w:rPr>
+          <w:rFonts w:hint="eastAsia" w:ascii="Times New Roman" w:hAnsi="Times New Roman" w:eastAsia="FangSong" w:cs="Times New Roman"/>
+        </w:rPr>
+        <w:t>第三个配位数为</w:t>
+      </w:r>
+      <w:r>
+        <w:rPr>
+          <w:rFonts w:ascii="Times New Roman" w:hAnsi="Times New Roman" w:eastAsia="Times New Roman" w:cs="Times New Roman"/>
+        </w:rPr>
+        <w:t xml:space="preserve"> </w:t>
+      </w:r>
+      <w:r>
+        <w:rPr>
+          <w:rFonts w:hint="eastAsia" w:ascii="Times New Roman" w:hAnsi="Times New Roman" w:eastAsia="Times New Roman" w:cs="Times New Roman"/>
+        </w:rPr>
+        <w:t>6，</w:t>
+      </w:r>
+      <w:r>
+        <w:rPr>
+          <w:rFonts w:hint="eastAsia" w:ascii="Times New Roman" w:hAnsi="Times New Roman" w:eastAsia="FangSong" w:cs="Times New Roman"/>
+        </w:rPr>
+        <w:t>氧化态为</w:t>
+      </w:r>
+      <w:r>
+        <w:rPr>
+          <w:rFonts w:ascii="Times New Roman" w:hAnsi="Times New Roman" w:eastAsia="Times New Roman" w:cs="Times New Roman"/>
+        </w:rPr>
+        <w:t xml:space="preserve"> </w:t>
+      </w:r>
+      <w:r>
+        <w:rPr>
+          <w:rFonts w:hint="eastAsia" w:ascii="Times New Roman" w:hAnsi="Times New Roman" w:eastAsia="Times New Roman" w:cs="Times New Roman"/>
+        </w:rPr>
+        <w:t>+4，</w:t>
+      </w:r>
+      <w:r>
+        <w:rPr>
+          <w:rFonts w:hint="eastAsia" w:ascii="Times New Roman" w:hAnsi="Times New Roman" w:eastAsia="FangSong" w:cs="Times New Roman"/>
+        </w:rPr>
+        <w:t>顺磁性</w:t>
+      </w:r>
+      <w:r>
+        <w:rPr>
+          <w:rFonts w:hint="eastAsia" w:ascii="Times New Roman" w:hAnsi="Times New Roman" w:eastAsia="Times New Roman" w:cs="Times New Roman"/>
+        </w:rPr>
+        <w:t>。</w:t>
       </w:r>
     </w:p>
     <w:p>
@@ -13585,289 +15964,17 @@
       </w:pPr>
       <w:r>
         <w:rPr>
-          <w:rFonts w:ascii="Times New Roman" w:hAnsi="Times New Roman" w:eastAsia="Times New Roman" w:cs="Times New Roman"/>
-        </w:rPr>
-        <w:t xml:space="preserve">5-1 </w:t>
-      </w:r>
-      <w:r>
-        <w:rPr>
-          <w:rFonts w:hint="eastAsia" w:ascii="Times New Roman" w:hAnsi="Times New Roman" w:eastAsia="FangSong" w:cs="Times New Roman"/>
-        </w:rPr>
-        <w:t xml:space="preserve">由题给的图中相间的</w:t>
-      </w:r>
-      <w:r>
-        <w:rPr>
-          <w:rFonts w:ascii="Times New Roman" w:hAnsi="Times New Roman" w:eastAsia="Times New Roman" w:cs="Times New Roman"/>
-        </w:rPr>
-        <w:t xml:space="preserve"> C </w:t>
-      </w:r>
-      <w:r>
-        <w:rPr>
-          <w:rFonts w:hint="eastAsia" w:ascii="Times New Roman" w:hAnsi="Times New Roman" w:eastAsia="FangSong" w:cs="Times New Roman"/>
-        </w:rPr>
-        <w:t>原子</w:t>
-      </w:r>
-      <w:r>
-        <w:rPr>
-          <w:rFonts w:hint="eastAsia" w:ascii="Times New Roman" w:hAnsi="Times New Roman" w:eastAsia="Times New Roman" w:cs="Times New Roman"/>
-        </w:rPr>
-        <w:t>，</w:t>
-      </w:r>
-      <w:r>
-        <w:rPr>
-          <w:rFonts w:hint="eastAsia" w:ascii="Times New Roman" w:hAnsi="Times New Roman" w:eastAsia="FangSong" w:cs="Times New Roman"/>
-        </w:rPr>
-        <w:t>它们有完全相同的物质和几何环境</w:t>
-      </w:r>
-      <w:r>
-        <w:rPr>
-          <w:rFonts w:hint="eastAsia" w:ascii="Times New Roman" w:hAnsi="Times New Roman" w:eastAsia="Times New Roman" w:cs="Times New Roman"/>
-        </w:rPr>
-        <w:t>，</w:t>
-      </w:r>
-      <w:r>
-        <w:rPr>
-          <w:rFonts w:hint="eastAsia" w:ascii="Times New Roman" w:hAnsi="Times New Roman" w:eastAsia="FangSong" w:cs="Times New Roman"/>
-        </w:rPr>
-        <w:t>是结构中周期性排列的位置</w:t>
-      </w:r>
-      <w:r>
-        <w:rPr>
-          <w:rFonts w:hint="eastAsia" w:ascii="Times New Roman" w:hAnsi="Times New Roman" w:eastAsia="Times New Roman" w:cs="Times New Roman"/>
-        </w:rPr>
-        <w:t>，</w:t>
-      </w:r>
-      <w:r>
-        <w:rPr>
-          <w:rFonts w:hint="eastAsia" w:ascii="Times New Roman" w:hAnsi="Times New Roman" w:eastAsia="FangSong" w:cs="Times New Roman"/>
-        </w:rPr>
-        <w:t>因此其点阵如下图所示</w:t>
-      </w:r>
-      <w:r>
-        <w:rPr>
-          <w:rFonts w:hint="eastAsia" w:ascii="Times New Roman" w:hAnsi="Times New Roman" w:eastAsia="Times New Roman" w:cs="Times New Roman"/>
-        </w:rPr>
-        <w:t>。</w:t>
-      </w:r>
-      <w:r>
-        <w:rPr>
-          <w:rFonts w:hint="eastAsia" w:ascii="Times New Roman" w:hAnsi="Times New Roman" w:eastAsia="FangSong" w:cs="Times New Roman"/>
-        </w:rPr>
-        <w:t>相邻两个点阵点之间的内容为</w:t>
-      </w:r>
-      <w:r>
-        <w:rPr>
-          <w:rFonts w:ascii="Times New Roman" w:hAnsi="Times New Roman" w:eastAsia="Times New Roman" w:cs="Times New Roman"/>
-        </w:rPr>
-        <w:t xml:space="preserve"> 2 </w:t>
-      </w:r>
-      <w:r>
-        <w:rPr>
-          <w:rFonts w:hint="eastAsia" w:ascii="Times New Roman" w:hAnsi="Times New Roman" w:eastAsia="FangSong" w:cs="Times New Roman"/>
-        </w:rPr>
-        <w:t xml:space="preserve">个</w:t>
-      </w:r>
-      <w:r>
-        <w:rPr>
-          <w:rFonts w:ascii="Times New Roman" w:hAnsi="Times New Roman" w:eastAsia="Times New Roman" w:cs="Times New Roman"/>
-        </w:rPr>
-        <w:t xml:space="preserve"> </w:t>
-      </w:r>
-      <m:oMath>
-        <m:r>
-          <m:t>H</m:t>
-        </m:r>
-        <m:r>
-          <m:t>C</m:t>
-        </m:r>
-        <m:sSubSup>
-          <m:e>
-            <m:r>
-              <m:t>O</m:t>
-            </m:r>
-          </m:e>
-          <m:sub>
-            <m:r>
-              <m:t>3</m:t>
-            </m:r>
-          </m:sub>
-          <m:sup>
-            <m:r>
-              <m:rPr>
-                <m:sty m:val="p"/>
-              </m:rPr>
-              <m:t>−</m:t>
-            </m:r>
-          </m:sup>
-        </m:sSubSup>
-      </m:oMath>
-      <w:r>
-        <w:rPr>
-          <w:rFonts w:ascii="Times New Roman" w:hAnsi="Times New Roman" w:eastAsia="Times New Roman" w:cs="Times New Roman"/>
-        </w:rPr>
-        <w:t xml:space="preserve"> </w:t>
-      </w:r>
-      <w:r>
-        <w:rPr>
-          <w:rFonts w:hint="eastAsia" w:ascii="Times New Roman" w:hAnsi="Times New Roman" w:eastAsia="FangSong" w:cs="Times New Roman"/>
-        </w:rPr>
-        <w:t xml:space="preserve">和</w:t>
-      </w:r>
-      <w:r>
-        <w:rPr>
-          <w:rFonts w:ascii="Times New Roman" w:hAnsi="Times New Roman" w:eastAsia="Times New Roman" w:cs="Times New Roman"/>
-        </w:rPr>
-        <w:t xml:space="preserve"> 2 </w:t>
-      </w:r>
-      <w:r>
-        <w:rPr>
-          <w:rFonts w:hint="eastAsia" w:ascii="Times New Roman" w:hAnsi="Times New Roman" w:eastAsia="FangSong" w:cs="Times New Roman"/>
-        </w:rPr>
-        <w:t xml:space="preserve">个</w:t>
-      </w:r>
-      <w:r>
-        <w:rPr>
-          <w:rFonts w:ascii="Times New Roman" w:hAnsi="Times New Roman" w:eastAsia="Times New Roman" w:cs="Times New Roman"/>
-        </w:rPr>
-        <w:t xml:space="preserve"> </w:t>
-      </w:r>
-      <m:oMath>
-        <m:r>
-          <m:t>N</m:t>
-        </m:r>
-        <m:sSup>
-          <m:e>
-            <m:r>
-              <m:t>a</m:t>
-            </m:r>
-          </m:e>
-          <m:sup>
-            <m:r>
-              <m:rPr>
-                <m:sty m:val="p"/>
-              </m:rPr>
-              <m:t>+</m:t>
-            </m:r>
-          </m:sup>
-        </m:sSup>
-      </m:oMath>
-      <w:r>
-        <w:rPr>
-          <w:rFonts w:ascii="Times New Roman" w:hAnsi="Times New Roman" w:eastAsia="Times New Roman" w:cs="Times New Roman"/>
-        </w:rPr>
-        <w:t xml:space="preserve"> </w:t>
-      </w:r>
-      <w:r>
-        <w:rPr>
-          <w:rFonts w:hint="eastAsia" w:ascii="Times New Roman" w:hAnsi="Times New Roman" w:eastAsia="Times New Roman" w:cs="Times New Roman"/>
-        </w:rPr>
-        <w:t>，</w:t>
-      </w:r>
-      <w:r>
-        <w:rPr>
-          <w:rFonts w:hint="eastAsia" w:ascii="Times New Roman" w:hAnsi="Times New Roman" w:eastAsia="FangSong" w:cs="Times New Roman"/>
-        </w:rPr>
-        <w:t>即</w:t>
-      </w:r>
-      <w:r>
-        <w:rPr>
-          <w:rFonts w:ascii="Times New Roman" w:hAnsi="Times New Roman" w:eastAsia="Times New Roman" w:cs="Times New Roman"/>
-        </w:rPr>
-        <w:t xml:space="preserve"> 2 </w:t>
-      </w:r>
-      <w:r>
-        <w:rPr>
-          <w:rFonts w:hint="eastAsia" w:ascii="Times New Roman" w:hAnsi="Times New Roman" w:eastAsia="FangSong" w:cs="Times New Roman"/>
-        </w:rPr>
-        <w:t xml:space="preserve">个</w:t>
-      </w:r>
-      <w:r>
-        <w:rPr>
-          <w:rFonts w:ascii="Times New Roman" w:hAnsi="Times New Roman" w:eastAsia="Times New Roman" w:cs="Times New Roman"/>
-        </w:rPr>
-        <w:t xml:space="preserve"> </w:t>
-      </w:r>
-      <m:oMath>
-        <m:oMathPr>
-          <m:ctrlPr>
-            <w:rPr>
-              <w:sz w:val="28"/>
-              <w:szCs w:val="28"/>
-            </w:rPr>
-          </m:ctrlPr>
-        </m:oMathPr>
-        <m:r>
-          <m:t>N</m:t>
-        </m:r>
-        <m:r>
-          <m:t>a</m:t>
-        </m:r>
-        <m:r>
-          <m:t>H</m:t>
-        </m:r>
-        <m:r>
-          <m:t>C</m:t>
-        </m:r>
-        <m:sSub>
-          <m:e>
-            <m:r>
-              <m:t>O</m:t>
-            </m:r>
-          </m:e>
-          <m:sub>
-            <m:r>
-              <m:t>3</m:t>
-            </m:r>
-          </m:sub>
-        </m:sSub>
-      </m:oMath>
-      <w:r>
-        <w:rPr>
-          <w:rFonts w:ascii="Times New Roman" w:hAnsi="Times New Roman" w:eastAsia="Times New Roman" w:cs="Times New Roman"/>
-        </w:rPr>
-        <w:t xml:space="preserve"> </w:t>
-      </w:r>
-      <w:r>
-        <w:rPr>
-          <w:rFonts w:hint="eastAsia" w:ascii="Times New Roman" w:hAnsi="Times New Roman" w:eastAsia="Times New Roman" w:cs="Times New Roman"/>
-        </w:rPr>
-        <w:t>。</w:t>
-      </w:r>
-      <w:r>
-        <w:rPr>
-          <w:rFonts w:hint="eastAsia" w:ascii="Times New Roman" w:hAnsi="Times New Roman" w:eastAsia="FangSong" w:cs="Times New Roman"/>
-        </w:rPr>
-        <w:t>需要注意的是尽管点阵点可以定在任意位置</w:t>
-      </w:r>
-      <w:r>
-        <w:rPr>
-          <w:rFonts w:hint="eastAsia" w:ascii="Times New Roman" w:hAnsi="Times New Roman" w:eastAsia="Times New Roman" w:cs="Times New Roman"/>
-        </w:rPr>
-        <w:t>，</w:t>
-      </w:r>
-      <w:r>
-        <w:rPr>
-          <w:rFonts w:hint="eastAsia" w:ascii="Times New Roman" w:hAnsi="Times New Roman" w:eastAsia="FangSong" w:cs="Times New Roman"/>
-        </w:rPr>
-        <w:t>但所有点阵点的放置必须采用同一个标准</w:t>
-      </w:r>
-      <w:r>
-        <w:rPr>
-          <w:rFonts w:hint="eastAsia" w:ascii="Times New Roman" w:hAnsi="Times New Roman" w:eastAsia="Times New Roman" w:cs="Times New Roman"/>
-        </w:rPr>
-        <w:t>，</w:t>
-      </w:r>
-      <w:r>
-        <w:rPr>
-          <w:rFonts w:hint="eastAsia" w:ascii="Times New Roman" w:hAnsi="Times New Roman" w:eastAsia="FangSong" w:cs="Times New Roman"/>
-        </w:rPr>
-        <w:t>这最终是为了服从其平移对称的特征</w:t>
-      </w:r>
-      <w:r>
-        <w:rPr>
-          <w:rFonts w:hint="eastAsia" w:ascii="Times New Roman" w:hAnsi="Times New Roman" w:eastAsia="Times New Roman" w:cs="Times New Roman"/>
-        </w:rPr>
-        <w:t>。</w:t>
+          <w:rFonts w:hint="eastAsia" w:ascii="Times New Roman" w:hAnsi="Times New Roman" w:eastAsia="FangSong" w:cs="Times New Roman"/>
+          <w:b/>
+          <w:bCs/>
+        </w:rPr>
+        <w:t xml:space="preserve">参考答案</w:t>
+      </w:r>
+      <w:r>
+        <w:rPr>
+          <w:rFonts w:hint="eastAsia" w:ascii="Times New Roman" w:hAnsi="Times New Roman" w:eastAsia="Times New Roman" w:cs="Times New Roman"/>
+        </w:rPr>
+        <w:t xml:space="preserve">：</w:t>
       </w:r>
     </w:p>
     <w:p>
@@ -13878,758 +15985,7 @@
         <w:rPr>
           <w:rFonts w:ascii="Times New Roman" w:hAnsi="Times New Roman" w:eastAsia="Times New Roman" w:cs="Times New Roman"/>
         </w:rPr>
-        <w:t xml:space="preserve">5-2 </w:t>
-      </w:r>
-      <w:r>
-        <w:rPr>
-          <w:rFonts w:hint="eastAsia" w:ascii="Times New Roman" w:hAnsi="Times New Roman" w:eastAsia="FangSong" w:cs="Times New Roman"/>
-        </w:rPr>
-        <w:t xml:space="preserve">前者</w:t>
-      </w:r>
-      <w:r>
-        <w:rPr>
-          <w:rFonts w:ascii="Times New Roman" w:hAnsi="Times New Roman" w:eastAsia="Times New Roman" w:cs="Times New Roman"/>
-        </w:rPr>
-        <w:t xml:space="preserve"> 1 </w:t>
-      </w:r>
-      <w:r>
-        <w:rPr>
-          <w:rFonts w:hint="eastAsia" w:ascii="Times New Roman" w:hAnsi="Times New Roman" w:eastAsia="FangSong" w:cs="Times New Roman"/>
-        </w:rPr>
-        <w:t xml:space="preserve">个甲壳虫</w:t>
-      </w:r>
-      <w:r>
-        <w:rPr>
-          <w:rFonts w:ascii="Times New Roman" w:hAnsi="Times New Roman" w:eastAsia="Times New Roman" w:cs="Times New Roman"/>
-        </w:rPr>
-        <w:t xml:space="preserve"> 1 </w:t>
-      </w:r>
-      <w:r>
-        <w:rPr>
-          <w:rFonts w:hint="eastAsia" w:ascii="Times New Roman" w:hAnsi="Times New Roman" w:eastAsia="FangSong" w:cs="Times New Roman"/>
-        </w:rPr>
-        <w:t>个点阵点</w:t>
-      </w:r>
-      <w:r>
-        <w:rPr>
-          <w:rFonts w:hint="eastAsia" w:ascii="Times New Roman" w:hAnsi="Times New Roman" w:eastAsia="Times New Roman" w:cs="Times New Roman"/>
-        </w:rPr>
-        <w:t>，</w:t>
-      </w:r>
-      <w:r>
-        <w:rPr>
-          <w:rFonts w:hint="eastAsia" w:ascii="Times New Roman" w:hAnsi="Times New Roman" w:eastAsia="FangSong" w:cs="Times New Roman"/>
-        </w:rPr>
-        <w:t>二维菱形单位</w:t>
-      </w:r>
-      <w:r>
-        <w:rPr>
-          <w:rFonts w:hint="eastAsia" w:ascii="Times New Roman" w:hAnsi="Times New Roman" w:eastAsia="Times New Roman" w:cs="Times New Roman"/>
-        </w:rPr>
-        <w:t>；</w:t>
-      </w:r>
-      <w:r>
-        <w:rPr>
-          <w:rFonts w:hint="eastAsia" w:ascii="Times New Roman" w:hAnsi="Times New Roman" w:eastAsia="FangSong" w:cs="Times New Roman"/>
-        </w:rPr>
-        <w:t>后者</w:t>
-      </w:r>
-      <w:r>
-        <w:rPr>
-          <w:rFonts w:ascii="Times New Roman" w:hAnsi="Times New Roman" w:eastAsia="Times New Roman" w:cs="Times New Roman"/>
-        </w:rPr>
-        <w:t xml:space="preserve"> 2 </w:t>
-      </w:r>
-      <w:r>
-        <w:rPr>
-          <w:rFonts w:hint="eastAsia" w:ascii="Times New Roman" w:hAnsi="Times New Roman" w:eastAsia="FangSong" w:cs="Times New Roman"/>
-        </w:rPr>
-        <w:t xml:space="preserve">个甲壳虫</w:t>
-      </w:r>
-      <w:r>
-        <w:rPr>
-          <w:rFonts w:ascii="Times New Roman" w:hAnsi="Times New Roman" w:eastAsia="Times New Roman" w:cs="Times New Roman"/>
-        </w:rPr>
-        <w:t xml:space="preserve"> 1 </w:t>
-      </w:r>
-      <w:r>
-        <w:rPr>
-          <w:rFonts w:hint="eastAsia" w:ascii="Times New Roman" w:hAnsi="Times New Roman" w:eastAsia="FangSong" w:cs="Times New Roman"/>
-        </w:rPr>
-        <w:t>个点阵点</w:t>
-      </w:r>
-      <w:r>
-        <w:rPr>
-          <w:rFonts w:hint="eastAsia" w:ascii="Times New Roman" w:hAnsi="Times New Roman" w:eastAsia="Times New Roman" w:cs="Times New Roman"/>
-        </w:rPr>
-        <w:t>，</w:t>
-      </w:r>
-      <w:r>
-        <w:rPr>
-          <w:rFonts w:hint="eastAsia" w:ascii="Times New Roman" w:hAnsi="Times New Roman" w:eastAsia="FangSong" w:cs="Times New Roman"/>
-        </w:rPr>
-        <w:t>二维面心长方</w:t>
-      </w:r>
-      <w:r>
-        <w:rPr>
-          <w:rFonts w:hint="eastAsia" w:ascii="Times New Roman" w:hAnsi="Times New Roman" w:eastAsia="Times New Roman" w:cs="Times New Roman"/>
-        </w:rPr>
-        <w:t>。</w:t>
-      </w:r>
-      <w:r>
-        <w:rPr>
-          <w:rFonts w:hint="eastAsia" w:ascii="Times New Roman" w:hAnsi="Times New Roman" w:eastAsia="FangSong" w:cs="Times New Roman"/>
-        </w:rPr>
-        <w:t>此题虽以黑白两色的甲壳虫为素材</w:t>
-      </w:r>
-      <w:r>
-        <w:rPr>
-          <w:rFonts w:hint="eastAsia" w:ascii="Times New Roman" w:hAnsi="Times New Roman" w:eastAsia="Times New Roman" w:cs="Times New Roman"/>
-        </w:rPr>
-        <w:t>，</w:t>
-      </w:r>
-      <w:r>
-        <w:rPr>
-          <w:rFonts w:hint="eastAsia" w:ascii="Times New Roman" w:hAnsi="Times New Roman" w:eastAsia="FangSong" w:cs="Times New Roman"/>
-        </w:rPr>
-        <w:t>看似与化学物质关联不大</w:t>
-      </w:r>
-      <w:r>
-        <w:rPr>
-          <w:rFonts w:hint="eastAsia" w:ascii="Times New Roman" w:hAnsi="Times New Roman" w:eastAsia="Times New Roman" w:cs="Times New Roman"/>
-        </w:rPr>
-        <w:t>，</w:t>
-      </w:r>
-      <w:r>
-        <w:rPr>
-          <w:rFonts w:hint="eastAsia" w:ascii="Times New Roman" w:hAnsi="Times New Roman" w:eastAsia="FangSong" w:cs="Times New Roman"/>
-        </w:rPr>
-        <w:t>但考察的还是如何从具体的图案中抽取出点阵点的能力</w:t>
-      </w:r>
-      <w:r>
-        <w:rPr>
-          <w:rFonts w:hint="eastAsia" w:ascii="Times New Roman" w:hAnsi="Times New Roman" w:eastAsia="Times New Roman" w:cs="Times New Roman"/>
-        </w:rPr>
-        <w:t>。</w:t>
-      </w:r>
-    </w:p>
-    <w:p>
-      <w:pPr>
-        <w:pStyle w:val="BodyText"/>
-      </w:pPr>
-      <w:r>
-        <w:rPr>
-          <w:rFonts w:ascii="Times New Roman" w:hAnsi="Times New Roman" w:eastAsia="Times New Roman" w:cs="Times New Roman"/>
-        </w:rPr>
-        <w:t xml:space="preserve">5-3 (1) </w:t>
-      </w:r>
-      <w:r>
-        <w:rPr>
-          <w:rFonts w:hint="eastAsia" w:ascii="Times New Roman" w:hAnsi="Times New Roman" w:eastAsia="FangSong" w:cs="Times New Roman"/>
-        </w:rPr>
-        <w:t>实线或虚线表示出了最小重复平行四边形</w:t>
-      </w:r>
-      <w:r>
-        <w:rPr>
-          <w:rFonts w:hint="eastAsia" w:ascii="Times New Roman" w:hAnsi="Times New Roman" w:eastAsia="Times New Roman" w:cs="Times New Roman"/>
-        </w:rPr>
-        <w:t>。(2)</w:t>
-      </w:r>
-      <w:r>
-        <w:rPr>
-          <w:rFonts w:ascii="Times New Roman" w:hAnsi="Times New Roman" w:eastAsia="Times New Roman" w:cs="Times New Roman"/>
-        </w:rPr>
-        <w:t xml:space="preserve"> </w:t>
-      </w:r>
-      <w:r>
-        <w:rPr>
-          <w:rFonts w:hint="eastAsia" w:ascii="Times New Roman" w:hAnsi="Times New Roman" w:eastAsia="FangSong" w:cs="Times New Roman"/>
-        </w:rPr>
-        <w:t>黑心</w:t>
-      </w:r>
-      <w:r>
-        <w:rPr>
-          <w:rFonts w:hint="eastAsia" w:ascii="Times New Roman" w:hAnsi="Times New Roman" w:eastAsia="Times New Roman" w:cs="Times New Roman"/>
-        </w:rPr>
-        <w:t>：</w:t>
-      </w:r>
-      <w:r>
-        <w:rPr>
-          <w:rFonts w:hint="eastAsia" w:ascii="Times New Roman" w:hAnsi="Times New Roman" w:eastAsia="FangSong" w:cs="Times New Roman"/>
-        </w:rPr>
-        <w:t>空心</w:t>
-      </w:r>
-      <w:r>
-        <w:rPr>
-          <w:rFonts w:hint="eastAsia" w:ascii="Times New Roman" w:hAnsi="Times New Roman" w:eastAsia="Times New Roman" w:cs="Times New Roman"/>
-        </w:rPr>
-        <w:t>：</w:t>
-      </w:r>
-      <w:r>
-        <w:rPr>
-          <w:rFonts w:hint="eastAsia" w:ascii="Times New Roman" w:hAnsi="Times New Roman" w:eastAsia="FangSong" w:cs="Times New Roman"/>
-        </w:rPr>
-        <w:t>黑球</w:t>
-      </w:r>
-      <w:r>
-        <w:rPr>
-          <w:rFonts w:ascii="Times New Roman" w:hAnsi="Times New Roman" w:eastAsia="Times New Roman" w:cs="Times New Roman"/>
-        </w:rPr>
-        <w:t xml:space="preserve"> = 1:2:3</w:t>
-      </w:r>
-    </w:p>
-    <w:p>
-      <w:pPr>
-        <w:pStyle w:val="BodyText"/>
-        <w:spacing w:before="160" w:after="80"/>
-        <w:jc w:val="center"/>
-      </w:pPr>
-      <w:r>
-        <w:rPr>
-          <w:rFonts w:ascii="Times New Roman" w:hAnsi="Times New Roman" w:eastAsia="Times New Roman" w:cs="Times New Roman"/>
-        </w:rPr>
-        <w:drawing>
-          <wp:inline>
-            <wp:extent cx="3600000" cy="1423972"/>
-            <wp:effectExtent b="0" l="0" r="0" t="0"/>
-            <wp:docPr descr="" title="" id="62" name="Picture"/>
-            <a:graphic>
-              <a:graphicData uri="http://schemas.openxmlformats.org/drawingml/2006/picture">
-                <pic:pic>
-                  <pic:nvPicPr>
-                    <pic:cNvPr descr="1364a0ef0a70fefc8fb817c4c496c03962b43abb86e2ff81a70ce84e8ffed47c.jpg" id="63" name="Picture"/>
-                    <pic:cNvPicPr>
-                      <a:picLocks noChangeArrowheads="1" noChangeAspect="1"/>
-                    </pic:cNvPicPr>
-                  </pic:nvPicPr>
-                  <pic:blipFill>
-                    <a:blip r:embed="rId61"/>
-                    <a:stretch>
-                      <a:fillRect/>
-                    </a:stretch>
-                  </pic:blipFill>
-                  <pic:spPr bwMode="auto">
-                    <a:xfrm>
-                      <a:off x="0" y="0"/>
-                      <a:ext cx="3600000" cy="1423972"/>
-                    </a:xfrm>
-                    <a:prstGeom prst="rect">
-                      <a:avLst/>
-                    </a:prstGeom>
-                    <a:noFill/>
-                    <a:ln w="9525">
-                      <a:noFill/>
-                      <a:headEnd/>
-                      <a:tailEnd/>
-                    </a:ln>
-                  </pic:spPr>
-                </pic:pic>
-              </a:graphicData>
-            </a:graphic>
-          </wp:inline>
-        </w:drawing>
-      </w:r>
-    </w:p>
-    <w:p>
-      <w:pPr>
-        <w:pStyle w:val="BodyText"/>
-        <w:spacing w:before="160" w:after="80"/>
-        <w:jc w:val="center"/>
-      </w:pPr>
-      <w:r>
-        <w:rPr>
-          <w:rFonts w:ascii="Times New Roman" w:hAnsi="Times New Roman" w:eastAsia="Times New Roman" w:cs="Times New Roman"/>
-        </w:rPr>
-        <w:drawing>
-          <wp:inline>
-            <wp:extent cx="3240000" cy="2902978"/>
-            <wp:effectExtent b="0" l="0" r="0" t="0"/>
-            <wp:docPr descr="" title="" id="65" name="Picture"/>
-            <a:graphic>
-              <a:graphicData uri="http://schemas.openxmlformats.org/drawingml/2006/picture">
-                <pic:pic>
-                  <pic:nvPicPr>
-                    <pic:cNvPr descr="51728b57edd8eecd869809ad970ceaa6df069499643f830b6939b267d03b558b.jpg" id="66" name="Picture"/>
-                    <pic:cNvPicPr>
-                      <a:picLocks noChangeArrowheads="1" noChangeAspect="1"/>
-                    </pic:cNvPicPr>
-                  </pic:nvPicPr>
-                  <pic:blipFill>
-                    <a:blip r:embed="rId64"/>
-                    <a:stretch>
-                      <a:fillRect/>
-                    </a:stretch>
-                  </pic:blipFill>
-                  <pic:spPr bwMode="auto">
-                    <a:xfrm>
-                      <a:off x="0" y="0"/>
-                      <a:ext cx="3240000" cy="2902978"/>
-                    </a:xfrm>
-                    <a:prstGeom prst="rect">
-                      <a:avLst/>
-                    </a:prstGeom>
-                    <a:noFill/>
-                    <a:ln w="9525">
-                      <a:noFill/>
-                      <a:headEnd/>
-                      <a:tailEnd/>
-                    </a:ln>
-                  </pic:spPr>
-                </pic:pic>
-              </a:graphicData>
-            </a:graphic>
-          </wp:inline>
-        </w:drawing>
-      </w:r>
-    </w:p>
-    <w:p>
-      <w:pPr>
-        <w:pStyle w:val="BodyText"/>
-      </w:pPr>
-      <w:r>
-        <w:rPr>
-          <w:rFonts w:ascii="Times New Roman" w:hAnsi="Times New Roman" w:eastAsia="Times New Roman" w:cs="Times New Roman"/>
-        </w:rPr>
-        <w:t xml:space="preserve">5-4 </w:t>
-      </w:r>
-      <w:r>
-        <w:rPr>
-          <w:rFonts w:hint="eastAsia" w:ascii="Times New Roman" w:hAnsi="Times New Roman" w:eastAsia="FangSong" w:cs="Times New Roman"/>
-        </w:rPr>
-        <w:t>不能将这一组点中的每个点都作为点阵点</w:t>
-      </w:r>
-      <w:r>
-        <w:rPr>
-          <w:rFonts w:hint="eastAsia" w:ascii="Times New Roman" w:hAnsi="Times New Roman" w:eastAsia="Times New Roman" w:cs="Times New Roman"/>
-        </w:rPr>
-        <w:t>，</w:t>
-      </w:r>
-      <w:r>
-        <w:rPr>
-          <w:rFonts w:hint="eastAsia" w:ascii="Times New Roman" w:hAnsi="Times New Roman" w:eastAsia="FangSong" w:cs="Times New Roman"/>
-        </w:rPr>
-        <w:t>因为它并不符合点阵的要求</w:t>
-      </w:r>
-      <w:r>
-        <w:rPr>
-          <w:rFonts w:hint="eastAsia" w:ascii="Times New Roman" w:hAnsi="Times New Roman" w:eastAsia="Times New Roman" w:cs="Times New Roman"/>
-        </w:rPr>
-        <w:t>，</w:t>
-      </w:r>
-      <w:r>
-        <w:rPr>
-          <w:rFonts w:hint="eastAsia" w:ascii="Times New Roman" w:hAnsi="Times New Roman" w:eastAsia="FangSong" w:cs="Times New Roman"/>
-        </w:rPr>
-        <w:t>所以这一组点不能构成一点阵</w:t>
-      </w:r>
-      <w:r>
-        <w:rPr>
-          <w:rFonts w:hint="eastAsia" w:ascii="Times New Roman" w:hAnsi="Times New Roman" w:eastAsia="Times New Roman" w:cs="Times New Roman"/>
-        </w:rPr>
-        <w:t>。</w:t>
-      </w:r>
-      <w:r>
-        <w:rPr>
-          <w:rFonts w:hint="eastAsia" w:ascii="Times New Roman" w:hAnsi="Times New Roman" w:eastAsia="FangSong" w:cs="Times New Roman"/>
-        </w:rPr>
-        <w:t>但这组点是按平行六面体单位周期地排布于空间</w:t>
-      </w:r>
-      <w:r>
-        <w:rPr>
-          <w:rFonts w:hint="eastAsia" w:ascii="Times New Roman" w:hAnsi="Times New Roman" w:eastAsia="Times New Roman" w:cs="Times New Roman"/>
-        </w:rPr>
-        <w:t>，</w:t>
-      </w:r>
-      <w:r>
-        <w:rPr>
-          <w:rFonts w:hint="eastAsia" w:ascii="Times New Roman" w:hAnsi="Times New Roman" w:eastAsia="FangSong" w:cs="Times New Roman"/>
-        </w:rPr>
-        <w:t>它构成一点阵结构</w:t>
-      </w:r>
-      <w:r>
-        <w:rPr>
-          <w:rFonts w:hint="eastAsia" w:ascii="Times New Roman" w:hAnsi="Times New Roman" w:eastAsia="Times New Roman" w:cs="Times New Roman"/>
-        </w:rPr>
-        <w:t>。</w:t>
-      </w:r>
-      <w:r>
-        <w:rPr>
-          <w:rFonts w:hint="eastAsia" w:ascii="Times New Roman" w:hAnsi="Times New Roman" w:eastAsia="FangSong" w:cs="Times New Roman"/>
-        </w:rPr>
-        <w:t>能概括这组点的点阵素单位如下左图所示</w:t>
-      </w:r>
-      <w:r>
-        <w:rPr>
-          <w:rFonts w:hint="eastAsia" w:ascii="Times New Roman" w:hAnsi="Times New Roman" w:eastAsia="Times New Roman" w:cs="Times New Roman"/>
-        </w:rPr>
-        <w:t>。</w:t>
-      </w:r>
-      <w:r>
-        <w:rPr>
-          <w:rFonts w:hint="eastAsia" w:ascii="Times New Roman" w:hAnsi="Times New Roman" w:eastAsia="FangSong" w:cs="Times New Roman"/>
-        </w:rPr>
-        <w:t>判断一组点是否构成点阵必须从它的基本定义出发</w:t>
-      </w:r>
-      <w:r>
-        <w:rPr>
-          <w:rFonts w:hint="eastAsia" w:ascii="Times New Roman" w:hAnsi="Times New Roman" w:eastAsia="Times New Roman" w:cs="Times New Roman"/>
-        </w:rPr>
-        <w:t>：</w:t>
-      </w:r>
-      <w:r>
-        <w:rPr>
-          <w:rFonts w:hint="eastAsia" w:ascii="Times New Roman" w:hAnsi="Times New Roman" w:eastAsia="FangSong" w:cs="Times New Roman"/>
-        </w:rPr>
-        <w:t>连接任意两点的向量进行平移能够复原</w:t>
-      </w:r>
-      <w:r>
-        <w:rPr>
-          <w:rFonts w:hint="eastAsia" w:ascii="Times New Roman" w:hAnsi="Times New Roman" w:eastAsia="Times New Roman" w:cs="Times New Roman"/>
-        </w:rPr>
-        <w:t>。</w:t>
-      </w:r>
-      <w:r>
-        <w:rPr>
-          <w:rFonts w:hint="eastAsia" w:ascii="Times New Roman" w:hAnsi="Times New Roman" w:eastAsia="FangSong" w:cs="Times New Roman"/>
-        </w:rPr>
-        <w:t>连接</w:t>
-      </w:r>
-      <w:r>
-        <w:rPr>
-          <w:rFonts w:hint="eastAsia" w:ascii="Times New Roman" w:hAnsi="Times New Roman" w:eastAsia="Times New Roman" w:cs="Times New Roman"/>
-        </w:rPr>
-        <w:t>AB</w:t>
-      </w:r>
-      <w:r>
-        <w:rPr>
-          <w:rFonts w:hint="eastAsia" w:ascii="Times New Roman" w:hAnsi="Times New Roman" w:eastAsia="FangSong" w:cs="Times New Roman"/>
-        </w:rPr>
-        <w:t>向量平移至一端落于</w:t>
-      </w:r>
-      <w:r>
-        <w:rPr>
-          <w:rFonts w:hint="eastAsia" w:ascii="Times New Roman" w:hAnsi="Times New Roman" w:eastAsia="Times New Roman" w:cs="Times New Roman"/>
-        </w:rPr>
-        <w:t>C</w:t>
-      </w:r>
-      <w:r>
-        <w:rPr>
-          <w:rFonts w:hint="eastAsia" w:ascii="Times New Roman" w:hAnsi="Times New Roman" w:eastAsia="FangSong" w:cs="Times New Roman"/>
-        </w:rPr>
-        <w:t>处</w:t>
-      </w:r>
-      <w:r>
-        <w:rPr>
-          <w:rFonts w:hint="eastAsia" w:ascii="Times New Roman" w:hAnsi="Times New Roman" w:eastAsia="Times New Roman" w:cs="Times New Roman"/>
-        </w:rPr>
-        <w:t>，</w:t>
-      </w:r>
-      <w:r>
-        <w:rPr>
-          <w:rFonts w:hint="eastAsia" w:ascii="Times New Roman" w:hAnsi="Times New Roman" w:eastAsia="FangSong" w:cs="Times New Roman"/>
-        </w:rPr>
-        <w:t>另一端没有点</w:t>
-      </w:r>
-      <w:r>
-        <w:rPr>
-          <w:rFonts w:hint="eastAsia" w:ascii="Times New Roman" w:hAnsi="Times New Roman" w:eastAsia="Times New Roman" w:cs="Times New Roman"/>
-        </w:rPr>
-        <w:t>，</w:t>
-      </w:r>
-      <w:r>
-        <w:rPr>
-          <w:rFonts w:hint="eastAsia" w:ascii="Times New Roman" w:hAnsi="Times New Roman" w:eastAsia="FangSong" w:cs="Times New Roman"/>
-        </w:rPr>
-        <w:t>所以不能将</w:t>
-      </w:r>
-      <w:r>
-        <w:rPr>
-          <w:rFonts w:hint="eastAsia" w:ascii="Times New Roman" w:hAnsi="Times New Roman" w:eastAsia="Times New Roman" w:cs="Times New Roman"/>
-        </w:rPr>
-        <w:t>A，B，C</w:t>
-      </w:r>
-      <w:r>
-        <w:rPr>
-          <w:rFonts w:hint="eastAsia" w:ascii="Times New Roman" w:hAnsi="Times New Roman" w:eastAsia="FangSong" w:cs="Times New Roman"/>
-        </w:rPr>
-        <w:t>诸点都当做点阵点</w:t>
-      </w:r>
-      <w:r>
-        <w:rPr>
-          <w:rFonts w:hint="eastAsia" w:ascii="Times New Roman" w:hAnsi="Times New Roman" w:eastAsia="Times New Roman" w:cs="Times New Roman"/>
-        </w:rPr>
-        <w:t>。</w:t>
-      </w:r>
-    </w:p>
-    <w:p>
-      <w:pPr>
-        <w:pStyle w:val="BodyText"/>
-        <w:spacing w:before="160" w:after="80"/>
-        <w:jc w:val="center"/>
-      </w:pPr>
-      <w:r>
-        <w:rPr>
-          <w:rFonts w:hint="eastAsia" w:ascii="Times New Roman" w:hAnsi="Times New Roman" w:eastAsia="FangSong" w:cs="Times New Roman"/>
-        </w:rPr>
-        <w:t xml:space="preserve">沿垂直</w:t>
-      </w:r>
-      <w:r>
-        <w:rPr>
-          <w:rFonts w:ascii="Times New Roman" w:hAnsi="Times New Roman" w:eastAsia="Times New Roman" w:cs="Times New Roman"/>
-        </w:rPr>
-        <w:t xml:space="preserve"> </w:t>
-      </w:r>
-      <m:oMath>
-        <m:sSub>
-          <m:e>
-            <m:r>
-              <m:t>C</m:t>
-            </m:r>
-          </m:e>
-          <m:sub>
-            <m:r>
-              <m:t>3</m:t>
-            </m:r>
-          </m:sub>
-        </m:sSub>
-      </m:oMath>
-      <w:r>
-        <w:rPr>
-          <w:rFonts w:ascii="Times New Roman" w:hAnsi="Times New Roman" w:eastAsia="Times New Roman" w:cs="Times New Roman"/>
-        </w:rPr>
-        <w:t xml:space="preserve"> </w:t>
-      </w:r>
-      <w:r>
-        <w:rPr>
-          <w:rFonts w:hint="eastAsia" w:ascii="Times New Roman" w:hAnsi="Times New Roman" w:eastAsia="FangSong" w:cs="Times New Roman"/>
-        </w:rPr>
-        <w:t xml:space="preserve">轴观察的视图</w:t>
-      </w:r>
-      <w:r>
-        <w:rPr>
-          <w:rFonts w:ascii="Times New Roman" w:hAnsi="Times New Roman" w:eastAsia="Times New Roman" w:cs="Times New Roman"/>
-        </w:rPr>
-        <w:t xml:space="preserve"> </w:t>
-      </w:r>
-      <w:r>
-        <w:rPr>
-          <w:rFonts w:ascii="Times New Roman" w:hAnsi="Times New Roman" w:eastAsia="Times New Roman" w:cs="Times New Roman"/>
-        </w:rPr>
-        <w:drawing>
-          <wp:inline>
-            <wp:extent cx="3600000" cy="717330"/>
-            <wp:effectExtent b="0" l="0" r="0" t="0"/>
-            <wp:docPr descr="" title="" id="68" name="Picture"/>
-            <a:graphic>
-              <a:graphicData uri="http://schemas.openxmlformats.org/drawingml/2006/picture">
-                <pic:pic>
-                  <pic:nvPicPr>
-                    <pic:cNvPr descr="22a50de5013a6f8fcf3ecbf92b760eaffe8309673006112f28e4d8e9be762ca4.jpg" id="69" name="Picture"/>
-                    <pic:cNvPicPr>
-                      <a:picLocks noChangeArrowheads="1" noChangeAspect="1"/>
-                    </pic:cNvPicPr>
-                  </pic:nvPicPr>
-                  <pic:blipFill>
-                    <a:blip r:embed="rId67"/>
-                    <a:stretch>
-                      <a:fillRect/>
-                    </a:stretch>
-                  </pic:blipFill>
-                  <pic:spPr bwMode="auto">
-                    <a:xfrm>
-                      <a:off x="0" y="0"/>
-                      <a:ext cx="3600000" cy="717330"/>
-                    </a:xfrm>
-                    <a:prstGeom prst="rect">
-                      <a:avLst/>
-                    </a:prstGeom>
-                    <a:noFill/>
-                    <a:ln w="9525">
-                      <a:noFill/>
-                      <a:headEnd/>
-                      <a:tailEnd/>
-                    </a:ln>
-                  </pic:spPr>
-                </pic:pic>
-              </a:graphicData>
-            </a:graphic>
-          </wp:inline>
-        </w:drawing>
-      </w:r>
-      <w:r>
-        <w:rPr>
-          <w:rFonts w:ascii="Times New Roman" w:hAnsi="Times New Roman" w:eastAsia="Times New Roman" w:cs="Times New Roman"/>
-        </w:rPr>
-        <w:t xml:space="preserve"> </w:t>
-      </w:r>
-      <w:r>
-        <w:rPr>
-          <w:rFonts w:hint="eastAsia" w:ascii="Times New Roman" w:hAnsi="Times New Roman" w:eastAsia="FangSong" w:cs="Times New Roman"/>
-        </w:rPr>
-        <w:t xml:space="preserve">平视图</w:t>
-      </w:r>
-      <w:r>
-        <w:rPr>
-          <w:rFonts w:ascii="Times New Roman" w:hAnsi="Times New Roman" w:eastAsia="Times New Roman" w:cs="Times New Roman"/>
-        </w:rPr>
-        <w:t xml:space="preserve"> </w:t>
-      </w:r>
-      <w:r>
-        <w:rPr>
-          <w:rFonts w:hint="eastAsia" w:ascii="Times New Roman" w:hAnsi="Times New Roman" w:eastAsia="FangSong" w:cs="Times New Roman"/>
-        </w:rPr>
-        <w:t xml:space="preserve">俯视图</w:t>
-      </w:r>
-    </w:p>
-    <w:p>
-      <w:pPr>
-        <w:pStyle w:val="BodyText"/>
-      </w:pPr>
-      <w:r>
-        <w:rPr>
-          <w:rFonts w:ascii="Times New Roman" w:hAnsi="Times New Roman" w:eastAsia="Times New Roman" w:cs="Times New Roman"/>
-        </w:rPr>
-        <w:t xml:space="preserve">5-5 </w:t>
-      </w:r>
-      <w:r>
-        <w:rPr>
-          <w:rFonts w:hint="eastAsia" w:ascii="Times New Roman" w:hAnsi="Times New Roman" w:eastAsia="FangSong" w:cs="Times New Roman"/>
-        </w:rPr>
-        <w:t>结构基元对应的平面格子及它的两个基本方向如下图所示</w:t>
-      </w:r>
-      <w:r>
-        <w:rPr>
-          <w:rFonts w:hint="eastAsia" w:ascii="Times New Roman" w:hAnsi="Times New Roman" w:eastAsia="Times New Roman" w:cs="Times New Roman"/>
-        </w:rPr>
-        <w:t>，</w:t>
-      </w:r>
-      <w:r>
-        <w:rPr>
-          <w:rFonts w:hint="eastAsia" w:ascii="Times New Roman" w:hAnsi="Times New Roman" w:eastAsia="FangSong" w:cs="Times New Roman"/>
-        </w:rPr>
-        <w:t>一个结构基元包含了</w:t>
-      </w:r>
-      <w:r>
-        <w:rPr>
-          <w:rFonts w:hint="eastAsia" w:ascii="Times New Roman" w:hAnsi="Times New Roman" w:eastAsia="Times New Roman" w:cs="Times New Roman"/>
-        </w:rPr>
-        <w:t>2</w:t>
-      </w:r>
-      <w:r>
-        <w:rPr>
-          <w:rFonts w:hint="eastAsia" w:ascii="Times New Roman" w:hAnsi="Times New Roman" w:eastAsia="FangSong" w:cs="Times New Roman"/>
-        </w:rPr>
-        <w:t>个异氰尿酸分子</w:t>
-      </w:r>
-      <w:r>
-        <w:rPr>
-          <w:rFonts w:hint="eastAsia" w:ascii="Times New Roman" w:hAnsi="Times New Roman" w:eastAsia="Times New Roman" w:cs="Times New Roman"/>
-        </w:rPr>
-        <w:t>。</w:t>
-      </w:r>
-    </w:p>
-    <w:p>
-      <w:pPr>
-        <w:pStyle w:val="BodyText"/>
-        <w:spacing w:before="160" w:after="80"/>
-        <w:jc w:val="center"/>
-      </w:pPr>
-      <w:r>
-        <w:rPr>
-          <w:rFonts w:ascii="Times New Roman" w:hAnsi="Times New Roman" w:eastAsia="Times New Roman" w:cs="Times New Roman"/>
-        </w:rPr>
-        <w:drawing>
-          <wp:inline>
-            <wp:extent cx="2628900" cy="3225800"/>
-            <wp:effectExtent b="0" l="0" r="0" t="0"/>
-            <wp:docPr descr="" title="" id="71" name="Picture"/>
-            <a:graphic>
-              <a:graphicData uri="http://schemas.openxmlformats.org/drawingml/2006/picture">
-                <pic:pic>
-                  <pic:nvPicPr>
-                    <pic:cNvPr descr="46b6448b887532227ede907537cafa38117164589c177edb74929d6debb6c8fa.jpg" id="72" name="Picture"/>
-                    <pic:cNvPicPr>
-                      <a:picLocks noChangeArrowheads="1" noChangeAspect="1"/>
-                    </pic:cNvPicPr>
-                  </pic:nvPicPr>
-                  <pic:blipFill>
-                    <a:blip r:embed="rId70"/>
-                    <a:stretch>
-                      <a:fillRect/>
-                    </a:stretch>
-                  </pic:blipFill>
-                  <pic:spPr bwMode="auto">
-                    <a:xfrm>
-                      <a:off x="0" y="0"/>
-                      <a:ext cx="2628900" cy="3225800"/>
-                    </a:xfrm>
-                    <a:prstGeom prst="rect">
-                      <a:avLst/>
-                    </a:prstGeom>
-                    <a:noFill/>
-                    <a:ln w="9525">
-                      <a:noFill/>
-                      <a:headEnd/>
-                      <a:tailEnd/>
-                    </a:ln>
-                  </pic:spPr>
-                </pic:pic>
-              </a:graphicData>
-            </a:graphic>
-          </wp:inline>
-        </w:drawing>
-      </w:r>
-    </w:p>
-    <w:p>
-      <w:pPr>
-        <w:pStyle w:val="BodyText"/>
-        <w:spacing w:before="160" w:after="80"/>
-        <w:jc w:val="center"/>
-      </w:pPr>
-      <w:r>
-        <w:rPr>
-          <w:rFonts w:ascii="Times New Roman" w:hAnsi="Times New Roman" w:eastAsia="Times New Roman" w:cs="Times New Roman"/>
-        </w:rPr>
-        <w:drawing>
-          <wp:inline>
-            <wp:extent cx="3600000" cy="2388460"/>
-            <wp:effectExtent b="0" l="0" r="0" t="0"/>
-            <wp:docPr descr="" title="" id="74" name="Picture"/>
-            <a:graphic>
-              <a:graphicData uri="http://schemas.openxmlformats.org/drawingml/2006/picture">
-                <pic:pic>
-                  <pic:nvPicPr>
-                    <pic:cNvPr descr="1ba29f82065aa37abe99fd7513058789e9bba3a438d19fc0e96262fd6904a0d2.jpg" id="75" name="Picture"/>
-                    <pic:cNvPicPr>
-                      <a:picLocks noChangeArrowheads="1" noChangeAspect="1"/>
-                    </pic:cNvPicPr>
-                  </pic:nvPicPr>
-                  <pic:blipFill>
-                    <a:blip r:embed="rId73"/>
-                    <a:stretch>
-                      <a:fillRect/>
-                    </a:stretch>
-                  </pic:blipFill>
-                  <pic:spPr bwMode="auto">
-                    <a:xfrm>
-                      <a:off x="0" y="0"/>
-                      <a:ext cx="3600000" cy="2388460"/>
-                    </a:xfrm>
-                    <a:prstGeom prst="rect">
-                      <a:avLst/>
-                    </a:prstGeom>
-                    <a:noFill/>
-                    <a:ln w="9525">
-                      <a:noFill/>
-                      <a:headEnd/>
-                      <a:tailEnd/>
-                    </a:ln>
-                  </pic:spPr>
-                </pic:pic>
-              </a:graphicData>
-            </a:graphic>
-          </wp:inline>
-        </w:drawing>
+        <w:t xml:space="preserve">Molecular structure of a copper(II) complex with pyridine and imidazole ligands</w:t>
       </w:r>
     </w:p>
     <w:p>
@@ -14642,2110 +15998,8 @@
         </w:pict>
       </w:r>
     </w:p>
-    <w:bookmarkEnd w:id="76"/>
-    <w:bookmarkStart w:id="77" w:name="第14题"/>
-    <w:p>
-      <w:pPr>
-        <w:pStyle w:val="Heading3"/>
-        <w:spacing w:before="280" w:after="120"/>
-      </w:pPr>
-      <w:r>
-        <w:rPr>
-          <w:rFonts w:hint="eastAsia" w:ascii="Times New Roman" w:hAnsi="Times New Roman" w:eastAsia="SimHei" w:cs="Times New Roman"/>
-        </w:rPr>
-        <w:t>第</w:t>
-      </w:r>
-      <w:r>
-        <w:rPr>
-          <w:rFonts w:hint="eastAsia" w:ascii="Times New Roman" w:hAnsi="Times New Roman" w:eastAsia="Times New Roman" w:cs="Times New Roman"/>
-        </w:rPr>
-        <w:t>14</w:t>
-      </w:r>
-      <w:r>
-        <w:rPr>
-          <w:rFonts w:hint="eastAsia" w:ascii="Times New Roman" w:hAnsi="Times New Roman" w:eastAsia="SimHei" w:cs="Times New Roman"/>
-        </w:rPr>
-        <w:t>题</w:t>
-      </w:r>
-    </w:p>
-    <w:p>
-      <w:pPr>
-        <w:pStyle w:val="BlockText"/>
-      </w:pPr>
-      <w:r>
-        <w:rPr>
-          <w:rFonts w:hint="eastAsia" w:ascii="Times New Roman" w:hAnsi="Times New Roman" w:eastAsia="FangSong" w:cs="Times New Roman"/>
-        </w:rPr>
-        <w:t>来源</w:t>
-      </w:r>
-      <w:r>
-        <w:rPr>
-          <w:rFonts w:hint="eastAsia" w:ascii="Times New Roman" w:hAnsi="Times New Roman" w:eastAsia="Times New Roman" w:cs="Times New Roman"/>
-        </w:rPr>
-        <w:t>：</w:t>
-      </w:r>
-      <w:r>
-        <w:rPr>
-          <w:rFonts w:hint="eastAsia" w:ascii="Times New Roman" w:hAnsi="Times New Roman" w:eastAsia="FangSong" w:cs="Times New Roman"/>
-        </w:rPr>
-        <w:t>化学竞赛初赛讲义</w:t>
-      </w:r>
-    </w:p>
-    <w:p>
-      <w:pPr>
-        <w:pStyle w:val="FirstParagraph"/>
-      </w:pPr>
-      <w:r>
-        <w:rPr>
-          <w:rFonts w:hint="eastAsia" w:ascii="Times New Roman" w:hAnsi="Times New Roman" w:eastAsia="FangSong" w:cs="Times New Roman"/>
-        </w:rPr>
-        <w:t>用</w:t>
-      </w:r>
-      <w:r>
-        <w:rPr>
-          <w:rFonts w:hint="eastAsia" w:ascii="Times New Roman" w:hAnsi="Times New Roman" w:eastAsia="Times New Roman" w:cs="Times New Roman"/>
-        </w:rPr>
-        <w:t>Bent</w:t>
-      </w:r>
-      <w:r>
-        <w:rPr>
-          <w:rFonts w:hint="eastAsia" w:ascii="Times New Roman" w:hAnsi="Times New Roman" w:eastAsia="FangSong" w:cs="Times New Roman"/>
-        </w:rPr>
-        <w:t>规则解释诱导效应的来源</w:t>
-      </w:r>
-      <w:r>
-        <w:rPr>
-          <w:rFonts w:hint="eastAsia" w:ascii="Times New Roman" w:hAnsi="Times New Roman" w:eastAsia="Times New Roman" w:cs="Times New Roman"/>
-        </w:rPr>
-        <w:t>。</w:t>
-      </w:r>
-    </w:p>
-    <w:p>
-      <w:pPr>
-        <w:pStyle w:val="BodyText"/>
-      </w:pPr>
-      <w:r>
-        <w:rPr>
-          <w:rFonts w:hint="eastAsia" w:ascii="Times New Roman" w:hAnsi="Times New Roman" w:eastAsia="FangSong" w:cs="Times New Roman"/>
-          <w:b/>
-          <w:bCs/>
-        </w:rPr>
-        <w:t xml:space="preserve">参考答案</w:t>
-      </w:r>
-      <w:r>
-        <w:rPr>
-          <w:rFonts w:hint="eastAsia" w:ascii="Times New Roman" w:hAnsi="Times New Roman" w:eastAsia="Times New Roman" w:cs="Times New Roman"/>
-        </w:rPr>
-        <w:t xml:space="preserve">：</w:t>
-      </w:r>
-    </w:p>
-    <w:p>
-      <w:pPr>
-        <w:pStyle w:val="BodyText"/>
-      </w:pPr>
-      <w:r>
-        <w:rPr>
-          <w:rFonts w:hint="eastAsia" w:ascii="Times New Roman" w:hAnsi="Times New Roman" w:eastAsia="FangSong" w:cs="Times New Roman"/>
-        </w:rPr>
-        <w:t xml:space="preserve">设</w:t>
-      </w:r>
-      <w:r>
-        <w:rPr>
-          <w:rFonts w:ascii="Times New Roman" w:hAnsi="Times New Roman" w:eastAsia="Times New Roman" w:cs="Times New Roman"/>
-        </w:rPr>
-        <w:t xml:space="preserve"> C </w:t>
-      </w:r>
-      <w:r>
-        <w:rPr>
-          <w:rFonts w:hint="eastAsia" w:ascii="Times New Roman" w:hAnsi="Times New Roman" w:eastAsia="FangSong" w:cs="Times New Roman"/>
-        </w:rPr>
-        <w:t xml:space="preserve">与基团</w:t>
-      </w:r>
-      <w:r>
-        <w:rPr>
-          <w:rFonts w:ascii="Times New Roman" w:hAnsi="Times New Roman" w:eastAsia="Times New Roman" w:cs="Times New Roman"/>
-        </w:rPr>
-        <w:t xml:space="preserve"> R </w:t>
-      </w:r>
-      <w:r>
-        <w:rPr>
-          <w:rFonts w:hint="eastAsia" w:ascii="Times New Roman" w:hAnsi="Times New Roman" w:eastAsia="FangSong" w:cs="Times New Roman"/>
-        </w:rPr>
-        <w:t>相连</w:t>
-      </w:r>
-      <w:r>
-        <w:rPr>
-          <w:rFonts w:hint="eastAsia" w:ascii="Times New Roman" w:hAnsi="Times New Roman" w:eastAsia="Times New Roman" w:cs="Times New Roman"/>
-        </w:rPr>
-        <w:t>,</w:t>
-      </w:r>
-      <w:r>
-        <w:rPr>
-          <w:rFonts w:ascii="Times New Roman" w:hAnsi="Times New Roman" w:eastAsia="Times New Roman" w:cs="Times New Roman"/>
-        </w:rPr>
-        <w:t xml:space="preserve"> </w:t>
-      </w:r>
-      <w:r>
-        <w:rPr>
-          <w:rFonts w:hint="eastAsia" w:ascii="Times New Roman" w:hAnsi="Times New Roman" w:eastAsia="FangSong" w:cs="Times New Roman"/>
-        </w:rPr>
-        <w:t xml:space="preserve">根据</w:t>
-      </w:r>
-      <w:r>
-        <w:rPr>
-          <w:rFonts w:ascii="Times New Roman" w:hAnsi="Times New Roman" w:eastAsia="Times New Roman" w:cs="Times New Roman"/>
-        </w:rPr>
-        <w:t xml:space="preserve"> Bent </w:t>
-      </w:r>
-      <w:r>
-        <w:rPr>
-          <w:rFonts w:hint="eastAsia" w:ascii="Times New Roman" w:hAnsi="Times New Roman" w:eastAsia="FangSong" w:cs="Times New Roman"/>
-        </w:rPr>
-        <w:t>规则</w:t>
-      </w:r>
-      <w:r>
-        <w:rPr>
-          <w:rFonts w:hint="eastAsia" w:ascii="Times New Roman" w:hAnsi="Times New Roman" w:eastAsia="Times New Roman" w:cs="Times New Roman"/>
-        </w:rPr>
-        <w:t>,</w:t>
-      </w:r>
-      <w:r>
-        <w:rPr>
-          <w:rFonts w:ascii="Times New Roman" w:hAnsi="Times New Roman" w:eastAsia="Times New Roman" w:cs="Times New Roman"/>
-        </w:rPr>
-        <w:t xml:space="preserve"> </w:t>
-      </w:r>
-      <w:r>
-        <w:rPr>
-          <w:rFonts w:hint="eastAsia" w:ascii="Times New Roman" w:hAnsi="Times New Roman" w:eastAsia="FangSong" w:cs="Times New Roman"/>
-        </w:rPr>
-        <w:t xml:space="preserve">随着</w:t>
-      </w:r>
-      <w:r>
-        <w:rPr>
-          <w:rFonts w:ascii="Times New Roman" w:hAnsi="Times New Roman" w:eastAsia="Times New Roman" w:cs="Times New Roman"/>
-        </w:rPr>
-        <w:t xml:space="preserve"> R </w:t>
-      </w:r>
-      <w:r>
-        <w:rPr>
-          <w:rFonts w:hint="eastAsia" w:ascii="Times New Roman" w:hAnsi="Times New Roman" w:eastAsia="FangSong" w:cs="Times New Roman"/>
-        </w:rPr>
-        <w:t>的电负性升高</w:t>
-      </w:r>
-      <w:r>
-        <w:rPr>
-          <w:rFonts w:hint="eastAsia" w:ascii="Times New Roman" w:hAnsi="Times New Roman" w:eastAsia="Times New Roman" w:cs="Times New Roman"/>
-        </w:rPr>
-        <w:t>,</w:t>
-      </w:r>
-      <w:r>
-        <w:rPr>
-          <w:rFonts w:ascii="Times New Roman" w:hAnsi="Times New Roman" w:eastAsia="Times New Roman" w:cs="Times New Roman"/>
-        </w:rPr>
-        <w:t xml:space="preserve"> C—R </w:t>
-      </w:r>
-      <w:r>
-        <w:rPr>
-          <w:rFonts w:hint="eastAsia" w:ascii="Times New Roman" w:hAnsi="Times New Roman" w:eastAsia="FangSong" w:cs="Times New Roman"/>
-        </w:rPr>
-        <w:t xml:space="preserve">键的</w:t>
-      </w:r>
-      <w:r>
-        <w:rPr>
-          <w:rFonts w:ascii="Times New Roman" w:hAnsi="Times New Roman" w:eastAsia="Times New Roman" w:cs="Times New Roman"/>
-        </w:rPr>
-        <w:t xml:space="preserve"> p </w:t>
-      </w:r>
-      <w:r>
-        <w:rPr>
-          <w:rFonts w:hint="eastAsia" w:ascii="Times New Roman" w:hAnsi="Times New Roman" w:eastAsia="FangSong" w:cs="Times New Roman"/>
-        </w:rPr>
-        <w:t>成分会增加</w:t>
-      </w:r>
-      <w:r>
-        <w:rPr>
-          <w:rFonts w:hint="eastAsia" w:ascii="Times New Roman" w:hAnsi="Times New Roman" w:eastAsia="Times New Roman" w:cs="Times New Roman"/>
-        </w:rPr>
-        <w:t>,</w:t>
-      </w:r>
-      <w:r>
-        <w:rPr>
-          <w:rFonts w:ascii="Times New Roman" w:hAnsi="Times New Roman" w:eastAsia="Times New Roman" w:cs="Times New Roman"/>
-        </w:rPr>
-        <w:t xml:space="preserve"> </w:t>
-      </w:r>
-      <w:r>
-        <w:rPr>
-          <w:rFonts w:hint="eastAsia" w:ascii="Times New Roman" w:hAnsi="Times New Roman" w:eastAsia="FangSong" w:cs="Times New Roman"/>
-        </w:rPr>
-        <w:t xml:space="preserve">而</w:t>
-      </w:r>
-      <w:r>
-        <w:rPr>
-          <w:rFonts w:ascii="Times New Roman" w:hAnsi="Times New Roman" w:eastAsia="Times New Roman" w:cs="Times New Roman"/>
-        </w:rPr>
-        <w:t xml:space="preserve"> C </w:t>
-      </w:r>
-      <w:r>
-        <w:rPr>
-          <w:rFonts w:hint="eastAsia" w:ascii="Times New Roman" w:hAnsi="Times New Roman" w:eastAsia="FangSong" w:cs="Times New Roman"/>
-        </w:rPr>
-        <w:t xml:space="preserve">与其他基团连接的键的</w:t>
-      </w:r>
-      <w:r>
-        <w:rPr>
-          <w:rFonts w:ascii="Times New Roman" w:hAnsi="Times New Roman" w:eastAsia="Times New Roman" w:cs="Times New Roman"/>
-        </w:rPr>
-        <w:t xml:space="preserve"> s </w:t>
-      </w:r>
-      <w:r>
-        <w:rPr>
-          <w:rFonts w:hint="eastAsia" w:ascii="Times New Roman" w:hAnsi="Times New Roman" w:eastAsia="FangSong" w:cs="Times New Roman"/>
-        </w:rPr>
-        <w:t>成分相应增加</w:t>
-      </w:r>
-      <w:r>
-        <w:rPr>
-          <w:rFonts w:hint="eastAsia" w:ascii="Times New Roman" w:hAnsi="Times New Roman" w:eastAsia="Times New Roman" w:cs="Times New Roman"/>
-        </w:rPr>
-        <w:t>,</w:t>
-      </w:r>
-      <w:r>
-        <w:rPr>
-          <w:rFonts w:ascii="Times New Roman" w:hAnsi="Times New Roman" w:eastAsia="Times New Roman" w:cs="Times New Roman"/>
-        </w:rPr>
-        <w:t xml:space="preserve"> </w:t>
-      </w:r>
-      <w:r>
-        <w:rPr>
-          <w:rFonts w:hint="eastAsia" w:ascii="Times New Roman" w:hAnsi="Times New Roman" w:eastAsia="FangSong" w:cs="Times New Roman"/>
-        </w:rPr>
-        <w:t xml:space="preserve">造成</w:t>
-      </w:r>
-      <w:r>
-        <w:rPr>
-          <w:rFonts w:ascii="Times New Roman" w:hAnsi="Times New Roman" w:eastAsia="Times New Roman" w:cs="Times New Roman"/>
-        </w:rPr>
-        <w:t xml:space="preserve"> C </w:t>
-      </w:r>
-      <w:r>
-        <w:rPr>
-          <w:rFonts w:hint="eastAsia" w:ascii="Times New Roman" w:hAnsi="Times New Roman" w:eastAsia="FangSong" w:cs="Times New Roman"/>
-        </w:rPr>
-        <w:t>也显现出吸电子效应</w:t>
-      </w:r>
-      <w:r>
-        <w:rPr>
-          <w:rFonts w:hint="eastAsia" w:ascii="Times New Roman" w:hAnsi="Times New Roman" w:eastAsia="Times New Roman" w:cs="Times New Roman"/>
-        </w:rPr>
-        <w:t>。</w:t>
-      </w:r>
-    </w:p>
-    <w:p>
-      <w:pPr>
-        <w:spacing w:before="160" w:after="80"/>
-      </w:pPr>
-      <w:r>
-        <w:pict>
-          <v:rect style="width:0;height:1.5pt" o:hralign="center" o:hrstd="t" o:hr="t"/>
-        </w:pict>
-      </w:r>
-    </w:p>
-    <w:bookmarkEnd w:id="77"/>
-    <w:bookmarkStart w:id="78" w:name="第15题"/>
-    <w:p>
-      <w:pPr>
-        <w:pStyle w:val="Heading3"/>
-        <w:spacing w:before="280" w:after="120"/>
-      </w:pPr>
-      <w:r>
-        <w:rPr>
-          <w:rFonts w:hint="eastAsia" w:ascii="Times New Roman" w:hAnsi="Times New Roman" w:eastAsia="SimHei" w:cs="Times New Roman"/>
-        </w:rPr>
-        <w:t>第</w:t>
-      </w:r>
-      <w:r>
-        <w:rPr>
-          <w:rFonts w:hint="eastAsia" w:ascii="Times New Roman" w:hAnsi="Times New Roman" w:eastAsia="Times New Roman" w:cs="Times New Roman"/>
-        </w:rPr>
-        <w:t>15</w:t>
-      </w:r>
-      <w:r>
-        <w:rPr>
-          <w:rFonts w:hint="eastAsia" w:ascii="Times New Roman" w:hAnsi="Times New Roman" w:eastAsia="SimHei" w:cs="Times New Roman"/>
-        </w:rPr>
-        <w:t>题</w:t>
-      </w:r>
-    </w:p>
-    <w:p>
-      <w:pPr>
-        <w:pStyle w:val="BlockText"/>
-      </w:pPr>
-      <w:r>
-        <w:rPr>
-          <w:rFonts w:hint="eastAsia" w:ascii="Times New Roman" w:hAnsi="Times New Roman" w:eastAsia="FangSong" w:cs="Times New Roman"/>
-        </w:rPr>
-        <w:t>来源</w:t>
-      </w:r>
-      <w:r>
-        <w:rPr>
-          <w:rFonts w:hint="eastAsia" w:ascii="Times New Roman" w:hAnsi="Times New Roman" w:eastAsia="Times New Roman" w:cs="Times New Roman"/>
-        </w:rPr>
-        <w:t>：</w:t>
-      </w:r>
-      <w:r>
-        <w:rPr>
-          <w:rFonts w:hint="eastAsia" w:ascii="Times New Roman" w:hAnsi="Times New Roman" w:eastAsia="FangSong" w:cs="Times New Roman"/>
-        </w:rPr>
-        <w:t>化学竞赛初赛讲义</w:t>
-      </w:r>
-    </w:p>
-    <w:p>
-      <w:pPr>
-        <w:pStyle w:val="FirstParagraph"/>
-      </w:pPr>
-      <w:r>
-        <w:rPr>
-          <w:rFonts w:hint="eastAsia" w:ascii="Times New Roman" w:hAnsi="Times New Roman" w:eastAsia="FangSong" w:cs="Times New Roman"/>
-        </w:rPr>
-        <w:t>下图示出了环戊二烯</w:t>
-      </w:r>
-      <w:r>
-        <w:rPr>
-          <w:rFonts w:hint="eastAsia" w:ascii="Times New Roman" w:hAnsi="Times New Roman" w:eastAsia="Times New Roman" w:cs="Times New Roman"/>
-        </w:rPr>
-        <w:t>、</w:t>
-      </w:r>
-      <w:r>
-        <w:rPr>
-          <w:rFonts w:hint="eastAsia" w:ascii="Times New Roman" w:hAnsi="Times New Roman" w:eastAsia="FangSong" w:cs="Times New Roman"/>
-        </w:rPr>
-        <w:t>茚和芴的结构</w:t>
-      </w:r>
-      <w:r>
-        <w:rPr>
-          <w:rFonts w:hint="eastAsia" w:ascii="Times New Roman" w:hAnsi="Times New Roman" w:eastAsia="Times New Roman" w:cs="Times New Roman"/>
-        </w:rPr>
-        <w:t>,</w:t>
-      </w:r>
-      <w:r>
-        <w:rPr>
-          <w:rFonts w:ascii="Times New Roman" w:hAnsi="Times New Roman" w:eastAsia="Times New Roman" w:cs="Times New Roman"/>
-        </w:rPr>
-        <w:t xml:space="preserve"> </w:t>
-      </w:r>
-      <w:r>
-        <w:rPr>
-          <w:rFonts w:hint="eastAsia" w:ascii="Times New Roman" w:hAnsi="Times New Roman" w:eastAsia="FangSong" w:cs="Times New Roman"/>
-        </w:rPr>
-        <w:t xml:space="preserve">它们的</w:t>
-      </w:r>
-      <w:r>
-        <w:rPr>
-          <w:rFonts w:ascii="Times New Roman" w:hAnsi="Times New Roman" w:eastAsia="Times New Roman" w:cs="Times New Roman"/>
-        </w:rPr>
-        <w:t xml:space="preserve"> </w:t>
-      </w:r>
-      <m:oMath>
-        <m:r>
-          <m:t>p</m:t>
-        </m:r>
-        <m:sSub>
-          <m:e>
-            <m:r>
-              <m:t>K</m:t>
-            </m:r>
-          </m:e>
-          <m:sub>
-            <m:r>
-              <m:t>a</m:t>
-            </m:r>
-          </m:sub>
-        </m:sSub>
-      </m:oMath>
-      <w:r>
-        <w:rPr>
-          <w:rFonts w:ascii="Times New Roman" w:hAnsi="Times New Roman" w:eastAsia="Times New Roman" w:cs="Times New Roman"/>
-        </w:rPr>
-        <w:t xml:space="preserve"> </w:t>
-      </w:r>
-      <w:r>
-        <w:rPr>
-          <w:rFonts w:hint="eastAsia" w:ascii="Times New Roman" w:hAnsi="Times New Roman" w:eastAsia="FangSong" w:cs="Times New Roman"/>
-        </w:rPr>
-        <w:t xml:space="preserve">分别为</w:t>
-      </w:r>
-      <w:r>
-        <w:rPr>
-          <w:rFonts w:ascii="Times New Roman" w:hAnsi="Times New Roman" w:eastAsia="Times New Roman" w:cs="Times New Roman"/>
-        </w:rPr>
-        <w:t xml:space="preserve"> </w:t>
-      </w:r>
-      <w:r>
-        <w:rPr>
-          <w:rFonts w:hint="eastAsia" w:ascii="Times New Roman" w:hAnsi="Times New Roman" w:eastAsia="Times New Roman" w:cs="Times New Roman"/>
-        </w:rPr>
-        <w:t>15、20、25。</w:t>
-      </w:r>
-      <w:r>
-        <w:rPr>
-          <w:rFonts w:hint="eastAsia" w:ascii="Times New Roman" w:hAnsi="Times New Roman" w:eastAsia="FangSong" w:cs="Times New Roman"/>
-        </w:rPr>
-        <w:t>为什么有这样的变化趋势</w:t>
-      </w:r>
-      <w:r>
-        <w:rPr>
-          <w:rFonts w:hint="eastAsia" w:ascii="Times New Roman" w:hAnsi="Times New Roman" w:eastAsia="Times New Roman" w:cs="Times New Roman"/>
-        </w:rPr>
-        <w:t>?</w:t>
-      </w:r>
-    </w:p>
-    <w:p>
-      <w:pPr>
-        <w:pStyle w:val="BodyText"/>
-      </w:pPr>
-      <w:r>
-        <w:rPr>
-          <w:rFonts w:hint="eastAsia" w:ascii="Times New Roman" w:hAnsi="Times New Roman" w:eastAsia="Times New Roman" w:cs="Times New Roman"/>
-        </w:rPr>
-        <w:t>（</w:t>
-      </w:r>
-      <w:r>
-        <w:rPr>
-          <w:rFonts w:hint="eastAsia" w:ascii="Times New Roman" w:hAnsi="Times New Roman" w:eastAsia="FangSong" w:cs="Times New Roman"/>
-        </w:rPr>
-        <w:t>注</w:t>
-      </w:r>
-      <w:r>
-        <w:rPr>
-          <w:rFonts w:hint="eastAsia" w:ascii="Times New Roman" w:hAnsi="Times New Roman" w:eastAsia="Times New Roman" w:cs="Times New Roman"/>
-        </w:rPr>
-        <w:t>：</w:t>
-      </w:r>
-      <w:r>
-        <w:rPr>
-          <w:rFonts w:hint="eastAsia" w:ascii="Times New Roman" w:hAnsi="Times New Roman" w:eastAsia="FangSong" w:cs="Times New Roman"/>
-        </w:rPr>
-        <w:t>原题含环戊二烯</w:t>
-      </w:r>
-      <w:r>
-        <w:rPr>
-          <w:rFonts w:hint="eastAsia" w:ascii="Times New Roman" w:hAnsi="Times New Roman" w:eastAsia="Times New Roman" w:cs="Times New Roman"/>
-        </w:rPr>
-        <w:t>、</w:t>
-      </w:r>
-      <w:r>
-        <w:rPr>
-          <w:rFonts w:hint="eastAsia" w:ascii="Times New Roman" w:hAnsi="Times New Roman" w:eastAsia="FangSong" w:cs="Times New Roman"/>
-        </w:rPr>
-        <w:t>茚和芴的结构图片</w:t>
-      </w:r>
-      <w:r>
-        <w:rPr>
-          <w:rFonts w:hint="eastAsia" w:ascii="Times New Roman" w:hAnsi="Times New Roman" w:eastAsia="Times New Roman" w:cs="Times New Roman"/>
-        </w:rPr>
-        <w:t>，OCR</w:t>
-      </w:r>
-      <w:r>
-        <w:rPr>
-          <w:rFonts w:hint="eastAsia" w:ascii="Times New Roman" w:hAnsi="Times New Roman" w:eastAsia="FangSong" w:cs="Times New Roman"/>
-        </w:rPr>
-        <w:t>原文中为图片引用</w:t>
-      </w:r>
-      <w:r>
-        <w:rPr>
-          <w:rFonts w:hint="eastAsia" w:ascii="Times New Roman" w:hAnsi="Times New Roman" w:eastAsia="Times New Roman" w:cs="Times New Roman"/>
-        </w:rPr>
-        <w:t>）</w:t>
-      </w:r>
-    </w:p>
-    <w:p>
-      <w:pPr>
-        <w:pStyle w:val="BodyText"/>
-      </w:pPr>
-      <w:r>
-        <w:rPr>
-          <w:rFonts w:hint="eastAsia" w:ascii="Times New Roman" w:hAnsi="Times New Roman" w:eastAsia="FangSong" w:cs="Times New Roman"/>
-          <w:b/>
-          <w:bCs/>
-        </w:rPr>
-        <w:t xml:space="preserve">参考答案</w:t>
-      </w:r>
-      <w:r>
-        <w:rPr>
-          <w:rFonts w:hint="eastAsia" w:ascii="Times New Roman" w:hAnsi="Times New Roman" w:eastAsia="Times New Roman" w:cs="Times New Roman"/>
-        </w:rPr>
-        <w:t xml:space="preserve">：</w:t>
-      </w:r>
-    </w:p>
-    <w:p>
-      <w:pPr>
-        <w:pStyle w:val="BodyText"/>
-      </w:pPr>
-      <w:r>
-        <w:rPr>
-          <w:rFonts w:hint="eastAsia" w:ascii="Times New Roman" w:hAnsi="Times New Roman" w:eastAsia="FangSong" w:cs="Times New Roman"/>
-        </w:rPr>
-        <w:t>在茚和芴的负离子中</w:t>
-      </w:r>
-      <w:r>
-        <w:rPr>
-          <w:rFonts w:hint="eastAsia" w:ascii="Times New Roman" w:hAnsi="Times New Roman" w:eastAsia="Times New Roman" w:cs="Times New Roman"/>
-        </w:rPr>
-        <w:t>，</w:t>
-      </w:r>
-      <w:r>
-        <w:rPr>
-          <w:rFonts w:hint="eastAsia" w:ascii="Times New Roman" w:hAnsi="Times New Roman" w:eastAsia="FangSong" w:cs="Times New Roman"/>
-        </w:rPr>
-        <w:t>有一个或两个共振式破坏了苯环结构</w:t>
-      </w:r>
-      <w:r>
-        <w:rPr>
-          <w:rFonts w:hint="eastAsia" w:ascii="Times New Roman" w:hAnsi="Times New Roman" w:eastAsia="Times New Roman" w:cs="Times New Roman"/>
-        </w:rPr>
-        <w:t>。</w:t>
-      </w:r>
-    </w:p>
-    <w:p>
-      <w:pPr>
-        <w:spacing w:before="160" w:after="80"/>
-      </w:pPr>
-      <w:r>
-        <w:pict>
-          <v:rect style="width:0;height:1.5pt" o:hralign="center" o:hrstd="t" o:hr="t"/>
-        </w:pict>
-      </w:r>
-    </w:p>
-    <w:bookmarkEnd w:id="78"/>
-    <w:bookmarkStart w:id="79" w:name="第16题"/>
-    <w:p>
-      <w:pPr>
-        <w:pStyle w:val="Heading3"/>
-        <w:spacing w:before="280" w:after="120"/>
-      </w:pPr>
-      <w:r>
-        <w:rPr>
-          <w:rFonts w:hint="eastAsia" w:ascii="Times New Roman" w:hAnsi="Times New Roman" w:eastAsia="SimHei" w:cs="Times New Roman"/>
-        </w:rPr>
-        <w:t>第</w:t>
-      </w:r>
-      <w:r>
-        <w:rPr>
-          <w:rFonts w:hint="eastAsia" w:ascii="Times New Roman" w:hAnsi="Times New Roman" w:eastAsia="Times New Roman" w:cs="Times New Roman"/>
-        </w:rPr>
-        <w:t>16</w:t>
-      </w:r>
-      <w:r>
-        <w:rPr>
-          <w:rFonts w:hint="eastAsia" w:ascii="Times New Roman" w:hAnsi="Times New Roman" w:eastAsia="SimHei" w:cs="Times New Roman"/>
-        </w:rPr>
-        <w:t>题</w:t>
-      </w:r>
-    </w:p>
-    <w:p>
-      <w:pPr>
-        <w:pStyle w:val="BlockText"/>
-      </w:pPr>
-      <w:r>
-        <w:rPr>
-          <w:rFonts w:hint="eastAsia" w:ascii="Times New Roman" w:hAnsi="Times New Roman" w:eastAsia="FangSong" w:cs="Times New Roman"/>
-        </w:rPr>
-        <w:t>来源</w:t>
-      </w:r>
-      <w:r>
-        <w:rPr>
-          <w:rFonts w:hint="eastAsia" w:ascii="Times New Roman" w:hAnsi="Times New Roman" w:eastAsia="Times New Roman" w:cs="Times New Roman"/>
-        </w:rPr>
-        <w:t>：</w:t>
-      </w:r>
-      <w:r>
-        <w:rPr>
-          <w:rFonts w:hint="eastAsia" w:ascii="Times New Roman" w:hAnsi="Times New Roman" w:eastAsia="FangSong" w:cs="Times New Roman"/>
-        </w:rPr>
-        <w:t>化学竞赛初赛讲义</w:t>
-      </w:r>
-    </w:p>
-    <w:p>
-      <w:pPr>
-        <w:pStyle w:val="FirstParagraph"/>
-      </w:pPr>
-      <w:r>
-        <w:rPr>
-          <w:rFonts w:hint="eastAsia" w:ascii="Times New Roman" w:hAnsi="Times New Roman" w:eastAsia="FangSong" w:cs="Times New Roman"/>
-        </w:rPr>
-        <w:t>如下图所示</w:t>
-      </w:r>
-      <w:r>
-        <w:rPr>
-          <w:rFonts w:hint="eastAsia" w:ascii="Times New Roman" w:hAnsi="Times New Roman" w:eastAsia="Times New Roman" w:cs="Times New Roman"/>
-        </w:rPr>
-        <w:t>，</w:t>
-      </w:r>
-      <w:r>
-        <w:rPr>
-          <w:rFonts w:hint="eastAsia" w:ascii="Times New Roman" w:hAnsi="Times New Roman" w:eastAsia="FangSong" w:cs="Times New Roman"/>
-        </w:rPr>
-        <w:t>在碘的</w:t>
-      </w:r>
-      <w:r>
-        <w:rPr>
-          <w:rFonts w:ascii="Times New Roman" w:hAnsi="Times New Roman" w:eastAsia="Times New Roman" w:cs="Times New Roman"/>
-        </w:rPr>
-        <w:t xml:space="preserve"> </w:t>
-      </w:r>
-      <m:oMath>
-        <m:oMathPr>
-          <m:ctrlPr>
-            <w:rPr>
-              <w:sz w:val="28"/>
-              <w:szCs w:val="28"/>
-            </w:rPr>
-          </m:ctrlPr>
-        </m:oMathPr>
-        <m:r>
-          <m:t>C</m:t>
-        </m:r>
-        <m:sSub>
-          <m:e>
-            <m:r>
-              <m:t>H</m:t>
-            </m:r>
-          </m:e>
-          <m:sub>
-            <m:r>
-              <m:t>2</m:t>
-            </m:r>
-          </m:sub>
-        </m:sSub>
-        <m:r>
-          <m:t>C</m:t>
-        </m:r>
-        <m:sSub>
-          <m:e>
-            <m:r>
-              <m:t>l</m:t>
-            </m:r>
-          </m:e>
-          <m:sub>
-            <m:r>
-              <m:t>2</m:t>
-            </m:r>
-          </m:sub>
-        </m:sSub>
-      </m:oMath>
-      <w:r>
-        <w:rPr>
-          <w:rFonts w:ascii="Times New Roman" w:hAnsi="Times New Roman" w:eastAsia="Times New Roman" w:cs="Times New Roman"/>
-        </w:rPr>
-        <w:t xml:space="preserve"> </w:t>
-      </w:r>
-      <w:r>
-        <w:rPr>
-          <w:rFonts w:hint="eastAsia" w:ascii="Times New Roman" w:hAnsi="Times New Roman" w:eastAsia="FangSong" w:cs="Times New Roman"/>
-        </w:rPr>
-        <w:t>溶液中</w:t>
-      </w:r>
-      <w:r>
-        <w:rPr>
-          <w:rFonts w:hint="eastAsia" w:ascii="Times New Roman" w:hAnsi="Times New Roman" w:eastAsia="Times New Roman" w:cs="Times New Roman"/>
-        </w:rPr>
-        <w:t>（</w:t>
-      </w:r>
-      <w:r>
-        <w:rPr>
-          <w:rFonts w:hint="eastAsia" w:ascii="Times New Roman" w:hAnsi="Times New Roman" w:eastAsia="FangSong" w:cs="Times New Roman"/>
-        </w:rPr>
-        <w:t>第一支试管</w:t>
-      </w:r>
-      <w:r>
-        <w:rPr>
-          <w:rFonts w:hint="eastAsia" w:ascii="Times New Roman" w:hAnsi="Times New Roman" w:eastAsia="Times New Roman" w:cs="Times New Roman"/>
-        </w:rPr>
-        <w:t>，</w:t>
-      </w:r>
-      <w:r>
-        <w:rPr>
-          <w:rFonts w:hint="eastAsia" w:ascii="Times New Roman" w:hAnsi="Times New Roman" w:eastAsia="FangSong" w:cs="Times New Roman"/>
-        </w:rPr>
-        <w:t>紫色</w:t>
-      </w:r>
-      <w:r>
-        <w:rPr>
-          <w:rFonts w:hint="eastAsia" w:ascii="Times New Roman" w:hAnsi="Times New Roman" w:eastAsia="Times New Roman" w:cs="Times New Roman"/>
-        </w:rPr>
-        <w:t>），</w:t>
-      </w:r>
-      <w:r>
-        <w:rPr>
-          <w:rFonts w:hint="eastAsia" w:ascii="Times New Roman" w:hAnsi="Times New Roman" w:eastAsia="FangSong" w:cs="Times New Roman"/>
-        </w:rPr>
-        <w:t>加入稍过量的</w:t>
-      </w:r>
-      <w:r>
-        <w:rPr>
-          <w:rFonts w:ascii="Times New Roman" w:hAnsi="Times New Roman" w:eastAsia="Times New Roman" w:cs="Times New Roman"/>
-        </w:rPr>
-        <w:t xml:space="preserve"> </w:t>
-      </w:r>
-      <m:oMath>
-        <m:r>
-          <m:t>P</m:t>
-        </m:r>
-        <m:r>
-          <m:t>P</m:t>
-        </m:r>
-        <m:sSub>
-          <m:e>
-            <m:r>
-              <m:t>h</m:t>
-            </m:r>
-          </m:e>
-          <m:sub>
-            <m:r>
-              <m:t>3</m:t>
-            </m:r>
-          </m:sub>
-        </m:sSub>
-      </m:oMath>
-      <w:r>
-        <w:rPr>
-          <w:rFonts w:ascii="Times New Roman" w:hAnsi="Times New Roman" w:eastAsia="Times New Roman" w:cs="Times New Roman"/>
-        </w:rPr>
-        <w:t xml:space="preserve"> </w:t>
-      </w:r>
-      <w:r>
-        <w:rPr>
-          <w:rFonts w:hint="eastAsia" w:ascii="Times New Roman" w:hAnsi="Times New Roman" w:eastAsia="Times New Roman" w:cs="Times New Roman"/>
-        </w:rPr>
-        <w:t>，</w:t>
-      </w:r>
-      <w:r>
-        <w:rPr>
-          <w:rFonts w:hint="eastAsia" w:ascii="Times New Roman" w:hAnsi="Times New Roman" w:eastAsia="FangSong" w:cs="Times New Roman"/>
-        </w:rPr>
-        <w:t>得到第二支试管所示的溶液</w:t>
-      </w:r>
-      <w:r>
-        <w:rPr>
-          <w:rFonts w:hint="eastAsia" w:ascii="Times New Roman" w:hAnsi="Times New Roman" w:eastAsia="Times New Roman" w:cs="Times New Roman"/>
-        </w:rPr>
-        <w:t>（</w:t>
-      </w:r>
-      <w:r>
-        <w:rPr>
-          <w:rFonts w:hint="eastAsia" w:ascii="Times New Roman" w:hAnsi="Times New Roman" w:eastAsia="FangSong" w:cs="Times New Roman"/>
-        </w:rPr>
-        <w:t>淡黄色溶液</w:t>
-      </w:r>
-      <w:r>
-        <w:rPr>
-          <w:rFonts w:hint="eastAsia" w:ascii="Times New Roman" w:hAnsi="Times New Roman" w:eastAsia="Times New Roman" w:cs="Times New Roman"/>
-        </w:rPr>
-        <w:t>）。</w:t>
-      </w:r>
-      <w:r>
-        <w:rPr>
-          <w:rFonts w:hint="eastAsia" w:ascii="Times New Roman" w:hAnsi="Times New Roman" w:eastAsia="FangSong" w:cs="Times New Roman"/>
-        </w:rPr>
-        <w:t>等待</w:t>
-      </w:r>
-      <w:r>
-        <w:rPr>
-          <w:rFonts w:ascii="Times New Roman" w:hAnsi="Times New Roman" w:eastAsia="Times New Roman" w:cs="Times New Roman"/>
-        </w:rPr>
-        <w:t xml:space="preserve"> </w:t>
-      </w:r>
-      <w:r>
-        <w:rPr>
-          <w:rFonts w:hint="eastAsia" w:ascii="Times New Roman" w:hAnsi="Times New Roman" w:eastAsia="Times New Roman" w:cs="Times New Roman"/>
-        </w:rPr>
-        <w:t>1min，</w:t>
-      </w:r>
-      <w:r>
-        <w:rPr>
-          <w:rFonts w:hint="eastAsia" w:ascii="Times New Roman" w:hAnsi="Times New Roman" w:eastAsia="FangSong" w:cs="Times New Roman"/>
-        </w:rPr>
-        <w:t>溶液变为第三支试管所示的状态</w:t>
-      </w:r>
-      <w:r>
-        <w:rPr>
-          <w:rFonts w:hint="eastAsia" w:ascii="Times New Roman" w:hAnsi="Times New Roman" w:eastAsia="Times New Roman" w:cs="Times New Roman"/>
-        </w:rPr>
-        <w:t>（</w:t>
-      </w:r>
-      <w:r>
-        <w:rPr>
-          <w:rFonts w:hint="eastAsia" w:ascii="Times New Roman" w:hAnsi="Times New Roman" w:eastAsia="FangSong" w:cs="Times New Roman"/>
-        </w:rPr>
-        <w:t>无色溶液</w:t>
-      </w:r>
-      <w:r>
-        <w:rPr>
-          <w:rFonts w:hint="eastAsia" w:ascii="Times New Roman" w:hAnsi="Times New Roman" w:eastAsia="Times New Roman" w:cs="Times New Roman"/>
-        </w:rPr>
-        <w:t>）。</w:t>
-      </w:r>
-      <w:r>
-        <w:rPr>
-          <w:rFonts w:hint="eastAsia" w:ascii="Times New Roman" w:hAnsi="Times New Roman" w:eastAsia="FangSong" w:cs="Times New Roman"/>
-        </w:rPr>
-        <w:t>再加入少量</w:t>
-      </w:r>
-      <w:r>
-        <w:rPr>
-          <w:rFonts w:ascii="Times New Roman" w:hAnsi="Times New Roman" w:eastAsia="Times New Roman" w:cs="Times New Roman"/>
-        </w:rPr>
-        <w:t xml:space="preserve"> </w:t>
-      </w:r>
-      <m:oMath>
-        <m:sSub>
-          <m:e>
-            <m:r>
-              <m:t>I</m:t>
-            </m:r>
-          </m:e>
-          <m:sub>
-            <m:r>
-              <m:t>2</m:t>
-            </m:r>
-          </m:sub>
-        </m:sSub>
-      </m:oMath>
-      <w:r>
-        <w:rPr>
-          <w:rFonts w:ascii="Times New Roman" w:hAnsi="Times New Roman" w:eastAsia="Times New Roman" w:cs="Times New Roman"/>
-        </w:rPr>
-        <w:t xml:space="preserve"> </w:t>
-      </w:r>
-      <w:r>
-        <w:rPr>
-          <w:rFonts w:hint="eastAsia" w:ascii="Times New Roman" w:hAnsi="Times New Roman" w:eastAsia="FangSong" w:cs="Times New Roman"/>
-        </w:rPr>
-        <w:t xml:space="preserve">的</w:t>
-      </w:r>
-      <w:r>
-        <w:rPr>
-          <w:rFonts w:ascii="Times New Roman" w:hAnsi="Times New Roman" w:eastAsia="Times New Roman" w:cs="Times New Roman"/>
-        </w:rPr>
-        <w:t xml:space="preserve"> </w:t>
-      </w:r>
-      <m:oMath>
-        <m:oMathPr>
-          <m:ctrlPr>
-            <w:rPr>
-              <w:sz w:val="28"/>
-              <w:szCs w:val="28"/>
-            </w:rPr>
-          </m:ctrlPr>
-        </m:oMathPr>
-        <m:r>
-          <m:t>C</m:t>
-        </m:r>
-        <m:sSub>
-          <m:e>
-            <m:r>
-              <m:t>H</m:t>
-            </m:r>
-          </m:e>
-          <m:sub>
-            <m:r>
-              <m:t>2</m:t>
-            </m:r>
-          </m:sub>
-        </m:sSub>
-        <m:r>
-          <m:t>C</m:t>
-        </m:r>
-        <m:sSub>
-          <m:e>
-            <m:r>
-              <m:t>l</m:t>
-            </m:r>
-          </m:e>
-          <m:sub>
-            <m:r>
-              <m:t>2</m:t>
-            </m:r>
-          </m:sub>
-        </m:sSub>
-      </m:oMath>
-      <w:r>
-        <w:rPr>
-          <w:rFonts w:ascii="Times New Roman" w:hAnsi="Times New Roman" w:eastAsia="Times New Roman" w:cs="Times New Roman"/>
-        </w:rPr>
-        <w:t xml:space="preserve"> </w:t>
-      </w:r>
-      <w:r>
-        <w:rPr>
-          <w:rFonts w:hint="eastAsia" w:ascii="Times New Roman" w:hAnsi="Times New Roman" w:eastAsia="FangSong" w:cs="Times New Roman"/>
-        </w:rPr>
-        <w:t>溶液</w:t>
-      </w:r>
-      <w:r>
-        <w:rPr>
-          <w:rFonts w:hint="eastAsia" w:ascii="Times New Roman" w:hAnsi="Times New Roman" w:eastAsia="Times New Roman" w:cs="Times New Roman"/>
-        </w:rPr>
-        <w:t>，</w:t>
-      </w:r>
-      <w:r>
-        <w:rPr>
-          <w:rFonts w:hint="eastAsia" w:ascii="Times New Roman" w:hAnsi="Times New Roman" w:eastAsia="FangSong" w:cs="Times New Roman"/>
-        </w:rPr>
-        <w:t>就得到第四支试管中所示出的溶液</w:t>
-      </w:r>
-      <w:r>
-        <w:rPr>
-          <w:rFonts w:hint="eastAsia" w:ascii="Times New Roman" w:hAnsi="Times New Roman" w:eastAsia="Times New Roman" w:cs="Times New Roman"/>
-        </w:rPr>
-        <w:t>（</w:t>
-      </w:r>
-      <w:r>
-        <w:rPr>
-          <w:rFonts w:hint="eastAsia" w:ascii="Times New Roman" w:hAnsi="Times New Roman" w:eastAsia="FangSong" w:cs="Times New Roman"/>
-        </w:rPr>
-        <w:t>深棕色溶液</w:t>
-      </w:r>
-      <w:r>
-        <w:rPr>
-          <w:rFonts w:hint="eastAsia" w:ascii="Times New Roman" w:hAnsi="Times New Roman" w:eastAsia="Times New Roman" w:cs="Times New Roman"/>
-        </w:rPr>
-        <w:t>）。</w:t>
-      </w:r>
-      <w:r>
-        <w:rPr>
-          <w:rFonts w:hint="eastAsia" w:ascii="Times New Roman" w:hAnsi="Times New Roman" w:eastAsia="FangSong" w:cs="Times New Roman"/>
-        </w:rPr>
-        <w:t>写出发生的反应</w:t>
-      </w:r>
-      <w:r>
-        <w:rPr>
-          <w:rFonts w:hint="eastAsia" w:ascii="Times New Roman" w:hAnsi="Times New Roman" w:eastAsia="Times New Roman" w:cs="Times New Roman"/>
-        </w:rPr>
-        <w:t>；</w:t>
-      </w:r>
-      <w:r>
-        <w:rPr>
-          <w:rFonts w:hint="eastAsia" w:ascii="Times New Roman" w:hAnsi="Times New Roman" w:eastAsia="FangSong" w:cs="Times New Roman"/>
-        </w:rPr>
-        <w:t>对发生的颜色变化作出定性的解释</w:t>
-      </w:r>
-      <w:r>
-        <w:rPr>
-          <w:rFonts w:hint="eastAsia" w:ascii="Times New Roman" w:hAnsi="Times New Roman" w:eastAsia="Times New Roman" w:cs="Times New Roman"/>
-        </w:rPr>
-        <w:t>。</w:t>
-      </w:r>
-    </w:p>
-    <w:p>
-      <w:pPr>
-        <w:pStyle w:val="BodyText"/>
-      </w:pPr>
-      <w:r>
-        <w:rPr>
-          <w:rFonts w:hint="eastAsia" w:ascii="Times New Roman" w:hAnsi="Times New Roman" w:eastAsia="Times New Roman" w:cs="Times New Roman"/>
-        </w:rPr>
-        <w:t>（</w:t>
-      </w:r>
-      <w:r>
-        <w:rPr>
-          <w:rFonts w:hint="eastAsia" w:ascii="Times New Roman" w:hAnsi="Times New Roman" w:eastAsia="FangSong" w:cs="Times New Roman"/>
-        </w:rPr>
-        <w:t>注</w:t>
-      </w:r>
-      <w:r>
-        <w:rPr>
-          <w:rFonts w:hint="eastAsia" w:ascii="Times New Roman" w:hAnsi="Times New Roman" w:eastAsia="Times New Roman" w:cs="Times New Roman"/>
-        </w:rPr>
-        <w:t>：</w:t>
-      </w:r>
-      <w:r>
-        <w:rPr>
-          <w:rFonts w:hint="eastAsia" w:ascii="Times New Roman" w:hAnsi="Times New Roman" w:eastAsia="FangSong" w:cs="Times New Roman"/>
-        </w:rPr>
-        <w:t>原题含</w:t>
-      </w:r>
-      <w:r>
-        <w:rPr>
-          <w:rFonts w:hint="eastAsia" w:ascii="Times New Roman" w:hAnsi="Times New Roman" w:eastAsia="Times New Roman" w:cs="Times New Roman"/>
-        </w:rPr>
-        <w:t>4</w:t>
-      </w:r>
-      <w:r>
-        <w:rPr>
-          <w:rFonts w:hint="eastAsia" w:ascii="Times New Roman" w:hAnsi="Times New Roman" w:eastAsia="FangSong" w:cs="Times New Roman"/>
-        </w:rPr>
-        <w:t>支试管的颜色变化图片</w:t>
-      </w:r>
-      <w:r>
-        <w:rPr>
-          <w:rFonts w:hint="eastAsia" w:ascii="Times New Roman" w:hAnsi="Times New Roman" w:eastAsia="Times New Roman" w:cs="Times New Roman"/>
-        </w:rPr>
-        <w:t>，OCR</w:t>
-      </w:r>
-      <w:r>
-        <w:rPr>
-          <w:rFonts w:hint="eastAsia" w:ascii="Times New Roman" w:hAnsi="Times New Roman" w:eastAsia="FangSong" w:cs="Times New Roman"/>
-        </w:rPr>
-        <w:t>原文中为图片引用</w:t>
-      </w:r>
-      <w:r>
-        <w:rPr>
-          <w:rFonts w:hint="eastAsia" w:ascii="Times New Roman" w:hAnsi="Times New Roman" w:eastAsia="Times New Roman" w:cs="Times New Roman"/>
-        </w:rPr>
-        <w:t>）</w:t>
-      </w:r>
-    </w:p>
-    <w:p>
-      <w:pPr>
-        <w:pStyle w:val="BodyText"/>
-      </w:pPr>
-      <w:r>
-        <w:rPr>
-          <w:rFonts w:hint="eastAsia" w:ascii="Times New Roman" w:hAnsi="Times New Roman" w:eastAsia="FangSong" w:cs="Times New Roman"/>
-          <w:b/>
-          <w:bCs/>
-        </w:rPr>
-        <w:t xml:space="preserve">参考答案</w:t>
-      </w:r>
-      <w:r>
-        <w:rPr>
-          <w:rFonts w:hint="eastAsia" w:ascii="Times New Roman" w:hAnsi="Times New Roman" w:eastAsia="Times New Roman" w:cs="Times New Roman"/>
-        </w:rPr>
-        <w:t xml:space="preserve">：</w:t>
-      </w:r>
-    </w:p>
-    <w:p>
-      <w:pPr>
-        <w:pStyle w:val="BodyText"/>
-      </w:pPr>
-      <m:oMath>
-        <m:oMathPr>
-          <m:ctrlPr>
-            <w:rPr>
-              <w:sz w:val="28"/>
-              <w:szCs w:val="28"/>
-            </w:rPr>
-          </m:ctrlPr>
-        </m:oMathPr>
-        <m:sSub>
-          <m:e>
-            <m:r>
-              <m:rPr>
-                <m:sty m:val="p"/>
-              </m:rPr>
-              <m:t>P</m:t>
-            </m:r>
-            <m:r>
-              <m:rPr>
-                <m:sty m:val="p"/>
-              </m:rPr>
-              <m:t>P</m:t>
-            </m:r>
-            <m:r>
-              <m:rPr>
-                <m:sty m:val="p"/>
-              </m:rPr>
-              <m:t>h</m:t>
-            </m:r>
-          </m:e>
-          <m:sub>
-            <m:r>
-              <m:t>3</m:t>
-            </m:r>
-          </m:sub>
-        </m:sSub>
-        <m:r>
-          <m:rPr>
-            <m:sty m:val="p"/>
-          </m:rPr>
-          <m:t>+</m:t>
-        </m:r>
-        <m:sSub>
-          <m:e>
-            <m:r>
-              <m:rPr>
-                <m:sty m:val="p"/>
-              </m:rPr>
-              <m:t>I</m:t>
-            </m:r>
-          </m:e>
-          <m:sub>
-            <m:r>
-              <m:t>2</m:t>
-            </m:r>
-          </m:sub>
-        </m:sSub>
-        <m:r>
-          <m:rPr>
-            <m:sty m:val="p"/>
-          </m:rPr>
-          <m:t>→</m:t>
-        </m:r>
-        <m:sSub>
-          <m:e>
-            <m:r>
-              <m:rPr>
-                <m:sty m:val="p"/>
-              </m:rPr>
-              <m:t>P</m:t>
-            </m:r>
-            <m:r>
-              <m:rPr>
-                <m:sty m:val="p"/>
-              </m:rPr>
-              <m:t>P</m:t>
-            </m:r>
-            <m:r>
-              <m:rPr>
-                <m:sty m:val="p"/>
-              </m:rPr>
-              <m:t>h</m:t>
-            </m:r>
-          </m:e>
-          <m:sub>
-            <m:r>
-              <m:t>3</m:t>
-            </m:r>
-          </m:sub>
-        </m:sSub>
-        <m:r>
-          <m:rPr>
-            <m:sty m:val="p"/>
-          </m:rPr>
-          <m:t>⋅</m:t>
-        </m:r>
-        <m:sSub>
-          <m:e>
-            <m:r>
-              <m:rPr>
-                <m:sty m:val="p"/>
-              </m:rPr>
-              <m:t>I</m:t>
-            </m:r>
-          </m:e>
-          <m:sub>
-            <m:r>
-              <m:t>2</m:t>
-            </m:r>
-          </m:sub>
-        </m:sSub>
-      </m:oMath>
-      <w:r>
-        <w:rPr>
-          <w:rFonts w:ascii="Times New Roman" w:hAnsi="Times New Roman" w:eastAsia="Times New Roman" w:cs="Times New Roman"/>
-        </w:rPr>
-        <w:t xml:space="preserve"> </w:t>
-      </w:r>
-      <w:r>
-        <w:rPr>
-          <w:rFonts w:hint="eastAsia" w:ascii="Times New Roman" w:hAnsi="Times New Roman" w:eastAsia="Times New Roman" w:cs="Times New Roman"/>
-        </w:rPr>
-        <w:t>(</w:t>
-      </w:r>
-      <w:r>
-        <w:rPr>
-          <w:rFonts w:hint="eastAsia" w:ascii="Times New Roman" w:hAnsi="Times New Roman" w:eastAsia="FangSong" w:cs="Times New Roman"/>
-        </w:rPr>
-        <w:t>黄色</w:t>
-      </w:r>
-      <w:r>
-        <w:rPr>
-          <w:rFonts w:hint="eastAsia" w:ascii="Times New Roman" w:hAnsi="Times New Roman" w:eastAsia="Times New Roman" w:cs="Times New Roman"/>
-        </w:rPr>
-        <w:t>);</w:t>
-      </w:r>
-      <w:r>
-        <w:rPr>
-          <w:rFonts w:ascii="Times New Roman" w:hAnsi="Times New Roman" w:eastAsia="Times New Roman" w:cs="Times New Roman"/>
-        </w:rPr>
-        <w:t xml:space="preserve"> </w:t>
-      </w:r>
-      <m:oMath>
-        <m:oMathPr>
-          <m:ctrlPr>
-            <w:rPr>
-              <w:sz w:val="28"/>
-              <w:szCs w:val="28"/>
-            </w:rPr>
-          </m:ctrlPr>
-        </m:oMathPr>
-        <m:sSub>
-          <m:e>
-            <m:r>
-              <m:rPr>
-                <m:sty m:val="p"/>
-              </m:rPr>
-              <m:t>P</m:t>
-            </m:r>
-            <m:r>
-              <m:rPr>
-                <m:sty m:val="p"/>
-              </m:rPr>
-              <m:t>P</m:t>
-            </m:r>
-            <m:r>
-              <m:rPr>
-                <m:sty m:val="p"/>
-              </m:rPr>
-              <m:t>h</m:t>
-            </m:r>
-          </m:e>
-          <m:sub>
-            <m:r>
-              <m:t>3</m:t>
-            </m:r>
-          </m:sub>
-        </m:sSub>
-        <m:r>
-          <m:rPr>
-            <m:sty m:val="p"/>
-          </m:rPr>
-          <m:t>⋅</m:t>
-        </m:r>
-        <m:sSub>
-          <m:e>
-            <m:r>
-              <m:rPr>
-                <m:sty m:val="p"/>
-              </m:rPr>
-              <m:t>I</m:t>
-            </m:r>
-          </m:e>
-          <m:sub>
-            <m:r>
-              <m:t>2</m:t>
-            </m:r>
-          </m:sub>
-        </m:sSub>
-        <m:r>
-          <m:rPr>
-            <m:sty m:val="p"/>
-          </m:rPr>
-          <m:t>→</m:t>
-        </m:r>
-        <m:r>
-          <m:rPr>
-            <m:sty m:val="p"/>
-          </m:rPr>
-          <m:t>[</m:t>
-        </m:r>
-        <m:sSub>
-          <m:e>
-            <m:r>
-              <m:rPr>
-                <m:sty m:val="p"/>
-              </m:rPr>
-              <m:t>P</m:t>
-            </m:r>
-            <m:r>
-              <m:rPr>
-                <m:sty m:val="p"/>
-              </m:rPr>
-              <m:t>P</m:t>
-            </m:r>
-            <m:r>
-              <m:rPr>
-                <m:sty m:val="p"/>
-              </m:rPr>
-              <m:t>h</m:t>
-            </m:r>
-          </m:e>
-          <m:sub>
-            <m:r>
-              <m:t>3</m:t>
-            </m:r>
-          </m:sub>
-        </m:sSub>
-        <m:r>
-          <m:rPr>
-            <m:sty m:val="p"/>
-          </m:rPr>
-          <m:t>I</m:t>
-        </m:r>
-        <m:r>
-          <m:rPr>
-            <m:sty m:val="p"/>
-          </m:rPr>
-          <m:t>]</m:t>
-        </m:r>
-        <m:r>
-          <m:rPr>
-            <m:sty m:val="p"/>
-          </m:rPr>
-          <m:t>[</m:t>
-        </m:r>
-        <m:r>
-          <m:rPr>
-            <m:sty m:val="p"/>
-          </m:rPr>
-          <m:t>I</m:t>
-        </m:r>
-        <m:r>
-          <m:rPr>
-            <m:sty m:val="p"/>
-          </m:rPr>
-          <m:t>]</m:t>
-        </m:r>
-      </m:oMath>
-      <w:r>
-        <w:rPr>
-          <w:rFonts w:ascii="Times New Roman" w:hAnsi="Times New Roman" w:eastAsia="Times New Roman" w:cs="Times New Roman"/>
-        </w:rPr>
-        <w:t xml:space="preserve"> </w:t>
-      </w:r>
-      <w:r>
-        <w:rPr>
-          <w:rFonts w:hint="eastAsia" w:ascii="Times New Roman" w:hAnsi="Times New Roman" w:eastAsia="Times New Roman" w:cs="Times New Roman"/>
-        </w:rPr>
-        <w:t>(</w:t>
-      </w:r>
-      <w:r>
-        <w:rPr>
-          <w:rFonts w:hint="eastAsia" w:ascii="Times New Roman" w:hAnsi="Times New Roman" w:eastAsia="FangSong" w:cs="Times New Roman"/>
-        </w:rPr>
-        <w:t>无色</w:t>
-      </w:r>
-      <w:r>
-        <w:rPr>
-          <w:rFonts w:hint="eastAsia" w:ascii="Times New Roman" w:hAnsi="Times New Roman" w:eastAsia="Times New Roman" w:cs="Times New Roman"/>
-        </w:rPr>
-        <w:t>);</w:t>
-      </w:r>
-      <w:r>
-        <w:rPr>
-          <w:rFonts w:ascii="Times New Roman" w:hAnsi="Times New Roman" w:eastAsia="Times New Roman" w:cs="Times New Roman"/>
-        </w:rPr>
-        <w:t xml:space="preserve"> </w:t>
-      </w:r>
-      <m:oMath>
-        <m:oMathPr>
-          <m:ctrlPr>
-            <w:rPr>
-              <w:sz w:val="28"/>
-              <w:szCs w:val="28"/>
-            </w:rPr>
-          </m:ctrlPr>
-        </m:oMathPr>
-        <m:r>
-          <m:rPr>
-            <m:sty m:val="p"/>
-          </m:rPr>
-          <m:t>[</m:t>
-        </m:r>
-        <m:sSub>
-          <m:e>
-            <m:r>
-              <m:rPr>
-                <m:sty m:val="p"/>
-              </m:rPr>
-              <m:t>P</m:t>
-            </m:r>
-            <m:r>
-              <m:rPr>
-                <m:sty m:val="p"/>
-              </m:rPr>
-              <m:t>P</m:t>
-            </m:r>
-            <m:r>
-              <m:rPr>
-                <m:sty m:val="p"/>
-              </m:rPr>
-              <m:t>h</m:t>
-            </m:r>
-          </m:e>
-          <m:sub>
-            <m:r>
-              <m:t>3</m:t>
-            </m:r>
-          </m:sub>
-        </m:sSub>
-        <m:r>
-          <m:rPr>
-            <m:sty m:val="p"/>
-          </m:rPr>
-          <m:t>I</m:t>
-        </m:r>
-        <m:r>
-          <m:rPr>
-            <m:sty m:val="p"/>
-          </m:rPr>
-          <m:t>]</m:t>
-        </m:r>
-        <m:r>
-          <m:rPr>
-            <m:sty m:val="p"/>
-          </m:rPr>
-          <m:t>[</m:t>
-        </m:r>
-        <m:r>
-          <m:rPr>
-            <m:sty m:val="p"/>
-          </m:rPr>
-          <m:t>I</m:t>
-        </m:r>
-        <m:r>
-          <m:rPr>
-            <m:sty m:val="p"/>
-          </m:rPr>
-          <m:t>]</m:t>
-        </m:r>
-        <m:r>
-          <m:rPr>
-            <m:sty m:val="p"/>
-          </m:rPr>
-          <m:t>+</m:t>
-        </m:r>
-        <m:sSub>
-          <m:e>
-            <m:r>
-              <m:rPr>
-                <m:sty m:val="p"/>
-              </m:rPr>
-              <m:t>I</m:t>
-            </m:r>
-          </m:e>
-          <m:sub>
-            <m:r>
-              <m:t>2</m:t>
-            </m:r>
-          </m:sub>
-        </m:sSub>
-        <m:r>
-          <m:rPr>
-            <m:sty m:val="p"/>
-          </m:rPr>
-          <m:t>→</m:t>
-        </m:r>
-        <m:r>
-          <m:rPr>
-            <m:sty m:val="p"/>
-          </m:rPr>
-          <m:t>[</m:t>
-        </m:r>
-        <m:sSub>
-          <m:e>
-            <m:r>
-              <m:rPr>
-                <m:sty m:val="p"/>
-              </m:rPr>
-              <m:t>P</m:t>
-            </m:r>
-            <m:r>
-              <m:rPr>
-                <m:sty m:val="p"/>
-              </m:rPr>
-              <m:t>P</m:t>
-            </m:r>
-            <m:r>
-              <m:rPr>
-                <m:sty m:val="p"/>
-              </m:rPr>
-              <m:t>h</m:t>
-            </m:r>
-          </m:e>
-          <m:sub>
-            <m:r>
-              <m:t>3</m:t>
-            </m:r>
-          </m:sub>
-        </m:sSub>
-        <m:r>
-          <m:rPr>
-            <m:sty m:val="p"/>
-          </m:rPr>
-          <m:t>I</m:t>
-        </m:r>
-        <m:r>
-          <m:rPr>
-            <m:sty m:val="p"/>
-          </m:rPr>
-          <m:t>]</m:t>
-        </m:r>
-        <m:r>
-          <m:rPr>
-            <m:sty m:val="p"/>
-          </m:rPr>
-          <m:t>[</m:t>
-        </m:r>
-        <m:sSub>
-          <m:e>
-            <m:r>
-              <m:rPr>
-                <m:sty m:val="p"/>
-              </m:rPr>
-              <m:t>I</m:t>
-            </m:r>
-          </m:e>
-          <m:sub>
-            <m:r>
-              <m:t>3</m:t>
-            </m:r>
-          </m:sub>
-        </m:sSub>
-        <m:r>
-          <m:rPr>
-            <m:sty m:val="p"/>
-          </m:rPr>
-          <m:t>]</m:t>
-        </m:r>
-      </m:oMath>
-      <w:r>
-        <w:rPr>
-          <w:rFonts w:ascii="Times New Roman" w:hAnsi="Times New Roman" w:eastAsia="Times New Roman" w:cs="Times New Roman"/>
-        </w:rPr>
-        <w:t xml:space="preserve"> </w:t>
-      </w:r>
-      <w:r>
-        <w:rPr>
-          <w:rFonts w:hint="eastAsia" w:ascii="Times New Roman" w:hAnsi="Times New Roman" w:eastAsia="Times New Roman" w:cs="Times New Roman"/>
-        </w:rPr>
-        <w:t>(</w:t>
-      </w:r>
-      <w:r>
-        <w:rPr>
-          <w:rFonts w:hint="eastAsia" w:ascii="Times New Roman" w:hAnsi="Times New Roman" w:eastAsia="FangSong" w:cs="Times New Roman"/>
-        </w:rPr>
-        <w:t>棕色</w:t>
-      </w:r>
-      <w:r>
-        <w:rPr>
-          <w:rFonts w:hint="eastAsia" w:ascii="Times New Roman" w:hAnsi="Times New Roman" w:eastAsia="Times New Roman" w:cs="Times New Roman"/>
-        </w:rPr>
-        <w:t>)。</w:t>
-      </w:r>
-      <w:r>
-        <w:rPr>
-          <w:rFonts w:hint="eastAsia" w:ascii="Times New Roman" w:hAnsi="Times New Roman" w:eastAsia="FangSong" w:cs="Times New Roman"/>
-        </w:rPr>
-        <w:t>第一步发生配位反应</w:t>
-      </w:r>
-      <w:r>
-        <w:rPr>
-          <w:rFonts w:hint="eastAsia" w:ascii="Times New Roman" w:hAnsi="Times New Roman" w:eastAsia="Times New Roman" w:cs="Times New Roman"/>
-        </w:rPr>
-        <w:t>,</w:t>
-      </w:r>
-      <w:r>
-        <w:rPr>
-          <w:rFonts w:ascii="Times New Roman" w:hAnsi="Times New Roman" w:eastAsia="Times New Roman" w:cs="Times New Roman"/>
-        </w:rPr>
-        <w:t xml:space="preserve"> </w:t>
-      </w:r>
-      <w:r>
-        <w:rPr>
-          <w:rFonts w:hint="eastAsia" w:ascii="Times New Roman" w:hAnsi="Times New Roman" w:eastAsia="FangSong" w:cs="Times New Roman"/>
-        </w:rPr>
-        <w:t>显色发生变化</w:t>
-      </w:r>
-      <w:r>
-        <w:rPr>
-          <w:rFonts w:hint="eastAsia" w:ascii="Times New Roman" w:hAnsi="Times New Roman" w:eastAsia="Times New Roman" w:cs="Times New Roman"/>
-        </w:rPr>
-        <w:t>,</w:t>
-      </w:r>
-      <w:r>
-        <w:rPr>
-          <w:rFonts w:ascii="Times New Roman" w:hAnsi="Times New Roman" w:eastAsia="Times New Roman" w:cs="Times New Roman"/>
-        </w:rPr>
-        <w:t xml:space="preserve"> </w:t>
-      </w:r>
-      <w:r>
-        <w:rPr>
-          <w:rFonts w:hint="eastAsia" w:ascii="Times New Roman" w:hAnsi="Times New Roman" w:eastAsia="FangSong" w:cs="Times New Roman"/>
-        </w:rPr>
-        <w:t>随后得到离子化合物</w:t>
-      </w:r>
-      <w:r>
-        <w:rPr>
-          <w:rFonts w:hint="eastAsia" w:ascii="Times New Roman" w:hAnsi="Times New Roman" w:eastAsia="Times New Roman" w:cs="Times New Roman"/>
-        </w:rPr>
-        <w:t>,</w:t>
-      </w:r>
-      <w:r>
-        <w:rPr>
-          <w:rFonts w:ascii="Times New Roman" w:hAnsi="Times New Roman" w:eastAsia="Times New Roman" w:cs="Times New Roman"/>
-        </w:rPr>
-        <w:t xml:space="preserve"> </w:t>
-      </w:r>
-      <w:r>
-        <w:rPr>
-          <w:rFonts w:hint="eastAsia" w:ascii="Times New Roman" w:hAnsi="Times New Roman" w:eastAsia="FangSong" w:cs="Times New Roman"/>
-        </w:rPr>
-        <w:t>应为无色</w:t>
-      </w:r>
-      <w:r>
-        <w:rPr>
-          <w:rFonts w:hint="eastAsia" w:ascii="Times New Roman" w:hAnsi="Times New Roman" w:eastAsia="Times New Roman" w:cs="Times New Roman"/>
-        </w:rPr>
-        <w:t>,</w:t>
-      </w:r>
-      <w:r>
-        <w:rPr>
-          <w:rFonts w:ascii="Times New Roman" w:hAnsi="Times New Roman" w:eastAsia="Times New Roman" w:cs="Times New Roman"/>
-        </w:rPr>
-        <w:t xml:space="preserve"> </w:t>
-      </w:r>
-      <w:r>
-        <w:rPr>
-          <w:rFonts w:hint="eastAsia" w:ascii="Times New Roman" w:hAnsi="Times New Roman" w:eastAsia="FangSong" w:cs="Times New Roman"/>
-        </w:rPr>
-        <w:t>最后又是配位反应</w:t>
-      </w:r>
-      <w:r>
-        <w:rPr>
-          <w:rFonts w:hint="eastAsia" w:ascii="Times New Roman" w:hAnsi="Times New Roman" w:eastAsia="Times New Roman" w:cs="Times New Roman"/>
-        </w:rPr>
-        <w:t>,</w:t>
-      </w:r>
-      <w:r>
-        <w:rPr>
-          <w:rFonts w:ascii="Times New Roman" w:hAnsi="Times New Roman" w:eastAsia="Times New Roman" w:cs="Times New Roman"/>
-        </w:rPr>
-        <w:t xml:space="preserve"> </w:t>
-      </w:r>
-      <w:r>
-        <w:rPr>
-          <w:rFonts w:hint="eastAsia" w:ascii="Times New Roman" w:hAnsi="Times New Roman" w:eastAsia="FangSong" w:cs="Times New Roman"/>
-        </w:rPr>
-        <w:t>显色再次发生变化</w:t>
-      </w:r>
-      <w:r>
-        <w:rPr>
-          <w:rFonts w:hint="eastAsia" w:ascii="Times New Roman" w:hAnsi="Times New Roman" w:eastAsia="Times New Roman" w:cs="Times New Roman"/>
-        </w:rPr>
-        <w:t>。</w:t>
-      </w:r>
-    </w:p>
-    <w:p>
-      <w:pPr>
-        <w:spacing w:before="160" w:after="80"/>
-      </w:pPr>
-      <w:r>
-        <w:pict>
-          <v:rect style="width:0;height:1.5pt" o:hralign="center" o:hrstd="t" o:hr="t"/>
-        </w:pict>
-      </w:r>
-    </w:p>
-    <w:bookmarkEnd w:id="79"/>
-    <w:bookmarkStart w:id="80" w:name="第17题"/>
-    <w:p>
-      <w:pPr>
-        <w:pStyle w:val="Heading3"/>
-        <w:spacing w:before="280" w:after="120"/>
-      </w:pPr>
-      <w:r>
-        <w:rPr>
-          <w:rFonts w:hint="eastAsia" w:ascii="Times New Roman" w:hAnsi="Times New Roman" w:eastAsia="SimHei" w:cs="Times New Roman"/>
-        </w:rPr>
-        <w:t>第</w:t>
-      </w:r>
-      <w:r>
-        <w:rPr>
-          <w:rFonts w:hint="eastAsia" w:ascii="Times New Roman" w:hAnsi="Times New Roman" w:eastAsia="Times New Roman" w:cs="Times New Roman"/>
-        </w:rPr>
-        <w:t>17</w:t>
-      </w:r>
-      <w:r>
-        <w:rPr>
-          <w:rFonts w:hint="eastAsia" w:ascii="Times New Roman" w:hAnsi="Times New Roman" w:eastAsia="SimHei" w:cs="Times New Roman"/>
-        </w:rPr>
-        <w:t>题</w:t>
-      </w:r>
-    </w:p>
-    <w:p>
-      <w:pPr>
-        <w:pStyle w:val="BlockText"/>
-      </w:pPr>
-      <w:r>
-        <w:rPr>
-          <w:rFonts w:hint="eastAsia" w:ascii="Times New Roman" w:hAnsi="Times New Roman" w:eastAsia="FangSong" w:cs="Times New Roman"/>
-        </w:rPr>
-        <w:t>来源</w:t>
-      </w:r>
-      <w:r>
-        <w:rPr>
-          <w:rFonts w:hint="eastAsia" w:ascii="Times New Roman" w:hAnsi="Times New Roman" w:eastAsia="Times New Roman" w:cs="Times New Roman"/>
-        </w:rPr>
-        <w:t>：</w:t>
-      </w:r>
-      <w:r>
-        <w:rPr>
-          <w:rFonts w:hint="eastAsia" w:ascii="Times New Roman" w:hAnsi="Times New Roman" w:eastAsia="FangSong" w:cs="Times New Roman"/>
-        </w:rPr>
-        <w:t>化学竞赛初赛讲义</w:t>
-      </w:r>
-    </w:p>
-    <w:p>
-      <w:pPr>
-        <w:pStyle w:val="FirstParagraph"/>
-      </w:pPr>
-      <w:r>
-        <w:rPr>
-          <w:rFonts w:hint="eastAsia" w:ascii="Times New Roman" w:hAnsi="Times New Roman" w:eastAsia="FangSong" w:cs="Times New Roman"/>
-        </w:rPr>
-        <w:t xml:space="preserve">传统的王水是浓盐酸和浓硝酸以体积比</w:t>
-      </w:r>
-      <w:r>
-        <w:rPr>
-          <w:rFonts w:ascii="Times New Roman" w:hAnsi="Times New Roman" w:eastAsia="Times New Roman" w:cs="Times New Roman"/>
-        </w:rPr>
-        <w:t xml:space="preserve"> 3:1 </w:t>
-      </w:r>
-      <w:r>
-        <w:rPr>
-          <w:rFonts w:hint="eastAsia" w:ascii="Times New Roman" w:hAnsi="Times New Roman" w:eastAsia="FangSong" w:cs="Times New Roman"/>
-        </w:rPr>
-        <w:t>混合得到的强氧化性液体</w:t>
-      </w:r>
-      <w:r>
-        <w:rPr>
-          <w:rFonts w:hint="eastAsia" w:ascii="Times New Roman" w:hAnsi="Times New Roman" w:eastAsia="Times New Roman" w:cs="Times New Roman"/>
-        </w:rPr>
-        <w:t>，</w:t>
-      </w:r>
-      <w:r>
-        <w:rPr>
-          <w:rFonts w:hint="eastAsia" w:ascii="Times New Roman" w:hAnsi="Times New Roman" w:eastAsia="FangSong" w:cs="Times New Roman"/>
-        </w:rPr>
-        <w:t>近年来发现一种有机王水</w:t>
-      </w:r>
-      <w:r>
-        <w:rPr>
-          <w:rFonts w:hint="eastAsia" w:ascii="Times New Roman" w:hAnsi="Times New Roman" w:eastAsia="Times New Roman" w:cs="Times New Roman"/>
-        </w:rPr>
-        <w:t>，</w:t>
-      </w:r>
-      <w:r>
-        <w:rPr>
-          <w:rFonts w:hint="eastAsia" w:ascii="Times New Roman" w:hAnsi="Times New Roman" w:eastAsia="FangSong" w:cs="Times New Roman"/>
-        </w:rPr>
-        <w:t>它是</w:t>
-      </w:r>
-      <w:r>
-        <w:rPr>
-          <w:rFonts w:ascii="Times New Roman" w:hAnsi="Times New Roman" w:eastAsia="Times New Roman" w:cs="Times New Roman"/>
-        </w:rPr>
-        <w:t xml:space="preserve"> </w:t>
-      </w:r>
-      <m:oMath>
-        <m:r>
-          <m:t>S</m:t>
-        </m:r>
-        <m:r>
-          <m:t>O</m:t>
-        </m:r>
-        <m:r>
-          <m:t>C</m:t>
-        </m:r>
-        <m:sSub>
-          <m:e>
-            <m:r>
-              <m:t>l</m:t>
-            </m:r>
-          </m:e>
-          <m:sub>
-            <m:r>
-              <m:t>2</m:t>
-            </m:r>
-          </m:sub>
-        </m:sSub>
-      </m:oMath>
-      <w:r>
-        <w:rPr>
-          <w:rFonts w:ascii="Times New Roman" w:hAnsi="Times New Roman" w:eastAsia="Times New Roman" w:cs="Times New Roman"/>
-        </w:rPr>
-        <w:t xml:space="preserve"> </w:t>
-      </w:r>
-      <w:r>
-        <w:rPr>
-          <w:rFonts w:hint="eastAsia" w:ascii="Times New Roman" w:hAnsi="Times New Roman" w:eastAsia="FangSong" w:cs="Times New Roman"/>
-        </w:rPr>
-        <w:t xml:space="preserve">和吡啶以体积比</w:t>
-      </w:r>
-      <w:r>
-        <w:rPr>
-          <w:rFonts w:ascii="Times New Roman" w:hAnsi="Times New Roman" w:eastAsia="Times New Roman" w:cs="Times New Roman"/>
-        </w:rPr>
-        <w:t xml:space="preserve"> 3:1 </w:t>
-      </w:r>
-      <w:r>
-        <w:rPr>
-          <w:rFonts w:hint="eastAsia" w:ascii="Times New Roman" w:hAnsi="Times New Roman" w:eastAsia="FangSong" w:cs="Times New Roman"/>
-        </w:rPr>
-        <w:t>比例的混合液体</w:t>
-      </w:r>
-      <w:r>
-        <w:rPr>
-          <w:rFonts w:hint="eastAsia" w:ascii="Times New Roman" w:hAnsi="Times New Roman" w:eastAsia="Times New Roman" w:cs="Times New Roman"/>
-        </w:rPr>
-        <w:t>。</w:t>
-      </w:r>
-      <w:r>
-        <w:rPr>
-          <w:rFonts w:hint="eastAsia" w:ascii="Times New Roman" w:hAnsi="Times New Roman" w:eastAsia="FangSong" w:cs="Times New Roman"/>
-        </w:rPr>
-        <w:t>研究发现</w:t>
-      </w:r>
-      <w:r>
-        <w:rPr>
-          <w:rFonts w:hint="eastAsia" w:ascii="Times New Roman" w:hAnsi="Times New Roman" w:eastAsia="Times New Roman" w:cs="Times New Roman"/>
-        </w:rPr>
-        <w:t>，</w:t>
-      </w:r>
-      <w:r>
-        <w:rPr>
-          <w:rFonts w:hint="eastAsia" w:ascii="Times New Roman" w:hAnsi="Times New Roman" w:eastAsia="FangSong" w:cs="Times New Roman"/>
-        </w:rPr>
-        <w:t>有机王水溶解</w:t>
-      </w:r>
-      <w:r>
-        <w:rPr>
-          <w:rFonts w:ascii="Times New Roman" w:hAnsi="Times New Roman" w:eastAsia="Times New Roman" w:cs="Times New Roman"/>
-        </w:rPr>
-        <w:t xml:space="preserve"> Au </w:t>
-      </w:r>
-      <w:r>
-        <w:rPr>
-          <w:rFonts w:hint="eastAsia" w:ascii="Times New Roman" w:hAnsi="Times New Roman" w:eastAsia="FangSong" w:cs="Times New Roman"/>
-        </w:rPr>
-        <w:t>过程中</w:t>
-      </w:r>
-      <w:r>
-        <w:rPr>
-          <w:rFonts w:hint="eastAsia" w:ascii="Times New Roman" w:hAnsi="Times New Roman" w:eastAsia="Times New Roman" w:cs="Times New Roman"/>
-        </w:rPr>
-        <w:t>，</w:t>
-      </w:r>
-      <w:r>
-        <w:rPr>
-          <w:rFonts w:hint="eastAsia" w:ascii="Times New Roman" w:hAnsi="Times New Roman" w:eastAsia="FangSong" w:cs="Times New Roman"/>
-        </w:rPr>
-        <w:t>吡啶与金以及亚砜均可形成加合物</w:t>
-      </w:r>
-      <w:r>
-        <w:rPr>
-          <w:rFonts w:hint="eastAsia" w:ascii="Times New Roman" w:hAnsi="Times New Roman" w:eastAsia="Times New Roman" w:cs="Times New Roman"/>
-        </w:rPr>
-        <w:t>，</w:t>
-      </w:r>
-      <w:r>
-        <w:rPr>
-          <w:rFonts w:hint="eastAsia" w:ascii="Times New Roman" w:hAnsi="Times New Roman" w:eastAsia="FangSong" w:cs="Times New Roman"/>
-        </w:rPr>
-        <w:t>问</w:t>
-      </w:r>
-      <w:r>
-        <w:rPr>
-          <w:rFonts w:hint="eastAsia" w:ascii="Times New Roman" w:hAnsi="Times New Roman" w:eastAsia="Times New Roman" w:cs="Times New Roman"/>
-        </w:rPr>
-        <w:t>：</w:t>
-      </w:r>
-      <w:r>
-        <w:rPr>
-          <w:rFonts w:hint="eastAsia" w:ascii="Times New Roman" w:hAnsi="Times New Roman" w:eastAsia="FangSong" w:cs="Times New Roman"/>
-        </w:rPr>
-        <w:t>这两种加合物的形成为何可以加速反应</w:t>
-      </w:r>
-      <w:r>
-        <w:rPr>
-          <w:rFonts w:hint="eastAsia" w:ascii="Times New Roman" w:hAnsi="Times New Roman" w:eastAsia="Times New Roman" w:cs="Times New Roman"/>
-        </w:rPr>
-        <w:t>?</w:t>
-      </w:r>
-    </w:p>
-    <w:p>
-      <w:pPr>
-        <w:pStyle w:val="BodyText"/>
-      </w:pPr>
-      <w:r>
-        <w:rPr>
-          <w:rFonts w:hint="eastAsia" w:ascii="Times New Roman" w:hAnsi="Times New Roman" w:eastAsia="FangSong" w:cs="Times New Roman"/>
-          <w:b/>
-          <w:bCs/>
-        </w:rPr>
-        <w:t xml:space="preserve">参考答案</w:t>
-      </w:r>
-      <w:r>
-        <w:rPr>
-          <w:rFonts w:hint="eastAsia" w:ascii="Times New Roman" w:hAnsi="Times New Roman" w:eastAsia="Times New Roman" w:cs="Times New Roman"/>
-        </w:rPr>
-        <w:t xml:space="preserve">：</w:t>
-      </w:r>
-    </w:p>
-    <w:p>
-      <w:pPr>
-        <w:pStyle w:val="BodyText"/>
-      </w:pPr>
-      <w:r>
-        <w:rPr>
-          <w:rFonts w:hint="eastAsia" w:ascii="Times New Roman" w:hAnsi="Times New Roman" w:eastAsia="FangSong" w:cs="Times New Roman"/>
-        </w:rPr>
-        <w:t xml:space="preserve">前者是与</w:t>
-      </w:r>
-      <w:r>
-        <w:rPr>
-          <w:rFonts w:ascii="Times New Roman" w:hAnsi="Times New Roman" w:eastAsia="Times New Roman" w:cs="Times New Roman"/>
-        </w:rPr>
-        <w:t xml:space="preserve"> Au </w:t>
-      </w:r>
-      <w:r>
-        <w:rPr>
-          <w:rFonts w:hint="eastAsia" w:ascii="Times New Roman" w:hAnsi="Times New Roman" w:eastAsia="FangSong" w:cs="Times New Roman"/>
-        </w:rPr>
-        <w:t>形成配合物</w:t>
-      </w:r>
-      <w:r>
-        <w:rPr>
-          <w:rFonts w:hint="eastAsia" w:ascii="Times New Roman" w:hAnsi="Times New Roman" w:eastAsia="Times New Roman" w:cs="Times New Roman"/>
-        </w:rPr>
-        <w:t>,</w:t>
-      </w:r>
-      <w:r>
-        <w:rPr>
-          <w:rFonts w:ascii="Times New Roman" w:hAnsi="Times New Roman" w:eastAsia="Times New Roman" w:cs="Times New Roman"/>
-        </w:rPr>
-        <w:t xml:space="preserve"> </w:t>
-      </w:r>
-      <w:r>
-        <w:rPr>
-          <w:rFonts w:hint="eastAsia" w:ascii="Times New Roman" w:hAnsi="Times New Roman" w:eastAsia="FangSong" w:cs="Times New Roman"/>
-        </w:rPr>
-        <w:t xml:space="preserve">降低</w:t>
-      </w:r>
-      <w:r>
-        <w:rPr>
-          <w:rFonts w:ascii="Times New Roman" w:hAnsi="Times New Roman" w:eastAsia="Times New Roman" w:cs="Times New Roman"/>
-        </w:rPr>
-        <w:t xml:space="preserve"> Au </w:t>
-      </w:r>
-      <w:r>
-        <w:rPr>
-          <w:rFonts w:hint="eastAsia" w:ascii="Times New Roman" w:hAnsi="Times New Roman" w:eastAsia="FangSong" w:cs="Times New Roman"/>
-        </w:rPr>
-        <w:t>的电极电位</w:t>
-      </w:r>
-      <w:r>
-        <w:rPr>
-          <w:rFonts w:hint="eastAsia" w:ascii="Times New Roman" w:hAnsi="Times New Roman" w:eastAsia="Times New Roman" w:cs="Times New Roman"/>
-        </w:rPr>
-        <w:t>;</w:t>
-      </w:r>
-      <w:r>
-        <w:rPr>
-          <w:rFonts w:ascii="Times New Roman" w:hAnsi="Times New Roman" w:eastAsia="Times New Roman" w:cs="Times New Roman"/>
-        </w:rPr>
-        <w:t xml:space="preserve"> </w:t>
-      </w:r>
-      <w:r>
-        <w:rPr>
-          <w:rFonts w:hint="eastAsia" w:ascii="Times New Roman" w:hAnsi="Times New Roman" w:eastAsia="FangSong" w:cs="Times New Roman"/>
-        </w:rPr>
-        <w:t xml:space="preserve">后者是由于吡啶与</w:t>
-      </w:r>
-      <w:r>
-        <w:rPr>
-          <w:rFonts w:ascii="Times New Roman" w:hAnsi="Times New Roman" w:eastAsia="Times New Roman" w:cs="Times New Roman"/>
-        </w:rPr>
-        <w:t xml:space="preserve"> S </w:t>
-      </w:r>
-      <w:r>
-        <w:rPr>
-          <w:rFonts w:hint="eastAsia" w:ascii="Times New Roman" w:hAnsi="Times New Roman" w:eastAsia="FangSong" w:cs="Times New Roman"/>
-        </w:rPr>
-        <w:t>配位</w:t>
-      </w:r>
-      <w:r>
-        <w:rPr>
-          <w:rFonts w:hint="eastAsia" w:ascii="Times New Roman" w:hAnsi="Times New Roman" w:eastAsia="Times New Roman" w:cs="Times New Roman"/>
-        </w:rPr>
-        <w:t>,</w:t>
-      </w:r>
-      <w:r>
-        <w:rPr>
-          <w:rFonts w:ascii="Times New Roman" w:hAnsi="Times New Roman" w:eastAsia="Times New Roman" w:cs="Times New Roman"/>
-        </w:rPr>
-        <w:t xml:space="preserve"> S </w:t>
-      </w:r>
-      <w:r>
-        <w:rPr>
-          <w:rFonts w:hint="eastAsia" w:ascii="Times New Roman" w:hAnsi="Times New Roman" w:eastAsia="FangSong" w:cs="Times New Roman"/>
-        </w:rPr>
-        <w:t xml:space="preserve">的电子反馈到吡啶的</w:t>
-      </w:r>
-      <w:r>
-        <w:rPr>
-          <w:rFonts w:ascii="Times New Roman" w:hAnsi="Times New Roman" w:eastAsia="Times New Roman" w:cs="Times New Roman"/>
-        </w:rPr>
-        <w:t xml:space="preserve"> </w:t>
-      </w:r>
-      <m:oMath>
-        <m:r>
-          <m:t>π</m:t>
-        </m:r>
-      </m:oMath>
-      <w:r>
-        <w:rPr>
-          <w:rFonts w:ascii="Times New Roman" w:hAnsi="Times New Roman" w:eastAsia="Times New Roman" w:cs="Times New Roman"/>
-        </w:rPr>
-        <w:t xml:space="preserve"> </w:t>
-      </w:r>
-      <w:r>
-        <w:rPr>
-          <w:rFonts w:hint="eastAsia" w:ascii="Times New Roman" w:hAnsi="Times New Roman" w:eastAsia="FangSong" w:cs="Times New Roman"/>
-        </w:rPr>
-        <w:t>反键轨道中</w:t>
-      </w:r>
-      <w:r>
-        <w:rPr>
-          <w:rFonts w:hint="eastAsia" w:ascii="Times New Roman" w:hAnsi="Times New Roman" w:eastAsia="Times New Roman" w:cs="Times New Roman"/>
-        </w:rPr>
-        <w:t>,</w:t>
-      </w:r>
-      <w:r>
-        <w:rPr>
-          <w:rFonts w:ascii="Times New Roman" w:hAnsi="Times New Roman" w:eastAsia="Times New Roman" w:cs="Times New Roman"/>
-        </w:rPr>
-        <w:t xml:space="preserve"> </w:t>
-      </w:r>
-      <w:r>
-        <w:rPr>
-          <w:rFonts w:hint="eastAsia" w:ascii="Times New Roman" w:hAnsi="Times New Roman" w:eastAsia="FangSong" w:cs="Times New Roman"/>
-        </w:rPr>
-        <w:t xml:space="preserve">降低了</w:t>
-      </w:r>
-      <w:r>
-        <w:rPr>
-          <w:rFonts w:ascii="Times New Roman" w:hAnsi="Times New Roman" w:eastAsia="Times New Roman" w:cs="Times New Roman"/>
-        </w:rPr>
-        <w:t xml:space="preserve"> LUMO, </w:t>
-      </w:r>
-      <w:r>
-        <w:rPr>
-          <w:rFonts w:hint="eastAsia" w:ascii="Times New Roman" w:hAnsi="Times New Roman" w:eastAsia="FangSong" w:cs="Times New Roman"/>
-        </w:rPr>
-        <w:t>氧化性增强</w:t>
-      </w:r>
-      <w:r>
-        <w:rPr>
-          <w:rFonts w:hint="eastAsia" w:ascii="Times New Roman" w:hAnsi="Times New Roman" w:eastAsia="Times New Roman" w:cs="Times New Roman"/>
-        </w:rPr>
-        <w:t>。</w:t>
-      </w:r>
-    </w:p>
-    <w:p>
-      <w:pPr>
-        <w:spacing w:before="160" w:after="80"/>
-      </w:pPr>
-      <w:r>
-        <w:pict>
-          <v:rect style="width:0;height:1.5pt" o:hralign="center" o:hrstd="t" o:hr="t"/>
-        </w:pict>
-      </w:r>
-    </w:p>
-    <w:bookmarkEnd w:id="80"/>
-    <w:bookmarkStart w:id="81" w:name="第18题"/>
+    <w:bookmarkEnd w:id="62"/>
+    <w:bookmarkStart w:id="63" w:name="第18题"/>
     <w:p>
       <w:pPr>
         <w:pStyle w:val="Heading3"/>
@@ -19205,8 +18459,8 @@
         </w:pict>
       </w:r>
     </w:p>
-    <w:bookmarkEnd w:id="81"/>
-    <w:bookmarkStart w:id="82" w:name="第19题"/>
+    <w:bookmarkEnd w:id="63"/>
+    <w:bookmarkStart w:id="64" w:name="第19题"/>
     <w:p>
       <w:pPr>
         <w:pStyle w:val="Heading3"/>
@@ -20196,8 +19450,8 @@
         </w:pict>
       </w:r>
     </w:p>
-    <w:bookmarkEnd w:id="82"/>
-    <w:bookmarkStart w:id="83" w:name="第20题"/>
+    <w:bookmarkEnd w:id="64"/>
+    <w:bookmarkStart w:id="65" w:name="第20题"/>
     <w:p>
       <w:pPr>
         <w:pStyle w:val="Heading3"/>
@@ -20764,8 +20018,8 @@
         </w:pict>
       </w:r>
     </w:p>
-    <w:bookmarkEnd w:id="83"/>
-    <w:bookmarkStart w:id="84" w:name="第21题"/>
+    <w:bookmarkEnd w:id="65"/>
+    <w:bookmarkStart w:id="66" w:name="第21题"/>
     <w:p>
       <w:pPr>
         <w:pStyle w:val="Heading3"/>
@@ -21758,8 +21012,8 @@
         </w:pict>
       </w:r>
     </w:p>
-    <w:bookmarkEnd w:id="84"/>
-    <w:bookmarkStart w:id="85" w:name="第22题"/>
+    <w:bookmarkEnd w:id="66"/>
+    <w:bookmarkStart w:id="67" w:name="第22题"/>
     <w:p>
       <w:pPr>
         <w:pStyle w:val="Heading3"/>
@@ -22939,8 +22193,8 @@
         </w:pict>
       </w:r>
     </w:p>
-    <w:bookmarkEnd w:id="85"/>
-    <w:bookmarkStart w:id="86" w:name="第23题"/>
+    <w:bookmarkEnd w:id="67"/>
+    <w:bookmarkStart w:id="68" w:name="第23题"/>
     <w:p>
       <w:pPr>
         <w:pStyle w:val="Heading3"/>
@@ -23250,8 +22504,8 @@
         </w:pict>
       </w:r>
     </w:p>
-    <w:bookmarkEnd w:id="86"/>
-    <w:bookmarkStart w:id="87" w:name="第24题"/>
+    <w:bookmarkEnd w:id="68"/>
+    <w:bookmarkStart w:id="69" w:name="第24题"/>
     <w:p>
       <w:pPr>
         <w:pStyle w:val="Heading3"/>
@@ -25445,8 +24699,8 @@
         </w:pict>
       </w:r>
     </w:p>
-    <w:bookmarkEnd w:id="87"/>
-    <w:bookmarkStart w:id="88" w:name="第25题"/>
+    <w:bookmarkEnd w:id="69"/>
+    <w:bookmarkStart w:id="70" w:name="第25题"/>
     <w:p>
       <w:pPr>
         <w:pStyle w:val="Heading3"/>
@@ -28832,8 +28086,8 @@
         </w:pict>
       </w:r>
     </w:p>
-    <w:bookmarkEnd w:id="88"/>
-    <w:bookmarkStart w:id="89" w:name="第26题"/>
+    <w:bookmarkEnd w:id="70"/>
+    <w:bookmarkStart w:id="71" w:name="第26题"/>
     <w:p>
       <w:pPr>
         <w:pStyle w:val="Heading3"/>
@@ -31105,8 +30359,8 @@
         </w:pict>
       </w:r>
     </w:p>
-    <w:bookmarkEnd w:id="89"/>
-    <w:bookmarkStart w:id="90" w:name="第27题"/>
+    <w:bookmarkEnd w:id="71"/>
+    <w:bookmarkStart w:id="72" w:name="第27题"/>
     <w:p>
       <w:pPr>
         <w:pStyle w:val="Heading3"/>
@@ -33832,9 +33086,9 @@
         </w:pict>
       </w:r>
     </w:p>
-    <w:bookmarkEnd w:id="90"/>
-    <w:bookmarkEnd w:id="91"/>
-    <w:bookmarkEnd w:id="92"/>
+    <w:bookmarkEnd w:id="72"/>
+    <w:bookmarkEnd w:id="73"/>
+    <w:bookmarkEnd w:id="74"/>
     <w:sectPr>
       <w:footerReference w:type="default" r:id="rId9"/>
       <w:footnotePr>

--- a/00-首页/题组Word/第一轮·综合套卷/第一轮综合卷01（教师版）.docx
+++ b/00-首页/题组Word/第一轮·综合套卷/第一轮综合卷01（教师版）.docx
@@ -489,14 +489,14 @@
         </w:rPr>
         <w:drawing>
           <wp:inline>
-            <wp:extent cx="3240000" cy="4584609"/>
+            <wp:extent cx="3600000" cy="2502438"/>
             <wp:effectExtent b="0" l="0" r="0" t="0"/>
             <wp:docPr descr="" title="" id="11" name="Picture"/>
             <a:graphic>
               <a:graphicData uri="http://schemas.openxmlformats.org/drawingml/2006/picture">
                 <pic:pic>
                   <pic:nvPicPr>
-                    <pic:cNvPr descr="06-外部资料导入/真题/省预赛/images/2021-浙江预赛_p01.png" id="12" name="Picture"/>
+                    <pic:cNvPr descr="80cad93309ed6598.png" id="12" name="Picture"/>
                     <pic:cNvPicPr>
                       <a:picLocks noChangeArrowheads="1" noChangeAspect="1"/>
                     </pic:cNvPicPr>
@@ -510,7 +510,7 @@
                   <pic:spPr bwMode="auto">
                     <a:xfrm>
                       <a:off x="0" y="0"/>
-                      <a:ext cx="3240000" cy="4584609"/>
+                      <a:ext cx="3600000" cy="2502438"/>
                     </a:xfrm>
                     <a:prstGeom prst="rect">
                       <a:avLst/>

--- a/00-首页/题组Word/第一轮·综合套卷/第一轮综合卷01（教师版）.docx
+++ b/00-首页/题组Word/第一轮·综合套卷/第一轮综合卷01（教师版）.docx
@@ -489,7 +489,7 @@
         </w:rPr>
         <w:drawing>
           <wp:inline>
-            <wp:extent cx="3600000" cy="2502438"/>
+            <wp:extent cx="3600000" cy="2257840"/>
             <wp:effectExtent b="0" l="0" r="0" t="0"/>
             <wp:docPr descr="" title="" id="11" name="Picture"/>
             <a:graphic>
@@ -510,7 +510,7 @@
                   <pic:spPr bwMode="auto">
                     <a:xfrm>
                       <a:off x="0" y="0"/>
-                      <a:ext cx="3600000" cy="2502438"/>
+                      <a:ext cx="3600000" cy="2257840"/>
                     </a:xfrm>
                     <a:prstGeom prst="rect">
                       <a:avLst/>
@@ -532,10 +532,6 @@
     <w:p>
       <w:pPr>
         <w:pStyle w:val="Compact"/>
-        <w:numPr>
-          <w:ilvl w:val="0"/>
-          <w:numId w:val="1001"/>
-        </w:numPr>
       </w:pPr>
       <w:r>
         <w:rPr>
@@ -591,10 +587,6 @@
     <w:p>
       <w:pPr>
         <w:pStyle w:val="Compact"/>
-        <w:numPr>
-          <w:ilvl w:val="0"/>
-          <w:numId w:val="1001"/>
-        </w:numPr>
       </w:pPr>
       <w:r>
         <w:rPr>
@@ -637,10 +629,6 @@
     <w:p>
       <w:pPr>
         <w:pStyle w:val="Compact"/>
-        <w:numPr>
-          <w:ilvl w:val="0"/>
-          <w:numId w:val="1001"/>
-        </w:numPr>
       </w:pPr>
       <w:r>
         <w:rPr>
@@ -694,10 +682,6 @@
     <w:p>
       <w:pPr>
         <w:pStyle w:val="Compact"/>
-        <w:numPr>
-          <w:ilvl w:val="0"/>
-          <w:numId w:val="1001"/>
-        </w:numPr>
       </w:pPr>
       <w:r>
         <w:rPr>
@@ -906,10 +890,8 @@
     <w:p>
       <w:pPr>
         <w:pStyle w:val="Compact"/>
-        <w:numPr>
-          <w:ilvl w:val="0"/>
-          <w:numId w:val="1002"/>
-        </w:numPr>
+        <w:ind w:left="480" w:hanging="480"/>
+        <w:spacing w:after="0"/>
       </w:pPr>
       <w:r>
         <w:rPr>
@@ -927,7 +909,20 @@
         <w:rPr>
           <w:rFonts w:ascii="Times New Roman" w:hAnsi="Times New Roman" w:eastAsia="Times New Roman" w:cs="Times New Roman"/>
         </w:rPr>
-        <w:t xml:space="preserve">　　B. 2 </w:t>
+        <w:t xml:space="preserve">　　</w:t>
+      </w:r>
+    </w:p>
+    <w:p>
+      <w:pPr>
+        <w:pStyle w:val="Compact"/>
+        <w:ind w:left="480" w:hanging="480"/>
+        <w:spacing w:before="0" w:after="0"/>
+      </w:pPr>
+      <w:r>
+        <w:rPr>
+          <w:rFonts w:ascii="Times New Roman" w:hAnsi="Times New Roman" w:eastAsia="Times New Roman" w:cs="Times New Roman"/>
+        </w:rPr>
+        <w:t xml:space="preserve">B. 2 </w:t>
       </w:r>
       <w:r>
         <w:rPr>
@@ -939,7 +934,20 @@
         <w:rPr>
           <w:rFonts w:ascii="Times New Roman" w:hAnsi="Times New Roman" w:eastAsia="Times New Roman" w:cs="Times New Roman"/>
         </w:rPr>
-        <w:t xml:space="preserve">　　C. 3 </w:t>
+        <w:t xml:space="preserve">　　</w:t>
+      </w:r>
+    </w:p>
+    <w:p>
+      <w:pPr>
+        <w:pStyle w:val="Compact"/>
+        <w:ind w:left="480" w:hanging="480"/>
+        <w:spacing w:before="0" w:after="0"/>
+      </w:pPr>
+      <w:r>
+        <w:rPr>
+          <w:rFonts w:ascii="Times New Roman" w:hAnsi="Times New Roman" w:eastAsia="Times New Roman" w:cs="Times New Roman"/>
+        </w:rPr>
+        <w:t xml:space="preserve">C. 3 </w:t>
       </w:r>
       <w:r>
         <w:rPr>
@@ -951,7 +959,20 @@
         <w:rPr>
           <w:rFonts w:ascii="Times New Roman" w:hAnsi="Times New Roman" w:eastAsia="Times New Roman" w:cs="Times New Roman"/>
         </w:rPr>
-        <w:t xml:space="preserve">　　D. 4 </w:t>
+        <w:t xml:space="preserve">　　</w:t>
+      </w:r>
+    </w:p>
+    <w:p>
+      <w:pPr>
+        <w:pStyle w:val="Compact"/>
+        <w:ind w:left="480" w:hanging="480"/>
+        <w:spacing w:before="0" w:after="36"/>
+      </w:pPr>
+      <w:r>
+        <w:rPr>
+          <w:rFonts w:ascii="Times New Roman" w:hAnsi="Times New Roman" w:eastAsia="Times New Roman" w:cs="Times New Roman"/>
+        </w:rPr>
+        <w:t xml:space="preserve">D. 4 </w:t>
       </w:r>
       <w:r>
         <w:rPr>
@@ -1103,10 +1124,6 @@
     <w:p>
       <w:pPr>
         <w:pStyle w:val="Compact"/>
-        <w:numPr>
-          <w:ilvl w:val="0"/>
-          <w:numId w:val="1003"/>
-        </w:numPr>
       </w:pPr>
       <w:r>
         <w:rPr>
@@ -1223,10 +1240,6 @@
     <w:p>
       <w:pPr>
         <w:pStyle w:val="Compact"/>
-        <w:numPr>
-          <w:ilvl w:val="0"/>
-          <w:numId w:val="1003"/>
-        </w:numPr>
       </w:pPr>
       <w:r>
         <w:rPr>
@@ -1316,10 +1329,6 @@
     <w:p>
       <w:pPr>
         <w:pStyle w:val="Compact"/>
-        <w:numPr>
-          <w:ilvl w:val="0"/>
-          <w:numId w:val="1003"/>
-        </w:numPr>
       </w:pPr>
       <w:r>
         <w:rPr>
@@ -1398,10 +1407,6 @@
     <w:p>
       <w:pPr>
         <w:pStyle w:val="Compact"/>
-        <w:numPr>
-          <w:ilvl w:val="0"/>
-          <w:numId w:val="1003"/>
-        </w:numPr>
       </w:pPr>
       <w:r>
         <w:rPr>
@@ -1621,10 +1626,8 @@
     <w:p>
       <w:pPr>
         <w:pStyle w:val="Compact"/>
-        <w:numPr>
-          <w:ilvl w:val="0"/>
-          <w:numId w:val="1004"/>
-        </w:numPr>
+        <w:ind w:left="480" w:hanging="480"/>
+        <w:spacing w:after="0"/>
       </w:pPr>
       <w:r>
         <w:rPr>
@@ -1643,7 +1646,20 @@
         <w:rPr>
           <w:rFonts w:ascii="Times New Roman" w:hAnsi="Times New Roman" w:eastAsia="Times New Roman" w:cs="Times New Roman"/>
         </w:rPr>
-        <w:t xml:space="preserve">　　B. XeF</w:t>
+        <w:t xml:space="preserve">　　</w:t>
+      </w:r>
+    </w:p>
+    <w:p>
+      <w:pPr>
+        <w:pStyle w:val="Compact"/>
+        <w:ind w:left="480" w:hanging="480"/>
+        <w:spacing w:before="0" w:after="0"/>
+      </w:pPr>
+      <w:r>
+        <w:rPr>
+          <w:rFonts w:ascii="Times New Roman" w:hAnsi="Times New Roman" w:eastAsia="Times New Roman" w:cs="Times New Roman"/>
+        </w:rPr>
+        <w:t xml:space="preserve">B. XeF</w:t>
       </w:r>
       <w:r>
         <w:rPr>
@@ -1656,7 +1672,20 @@
         <w:rPr>
           <w:rFonts w:ascii="Times New Roman" w:hAnsi="Times New Roman" w:eastAsia="Times New Roman" w:cs="Times New Roman"/>
         </w:rPr>
-        <w:t xml:space="preserve">　　C. </w:t>
+        <w:t xml:space="preserve">　　</w:t>
+      </w:r>
+    </w:p>
+    <w:p>
+      <w:pPr>
+        <w:pStyle w:val="Compact"/>
+        <w:ind w:left="480" w:hanging="480"/>
+        <w:spacing w:before="0" w:after="0"/>
+      </w:pPr>
+      <w:r>
+        <w:rPr>
+          <w:rFonts w:ascii="Times New Roman" w:hAnsi="Times New Roman" w:eastAsia="Times New Roman" w:cs="Times New Roman"/>
+        </w:rPr>
+        <w:t xml:space="preserve">C. </w:t>
       </w:r>
       <w:r>
         <w:rPr>
@@ -1668,7 +1697,20 @@
         <w:rPr>
           <w:rFonts w:ascii="Times New Roman" w:hAnsi="Times New Roman" w:eastAsia="Times New Roman" w:cs="Times New Roman"/>
         </w:rPr>
-        <w:t xml:space="preserve">　　D. Zn(CN)</w:t>
+        <w:t xml:space="preserve">　　</w:t>
+      </w:r>
+    </w:p>
+    <w:p>
+      <w:pPr>
+        <w:pStyle w:val="Compact"/>
+        <w:ind w:left="480" w:hanging="480"/>
+        <w:spacing w:before="0" w:after="36"/>
+      </w:pPr>
+      <w:r>
+        <w:rPr>
+          <w:rFonts w:ascii="Times New Roman" w:hAnsi="Times New Roman" w:eastAsia="Times New Roman" w:cs="Times New Roman"/>
+        </w:rPr>
+        <w:t xml:space="preserve">D. Zn(CN)</w:t>
       </w:r>
       <w:r>
         <w:rPr>
@@ -1828,10 +1870,6 @@
     <w:p>
       <w:pPr>
         <w:pStyle w:val="Compact"/>
-        <w:numPr>
-          <w:ilvl w:val="0"/>
-          <w:numId w:val="1005"/>
-        </w:numPr>
       </w:pPr>
       <w:r>
         <w:rPr>
@@ -1861,10 +1899,6 @@
     <w:p>
       <w:pPr>
         <w:pStyle w:val="Compact"/>
-        <w:numPr>
-          <w:ilvl w:val="0"/>
-          <w:numId w:val="1005"/>
-        </w:numPr>
       </w:pPr>
       <w:r>
         <w:rPr>
@@ -1894,10 +1928,6 @@
     <w:p>
       <w:pPr>
         <w:pStyle w:val="Compact"/>
-        <w:numPr>
-          <w:ilvl w:val="0"/>
-          <w:numId w:val="1005"/>
-        </w:numPr>
       </w:pPr>
       <w:r>
         <w:rPr>
@@ -1915,10 +1945,6 @@
     <w:p>
       <w:pPr>
         <w:pStyle w:val="Compact"/>
-        <w:numPr>
-          <w:ilvl w:val="0"/>
-          <w:numId w:val="1005"/>
-        </w:numPr>
       </w:pPr>
       <w:r>
         <w:rPr>
@@ -2076,10 +2102,6 @@
     <w:p>
       <w:pPr>
         <w:pStyle w:val="Compact"/>
-        <w:numPr>
-          <w:ilvl w:val="0"/>
-          <w:numId w:val="1006"/>
-        </w:numPr>
       </w:pPr>
       <w:r>
         <w:rPr>
@@ -2121,10 +2143,6 @@
     <w:p>
       <w:pPr>
         <w:pStyle w:val="Compact"/>
-        <w:numPr>
-          <w:ilvl w:val="0"/>
-          <w:numId w:val="1006"/>
-        </w:numPr>
       </w:pPr>
       <w:r>
         <w:rPr>
@@ -2178,10 +2196,6 @@
     <w:p>
       <w:pPr>
         <w:pStyle w:val="Compact"/>
-        <w:numPr>
-          <w:ilvl w:val="0"/>
-          <w:numId w:val="1006"/>
-        </w:numPr>
       </w:pPr>
       <w:r>
         <w:rPr>
@@ -2235,10 +2249,6 @@
     <w:p>
       <w:pPr>
         <w:pStyle w:val="Compact"/>
-        <w:numPr>
-          <w:ilvl w:val="0"/>
-          <w:numId w:val="1006"/>
-        </w:numPr>
       </w:pPr>
       <w:r>
         <w:rPr>
@@ -5753,6 +5763,8 @@
     <w:p>
       <w:pPr>
         <w:pStyle w:val="BodyText"/>
+        <w:ind w:left="480" w:hanging="480"/>
+        <w:spacing w:after="0"/>
       </w:pPr>
       <w:r>
         <w:rPr>
@@ -5770,7 +5782,20 @@
         <w:rPr>
           <w:rFonts w:ascii="Times New Roman" w:hAnsi="Times New Roman" w:eastAsia="Times New Roman" w:cs="Times New Roman"/>
         </w:rPr>
-        <w:t xml:space="preserve">　　B. </w:t>
+        <w:t xml:space="preserve">　　</w:t>
+      </w:r>
+    </w:p>
+    <w:p>
+      <w:pPr>
+        <w:pStyle w:val="BodyText"/>
+        <w:ind w:left="480" w:hanging="480"/>
+        <w:spacing w:before="0" w:after="180"/>
+      </w:pPr>
+      <w:r>
+        <w:rPr>
+          <w:rFonts w:ascii="Times New Roman" w:hAnsi="Times New Roman" w:eastAsia="Times New Roman" w:cs="Times New Roman"/>
+        </w:rPr>
+        <w:t xml:space="preserve">B. </w:t>
       </w:r>
       <w:r>
         <w:rPr>
@@ -6449,7 +6474,7 @@
         </w:rPr>
         <w:drawing>
           <wp:inline>
-            <wp:extent cx="3240000" cy="2902239"/>
+            <wp:extent cx="3240000" cy="2895591"/>
             <wp:effectExtent b="0" l="0" r="0" t="0"/>
             <wp:docPr descr="" title="" id="23" name="Picture"/>
             <a:graphic>
@@ -6470,7 +6495,7 @@
                   <pic:spPr bwMode="auto">
                     <a:xfrm>
                       <a:off x="0" y="0"/>
-                      <a:ext cx="3240000" cy="2902239"/>
+                      <a:ext cx="3240000" cy="2895591"/>
                     </a:xfrm>
                     <a:prstGeom prst="rect">
                       <a:avLst/>
@@ -6976,7 +7001,7 @@
         </w:rPr>
         <w:drawing>
           <wp:inline>
-            <wp:extent cx="3600000" cy="1813845"/>
+            <wp:extent cx="3599568" cy="1813845"/>
             <wp:effectExtent b="0" l="0" r="0" t="0"/>
             <wp:docPr descr="" title="" id="26" name="Picture"/>
             <a:graphic>
@@ -6997,7 +7022,7 @@
                   <pic:spPr bwMode="auto">
                     <a:xfrm>
                       <a:off x="0" y="0"/>
-                      <a:ext cx="3600000" cy="1813845"/>
+                      <a:ext cx="3599568" cy="1813845"/>
                     </a:xfrm>
                     <a:prstGeom prst="rect">
                       <a:avLst/>
@@ -8293,7 +8318,7 @@
         </w:rPr>
         <w:drawing>
           <wp:inline>
-            <wp:extent cx="3600000" cy="1852281"/>
+            <wp:extent cx="3584576" cy="1852281"/>
             <wp:effectExtent b="0" l="0" r="0" t="0"/>
             <wp:docPr descr="" title="" id="30" name="Picture"/>
             <a:graphic>
@@ -8314,7 +8339,7 @@
                   <pic:spPr bwMode="auto">
                     <a:xfrm>
                       <a:off x="0" y="0"/>
-                      <a:ext cx="3600000" cy="1852281"/>
+                      <a:ext cx="3584576" cy="1852281"/>
                     </a:xfrm>
                     <a:prstGeom prst="rect">
                       <a:avLst/>
@@ -11178,7 +11203,7 @@
         </w:rPr>
         <w:drawing>
           <wp:inline>
-            <wp:extent cx="2730500" cy="2590800"/>
+            <wp:extent cx="2730500" cy="2563850"/>
             <wp:effectExtent b="0" l="0" r="0" t="0"/>
             <wp:docPr descr="" title="" id="34" name="Picture"/>
             <a:graphic>
@@ -11199,7 +11224,7 @@
                   <pic:spPr bwMode="auto">
                     <a:xfrm>
                       <a:off x="0" y="0"/>
-                      <a:ext cx="2730500" cy="2590800"/>
+                      <a:ext cx="2730500" cy="2563850"/>
                     </a:xfrm>
                     <a:prstGeom prst="rect">
                       <a:avLst/>
@@ -11242,7 +11267,7 @@
         </w:rPr>
         <w:drawing>
           <wp:inline>
-            <wp:extent cx="2120900" cy="3213100"/>
+            <wp:extent cx="2082800" cy="3213100"/>
             <wp:effectExtent b="0" l="0" r="0" t="0"/>
             <wp:docPr descr="" title="" id="37" name="Picture"/>
             <a:graphic>
@@ -11263,7 +11288,7 @@
                   <pic:spPr bwMode="auto">
                     <a:xfrm>
                       <a:off x="0" y="0"/>
-                      <a:ext cx="2120900" cy="3213100"/>
+                      <a:ext cx="2082800" cy="3213100"/>
                     </a:xfrm>
                     <a:prstGeom prst="rect">
                       <a:avLst/>
@@ -11306,7 +11331,7 @@
         </w:rPr>
         <w:drawing>
           <wp:inline>
-            <wp:extent cx="2019300" cy="4241800"/>
+            <wp:extent cx="1993900" cy="4241800"/>
             <wp:effectExtent b="0" l="0" r="0" t="0"/>
             <wp:docPr descr="" title="" id="40" name="Picture"/>
             <a:graphic>
@@ -11327,7 +11352,7 @@
                   <pic:spPr bwMode="auto">
                     <a:xfrm>
                       <a:off x="0" y="0"/>
-                      <a:ext cx="2019300" cy="4241800"/>
+                      <a:ext cx="1993900" cy="4241800"/>
                     </a:xfrm>
                     <a:prstGeom prst="rect">
                       <a:avLst/>
@@ -12471,7 +12496,7 @@
         </w:rPr>
         <w:drawing>
           <wp:inline>
-            <wp:extent cx="3240000" cy="3435287"/>
+            <wp:extent cx="3240000" cy="3426411"/>
             <wp:effectExtent b="0" l="0" r="0" t="0"/>
             <wp:docPr descr="" title="" id="44" name="Picture"/>
             <a:graphic>
@@ -12492,7 +12517,7 @@
                   <pic:spPr bwMode="auto">
                     <a:xfrm>
                       <a:off x="0" y="0"/>
-                      <a:ext cx="3240000" cy="3435287"/>
+                      <a:ext cx="3240000" cy="3426411"/>
                     </a:xfrm>
                     <a:prstGeom prst="rect">
                       <a:avLst/>
@@ -13481,7 +13506,7 @@
         </w:rPr>
         <w:drawing>
           <wp:inline>
-            <wp:extent cx="3600000" cy="2649258"/>
+            <wp:extent cx="3461127" cy="2649258"/>
             <wp:effectExtent b="0" l="0" r="0" t="0"/>
             <wp:docPr descr="" title="" id="47" name="Picture"/>
             <a:graphic>
@@ -13502,7 +13527,7 @@
                   <pic:spPr bwMode="auto">
                     <a:xfrm>
                       <a:off x="0" y="0"/>
-                      <a:ext cx="3600000" cy="2649258"/>
+                      <a:ext cx="3461127" cy="2649258"/>
                     </a:xfrm>
                     <a:prstGeom prst="rect">
                       <a:avLst/>
@@ -15653,7 +15678,7 @@
         </w:rPr>
         <w:drawing>
           <wp:inline>
-            <wp:extent cx="3240000" cy="3149686"/>
+            <wp:extent cx="3228710" cy="3149686"/>
             <wp:effectExtent b="0" l="0" r="0" t="0"/>
             <wp:docPr descr="" title="" id="54" name="Picture"/>
             <a:graphic>
@@ -15674,7 +15699,7 @@
                   <pic:spPr bwMode="auto">
                     <a:xfrm>
                       <a:off x="0" y="0"/>
-                      <a:ext cx="3240000" cy="3149686"/>
+                      <a:ext cx="3228710" cy="3149686"/>
                     </a:xfrm>
                     <a:prstGeom prst="rect">
                       <a:avLst/>

--- a/00-首页/题组Word/第一轮·综合套卷/第一轮综合卷01（教师版）.docx
+++ b/00-首页/题组Word/第一轮·综合套卷/第一轮综合卷01（教师版）.docx
@@ -2545,7 +2545,7 @@
         <m:sSubSup>
           <m:e>
             <m:r>
-              <m:t>​</m:t>
+              <m:t xml:space="preserve"> </m:t>
             </m:r>
           </m:e>
           <m:sub>
@@ -2667,7 +2667,7 @@
         <m:sSubSup>
           <m:e>
             <m:r>
-              <m:t>​</m:t>
+              <m:t xml:space="preserve"> </m:t>
             </m:r>
           </m:e>
           <m:sub>
@@ -2724,7 +2724,7 @@
         <m:sSubSup>
           <m:e>
             <m:r>
-              <m:t>​</m:t>
+              <m:t xml:space="preserve"> </m:t>
             </m:r>
           </m:e>
           <m:sub>
@@ -2799,7 +2799,7 @@
         <m:sSubSup>
           <m:e>
             <m:r>
-              <m:t>​</m:t>
+              <m:t xml:space="preserve"> </m:t>
             </m:r>
           </m:e>
           <m:sub>
@@ -2892,7 +2892,7 @@
         <m:sSubSup>
           <m:e>
             <m:r>
-              <m:t>​</m:t>
+              <m:t xml:space="preserve"> </m:t>
             </m:r>
           </m:e>
           <m:sub>
@@ -2927,7 +2927,7 @@
         <m:sSubSup>
           <m:e>
             <m:r>
-              <m:t>​</m:t>
+              <m:t xml:space="preserve"> </m:t>
             </m:r>
           </m:e>
           <m:sub>
@@ -2962,7 +2962,7 @@
         <m:sSubSup>
           <m:e>
             <m:r>
-              <m:t>​</m:t>
+              <m:t xml:space="preserve"> </m:t>
             </m:r>
           </m:e>
           <m:sub>
@@ -2997,7 +2997,7 @@
         <m:sSubSup>
           <m:e>
             <m:r>
-              <m:t>​</m:t>
+              <m:t xml:space="preserve"> </m:t>
             </m:r>
           </m:e>
           <m:sub>
@@ -3041,7 +3041,7 @@
         <m:sSubSup>
           <m:e>
             <m:r>
-              <m:t>​</m:t>
+              <m:t xml:space="preserve"> </m:t>
             </m:r>
           </m:e>
           <m:sub>
@@ -3076,7 +3076,7 @@
         <m:sSubSup>
           <m:e>
             <m:r>
-              <m:t>​</m:t>
+              <m:t xml:space="preserve"> </m:t>
             </m:r>
           </m:e>
           <m:sub>
@@ -3105,7 +3105,7 @@
         <m:sSubSup>
           <m:e>
             <m:r>
-              <m:t>​</m:t>
+              <m:t xml:space="preserve"> </m:t>
             </m:r>
           </m:e>
           <m:sub>
@@ -3140,7 +3140,7 @@
         <m:sSubSup>
           <m:e>
             <m:r>
-              <m:t>​</m:t>
+              <m:t xml:space="preserve"> </m:t>
             </m:r>
           </m:e>
           <m:sub>
@@ -3175,7 +3175,7 @@
         <m:sSubSup>
           <m:e>
             <m:r>
-              <m:t>​</m:t>
+              <m:t xml:space="preserve"> </m:t>
             </m:r>
           </m:e>
           <m:sub>
@@ -3282,7 +3282,7 @@
         <m:sSubSup>
           <m:e>
             <m:r>
-              <m:t>​</m:t>
+              <m:t xml:space="preserve"> </m:t>
             </m:r>
           </m:e>
           <m:sub>
@@ -3408,7 +3408,7 @@
         <m:sSubSup>
           <m:e>
             <m:r>
-              <m:t>​</m:t>
+              <m:t xml:space="preserve"> </m:t>
             </m:r>
           </m:e>
           <m:sub>
@@ -3468,7 +3468,7 @@
         <m:sSubSup>
           <m:e>
             <m:r>
-              <m:t>​</m:t>
+              <m:t xml:space="preserve"> </m:t>
             </m:r>
           </m:e>
           <m:sub>
@@ -3588,7 +3588,7 @@
         <m:sSubSup>
           <m:e>
             <m:r>
-              <m:t>​</m:t>
+              <m:t xml:space="preserve"> </m:t>
             </m:r>
           </m:e>
           <m:sub>
@@ -3655,7 +3655,7 @@
         <m:sSubSup>
           <m:e>
             <m:r>
-              <m:t>​</m:t>
+              <m:t xml:space="preserve"> </m:t>
             </m:r>
           </m:e>
           <m:sub>
@@ -3722,7 +3722,7 @@
         <m:sSubSup>
           <m:e>
             <m:r>
-              <m:t>​</m:t>
+              <m:t xml:space="preserve"> </m:t>
             </m:r>
           </m:e>
           <m:sub>
@@ -3777,7 +3777,7 @@
         <m:sSubSup>
           <m:e>
             <m:r>
-              <m:t>​</m:t>
+              <m:t xml:space="preserve"> </m:t>
             </m:r>
           </m:e>
           <m:sub>
@@ -3873,7 +3873,7 @@
         <m:sSup>
           <m:e>
             <m:r>
-              <m:t>​</m:t>
+              <m:t xml:space="preserve"> </m:t>
             </m:r>
           </m:e>
           <m:sup>
@@ -3971,7 +3971,7 @@
         <m:sSup>
           <m:e>
             <m:r>
-              <m:t>​</m:t>
+              <m:t xml:space="preserve"> </m:t>
             </m:r>
           </m:e>
           <m:sup>
@@ -4057,7 +4057,7 @@
         <m:sSup>
           <m:e>
             <m:r>
-              <m:t>​</m:t>
+              <m:t xml:space="preserve"> </m:t>
             </m:r>
           </m:e>
           <m:sup>
@@ -4131,7 +4131,7 @@
         <m:sSup>
           <m:e>
             <m:r>
-              <m:t>​</m:t>
+              <m:t xml:space="preserve"> </m:t>
             </m:r>
           </m:e>
           <m:sup>
@@ -4193,7 +4193,7 @@
         <m:sSup>
           <m:e>
             <m:r>
-              <m:t>​</m:t>
+              <m:t xml:space="preserve"> </m:t>
             </m:r>
           </m:e>
           <m:sup>
@@ -4255,7 +4255,7 @@
         <m:sSup>
           <m:e>
             <m:r>
-              <m:t>​</m:t>
+              <m:t xml:space="preserve"> </m:t>
             </m:r>
           </m:e>
           <m:sup>
@@ -4317,7 +4317,7 @@
         <m:sSup>
           <m:e>
             <m:r>
-              <m:t>​</m:t>
+              <m:t xml:space="preserve"> </m:t>
             </m:r>
           </m:e>
           <m:sup>
@@ -4408,7 +4408,7 @@
         <m:sSup>
           <m:e>
             <m:r>
-              <m:t>​</m:t>
+              <m:t xml:space="preserve"> </m:t>
             </m:r>
           </m:e>
           <m:sup>
@@ -4554,7 +4554,7 @@
         <m:sSubSup>
           <m:e>
             <m:r>
-              <m:t>​</m:t>
+              <m:t xml:space="preserve"> </m:t>
             </m:r>
           </m:e>
           <m:sub>
@@ -4583,7 +4583,7 @@
         <m:sSubSup>
           <m:e>
             <m:r>
-              <m:t>​</m:t>
+              <m:t xml:space="preserve"> </m:t>
             </m:r>
           </m:e>
           <m:sub>
@@ -4612,7 +4612,7 @@
         <m:sSubSup>
           <m:e>
             <m:r>
-              <m:t>​</m:t>
+              <m:t xml:space="preserve"> </m:t>
             </m:r>
           </m:e>
           <m:sub>
@@ -4641,7 +4641,7 @@
         <m:sSubSup>
           <m:e>
             <m:r>
-              <m:t>​</m:t>
+              <m:t xml:space="preserve"> </m:t>
             </m:r>
           </m:e>
           <m:sub>
@@ -4697,7 +4697,7 @@
         <m:sSubSup>
           <m:e>
             <m:r>
-              <m:t>​</m:t>
+              <m:t xml:space="preserve"> </m:t>
             </m:r>
           </m:e>
           <m:sub>
@@ -4726,7 +4726,7 @@
         <m:sSubSup>
           <m:e>
             <m:r>
-              <m:t>​</m:t>
+              <m:t xml:space="preserve"> </m:t>
             </m:r>
           </m:e>
           <m:sub>
@@ -4755,7 +4755,7 @@
         <m:sSubSup>
           <m:e>
             <m:r>
-              <m:t>​</m:t>
+              <m:t xml:space="preserve"> </m:t>
             </m:r>
           </m:e>
           <m:sub>
@@ -4815,7 +4815,7 @@
         <m:sSubSup>
           <m:e>
             <m:r>
-              <m:t>​</m:t>
+              <m:t xml:space="preserve"> </m:t>
             </m:r>
           </m:e>
           <m:sub>
@@ -4901,7 +4901,7 @@
         <m:sSubSup>
           <m:e>
             <m:r>
-              <m:t>​</m:t>
+              <m:t xml:space="preserve"> </m:t>
             </m:r>
           </m:e>
           <m:sub>
@@ -9542,7 +9542,7 @@
         <m:sSubSup>
           <m:e>
             <m:r>
-              <m:t>​</m:t>
+              <m:t xml:space="preserve"> </m:t>
             </m:r>
           </m:e>
           <m:sub>
@@ -9716,7 +9716,7 @@
         <m:sSubSup>
           <m:e>
             <m:r>
-              <m:t>​</m:t>
+              <m:t xml:space="preserve"> </m:t>
             </m:r>
           </m:e>
           <m:sub>

--- a/00-首页/题组Word/第一轮·综合套卷/第一轮综合卷01（教师版）.docx
+++ b/00-首页/题组Word/第一轮·综合套卷/第一轮综合卷01（教师版）.docx
@@ -57,6 +57,14 @@
       <w:tblPr>
         <w:tblStyle w:val="Table"/>
         <w:tblW w:type="auto" w:w="0"/>
+        <w:tblBorders>
+          <w:top w:val="single" w:sz="12" w:space="0" w:color="000000"/>
+          <w:left w:val="none" w:sz="0" w:space="0" w:color="auto"/>
+          <w:bottom w:val="single" w:sz="12" w:space="0" w:color="000000"/>
+          <w:right w:val="none" w:sz="0" w:space="0" w:color="auto"/>
+          <w:insideH w:val="none" w:sz="0" w:space="0" w:color="auto"/>
+          <w:insideV w:val="none" w:sz="0" w:space="0" w:color="auto"/>
+        </w:tblBorders>
         <w:tblLook w:firstRow="1" w:lastRow="0" w:firstColumn="0" w:lastColumn="0" w:noHBand="0" w:noVBand="0" w:val="0020"/>
       </w:tblPr>
       <w:tblGrid>
@@ -69,7 +77,11 @@
           <w:tblHeader w:val="on"/>
         </w:trPr>
         <w:tc>
-          <w:tcPr/>
+          <w:tcPr>
+            <w:tcBorders>
+              <w:bottom w:val="single" w:sz="8" w:space="0" w:color="000000"/>
+            </w:tcBorders>
+          </w:tcPr>
           <w:p>
             <w:pPr>
               <w:pStyle w:val="Compact"/>
@@ -85,7 +97,11 @@
           </w:p>
         </w:tc>
         <w:tc>
-          <w:tcPr/>
+          <w:tcPr>
+            <w:tcBorders>
+              <w:bottom w:val="single" w:sz="8" w:space="0" w:color="000000"/>
+            </w:tcBorders>
+          </w:tcPr>
           <w:p>
             <w:pPr>
               <w:pStyle w:val="Compact"/>
@@ -101,7 +117,11 @@
           </w:p>
         </w:tc>
         <w:tc>
-          <w:tcPr/>
+          <w:tcPr>
+            <w:tcBorders>
+              <w:bottom w:val="single" w:sz="8" w:space="0" w:color="000000"/>
+            </w:tcBorders>
+          </w:tcPr>
           <w:p>
             <w:pPr>
               <w:pStyle w:val="Compact"/>
@@ -532,6 +552,7 @@
     <w:p>
       <w:pPr>
         <w:pStyle w:val="Compact"/>
+        <w:spacing w:before="0" w:after="0"/>
       </w:pPr>
       <w:r>
         <w:rPr>
@@ -587,6 +608,7 @@
     <w:p>
       <w:pPr>
         <w:pStyle w:val="Compact"/>
+        <w:spacing w:before="0" w:after="0"/>
       </w:pPr>
       <w:r>
         <w:rPr>
@@ -629,6 +651,7 @@
     <w:p>
       <w:pPr>
         <w:pStyle w:val="Compact"/>
+        <w:spacing w:before="0" w:after="0"/>
       </w:pPr>
       <w:r>
         <w:rPr>
@@ -682,6 +705,7 @@
     <w:p>
       <w:pPr>
         <w:pStyle w:val="Compact"/>
+        <w:spacing w:before="0" w:after="0"/>
       </w:pPr>
       <w:r>
         <w:rPr>
@@ -890,8 +914,8 @@
     <w:p>
       <w:pPr>
         <w:pStyle w:val="Compact"/>
+        <w:spacing w:before="0" w:after="0"/>
         <w:ind w:left="480" w:hanging="480"/>
-        <w:spacing w:after="0"/>
       </w:pPr>
       <w:r>
         <w:rPr>
@@ -915,8 +939,8 @@
     <w:p>
       <w:pPr>
         <w:pStyle w:val="Compact"/>
+        <w:spacing w:before="0" w:after="0"/>
         <w:ind w:left="480" w:hanging="480"/>
-        <w:spacing w:before="0" w:after="0"/>
       </w:pPr>
       <w:r>
         <w:rPr>
@@ -940,8 +964,8 @@
     <w:p>
       <w:pPr>
         <w:pStyle w:val="Compact"/>
+        <w:spacing w:before="0" w:after="0"/>
         <w:ind w:left="480" w:hanging="480"/>
-        <w:spacing w:before="0" w:after="0"/>
       </w:pPr>
       <w:r>
         <w:rPr>
@@ -965,8 +989,8 @@
     <w:p>
       <w:pPr>
         <w:pStyle w:val="Compact"/>
+        <w:spacing w:before="0" w:after="0"/>
         <w:ind w:left="480" w:hanging="480"/>
-        <w:spacing w:before="0" w:after="36"/>
       </w:pPr>
       <w:r>
         <w:rPr>
@@ -1124,6 +1148,7 @@
     <w:p>
       <w:pPr>
         <w:pStyle w:val="Compact"/>
+        <w:spacing w:before="0" w:after="0"/>
       </w:pPr>
       <w:r>
         <w:rPr>
@@ -1240,6 +1265,7 @@
     <w:p>
       <w:pPr>
         <w:pStyle w:val="Compact"/>
+        <w:spacing w:before="0" w:after="0"/>
       </w:pPr>
       <w:r>
         <w:rPr>
@@ -1329,6 +1355,7 @@
     <w:p>
       <w:pPr>
         <w:pStyle w:val="Compact"/>
+        <w:spacing w:before="0" w:after="0"/>
       </w:pPr>
       <w:r>
         <w:rPr>
@@ -1407,6 +1434,7 @@
     <w:p>
       <w:pPr>
         <w:pStyle w:val="Compact"/>
+        <w:spacing w:before="0" w:after="0"/>
       </w:pPr>
       <w:r>
         <w:rPr>
@@ -1626,8 +1654,8 @@
     <w:p>
       <w:pPr>
         <w:pStyle w:val="Compact"/>
+        <w:spacing w:before="0" w:after="0"/>
         <w:ind w:left="480" w:hanging="480"/>
-        <w:spacing w:after="0"/>
       </w:pPr>
       <w:r>
         <w:rPr>
@@ -1652,8 +1680,8 @@
     <w:p>
       <w:pPr>
         <w:pStyle w:val="Compact"/>
+        <w:spacing w:before="0" w:after="0"/>
         <w:ind w:left="480" w:hanging="480"/>
-        <w:spacing w:before="0" w:after="0"/>
       </w:pPr>
       <w:r>
         <w:rPr>
@@ -1678,8 +1706,8 @@
     <w:p>
       <w:pPr>
         <w:pStyle w:val="Compact"/>
+        <w:spacing w:before="0" w:after="0"/>
         <w:ind w:left="480" w:hanging="480"/>
-        <w:spacing w:before="0" w:after="0"/>
       </w:pPr>
       <w:r>
         <w:rPr>
@@ -1703,8 +1731,8 @@
     <w:p>
       <w:pPr>
         <w:pStyle w:val="Compact"/>
+        <w:spacing w:before="0" w:after="0"/>
         <w:ind w:left="480" w:hanging="480"/>
-        <w:spacing w:before="0" w:after="36"/>
       </w:pPr>
       <w:r>
         <w:rPr>
@@ -1870,6 +1898,7 @@
     <w:p>
       <w:pPr>
         <w:pStyle w:val="Compact"/>
+        <w:spacing w:before="0" w:after="0"/>
       </w:pPr>
       <w:r>
         <w:rPr>
@@ -1899,6 +1928,7 @@
     <w:p>
       <w:pPr>
         <w:pStyle w:val="Compact"/>
+        <w:spacing w:before="0" w:after="0"/>
       </w:pPr>
       <w:r>
         <w:rPr>
@@ -1928,6 +1958,7 @@
     <w:p>
       <w:pPr>
         <w:pStyle w:val="Compact"/>
+        <w:spacing w:before="0" w:after="0"/>
       </w:pPr>
       <w:r>
         <w:rPr>
@@ -1945,6 +1976,7 @@
     <w:p>
       <w:pPr>
         <w:pStyle w:val="Compact"/>
+        <w:spacing w:before="0" w:after="0"/>
       </w:pPr>
       <w:r>
         <w:rPr>
@@ -2102,6 +2134,7 @@
     <w:p>
       <w:pPr>
         <w:pStyle w:val="Compact"/>
+        <w:spacing w:before="0" w:after="0"/>
       </w:pPr>
       <w:r>
         <w:rPr>
@@ -2143,6 +2176,7 @@
     <w:p>
       <w:pPr>
         <w:pStyle w:val="Compact"/>
+        <w:spacing w:before="0" w:after="0"/>
       </w:pPr>
       <w:r>
         <w:rPr>
@@ -2196,6 +2230,7 @@
     <w:p>
       <w:pPr>
         <w:pStyle w:val="Compact"/>
+        <w:spacing w:before="0" w:after="0"/>
       </w:pPr>
       <w:r>
         <w:rPr>
@@ -2249,6 +2284,7 @@
     <w:p>
       <w:pPr>
         <w:pStyle w:val="Compact"/>
+        <w:spacing w:before="0" w:after="0"/>
       </w:pPr>
       <w:r>
         <w:rPr>
@@ -5519,6 +5555,7 @@
     <w:p>
       <w:pPr>
         <w:pStyle w:val="BodyText"/>
+        <w:spacing w:before="0" w:after="0"/>
       </w:pPr>
       <w:r>
         <w:rPr>
@@ -5531,6 +5568,66 @@
           <w:rFonts w:hint="eastAsia" w:ascii="Times New Roman" w:hAnsi="Times New Roman" w:eastAsia="FangSong" w:cs="Times New Roman"/>
         </w:rPr>
         <w:t xml:space="preserve">氙含量比较丰富</w:t>
+      </w:r>
+    </w:p>
+    <w:p>
+      <w:pPr>
+        <w:pStyle w:val="BodyText"/>
+        <w:spacing w:before="0" w:after="0"/>
+      </w:pPr>
+      <w:r>
+        <w:rPr>
+          <w:rFonts w:ascii="Times New Roman" w:hAnsi="Times New Roman" w:eastAsia="Times New Roman" w:cs="Times New Roman"/>
+        </w:rPr>
+        <w:t xml:space="preserve">B. </w:t>
+      </w:r>
+      <w:r>
+        <w:rPr>
+          <w:rFonts w:hint="eastAsia" w:ascii="Times New Roman" w:hAnsi="Times New Roman" w:eastAsia="FangSong" w:cs="Times New Roman"/>
+        </w:rPr>
+        <w:t>氙原子半径大</w:t>
+      </w:r>
+      <w:r>
+        <w:rPr>
+          <w:rFonts w:hint="eastAsia" w:ascii="Times New Roman" w:hAnsi="Times New Roman" w:eastAsia="Times New Roman" w:cs="Times New Roman"/>
+        </w:rPr>
+        <w:t>，</w:t>
+      </w:r>
+      <w:r>
+        <w:rPr>
+          <w:rFonts w:hint="eastAsia" w:ascii="Times New Roman" w:hAnsi="Times New Roman" w:eastAsia="FangSong" w:cs="Times New Roman"/>
+        </w:rPr>
+        <w:t>电离能小</w:t>
+      </w:r>
+    </w:p>
+    <w:p>
+      <w:pPr>
+        <w:pStyle w:val="BodyText"/>
+        <w:spacing w:before="0" w:after="0"/>
+      </w:pPr>
+      <w:r>
+        <w:rPr>
+          <w:rFonts w:ascii="Times New Roman" w:hAnsi="Times New Roman" w:eastAsia="Times New Roman" w:cs="Times New Roman"/>
+        </w:rPr>
+        <w:t xml:space="preserve">C. </w:t>
+      </w:r>
+      <w:r>
+        <w:rPr>
+          <w:rFonts w:hint="eastAsia" w:ascii="Times New Roman" w:hAnsi="Times New Roman" w:eastAsia="FangSong" w:cs="Times New Roman"/>
+        </w:rPr>
+        <w:t>氙原子半径小</w:t>
+      </w:r>
+      <w:r>
+        <w:rPr>
+          <w:rFonts w:hint="eastAsia" w:ascii="Times New Roman" w:hAnsi="Times New Roman" w:eastAsia="Times New Roman" w:cs="Times New Roman"/>
+        </w:rPr>
+        <w:t>，</w:t>
+      </w:r>
+      <w:r>
+        <w:rPr>
+          <w:rFonts w:hint="eastAsia" w:ascii="Times New Roman" w:hAnsi="Times New Roman" w:eastAsia="FangSong" w:cs="Times New Roman"/>
+        </w:rPr>
+        <w:t>电离能大</w:t>
       </w:r>
     </w:p>
     <w:p>
@@ -5541,25 +5638,133 @@
         <w:rPr>
           <w:rFonts w:ascii="Times New Roman" w:hAnsi="Times New Roman" w:eastAsia="Times New Roman" w:cs="Times New Roman"/>
         </w:rPr>
+        <w:t xml:space="preserve">7-2 </w:t>
+      </w:r>
+      <w:r>
+        <w:rPr>
+          <w:rFonts w:hint="eastAsia" w:ascii="Times New Roman" w:hAnsi="Times New Roman" w:eastAsia="FangSong" w:cs="Times New Roman"/>
+        </w:rPr>
+        <w:t>氙的化合物中</w:t>
+      </w:r>
+      <w:r>
+        <w:rPr>
+          <w:rFonts w:hint="eastAsia" w:ascii="Times New Roman" w:hAnsi="Times New Roman" w:eastAsia="Times New Roman" w:cs="Times New Roman"/>
+        </w:rPr>
+        <w:t>，</w:t>
+      </w:r>
+      <w:r>
+        <w:rPr>
+          <w:rFonts w:hint="eastAsia" w:ascii="Times New Roman" w:hAnsi="Times New Roman" w:eastAsia="FangSong" w:cs="Times New Roman"/>
+        </w:rPr>
+        <w:t>多数是含有氟和氧的</w:t>
+      </w:r>
+      <w:r>
+        <w:rPr>
+          <w:rFonts w:hint="eastAsia" w:ascii="Times New Roman" w:hAnsi="Times New Roman" w:eastAsia="Times New Roman" w:cs="Times New Roman"/>
+        </w:rPr>
+        <w:t>，</w:t>
+      </w:r>
+      <w:r>
+        <w:rPr>
+          <w:rFonts w:hint="eastAsia" w:ascii="Times New Roman" w:hAnsi="Times New Roman" w:eastAsia="FangSong" w:cs="Times New Roman"/>
+        </w:rPr>
+        <w:t>其原因是</w:t>
+      </w:r>
+      <w:r>
+        <w:rPr>
+          <w:rFonts w:hint="eastAsia" w:ascii="Times New Roman" w:hAnsi="Times New Roman" w:eastAsia="Times New Roman" w:cs="Times New Roman"/>
+        </w:rPr>
+        <w:t>____。</w:t>
+      </w:r>
+    </w:p>
+    <w:p>
+      <w:pPr>
+        <w:pStyle w:val="BodyText"/>
+        <w:spacing w:before="0" w:after="0"/>
+      </w:pPr>
+      <w:r>
+        <w:rPr>
+          <w:rFonts w:ascii="Times New Roman" w:hAnsi="Times New Roman" w:eastAsia="Times New Roman" w:cs="Times New Roman"/>
+        </w:rPr>
+        <w:t xml:space="preserve">A. </w:t>
+      </w:r>
+      <w:r>
+        <w:rPr>
+          <w:rFonts w:hint="eastAsia" w:ascii="Times New Roman" w:hAnsi="Times New Roman" w:eastAsia="FangSong" w:cs="Times New Roman"/>
+        </w:rPr>
+        <w:t>氟</w:t>
+      </w:r>
+      <w:r>
+        <w:rPr>
+          <w:rFonts w:hint="eastAsia" w:ascii="Times New Roman" w:hAnsi="Times New Roman" w:eastAsia="Times New Roman" w:cs="Times New Roman"/>
+        </w:rPr>
+        <w:t>、</w:t>
+      </w:r>
+      <w:r>
+        <w:rPr>
+          <w:rFonts w:hint="eastAsia" w:ascii="Times New Roman" w:hAnsi="Times New Roman" w:eastAsia="FangSong" w:cs="Times New Roman"/>
+        </w:rPr>
+        <w:t>氧的电负性大</w:t>
+      </w:r>
+    </w:p>
+    <w:p>
+      <w:pPr>
+        <w:pStyle w:val="BodyText"/>
+        <w:spacing w:before="0" w:after="0"/>
+      </w:pPr>
+      <w:r>
+        <w:rPr>
+          <w:rFonts w:ascii="Times New Roman" w:hAnsi="Times New Roman" w:eastAsia="Times New Roman" w:cs="Times New Roman"/>
+        </w:rPr>
         <w:t xml:space="preserve">B. </w:t>
       </w:r>
       <w:r>
         <w:rPr>
           <w:rFonts w:hint="eastAsia" w:ascii="Times New Roman" w:hAnsi="Times New Roman" w:eastAsia="FangSong" w:cs="Times New Roman"/>
         </w:rPr>
-        <w:t>氙原子半径大</w:t>
-      </w:r>
-      <w:r>
-        <w:rPr>
-          <w:rFonts w:hint="eastAsia" w:ascii="Times New Roman" w:hAnsi="Times New Roman" w:eastAsia="Times New Roman" w:cs="Times New Roman"/>
-        </w:rPr>
-        <w:t>，</w:t>
-      </w:r>
-      <w:r>
-        <w:rPr>
-          <w:rFonts w:hint="eastAsia" w:ascii="Times New Roman" w:hAnsi="Times New Roman" w:eastAsia="FangSong" w:cs="Times New Roman"/>
-        </w:rPr>
-        <w:t>电离能小</w:t>
+        <w:t>氟</w:t>
+      </w:r>
+      <w:r>
+        <w:rPr>
+          <w:rFonts w:hint="eastAsia" w:ascii="Times New Roman" w:hAnsi="Times New Roman" w:eastAsia="Times New Roman" w:cs="Times New Roman"/>
+        </w:rPr>
+        <w:t>、</w:t>
+      </w:r>
+      <w:r>
+        <w:rPr>
+          <w:rFonts w:hint="eastAsia" w:ascii="Times New Roman" w:hAnsi="Times New Roman" w:eastAsia="FangSong" w:cs="Times New Roman"/>
+        </w:rPr>
+        <w:t>氧的原子半径小</w:t>
+      </w:r>
+    </w:p>
+    <w:p>
+      <w:pPr>
+        <w:pStyle w:val="BodyText"/>
+        <w:spacing w:before="0" w:after="0"/>
+      </w:pPr>
+      <w:r>
+        <w:rPr>
+          <w:rFonts w:ascii="Times New Roman" w:hAnsi="Times New Roman" w:eastAsia="Times New Roman" w:cs="Times New Roman"/>
+        </w:rPr>
+        <w:t xml:space="preserve">C. </w:t>
+      </w:r>
+      <w:r>
+        <w:rPr>
+          <w:rFonts w:hint="eastAsia" w:ascii="Times New Roman" w:hAnsi="Times New Roman" w:eastAsia="FangSong" w:cs="Times New Roman"/>
+        </w:rPr>
+        <w:t>氟</w:t>
+      </w:r>
+      <w:r>
+        <w:rPr>
+          <w:rFonts w:hint="eastAsia" w:ascii="Times New Roman" w:hAnsi="Times New Roman" w:eastAsia="Times New Roman" w:cs="Times New Roman"/>
+        </w:rPr>
+        <w:t>、</w:t>
+      </w:r>
+      <w:r>
+        <w:rPr>
+          <w:rFonts w:hint="eastAsia" w:ascii="Times New Roman" w:hAnsi="Times New Roman" w:eastAsia="FangSong" w:cs="Times New Roman"/>
+        </w:rPr>
+        <w:t>氧的氧化性强</w:t>
       </w:r>
     </w:p>
     <w:p>
@@ -5570,13 +5775,13 @@
         <w:rPr>
           <w:rFonts w:ascii="Times New Roman" w:hAnsi="Times New Roman" w:eastAsia="Times New Roman" w:cs="Times New Roman"/>
         </w:rPr>
-        <w:t xml:space="preserve">C. </w:t>
-      </w:r>
-      <w:r>
-        <w:rPr>
-          <w:rFonts w:hint="eastAsia" w:ascii="Times New Roman" w:hAnsi="Times New Roman" w:eastAsia="FangSong" w:cs="Times New Roman"/>
-        </w:rPr>
-        <w:t>氙原子半径小</w:t>
+        <w:t xml:space="preserve">7-3 </w:t>
+      </w:r>
+      <w:r>
+        <w:rPr>
+          <w:rFonts w:hint="eastAsia" w:ascii="Times New Roman" w:hAnsi="Times New Roman" w:eastAsia="FangSong" w:cs="Times New Roman"/>
+        </w:rPr>
+        <w:t>氡的化合物难于表征</w:t>
       </w:r>
       <w:r>
         <w:rPr>
@@ -5588,225 +5793,63 @@
         <w:rPr>
           <w:rFonts w:hint="eastAsia" w:ascii="Times New Roman" w:hAnsi="Times New Roman" w:eastAsia="FangSong" w:cs="Times New Roman"/>
         </w:rPr>
-        <w:t>电离能大</w:t>
+        <w:t>原因是</w:t>
+      </w:r>
+      <w:r>
+        <w:rPr>
+          <w:rFonts w:hint="eastAsia" w:ascii="Times New Roman" w:hAnsi="Times New Roman" w:eastAsia="Times New Roman" w:cs="Times New Roman"/>
+        </w:rPr>
+        <w:t>____。</w:t>
       </w:r>
     </w:p>
     <w:p>
       <w:pPr>
         <w:pStyle w:val="BodyText"/>
+        <w:spacing w:before="0" w:after="0"/>
+        <w:ind w:left="480" w:hanging="480"/>
       </w:pPr>
       <w:r>
         <w:rPr>
           <w:rFonts w:ascii="Times New Roman" w:hAnsi="Times New Roman" w:eastAsia="Times New Roman" w:cs="Times New Roman"/>
         </w:rPr>
-        <w:t xml:space="preserve">7-2 </w:t>
-      </w:r>
-      <w:r>
-        <w:rPr>
-          <w:rFonts w:hint="eastAsia" w:ascii="Times New Roman" w:hAnsi="Times New Roman" w:eastAsia="FangSong" w:cs="Times New Roman"/>
-        </w:rPr>
-        <w:t>氙的化合物中</w:t>
-      </w:r>
-      <w:r>
-        <w:rPr>
-          <w:rFonts w:hint="eastAsia" w:ascii="Times New Roman" w:hAnsi="Times New Roman" w:eastAsia="Times New Roman" w:cs="Times New Roman"/>
-        </w:rPr>
-        <w:t>，</w:t>
-      </w:r>
-      <w:r>
-        <w:rPr>
-          <w:rFonts w:hint="eastAsia" w:ascii="Times New Roman" w:hAnsi="Times New Roman" w:eastAsia="FangSong" w:cs="Times New Roman"/>
-        </w:rPr>
-        <w:t>多数是含有氟和氧的</w:t>
-      </w:r>
-      <w:r>
-        <w:rPr>
-          <w:rFonts w:hint="eastAsia" w:ascii="Times New Roman" w:hAnsi="Times New Roman" w:eastAsia="Times New Roman" w:cs="Times New Roman"/>
-        </w:rPr>
-        <w:t>，</w:t>
-      </w:r>
-      <w:r>
-        <w:rPr>
-          <w:rFonts w:hint="eastAsia" w:ascii="Times New Roman" w:hAnsi="Times New Roman" w:eastAsia="FangSong" w:cs="Times New Roman"/>
-        </w:rPr>
-        <w:t>其原因是</w:t>
-      </w:r>
-      <w:r>
-        <w:rPr>
-          <w:rFonts w:hint="eastAsia" w:ascii="Times New Roman" w:hAnsi="Times New Roman" w:eastAsia="Times New Roman" w:cs="Times New Roman"/>
-        </w:rPr>
-        <w:t>____。</w:t>
+        <w:t xml:space="preserve">A. </w:t>
+      </w:r>
+      <w:r>
+        <w:rPr>
+          <w:rFonts w:hint="eastAsia" w:ascii="Times New Roman" w:hAnsi="Times New Roman" w:eastAsia="FangSong" w:cs="Times New Roman"/>
+        </w:rPr>
+        <w:t xml:space="preserve">氡的原子半径大</w:t>
+      </w:r>
+      <w:r>
+        <w:rPr>
+          <w:rFonts w:ascii="Times New Roman" w:hAnsi="Times New Roman" w:eastAsia="Times New Roman" w:cs="Times New Roman"/>
+        </w:rPr>
+        <w:t xml:space="preserve">　　</w:t>
       </w:r>
     </w:p>
     <w:p>
       <w:pPr>
         <w:pStyle w:val="BodyText"/>
+        <w:spacing w:before="0" w:after="0"/>
+        <w:ind w:left="480" w:hanging="480"/>
       </w:pPr>
       <w:r>
         <w:rPr>
           <w:rFonts w:ascii="Times New Roman" w:hAnsi="Times New Roman" w:eastAsia="Times New Roman" w:cs="Times New Roman"/>
         </w:rPr>
-        <w:t xml:space="preserve">A. </w:t>
-      </w:r>
-      <w:r>
-        <w:rPr>
-          <w:rFonts w:hint="eastAsia" w:ascii="Times New Roman" w:hAnsi="Times New Roman" w:eastAsia="FangSong" w:cs="Times New Roman"/>
-        </w:rPr>
-        <w:t>氟</w:t>
-      </w:r>
-      <w:r>
-        <w:rPr>
-          <w:rFonts w:hint="eastAsia" w:ascii="Times New Roman" w:hAnsi="Times New Roman" w:eastAsia="Times New Roman" w:cs="Times New Roman"/>
-        </w:rPr>
-        <w:t>、</w:t>
-      </w:r>
-      <w:r>
-        <w:rPr>
-          <w:rFonts w:hint="eastAsia" w:ascii="Times New Roman" w:hAnsi="Times New Roman" w:eastAsia="FangSong" w:cs="Times New Roman"/>
-        </w:rPr>
-        <w:t>氧的电负性大</w:t>
+        <w:t xml:space="preserve">B. </w:t>
+      </w:r>
+      <w:r>
+        <w:rPr>
+          <w:rFonts w:hint="eastAsia" w:ascii="Times New Roman" w:hAnsi="Times New Roman" w:eastAsia="FangSong" w:cs="Times New Roman"/>
+        </w:rPr>
+        <w:t xml:space="preserve">氡的电离能大</w:t>
       </w:r>
     </w:p>
     <w:p>
       <w:pPr>
         <w:pStyle w:val="BodyText"/>
-      </w:pPr>
-      <w:r>
-        <w:rPr>
-          <w:rFonts w:ascii="Times New Roman" w:hAnsi="Times New Roman" w:eastAsia="Times New Roman" w:cs="Times New Roman"/>
-        </w:rPr>
-        <w:t xml:space="preserve">B. </w:t>
-      </w:r>
-      <w:r>
-        <w:rPr>
-          <w:rFonts w:hint="eastAsia" w:ascii="Times New Roman" w:hAnsi="Times New Roman" w:eastAsia="FangSong" w:cs="Times New Roman"/>
-        </w:rPr>
-        <w:t>氟</w:t>
-      </w:r>
-      <w:r>
-        <w:rPr>
-          <w:rFonts w:hint="eastAsia" w:ascii="Times New Roman" w:hAnsi="Times New Roman" w:eastAsia="Times New Roman" w:cs="Times New Roman"/>
-        </w:rPr>
-        <w:t>、</w:t>
-      </w:r>
-      <w:r>
-        <w:rPr>
-          <w:rFonts w:hint="eastAsia" w:ascii="Times New Roman" w:hAnsi="Times New Roman" w:eastAsia="FangSong" w:cs="Times New Roman"/>
-        </w:rPr>
-        <w:t>氧的原子半径小</w:t>
-      </w:r>
-    </w:p>
-    <w:p>
-      <w:pPr>
-        <w:pStyle w:val="BodyText"/>
-      </w:pPr>
-      <w:r>
-        <w:rPr>
-          <w:rFonts w:ascii="Times New Roman" w:hAnsi="Times New Roman" w:eastAsia="Times New Roman" w:cs="Times New Roman"/>
-        </w:rPr>
-        <w:t xml:space="preserve">C. </w:t>
-      </w:r>
-      <w:r>
-        <w:rPr>
-          <w:rFonts w:hint="eastAsia" w:ascii="Times New Roman" w:hAnsi="Times New Roman" w:eastAsia="FangSong" w:cs="Times New Roman"/>
-        </w:rPr>
-        <w:t>氟</w:t>
-      </w:r>
-      <w:r>
-        <w:rPr>
-          <w:rFonts w:hint="eastAsia" w:ascii="Times New Roman" w:hAnsi="Times New Roman" w:eastAsia="Times New Roman" w:cs="Times New Roman"/>
-        </w:rPr>
-        <w:t>、</w:t>
-      </w:r>
-      <w:r>
-        <w:rPr>
-          <w:rFonts w:hint="eastAsia" w:ascii="Times New Roman" w:hAnsi="Times New Roman" w:eastAsia="FangSong" w:cs="Times New Roman"/>
-        </w:rPr>
-        <w:t>氧的氧化性强</w:t>
-      </w:r>
-    </w:p>
-    <w:p>
-      <w:pPr>
-        <w:pStyle w:val="BodyText"/>
-      </w:pPr>
-      <w:r>
-        <w:rPr>
-          <w:rFonts w:ascii="Times New Roman" w:hAnsi="Times New Roman" w:eastAsia="Times New Roman" w:cs="Times New Roman"/>
-        </w:rPr>
-        <w:t xml:space="preserve">7-3 </w:t>
-      </w:r>
-      <w:r>
-        <w:rPr>
-          <w:rFonts w:hint="eastAsia" w:ascii="Times New Roman" w:hAnsi="Times New Roman" w:eastAsia="FangSong" w:cs="Times New Roman"/>
-        </w:rPr>
-        <w:t>氡的化合物难于表征</w:t>
-      </w:r>
-      <w:r>
-        <w:rPr>
-          <w:rFonts w:hint="eastAsia" w:ascii="Times New Roman" w:hAnsi="Times New Roman" w:eastAsia="Times New Roman" w:cs="Times New Roman"/>
-        </w:rPr>
-        <w:t>，</w:t>
-      </w:r>
-      <w:r>
-        <w:rPr>
-          <w:rFonts w:hint="eastAsia" w:ascii="Times New Roman" w:hAnsi="Times New Roman" w:eastAsia="FangSong" w:cs="Times New Roman"/>
-        </w:rPr>
-        <w:t>原因是</w:t>
-      </w:r>
-      <w:r>
-        <w:rPr>
-          <w:rFonts w:hint="eastAsia" w:ascii="Times New Roman" w:hAnsi="Times New Roman" w:eastAsia="Times New Roman" w:cs="Times New Roman"/>
-        </w:rPr>
-        <w:t>____。</w:t>
-      </w:r>
-    </w:p>
-    <w:p>
-      <w:pPr>
-        <w:pStyle w:val="BodyText"/>
-        <w:ind w:left="480" w:hanging="480"/>
-        <w:spacing w:after="0"/>
-      </w:pPr>
-      <w:r>
-        <w:rPr>
-          <w:rFonts w:ascii="Times New Roman" w:hAnsi="Times New Roman" w:eastAsia="Times New Roman" w:cs="Times New Roman"/>
-        </w:rPr>
-        <w:t xml:space="preserve">A. </w:t>
-      </w:r>
-      <w:r>
-        <w:rPr>
-          <w:rFonts w:hint="eastAsia" w:ascii="Times New Roman" w:hAnsi="Times New Roman" w:eastAsia="FangSong" w:cs="Times New Roman"/>
-        </w:rPr>
-        <w:t xml:space="preserve">氡的原子半径大</w:t>
-      </w:r>
-      <w:r>
-        <w:rPr>
-          <w:rFonts w:ascii="Times New Roman" w:hAnsi="Times New Roman" w:eastAsia="Times New Roman" w:cs="Times New Roman"/>
-        </w:rPr>
-        <w:t xml:space="preserve">　　</w:t>
-      </w:r>
-    </w:p>
-    <w:p>
-      <w:pPr>
-        <w:pStyle w:val="BodyText"/>
-        <w:ind w:left="480" w:hanging="480"/>
-        <w:spacing w:before="0" w:after="180"/>
-      </w:pPr>
-      <w:r>
-        <w:rPr>
-          <w:rFonts w:ascii="Times New Roman" w:hAnsi="Times New Roman" w:eastAsia="Times New Roman" w:cs="Times New Roman"/>
-        </w:rPr>
-        <w:t xml:space="preserve">B. </w:t>
-      </w:r>
-      <w:r>
-        <w:rPr>
-          <w:rFonts w:hint="eastAsia" w:ascii="Times New Roman" w:hAnsi="Times New Roman" w:eastAsia="FangSong" w:cs="Times New Roman"/>
-        </w:rPr>
-        <w:t xml:space="preserve">氡的电离能大</w:t>
-      </w:r>
-    </w:p>
-    <w:p>
-      <w:pPr>
-        <w:pStyle w:val="BodyText"/>
+        <w:spacing w:before="0" w:after="0"/>
       </w:pPr>
       <w:r>
         <w:rPr>
@@ -19744,6 +19787,14 @@
       <w:tblPr>
         <w:tblStyle w:val="Table"/>
         <w:tblW w:type="auto" w:w="0"/>
+        <w:tblBorders>
+          <w:top w:val="single" w:sz="12" w:space="0" w:color="000000"/>
+          <w:left w:val="none" w:sz="0" w:space="0" w:color="auto"/>
+          <w:bottom w:val="single" w:sz="12" w:space="0" w:color="000000"/>
+          <w:right w:val="none" w:sz="0" w:space="0" w:color="auto"/>
+          <w:insideH w:val="none" w:sz="0" w:space="0" w:color="auto"/>
+          <w:insideV w:val="none" w:sz="0" w:space="0" w:color="auto"/>
+        </w:tblBorders>
         <w:tblLook w:firstRow="1" w:lastRow="0" w:firstColumn="0" w:lastColumn="0" w:noHBand="0" w:noVBand="0" w:val="0020"/>
       </w:tblPr>
       <w:tblGrid>
@@ -19755,7 +19806,11 @@
           <w:tblHeader w:val="on"/>
         </w:trPr>
         <w:tc>
-          <w:tcPr/>
+          <w:tcPr>
+            <w:tcBorders>
+              <w:bottom w:val="single" w:sz="8" w:space="0" w:color="000000"/>
+            </w:tcBorders>
+          </w:tcPr>
           <w:p>
             <w:pPr>
               <w:pStyle w:val="Compact"/>
@@ -19771,7 +19826,11 @@
           </w:p>
         </w:tc>
         <w:tc>
-          <w:tcPr/>
+          <w:tcPr>
+            <w:tcBorders>
+              <w:bottom w:val="single" w:sz="8" w:space="0" w:color="000000"/>
+            </w:tcBorders>
+          </w:tcPr>
           <w:p>
             <w:pPr>
               <w:pStyle w:val="Compact"/>
@@ -22924,6 +22983,14 @@
       <w:tblPr>
         <w:tblStyle w:val="Table"/>
         <w:tblW w:type="auto" w:w="0"/>
+        <w:tblBorders>
+          <w:top w:val="single" w:sz="12" w:space="0" w:color="000000"/>
+          <w:left w:val="none" w:sz="0" w:space="0" w:color="auto"/>
+          <w:bottom w:val="single" w:sz="12" w:space="0" w:color="000000"/>
+          <w:right w:val="none" w:sz="0" w:space="0" w:color="auto"/>
+          <w:insideH w:val="none" w:sz="0" w:space="0" w:color="auto"/>
+          <w:insideV w:val="none" w:sz="0" w:space="0" w:color="auto"/>
+        </w:tblBorders>
         <w:tblLook w:firstRow="1" w:lastRow="0" w:firstColumn="0" w:lastColumn="0" w:noHBand="0" w:noVBand="0" w:val="0020"/>
       </w:tblPr>
       <w:tblGrid>
@@ -22937,7 +23004,11 @@
           <w:tblHeader w:val="on"/>
         </w:trPr>
         <w:tc>
-          <w:tcPr/>
+          <w:tcPr>
+            <w:tcBorders>
+              <w:bottom w:val="single" w:sz="8" w:space="0" w:color="000000"/>
+            </w:tcBorders>
+          </w:tcPr>
           <w:p>
             <w:pPr>
               <w:pStyle w:val="Compact"/>
@@ -22953,7 +23024,11 @@
           </w:p>
         </w:tc>
         <w:tc>
-          <w:tcPr/>
+          <w:tcPr>
+            <w:tcBorders>
+              <w:bottom w:val="single" w:sz="8" w:space="0" w:color="000000"/>
+            </w:tcBorders>
+          </w:tcPr>
           <w:p>
             <w:pPr>
               <w:pStyle w:val="Compact"/>
@@ -22983,7 +23058,11 @@
           </w:p>
         </w:tc>
         <w:tc>
-          <w:tcPr/>
+          <w:tcPr>
+            <w:tcBorders>
+              <w:bottom w:val="single" w:sz="8" w:space="0" w:color="000000"/>
+            </w:tcBorders>
+          </w:tcPr>
           <w:p>
             <w:pPr>
               <w:pStyle w:val="Compact"/>
@@ -23013,7 +23092,11 @@
           </w:p>
         </w:tc>
         <w:tc>
-          <w:tcPr/>
+          <w:tcPr>
+            <w:tcBorders>
+              <w:bottom w:val="single" w:sz="8" w:space="0" w:color="000000"/>
+            </w:tcBorders>
+          </w:tcPr>
           <w:p>
             <w:pPr>
               <w:pStyle w:val="Compact"/>
@@ -33464,7 +33547,7 @@
     <ns0:rPr>
       <ns0:rFonts ns0:ascii="Times New Roman" ns0:cs="Times New Roman" ns0:eastAsia="SimHei" ns0:hAnsi="Times New Roman"/>
       <ns0:b/>
-      <ns0:color ns0:val="17324D"/>
+      <ns0:color ns0:val="000000"/>
       <ns0:sz ns0:val="44"/>
       <ns0:szCs ns0:val="56"/>
     </ns0:rPr>
@@ -33606,7 +33689,7 @@
     <ns0:rPr>
       <ns0:rFonts ns0:ascii="Times New Roman" ns0:cs="Times New Roman" ns0:eastAsia="SimHei" ns0:hAnsi="Times New Roman"/>
       <ns0:b/>
-      <ns0:color ns0:val="17324D"/>
+      <ns0:color ns0:val="000000"/>
       <ns0:sz ns0:val="32"/>
       <ns0:szCs ns0:val="40"/>
     </ns0:rPr>
@@ -33630,7 +33713,7 @@
     <ns0:rPr>
       <ns0:rFonts ns0:ascii="Times New Roman" ns0:cs="Times New Roman" ns0:eastAsia="SimHei" ns0:hAnsi="Times New Roman"/>
       <ns0:b/>
-      <ns0:color ns0:val="17324D"/>
+      <ns0:color ns0:val="000000"/>
       <ns0:sz ns0:val="28"/>
       <ns0:szCs ns0:val="32"/>
     </ns0:rPr>
@@ -33654,7 +33737,7 @@
     <ns0:rPr>
       <ns0:rFonts ns0:ascii="Times New Roman" ns0:cs="Times New Roman" ns0:eastAsia="SimHei" ns0:hAnsi="Times New Roman"/>
       <ns0:b/>
-      <ns0:color ns0:val="17324D"/>
+      <ns0:color ns0:val="000000"/>
       <ns0:sz ns0:val="25"/>
       <ns0:szCs ns0:val="28"/>
     </ns0:rPr>

--- a/00-首页/题组Word/第一轮·综合套卷/第一轮综合卷01（教师版）.docx
+++ b/00-首页/题组Word/第一轮·综合套卷/第一轮综合卷01（教师版）.docx
@@ -57,14 +57,6 @@
       <w:tblPr>
         <w:tblStyle w:val="Table"/>
         <w:tblW w:type="auto" w:w="0"/>
-        <w:tblBorders>
-          <w:top w:val="single" w:sz="12" w:space="0" w:color="000000"/>
-          <w:left w:val="none" w:sz="0" w:space="0" w:color="auto"/>
-          <w:bottom w:val="single" w:sz="12" w:space="0" w:color="000000"/>
-          <w:right w:val="none" w:sz="0" w:space="0" w:color="auto"/>
-          <w:insideH w:val="none" w:sz="0" w:space="0" w:color="auto"/>
-          <w:insideV w:val="none" w:sz="0" w:space="0" w:color="auto"/>
-        </w:tblBorders>
         <w:tblLook w:firstRow="1" w:lastRow="0" w:firstColumn="0" w:lastColumn="0" w:noHBand="0" w:noVBand="0" w:val="0020"/>
       </w:tblPr>
       <w:tblGrid>
@@ -77,11 +69,7 @@
           <w:tblHeader w:val="on"/>
         </w:trPr>
         <w:tc>
-          <w:tcPr>
-            <w:tcBorders>
-              <w:bottom w:val="single" w:sz="8" w:space="0" w:color="000000"/>
-            </w:tcBorders>
-          </w:tcPr>
+          <w:tcPr/>
           <w:p>
             <w:pPr>
               <w:pStyle w:val="Compact"/>
@@ -97,11 +85,7 @@
           </w:p>
         </w:tc>
         <w:tc>
-          <w:tcPr>
-            <w:tcBorders>
-              <w:bottom w:val="single" w:sz="8" w:space="0" w:color="000000"/>
-            </w:tcBorders>
-          </w:tcPr>
+          <w:tcPr/>
           <w:p>
             <w:pPr>
               <w:pStyle w:val="Compact"/>
@@ -117,11 +101,7 @@
           </w:p>
         </w:tc>
         <w:tc>
-          <w:tcPr>
-            <w:tcBorders>
-              <w:bottom w:val="single" w:sz="8" w:space="0" w:color="000000"/>
-            </w:tcBorders>
-          </w:tcPr>
+          <w:tcPr/>
           <w:p>
             <w:pPr>
               <w:pStyle w:val="Compact"/>
@@ -509,7 +489,7 @@
         </w:rPr>
         <w:drawing>
           <wp:inline>
-            <wp:extent cx="3600000" cy="2257840"/>
+            <wp:extent cx="3600000" cy="2502438"/>
             <wp:effectExtent b="0" l="0" r="0" t="0"/>
             <wp:docPr descr="" title="" id="11" name="Picture"/>
             <a:graphic>
@@ -530,7 +510,7 @@
                   <pic:spPr bwMode="auto">
                     <a:xfrm>
                       <a:off x="0" y="0"/>
-                      <a:ext cx="3600000" cy="2257840"/>
+                      <a:ext cx="3600000" cy="2502438"/>
                     </a:xfrm>
                     <a:prstGeom prst="rect">
                       <a:avLst/>
@@ -552,7 +532,10 @@
     <w:p>
       <w:pPr>
         <w:pStyle w:val="Compact"/>
-        <w:spacing w:before="0" w:after="0"/>
+        <w:numPr>
+          <w:ilvl w:val="0"/>
+          <w:numId w:val="1001"/>
+        </w:numPr>
       </w:pPr>
       <w:r>
         <w:rPr>
@@ -608,7 +591,10 @@
     <w:p>
       <w:pPr>
         <w:pStyle w:val="Compact"/>
-        <w:spacing w:before="0" w:after="0"/>
+        <w:numPr>
+          <w:ilvl w:val="0"/>
+          <w:numId w:val="1001"/>
+        </w:numPr>
       </w:pPr>
       <w:r>
         <w:rPr>
@@ -651,7 +637,10 @@
     <w:p>
       <w:pPr>
         <w:pStyle w:val="Compact"/>
-        <w:spacing w:before="0" w:after="0"/>
+        <w:numPr>
+          <w:ilvl w:val="0"/>
+          <w:numId w:val="1001"/>
+        </w:numPr>
       </w:pPr>
       <w:r>
         <w:rPr>
@@ -705,7 +694,10 @@
     <w:p>
       <w:pPr>
         <w:pStyle w:val="Compact"/>
-        <w:spacing w:before="0" w:after="0"/>
+        <w:numPr>
+          <w:ilvl w:val="0"/>
+          <w:numId w:val="1001"/>
+        </w:numPr>
       </w:pPr>
       <w:r>
         <w:rPr>
@@ -914,8 +906,10 @@
     <w:p>
       <w:pPr>
         <w:pStyle w:val="Compact"/>
-        <w:spacing w:before="0" w:after="0"/>
-        <w:ind w:left="480" w:hanging="480"/>
+        <w:numPr>
+          <w:ilvl w:val="0"/>
+          <w:numId w:val="1002"/>
+        </w:numPr>
       </w:pPr>
       <w:r>
         <w:rPr>
@@ -933,20 +927,7 @@
         <w:rPr>
           <w:rFonts w:ascii="Times New Roman" w:hAnsi="Times New Roman" w:eastAsia="Times New Roman" w:cs="Times New Roman"/>
         </w:rPr>
-        <w:t xml:space="preserve">　　</w:t>
-      </w:r>
-    </w:p>
-    <w:p>
-      <w:pPr>
-        <w:pStyle w:val="Compact"/>
-        <w:spacing w:before="0" w:after="0"/>
-        <w:ind w:left="480" w:hanging="480"/>
-      </w:pPr>
-      <w:r>
-        <w:rPr>
-          <w:rFonts w:ascii="Times New Roman" w:hAnsi="Times New Roman" w:eastAsia="Times New Roman" w:cs="Times New Roman"/>
-        </w:rPr>
-        <w:t xml:space="preserve">B. 2 </w:t>
+        <w:t xml:space="preserve">　　B. 2 </w:t>
       </w:r>
       <w:r>
         <w:rPr>
@@ -958,20 +939,7 @@
         <w:rPr>
           <w:rFonts w:ascii="Times New Roman" w:hAnsi="Times New Roman" w:eastAsia="Times New Roman" w:cs="Times New Roman"/>
         </w:rPr>
-        <w:t xml:space="preserve">　　</w:t>
-      </w:r>
-    </w:p>
-    <w:p>
-      <w:pPr>
-        <w:pStyle w:val="Compact"/>
-        <w:spacing w:before="0" w:after="0"/>
-        <w:ind w:left="480" w:hanging="480"/>
-      </w:pPr>
-      <w:r>
-        <w:rPr>
-          <w:rFonts w:ascii="Times New Roman" w:hAnsi="Times New Roman" w:eastAsia="Times New Roman" w:cs="Times New Roman"/>
-        </w:rPr>
-        <w:t xml:space="preserve">C. 3 </w:t>
+        <w:t xml:space="preserve">　　C. 3 </w:t>
       </w:r>
       <w:r>
         <w:rPr>
@@ -983,20 +951,7 @@
         <w:rPr>
           <w:rFonts w:ascii="Times New Roman" w:hAnsi="Times New Roman" w:eastAsia="Times New Roman" w:cs="Times New Roman"/>
         </w:rPr>
-        <w:t xml:space="preserve">　　</w:t>
-      </w:r>
-    </w:p>
-    <w:p>
-      <w:pPr>
-        <w:pStyle w:val="Compact"/>
-        <w:spacing w:before="0" w:after="0"/>
-        <w:ind w:left="480" w:hanging="480"/>
-      </w:pPr>
-      <w:r>
-        <w:rPr>
-          <w:rFonts w:ascii="Times New Roman" w:hAnsi="Times New Roman" w:eastAsia="Times New Roman" w:cs="Times New Roman"/>
-        </w:rPr>
-        <w:t xml:space="preserve">D. 4 </w:t>
+        <w:t xml:space="preserve">　　D. 4 </w:t>
       </w:r>
       <w:r>
         <w:rPr>
@@ -1148,7 +1103,10 @@
     <w:p>
       <w:pPr>
         <w:pStyle w:val="Compact"/>
-        <w:spacing w:before="0" w:after="0"/>
+        <w:numPr>
+          <w:ilvl w:val="0"/>
+          <w:numId w:val="1003"/>
+        </w:numPr>
       </w:pPr>
       <w:r>
         <w:rPr>
@@ -1265,7 +1223,10 @@
     <w:p>
       <w:pPr>
         <w:pStyle w:val="Compact"/>
-        <w:spacing w:before="0" w:after="0"/>
+        <w:numPr>
+          <w:ilvl w:val="0"/>
+          <w:numId w:val="1003"/>
+        </w:numPr>
       </w:pPr>
       <w:r>
         <w:rPr>
@@ -1355,7 +1316,10 @@
     <w:p>
       <w:pPr>
         <w:pStyle w:val="Compact"/>
-        <w:spacing w:before="0" w:after="0"/>
+        <w:numPr>
+          <w:ilvl w:val="0"/>
+          <w:numId w:val="1003"/>
+        </w:numPr>
       </w:pPr>
       <w:r>
         <w:rPr>
@@ -1434,7 +1398,10 @@
     <w:p>
       <w:pPr>
         <w:pStyle w:val="Compact"/>
-        <w:spacing w:before="0" w:after="0"/>
+        <w:numPr>
+          <w:ilvl w:val="0"/>
+          <w:numId w:val="1003"/>
+        </w:numPr>
       </w:pPr>
       <w:r>
         <w:rPr>
@@ -1654,8 +1621,10 @@
     <w:p>
       <w:pPr>
         <w:pStyle w:val="Compact"/>
-        <w:spacing w:before="0" w:after="0"/>
-        <w:ind w:left="480" w:hanging="480"/>
+        <w:numPr>
+          <w:ilvl w:val="0"/>
+          <w:numId w:val="1004"/>
+        </w:numPr>
       </w:pPr>
       <w:r>
         <w:rPr>
@@ -1674,20 +1643,7 @@
         <w:rPr>
           <w:rFonts w:ascii="Times New Roman" w:hAnsi="Times New Roman" w:eastAsia="Times New Roman" w:cs="Times New Roman"/>
         </w:rPr>
-        <w:t xml:space="preserve">　　</w:t>
-      </w:r>
-    </w:p>
-    <w:p>
-      <w:pPr>
-        <w:pStyle w:val="Compact"/>
-        <w:spacing w:before="0" w:after="0"/>
-        <w:ind w:left="480" w:hanging="480"/>
-      </w:pPr>
-      <w:r>
-        <w:rPr>
-          <w:rFonts w:ascii="Times New Roman" w:hAnsi="Times New Roman" w:eastAsia="Times New Roman" w:cs="Times New Roman"/>
-        </w:rPr>
-        <w:t xml:space="preserve">B. XeF</w:t>
+        <w:t xml:space="preserve">　　B. XeF</w:t>
       </w:r>
       <w:r>
         <w:rPr>
@@ -1700,20 +1656,7 @@
         <w:rPr>
           <w:rFonts w:ascii="Times New Roman" w:hAnsi="Times New Roman" w:eastAsia="Times New Roman" w:cs="Times New Roman"/>
         </w:rPr>
-        <w:t xml:space="preserve">　　</w:t>
-      </w:r>
-    </w:p>
-    <w:p>
-      <w:pPr>
-        <w:pStyle w:val="Compact"/>
-        <w:spacing w:before="0" w:after="0"/>
-        <w:ind w:left="480" w:hanging="480"/>
-      </w:pPr>
-      <w:r>
-        <w:rPr>
-          <w:rFonts w:ascii="Times New Roman" w:hAnsi="Times New Roman" w:eastAsia="Times New Roman" w:cs="Times New Roman"/>
-        </w:rPr>
-        <w:t xml:space="preserve">C. </w:t>
+        <w:t xml:space="preserve">　　C. </w:t>
       </w:r>
       <w:r>
         <w:rPr>
@@ -1725,20 +1668,7 @@
         <w:rPr>
           <w:rFonts w:ascii="Times New Roman" w:hAnsi="Times New Roman" w:eastAsia="Times New Roman" w:cs="Times New Roman"/>
         </w:rPr>
-        <w:t xml:space="preserve">　　</w:t>
-      </w:r>
-    </w:p>
-    <w:p>
-      <w:pPr>
-        <w:pStyle w:val="Compact"/>
-        <w:spacing w:before="0" w:after="0"/>
-        <w:ind w:left="480" w:hanging="480"/>
-      </w:pPr>
-      <w:r>
-        <w:rPr>
-          <w:rFonts w:ascii="Times New Roman" w:hAnsi="Times New Roman" w:eastAsia="Times New Roman" w:cs="Times New Roman"/>
-        </w:rPr>
-        <w:t xml:space="preserve">D. Zn(CN)</w:t>
+        <w:t xml:space="preserve">　　D. Zn(CN)</w:t>
       </w:r>
       <w:r>
         <w:rPr>
@@ -1898,7 +1828,10 @@
     <w:p>
       <w:pPr>
         <w:pStyle w:val="Compact"/>
-        <w:spacing w:before="0" w:after="0"/>
+        <w:numPr>
+          <w:ilvl w:val="0"/>
+          <w:numId w:val="1005"/>
+        </w:numPr>
       </w:pPr>
       <w:r>
         <w:rPr>
@@ -1928,7 +1861,10 @@
     <w:p>
       <w:pPr>
         <w:pStyle w:val="Compact"/>
-        <w:spacing w:before="0" w:after="0"/>
+        <w:numPr>
+          <w:ilvl w:val="0"/>
+          <w:numId w:val="1005"/>
+        </w:numPr>
       </w:pPr>
       <w:r>
         <w:rPr>
@@ -1958,7 +1894,10 @@
     <w:p>
       <w:pPr>
         <w:pStyle w:val="Compact"/>
-        <w:spacing w:before="0" w:after="0"/>
+        <w:numPr>
+          <w:ilvl w:val="0"/>
+          <w:numId w:val="1005"/>
+        </w:numPr>
       </w:pPr>
       <w:r>
         <w:rPr>
@@ -1976,7 +1915,10 @@
     <w:p>
       <w:pPr>
         <w:pStyle w:val="Compact"/>
-        <w:spacing w:before="0" w:after="0"/>
+        <w:numPr>
+          <w:ilvl w:val="0"/>
+          <w:numId w:val="1005"/>
+        </w:numPr>
       </w:pPr>
       <w:r>
         <w:rPr>
@@ -2134,7 +2076,10 @@
     <w:p>
       <w:pPr>
         <w:pStyle w:val="Compact"/>
-        <w:spacing w:before="0" w:after="0"/>
+        <w:numPr>
+          <w:ilvl w:val="0"/>
+          <w:numId w:val="1006"/>
+        </w:numPr>
       </w:pPr>
       <w:r>
         <w:rPr>
@@ -2176,7 +2121,10 @@
     <w:p>
       <w:pPr>
         <w:pStyle w:val="Compact"/>
-        <w:spacing w:before="0" w:after="0"/>
+        <w:numPr>
+          <w:ilvl w:val="0"/>
+          <w:numId w:val="1006"/>
+        </w:numPr>
       </w:pPr>
       <w:r>
         <w:rPr>
@@ -2230,7 +2178,10 @@
     <w:p>
       <w:pPr>
         <w:pStyle w:val="Compact"/>
-        <w:spacing w:before="0" w:after="0"/>
+        <w:numPr>
+          <w:ilvl w:val="0"/>
+          <w:numId w:val="1006"/>
+        </w:numPr>
       </w:pPr>
       <w:r>
         <w:rPr>
@@ -2284,7 +2235,10 @@
     <w:p>
       <w:pPr>
         <w:pStyle w:val="Compact"/>
-        <w:spacing w:before="0" w:after="0"/>
+        <w:numPr>
+          <w:ilvl w:val="0"/>
+          <w:numId w:val="1006"/>
+        </w:numPr>
       </w:pPr>
       <w:r>
         <w:rPr>
@@ -2581,7 +2535,7 @@
         <m:sSubSup>
           <m:e>
             <m:r>
-              <m:t xml:space="preserve"> </m:t>
+              <m:t>​</m:t>
             </m:r>
           </m:e>
           <m:sub>
@@ -2703,7 +2657,7 @@
         <m:sSubSup>
           <m:e>
             <m:r>
-              <m:t xml:space="preserve"> </m:t>
+              <m:t>​</m:t>
             </m:r>
           </m:e>
           <m:sub>
@@ -2760,7 +2714,7 @@
         <m:sSubSup>
           <m:e>
             <m:r>
-              <m:t xml:space="preserve"> </m:t>
+              <m:t>​</m:t>
             </m:r>
           </m:e>
           <m:sub>
@@ -2835,7 +2789,7 @@
         <m:sSubSup>
           <m:e>
             <m:r>
-              <m:t xml:space="preserve"> </m:t>
+              <m:t>​</m:t>
             </m:r>
           </m:e>
           <m:sub>
@@ -2928,7 +2882,7 @@
         <m:sSubSup>
           <m:e>
             <m:r>
-              <m:t xml:space="preserve"> </m:t>
+              <m:t>​</m:t>
             </m:r>
           </m:e>
           <m:sub>
@@ -2963,7 +2917,7 @@
         <m:sSubSup>
           <m:e>
             <m:r>
-              <m:t xml:space="preserve"> </m:t>
+              <m:t>​</m:t>
             </m:r>
           </m:e>
           <m:sub>
@@ -2998,7 +2952,7 @@
         <m:sSubSup>
           <m:e>
             <m:r>
-              <m:t xml:space="preserve"> </m:t>
+              <m:t>​</m:t>
             </m:r>
           </m:e>
           <m:sub>
@@ -3033,7 +2987,7 @@
         <m:sSubSup>
           <m:e>
             <m:r>
-              <m:t xml:space="preserve"> </m:t>
+              <m:t>​</m:t>
             </m:r>
           </m:e>
           <m:sub>
@@ -3077,7 +3031,7 @@
         <m:sSubSup>
           <m:e>
             <m:r>
-              <m:t xml:space="preserve"> </m:t>
+              <m:t>​</m:t>
             </m:r>
           </m:e>
           <m:sub>
@@ -3112,7 +3066,7 @@
         <m:sSubSup>
           <m:e>
             <m:r>
-              <m:t xml:space="preserve"> </m:t>
+              <m:t>​</m:t>
             </m:r>
           </m:e>
           <m:sub>
@@ -3141,7 +3095,7 @@
         <m:sSubSup>
           <m:e>
             <m:r>
-              <m:t xml:space="preserve"> </m:t>
+              <m:t>​</m:t>
             </m:r>
           </m:e>
           <m:sub>
@@ -3176,7 +3130,7 @@
         <m:sSubSup>
           <m:e>
             <m:r>
-              <m:t xml:space="preserve"> </m:t>
+              <m:t>​</m:t>
             </m:r>
           </m:e>
           <m:sub>
@@ -3211,7 +3165,7 @@
         <m:sSubSup>
           <m:e>
             <m:r>
-              <m:t xml:space="preserve"> </m:t>
+              <m:t>​</m:t>
             </m:r>
           </m:e>
           <m:sub>
@@ -3318,7 +3272,7 @@
         <m:sSubSup>
           <m:e>
             <m:r>
-              <m:t xml:space="preserve"> </m:t>
+              <m:t>​</m:t>
             </m:r>
           </m:e>
           <m:sub>
@@ -3444,7 +3398,7 @@
         <m:sSubSup>
           <m:e>
             <m:r>
-              <m:t xml:space="preserve"> </m:t>
+              <m:t>​</m:t>
             </m:r>
           </m:e>
           <m:sub>
@@ -3504,7 +3458,7 @@
         <m:sSubSup>
           <m:e>
             <m:r>
-              <m:t xml:space="preserve"> </m:t>
+              <m:t>​</m:t>
             </m:r>
           </m:e>
           <m:sub>
@@ -3624,7 +3578,7 @@
         <m:sSubSup>
           <m:e>
             <m:r>
-              <m:t xml:space="preserve"> </m:t>
+              <m:t>​</m:t>
             </m:r>
           </m:e>
           <m:sub>
@@ -3691,7 +3645,7 @@
         <m:sSubSup>
           <m:e>
             <m:r>
-              <m:t xml:space="preserve"> </m:t>
+              <m:t>​</m:t>
             </m:r>
           </m:e>
           <m:sub>
@@ -3758,7 +3712,7 @@
         <m:sSubSup>
           <m:e>
             <m:r>
-              <m:t xml:space="preserve"> </m:t>
+              <m:t>​</m:t>
             </m:r>
           </m:e>
           <m:sub>
@@ -3813,7 +3767,7 @@
         <m:sSubSup>
           <m:e>
             <m:r>
-              <m:t xml:space="preserve"> </m:t>
+              <m:t>​</m:t>
             </m:r>
           </m:e>
           <m:sub>
@@ -3909,7 +3863,7 @@
         <m:sSup>
           <m:e>
             <m:r>
-              <m:t xml:space="preserve"> </m:t>
+              <m:t>​</m:t>
             </m:r>
           </m:e>
           <m:sup>
@@ -4007,7 +3961,7 @@
         <m:sSup>
           <m:e>
             <m:r>
-              <m:t xml:space="preserve"> </m:t>
+              <m:t>​</m:t>
             </m:r>
           </m:e>
           <m:sup>
@@ -4093,7 +4047,7 @@
         <m:sSup>
           <m:e>
             <m:r>
-              <m:t xml:space="preserve"> </m:t>
+              <m:t>​</m:t>
             </m:r>
           </m:e>
           <m:sup>
@@ -4167,7 +4121,7 @@
         <m:sSup>
           <m:e>
             <m:r>
-              <m:t xml:space="preserve"> </m:t>
+              <m:t>​</m:t>
             </m:r>
           </m:e>
           <m:sup>
@@ -4229,7 +4183,7 @@
         <m:sSup>
           <m:e>
             <m:r>
-              <m:t xml:space="preserve"> </m:t>
+              <m:t>​</m:t>
             </m:r>
           </m:e>
           <m:sup>
@@ -4291,7 +4245,7 @@
         <m:sSup>
           <m:e>
             <m:r>
-              <m:t xml:space="preserve"> </m:t>
+              <m:t>​</m:t>
             </m:r>
           </m:e>
           <m:sup>
@@ -4353,7 +4307,7 @@
         <m:sSup>
           <m:e>
             <m:r>
-              <m:t xml:space="preserve"> </m:t>
+              <m:t>​</m:t>
             </m:r>
           </m:e>
           <m:sup>
@@ -4444,7 +4398,7 @@
         <m:sSup>
           <m:e>
             <m:r>
-              <m:t xml:space="preserve"> </m:t>
+              <m:t>​</m:t>
             </m:r>
           </m:e>
           <m:sup>
@@ -4590,7 +4544,7 @@
         <m:sSubSup>
           <m:e>
             <m:r>
-              <m:t xml:space="preserve"> </m:t>
+              <m:t>​</m:t>
             </m:r>
           </m:e>
           <m:sub>
@@ -4619,7 +4573,7 @@
         <m:sSubSup>
           <m:e>
             <m:r>
-              <m:t xml:space="preserve"> </m:t>
+              <m:t>​</m:t>
             </m:r>
           </m:e>
           <m:sub>
@@ -4648,7 +4602,7 @@
         <m:sSubSup>
           <m:e>
             <m:r>
-              <m:t xml:space="preserve"> </m:t>
+              <m:t>​</m:t>
             </m:r>
           </m:e>
           <m:sub>
@@ -4677,7 +4631,7 @@
         <m:sSubSup>
           <m:e>
             <m:r>
-              <m:t xml:space="preserve"> </m:t>
+              <m:t>​</m:t>
             </m:r>
           </m:e>
           <m:sub>
@@ -4733,7 +4687,7 @@
         <m:sSubSup>
           <m:e>
             <m:r>
-              <m:t xml:space="preserve"> </m:t>
+              <m:t>​</m:t>
             </m:r>
           </m:e>
           <m:sub>
@@ -4762,7 +4716,7 @@
         <m:sSubSup>
           <m:e>
             <m:r>
-              <m:t xml:space="preserve"> </m:t>
+              <m:t>​</m:t>
             </m:r>
           </m:e>
           <m:sub>
@@ -4791,7 +4745,7 @@
         <m:sSubSup>
           <m:e>
             <m:r>
-              <m:t xml:space="preserve"> </m:t>
+              <m:t>​</m:t>
             </m:r>
           </m:e>
           <m:sub>
@@ -4851,7 +4805,7 @@
         <m:sSubSup>
           <m:e>
             <m:r>
-              <m:t xml:space="preserve"> </m:t>
+              <m:t>​</m:t>
             </m:r>
           </m:e>
           <m:sub>
@@ -4937,7 +4891,7 @@
         <m:sSubSup>
           <m:e>
             <m:r>
-              <m:t xml:space="preserve"> </m:t>
+              <m:t>​</m:t>
             </m:r>
           </m:e>
           <m:sub>
@@ -5555,7 +5509,6 @@
     <w:p>
       <w:pPr>
         <w:pStyle w:val="BodyText"/>
-        <w:spacing w:before="0" w:after="0"/>
       </w:pPr>
       <w:r>
         <w:rPr>
@@ -5568,66 +5521,6 @@
           <w:rFonts w:hint="eastAsia" w:ascii="Times New Roman" w:hAnsi="Times New Roman" w:eastAsia="FangSong" w:cs="Times New Roman"/>
         </w:rPr>
         <w:t xml:space="preserve">氙含量比较丰富</w:t>
-      </w:r>
-    </w:p>
-    <w:p>
-      <w:pPr>
-        <w:pStyle w:val="BodyText"/>
-        <w:spacing w:before="0" w:after="0"/>
-      </w:pPr>
-      <w:r>
-        <w:rPr>
-          <w:rFonts w:ascii="Times New Roman" w:hAnsi="Times New Roman" w:eastAsia="Times New Roman" w:cs="Times New Roman"/>
-        </w:rPr>
-        <w:t xml:space="preserve">B. </w:t>
-      </w:r>
-      <w:r>
-        <w:rPr>
-          <w:rFonts w:hint="eastAsia" w:ascii="Times New Roman" w:hAnsi="Times New Roman" w:eastAsia="FangSong" w:cs="Times New Roman"/>
-        </w:rPr>
-        <w:t>氙原子半径大</w:t>
-      </w:r>
-      <w:r>
-        <w:rPr>
-          <w:rFonts w:hint="eastAsia" w:ascii="Times New Roman" w:hAnsi="Times New Roman" w:eastAsia="Times New Roman" w:cs="Times New Roman"/>
-        </w:rPr>
-        <w:t>，</w:t>
-      </w:r>
-      <w:r>
-        <w:rPr>
-          <w:rFonts w:hint="eastAsia" w:ascii="Times New Roman" w:hAnsi="Times New Roman" w:eastAsia="FangSong" w:cs="Times New Roman"/>
-        </w:rPr>
-        <w:t>电离能小</w:t>
-      </w:r>
-    </w:p>
-    <w:p>
-      <w:pPr>
-        <w:pStyle w:val="BodyText"/>
-        <w:spacing w:before="0" w:after="0"/>
-      </w:pPr>
-      <w:r>
-        <w:rPr>
-          <w:rFonts w:ascii="Times New Roman" w:hAnsi="Times New Roman" w:eastAsia="Times New Roman" w:cs="Times New Roman"/>
-        </w:rPr>
-        <w:t xml:space="preserve">C. </w:t>
-      </w:r>
-      <w:r>
-        <w:rPr>
-          <w:rFonts w:hint="eastAsia" w:ascii="Times New Roman" w:hAnsi="Times New Roman" w:eastAsia="FangSong" w:cs="Times New Roman"/>
-        </w:rPr>
-        <w:t>氙原子半径小</w:t>
-      </w:r>
-      <w:r>
-        <w:rPr>
-          <w:rFonts w:hint="eastAsia" w:ascii="Times New Roman" w:hAnsi="Times New Roman" w:eastAsia="Times New Roman" w:cs="Times New Roman"/>
-        </w:rPr>
-        <w:t>，</w:t>
-      </w:r>
-      <w:r>
-        <w:rPr>
-          <w:rFonts w:hint="eastAsia" w:ascii="Times New Roman" w:hAnsi="Times New Roman" w:eastAsia="FangSong" w:cs="Times New Roman"/>
-        </w:rPr>
-        <w:t>电离能大</w:t>
       </w:r>
     </w:p>
     <w:p>
@@ -5638,13 +5531,13 @@
         <w:rPr>
           <w:rFonts w:ascii="Times New Roman" w:hAnsi="Times New Roman" w:eastAsia="Times New Roman" w:cs="Times New Roman"/>
         </w:rPr>
-        <w:t xml:space="preserve">7-2 </w:t>
-      </w:r>
-      <w:r>
-        <w:rPr>
-          <w:rFonts w:hint="eastAsia" w:ascii="Times New Roman" w:hAnsi="Times New Roman" w:eastAsia="FangSong" w:cs="Times New Roman"/>
-        </w:rPr>
-        <w:t>氙的化合物中</w:t>
+        <w:t xml:space="preserve">B. </w:t>
+      </w:r>
+      <w:r>
+        <w:rPr>
+          <w:rFonts w:hint="eastAsia" w:ascii="Times New Roman" w:hAnsi="Times New Roman" w:eastAsia="FangSong" w:cs="Times New Roman"/>
+        </w:rPr>
+        <w:t>氙原子半径大</w:t>
       </w:r>
       <w:r>
         <w:rPr>
@@ -5656,115 +5549,7 @@
         <w:rPr>
           <w:rFonts w:hint="eastAsia" w:ascii="Times New Roman" w:hAnsi="Times New Roman" w:eastAsia="FangSong" w:cs="Times New Roman"/>
         </w:rPr>
-        <w:t>多数是含有氟和氧的</w:t>
-      </w:r>
-      <w:r>
-        <w:rPr>
-          <w:rFonts w:hint="eastAsia" w:ascii="Times New Roman" w:hAnsi="Times New Roman" w:eastAsia="Times New Roman" w:cs="Times New Roman"/>
-        </w:rPr>
-        <w:t>，</w:t>
-      </w:r>
-      <w:r>
-        <w:rPr>
-          <w:rFonts w:hint="eastAsia" w:ascii="Times New Roman" w:hAnsi="Times New Roman" w:eastAsia="FangSong" w:cs="Times New Roman"/>
-        </w:rPr>
-        <w:t>其原因是</w:t>
-      </w:r>
-      <w:r>
-        <w:rPr>
-          <w:rFonts w:hint="eastAsia" w:ascii="Times New Roman" w:hAnsi="Times New Roman" w:eastAsia="Times New Roman" w:cs="Times New Roman"/>
-        </w:rPr>
-        <w:t>____。</w:t>
-      </w:r>
-    </w:p>
-    <w:p>
-      <w:pPr>
-        <w:pStyle w:val="BodyText"/>
-        <w:spacing w:before="0" w:after="0"/>
-      </w:pPr>
-      <w:r>
-        <w:rPr>
-          <w:rFonts w:ascii="Times New Roman" w:hAnsi="Times New Roman" w:eastAsia="Times New Roman" w:cs="Times New Roman"/>
-        </w:rPr>
-        <w:t xml:space="preserve">A. </w:t>
-      </w:r>
-      <w:r>
-        <w:rPr>
-          <w:rFonts w:hint="eastAsia" w:ascii="Times New Roman" w:hAnsi="Times New Roman" w:eastAsia="FangSong" w:cs="Times New Roman"/>
-        </w:rPr>
-        <w:t>氟</w:t>
-      </w:r>
-      <w:r>
-        <w:rPr>
-          <w:rFonts w:hint="eastAsia" w:ascii="Times New Roman" w:hAnsi="Times New Roman" w:eastAsia="Times New Roman" w:cs="Times New Roman"/>
-        </w:rPr>
-        <w:t>、</w:t>
-      </w:r>
-      <w:r>
-        <w:rPr>
-          <w:rFonts w:hint="eastAsia" w:ascii="Times New Roman" w:hAnsi="Times New Roman" w:eastAsia="FangSong" w:cs="Times New Roman"/>
-        </w:rPr>
-        <w:t>氧的电负性大</w:t>
-      </w:r>
-    </w:p>
-    <w:p>
-      <w:pPr>
-        <w:pStyle w:val="BodyText"/>
-        <w:spacing w:before="0" w:after="0"/>
-      </w:pPr>
-      <w:r>
-        <w:rPr>
-          <w:rFonts w:ascii="Times New Roman" w:hAnsi="Times New Roman" w:eastAsia="Times New Roman" w:cs="Times New Roman"/>
-        </w:rPr>
-        <w:t xml:space="preserve">B. </w:t>
-      </w:r>
-      <w:r>
-        <w:rPr>
-          <w:rFonts w:hint="eastAsia" w:ascii="Times New Roman" w:hAnsi="Times New Roman" w:eastAsia="FangSong" w:cs="Times New Roman"/>
-        </w:rPr>
-        <w:t>氟</w:t>
-      </w:r>
-      <w:r>
-        <w:rPr>
-          <w:rFonts w:hint="eastAsia" w:ascii="Times New Roman" w:hAnsi="Times New Roman" w:eastAsia="Times New Roman" w:cs="Times New Roman"/>
-        </w:rPr>
-        <w:t>、</w:t>
-      </w:r>
-      <w:r>
-        <w:rPr>
-          <w:rFonts w:hint="eastAsia" w:ascii="Times New Roman" w:hAnsi="Times New Roman" w:eastAsia="FangSong" w:cs="Times New Roman"/>
-        </w:rPr>
-        <w:t>氧的原子半径小</w:t>
-      </w:r>
-    </w:p>
-    <w:p>
-      <w:pPr>
-        <w:pStyle w:val="BodyText"/>
-        <w:spacing w:before="0" w:after="0"/>
-      </w:pPr>
-      <w:r>
-        <w:rPr>
-          <w:rFonts w:ascii="Times New Roman" w:hAnsi="Times New Roman" w:eastAsia="Times New Roman" w:cs="Times New Roman"/>
-        </w:rPr>
-        <w:t xml:space="preserve">C. </w:t>
-      </w:r>
-      <w:r>
-        <w:rPr>
-          <w:rFonts w:hint="eastAsia" w:ascii="Times New Roman" w:hAnsi="Times New Roman" w:eastAsia="FangSong" w:cs="Times New Roman"/>
-        </w:rPr>
-        <w:t>氟</w:t>
-      </w:r>
-      <w:r>
-        <w:rPr>
-          <w:rFonts w:hint="eastAsia" w:ascii="Times New Roman" w:hAnsi="Times New Roman" w:eastAsia="Times New Roman" w:cs="Times New Roman"/>
-        </w:rPr>
-        <w:t>、</w:t>
-      </w:r>
-      <w:r>
-        <w:rPr>
-          <w:rFonts w:hint="eastAsia" w:ascii="Times New Roman" w:hAnsi="Times New Roman" w:eastAsia="FangSong" w:cs="Times New Roman"/>
-        </w:rPr>
-        <w:t>氧的氧化性强</w:t>
+        <w:t>电离能小</w:t>
       </w:r>
     </w:p>
     <w:p>
@@ -5775,13 +5560,13 @@
         <w:rPr>
           <w:rFonts w:ascii="Times New Roman" w:hAnsi="Times New Roman" w:eastAsia="Times New Roman" w:cs="Times New Roman"/>
         </w:rPr>
-        <w:t xml:space="preserve">7-3 </w:t>
-      </w:r>
-      <w:r>
-        <w:rPr>
-          <w:rFonts w:hint="eastAsia" w:ascii="Times New Roman" w:hAnsi="Times New Roman" w:eastAsia="FangSong" w:cs="Times New Roman"/>
-        </w:rPr>
-        <w:t>氡的化合物难于表征</w:t>
+        <w:t xml:space="preserve">C. </w:t>
+      </w:r>
+      <w:r>
+        <w:rPr>
+          <w:rFonts w:hint="eastAsia" w:ascii="Times New Roman" w:hAnsi="Times New Roman" w:eastAsia="FangSong" w:cs="Times New Roman"/>
+        </w:rPr>
+        <w:t>氙原子半径小</w:t>
       </w:r>
       <w:r>
         <w:rPr>
@@ -5793,63 +5578,210 @@
         <w:rPr>
           <w:rFonts w:hint="eastAsia" w:ascii="Times New Roman" w:hAnsi="Times New Roman" w:eastAsia="FangSong" w:cs="Times New Roman"/>
         </w:rPr>
-        <w:t>原因是</w:t>
-      </w:r>
-      <w:r>
-        <w:rPr>
-          <w:rFonts w:hint="eastAsia" w:ascii="Times New Roman" w:hAnsi="Times New Roman" w:eastAsia="Times New Roman" w:cs="Times New Roman"/>
-        </w:rPr>
-        <w:t>____。</w:t>
+        <w:t>电离能大</w:t>
       </w:r>
     </w:p>
     <w:p>
       <w:pPr>
         <w:pStyle w:val="BodyText"/>
-        <w:spacing w:before="0" w:after="0"/>
-        <w:ind w:left="480" w:hanging="480"/>
       </w:pPr>
       <w:r>
         <w:rPr>
           <w:rFonts w:ascii="Times New Roman" w:hAnsi="Times New Roman" w:eastAsia="Times New Roman" w:cs="Times New Roman"/>
         </w:rPr>
-        <w:t xml:space="preserve">A. </w:t>
-      </w:r>
-      <w:r>
-        <w:rPr>
-          <w:rFonts w:hint="eastAsia" w:ascii="Times New Roman" w:hAnsi="Times New Roman" w:eastAsia="FangSong" w:cs="Times New Roman"/>
-        </w:rPr>
-        <w:t xml:space="preserve">氡的原子半径大</w:t>
-      </w:r>
-      <w:r>
-        <w:rPr>
-          <w:rFonts w:ascii="Times New Roman" w:hAnsi="Times New Roman" w:eastAsia="Times New Roman" w:cs="Times New Roman"/>
-        </w:rPr>
-        <w:t xml:space="preserve">　　</w:t>
+        <w:t xml:space="preserve">7-2 </w:t>
+      </w:r>
+      <w:r>
+        <w:rPr>
+          <w:rFonts w:hint="eastAsia" w:ascii="Times New Roman" w:hAnsi="Times New Roman" w:eastAsia="FangSong" w:cs="Times New Roman"/>
+        </w:rPr>
+        <w:t>氙的化合物中</w:t>
+      </w:r>
+      <w:r>
+        <w:rPr>
+          <w:rFonts w:hint="eastAsia" w:ascii="Times New Roman" w:hAnsi="Times New Roman" w:eastAsia="Times New Roman" w:cs="Times New Roman"/>
+        </w:rPr>
+        <w:t>，</w:t>
+      </w:r>
+      <w:r>
+        <w:rPr>
+          <w:rFonts w:hint="eastAsia" w:ascii="Times New Roman" w:hAnsi="Times New Roman" w:eastAsia="FangSong" w:cs="Times New Roman"/>
+        </w:rPr>
+        <w:t>多数是含有氟和氧的</w:t>
+      </w:r>
+      <w:r>
+        <w:rPr>
+          <w:rFonts w:hint="eastAsia" w:ascii="Times New Roman" w:hAnsi="Times New Roman" w:eastAsia="Times New Roman" w:cs="Times New Roman"/>
+        </w:rPr>
+        <w:t>，</w:t>
+      </w:r>
+      <w:r>
+        <w:rPr>
+          <w:rFonts w:hint="eastAsia" w:ascii="Times New Roman" w:hAnsi="Times New Roman" w:eastAsia="FangSong" w:cs="Times New Roman"/>
+        </w:rPr>
+        <w:t>其原因是</w:t>
+      </w:r>
+      <w:r>
+        <w:rPr>
+          <w:rFonts w:hint="eastAsia" w:ascii="Times New Roman" w:hAnsi="Times New Roman" w:eastAsia="Times New Roman" w:cs="Times New Roman"/>
+        </w:rPr>
+        <w:t>____。</w:t>
       </w:r>
     </w:p>
     <w:p>
       <w:pPr>
         <w:pStyle w:val="BodyText"/>
-        <w:spacing w:before="0" w:after="0"/>
-        <w:ind w:left="480" w:hanging="480"/>
       </w:pPr>
       <w:r>
         <w:rPr>
           <w:rFonts w:ascii="Times New Roman" w:hAnsi="Times New Roman" w:eastAsia="Times New Roman" w:cs="Times New Roman"/>
         </w:rPr>
-        <w:t xml:space="preserve">B. </w:t>
-      </w:r>
-      <w:r>
-        <w:rPr>
-          <w:rFonts w:hint="eastAsia" w:ascii="Times New Roman" w:hAnsi="Times New Roman" w:eastAsia="FangSong" w:cs="Times New Roman"/>
-        </w:rPr>
-        <w:t xml:space="preserve">氡的电离能大</w:t>
+        <w:t xml:space="preserve">A. </w:t>
+      </w:r>
+      <w:r>
+        <w:rPr>
+          <w:rFonts w:hint="eastAsia" w:ascii="Times New Roman" w:hAnsi="Times New Roman" w:eastAsia="FangSong" w:cs="Times New Roman"/>
+        </w:rPr>
+        <w:t>氟</w:t>
+      </w:r>
+      <w:r>
+        <w:rPr>
+          <w:rFonts w:hint="eastAsia" w:ascii="Times New Roman" w:hAnsi="Times New Roman" w:eastAsia="Times New Roman" w:cs="Times New Roman"/>
+        </w:rPr>
+        <w:t>、</w:t>
+      </w:r>
+      <w:r>
+        <w:rPr>
+          <w:rFonts w:hint="eastAsia" w:ascii="Times New Roman" w:hAnsi="Times New Roman" w:eastAsia="FangSong" w:cs="Times New Roman"/>
+        </w:rPr>
+        <w:t>氧的电负性大</w:t>
       </w:r>
     </w:p>
     <w:p>
       <w:pPr>
         <w:pStyle w:val="BodyText"/>
-        <w:spacing w:before="0" w:after="0"/>
+      </w:pPr>
+      <w:r>
+        <w:rPr>
+          <w:rFonts w:ascii="Times New Roman" w:hAnsi="Times New Roman" w:eastAsia="Times New Roman" w:cs="Times New Roman"/>
+        </w:rPr>
+        <w:t xml:space="preserve">B. </w:t>
+      </w:r>
+      <w:r>
+        <w:rPr>
+          <w:rFonts w:hint="eastAsia" w:ascii="Times New Roman" w:hAnsi="Times New Roman" w:eastAsia="FangSong" w:cs="Times New Roman"/>
+        </w:rPr>
+        <w:t>氟</w:t>
+      </w:r>
+      <w:r>
+        <w:rPr>
+          <w:rFonts w:hint="eastAsia" w:ascii="Times New Roman" w:hAnsi="Times New Roman" w:eastAsia="Times New Roman" w:cs="Times New Roman"/>
+        </w:rPr>
+        <w:t>、</w:t>
+      </w:r>
+      <w:r>
+        <w:rPr>
+          <w:rFonts w:hint="eastAsia" w:ascii="Times New Roman" w:hAnsi="Times New Roman" w:eastAsia="FangSong" w:cs="Times New Roman"/>
+        </w:rPr>
+        <w:t>氧的原子半径小</w:t>
+      </w:r>
+    </w:p>
+    <w:p>
+      <w:pPr>
+        <w:pStyle w:val="BodyText"/>
+      </w:pPr>
+      <w:r>
+        <w:rPr>
+          <w:rFonts w:ascii="Times New Roman" w:hAnsi="Times New Roman" w:eastAsia="Times New Roman" w:cs="Times New Roman"/>
+        </w:rPr>
+        <w:t xml:space="preserve">C. </w:t>
+      </w:r>
+      <w:r>
+        <w:rPr>
+          <w:rFonts w:hint="eastAsia" w:ascii="Times New Roman" w:hAnsi="Times New Roman" w:eastAsia="FangSong" w:cs="Times New Roman"/>
+        </w:rPr>
+        <w:t>氟</w:t>
+      </w:r>
+      <w:r>
+        <w:rPr>
+          <w:rFonts w:hint="eastAsia" w:ascii="Times New Roman" w:hAnsi="Times New Roman" w:eastAsia="Times New Roman" w:cs="Times New Roman"/>
+        </w:rPr>
+        <w:t>、</w:t>
+      </w:r>
+      <w:r>
+        <w:rPr>
+          <w:rFonts w:hint="eastAsia" w:ascii="Times New Roman" w:hAnsi="Times New Roman" w:eastAsia="FangSong" w:cs="Times New Roman"/>
+        </w:rPr>
+        <w:t>氧的氧化性强</w:t>
+      </w:r>
+    </w:p>
+    <w:p>
+      <w:pPr>
+        <w:pStyle w:val="BodyText"/>
+      </w:pPr>
+      <w:r>
+        <w:rPr>
+          <w:rFonts w:ascii="Times New Roman" w:hAnsi="Times New Roman" w:eastAsia="Times New Roman" w:cs="Times New Roman"/>
+        </w:rPr>
+        <w:t xml:space="preserve">7-3 </w:t>
+      </w:r>
+      <w:r>
+        <w:rPr>
+          <w:rFonts w:hint="eastAsia" w:ascii="Times New Roman" w:hAnsi="Times New Roman" w:eastAsia="FangSong" w:cs="Times New Roman"/>
+        </w:rPr>
+        <w:t>氡的化合物难于表征</w:t>
+      </w:r>
+      <w:r>
+        <w:rPr>
+          <w:rFonts w:hint="eastAsia" w:ascii="Times New Roman" w:hAnsi="Times New Roman" w:eastAsia="Times New Roman" w:cs="Times New Roman"/>
+        </w:rPr>
+        <w:t>，</w:t>
+      </w:r>
+      <w:r>
+        <w:rPr>
+          <w:rFonts w:hint="eastAsia" w:ascii="Times New Roman" w:hAnsi="Times New Roman" w:eastAsia="FangSong" w:cs="Times New Roman"/>
+        </w:rPr>
+        <w:t>原因是</w:t>
+      </w:r>
+      <w:r>
+        <w:rPr>
+          <w:rFonts w:hint="eastAsia" w:ascii="Times New Roman" w:hAnsi="Times New Roman" w:eastAsia="Times New Roman" w:cs="Times New Roman"/>
+        </w:rPr>
+        <w:t>____。</w:t>
+      </w:r>
+    </w:p>
+    <w:p>
+      <w:pPr>
+        <w:pStyle w:val="BodyText"/>
+      </w:pPr>
+      <w:r>
+        <w:rPr>
+          <w:rFonts w:ascii="Times New Roman" w:hAnsi="Times New Roman" w:eastAsia="Times New Roman" w:cs="Times New Roman"/>
+        </w:rPr>
+        <w:t xml:space="preserve">A. </w:t>
+      </w:r>
+      <w:r>
+        <w:rPr>
+          <w:rFonts w:hint="eastAsia" w:ascii="Times New Roman" w:hAnsi="Times New Roman" w:eastAsia="FangSong" w:cs="Times New Roman"/>
+        </w:rPr>
+        <w:t xml:space="preserve">氡的原子半径大</w:t>
+      </w:r>
+      <w:r>
+        <w:rPr>
+          <w:rFonts w:ascii="Times New Roman" w:hAnsi="Times New Roman" w:eastAsia="Times New Roman" w:cs="Times New Roman"/>
+        </w:rPr>
+        <w:t xml:space="preserve">　　B. </w:t>
+      </w:r>
+      <w:r>
+        <w:rPr>
+          <w:rFonts w:hint="eastAsia" w:ascii="Times New Roman" w:hAnsi="Times New Roman" w:eastAsia="FangSong" w:cs="Times New Roman"/>
+        </w:rPr>
+        <w:t xml:space="preserve">氡的电离能大</w:t>
+      </w:r>
+    </w:p>
+    <w:p>
+      <w:pPr>
+        <w:pStyle w:val="BodyText"/>
       </w:pPr>
       <w:r>
         <w:rPr>
@@ -6517,7 +6449,7 @@
         </w:rPr>
         <w:drawing>
           <wp:inline>
-            <wp:extent cx="3240000" cy="2895591"/>
+            <wp:extent cx="3240000" cy="2902239"/>
             <wp:effectExtent b="0" l="0" r="0" t="0"/>
             <wp:docPr descr="" title="" id="23" name="Picture"/>
             <a:graphic>
@@ -6538,7 +6470,7 @@
                   <pic:spPr bwMode="auto">
                     <a:xfrm>
                       <a:off x="0" y="0"/>
-                      <a:ext cx="3240000" cy="2895591"/>
+                      <a:ext cx="3240000" cy="2902239"/>
                     </a:xfrm>
                     <a:prstGeom prst="rect">
                       <a:avLst/>
@@ -6629,15 +6561,24 @@
           </m:rPr>
           <m:t>⋅</m:t>
         </m:r>
-        <m:r>
-          <m:t>m</m:t>
-        </m:r>
-        <m:r>
-          <m:t>o</m:t>
-        </m:r>
         <m:sSup>
           <m:e>
             <m:r>
+              <m:rPr>
+                <m:sty m:val="p"/>
+              </m:rPr>
+              <m:t>m</m:t>
+            </m:r>
+            <m:r>
+              <m:rPr>
+                <m:sty m:val="p"/>
+              </m:rPr>
+              <m:t>o</m:t>
+            </m:r>
+            <m:r>
+              <m:rPr>
+                <m:sty m:val="p"/>
+              </m:rPr>
               <m:t>l</m:t>
             </m:r>
           </m:e>
@@ -7044,7 +6985,7 @@
         </w:rPr>
         <w:drawing>
           <wp:inline>
-            <wp:extent cx="3599568" cy="1813845"/>
+            <wp:extent cx="3600000" cy="1813845"/>
             <wp:effectExtent b="0" l="0" r="0" t="0"/>
             <wp:docPr descr="" title="" id="26" name="Picture"/>
             <a:graphic>
@@ -7065,7 +7006,7 @@
                   <pic:spPr bwMode="auto">
                     <a:xfrm>
                       <a:off x="0" y="0"/>
-                      <a:ext cx="3599568" cy="1813845"/>
+                      <a:ext cx="3600000" cy="1813845"/>
                     </a:xfrm>
                     <a:prstGeom prst="rect">
                       <a:avLst/>
@@ -8361,7 +8302,7 @@
         </w:rPr>
         <w:drawing>
           <wp:inline>
-            <wp:extent cx="3584576" cy="1852281"/>
+            <wp:extent cx="3600000" cy="1852281"/>
             <wp:effectExtent b="0" l="0" r="0" t="0"/>
             <wp:docPr descr="" title="" id="30" name="Picture"/>
             <a:graphic>
@@ -8382,7 +8323,7 @@
                   <pic:spPr bwMode="auto">
                     <a:xfrm>
                       <a:off x="0" y="0"/>
-                      <a:ext cx="3584576" cy="1852281"/>
+                      <a:ext cx="3600000" cy="1852281"/>
                     </a:xfrm>
                     <a:prstGeom prst="rect">
                       <a:avLst/>
@@ -9585,7 +9526,7 @@
         <m:sSubSup>
           <m:e>
             <m:r>
-              <m:t xml:space="preserve"> </m:t>
+              <m:t>​</m:t>
             </m:r>
           </m:e>
           <m:sub>
@@ -9759,7 +9700,7 @@
         <m:sSubSup>
           <m:e>
             <m:r>
-              <m:t xml:space="preserve"> </m:t>
+              <m:t>​</m:t>
             </m:r>
           </m:e>
           <m:sub>
@@ -11246,7 +11187,7 @@
         </w:rPr>
         <w:drawing>
           <wp:inline>
-            <wp:extent cx="2730500" cy="2563850"/>
+            <wp:extent cx="2730500" cy="2590800"/>
             <wp:effectExtent b="0" l="0" r="0" t="0"/>
             <wp:docPr descr="" title="" id="34" name="Picture"/>
             <a:graphic>
@@ -11267,7 +11208,7 @@
                   <pic:spPr bwMode="auto">
                     <a:xfrm>
                       <a:off x="0" y="0"/>
-                      <a:ext cx="2730500" cy="2563850"/>
+                      <a:ext cx="2730500" cy="2590800"/>
                     </a:xfrm>
                     <a:prstGeom prst="rect">
                       <a:avLst/>
@@ -11310,7 +11251,7 @@
         </w:rPr>
         <w:drawing>
           <wp:inline>
-            <wp:extent cx="2082800" cy="3213100"/>
+            <wp:extent cx="2120900" cy="3213100"/>
             <wp:effectExtent b="0" l="0" r="0" t="0"/>
             <wp:docPr descr="" title="" id="37" name="Picture"/>
             <a:graphic>
@@ -11331,7 +11272,7 @@
                   <pic:spPr bwMode="auto">
                     <a:xfrm>
                       <a:off x="0" y="0"/>
-                      <a:ext cx="2082800" cy="3213100"/>
+                      <a:ext cx="2120900" cy="3213100"/>
                     </a:xfrm>
                     <a:prstGeom prst="rect">
                       <a:avLst/>
@@ -11374,7 +11315,7 @@
         </w:rPr>
         <w:drawing>
           <wp:inline>
-            <wp:extent cx="1993900" cy="4241800"/>
+            <wp:extent cx="2019300" cy="4241800"/>
             <wp:effectExtent b="0" l="0" r="0" t="0"/>
             <wp:docPr descr="" title="" id="40" name="Picture"/>
             <a:graphic>
@@ -11395,7 +11336,7 @@
                   <pic:spPr bwMode="auto">
                     <a:xfrm>
                       <a:off x="0" y="0"/>
-                      <a:ext cx="1993900" cy="4241800"/>
+                      <a:ext cx="2019300" cy="4241800"/>
                     </a:xfrm>
                     <a:prstGeom prst="rect">
                       <a:avLst/>
@@ -12027,15 +11968,24 @@
           </m:rPr>
           <m:t>⋅</m:t>
         </m:r>
-        <m:r>
-          <m:t>m</m:t>
-        </m:r>
-        <m:r>
-          <m:t>o</m:t>
-        </m:r>
         <m:sSup>
           <m:e>
             <m:r>
+              <m:rPr>
+                <m:sty m:val="p"/>
+              </m:rPr>
+              <m:t>m</m:t>
+            </m:r>
+            <m:r>
+              <m:rPr>
+                <m:sty m:val="p"/>
+              </m:rPr>
+              <m:t>o</m:t>
+            </m:r>
+            <m:r>
+              <m:rPr>
+                <m:sty m:val="p"/>
+              </m:rPr>
               <m:t>l</m:t>
             </m:r>
           </m:e>
@@ -12539,7 +12489,7 @@
         </w:rPr>
         <w:drawing>
           <wp:inline>
-            <wp:extent cx="3240000" cy="3426411"/>
+            <wp:extent cx="3240000" cy="3435287"/>
             <wp:effectExtent b="0" l="0" r="0" t="0"/>
             <wp:docPr descr="" title="" id="44" name="Picture"/>
             <a:graphic>
@@ -12560,7 +12510,7 @@
                   <pic:spPr bwMode="auto">
                     <a:xfrm>
                       <a:off x="0" y="0"/>
-                      <a:ext cx="3240000" cy="3426411"/>
+                      <a:ext cx="3240000" cy="3435287"/>
                     </a:xfrm>
                     <a:prstGeom prst="rect">
                       <a:avLst/>
@@ -13549,7 +13499,7 @@
         </w:rPr>
         <w:drawing>
           <wp:inline>
-            <wp:extent cx="3461127" cy="2649258"/>
+            <wp:extent cx="3600000" cy="2649258"/>
             <wp:effectExtent b="0" l="0" r="0" t="0"/>
             <wp:docPr descr="" title="" id="47" name="Picture"/>
             <a:graphic>
@@ -13570,7 +13520,7 @@
                   <pic:spPr bwMode="auto">
                     <a:xfrm>
                       <a:off x="0" y="0"/>
-                      <a:ext cx="3461127" cy="2649258"/>
+                      <a:ext cx="3600000" cy="2649258"/>
                     </a:xfrm>
                     <a:prstGeom prst="rect">
                       <a:avLst/>
@@ -15721,7 +15671,7 @@
         </w:rPr>
         <w:drawing>
           <wp:inline>
-            <wp:extent cx="3228710" cy="3149686"/>
+            <wp:extent cx="3240000" cy="3149686"/>
             <wp:effectExtent b="0" l="0" r="0" t="0"/>
             <wp:docPr descr="" title="" id="54" name="Picture"/>
             <a:graphic>
@@ -15742,7 +15692,7 @@
                   <pic:spPr bwMode="auto">
                     <a:xfrm>
                       <a:off x="0" y="0"/>
-                      <a:ext cx="3228710" cy="3149686"/>
+                      <a:ext cx="3240000" cy="3149686"/>
                     </a:xfrm>
                     <a:prstGeom prst="rect">
                       <a:avLst/>
@@ -16204,15 +16154,24 @@
           </m:rPr>
           <m:t>⋅</m:t>
         </m:r>
-        <m:r>
-          <m:t>m</m:t>
-        </m:r>
-        <m:r>
-          <m:t>o</m:t>
-        </m:r>
         <m:sSup>
           <m:e>
             <m:r>
+              <m:rPr>
+                <m:sty m:val="p"/>
+              </m:rPr>
+              <m:t>m</m:t>
+            </m:r>
+            <m:r>
+              <m:rPr>
+                <m:sty m:val="p"/>
+              </m:rPr>
+              <m:t>o</m:t>
+            </m:r>
+            <m:r>
+              <m:rPr>
+                <m:sty m:val="p"/>
+              </m:rPr>
               <m:t>l</m:t>
             </m:r>
           </m:e>
@@ -16332,15 +16291,24 @@
           </m:rPr>
           <m:t>⋅</m:t>
         </m:r>
-        <m:r>
-          <m:t>m</m:t>
-        </m:r>
-        <m:r>
-          <m:t>o</m:t>
-        </m:r>
         <m:sSup>
           <m:e>
             <m:r>
+              <m:rPr>
+                <m:sty m:val="p"/>
+              </m:rPr>
+              <m:t>m</m:t>
+            </m:r>
+            <m:r>
+              <m:rPr>
+                <m:sty m:val="p"/>
+              </m:rPr>
+              <m:t>o</m:t>
+            </m:r>
+            <m:r>
+              <m:rPr>
+                <m:sty m:val="p"/>
+              </m:rPr>
               <m:t>l</m:t>
             </m:r>
           </m:e>
@@ -19787,14 +19755,6 @@
       <w:tblPr>
         <w:tblStyle w:val="Table"/>
         <w:tblW w:type="auto" w:w="0"/>
-        <w:tblBorders>
-          <w:top w:val="single" w:sz="12" w:space="0" w:color="000000"/>
-          <w:left w:val="none" w:sz="0" w:space="0" w:color="auto"/>
-          <w:bottom w:val="single" w:sz="12" w:space="0" w:color="000000"/>
-          <w:right w:val="none" w:sz="0" w:space="0" w:color="auto"/>
-          <w:insideH w:val="none" w:sz="0" w:space="0" w:color="auto"/>
-          <w:insideV w:val="none" w:sz="0" w:space="0" w:color="auto"/>
-        </w:tblBorders>
         <w:tblLook w:firstRow="1" w:lastRow="0" w:firstColumn="0" w:lastColumn="0" w:noHBand="0" w:noVBand="0" w:val="0020"/>
       </w:tblPr>
       <w:tblGrid>
@@ -19806,11 +19766,7 @@
           <w:tblHeader w:val="on"/>
         </w:trPr>
         <w:tc>
-          <w:tcPr>
-            <w:tcBorders>
-              <w:bottom w:val="single" w:sz="8" w:space="0" w:color="000000"/>
-            </w:tcBorders>
-          </w:tcPr>
+          <w:tcPr/>
           <w:p>
             <w:pPr>
               <w:pStyle w:val="Compact"/>
@@ -19826,11 +19782,7 @@
           </w:p>
         </w:tc>
         <w:tc>
-          <w:tcPr>
-            <w:tcBorders>
-              <w:bottom w:val="single" w:sz="8" w:space="0" w:color="000000"/>
-            </w:tcBorders>
-          </w:tcPr>
+          <w:tcPr/>
           <w:p>
             <w:pPr>
               <w:pStyle w:val="Compact"/>
@@ -19853,12 +19805,21 @@
                 <m:t>(</m:t>
               </m:r>
               <m:r>
+                <m:rPr>
+                  <m:sty m:val="p"/>
+                </m:rPr>
                 <m:t>m</m:t>
               </m:r>
               <m:r>
+                <m:rPr>
+                  <m:sty m:val="p"/>
+                </m:rPr>
                 <m:t>o</m:t>
               </m:r>
               <m:r>
+                <m:rPr>
+                  <m:sty m:val="p"/>
+                </m:rPr>
                 <m:t>l</m:t>
               </m:r>
               <m:r>
@@ -19870,6 +19831,9 @@
               <m:sSup>
                 <m:e>
                   <m:r>
+                    <m:rPr>
+                      <m:sty m:val="p"/>
+                    </m:rPr>
                     <m:t>L</m:t>
                   </m:r>
                 </m:e>
@@ -22983,14 +22947,6 @@
       <w:tblPr>
         <w:tblStyle w:val="Table"/>
         <w:tblW w:type="auto" w:w="0"/>
-        <w:tblBorders>
-          <w:top w:val="single" w:sz="12" w:space="0" w:color="000000"/>
-          <w:left w:val="none" w:sz="0" w:space="0" w:color="auto"/>
-          <w:bottom w:val="single" w:sz="12" w:space="0" w:color="000000"/>
-          <w:right w:val="none" w:sz="0" w:space="0" w:color="auto"/>
-          <w:insideH w:val="none" w:sz="0" w:space="0" w:color="auto"/>
-          <w:insideV w:val="none" w:sz="0" w:space="0" w:color="auto"/>
-        </w:tblBorders>
         <w:tblLook w:firstRow="1" w:lastRow="0" w:firstColumn="0" w:lastColumn="0" w:noHBand="0" w:noVBand="0" w:val="0020"/>
       </w:tblPr>
       <w:tblGrid>
@@ -23004,11 +22960,7 @@
           <w:tblHeader w:val="on"/>
         </w:trPr>
         <w:tc>
-          <w:tcPr>
-            <w:tcBorders>
-              <w:bottom w:val="single" w:sz="8" w:space="0" w:color="000000"/>
-            </w:tcBorders>
-          </w:tcPr>
+          <w:tcPr/>
           <w:p>
             <w:pPr>
               <w:pStyle w:val="Compact"/>
@@ -23024,11 +22976,7 @@
           </w:p>
         </w:tc>
         <w:tc>
-          <w:tcPr>
-            <w:tcBorders>
-              <w:bottom w:val="single" w:sz="8" w:space="0" w:color="000000"/>
-            </w:tcBorders>
-          </w:tcPr>
+          <w:tcPr/>
           <w:p>
             <w:pPr>
               <w:pStyle w:val="Compact"/>
@@ -23058,11 +23006,7 @@
           </w:p>
         </w:tc>
         <w:tc>
-          <w:tcPr>
-            <w:tcBorders>
-              <w:bottom w:val="single" w:sz="8" w:space="0" w:color="000000"/>
-            </w:tcBorders>
-          </w:tcPr>
+          <w:tcPr/>
           <w:p>
             <w:pPr>
               <w:pStyle w:val="Compact"/>
@@ -23092,11 +23036,7 @@
           </w:p>
         </w:tc>
         <w:tc>
-          <w:tcPr>
-            <w:tcBorders>
-              <w:bottom w:val="single" w:sz="8" w:space="0" w:color="000000"/>
-            </w:tcBorders>
-          </w:tcPr>
+          <w:tcPr/>
           <w:p>
             <w:pPr>
               <w:pStyle w:val="Compact"/>
@@ -33547,7 +33487,7 @@
     <ns0:rPr>
       <ns0:rFonts ns0:ascii="Times New Roman" ns0:cs="Times New Roman" ns0:eastAsia="SimHei" ns0:hAnsi="Times New Roman"/>
       <ns0:b/>
-      <ns0:color ns0:val="000000"/>
+      <ns0:color ns0:val="17324D"/>
       <ns0:sz ns0:val="44"/>
       <ns0:szCs ns0:val="56"/>
     </ns0:rPr>
@@ -33689,7 +33629,7 @@
     <ns0:rPr>
       <ns0:rFonts ns0:ascii="Times New Roman" ns0:cs="Times New Roman" ns0:eastAsia="SimHei" ns0:hAnsi="Times New Roman"/>
       <ns0:b/>
-      <ns0:color ns0:val="000000"/>
+      <ns0:color ns0:val="17324D"/>
       <ns0:sz ns0:val="32"/>
       <ns0:szCs ns0:val="40"/>
     </ns0:rPr>
@@ -33713,7 +33653,7 @@
     <ns0:rPr>
       <ns0:rFonts ns0:ascii="Times New Roman" ns0:cs="Times New Roman" ns0:eastAsia="SimHei" ns0:hAnsi="Times New Roman"/>
       <ns0:b/>
-      <ns0:color ns0:val="000000"/>
+      <ns0:color ns0:val="17324D"/>
       <ns0:sz ns0:val="28"/>
       <ns0:szCs ns0:val="32"/>
     </ns0:rPr>
@@ -33737,7 +33677,7 @@
     <ns0:rPr>
       <ns0:rFonts ns0:ascii="Times New Roman" ns0:cs="Times New Roman" ns0:eastAsia="SimHei" ns0:hAnsi="Times New Roman"/>
       <ns0:b/>
-      <ns0:color ns0:val="000000"/>
+      <ns0:color ns0:val="17324D"/>
       <ns0:sz ns0:val="25"/>
       <ns0:szCs ns0:val="28"/>
     </ns0:rPr>

--- a/00-首页/题组Word/第一轮·综合套卷/第一轮综合卷01（教师版）.docx
+++ b/00-首页/题组Word/第一轮·综合套卷/第一轮综合卷01（教师版）.docx
@@ -40,6 +40,282 @@
         <w:t>卷</w:t>
       </w:r>
     </w:p>
+    <w:p>
+      <w:pPr>
+        <w:pStyle w:val="BlockText"/>
+        <w:ind w:firstLine="420"/>
+      </w:pPr>
+      <w:r>
+        <w:rPr>
+          <w:rFonts w:hint="eastAsia" w:ascii="Times New Roman" w:hAnsi="Times New Roman" w:eastAsia="FangSong" w:cs="Times New Roman"/>
+          <w:b/>
+          <w:bCs/>
+        </w:rPr>
+        <w:t xml:space="preserve">题源</w:t>
+      </w:r>
+      <w:r>
+        <w:rPr>
+          <w:rFonts w:hint="eastAsia" w:ascii="Times New Roman" w:hAnsi="Times New Roman" w:eastAsia="Times New Roman" w:cs="Times New Roman"/>
+        </w:rPr>
+        <w:t>：</w:t>
+      </w:r>
+      <w:r>
+        <w:rPr>
+          <w:rFonts w:hint="eastAsia" w:ascii="Times New Roman" w:hAnsi="Times New Roman" w:eastAsia="FangSong" w:cs="Times New Roman"/>
+        </w:rPr>
+        <w:t>竞赛导向题集</w:t>
+      </w:r>
+      <w:r>
+        <w:rPr>
+          <w:rFonts w:hint="eastAsia" w:ascii="Times New Roman" w:hAnsi="Times New Roman" w:eastAsia="Times New Roman" w:cs="Times New Roman"/>
+        </w:rPr>
+        <w:t>（</w:t>
+      </w:r>
+      <w:r>
+        <w:rPr>
+          <w:rFonts w:hint="eastAsia" w:ascii="Times New Roman" w:hAnsi="Times New Roman" w:eastAsia="FangSong" w:cs="Times New Roman"/>
+        </w:rPr>
+        <w:t>真题</w:t>
+      </w:r>
+      <w:r>
+        <w:rPr>
+          <w:rFonts w:hint="eastAsia" w:ascii="Times New Roman" w:hAnsi="Times New Roman" w:eastAsia="Times New Roman" w:cs="Times New Roman"/>
+        </w:rPr>
+        <w:t>／</w:t>
+      </w:r>
+      <w:r>
+        <w:rPr>
+          <w:rFonts w:hint="eastAsia" w:ascii="Times New Roman" w:hAnsi="Times New Roman" w:eastAsia="FangSong" w:cs="Times New Roman"/>
+        </w:rPr>
+        <w:t>专项卷</w:t>
+      </w:r>
+      <w:r>
+        <w:rPr>
+          <w:rFonts w:hint="eastAsia" w:ascii="Times New Roman" w:hAnsi="Times New Roman" w:eastAsia="Times New Roman" w:cs="Times New Roman"/>
+        </w:rPr>
+        <w:t>／</w:t>
+      </w:r>
+      <w:r>
+        <w:rPr>
+          <w:rFonts w:hint="eastAsia" w:ascii="Times New Roman" w:hAnsi="Times New Roman" w:eastAsia="FangSong" w:cs="Times New Roman"/>
+        </w:rPr>
+        <w:t>竞赛教程</w:t>
+      </w:r>
+      <w:r>
+        <w:rPr>
+          <w:rFonts w:hint="eastAsia" w:ascii="Times New Roman" w:hAnsi="Times New Roman" w:eastAsia="Times New Roman" w:cs="Times New Roman"/>
+        </w:rPr>
+        <w:t>／</w:t>
+      </w:r>
+      <w:r>
+        <w:rPr>
+          <w:rFonts w:hint="eastAsia" w:ascii="Times New Roman" w:hAnsi="Times New Roman" w:eastAsia="FangSong" w:cs="Times New Roman"/>
+        </w:rPr>
+        <w:t>竞赛讲义</w:t>
+      </w:r>
+      <w:r>
+        <w:rPr>
+          <w:rFonts w:hint="eastAsia" w:ascii="Times New Roman" w:hAnsi="Times New Roman" w:eastAsia="Times New Roman" w:cs="Times New Roman"/>
+        </w:rPr>
+        <w:t>），</w:t>
+      </w:r>
+      <w:r>
+        <w:rPr>
+          <w:rFonts w:hint="eastAsia" w:ascii="Times New Roman" w:hAnsi="Times New Roman" w:eastAsia="FangSong" w:cs="Times New Roman"/>
+        </w:rPr>
+        <w:t>不含大学教材课后习题</w:t>
+      </w:r>
+      <w:r>
+        <w:rPr>
+          <w:rFonts w:hint="eastAsia" w:ascii="Times New Roman" w:hAnsi="Times New Roman" w:eastAsia="Times New Roman" w:cs="Times New Roman"/>
+        </w:rPr>
+        <w:t>。</w:t>
+      </w:r>
+      <w:r>
+        <w:rPr>
+          <w:rFonts w:ascii="Times New Roman" w:hAnsi="Times New Roman" w:eastAsia="Times New Roman" w:cs="Times New Roman"/>
+        </w:rPr>
+        <w:t xml:space="preserve"> </w:t>
+      </w:r>
+      <w:r>
+        <w:rPr>
+          <w:rFonts w:hint="eastAsia" w:ascii="Times New Roman" w:hAnsi="Times New Roman" w:eastAsia="FangSong" w:cs="Times New Roman"/>
+          <w:b/>
+          <w:bCs/>
+        </w:rPr>
+        <w:t xml:space="preserve">构成</w:t>
+      </w:r>
+      <w:r>
+        <w:rPr>
+          <w:rFonts w:hint="eastAsia" w:ascii="Times New Roman" w:hAnsi="Times New Roman" w:eastAsia="Times New Roman" w:cs="Times New Roman"/>
+        </w:rPr>
+        <w:t>：</w:t>
+      </w:r>
+      <w:r>
+        <w:rPr>
+          <w:rFonts w:hint="eastAsia" w:ascii="Times New Roman" w:hAnsi="Times New Roman" w:eastAsia="FangSong" w:cs="Times New Roman"/>
+        </w:rPr>
+        <w:t>共</w:t>
+      </w:r>
+      <w:r>
+        <w:rPr>
+          <w:rFonts w:ascii="Times New Roman" w:hAnsi="Times New Roman" w:eastAsia="Times New Roman" w:cs="Times New Roman"/>
+        </w:rPr>
+        <w:t xml:space="preserve"> 27 </w:t>
+      </w:r>
+      <w:r>
+        <w:rPr>
+          <w:rFonts w:hint="eastAsia" w:ascii="Times New Roman" w:hAnsi="Times New Roman" w:eastAsia="FangSong" w:cs="Times New Roman"/>
+        </w:rPr>
+        <w:t>题</w:t>
+      </w:r>
+      <w:r>
+        <w:rPr>
+          <w:rFonts w:hint="eastAsia" w:ascii="Times New Roman" w:hAnsi="Times New Roman" w:eastAsia="Times New Roman" w:cs="Times New Roman"/>
+        </w:rPr>
+        <w:t>（</w:t>
+      </w:r>
+      <w:r>
+        <w:rPr>
+          <w:rFonts w:hint="eastAsia" w:ascii="Times New Roman" w:hAnsi="Times New Roman" w:eastAsia="FangSong" w:cs="Times New Roman"/>
+        </w:rPr>
+        <w:t>结构化学</w:t>
+      </w:r>
+      <w:r>
+        <w:rPr>
+          <w:rFonts w:ascii="Times New Roman" w:hAnsi="Times New Roman" w:eastAsia="Times New Roman" w:cs="Times New Roman"/>
+        </w:rPr>
+        <w:t xml:space="preserve"> 15 </w:t>
+      </w:r>
+      <w:r>
+        <w:rPr>
+          <w:rFonts w:hint="eastAsia" w:ascii="Times New Roman" w:hAnsi="Times New Roman" w:eastAsia="Times New Roman" w:cs="Times New Roman"/>
+        </w:rPr>
+        <w:t xml:space="preserve">＋</w:t>
+      </w:r>
+      <w:r>
+        <w:rPr>
+          <w:rFonts w:ascii="Times New Roman" w:hAnsi="Times New Roman" w:eastAsia="Times New Roman" w:cs="Times New Roman"/>
+        </w:rPr>
+        <w:t xml:space="preserve"> </w:t>
+      </w:r>
+      <w:r>
+        <w:rPr>
+          <w:rFonts w:hint="eastAsia" w:ascii="Times New Roman" w:hAnsi="Times New Roman" w:eastAsia="FangSong" w:cs="Times New Roman"/>
+        </w:rPr>
+        <w:t xml:space="preserve">化学原理</w:t>
+      </w:r>
+      <w:r>
+        <w:rPr>
+          <w:rFonts w:ascii="Times New Roman" w:hAnsi="Times New Roman" w:eastAsia="Times New Roman" w:cs="Times New Roman"/>
+        </w:rPr>
+        <w:t xml:space="preserve"> </w:t>
+      </w:r>
+      <w:r>
+        <w:rPr>
+          <w:rFonts w:hint="eastAsia" w:ascii="Times New Roman" w:hAnsi="Times New Roman" w:eastAsia="Times New Roman" w:cs="Times New Roman"/>
+        </w:rPr>
+        <w:t>12）；</w:t>
+      </w:r>
+      <w:r>
+        <w:rPr>
+          <w:rFonts w:hint="eastAsia" w:ascii="Times New Roman" w:hAnsi="Times New Roman" w:eastAsia="FangSong" w:cs="Times New Roman"/>
+        </w:rPr>
+        <w:t>基础</w:t>
+      </w:r>
+      <w:r>
+        <w:rPr>
+          <w:rFonts w:ascii="Times New Roman" w:hAnsi="Times New Roman" w:eastAsia="Times New Roman" w:cs="Times New Roman"/>
+        </w:rPr>
+        <w:t xml:space="preserve"> 6 </w:t>
+      </w:r>
+      <w:r>
+        <w:rPr>
+          <w:rFonts w:hint="eastAsia" w:ascii="Times New Roman" w:hAnsi="Times New Roman" w:eastAsia="Times New Roman" w:cs="Times New Roman"/>
+        </w:rPr>
+        <w:t xml:space="preserve">＋</w:t>
+      </w:r>
+      <w:r>
+        <w:rPr>
+          <w:rFonts w:ascii="Times New Roman" w:hAnsi="Times New Roman" w:eastAsia="Times New Roman" w:cs="Times New Roman"/>
+        </w:rPr>
+        <w:t xml:space="preserve"> </w:t>
+      </w:r>
+      <w:r>
+        <w:rPr>
+          <w:rFonts w:hint="eastAsia" w:ascii="Times New Roman" w:hAnsi="Times New Roman" w:eastAsia="FangSong" w:cs="Times New Roman"/>
+        </w:rPr>
+        <w:t xml:space="preserve">进阶</w:t>
+      </w:r>
+      <w:r>
+        <w:rPr>
+          <w:rFonts w:ascii="Times New Roman" w:hAnsi="Times New Roman" w:eastAsia="Times New Roman" w:cs="Times New Roman"/>
+        </w:rPr>
+        <w:t xml:space="preserve"> 17 </w:t>
+      </w:r>
+      <w:r>
+        <w:rPr>
+          <w:rFonts w:hint="eastAsia" w:ascii="Times New Roman" w:hAnsi="Times New Roman" w:eastAsia="Times New Roman" w:cs="Times New Roman"/>
+        </w:rPr>
+        <w:t xml:space="preserve">＋</w:t>
+      </w:r>
+      <w:r>
+        <w:rPr>
+          <w:rFonts w:ascii="Times New Roman" w:hAnsi="Times New Roman" w:eastAsia="Times New Roman" w:cs="Times New Roman"/>
+        </w:rPr>
+        <w:t xml:space="preserve"> </w:t>
+      </w:r>
+      <w:r>
+        <w:rPr>
+          <w:rFonts w:hint="eastAsia" w:ascii="Times New Roman" w:hAnsi="Times New Roman" w:eastAsia="FangSong" w:cs="Times New Roman"/>
+        </w:rPr>
+        <w:t xml:space="preserve">挑战</w:t>
+      </w:r>
+      <w:r>
+        <w:rPr>
+          <w:rFonts w:ascii="Times New Roman" w:hAnsi="Times New Roman" w:eastAsia="Times New Roman" w:cs="Times New Roman"/>
+        </w:rPr>
+        <w:t xml:space="preserve"> 4。</w:t>
+      </w:r>
+      <w:r>
+        <w:rPr>
+          <w:rFonts w:ascii="Times New Roman" w:hAnsi="Times New Roman" w:eastAsia="Times New Roman" w:cs="Times New Roman"/>
+        </w:rPr>
+        <w:t xml:space="preserve"> </w:t>
+      </w:r>
+      <w:r>
+        <w:rPr>
+          <w:rFonts w:hint="eastAsia" w:ascii="Times New Roman" w:hAnsi="Times New Roman" w:eastAsia="FangSong" w:cs="Times New Roman"/>
+          <w:b/>
+          <w:bCs/>
+        </w:rPr>
+        <w:t xml:space="preserve">学生版</w:t>
+      </w:r>
+      <w:r>
+        <w:rPr>
+          <w:rFonts w:hint="eastAsia" w:ascii="Times New Roman" w:hAnsi="Times New Roman" w:eastAsia="FangSong" w:cs="Times New Roman"/>
+        </w:rPr>
+        <w:t>同题号同序</w:t>
+      </w:r>
+      <w:r>
+        <w:rPr>
+          <w:rFonts w:hint="eastAsia" w:ascii="Times New Roman" w:hAnsi="Times New Roman" w:eastAsia="Times New Roman" w:cs="Times New Roman"/>
+        </w:rPr>
+        <w:t>，</w:t>
+      </w:r>
+      <w:r>
+        <w:rPr>
+          <w:rFonts w:hint="eastAsia" w:ascii="Times New Roman" w:hAnsi="Times New Roman" w:eastAsia="FangSong" w:cs="Times New Roman"/>
+        </w:rPr>
+        <w:t>可直接印发</w:t>
+      </w:r>
+      <w:r>
+        <w:rPr>
+          <w:rFonts w:hint="eastAsia" w:ascii="Times New Roman" w:hAnsi="Times New Roman" w:eastAsia="Times New Roman" w:cs="Times New Roman"/>
+        </w:rPr>
+        <w:t>。</w:t>
+      </w:r>
+    </w:p>
     <w:bookmarkStart w:id="9" w:name="难度总览"/>
     <w:p>
       <w:pPr>
@@ -58,6 +334,15 @@
         <w:tblStyle w:val="Table"/>
         <w:tblW w:type="auto" w:w="0"/>
         <w:tblLook w:firstRow="1" w:lastRow="0" w:firstColumn="0" w:lastColumn="0" w:noHBand="0" w:noVBand="0" w:val="0020"/>
+        <w:jc w:val="center"/>
+        <w:tblBorders>
+          <w:top w:val="single" w:sz="12" w:space="0" w:color="333333"/>
+          <w:bottom w:val="single" w:sz="12" w:space="0" w:color="333333"/>
+          <w:left w:val="none"/>
+          <w:right w:val="none"/>
+          <w:insideH w:val="none"/>
+          <w:insideV w:val="none"/>
+        </w:tblBorders>
       </w:tblPr>
       <w:tblGrid>
         <w:gridCol w:w="2640"/>
@@ -69,7 +354,11 @@
           <w:tblHeader w:val="on"/>
         </w:trPr>
         <w:tc>
-          <w:tcPr/>
+          <w:tcPr>
+            <w:tcBorders>
+              <w:bottom w:val="single" w:sz="6" w:space="0" w:color="333333"/>
+            </w:tcBorders>
+          </w:tcPr>
           <w:p>
             <w:pPr>
               <w:pStyle w:val="Compact"/>
@@ -85,7 +374,11 @@
           </w:p>
         </w:tc>
         <w:tc>
-          <w:tcPr/>
+          <w:tcPr>
+            <w:tcBorders>
+              <w:bottom w:val="single" w:sz="6" w:space="0" w:color="333333"/>
+            </w:tcBorders>
+          </w:tcPr>
           <w:p>
             <w:pPr>
               <w:pStyle w:val="Compact"/>
@@ -101,7 +394,11 @@
           </w:p>
         </w:tc>
         <w:tc>
-          <w:tcPr/>
+          <w:tcPr>
+            <w:tcBorders>
+              <w:bottom w:val="single" w:sz="6" w:space="0" w:color="333333"/>
+            </w:tcBorders>
+          </w:tcPr>
           <w:p>
             <w:pPr>
               <w:pStyle w:val="Compact"/>
@@ -311,6 +608,7 @@
     <w:p>
       <w:pPr>
         <w:pStyle w:val="BlockText"/>
+        <w:ind w:firstLine="420"/>
       </w:pPr>
       <w:r>
         <w:rPr>
@@ -364,6 +662,7 @@
     <w:p>
       <w:pPr>
         <w:pStyle w:val="FirstParagraph"/>
+        <w:ind w:firstLine="420"/>
       </w:pPr>
       <w:r>
         <w:rPr>
@@ -489,7 +788,7 @@
         </w:rPr>
         <w:drawing>
           <wp:inline>
-            <wp:extent cx="3600000" cy="2502438"/>
+            <wp:extent cx="3600000" cy="1944250"/>
             <wp:effectExtent b="0" l="0" r="0" t="0"/>
             <wp:docPr descr="" title="" id="11" name="Picture"/>
             <a:graphic>
@@ -510,7 +809,7 @@
                   <pic:spPr bwMode="auto">
                     <a:xfrm>
                       <a:off x="0" y="0"/>
-                      <a:ext cx="3600000" cy="2502438"/>
+                      <a:ext cx="3600000" cy="1944250"/>
                     </a:xfrm>
                     <a:prstGeom prst="rect">
                       <a:avLst/>
@@ -536,6 +835,7 @@
           <w:ilvl w:val="0"/>
           <w:numId w:val="1001"/>
         </w:numPr>
+        <w:ind w:firstLine="420"/>
       </w:pPr>
       <w:r>
         <w:rPr>
@@ -595,6 +895,7 @@
           <w:ilvl w:val="0"/>
           <w:numId w:val="1001"/>
         </w:numPr>
+        <w:ind w:firstLine="420"/>
       </w:pPr>
       <w:r>
         <w:rPr>
@@ -641,6 +942,7 @@
           <w:ilvl w:val="0"/>
           <w:numId w:val="1001"/>
         </w:numPr>
+        <w:ind w:firstLine="420"/>
       </w:pPr>
       <w:r>
         <w:rPr>
@@ -698,6 +1000,7 @@
           <w:ilvl w:val="0"/>
           <w:numId w:val="1001"/>
         </w:numPr>
+        <w:ind w:firstLine="420"/>
       </w:pPr>
       <w:r>
         <w:rPr>
@@ -740,6 +1043,7 @@
     <w:p>
       <w:pPr>
         <w:pStyle w:val="FirstParagraph"/>
+        <w:ind w:firstLine="420"/>
       </w:pPr>
       <w:r>
         <w:rPr>
@@ -759,6 +1063,7 @@
     <w:p>
       <w:pPr>
         <w:pStyle w:val="BodyText"/>
+        <w:ind w:firstLine="420"/>
       </w:pPr>
       <w:r>
         <w:rPr>
@@ -775,6 +1080,16 @@
           <w:bCs/>
         </w:rPr>
         <w:t>：D</w:t>
+      </w:r>
+    </w:p>
+    <w:p>
+      <w:pPr>
+        <w:spacing w:before="160" w:after="80"/>
+      </w:pPr>
+      <w:r>
+        <w:pict>
+          <v:rect style="width:0;height:1.5pt" o:hralign="center" o:hrstd="t" o:hr="t"/>
+        </w:pict>
       </w:r>
     </w:p>
     <w:p>
@@ -816,6 +1131,7 @@
     <w:p>
       <w:pPr>
         <w:pStyle w:val="BlockText"/>
+        <w:ind w:firstLine="420"/>
       </w:pPr>
       <w:r>
         <w:rPr>
@@ -869,6 +1185,7 @@
     <w:p>
       <w:pPr>
         <w:pStyle w:val="FirstParagraph"/>
+        <w:ind w:firstLine="420"/>
       </w:pPr>
       <w:r>
         <w:rPr>
@@ -910,48 +1227,13 @@
           <w:ilvl w:val="0"/>
           <w:numId w:val="1002"/>
         </w:numPr>
+        <w:ind w:firstLine="420"/>
       </w:pPr>
       <w:r>
         <w:rPr>
           <w:rFonts w:ascii="Times New Roman" w:hAnsi="Times New Roman" w:eastAsia="Times New Roman" w:cs="Times New Roman"/>
         </w:rPr>
         <w:t xml:space="preserve">A. 1 </w:t>
-      </w:r>
-      <w:r>
-        <w:rPr>
-          <w:rFonts w:hint="eastAsia" w:ascii="Times New Roman" w:hAnsi="Times New Roman" w:eastAsia="FangSong" w:cs="Times New Roman"/>
-        </w:rPr>
-        <w:t xml:space="preserve">种</w:t>
-      </w:r>
-      <w:r>
-        <w:rPr>
-          <w:rFonts w:ascii="Times New Roman" w:hAnsi="Times New Roman" w:eastAsia="Times New Roman" w:cs="Times New Roman"/>
-        </w:rPr>
-        <w:t xml:space="preserve">　　B. 2 </w:t>
-      </w:r>
-      <w:r>
-        <w:rPr>
-          <w:rFonts w:hint="eastAsia" w:ascii="Times New Roman" w:hAnsi="Times New Roman" w:eastAsia="FangSong" w:cs="Times New Roman"/>
-        </w:rPr>
-        <w:t xml:space="preserve">种</w:t>
-      </w:r>
-      <w:r>
-        <w:rPr>
-          <w:rFonts w:ascii="Times New Roman" w:hAnsi="Times New Roman" w:eastAsia="Times New Roman" w:cs="Times New Roman"/>
-        </w:rPr>
-        <w:t xml:space="preserve">　　C. 3 </w:t>
-      </w:r>
-      <w:r>
-        <w:rPr>
-          <w:rFonts w:hint="eastAsia" w:ascii="Times New Roman" w:hAnsi="Times New Roman" w:eastAsia="FangSong" w:cs="Times New Roman"/>
-        </w:rPr>
-        <w:t xml:space="preserve">种</w:t>
-      </w:r>
-      <w:r>
-        <w:rPr>
-          <w:rFonts w:ascii="Times New Roman" w:hAnsi="Times New Roman" w:eastAsia="Times New Roman" w:cs="Times New Roman"/>
-        </w:rPr>
-        <w:t xml:space="preserve">　　D. 4 </w:t>
       </w:r>
       <w:r>
         <w:rPr>
@@ -962,7 +1244,74 @@
     </w:p>
     <w:p>
       <w:pPr>
+        <w:pStyle w:val="Compact"/>
+        <w:numPr>
+          <w:ilvl w:val="0"/>
+          <w:numId w:val="1002"/>
+        </w:numPr>
+        <w:ind w:firstLine="420"/>
+      </w:pPr>
+      <w:r>
+        <w:rPr>
+          <w:rFonts w:ascii="Times New Roman" w:hAnsi="Times New Roman" w:eastAsia="Times New Roman" w:cs="Times New Roman"/>
+        </w:rPr>
+        <w:t xml:space="preserve">B. 2 </w:t>
+      </w:r>
+      <w:r>
+        <w:rPr>
+          <w:rFonts w:hint="eastAsia" w:ascii="Times New Roman" w:hAnsi="Times New Roman" w:eastAsia="FangSong" w:cs="Times New Roman"/>
+        </w:rPr>
+        <w:t xml:space="preserve">种</w:t>
+      </w:r>
+    </w:p>
+    <w:p>
+      <w:pPr>
+        <w:pStyle w:val="Compact"/>
+        <w:numPr>
+          <w:ilvl w:val="0"/>
+          <w:numId w:val="1002"/>
+        </w:numPr>
+        <w:ind w:firstLine="420"/>
+      </w:pPr>
+      <w:r>
+        <w:rPr>
+          <w:rFonts w:ascii="Times New Roman" w:hAnsi="Times New Roman" w:eastAsia="Times New Roman" w:cs="Times New Roman"/>
+        </w:rPr>
+        <w:t xml:space="preserve">C. 3 </w:t>
+      </w:r>
+      <w:r>
+        <w:rPr>
+          <w:rFonts w:hint="eastAsia" w:ascii="Times New Roman" w:hAnsi="Times New Roman" w:eastAsia="FangSong" w:cs="Times New Roman"/>
+        </w:rPr>
+        <w:t xml:space="preserve">种</w:t>
+      </w:r>
+    </w:p>
+    <w:p>
+      <w:pPr>
+        <w:pStyle w:val="Compact"/>
+        <w:numPr>
+          <w:ilvl w:val="0"/>
+          <w:numId w:val="1002"/>
+        </w:numPr>
+        <w:ind w:firstLine="420"/>
+      </w:pPr>
+      <w:r>
+        <w:rPr>
+          <w:rFonts w:ascii="Times New Roman" w:hAnsi="Times New Roman" w:eastAsia="Times New Roman" w:cs="Times New Roman"/>
+        </w:rPr>
+        <w:t xml:space="preserve">D. 4 </w:t>
+      </w:r>
+      <w:r>
+        <w:rPr>
+          <w:rFonts w:hint="eastAsia" w:ascii="Times New Roman" w:hAnsi="Times New Roman" w:eastAsia="FangSong" w:cs="Times New Roman"/>
+        </w:rPr>
+        <w:t xml:space="preserve">种</w:t>
+      </w:r>
+    </w:p>
+    <w:p>
+      <w:pPr>
         <w:pStyle w:val="FirstParagraph"/>
+        <w:ind w:firstLine="420"/>
       </w:pPr>
       <w:r>
         <w:rPr>
@@ -982,6 +1331,7 @@
     <w:p>
       <w:pPr>
         <w:pStyle w:val="BodyText"/>
+        <w:ind w:firstLine="420"/>
       </w:pPr>
       <w:r>
         <w:rPr>
@@ -998,6 +1348,16 @@
           <w:bCs/>
         </w:rPr>
         <w:t>：A</w:t>
+      </w:r>
+    </w:p>
+    <w:p>
+      <w:pPr>
+        <w:spacing w:before="160" w:after="80"/>
+      </w:pPr>
+      <w:r>
+        <w:pict>
+          <v:rect style="width:0;height:1.5pt" o:hralign="center" o:hrstd="t" o:hr="t"/>
+        </w:pict>
       </w:r>
     </w:p>
     <w:p>
@@ -1039,6 +1399,7 @@
     <w:p>
       <w:pPr>
         <w:pStyle w:val="BlockText"/>
+        <w:ind w:firstLine="420"/>
       </w:pPr>
       <w:r>
         <w:rPr>
@@ -1092,6 +1453,7 @@
     <w:p>
       <w:pPr>
         <w:pStyle w:val="FirstParagraph"/>
+        <w:ind w:firstLine="420"/>
       </w:pPr>
       <w:r>
         <w:rPr>
@@ -1107,6 +1469,7 @@
           <w:ilvl w:val="0"/>
           <w:numId w:val="1003"/>
         </w:numPr>
+        <w:ind w:firstLine="420"/>
       </w:pPr>
       <w:r>
         <w:rPr>
@@ -1227,6 +1590,7 @@
           <w:ilvl w:val="0"/>
           <w:numId w:val="1003"/>
         </w:numPr>
+        <w:ind w:firstLine="420"/>
       </w:pPr>
       <w:r>
         <w:rPr>
@@ -1320,6 +1684,7 @@
           <w:ilvl w:val="0"/>
           <w:numId w:val="1003"/>
         </w:numPr>
+        <w:ind w:firstLine="420"/>
       </w:pPr>
       <w:r>
         <w:rPr>
@@ -1402,6 +1767,7 @@
           <w:ilvl w:val="0"/>
           <w:numId w:val="1003"/>
         </w:numPr>
+        <w:ind w:firstLine="420"/>
       </w:pPr>
       <w:r>
         <w:rPr>
@@ -1481,6 +1847,7 @@
     <w:p>
       <w:pPr>
         <w:pStyle w:val="FirstParagraph"/>
+        <w:ind w:firstLine="420"/>
       </w:pPr>
       <w:r>
         <w:rPr>
@@ -1500,6 +1867,7 @@
     <w:p>
       <w:pPr>
         <w:pStyle w:val="BodyText"/>
+        <w:ind w:firstLine="420"/>
       </w:pPr>
       <w:r>
         <w:rPr>
@@ -1516,6 +1884,16 @@
           <w:bCs/>
         </w:rPr>
         <w:t>：C</w:t>
+      </w:r>
+    </w:p>
+    <w:p>
+      <w:pPr>
+        <w:spacing w:before="160" w:after="80"/>
+      </w:pPr>
+      <w:r>
+        <w:pict>
+          <v:rect style="width:0;height:1.5pt" o:hralign="center" o:hrstd="t" o:hr="t"/>
+        </w:pict>
       </w:r>
     </w:p>
     <w:p>
@@ -1557,6 +1935,7 @@
     <w:p>
       <w:pPr>
         <w:pStyle w:val="BlockText"/>
+        <w:ind w:firstLine="420"/>
       </w:pPr>
       <w:r>
         <w:rPr>
@@ -1610,6 +1989,7 @@
     <w:p>
       <w:pPr>
         <w:pStyle w:val="FirstParagraph"/>
+        <w:ind w:firstLine="420"/>
       </w:pPr>
       <w:r>
         <w:rPr>
@@ -1639,55 +2019,84 @@
         </w:rPr>
         <w:t>4</w:t>
       </w:r>
-      <w:r>
-        <w:rPr>
-          <w:rFonts w:ascii="Times New Roman" w:hAnsi="Times New Roman" w:eastAsia="Times New Roman" w:cs="Times New Roman"/>
-        </w:rPr>
-        <w:t xml:space="preserve">　　B. XeF</w:t>
-      </w:r>
-      <w:r>
-        <w:rPr>
-          <w:rFonts w:ascii="Times New Roman" w:hAnsi="Times New Roman" w:eastAsia="Times New Roman" w:cs="Times New Roman"/>
-          <w:vertAlign w:val="subscript"/>
-        </w:rPr>
-        <w:t>4</w:t>
-      </w:r>
-      <w:r>
-        <w:rPr>
-          <w:rFonts w:ascii="Times New Roman" w:hAnsi="Times New Roman" w:eastAsia="Times New Roman" w:cs="Times New Roman"/>
-        </w:rPr>
-        <w:t xml:space="preserve">　　C. </w:t>
-      </w:r>
-      <w:r>
-        <w:rPr>
-          <w:rFonts w:hint="eastAsia" w:ascii="Times New Roman" w:hAnsi="Times New Roman" w:eastAsia="FangSong" w:cs="Times New Roman"/>
-        </w:rPr>
-        <w:t xml:space="preserve">顺铂</w:t>
-      </w:r>
-      <w:r>
-        <w:rPr>
-          <w:rFonts w:ascii="Times New Roman" w:hAnsi="Times New Roman" w:eastAsia="Times New Roman" w:cs="Times New Roman"/>
-        </w:rPr>
-        <w:t xml:space="preserve">　　D. Zn(CN)</w:t>
-      </w:r>
-      <w:r>
-        <w:rPr>
-          <w:rFonts w:ascii="Times New Roman" w:hAnsi="Times New Roman" w:eastAsia="Times New Roman" w:cs="Times New Roman"/>
-          <w:vertAlign w:val="subscript"/>
-        </w:rPr>
-        <w:t>4</w:t>
-      </w:r>
-      <w:r>
-        <w:rPr>
-          <w:rFonts w:ascii="Times New Roman" w:hAnsi="Times New Roman" w:eastAsia="Times New Roman" w:cs="Times New Roman"/>
-          <w:vertAlign w:val="superscript"/>
-        </w:rPr>
-        <w:t>2-</w:t>
-      </w:r>
     </w:p>
     <w:p>
       <w:pPr>
+        <w:pStyle w:val="Compact"/>
+        <w:numPr>
+          <w:ilvl w:val="0"/>
+          <w:numId w:val="1004"/>
+        </w:numPr>
+      </w:pPr>
+      <w:r>
+        <w:rPr>
+          <w:rFonts w:ascii="Times New Roman" w:hAnsi="Times New Roman" w:eastAsia="Times New Roman" w:cs="Times New Roman"/>
+        </w:rPr>
+        <w:t>B. XeF</w:t>
+      </w:r>
+      <w:r>
+        <w:rPr>
+          <w:rFonts w:ascii="Times New Roman" w:hAnsi="Times New Roman" w:eastAsia="Times New Roman" w:cs="Times New Roman"/>
+          <w:vertAlign w:val="subscript"/>
+        </w:rPr>
+        <w:t>4</w:t>
+      </w:r>
+    </w:p>
+    <w:p>
+      <w:pPr>
+        <w:pStyle w:val="Compact"/>
+        <w:numPr>
+          <w:ilvl w:val="0"/>
+          <w:numId w:val="1004"/>
+        </w:numPr>
+        <w:ind w:firstLine="420"/>
+      </w:pPr>
+      <w:r>
+        <w:rPr>
+          <w:rFonts w:ascii="Times New Roman" w:hAnsi="Times New Roman" w:eastAsia="Times New Roman" w:cs="Times New Roman"/>
+        </w:rPr>
+        <w:t xml:space="preserve">C. </w:t>
+      </w:r>
+      <w:r>
+        <w:rPr>
+          <w:rFonts w:hint="eastAsia" w:ascii="Times New Roman" w:hAnsi="Times New Roman" w:eastAsia="FangSong" w:cs="Times New Roman"/>
+        </w:rPr>
+        <w:t xml:space="preserve">顺铂</w:t>
+      </w:r>
+    </w:p>
+    <w:p>
+      <w:pPr>
+        <w:pStyle w:val="Compact"/>
+        <w:numPr>
+          <w:ilvl w:val="0"/>
+          <w:numId w:val="1004"/>
+        </w:numPr>
+      </w:pPr>
+      <w:r>
+        <w:rPr>
+          <w:rFonts w:ascii="Times New Roman" w:hAnsi="Times New Roman" w:eastAsia="Times New Roman" w:cs="Times New Roman"/>
+        </w:rPr>
+        <w:t>D. Zn(CN)</w:t>
+      </w:r>
+      <w:r>
+        <w:rPr>
+          <w:rFonts w:ascii="Times New Roman" w:hAnsi="Times New Roman" w:eastAsia="Times New Roman" w:cs="Times New Roman"/>
+          <w:vertAlign w:val="subscript"/>
+        </w:rPr>
+        <w:t>4</w:t>
+      </w:r>
+      <w:r>
+        <w:rPr>
+          <w:rFonts w:ascii="Times New Roman" w:hAnsi="Times New Roman" w:eastAsia="Times New Roman" w:cs="Times New Roman"/>
+          <w:vertAlign w:val="superscript"/>
+        </w:rPr>
+        <w:t>2-</w:t>
+      </w:r>
+    </w:p>
+    <w:p>
+      <w:pPr>
         <w:pStyle w:val="FirstParagraph"/>
+        <w:ind w:firstLine="420"/>
       </w:pPr>
       <w:r>
         <w:rPr>
@@ -1707,6 +2116,7 @@
     <w:p>
       <w:pPr>
         <w:pStyle w:val="BodyText"/>
+        <w:ind w:firstLine="420"/>
       </w:pPr>
       <w:r>
         <w:rPr>
@@ -1723,6 +2133,16 @@
           <w:bCs/>
         </w:rPr>
         <w:t>：B</w:t>
+      </w:r>
+    </w:p>
+    <w:p>
+      <w:pPr>
+        <w:spacing w:before="160" w:after="80"/>
+      </w:pPr>
+      <w:r>
+        <w:pict>
+          <v:rect style="width:0;height:1.5pt" o:hralign="center" o:hrstd="t" o:hr="t"/>
+        </w:pict>
       </w:r>
     </w:p>
     <w:p>
@@ -1764,6 +2184,7 @@
     <w:p>
       <w:pPr>
         <w:pStyle w:val="BlockText"/>
+        <w:ind w:firstLine="420"/>
       </w:pPr>
       <w:r>
         <w:rPr>
@@ -1817,6 +2238,7 @@
     <w:p>
       <w:pPr>
         <w:pStyle w:val="FirstParagraph"/>
+        <w:ind w:firstLine="420"/>
       </w:pPr>
       <w:r>
         <w:rPr>
@@ -1832,6 +2254,7 @@
           <w:ilvl w:val="0"/>
           <w:numId w:val="1005"/>
         </w:numPr>
+        <w:ind w:firstLine="420"/>
       </w:pPr>
       <w:r>
         <w:rPr>
@@ -1865,6 +2288,7 @@
           <w:ilvl w:val="0"/>
           <w:numId w:val="1005"/>
         </w:numPr>
+        <w:ind w:firstLine="420"/>
       </w:pPr>
       <w:r>
         <w:rPr>
@@ -1898,6 +2322,7 @@
           <w:ilvl w:val="0"/>
           <w:numId w:val="1005"/>
         </w:numPr>
+        <w:ind w:firstLine="420"/>
       </w:pPr>
       <w:r>
         <w:rPr>
@@ -1919,6 +2344,7 @@
           <w:ilvl w:val="0"/>
           <w:numId w:val="1005"/>
         </w:numPr>
+        <w:ind w:firstLine="420"/>
       </w:pPr>
       <w:r>
         <w:rPr>
@@ -1936,6 +2362,7 @@
     <w:p>
       <w:pPr>
         <w:pStyle w:val="FirstParagraph"/>
+        <w:ind w:firstLine="420"/>
       </w:pPr>
       <w:r>
         <w:rPr>
@@ -1955,6 +2382,7 @@
     <w:p>
       <w:pPr>
         <w:pStyle w:val="BodyText"/>
+        <w:ind w:firstLine="420"/>
       </w:pPr>
       <w:r>
         <w:rPr>
@@ -1971,6 +2399,16 @@
           <w:bCs/>
         </w:rPr>
         <w:t>：ACD</w:t>
+      </w:r>
+    </w:p>
+    <w:p>
+      <w:pPr>
+        <w:spacing w:before="160" w:after="80"/>
+      </w:pPr>
+      <w:r>
+        <w:pict>
+          <v:rect style="width:0;height:1.5pt" o:hralign="center" o:hrstd="t" o:hr="t"/>
+        </w:pict>
       </w:r>
     </w:p>
     <w:p>
@@ -2012,6 +2450,7 @@
     <w:p>
       <w:pPr>
         <w:pStyle w:val="BlockText"/>
+        <w:ind w:firstLine="420"/>
       </w:pPr>
       <w:r>
         <w:rPr>
@@ -2065,6 +2504,7 @@
     <w:p>
       <w:pPr>
         <w:pStyle w:val="FirstParagraph"/>
+        <w:ind w:firstLine="420"/>
       </w:pPr>
       <w:r>
         <w:rPr>
@@ -2080,6 +2520,7 @@
           <w:ilvl w:val="0"/>
           <w:numId w:val="1006"/>
         </w:numPr>
+        <w:ind w:firstLine="420"/>
       </w:pPr>
       <w:r>
         <w:rPr>
@@ -2125,6 +2566,7 @@
           <w:ilvl w:val="0"/>
           <w:numId w:val="1006"/>
         </w:numPr>
+        <w:ind w:firstLine="420"/>
       </w:pPr>
       <w:r>
         <w:rPr>
@@ -2182,6 +2624,7 @@
           <w:ilvl w:val="0"/>
           <w:numId w:val="1006"/>
         </w:numPr>
+        <w:ind w:firstLine="420"/>
       </w:pPr>
       <w:r>
         <w:rPr>
@@ -2239,6 +2682,7 @@
           <w:ilvl w:val="0"/>
           <w:numId w:val="1006"/>
         </w:numPr>
+        <w:ind w:firstLine="420"/>
       </w:pPr>
       <w:r>
         <w:rPr>
@@ -2292,6 +2736,7 @@
     <w:p>
       <w:pPr>
         <w:pStyle w:val="FirstParagraph"/>
+        <w:ind w:firstLine="420"/>
       </w:pPr>
       <w:r>
         <w:rPr>
@@ -2311,6 +2756,7 @@
     <w:p>
       <w:pPr>
         <w:pStyle w:val="BodyText"/>
+        <w:ind w:firstLine="420"/>
       </w:pPr>
       <w:r>
         <w:rPr>
@@ -2327,6 +2773,16 @@
           <w:bCs/>
         </w:rPr>
         <w:t>：B</w:t>
+      </w:r>
+    </w:p>
+    <w:p>
+      <w:pPr>
+        <w:spacing w:before="160" w:after="80"/>
+      </w:pPr>
+      <w:r>
+        <w:pict>
+          <v:rect style="width:0;height:1.5pt" o:hralign="center" o:hrstd="t" o:hr="t"/>
+        </w:pict>
       </w:r>
     </w:p>
     <w:p>
@@ -2368,6 +2824,7 @@
     <w:p>
       <w:pPr>
         <w:pStyle w:val="BlockText"/>
+        <w:ind w:firstLine="420"/>
       </w:pPr>
       <w:r>
         <w:rPr>
@@ -2391,6 +2848,7 @@
     <w:p>
       <w:pPr>
         <w:pStyle w:val="FirstParagraph"/>
+        <w:ind w:firstLine="420"/>
       </w:pPr>
       <w:r>
         <w:rPr>
@@ -2850,6 +3308,7 @@
     <w:p>
       <w:pPr>
         <w:pStyle w:val="BodyText"/>
+        <w:ind w:firstLine="420"/>
       </w:pPr>
       <w:r>
         <w:rPr>
@@ -3203,6 +3662,16 @@
         </w:pict>
       </w:r>
     </w:p>
+    <w:p>
+      <w:pPr>
+        <w:spacing w:before="160" w:after="80"/>
+      </w:pPr>
+      <w:r>
+        <w:pict>
+          <v:rect style="width:0;height:1.5pt" o:hralign="center" o:hrstd="t" o:hr="t"/>
+        </w:pict>
+      </w:r>
+    </w:p>
     <w:bookmarkEnd w:id="19"/>
     <w:bookmarkStart w:id="20" w:name="第8题"/>
     <w:p>
@@ -3232,6 +3701,7 @@
     <w:p>
       <w:pPr>
         <w:pStyle w:val="BlockText"/>
+        <w:ind w:firstLine="420"/>
       </w:pPr>
       <w:r>
         <w:rPr>
@@ -3255,6 +3725,7 @@
     <w:p>
       <w:pPr>
         <w:pStyle w:val="FirstParagraph"/>
+        <w:ind w:firstLine="420"/>
       </w:pPr>
       <w:r>
         <w:rPr>
@@ -3362,14 +3833,12 @@
     </w:p>
     <w:p>
       <w:pPr>
-        <w:pStyle w:val="BodyText"/>
-      </w:pPr>
-      <w:r>
-        <w:rPr>
-          <w:rFonts w:ascii="Times New Roman" w:hAnsi="Times New Roman" w:eastAsia="Times New Roman" w:cs="Times New Roman"/>
-        </w:rPr>
-        <w:t xml:space="preserve">9-1 </w:t>
-      </w:r>
+        <w:numPr>
+          <w:ilvl w:val="0"/>
+          <w:numId w:val="1007"/>
+        </w:numPr>
+        <w:ind w:firstLine="420"/>
+      </w:pPr>
       <w:r>
         <w:rPr>
           <w:rFonts w:hint="eastAsia" w:ascii="Times New Roman" w:hAnsi="Times New Roman" w:eastAsia="FangSong" w:cs="Times New Roman"/>
@@ -3440,20 +3909,12 @@
     </w:p>
     <w:p>
       <w:pPr>
-        <w:pStyle w:val="BodyText"/>
-      </w:pPr>
-      <w:r>
-        <w:rPr>
-          <w:rFonts w:ascii="Times New Roman" w:hAnsi="Times New Roman" w:eastAsia="Times New Roman" w:cs="Times New Roman"/>
-        </w:rPr>
-        <w:t xml:space="preserve">9-2</w:t>
-      </w:r>
-      <w:r>
-        <w:rPr>
-          <w:rFonts w:ascii="Times New Roman" w:hAnsi="Times New Roman" w:eastAsia="Times New Roman" w:cs="Times New Roman"/>
-        </w:rPr>
-        <w:t xml:space="preserve"> </w:t>
-      </w:r>
+        <w:numPr>
+          <w:ilvl w:val="0"/>
+          <w:numId w:val="1007"/>
+        </w:numPr>
+        <w:ind w:firstLine="420"/>
+      </w:pPr>
       <m:oMath>
         <m:sSubSup>
           <m:e>
@@ -3560,20 +4021,12 @@
     </w:p>
     <w:p>
       <w:pPr>
-        <w:pStyle w:val="BodyText"/>
-      </w:pPr>
-      <w:r>
-        <w:rPr>
-          <w:rFonts w:ascii="Times New Roman" w:hAnsi="Times New Roman" w:eastAsia="Times New Roman" w:cs="Times New Roman"/>
-        </w:rPr>
-        <w:t xml:space="preserve">9-3</w:t>
-      </w:r>
-      <w:r>
-        <w:rPr>
-          <w:rFonts w:ascii="Times New Roman" w:hAnsi="Times New Roman" w:eastAsia="Times New Roman" w:cs="Times New Roman"/>
-        </w:rPr>
-        <w:t xml:space="preserve"> </w:t>
-      </w:r>
+        <w:numPr>
+          <w:ilvl w:val="0"/>
+          <w:numId w:val="1007"/>
+        </w:numPr>
+        <w:ind w:firstLine="420"/>
+      </w:pPr>
       <m:oMath>
         <m:sSubSup>
           <m:e>
@@ -3838,7 +4291,8 @@
     </w:p>
     <w:p>
       <w:pPr>
-        <w:pStyle w:val="BodyText"/>
+        <w:pStyle w:val="FirstParagraph"/>
+        <w:ind w:firstLine="420"/>
       </w:pPr>
       <w:r>
         <w:rPr>
@@ -3858,6 +4312,7 @@
     <w:p>
       <w:pPr>
         <w:pStyle w:val="BodyText"/>
+        <w:ind w:firstLine="420"/>
       </w:pPr>
       <m:oMath>
         <m:sSup>
@@ -4496,6 +4951,7 @@
     <w:p>
       <w:pPr>
         <w:pStyle w:val="BodyText"/>
+        <w:ind w:firstLine="420"/>
       </w:pPr>
       <w:r>
         <w:rPr>
@@ -4518,20 +4974,11 @@
     </w:p>
     <w:p>
       <w:pPr>
-        <w:pStyle w:val="BodyText"/>
-      </w:pPr>
-      <w:r>
-        <w:rPr>
-          <w:rFonts w:ascii="Times New Roman" w:hAnsi="Times New Roman" w:eastAsia="Times New Roman" w:cs="Times New Roman"/>
-        </w:rPr>
-        <w:t xml:space="preserve">9-1</w:t>
-      </w:r>
-      <w:r>
-        <w:rPr>
-          <w:rFonts w:ascii="Times New Roman" w:hAnsi="Times New Roman" w:eastAsia="Times New Roman" w:cs="Times New Roman"/>
-        </w:rPr>
-        <w:t xml:space="preserve"> </w:t>
-      </w:r>
+        <w:numPr>
+          <w:ilvl w:val="0"/>
+          <w:numId w:val="1008"/>
+        </w:numPr>
+      </w:pPr>
       <m:oMath>
         <m:oMathPr>
           <m:ctrlPr>
@@ -4661,20 +5108,11 @@
     </w:p>
     <w:p>
       <w:pPr>
-        <w:pStyle w:val="BodyText"/>
-      </w:pPr>
-      <w:r>
-        <w:rPr>
-          <w:rFonts w:ascii="Times New Roman" w:hAnsi="Times New Roman" w:eastAsia="Times New Roman" w:cs="Times New Roman"/>
-        </w:rPr>
-        <w:t xml:space="preserve">9-2</w:t>
-      </w:r>
-      <w:r>
-        <w:rPr>
-          <w:rFonts w:ascii="Times New Roman" w:hAnsi="Times New Roman" w:eastAsia="Times New Roman" w:cs="Times New Roman"/>
-        </w:rPr>
-        <w:t xml:space="preserve"> </w:t>
-      </w:r>
+        <w:numPr>
+          <w:ilvl w:val="0"/>
+          <w:numId w:val="1008"/>
+        </w:numPr>
+      </w:pPr>
       <m:oMath>
         <m:oMathPr>
           <m:ctrlPr>
@@ -4781,14 +5219,12 @@
     </w:p>
     <w:p>
       <w:pPr>
-        <w:pStyle w:val="BodyText"/>
-      </w:pPr>
-      <w:r>
-        <w:rPr>
-          <w:rFonts w:ascii="Times New Roman" w:hAnsi="Times New Roman" w:eastAsia="Times New Roman" w:cs="Times New Roman"/>
-        </w:rPr>
-        <w:t xml:space="preserve">9-3 </w:t>
-      </w:r>
+        <w:numPr>
+          <w:ilvl w:val="0"/>
+          <w:numId w:val="1008"/>
+        </w:numPr>
+        <w:ind w:firstLine="420"/>
+      </w:pPr>
       <w:r>
         <w:rPr>
           <w:rFonts w:hint="eastAsia" w:ascii="Times New Roman" w:hAnsi="Times New Roman" w:eastAsia="FangSong" w:cs="Times New Roman"/>
@@ -5182,6 +5618,16 @@
         </w:pict>
       </w:r>
     </w:p>
+    <w:p>
+      <w:pPr>
+        <w:spacing w:before="160" w:after="80"/>
+      </w:pPr>
+      <w:r>
+        <w:pict>
+          <v:rect style="width:0;height:1.5pt" o:hralign="center" o:hrstd="t" o:hr="t"/>
+        </w:pict>
+      </w:r>
+    </w:p>
     <w:bookmarkEnd w:id="20"/>
     <w:bookmarkStart w:id="21" w:name="第9题"/>
     <w:p>
@@ -5211,6 +5657,7 @@
     <w:p>
       <w:pPr>
         <w:pStyle w:val="BlockText"/>
+        <w:ind w:firstLine="420"/>
       </w:pPr>
       <w:r>
         <w:rPr>
@@ -5234,6 +5681,7 @@
     <w:p>
       <w:pPr>
         <w:pStyle w:val="FirstParagraph"/>
+        <w:ind w:firstLine="420"/>
       </w:pPr>
       <w:r>
         <w:rPr>
@@ -5473,14 +5921,13 @@
     </w:p>
     <w:p>
       <w:pPr>
-        <w:pStyle w:val="BodyText"/>
-      </w:pPr>
-      <w:r>
-        <w:rPr>
-          <w:rFonts w:ascii="Times New Roman" w:hAnsi="Times New Roman" w:eastAsia="Times New Roman" w:cs="Times New Roman"/>
-        </w:rPr>
-        <w:t xml:space="preserve">7-1 </w:t>
-      </w:r>
+        <w:pStyle w:val="Compact"/>
+        <w:numPr>
+          <w:ilvl w:val="0"/>
+          <w:numId w:val="1009"/>
+        </w:numPr>
+        <w:ind w:firstLine="420"/>
+      </w:pPr>
       <w:r>
         <w:rPr>
           <w:rFonts w:hint="eastAsia" w:ascii="Times New Roman" w:hAnsi="Times New Roman" w:eastAsia="FangSong" w:cs="Times New Roman"/>
@@ -5508,7 +5955,8 @@
     </w:p>
     <w:p>
       <w:pPr>
-        <w:pStyle w:val="BodyText"/>
+        <w:pStyle w:val="FirstParagraph"/>
+        <w:ind w:firstLine="420"/>
       </w:pPr>
       <w:r>
         <w:rPr>
@@ -5526,6 +5974,7 @@
     <w:p>
       <w:pPr>
         <w:pStyle w:val="BodyText"/>
+        <w:ind w:firstLine="420"/>
       </w:pPr>
       <w:r>
         <w:rPr>
@@ -5555,6 +6004,7 @@
     <w:p>
       <w:pPr>
         <w:pStyle w:val="BodyText"/>
+        <w:ind w:firstLine="420"/>
       </w:pPr>
       <w:r>
         <w:rPr>
@@ -5583,14 +6033,13 @@
     </w:p>
     <w:p>
       <w:pPr>
-        <w:pStyle w:val="BodyText"/>
-      </w:pPr>
-      <w:r>
-        <w:rPr>
-          <w:rFonts w:ascii="Times New Roman" w:hAnsi="Times New Roman" w:eastAsia="Times New Roman" w:cs="Times New Roman"/>
-        </w:rPr>
-        <w:t xml:space="preserve">7-2 </w:t>
-      </w:r>
+        <w:pStyle w:val="Compact"/>
+        <w:numPr>
+          <w:ilvl w:val="0"/>
+          <w:numId w:val="1010"/>
+        </w:numPr>
+        <w:ind w:firstLine="420"/>
+      </w:pPr>
       <w:r>
         <w:rPr>
           <w:rFonts w:hint="eastAsia" w:ascii="Times New Roman" w:hAnsi="Times New Roman" w:eastAsia="FangSong" w:cs="Times New Roman"/>
@@ -5630,7 +6079,8 @@
     </w:p>
     <w:p>
       <w:pPr>
-        <w:pStyle w:val="BodyText"/>
+        <w:pStyle w:val="FirstParagraph"/>
+        <w:ind w:firstLine="420"/>
       </w:pPr>
       <w:r>
         <w:rPr>
@@ -5660,6 +6110,7 @@
     <w:p>
       <w:pPr>
         <w:pStyle w:val="BodyText"/>
+        <w:ind w:firstLine="420"/>
       </w:pPr>
       <w:r>
         <w:rPr>
@@ -5689,6 +6140,7 @@
     <w:p>
       <w:pPr>
         <w:pStyle w:val="BodyText"/>
+        <w:ind w:firstLine="420"/>
       </w:pPr>
       <w:r>
         <w:rPr>
@@ -5717,14 +6169,13 @@
     </w:p>
     <w:p>
       <w:pPr>
-        <w:pStyle w:val="BodyText"/>
-      </w:pPr>
-      <w:r>
-        <w:rPr>
-          <w:rFonts w:ascii="Times New Roman" w:hAnsi="Times New Roman" w:eastAsia="Times New Roman" w:cs="Times New Roman"/>
-        </w:rPr>
-        <w:t xml:space="preserve">7-3 </w:t>
-      </w:r>
+        <w:pStyle w:val="Compact"/>
+        <w:numPr>
+          <w:ilvl w:val="0"/>
+          <w:numId w:val="1011"/>
+        </w:numPr>
+        <w:ind w:firstLine="420"/>
+      </w:pPr>
       <w:r>
         <w:rPr>
           <w:rFonts w:hint="eastAsia" w:ascii="Times New Roman" w:hAnsi="Times New Roman" w:eastAsia="FangSong" w:cs="Times New Roman"/>
@@ -5752,7 +6203,8 @@
     </w:p>
     <w:p>
       <w:pPr>
-        <w:pStyle w:val="BodyText"/>
+        <w:pStyle w:val="FirstParagraph"/>
+        <w:ind w:firstLine="420"/>
       </w:pPr>
       <w:r>
         <w:rPr>
@@ -5782,6 +6234,7 @@
     <w:p>
       <w:pPr>
         <w:pStyle w:val="BodyText"/>
+        <w:ind w:firstLine="420"/>
       </w:pPr>
       <w:r>
         <w:rPr>
@@ -5810,14 +6263,12 @@
     </w:p>
     <w:p>
       <w:pPr>
-        <w:pStyle w:val="BodyText"/>
-      </w:pPr>
-      <w:r>
-        <w:rPr>
-          <w:rFonts w:ascii="Times New Roman" w:hAnsi="Times New Roman" w:eastAsia="Times New Roman" w:cs="Times New Roman"/>
-        </w:rPr>
-        <w:t xml:space="preserve">7-4 </w:t>
-      </w:r>
+        <w:numPr>
+          <w:ilvl w:val="0"/>
+          <w:numId w:val="1012"/>
+        </w:numPr>
+        <w:ind w:firstLine="420"/>
+      </w:pPr>
       <w:r>
         <w:rPr>
           <w:rFonts w:hint="eastAsia" w:ascii="Times New Roman" w:hAnsi="Times New Roman" w:eastAsia="FangSong" w:cs="Times New Roman"/>
@@ -5904,14 +6355,12 @@
     </w:p>
     <w:p>
       <w:pPr>
-        <w:pStyle w:val="BodyText"/>
-      </w:pPr>
-      <w:r>
-        <w:rPr>
-          <w:rFonts w:ascii="Times New Roman" w:hAnsi="Times New Roman" w:eastAsia="Times New Roman" w:cs="Times New Roman"/>
-        </w:rPr>
-        <w:t xml:space="preserve">7-5 </w:t>
-      </w:r>
+        <w:numPr>
+          <w:ilvl w:val="0"/>
+          <w:numId w:val="1012"/>
+        </w:numPr>
+        <w:ind w:firstLine="420"/>
+      </w:pPr>
       <w:r>
         <w:rPr>
           <w:rFonts w:hint="eastAsia" w:ascii="Times New Roman" w:hAnsi="Times New Roman" w:eastAsia="FangSong" w:cs="Times New Roman"/>
@@ -5981,7 +6430,8 @@
     </w:p>
     <w:p>
       <w:pPr>
-        <w:pStyle w:val="BodyText"/>
+        <w:pStyle w:val="FirstParagraph"/>
+        <w:ind w:firstLine="420"/>
       </w:pPr>
       <w:r>
         <w:rPr>
@@ -6000,53 +6450,53 @@
     </w:p>
     <w:p>
       <w:pPr>
-        <w:pStyle w:val="BodyText"/>
-      </w:pPr>
-      <w:r>
-        <w:rPr>
-          <w:rFonts w:ascii="Times New Roman" w:hAnsi="Times New Roman" w:eastAsia="Times New Roman" w:cs="Times New Roman"/>
-        </w:rPr>
-        <w:t xml:space="preserve">7-1 B。</w:t>
+        <w:numPr>
+          <w:ilvl w:val="0"/>
+          <w:numId w:val="1013"/>
+        </w:numPr>
+      </w:pPr>
+      <w:r>
+        <w:rPr>
+          <w:rFonts w:ascii="Times New Roman" w:hAnsi="Times New Roman" w:eastAsia="Times New Roman" w:cs="Times New Roman"/>
+        </w:rPr>
+        <w:t xml:space="preserve">B。</w:t>
       </w:r>
     </w:p>
     <w:p>
       <w:pPr>
-        <w:pStyle w:val="BodyText"/>
-      </w:pPr>
-      <w:r>
-        <w:rPr>
-          <w:rFonts w:ascii="Times New Roman" w:hAnsi="Times New Roman" w:eastAsia="Times New Roman" w:cs="Times New Roman"/>
-        </w:rPr>
-        <w:t xml:space="preserve">7-2 BC。</w:t>
+        <w:numPr>
+          <w:ilvl w:val="0"/>
+          <w:numId w:val="1013"/>
+        </w:numPr>
+      </w:pPr>
+      <w:r>
+        <w:rPr>
+          <w:rFonts w:ascii="Times New Roman" w:hAnsi="Times New Roman" w:eastAsia="Times New Roman" w:cs="Times New Roman"/>
+        </w:rPr>
+        <w:t xml:space="preserve">BC。</w:t>
       </w:r>
     </w:p>
     <w:p>
       <w:pPr>
-        <w:pStyle w:val="BodyText"/>
-      </w:pPr>
-      <w:r>
-        <w:rPr>
-          <w:rFonts w:ascii="Times New Roman" w:hAnsi="Times New Roman" w:eastAsia="Times New Roman" w:cs="Times New Roman"/>
-        </w:rPr>
-        <w:t xml:space="preserve">7-3 C。</w:t>
+        <w:numPr>
+          <w:ilvl w:val="0"/>
+          <w:numId w:val="1013"/>
+        </w:numPr>
+      </w:pPr>
+      <w:r>
+        <w:rPr>
+          <w:rFonts w:ascii="Times New Roman" w:hAnsi="Times New Roman" w:eastAsia="Times New Roman" w:cs="Times New Roman"/>
+        </w:rPr>
+        <w:t xml:space="preserve">C。</w:t>
       </w:r>
     </w:p>
     <w:p>
       <w:pPr>
-        <w:pStyle w:val="BodyText"/>
-      </w:pPr>
-      <w:r>
-        <w:rPr>
-          <w:rFonts w:ascii="Times New Roman" w:hAnsi="Times New Roman" w:eastAsia="Times New Roman" w:cs="Times New Roman"/>
-        </w:rPr>
-        <w:t xml:space="preserve">7-4</w:t>
-      </w:r>
-      <w:r>
-        <w:rPr>
-          <w:rFonts w:ascii="Times New Roman" w:hAnsi="Times New Roman" w:eastAsia="Times New Roman" w:cs="Times New Roman"/>
-        </w:rPr>
-        <w:t xml:space="preserve"> </w:t>
-      </w:r>
+        <w:numPr>
+          <w:ilvl w:val="0"/>
+          <w:numId w:val="1013"/>
+        </w:numPr>
+      </w:pPr>
       <m:oMath>
         <m:sSup>
           <m:e>
@@ -6079,20 +6529,11 @@
     </w:p>
     <w:p>
       <w:pPr>
-        <w:pStyle w:val="BodyText"/>
-      </w:pPr>
-      <w:r>
-        <w:rPr>
-          <w:rFonts w:ascii="Times New Roman" w:hAnsi="Times New Roman" w:eastAsia="Times New Roman" w:cs="Times New Roman"/>
-        </w:rPr>
-        <w:t xml:space="preserve">7-5</w:t>
-      </w:r>
-      <w:r>
-        <w:rPr>
-          <w:rFonts w:ascii="Times New Roman" w:hAnsi="Times New Roman" w:eastAsia="Times New Roman" w:cs="Times New Roman"/>
-        </w:rPr>
-        <w:t xml:space="preserve"> </w:t>
-      </w:r>
+        <w:numPr>
+          <w:ilvl w:val="0"/>
+          <w:numId w:val="1013"/>
+        </w:numPr>
+      </w:pPr>
       <m:oMath>
         <m:oMathPr>
           <m:ctrlPr>
@@ -6293,6 +6734,22 @@
           <m:t>F</m:t>
         </m:r>
       </m:oMath>
+      <w:r>
+        <w:rPr>
+          <w:rFonts w:ascii="Times New Roman" w:hAnsi="Times New Roman" w:eastAsia="Times New Roman" w:cs="Times New Roman"/>
+        </w:rPr>
+        <w:t xml:space="preserve">​</w:t>
+      </w:r>
+    </w:p>
+    <w:p>
+      <w:pPr>
+        <w:spacing w:before="160" w:after="80"/>
+      </w:pPr>
+      <w:r>
+        <w:pict>
+          <v:rect style="width:0;height:1.5pt" o:hralign="center" o:hrstd="t" o:hr="t"/>
+        </w:pict>
+      </w:r>
     </w:p>
     <w:p>
       <w:pPr>
@@ -6333,6 +6790,7 @@
     <w:p>
       <w:pPr>
         <w:pStyle w:val="BlockText"/>
+        <w:ind w:firstLine="420"/>
       </w:pPr>
       <w:r>
         <w:rPr>
@@ -6356,6 +6814,7 @@
     <w:p>
       <w:pPr>
         <w:pStyle w:val="FirstParagraph"/>
+        <w:ind w:firstLine="420"/>
       </w:pPr>
       <w:r>
         <w:rPr>
@@ -6416,25 +6875,6 @@
           <w:rFonts w:ascii="Times New Roman" w:hAnsi="Times New Roman" w:eastAsia="Times New Roman" w:cs="Times New Roman"/>
         </w:rPr>
         <w:t xml:space="preserve"> Nb)。</w:t>
-      </w:r>
-    </w:p>
-    <w:p>
-      <w:pPr>
-        <w:pStyle w:val="BodyText"/>
-      </w:pPr>
-      <w:r>
-        <w:rPr>
-          <w:rFonts w:hint="eastAsia" w:ascii="Times New Roman" w:hAnsi="Times New Roman" w:eastAsia="FangSong" w:cs="Times New Roman"/>
-          <w:b/>
-          <w:bCs/>
-        </w:rPr>
-        <w:t xml:space="preserve">参考答案</w:t>
-      </w:r>
-      <w:r>
-        <w:rPr>
-          <w:rFonts w:hint="eastAsia" w:ascii="Times New Roman" w:hAnsi="Times New Roman" w:eastAsia="Times New Roman" w:cs="Times New Roman"/>
-        </w:rPr>
-        <w:t xml:space="preserve">：</w:t>
       </w:r>
     </w:p>
     <w:p>
@@ -6491,14 +6931,12 @@
     </w:p>
     <w:p>
       <w:pPr>
-        <w:pStyle w:val="BodyText"/>
-      </w:pPr>
-      <w:r>
-        <w:rPr>
-          <w:rFonts w:ascii="Times New Roman" w:hAnsi="Times New Roman" w:eastAsia="Times New Roman" w:cs="Times New Roman"/>
-        </w:rPr>
-        <w:t xml:space="preserve">18-1 </w:t>
-      </w:r>
+        <w:numPr>
+          <w:ilvl w:val="0"/>
+          <w:numId w:val="1014"/>
+        </w:numPr>
+        <w:ind w:firstLine="420"/>
+      </w:pPr>
       <w:r>
         <w:rPr>
           <w:rFonts w:hint="eastAsia" w:ascii="Times New Roman" w:hAnsi="Times New Roman" w:eastAsia="FangSong" w:cs="Times New Roman"/>
@@ -6514,14 +6952,12 @@
     </w:p>
     <w:p>
       <w:pPr>
-        <w:pStyle w:val="BodyText"/>
-      </w:pPr>
-      <w:r>
-        <w:rPr>
-          <w:rFonts w:ascii="Times New Roman" w:hAnsi="Times New Roman" w:eastAsia="Times New Roman" w:cs="Times New Roman"/>
-        </w:rPr>
-        <w:t xml:space="preserve">18-2 </w:t>
-      </w:r>
+        <w:numPr>
+          <w:ilvl w:val="0"/>
+          <w:numId w:val="1014"/>
+        </w:numPr>
+        <w:ind w:firstLine="420"/>
+      </w:pPr>
       <w:r>
         <w:rPr>
           <w:rFonts w:hint="eastAsia" w:ascii="Times New Roman" w:hAnsi="Times New Roman" w:eastAsia="FangSong" w:cs="Times New Roman"/>
@@ -6798,14 +7234,12 @@
     </w:p>
     <w:p>
       <w:pPr>
-        <w:pStyle w:val="BodyText"/>
-      </w:pPr>
-      <w:r>
-        <w:rPr>
-          <w:rFonts w:ascii="Times New Roman" w:hAnsi="Times New Roman" w:eastAsia="Times New Roman" w:cs="Times New Roman"/>
-        </w:rPr>
-        <w:t xml:space="preserve">18-3 </w:t>
-      </w:r>
+        <w:numPr>
+          <w:ilvl w:val="0"/>
+          <w:numId w:val="1014"/>
+        </w:numPr>
+        <w:ind w:firstLine="420"/>
+      </w:pPr>
       <w:r>
         <w:rPr>
           <w:rFonts w:hint="eastAsia" w:ascii="Times New Roman" w:hAnsi="Times New Roman" w:eastAsia="FangSong" w:cs="Times New Roman"/>
@@ -6817,6 +7251,26 @@
           <w:rFonts w:hint="eastAsia" w:ascii="Times New Roman" w:hAnsi="Times New Roman" w:eastAsia="Times New Roman" w:cs="Times New Roman"/>
         </w:rPr>
         <w:t>。</w:t>
+      </w:r>
+    </w:p>
+    <w:p>
+      <w:pPr>
+        <w:pStyle w:val="FirstParagraph"/>
+        <w:ind w:firstLine="420"/>
+      </w:pPr>
+      <w:r>
+        <w:rPr>
+          <w:rFonts w:hint="eastAsia" w:ascii="Times New Roman" w:hAnsi="Times New Roman" w:eastAsia="FangSong" w:cs="Times New Roman"/>
+          <w:b/>
+          <w:bCs/>
+        </w:rPr>
+        <w:t xml:space="preserve">参考答案</w:t>
+      </w:r>
+      <w:r>
+        <w:rPr>
+          <w:rFonts w:hint="eastAsia" w:ascii="Times New Roman" w:hAnsi="Times New Roman" w:eastAsia="Times New Roman" w:cs="Times New Roman"/>
+        </w:rPr>
+        <w:t xml:space="preserve">：</w:t>
       </w:r>
     </w:p>
     <w:p>
@@ -6890,7 +7344,7 @@
               <m:nor/>
               <m:sty m:val="p"/>
             </m:rPr>
-            <m:t> 18 - 2 </m:t>
+            <m:t>(2)</m:t>
           </m:r>
           <m:r>
             <m:t>ρ</m:t>
@@ -7035,6 +7489,16 @@
         </w:pict>
       </w:r>
     </w:p>
+    <w:p>
+      <w:pPr>
+        <w:spacing w:before="160" w:after="80"/>
+      </w:pPr>
+      <w:r>
+        <w:pict>
+          <v:rect style="width:0;height:1.5pt" o:hralign="center" o:hrstd="t" o:hr="t"/>
+        </w:pict>
+      </w:r>
+    </w:p>
     <w:bookmarkEnd w:id="28"/>
     <w:bookmarkStart w:id="32" w:name="第11题"/>
     <w:p>
@@ -7064,6 +7528,7 @@
     <w:p>
       <w:pPr>
         <w:pStyle w:val="BlockText"/>
+        <w:ind w:firstLine="420"/>
       </w:pPr>
       <w:r>
         <w:rPr>
@@ -7087,6 +7552,7 @@
     <w:p>
       <w:pPr>
         <w:pStyle w:val="FirstParagraph"/>
+        <w:ind w:firstLine="420"/>
       </w:pPr>
       <m:oMath>
         <m:r>
@@ -7686,33 +8152,12 @@
     </w:p>
     <w:p>
       <w:pPr>
-        <w:pStyle w:val="BodyText"/>
-      </w:pPr>
-      <w:r>
-        <w:rPr>
-          <w:rFonts w:hint="eastAsia" w:ascii="Times New Roman" w:hAnsi="Times New Roman" w:eastAsia="FangSong" w:cs="Times New Roman"/>
-          <w:b/>
-          <w:bCs/>
-        </w:rPr>
-        <w:t xml:space="preserve">参考答案</w:t>
-      </w:r>
-      <w:r>
-        <w:rPr>
-          <w:rFonts w:hint="eastAsia" w:ascii="Times New Roman" w:hAnsi="Times New Roman" w:eastAsia="Times New Roman" w:cs="Times New Roman"/>
-        </w:rPr>
-        <w:t xml:space="preserve">：</w:t>
-      </w:r>
-    </w:p>
-    <w:p>
-      <w:pPr>
-        <w:pStyle w:val="BodyText"/>
-      </w:pPr>
-      <w:r>
-        <w:rPr>
-          <w:rFonts w:ascii="Times New Roman" w:hAnsi="Times New Roman" w:eastAsia="Times New Roman" w:cs="Times New Roman"/>
-        </w:rPr>
-        <w:t xml:space="preserve">42-1 </w:t>
-      </w:r>
+        <w:numPr>
+          <w:ilvl w:val="0"/>
+          <w:numId w:val="1015"/>
+        </w:numPr>
+        <w:ind w:firstLine="420"/>
+      </w:pPr>
       <w:r>
         <w:rPr>
           <w:rFonts w:hint="eastAsia" w:ascii="Times New Roman" w:hAnsi="Times New Roman" w:eastAsia="FangSong" w:cs="Times New Roman"/>
@@ -7889,14 +8334,12 @@
     </w:p>
     <w:p>
       <w:pPr>
-        <w:pStyle w:val="BodyText"/>
-      </w:pPr>
-      <w:r>
-        <w:rPr>
-          <w:rFonts w:ascii="Times New Roman" w:hAnsi="Times New Roman" w:eastAsia="Times New Roman" w:cs="Times New Roman"/>
-        </w:rPr>
-        <w:t xml:space="preserve">42-2 </w:t>
-      </w:r>
+        <w:numPr>
+          <w:ilvl w:val="0"/>
+          <w:numId w:val="1015"/>
+        </w:numPr>
+        <w:ind w:firstLine="420"/>
+      </w:pPr>
       <w:r>
         <w:rPr>
           <w:rFonts w:hint="eastAsia" w:ascii="Times New Roman" w:hAnsi="Times New Roman" w:eastAsia="FangSong" w:cs="Times New Roman"/>
@@ -8000,14 +8443,12 @@
     </w:p>
     <w:p>
       <w:pPr>
-        <w:pStyle w:val="BodyText"/>
-      </w:pPr>
-      <w:r>
-        <w:rPr>
-          <w:rFonts w:ascii="Times New Roman" w:hAnsi="Times New Roman" w:eastAsia="Times New Roman" w:cs="Times New Roman"/>
-        </w:rPr>
-        <w:t xml:space="preserve">42-3 </w:t>
-      </w:r>
+        <w:numPr>
+          <w:ilvl w:val="0"/>
+          <w:numId w:val="1015"/>
+        </w:numPr>
+        <w:ind w:firstLine="420"/>
+      </w:pPr>
       <w:r>
         <w:rPr>
           <w:rFonts w:hint="eastAsia" w:ascii="Times New Roman" w:hAnsi="Times New Roman" w:eastAsia="FangSong" w:cs="Times New Roman"/>
@@ -8169,14 +8610,12 @@
     </w:p>
     <w:p>
       <w:pPr>
-        <w:pStyle w:val="BodyText"/>
-      </w:pPr>
-      <w:r>
-        <w:rPr>
-          <w:rFonts w:ascii="Times New Roman" w:hAnsi="Times New Roman" w:eastAsia="Times New Roman" w:cs="Times New Roman"/>
-        </w:rPr>
-        <w:t xml:space="preserve">42-4 </w:t>
-      </w:r>
+        <w:numPr>
+          <w:ilvl w:val="0"/>
+          <w:numId w:val="1015"/>
+        </w:numPr>
+        <w:ind w:firstLine="420"/>
+      </w:pPr>
       <w:r>
         <w:rPr>
           <w:rFonts w:hint="eastAsia" w:ascii="Times New Roman" w:hAnsi="Times New Roman" w:eastAsia="FangSong" w:cs="Times New Roman"/>
@@ -8292,7 +8731,7 @@
     </w:p>
     <w:p>
       <w:pPr>
-        <w:pStyle w:val="BodyText"/>
+        <w:pStyle w:val="FirstParagraph"/>
         <w:spacing w:before="160" w:after="80"/>
         <w:jc w:val="center"/>
       </w:pPr>
@@ -8345,12 +8784,33 @@
     <w:p>
       <w:pPr>
         <w:pStyle w:val="BodyText"/>
-      </w:pPr>
-      <w:r>
-        <w:rPr>
-          <w:rFonts w:ascii="Times New Roman" w:hAnsi="Times New Roman" w:eastAsia="Times New Roman" w:cs="Times New Roman"/>
-        </w:rPr>
-        <w:t>42-1 NH</w:t>
+        <w:ind w:firstLine="420"/>
+      </w:pPr>
+      <w:r>
+        <w:rPr>
+          <w:rFonts w:hint="eastAsia" w:ascii="Times New Roman" w:hAnsi="Times New Roman" w:eastAsia="FangSong" w:cs="Times New Roman"/>
+          <w:b/>
+          <w:bCs/>
+        </w:rPr>
+        <w:t xml:space="preserve">参考答案</w:t>
+      </w:r>
+      <w:r>
+        <w:rPr>
+          <w:rFonts w:hint="eastAsia" w:ascii="Times New Roman" w:hAnsi="Times New Roman" w:eastAsia="Times New Roman" w:cs="Times New Roman"/>
+        </w:rPr>
+        <w:t xml:space="preserve">：</w:t>
+      </w:r>
+      <w:r>
+        <w:rPr>
+          <w:rFonts w:ascii="Times New Roman" w:hAnsi="Times New Roman" w:eastAsia="Times New Roman" w:cs="Times New Roman"/>
+        </w:rPr>
+        <w:t xml:space="preserve"> </w:t>
+      </w:r>
+      <w:r>
+        <w:rPr>
+          <w:rFonts w:ascii="Times New Roman" w:hAnsi="Times New Roman" w:eastAsia="Times New Roman" w:cs="Times New Roman"/>
+        </w:rPr>
+        <w:t>(1) NH</w:t>
       </w:r>
       <w:r>
         <w:rPr>
@@ -8734,14 +9194,12 @@
     </w:p>
     <w:p>
       <w:pPr>
-        <w:pStyle w:val="BodyText"/>
-      </w:pPr>
-      <w:r>
-        <w:rPr>
-          <w:rFonts w:ascii="Times New Roman" w:hAnsi="Times New Roman" w:eastAsia="Times New Roman" w:cs="Times New Roman"/>
-        </w:rPr>
-        <w:t xml:space="preserve">42-2 </w:t>
-      </w:r>
+        <w:numPr>
+          <w:ilvl w:val="0"/>
+          <w:numId w:val="1016"/>
+        </w:numPr>
+        <w:ind w:firstLine="420"/>
+      </w:pPr>
       <w:r>
         <w:rPr>
           <w:rFonts w:hint="eastAsia" w:ascii="Times New Roman" w:hAnsi="Times New Roman" w:eastAsia="FangSong" w:cs="Times New Roman"/>
@@ -9188,14 +9646,12 @@
     </w:p>
     <w:p>
       <w:pPr>
-        <w:pStyle w:val="BodyText"/>
-      </w:pPr>
-      <w:r>
-        <w:rPr>
-          <w:rFonts w:ascii="Times New Roman" w:hAnsi="Times New Roman" w:eastAsia="Times New Roman" w:cs="Times New Roman"/>
-        </w:rPr>
-        <w:t xml:space="preserve">42-3 </w:t>
-      </w:r>
+        <w:numPr>
+          <w:ilvl w:val="0"/>
+          <w:numId w:val="1016"/>
+        </w:numPr>
+        <w:ind w:firstLine="420"/>
+      </w:pPr>
       <w:r>
         <w:rPr>
           <w:rFonts w:hint="eastAsia" w:ascii="Times New Roman" w:hAnsi="Times New Roman" w:eastAsia="FangSong" w:cs="Times New Roman"/>
@@ -9887,14 +10343,12 @@
     </w:p>
     <w:p>
       <w:pPr>
-        <w:pStyle w:val="BodyText"/>
-      </w:pPr>
-      <w:r>
-        <w:rPr>
-          <w:rFonts w:ascii="Times New Roman" w:hAnsi="Times New Roman" w:eastAsia="Times New Roman" w:cs="Times New Roman"/>
-        </w:rPr>
-        <w:t xml:space="preserve">42-4 </w:t>
-      </w:r>
+        <w:numPr>
+          <w:ilvl w:val="0"/>
+          <w:numId w:val="1016"/>
+        </w:numPr>
+        <w:ind w:firstLine="420"/>
+      </w:pPr>
       <w:r>
         <w:rPr>
           <w:rFonts w:hint="eastAsia" w:ascii="Times New Roman" w:hAnsi="Times New Roman" w:eastAsia="Times New Roman" w:cs="Times New Roman"/>
@@ -10346,6 +10800,16 @@
         </w:pict>
       </w:r>
     </w:p>
+    <w:p>
+      <w:pPr>
+        <w:spacing w:before="160" w:after="80"/>
+      </w:pPr>
+      <w:r>
+        <w:pict>
+          <v:rect style="width:0;height:1.5pt" o:hralign="center" o:hrstd="t" o:hr="t"/>
+        </w:pict>
+      </w:r>
+    </w:p>
     <w:bookmarkEnd w:id="32"/>
     <w:bookmarkStart w:id="42" w:name="第12题"/>
     <w:p>
@@ -10375,6 +10839,7 @@
     <w:p>
       <w:pPr>
         <w:pStyle w:val="BlockText"/>
+        <w:ind w:firstLine="420"/>
       </w:pPr>
       <w:r>
         <w:rPr>
@@ -10398,6 +10863,7 @@
     <w:p>
       <w:pPr>
         <w:pStyle w:val="FirstParagraph"/>
+        <w:ind w:firstLine="420"/>
       </w:pPr>
       <w:r>
         <w:rPr>
@@ -10685,38 +11151,38 @@
     </w:p>
     <w:p>
       <w:pPr>
-        <w:pStyle w:val="BodyText"/>
-      </w:pPr>
-      <w:r>
-        <w:rPr>
-          <w:rFonts w:hint="eastAsia" w:ascii="Times New Roman" w:hAnsi="Times New Roman" w:eastAsia="FangSong" w:cs="Times New Roman"/>
-          <w:b/>
-          <w:bCs/>
-        </w:rPr>
-        <w:t xml:space="preserve">参考答案</w:t>
-      </w:r>
-      <w:r>
-        <w:rPr>
-          <w:rFonts w:hint="eastAsia" w:ascii="Times New Roman" w:hAnsi="Times New Roman" w:eastAsia="Times New Roman" w:cs="Times New Roman"/>
-        </w:rPr>
-        <w:t xml:space="preserve">：</w:t>
+        <w:numPr>
+          <w:ilvl w:val="0"/>
+          <w:numId w:val="1017"/>
+        </w:numPr>
+        <w:ind w:firstLine="420"/>
+      </w:pPr>
+      <w:r>
+        <w:rPr>
+          <w:rFonts w:hint="eastAsia" w:ascii="Times New Roman" w:hAnsi="Times New Roman" w:eastAsia="FangSong" w:cs="Times New Roman"/>
+        </w:rPr>
+        <w:t>写出晶胞中的氢原子数</w:t>
+      </w:r>
+      <w:r>
+        <w:rPr>
+          <w:rFonts w:hint="eastAsia" w:ascii="Times New Roman" w:hAnsi="Times New Roman" w:eastAsia="Times New Roman" w:cs="Times New Roman"/>
+        </w:rPr>
+        <w:t>。</w:t>
       </w:r>
     </w:p>
     <w:p>
       <w:pPr>
-        <w:pStyle w:val="BodyText"/>
-      </w:pPr>
-      <w:r>
-        <w:rPr>
-          <w:rFonts w:hint="eastAsia" w:ascii="Times New Roman" w:hAnsi="Times New Roman" w:eastAsia="Times New Roman" w:cs="Times New Roman"/>
-        </w:rPr>
-        <w:t>①</w:t>
-      </w:r>
-      <w:r>
-        <w:rPr>
-          <w:rFonts w:hint="eastAsia" w:ascii="Times New Roman" w:hAnsi="Times New Roman" w:eastAsia="FangSong" w:cs="Times New Roman"/>
-        </w:rPr>
-        <w:t>写出晶胞中的氢原子数</w:t>
+        <w:numPr>
+          <w:ilvl w:val="0"/>
+          <w:numId w:val="1017"/>
+        </w:numPr>
+        <w:ind w:firstLine="420"/>
+      </w:pPr>
+      <w:r>
+        <w:rPr>
+          <w:rFonts w:hint="eastAsia" w:ascii="Times New Roman" w:hAnsi="Times New Roman" w:eastAsia="FangSong" w:cs="Times New Roman"/>
+        </w:rPr>
+        <w:t>写出该晶体的化学式</w:t>
       </w:r>
       <w:r>
         <w:rPr>
@@ -10727,19 +11193,53 @@
     </w:p>
     <w:p>
       <w:pPr>
-        <w:pStyle w:val="BodyText"/>
-      </w:pPr>
-      <w:r>
-        <w:rPr>
-          <w:rFonts w:hint="eastAsia" w:ascii="Times New Roman" w:hAnsi="Times New Roman" w:eastAsia="Times New Roman" w:cs="Times New Roman"/>
-        </w:rPr>
-        <w:t>②</w:t>
-      </w:r>
-      <w:r>
-        <w:rPr>
-          <w:rFonts w:hint="eastAsia" w:ascii="Times New Roman" w:hAnsi="Times New Roman" w:eastAsia="FangSong" w:cs="Times New Roman"/>
-        </w:rPr>
-        <w:t>写出该晶体的化学式</w:t>
+        <w:numPr>
+          <w:ilvl w:val="0"/>
+          <w:numId w:val="1017"/>
+        </w:numPr>
+        <w:ind w:firstLine="420"/>
+      </w:pPr>
+      <w:r>
+        <w:rPr>
+          <w:rFonts w:hint="eastAsia" w:ascii="Times New Roman" w:hAnsi="Times New Roman" w:eastAsia="FangSong" w:cs="Times New Roman"/>
+        </w:rPr>
+        <w:t xml:space="preserve">若将</w:t>
+      </w:r>
+      <w:r>
+        <w:rPr>
+          <w:rFonts w:ascii="Times New Roman" w:hAnsi="Times New Roman" w:eastAsia="Times New Roman" w:cs="Times New Roman"/>
+        </w:rPr>
+        <w:t xml:space="preserve"> M </w:t>
+      </w:r>
+      <w:r>
+        <w:rPr>
+          <w:rFonts w:hint="eastAsia" w:ascii="Times New Roman" w:hAnsi="Times New Roman" w:eastAsia="FangSong" w:cs="Times New Roman"/>
+        </w:rPr>
+        <w:t>原子放在晶胞顶点</w:t>
+      </w:r>
+      <w:r>
+        <w:rPr>
+          <w:rFonts w:hint="eastAsia" w:ascii="Times New Roman" w:hAnsi="Times New Roman" w:eastAsia="Times New Roman" w:cs="Times New Roman"/>
+        </w:rPr>
+        <w:t>，</w:t>
+      </w:r>
+      <w:r>
+        <w:rPr>
+          <w:rFonts w:hint="eastAsia" w:ascii="Times New Roman" w:hAnsi="Times New Roman" w:eastAsia="FangSong" w:cs="Times New Roman"/>
+        </w:rPr>
+        <w:t>写出所有</w:t>
+      </w:r>
+      <w:r>
+        <w:rPr>
+          <w:rFonts w:ascii="Times New Roman" w:hAnsi="Times New Roman" w:eastAsia="Times New Roman" w:cs="Times New Roman"/>
+        </w:rPr>
+        <w:t xml:space="preserve"> Fe </w:t>
+      </w:r>
+      <w:r>
+        <w:rPr>
+          <w:rFonts w:hint="eastAsia" w:ascii="Times New Roman" w:hAnsi="Times New Roman" w:eastAsia="FangSong" w:cs="Times New Roman"/>
+        </w:rPr>
+        <w:t>原子在晶胞中的位置</w:t>
       </w:r>
       <w:r>
         <w:rPr>
@@ -10750,78 +11250,17 @@
     </w:p>
     <w:p>
       <w:pPr>
-        <w:pStyle w:val="BodyText"/>
-      </w:pPr>
-      <w:r>
-        <w:rPr>
-          <w:rFonts w:hint="eastAsia" w:ascii="Times New Roman" w:hAnsi="Times New Roman" w:eastAsia="Times New Roman" w:cs="Times New Roman"/>
-        </w:rPr>
-        <w:t>③</w:t>
-      </w:r>
-      <w:r>
-        <w:rPr>
-          <w:rFonts w:hint="eastAsia" w:ascii="Times New Roman" w:hAnsi="Times New Roman" w:eastAsia="FangSong" w:cs="Times New Roman"/>
-        </w:rPr>
-        <w:t>若将</w:t>
-      </w:r>
-      <w:r>
-        <w:rPr>
-          <w:rFonts w:ascii="Times New Roman" w:hAnsi="Times New Roman" w:eastAsia="Times New Roman" w:cs="Times New Roman"/>
-        </w:rPr>
-        <w:t xml:space="preserve"> M </w:t>
-      </w:r>
-      <w:r>
-        <w:rPr>
-          <w:rFonts w:hint="eastAsia" w:ascii="Times New Roman" w:hAnsi="Times New Roman" w:eastAsia="FangSong" w:cs="Times New Roman"/>
-        </w:rPr>
-        <w:t>原子放在晶胞顶点</w:t>
-      </w:r>
-      <w:r>
-        <w:rPr>
-          <w:rFonts w:hint="eastAsia" w:ascii="Times New Roman" w:hAnsi="Times New Roman" w:eastAsia="Times New Roman" w:cs="Times New Roman"/>
-        </w:rPr>
-        <w:t>，</w:t>
-      </w:r>
-      <w:r>
-        <w:rPr>
-          <w:rFonts w:hint="eastAsia" w:ascii="Times New Roman" w:hAnsi="Times New Roman" w:eastAsia="FangSong" w:cs="Times New Roman"/>
-        </w:rPr>
-        <w:t>写出所有</w:t>
-      </w:r>
-      <w:r>
-        <w:rPr>
-          <w:rFonts w:ascii="Times New Roman" w:hAnsi="Times New Roman" w:eastAsia="Times New Roman" w:cs="Times New Roman"/>
-        </w:rPr>
-        <w:t xml:space="preserve"> Fe </w:t>
-      </w:r>
-      <w:r>
-        <w:rPr>
-          <w:rFonts w:hint="eastAsia" w:ascii="Times New Roman" w:hAnsi="Times New Roman" w:eastAsia="FangSong" w:cs="Times New Roman"/>
-        </w:rPr>
-        <w:t>原子在晶胞中的位置</w:t>
-      </w:r>
-      <w:r>
-        <w:rPr>
-          <w:rFonts w:hint="eastAsia" w:ascii="Times New Roman" w:hAnsi="Times New Roman" w:eastAsia="Times New Roman" w:cs="Times New Roman"/>
-        </w:rPr>
-        <w:t>。</w:t>
-      </w:r>
-    </w:p>
-    <w:p>
-      <w:pPr>
-        <w:pStyle w:val="BodyText"/>
-      </w:pPr>
-      <w:r>
-        <w:rPr>
-          <w:rFonts w:hint="eastAsia" w:ascii="Times New Roman" w:hAnsi="Times New Roman" w:eastAsia="Times New Roman" w:cs="Times New Roman"/>
-        </w:rPr>
-        <w:t>④</w:t>
-      </w:r>
-      <w:r>
-        <w:rPr>
-          <w:rFonts w:hint="eastAsia" w:ascii="Times New Roman" w:hAnsi="Times New Roman" w:eastAsia="FangSong" w:cs="Times New Roman"/>
-        </w:rPr>
-        <w:t>晶胞边长</w:t>
+        <w:numPr>
+          <w:ilvl w:val="0"/>
+          <w:numId w:val="1017"/>
+        </w:numPr>
+        <w:ind w:firstLine="420"/>
+      </w:pPr>
+      <w:r>
+        <w:rPr>
+          <w:rFonts w:hint="eastAsia" w:ascii="Times New Roman" w:hAnsi="Times New Roman" w:eastAsia="FangSong" w:cs="Times New Roman"/>
+        </w:rPr>
+        <w:t xml:space="preserve">晶胞边长</w:t>
       </w:r>
       <w:r>
         <w:rPr>
@@ -10968,27 +11407,27 @@
       </w:r>
       <w:r>
         <w:rPr>
-          <w:rFonts w:hint="eastAsia" w:ascii="Times New Roman" w:hAnsi="Times New Roman" w:eastAsia="Times New Roman" w:cs="Times New Roman"/>
-        </w:rPr>
-        <w:t>Fe</w:t>
-      </w:r>
-      <w:r>
-        <w:rPr>
-          <w:rFonts w:hint="eastAsia" w:ascii="Times New Roman" w:hAnsi="Times New Roman" w:eastAsia="FangSong" w:cs="Times New Roman"/>
-        </w:rPr>
-        <w:t>与</w:t>
-      </w:r>
-      <w:r>
-        <w:rPr>
-          <w:rFonts w:hint="eastAsia" w:ascii="Times New Roman" w:hAnsi="Times New Roman" w:eastAsia="Times New Roman" w:cs="Times New Roman"/>
-        </w:rPr>
-        <w:t>H</w:t>
-      </w:r>
-      <w:r>
-        <w:rPr>
-          <w:rFonts w:hint="eastAsia" w:ascii="Times New Roman" w:hAnsi="Times New Roman" w:eastAsia="FangSong" w:cs="Times New Roman"/>
-        </w:rPr>
-        <w:t>的间距</w:t>
+          <w:rFonts w:ascii="Times New Roman" w:hAnsi="Times New Roman" w:eastAsia="Times New Roman" w:cs="Times New Roman"/>
+        </w:rPr>
+        <w:t xml:space="preserve"> Fe </w:t>
+      </w:r>
+      <w:r>
+        <w:rPr>
+          <w:rFonts w:hint="eastAsia" w:ascii="Times New Roman" w:hAnsi="Times New Roman" w:eastAsia="FangSong" w:cs="Times New Roman"/>
+        </w:rPr>
+        <w:t xml:space="preserve">与</w:t>
+      </w:r>
+      <w:r>
+        <w:rPr>
+          <w:rFonts w:ascii="Times New Roman" w:hAnsi="Times New Roman" w:eastAsia="Times New Roman" w:cs="Times New Roman"/>
+        </w:rPr>
+        <w:t xml:space="preserve"> H </w:t>
+      </w:r>
+      <w:r>
+        <w:rPr>
+          <w:rFonts w:hint="eastAsia" w:ascii="Times New Roman" w:hAnsi="Times New Roman" w:eastAsia="FangSong" w:cs="Times New Roman"/>
+        </w:rPr>
+        <w:t xml:space="preserve">的间距</w:t>
       </w:r>
       <w:r>
         <w:rPr>
@@ -11011,13 +11450,13 @@
         <w:rPr>
           <w:rFonts w:hint="eastAsia" w:ascii="Times New Roman" w:hAnsi="Times New Roman" w:eastAsia="FangSong" w:cs="Times New Roman"/>
         </w:rPr>
-        <w:t>和金属</w:t>
-      </w:r>
-      <w:r>
-        <w:rPr>
-          <w:rFonts w:hint="eastAsia" w:ascii="Times New Roman" w:hAnsi="Times New Roman" w:eastAsia="Times New Roman" w:cs="Times New Roman"/>
-        </w:rPr>
-        <w:t>M</w:t>
+        <w:t xml:space="preserve">和金属</w:t>
+      </w:r>
+      <w:r>
+        <w:rPr>
+          <w:rFonts w:ascii="Times New Roman" w:hAnsi="Times New Roman" w:eastAsia="Times New Roman" w:cs="Times New Roman"/>
+        </w:rPr>
+        <w:t xml:space="preserve"> M </w:t>
       </w:r>
       <w:r>
         <w:rPr>
@@ -11029,25 +11468,34 @@
         <w:rPr>
           <w:rFonts w:hint="eastAsia" w:ascii="Times New Roman" w:hAnsi="Times New Roman" w:eastAsia="Times New Roman" w:cs="Times New Roman"/>
         </w:rPr>
-        <w:t>。48-2</w:t>
-      </w:r>
-      <w:r>
-        <w:rPr>
-          <w:rFonts w:hint="eastAsia" w:ascii="Times New Roman" w:hAnsi="Times New Roman" w:eastAsia="FangSong" w:cs="Times New Roman"/>
-        </w:rPr>
-        <w:t>在高压下</w:t>
-      </w:r>
-      <w:r>
-        <w:rPr>
-          <w:rFonts w:hint="eastAsia" w:ascii="Times New Roman" w:hAnsi="Times New Roman" w:eastAsia="Times New Roman" w:cs="Times New Roman"/>
-        </w:rPr>
-        <w:t>Fe</w:t>
-      </w:r>
-      <w:r>
-        <w:rPr>
-          <w:rFonts w:hint="eastAsia" w:ascii="Times New Roman" w:hAnsi="Times New Roman" w:eastAsia="FangSong" w:cs="Times New Roman"/>
-        </w:rPr>
-        <w:t>和</w:t>
+        <w:t>。</w:t>
+      </w:r>
+    </w:p>
+    <w:p>
+      <w:pPr>
+        <w:numPr>
+          <w:ilvl w:val="0"/>
+          <w:numId w:val="1017"/>
+        </w:numPr>
+        <w:ind w:firstLine="420"/>
+      </w:pPr>
+      <w:r>
+        <w:rPr>
+          <w:rFonts w:hint="eastAsia" w:ascii="Times New Roman" w:hAnsi="Times New Roman" w:eastAsia="FangSong" w:cs="Times New Roman"/>
+        </w:rPr>
+        <w:t xml:space="preserve">在高压下</w:t>
+      </w:r>
+      <w:r>
+        <w:rPr>
+          <w:rFonts w:ascii="Times New Roman" w:hAnsi="Times New Roman" w:eastAsia="Times New Roman" w:cs="Times New Roman"/>
+        </w:rPr>
+        <w:t xml:space="preserve"> Fe </w:t>
+      </w:r>
+      <w:r>
+        <w:rPr>
+          <w:rFonts w:hint="eastAsia" w:ascii="Times New Roman" w:hAnsi="Times New Roman" w:eastAsia="FangSong" w:cs="Times New Roman"/>
+        </w:rPr>
+        <w:t xml:space="preserve">和</w:t>
       </w:r>
       <w:r>
         <w:rPr>
@@ -11158,9 +11606,9 @@
       </w:r>
       <w:r>
         <w:rPr>
-          <w:rFonts w:hint="eastAsia" w:ascii="Times New Roman" w:hAnsi="Times New Roman" w:eastAsia="Times New Roman" w:cs="Times New Roman"/>
-        </w:rPr>
-        <w:t>A、B、C</w:t>
+          <w:rFonts w:ascii="Times New Roman" w:hAnsi="Times New Roman" w:eastAsia="Times New Roman" w:cs="Times New Roman"/>
+        </w:rPr>
+        <w:t xml:space="preserve"> A、B、C </w:t>
       </w:r>
       <w:r>
         <w:rPr>
@@ -11177,7 +11625,7 @@
     </w:p>
     <w:p>
       <w:pPr>
-        <w:pStyle w:val="BodyText"/>
+        <w:pStyle w:val="FirstParagraph"/>
         <w:spacing w:before="160" w:after="80"/>
         <w:jc w:val="center"/>
       </w:pPr>
@@ -11370,23 +11818,47 @@
     <w:p>
       <w:pPr>
         <w:pStyle w:val="BodyText"/>
-      </w:pPr>
-      <w:r>
-        <w:rPr>
-          <w:rFonts w:ascii="Times New Roman" w:hAnsi="Times New Roman" w:eastAsia="Times New Roman" w:cs="Times New Roman"/>
-        </w:rPr>
-        <w:t xml:space="preserve">48-1</w:t>
+        <w:ind w:firstLine="420"/>
+      </w:pPr>
+      <w:r>
+        <w:rPr>
+          <w:rFonts w:hint="eastAsia" w:ascii="Times New Roman" w:hAnsi="Times New Roman" w:eastAsia="FangSong" w:cs="Times New Roman"/>
+          <w:b/>
+          <w:bCs/>
+        </w:rPr>
+        <w:t xml:space="preserve">参考答案</w:t>
+      </w:r>
+      <w:r>
+        <w:rPr>
+          <w:rFonts w:hint="eastAsia" w:ascii="Times New Roman" w:hAnsi="Times New Roman" w:eastAsia="Times New Roman" w:cs="Times New Roman"/>
+        </w:rPr>
+        <w:t xml:space="preserve">：</w:t>
       </w:r>
     </w:p>
     <w:p>
       <w:pPr>
         <w:pStyle w:val="BodyText"/>
-      </w:pPr>
-      <w:r>
-        <w:rPr>
-          <w:rFonts w:hint="eastAsia" w:ascii="Times New Roman" w:hAnsi="Times New Roman" w:eastAsia="Times New Roman" w:cs="Times New Roman"/>
-        </w:rPr>
-        <w:t>①24</w:t>
+        <w:ind w:firstLine="420"/>
+      </w:pPr>
+      <w:r>
+        <w:rPr>
+          <w:rFonts w:ascii="Times New Roman" w:hAnsi="Times New Roman" w:eastAsia="Times New Roman" w:cs="Times New Roman"/>
+          <w:b/>
+          <w:bCs/>
+        </w:rPr>
+        <w:t xml:space="preserve">(1)</w:t>
+      </w:r>
+      <w:r>
+        <w:rPr>
+          <w:rFonts w:ascii="Times New Roman" w:hAnsi="Times New Roman" w:eastAsia="Times New Roman" w:cs="Times New Roman"/>
+        </w:rPr>
+        <w:t xml:space="preserve"> </w:t>
+      </w:r>
+      <w:r>
+        <w:rPr>
+          <w:rFonts w:ascii="Times New Roman" w:hAnsi="Times New Roman" w:eastAsia="Times New Roman" w:cs="Times New Roman"/>
+        </w:rPr>
+        <w:t xml:space="preserve">24 </w:t>
       </w:r>
       <w:r>
         <w:rPr>
@@ -11396,9 +11868,22 @@
       </w:r>
       <w:r>
         <w:rPr>
-          <w:rFonts w:ascii="Times New Roman" w:hAnsi="Times New Roman" w:eastAsia="Times New Roman" w:cs="Times New Roman"/>
-        </w:rPr>
-        <w:t xml:space="preserve"> ②</w:t>
+          <w:rFonts w:hint="eastAsia" w:ascii="Times New Roman" w:hAnsi="Times New Roman" w:eastAsia="Times New Roman" w:cs="Times New Roman"/>
+        </w:rPr>
+        <w:t>。</w:t>
+      </w:r>
+    </w:p>
+    <w:p>
+      <w:pPr>
+        <w:pStyle w:val="BodyText"/>
+      </w:pPr>
+      <w:r>
+        <w:rPr>
+          <w:rFonts w:ascii="Times New Roman" w:hAnsi="Times New Roman" w:eastAsia="Times New Roman" w:cs="Times New Roman"/>
+          <w:b/>
+          <w:bCs/>
+        </w:rPr>
+        <w:t xml:space="preserve">(2)</w:t>
       </w:r>
       <w:r>
         <w:rPr>
@@ -11418,29 +11903,47 @@
         <m:sSub>
           <m:e>
             <m:r>
+              <m:rPr>
+                <m:sty m:val="p"/>
+              </m:rPr>
               <m:t>M</m:t>
             </m:r>
           </m:e>
           <m:sub>
             <m:r>
+              <m:rPr>
+                <m:sty m:val="p"/>
+              </m:rPr>
               <m:t>2</m:t>
             </m:r>
           </m:sub>
         </m:sSub>
         <m:r>
+          <m:rPr>
+            <m:sty m:val="p"/>
+          </m:rPr>
           <m:t>F</m:t>
         </m:r>
         <m:r>
+          <m:rPr>
+            <m:sty m:val="p"/>
+          </m:rPr>
           <m:t>e</m:t>
         </m:r>
         <m:sSub>
           <m:e>
             <m:r>
+              <m:rPr>
+                <m:sty m:val="p"/>
+              </m:rPr>
               <m:t>H</m:t>
             </m:r>
           </m:e>
           <m:sub>
             <m:r>
+              <m:rPr>
+                <m:sty m:val="p"/>
+              </m:rPr>
               <m:t>6</m:t>
             </m:r>
           </m:sub>
@@ -11450,13 +11953,21 @@
         <w:rPr>
           <w:rFonts w:ascii="Times New Roman" w:hAnsi="Times New Roman" w:eastAsia="Times New Roman" w:cs="Times New Roman"/>
         </w:rPr>
-        <w:t xml:space="preserve"> </w:t>
-      </w:r>
-      <w:r>
-        <w:rPr>
-          <w:rFonts w:ascii="Times New Roman" w:hAnsi="Times New Roman" w:eastAsia="Times New Roman" w:cs="Times New Roman"/>
-        </w:rPr>
-        <w:t xml:space="preserve">③</w:t>
+        <w:t xml:space="preserve">。</w:t>
+      </w:r>
+    </w:p>
+    <w:p>
+      <w:pPr>
+        <w:pStyle w:val="BodyText"/>
+        <w:ind w:firstLine="420"/>
+      </w:pPr>
+      <w:r>
+        <w:rPr>
+          <w:rFonts w:ascii="Times New Roman" w:hAnsi="Times New Roman" w:eastAsia="Times New Roman" w:cs="Times New Roman"/>
+          <w:b/>
+          <w:bCs/>
+        </w:rPr>
+        <w:t xml:space="preserve">(3)</w:t>
       </w:r>
       <w:r>
         <w:rPr>
@@ -11540,9 +12051,22 @@
             </m:f>
           </m:e>
         </m:d>
-        <m:r>
-          <m:t> </m:t>
-        </m:r>
+      </m:oMath>
+      <w:r>
+        <w:rPr>
+          <w:rFonts w:ascii="Times New Roman" w:hAnsi="Times New Roman" w:eastAsia="Times New Roman" w:cs="Times New Roman"/>
+        </w:rPr>
+        <w:t xml:space="preserve">、</w:t>
+      </w:r>
+      <m:oMath>
+        <m:oMathPr>
+          <m:ctrlPr>
+            <w:rPr>
+              <w:sz w:val="28"/>
+              <w:szCs w:val="28"/>
+            </w:rPr>
+          </m:ctrlPr>
+        </m:oMathPr>
         <m:d>
           <m:dPr>
             <m:begChr m:val="("/>
@@ -11610,9 +12134,22 @@
             </m:f>
           </m:e>
         </m:d>
-        <m:r>
-          <m:t> </m:t>
-        </m:r>
+      </m:oMath>
+      <w:r>
+        <w:rPr>
+          <w:rFonts w:ascii="Times New Roman" w:hAnsi="Times New Roman" w:eastAsia="Times New Roman" w:cs="Times New Roman"/>
+        </w:rPr>
+        <w:t xml:space="preserve">、</w:t>
+      </w:r>
+      <m:oMath>
+        <m:oMathPr>
+          <m:ctrlPr>
+            <w:rPr>
+              <w:sz w:val="28"/>
+              <w:szCs w:val="28"/>
+            </w:rPr>
+          </m:ctrlPr>
+        </m:oMathPr>
         <m:d>
           <m:dPr>
             <m:begChr m:val="("/>
@@ -11680,9 +12217,22 @@
             </m:f>
           </m:e>
         </m:d>
-        <m:r>
-          <m:t> </m:t>
-        </m:r>
+      </m:oMath>
+      <w:r>
+        <w:rPr>
+          <w:rFonts w:ascii="Times New Roman" w:hAnsi="Times New Roman" w:eastAsia="Times New Roman" w:cs="Times New Roman"/>
+        </w:rPr>
+        <w:t xml:space="preserve">、</w:t>
+      </w:r>
+      <m:oMath>
+        <m:oMathPr>
+          <m:ctrlPr>
+            <w:rPr>
+              <w:sz w:val="28"/>
+              <w:szCs w:val="28"/>
+            </w:rPr>
+          </m:ctrlPr>
+        </m:oMathPr>
         <m:d>
           <m:dPr>
             <m:begChr m:val="("/>
@@ -11753,12 +12303,6 @@
       </m:oMath>
       <w:r>
         <w:rPr>
-          <w:rFonts w:ascii="Times New Roman" w:hAnsi="Times New Roman" w:eastAsia="Times New Roman" w:cs="Times New Roman"/>
-        </w:rPr>
-        <w:t xml:space="preserve"> </w:t>
-      </w:r>
-      <w:r>
-        <w:rPr>
           <w:rFonts w:hint="eastAsia" w:ascii="Times New Roman" w:hAnsi="Times New Roman" w:eastAsia="Times New Roman" w:cs="Times New Roman"/>
         </w:rPr>
         <w:t>（</w:t>
@@ -11767,7 +12311,25 @@
         <w:rPr>
           <w:rFonts w:hint="eastAsia" w:ascii="Times New Roman" w:hAnsi="Times New Roman" w:eastAsia="FangSong" w:cs="Times New Roman"/>
         </w:rPr>
-        <w:t>写出另外一组</w:t>
+        <w:t>写出另外一组也可得满分</w:t>
+      </w:r>
+      <w:r>
+        <w:rPr>
+          <w:rFonts w:hint="eastAsia" w:ascii="Times New Roman" w:hAnsi="Times New Roman" w:eastAsia="Times New Roman" w:cs="Times New Roman"/>
+        </w:rPr>
+        <w:t>，</w:t>
+      </w:r>
+      <w:r>
+        <w:rPr>
+          <w:rFonts w:hint="eastAsia" w:ascii="Times New Roman" w:hAnsi="Times New Roman" w:eastAsia="FangSong" w:cs="Times New Roman"/>
+        </w:rPr>
+        <w:t>但错一个或未写全则整个小题不得分</w:t>
+      </w:r>
+      <w:r>
+        <w:rPr>
+          <w:rFonts w:hint="eastAsia" w:ascii="Times New Roman" w:hAnsi="Times New Roman" w:eastAsia="Times New Roman" w:cs="Times New Roman"/>
+        </w:rPr>
+        <w:t>）。</w:t>
       </w:r>
     </w:p>
     <w:p>
@@ -11776,38 +12338,11 @@
       </w:pPr>
       <w:r>
         <w:rPr>
-          <w:rFonts w:hint="eastAsia" w:ascii="Times New Roman" w:hAnsi="Times New Roman" w:eastAsia="FangSong" w:cs="Times New Roman"/>
-        </w:rPr>
-        <w:t>也可得满分</w:t>
-      </w:r>
-      <w:r>
-        <w:rPr>
-          <w:rFonts w:hint="eastAsia" w:ascii="Times New Roman" w:hAnsi="Times New Roman" w:eastAsia="Times New Roman" w:cs="Times New Roman"/>
-        </w:rPr>
-        <w:t>，</w:t>
-      </w:r>
-      <w:r>
-        <w:rPr>
-          <w:rFonts w:hint="eastAsia" w:ascii="Times New Roman" w:hAnsi="Times New Roman" w:eastAsia="FangSong" w:cs="Times New Roman"/>
-        </w:rPr>
-        <w:t>但错一个或未写全则整个小题不得分</w:t>
-      </w:r>
-      <w:r>
-        <w:rPr>
-          <w:rFonts w:hint="eastAsia" w:ascii="Times New Roman" w:hAnsi="Times New Roman" w:eastAsia="Times New Roman" w:cs="Times New Roman"/>
-        </w:rPr>
-        <w:t>。)</w:t>
-      </w:r>
-    </w:p>
-    <w:p>
-      <w:pPr>
-        <w:pStyle w:val="BodyText"/>
-      </w:pPr>
-      <w:r>
-        <w:rPr>
-          <w:rFonts w:ascii="Times New Roman" w:hAnsi="Times New Roman" w:eastAsia="Times New Roman" w:cs="Times New Roman"/>
-        </w:rPr>
-        <w:t xml:space="preserve">④</w:t>
+          <w:rFonts w:ascii="Times New Roman" w:hAnsi="Times New Roman" w:eastAsia="Times New Roman" w:cs="Times New Roman"/>
+          <w:b/>
+          <w:bCs/>
+        </w:rPr>
+        <w:t xml:space="preserve">(4)</w:t>
       </w:r>
       <w:r>
         <w:rPr>
@@ -11849,6 +12384,9 @@
           <m:t>700.7</m:t>
         </m:r>
         <m:r>
+          <m:t> </m:t>
+        </m:r>
+        <m:r>
           <m:rPr>
             <m:sty m:val="p"/>
           </m:rPr>
@@ -11879,6 +12417,9 @@
           <m:t>160</m:t>
         </m:r>
         <m:r>
+          <m:t> </m:t>
+        </m:r>
+        <m:r>
           <m:rPr>
             <m:sty m:val="p"/>
           </m:rPr>
@@ -11890,17 +12431,18 @@
           </m:rPr>
           <m:t>m</m:t>
         </m:r>
-        <m:r>
-          <m:rPr>
-            <m:sty m:val="p"/>
-          </m:rPr>
-          <m:t>;</m:t>
-        </m:r>
       </m:oMath>
+      <w:r>
+        <w:rPr>
+          <w:rFonts w:hint="eastAsia" w:ascii="Times New Roman" w:hAnsi="Times New Roman" w:eastAsia="Times New Roman" w:cs="Times New Roman"/>
+        </w:rPr>
+        <w:t xml:space="preserve">；</w:t>
+      </w:r>
     </w:p>
     <w:p>
       <w:pPr>
         <w:pStyle w:val="BodyText"/>
+        <w:ind w:firstLine="420"/>
       </w:pPr>
       <m:oMath>
         <m:oMathPr>
@@ -11931,6 +12473,9 @@
           </m:e>
           <m:sub>
             <m:r>
+              <m:rPr>
+                <m:sty m:val="p"/>
+              </m:rPr>
               <m:t>A</m:t>
             </m:r>
           </m:sub>
@@ -11960,6 +12505,12 @@
           <m:t>142.1</m:t>
         </m:r>
         <m:r>
+          <m:t> </m:t>
+        </m:r>
+        <m:r>
+          <m:rPr>
+            <m:sty m:val="p"/>
+          </m:rPr>
           <m:t>g</m:t>
         </m:r>
         <m:r>
@@ -11967,6 +12518,18 @@
             <m:sty m:val="p"/>
           </m:rPr>
           <m:t>⋅</m:t>
+        </m:r>
+        <m:r>
+          <m:rPr>
+            <m:sty m:val="p"/>
+          </m:rPr>
+          <m:t>m</m:t>
+        </m:r>
+        <m:r>
+          <m:rPr>
+            <m:sty m:val="p"/>
+          </m:rPr>
+          <m:t>o</m:t>
         </m:r>
         <m:sSup>
           <m:e>
@@ -11974,18 +12537,6 @@
               <m:rPr>
                 <m:sty m:val="p"/>
               </m:rPr>
-              <m:t>m</m:t>
-            </m:r>
-            <m:r>
-              <m:rPr>
-                <m:sty m:val="p"/>
-              </m:rPr>
-              <m:t>o</m:t>
-            </m:r>
-            <m:r>
-              <m:rPr>
-                <m:sty m:val="p"/>
-              </m:rPr>
               <m:t>l</m:t>
             </m:r>
           </m:e>
@@ -11997,6 +12548,9 @@
               <m:t>−</m:t>
             </m:r>
             <m:r>
+              <m:rPr>
+                <m:sty m:val="p"/>
+              </m:rPr>
               <m:t>1</m:t>
             </m:r>
           </m:sup>
@@ -12004,12 +12558,6 @@
       </m:oMath>
       <w:r>
         <w:rPr>
-          <w:rFonts w:ascii="Times New Roman" w:hAnsi="Times New Roman" w:eastAsia="Times New Roman" w:cs="Times New Roman"/>
-        </w:rPr>
-        <w:t xml:space="preserve"> </w:t>
-      </w:r>
-      <w:r>
-        <w:rPr>
           <w:rFonts w:hint="eastAsia" w:ascii="Times New Roman" w:hAnsi="Times New Roman" w:eastAsia="Times New Roman" w:cs="Times New Roman"/>
         </w:rPr>
         <w:t>，</w:t>
@@ -12042,34 +12590,55 @@
     <w:p>
       <w:pPr>
         <w:pStyle w:val="BodyText"/>
-      </w:pPr>
-      <w:r>
-        <w:rPr>
-          <w:rFonts w:ascii="Times New Roman" w:hAnsi="Times New Roman" w:eastAsia="Times New Roman" w:cs="Times New Roman"/>
-        </w:rPr>
-        <w:t xml:space="preserve">48-2 A:</w:t>
-      </w:r>
-      <w:r>
-        <w:rPr>
-          <w:rFonts w:ascii="Times New Roman" w:hAnsi="Times New Roman" w:eastAsia="Times New Roman" w:cs="Times New Roman"/>
-        </w:rPr>
-        <w:t xml:space="preserve"> </w:t>
+        <w:ind w:firstLine="420"/>
+      </w:pPr>
+      <w:r>
+        <w:rPr>
+          <w:rFonts w:ascii="Times New Roman" w:hAnsi="Times New Roman" w:eastAsia="Times New Roman" w:cs="Times New Roman"/>
+          <w:b/>
+          <w:bCs/>
+        </w:rPr>
+        <w:t xml:space="preserve">(5)</w:t>
+      </w:r>
+      <w:r>
+        <w:rPr>
+          <w:rFonts w:ascii="Times New Roman" w:hAnsi="Times New Roman" w:eastAsia="Times New Roman" w:cs="Times New Roman"/>
+        </w:rPr>
+        <w:t xml:space="preserve"> </w:t>
+      </w:r>
+      <w:r>
+        <w:rPr>
+          <w:rFonts w:hint="eastAsia" w:ascii="Times New Roman" w:hAnsi="Times New Roman" w:eastAsia="Times New Roman" w:cs="Times New Roman"/>
+        </w:rPr>
+        <w:t xml:space="preserve">A：</w:t>
       </w:r>
       <m:oMath>
         <m:r>
+          <m:rPr>
+            <m:sty m:val="p"/>
+          </m:rPr>
           <m:t>F</m:t>
         </m:r>
         <m:r>
+          <m:rPr>
+            <m:sty m:val="p"/>
+          </m:rPr>
           <m:t>e</m:t>
         </m:r>
         <m:sSub>
           <m:e>
             <m:r>
+              <m:rPr>
+                <m:sty m:val="p"/>
+              </m:rPr>
               <m:t>H</m:t>
             </m:r>
           </m:e>
           <m:sub>
             <m:r>
+              <m:rPr>
+                <m:sty m:val="p"/>
+              </m:rPr>
               <m:t>3</m:t>
             </m:r>
           </m:sub>
@@ -12077,12 +12646,6 @@
       </m:oMath>
       <w:r>
         <w:rPr>
-          <w:rFonts w:ascii="Times New Roman" w:hAnsi="Times New Roman" w:eastAsia="Times New Roman" w:cs="Times New Roman"/>
-        </w:rPr>
-        <w:t xml:space="preserve"> </w:t>
-      </w:r>
-      <w:r>
-        <w:rPr>
           <w:rFonts w:hint="eastAsia" w:ascii="Times New Roman" w:hAnsi="Times New Roman" w:eastAsia="Times New Roman" w:cs="Times New Roman"/>
         </w:rPr>
         <w:t>，</w:t>
@@ -12095,28 +12658,31 @@
       </w:r>
       <w:r>
         <w:rPr>
-          <w:rFonts w:ascii="Times New Roman" w:hAnsi="Times New Roman" w:eastAsia="Times New Roman" w:cs="Times New Roman"/>
-        </w:rPr>
-        <w:t xml:space="preserve"> B:</w:t>
-      </w:r>
-      <w:r>
-        <w:rPr>
-          <w:rFonts w:ascii="Times New Roman" w:hAnsi="Times New Roman" w:eastAsia="Times New Roman" w:cs="Times New Roman"/>
-        </w:rPr>
-        <w:t xml:space="preserve"> </w:t>
+          <w:rFonts w:hint="eastAsia" w:ascii="Times New Roman" w:hAnsi="Times New Roman" w:eastAsia="Times New Roman" w:cs="Times New Roman"/>
+        </w:rPr>
+        <w:t>；B：</w:t>
       </w:r>
       <m:oMath>
         <m:r>
+          <m:rPr>
+            <m:sty m:val="p"/>
+          </m:rPr>
           <m:t>F</m:t>
         </m:r>
         <m:sSub>
           <m:e>
             <m:r>
+              <m:rPr>
+                <m:sty m:val="p"/>
+              </m:rPr>
               <m:t>e</m:t>
             </m:r>
           </m:e>
           <m:sub>
             <m:r>
+              <m:rPr>
+                <m:sty m:val="p"/>
+              </m:rPr>
               <m:t>3</m:t>
             </m:r>
           </m:sub>
@@ -12124,11 +12690,17 @@
         <m:sSub>
           <m:e>
             <m:r>
+              <m:rPr>
+                <m:sty m:val="p"/>
+              </m:rPr>
               <m:t>H</m:t>
             </m:r>
           </m:e>
           <m:sub>
             <m:r>
+              <m:rPr>
+                <m:sty m:val="p"/>
+              </m:rPr>
               <m:t>5</m:t>
             </m:r>
           </m:sub>
@@ -12136,12 +12708,6 @@
       </m:oMath>
       <w:r>
         <w:rPr>
-          <w:rFonts w:ascii="Times New Roman" w:hAnsi="Times New Roman" w:eastAsia="Times New Roman" w:cs="Times New Roman"/>
-        </w:rPr>
-        <w:t xml:space="preserve"> </w:t>
-      </w:r>
-      <w:r>
-        <w:rPr>
           <w:rFonts w:hint="eastAsia" w:ascii="Times New Roman" w:hAnsi="Times New Roman" w:eastAsia="Times New Roman" w:cs="Times New Roman"/>
         </w:rPr>
         <w:t>，</w:t>
@@ -12154,31 +12720,37 @@
       </w:r>
       <w:r>
         <w:rPr>
-          <w:rFonts w:ascii="Times New Roman" w:hAnsi="Times New Roman" w:eastAsia="Times New Roman" w:cs="Times New Roman"/>
-        </w:rPr>
-        <w:t xml:space="preserve"> C:</w:t>
-      </w:r>
-      <w:r>
-        <w:rPr>
-          <w:rFonts w:ascii="Times New Roman" w:hAnsi="Times New Roman" w:eastAsia="Times New Roman" w:cs="Times New Roman"/>
-        </w:rPr>
-        <w:t xml:space="preserve"> </w:t>
+          <w:rFonts w:hint="eastAsia" w:ascii="Times New Roman" w:hAnsi="Times New Roman" w:eastAsia="Times New Roman" w:cs="Times New Roman"/>
+        </w:rPr>
+        <w:t>；C：</w:t>
       </w:r>
       <m:oMath>
         <m:r>
+          <m:rPr>
+            <m:sty m:val="p"/>
+          </m:rPr>
           <m:t>F</m:t>
         </m:r>
         <m:r>
+          <m:rPr>
+            <m:sty m:val="p"/>
+          </m:rPr>
           <m:t>e</m:t>
         </m:r>
         <m:sSub>
           <m:e>
             <m:r>
+              <m:rPr>
+                <m:sty m:val="p"/>
+              </m:rPr>
               <m:t>H</m:t>
             </m:r>
           </m:e>
           <m:sub>
             <m:r>
+              <m:rPr>
+                <m:sty m:val="p"/>
+              </m:rPr>
               <m:t>2</m:t>
             </m:r>
           </m:sub>
@@ -12186,12 +12758,6 @@
       </m:oMath>
       <w:r>
         <w:rPr>
-          <w:rFonts w:ascii="Times New Roman" w:hAnsi="Times New Roman" w:eastAsia="Times New Roman" w:cs="Times New Roman"/>
-        </w:rPr>
-        <w:t xml:space="preserve"> </w:t>
-      </w:r>
-      <w:r>
-        <w:rPr>
           <w:rFonts w:hint="eastAsia" w:ascii="Times New Roman" w:hAnsi="Times New Roman" w:eastAsia="Times New Roman" w:cs="Times New Roman"/>
         </w:rPr>
         <w:t>，</w:t>
@@ -12201,6 +12767,126 @@
           <w:rFonts w:hint="eastAsia" w:ascii="Times New Roman" w:hAnsi="Times New Roman" w:eastAsia="FangSong" w:cs="Times New Roman"/>
         </w:rPr>
         <w:t>四方晶系</w:t>
+      </w:r>
+      <w:r>
+        <w:rPr>
+          <w:rFonts w:hint="eastAsia" w:ascii="Times New Roman" w:hAnsi="Times New Roman" w:eastAsia="Times New Roman" w:cs="Times New Roman"/>
+        </w:rPr>
+        <w:t>。</w:t>
+      </w:r>
+    </w:p>
+    <w:p>
+      <w:pPr>
+        <w:pStyle w:val="BlockText"/>
+        <w:ind w:firstLine="420"/>
+      </w:pPr>
+      <w:r>
+        <w:rPr>
+          <w:rFonts w:hint="eastAsia" w:ascii="Times New Roman" w:hAnsi="Times New Roman" w:eastAsia="FangSong" w:cs="Times New Roman"/>
+          <w:b/>
+          <w:bCs/>
+        </w:rPr>
+        <w:t xml:space="preserve">校勘注</w:t>
+      </w:r>
+      <w:r>
+        <w:rPr>
+          <w:rFonts w:hint="eastAsia" w:ascii="Times New Roman" w:hAnsi="Times New Roman" w:eastAsia="Times New Roman" w:cs="Times New Roman"/>
+        </w:rPr>
+        <w:t>：</w:t>
+      </w:r>
+      <w:r>
+        <w:rPr>
+          <w:rFonts w:hint="eastAsia" w:ascii="Times New Roman" w:hAnsi="Times New Roman" w:eastAsia="FangSong" w:cs="Times New Roman"/>
+        </w:rPr>
+        <w:t>本题源卡把设问整体写进了答案区开头</w:t>
+      </w:r>
+      <w:r>
+        <w:rPr>
+          <w:rFonts w:hint="eastAsia" w:ascii="Times New Roman" w:hAnsi="Times New Roman" w:eastAsia="Times New Roman" w:cs="Times New Roman"/>
+        </w:rPr>
+        <w:t>，</w:t>
+      </w:r>
+      <w:r>
+        <w:rPr>
+          <w:rFonts w:hint="eastAsia" w:ascii="Times New Roman" w:hAnsi="Times New Roman" w:eastAsia="FangSong" w:cs="Times New Roman"/>
+        </w:rPr>
+        <w:t>且</w:t>
+      </w:r>
+      <w:r>
+        <w:rPr>
+          <w:rFonts w:ascii="Times New Roman" w:hAnsi="Times New Roman" w:eastAsia="Times New Roman" w:cs="Times New Roman"/>
+        </w:rPr>
+        <w:t xml:space="preserve"> 48-2 </w:t>
+      </w:r>
+      <w:r>
+        <w:rPr>
+          <w:rFonts w:hint="eastAsia" w:ascii="Times New Roman" w:hAnsi="Times New Roman" w:eastAsia="FangSong" w:cs="Times New Roman"/>
+        </w:rPr>
+        <w:t xml:space="preserve">的设问被粘连在</w:t>
+      </w:r>
+      <w:r>
+        <w:rPr>
+          <w:rFonts w:ascii="Times New Roman" w:hAnsi="Times New Roman" w:eastAsia="Times New Roman" w:cs="Times New Roman"/>
+        </w:rPr>
+        <w:t xml:space="preserve"> ④ </w:t>
+      </w:r>
+      <w:r>
+        <w:rPr>
+          <w:rFonts w:hint="eastAsia" w:ascii="Times New Roman" w:hAnsi="Times New Roman" w:eastAsia="FangSong" w:cs="Times New Roman"/>
+        </w:rPr>
+        <w:t>末尾</w:t>
+      </w:r>
+      <w:r>
+        <w:rPr>
+          <w:rFonts w:hint="eastAsia" w:ascii="Times New Roman" w:hAnsi="Times New Roman" w:eastAsia="Times New Roman" w:cs="Times New Roman"/>
+        </w:rPr>
+        <w:t>；</w:t>
+      </w:r>
+      <w:r>
+        <w:rPr>
+          <w:rFonts w:hint="eastAsia" w:ascii="Times New Roman" w:hAnsi="Times New Roman" w:eastAsia="FangSong" w:cs="Times New Roman"/>
+        </w:rPr>
+        <w:t>此处拆为</w:t>
+      </w:r>
+      <w:r>
+        <w:rPr>
+          <w:rFonts w:ascii="Times New Roman" w:hAnsi="Times New Roman" w:eastAsia="Times New Roman" w:cs="Times New Roman"/>
+        </w:rPr>
+        <w:t xml:space="preserve"> (1)~(5) </w:t>
+      </w:r>
+      <w:r>
+        <w:rPr>
+          <w:rFonts w:hint="eastAsia" w:ascii="Times New Roman" w:hAnsi="Times New Roman" w:eastAsia="FangSong" w:cs="Times New Roman"/>
+        </w:rPr>
+        <w:t>并回迁题面</w:t>
+      </w:r>
+      <w:r>
+        <w:rPr>
+          <w:rFonts w:hint="eastAsia" w:ascii="Times New Roman" w:hAnsi="Times New Roman" w:eastAsia="Times New Roman" w:cs="Times New Roman"/>
+        </w:rPr>
+        <w:t>，</w:t>
+      </w:r>
+      <w:r>
+        <w:rPr>
+          <w:rFonts w:hint="eastAsia" w:ascii="Times New Roman" w:hAnsi="Times New Roman" w:eastAsia="FangSong" w:cs="Times New Roman"/>
+        </w:rPr>
+        <w:t>三种晶胞图随设问一并归位</w:t>
+      </w:r>
+      <w:r>
+        <w:rPr>
+          <w:rFonts w:hint="eastAsia" w:ascii="Times New Roman" w:hAnsi="Times New Roman" w:eastAsia="Times New Roman" w:cs="Times New Roman"/>
+        </w:rPr>
+        <w:t>。</w:t>
+      </w:r>
+    </w:p>
+    <w:p>
+      <w:pPr>
+        <w:spacing w:before="160" w:after="80"/>
+      </w:pPr>
+      <w:r>
+        <w:pict>
+          <v:rect style="width:0;height:1.5pt" o:hralign="center" o:hrstd="t" o:hr="t"/>
+        </w:pict>
       </w:r>
     </w:p>
     <w:p>
@@ -12242,6 +12928,7 @@
     <w:p>
       <w:pPr>
         <w:pStyle w:val="BlockText"/>
+        <w:ind w:firstLine="420"/>
       </w:pPr>
       <w:r>
         <w:rPr>
@@ -12265,6 +12952,7 @@
     <w:p>
       <w:pPr>
         <w:pStyle w:val="FirstParagraph"/>
+        <w:ind w:firstLine="420"/>
       </w:pPr>
       <w:r>
         <w:rPr>
@@ -12353,133 +13041,113 @@
     </w:p>
     <w:p>
       <w:pPr>
-        <w:pStyle w:val="BodyText"/>
-      </w:pPr>
-      <w:r>
-        <w:rPr>
-          <w:rFonts w:hint="eastAsia" w:ascii="Times New Roman" w:hAnsi="Times New Roman" w:eastAsia="FangSong" w:cs="Times New Roman"/>
-          <w:b/>
-          <w:bCs/>
-        </w:rPr>
-        <w:t xml:space="preserve">参考答案</w:t>
-      </w:r>
-      <w:r>
-        <w:rPr>
-          <w:rFonts w:hint="eastAsia" w:ascii="Times New Roman" w:hAnsi="Times New Roman" w:eastAsia="Times New Roman" w:cs="Times New Roman"/>
-        </w:rPr>
-        <w:t xml:space="preserve">：</w:t>
+        <w:pStyle w:val="Compact"/>
+        <w:numPr>
+          <w:ilvl w:val="0"/>
+          <w:numId w:val="1018"/>
+        </w:numPr>
+        <w:ind w:firstLine="420"/>
+      </w:pPr>
+      <w:r>
+        <w:rPr>
+          <w:rFonts w:hint="eastAsia" w:ascii="Times New Roman" w:hAnsi="Times New Roman" w:eastAsia="FangSong" w:cs="Times New Roman"/>
+        </w:rPr>
+        <w:t xml:space="preserve">某混合价态化合物含有</w:t>
+      </w:r>
+      <w:r>
+        <w:rPr>
+          <w:rFonts w:ascii="Times New Roman" w:hAnsi="Times New Roman" w:eastAsia="Times New Roman" w:cs="Times New Roman"/>
+        </w:rPr>
+        <w:t xml:space="preserve"> Cs、Au、Cl </w:t>
+      </w:r>
+      <w:r>
+        <w:rPr>
+          <w:rFonts w:hint="eastAsia" w:ascii="Times New Roman" w:hAnsi="Times New Roman" w:eastAsia="FangSong" w:cs="Times New Roman"/>
+        </w:rPr>
+        <w:t>三种元素</w:t>
+      </w:r>
+      <w:r>
+        <w:rPr>
+          <w:rFonts w:hint="eastAsia" w:ascii="Times New Roman" w:hAnsi="Times New Roman" w:eastAsia="Times New Roman" w:cs="Times New Roman"/>
+        </w:rPr>
+        <w:t>，</w:t>
+      </w:r>
+      <w:r>
+        <w:rPr>
+          <w:rFonts w:hint="eastAsia" w:ascii="Times New Roman" w:hAnsi="Times New Roman" w:eastAsia="FangSong" w:cs="Times New Roman"/>
+        </w:rPr>
+        <w:t>其结构如图所示</w:t>
+      </w:r>
+      <w:r>
+        <w:rPr>
+          <w:rFonts w:hint="eastAsia" w:ascii="Times New Roman" w:hAnsi="Times New Roman" w:eastAsia="Times New Roman" w:cs="Times New Roman"/>
+        </w:rPr>
+        <w:t>。</w:t>
+      </w:r>
+      <w:r>
+        <w:rPr>
+          <w:rFonts w:hint="eastAsia" w:ascii="Times New Roman" w:hAnsi="Times New Roman" w:eastAsia="FangSong" w:cs="Times New Roman"/>
+        </w:rPr>
+        <w:t>请根据图中粒子连接方式及特点</w:t>
+      </w:r>
+      <w:r>
+        <w:rPr>
+          <w:rFonts w:hint="eastAsia" w:ascii="Times New Roman" w:hAnsi="Times New Roman" w:eastAsia="Times New Roman" w:cs="Times New Roman"/>
+        </w:rPr>
+        <w:t>，</w:t>
+      </w:r>
+      <w:r>
+        <w:rPr>
+          <w:rFonts w:hint="eastAsia" w:ascii="Times New Roman" w:hAnsi="Times New Roman" w:eastAsia="FangSong" w:cs="Times New Roman"/>
+        </w:rPr>
+        <w:t>判断各球所代表的粒子</w:t>
+      </w:r>
+      <w:r>
+        <w:rPr>
+          <w:rFonts w:hint="eastAsia" w:ascii="Times New Roman" w:hAnsi="Times New Roman" w:eastAsia="Times New Roman" w:cs="Times New Roman"/>
+        </w:rPr>
+        <w:t>，</w:t>
+      </w:r>
+      <w:r>
+        <w:rPr>
+          <w:rFonts w:hint="eastAsia" w:ascii="Times New Roman" w:hAnsi="Times New Roman" w:eastAsia="FangSong" w:cs="Times New Roman"/>
+        </w:rPr>
+        <w:t>并写出其化学式</w:t>
+      </w:r>
+      <w:r>
+        <w:rPr>
+          <w:rFonts w:hint="eastAsia" w:ascii="Times New Roman" w:hAnsi="Times New Roman" w:eastAsia="Times New Roman" w:cs="Times New Roman"/>
+        </w:rPr>
+        <w:t>，</w:t>
+      </w:r>
+      <w:r>
+        <w:rPr>
+          <w:rFonts w:hint="eastAsia" w:ascii="Times New Roman" w:hAnsi="Times New Roman" w:eastAsia="FangSong" w:cs="Times New Roman"/>
+        </w:rPr>
+        <w:t>标出变价元素的化合价</w:t>
+      </w:r>
+      <w:r>
+        <w:rPr>
+          <w:rFonts w:hint="eastAsia" w:ascii="Times New Roman" w:hAnsi="Times New Roman" w:eastAsia="Times New Roman" w:cs="Times New Roman"/>
+        </w:rPr>
+        <w:t>。</w:t>
+      </w:r>
+      <w:r>
+        <w:rPr>
+          <w:rFonts w:hint="eastAsia" w:ascii="Times New Roman" w:hAnsi="Times New Roman" w:eastAsia="FangSong" w:cs="Times New Roman"/>
+        </w:rPr>
+        <w:t>并给出变价离子的配位方式和结构</w:t>
+      </w:r>
+      <w:r>
+        <w:rPr>
+          <w:rFonts w:hint="eastAsia" w:ascii="Times New Roman" w:hAnsi="Times New Roman" w:eastAsia="Times New Roman" w:cs="Times New Roman"/>
+        </w:rPr>
+        <w:t>。</w:t>
       </w:r>
     </w:p>
     <w:p>
       <w:pPr>
-        <w:pStyle w:val="BodyText"/>
-      </w:pPr>
-      <w:r>
-        <w:rPr>
-          <w:rFonts w:ascii="Times New Roman" w:hAnsi="Times New Roman" w:eastAsia="Times New Roman" w:cs="Times New Roman"/>
-        </w:rPr>
-        <w:t xml:space="preserve">50-1 </w:t>
-      </w:r>
-      <w:r>
-        <w:rPr>
-          <w:rFonts w:hint="eastAsia" w:ascii="Times New Roman" w:hAnsi="Times New Roman" w:eastAsia="FangSong" w:cs="Times New Roman"/>
-        </w:rPr>
-        <w:t xml:space="preserve">某混合价态化合物含有</w:t>
-      </w:r>
-      <w:r>
-        <w:rPr>
-          <w:rFonts w:ascii="Times New Roman" w:hAnsi="Times New Roman" w:eastAsia="Times New Roman" w:cs="Times New Roman"/>
-        </w:rPr>
-        <w:t xml:space="preserve"> Cs、Au、Cl </w:t>
-      </w:r>
-      <w:r>
-        <w:rPr>
-          <w:rFonts w:hint="eastAsia" w:ascii="Times New Roman" w:hAnsi="Times New Roman" w:eastAsia="FangSong" w:cs="Times New Roman"/>
-        </w:rPr>
-        <w:t>三种元素</w:t>
-      </w:r>
-      <w:r>
-        <w:rPr>
-          <w:rFonts w:hint="eastAsia" w:ascii="Times New Roman" w:hAnsi="Times New Roman" w:eastAsia="Times New Roman" w:cs="Times New Roman"/>
-        </w:rPr>
-        <w:t>，</w:t>
-      </w:r>
-      <w:r>
-        <w:rPr>
-          <w:rFonts w:hint="eastAsia" w:ascii="Times New Roman" w:hAnsi="Times New Roman" w:eastAsia="FangSong" w:cs="Times New Roman"/>
-        </w:rPr>
-        <w:t>其结构如图所示</w:t>
-      </w:r>
-      <w:r>
-        <w:rPr>
-          <w:rFonts w:hint="eastAsia" w:ascii="Times New Roman" w:hAnsi="Times New Roman" w:eastAsia="Times New Roman" w:cs="Times New Roman"/>
-        </w:rPr>
-        <w:t>。</w:t>
-      </w:r>
-      <w:r>
-        <w:rPr>
-          <w:rFonts w:hint="eastAsia" w:ascii="Times New Roman" w:hAnsi="Times New Roman" w:eastAsia="FangSong" w:cs="Times New Roman"/>
-        </w:rPr>
-        <w:t>请根据图中粒子连接方式及特点</w:t>
-      </w:r>
-      <w:r>
-        <w:rPr>
-          <w:rFonts w:hint="eastAsia" w:ascii="Times New Roman" w:hAnsi="Times New Roman" w:eastAsia="Times New Roman" w:cs="Times New Roman"/>
-        </w:rPr>
-        <w:t>，</w:t>
-      </w:r>
-      <w:r>
-        <w:rPr>
-          <w:rFonts w:hint="eastAsia" w:ascii="Times New Roman" w:hAnsi="Times New Roman" w:eastAsia="FangSong" w:cs="Times New Roman"/>
-        </w:rPr>
-        <w:t>判断各球所代表的粒子</w:t>
-      </w:r>
-      <w:r>
-        <w:rPr>
-          <w:rFonts w:hint="eastAsia" w:ascii="Times New Roman" w:hAnsi="Times New Roman" w:eastAsia="Times New Roman" w:cs="Times New Roman"/>
-        </w:rPr>
-        <w:t>，</w:t>
-      </w:r>
-      <w:r>
-        <w:rPr>
-          <w:rFonts w:hint="eastAsia" w:ascii="Times New Roman" w:hAnsi="Times New Roman" w:eastAsia="FangSong" w:cs="Times New Roman"/>
-        </w:rPr>
-        <w:t>并写出其化学式</w:t>
-      </w:r>
-      <w:r>
-        <w:rPr>
-          <w:rFonts w:hint="eastAsia" w:ascii="Times New Roman" w:hAnsi="Times New Roman" w:eastAsia="Times New Roman" w:cs="Times New Roman"/>
-        </w:rPr>
-        <w:t>，</w:t>
-      </w:r>
-      <w:r>
-        <w:rPr>
-          <w:rFonts w:hint="eastAsia" w:ascii="Times New Roman" w:hAnsi="Times New Roman" w:eastAsia="FangSong" w:cs="Times New Roman"/>
-        </w:rPr>
-        <w:t>标出变价元素的化合价</w:t>
-      </w:r>
-      <w:r>
-        <w:rPr>
-          <w:rFonts w:hint="eastAsia" w:ascii="Times New Roman" w:hAnsi="Times New Roman" w:eastAsia="Times New Roman" w:cs="Times New Roman"/>
-        </w:rPr>
-        <w:t>。</w:t>
-      </w:r>
-      <w:r>
-        <w:rPr>
-          <w:rFonts w:hint="eastAsia" w:ascii="Times New Roman" w:hAnsi="Times New Roman" w:eastAsia="FangSong" w:cs="Times New Roman"/>
-        </w:rPr>
-        <w:t>并给出变价离子的配位方式和结构</w:t>
-      </w:r>
-      <w:r>
-        <w:rPr>
-          <w:rFonts w:hint="eastAsia" w:ascii="Times New Roman" w:hAnsi="Times New Roman" w:eastAsia="Times New Roman" w:cs="Times New Roman"/>
-        </w:rPr>
-        <w:t>。</w:t>
-      </w:r>
-    </w:p>
-    <w:p>
-      <w:pPr>
-        <w:pStyle w:val="BodyText"/>
+        <w:pStyle w:val="FirstParagraph"/>
         <w:spacing w:before="160" w:after="80"/>
         <w:jc w:val="center"/>
       </w:pPr>
@@ -12531,14 +13199,13 @@
     </w:p>
     <w:p>
       <w:pPr>
-        <w:pStyle w:val="BodyText"/>
-      </w:pPr>
-      <w:r>
-        <w:rPr>
-          <w:rFonts w:ascii="Times New Roman" w:hAnsi="Times New Roman" w:eastAsia="Times New Roman" w:cs="Times New Roman"/>
-        </w:rPr>
-        <w:t xml:space="preserve">50-2 </w:t>
-      </w:r>
+        <w:pStyle w:val="Compact"/>
+        <w:numPr>
+          <w:ilvl w:val="0"/>
+          <w:numId w:val="1019"/>
+        </w:numPr>
+        <w:ind w:firstLine="420"/>
+      </w:pPr>
       <w:r>
         <w:rPr>
           <w:rFonts w:hint="eastAsia" w:ascii="Times New Roman" w:hAnsi="Times New Roman" w:eastAsia="FangSong" w:cs="Times New Roman"/>
@@ -12652,53 +13319,150 @@
           <w:rFonts w:hint="eastAsia" w:ascii="Times New Roman" w:hAnsi="Times New Roman" w:eastAsia="Times New Roman" w:cs="Times New Roman"/>
         </w:rPr>
         <w:t>，</w:t>
+      </w:r>
+      <w:r>
+        <w:rPr>
+          <w:rFonts w:hint="eastAsia" w:ascii="Times New Roman" w:hAnsi="Times New Roman" w:eastAsia="FangSong" w:cs="Times New Roman"/>
+        </w:rPr>
+        <w:t>其中</w:t>
+      </w:r>
+      <w:r>
+        <w:rPr>
+          <w:rFonts w:ascii="Times New Roman" w:hAnsi="Times New Roman" w:eastAsia="Times New Roman" w:cs="Times New Roman"/>
+        </w:rPr>
+        <w:t xml:space="preserve"> N </w:t>
+      </w:r>
+      <w:r>
+        <w:rPr>
+          <w:rFonts w:hint="eastAsia" w:ascii="Times New Roman" w:hAnsi="Times New Roman" w:eastAsia="FangSong" w:cs="Times New Roman"/>
+        </w:rPr>
+        <w:t xml:space="preserve">元素的含量为</w:t>
+      </w:r>
+      <w:r>
+        <w:rPr>
+          <w:rFonts w:ascii="Times New Roman" w:hAnsi="Times New Roman" w:eastAsia="Times New Roman" w:cs="Times New Roman"/>
+        </w:rPr>
+        <w:t xml:space="preserve"> 42.58%、D </w:t>
+      </w:r>
+      <w:r>
+        <w:rPr>
+          <w:rFonts w:hint="eastAsia" w:ascii="Times New Roman" w:hAnsi="Times New Roman" w:eastAsia="FangSong" w:cs="Times New Roman"/>
+        </w:rPr>
+        <w:t xml:space="preserve">带有</w:t>
+      </w:r>
+      <w:r>
+        <w:rPr>
+          <w:rFonts w:ascii="Times New Roman" w:hAnsi="Times New Roman" w:eastAsia="Times New Roman" w:cs="Times New Roman"/>
+        </w:rPr>
+        <w:t xml:space="preserve"> 3 </w:t>
+      </w:r>
+      <w:r>
+        <w:rPr>
+          <w:rFonts w:hint="eastAsia" w:ascii="Times New Roman" w:hAnsi="Times New Roman" w:eastAsia="FangSong" w:cs="Times New Roman"/>
+        </w:rPr>
+        <w:t>个负电荷</w:t>
+      </w:r>
+      <w:r>
+        <w:rPr>
+          <w:rFonts w:hint="eastAsia" w:ascii="Times New Roman" w:hAnsi="Times New Roman" w:eastAsia="Times New Roman" w:cs="Times New Roman"/>
+        </w:rPr>
+        <w:t>，</w:t>
+      </w:r>
+      <w:r>
+        <w:rPr>
+          <w:rFonts w:hint="eastAsia" w:ascii="Times New Roman" w:hAnsi="Times New Roman" w:eastAsia="FangSong" w:cs="Times New Roman"/>
+        </w:rPr>
+        <w:t>其中</w:t>
+      </w:r>
+      <w:r>
+        <w:rPr>
+          <w:rFonts w:ascii="Times New Roman" w:hAnsi="Times New Roman" w:eastAsia="Times New Roman" w:cs="Times New Roman"/>
+        </w:rPr>
+        <w:t xml:space="preserve"> S </w:t>
+      </w:r>
+      <w:r>
+        <w:rPr>
+          <w:rFonts w:hint="eastAsia" w:ascii="Times New Roman" w:hAnsi="Times New Roman" w:eastAsia="FangSong" w:cs="Times New Roman"/>
+        </w:rPr>
+        <w:t xml:space="preserve">元素的含量为</w:t>
+      </w:r>
+      <w:r>
+        <w:rPr>
+          <w:rFonts w:ascii="Times New Roman" w:hAnsi="Times New Roman" w:eastAsia="Times New Roman" w:cs="Times New Roman"/>
+        </w:rPr>
+        <w:t xml:space="preserve"> </w:t>
+      </w:r>
+      <w:r>
+        <w:rPr>
+          <w:rFonts w:hint="eastAsia" w:ascii="Times New Roman" w:hAnsi="Times New Roman" w:eastAsia="Times New Roman" w:cs="Times New Roman"/>
+        </w:rPr>
+        <w:t>44.52%，</w:t>
+      </w:r>
+      <w:r>
+        <w:rPr>
+          <w:rFonts w:hint="eastAsia" w:ascii="Times New Roman" w:hAnsi="Times New Roman" w:eastAsia="FangSong" w:cs="Times New Roman"/>
+        </w:rPr>
+        <w:t>元素</w:t>
+      </w:r>
+      <w:r>
+        <w:rPr>
+          <w:rFonts w:ascii="Times New Roman" w:hAnsi="Times New Roman" w:eastAsia="Times New Roman" w:cs="Times New Roman"/>
+        </w:rPr>
+        <w:t xml:space="preserve"> B </w:t>
+      </w:r>
+      <w:r>
+        <w:rPr>
+          <w:rFonts w:hint="eastAsia" w:ascii="Times New Roman" w:hAnsi="Times New Roman" w:eastAsia="FangSong" w:cs="Times New Roman"/>
+        </w:rPr>
+        <w:t xml:space="preserve">在</w:t>
+      </w:r>
+      <w:r>
+        <w:rPr>
+          <w:rFonts w:ascii="Times New Roman" w:hAnsi="Times New Roman" w:eastAsia="Times New Roman" w:cs="Times New Roman"/>
+        </w:rPr>
+        <w:t xml:space="preserve"> A </w:t>
+      </w:r>
+      <w:r>
+        <w:rPr>
+          <w:rFonts w:hint="eastAsia" w:ascii="Times New Roman" w:hAnsi="Times New Roman" w:eastAsia="FangSong" w:cs="Times New Roman"/>
+        </w:rPr>
+        <w:t xml:space="preserve">中的含量为</w:t>
+      </w:r>
+      <w:r>
+        <w:rPr>
+          <w:rFonts w:ascii="Times New Roman" w:hAnsi="Times New Roman" w:eastAsia="Times New Roman" w:cs="Times New Roman"/>
+        </w:rPr>
+        <w:t xml:space="preserve"> 11.52%。</w:t>
       </w:r>
     </w:p>
     <w:p>
       <w:pPr>
-        <w:pStyle w:val="BodyText"/>
-      </w:pPr>
-      <w:r>
-        <w:rPr>
-          <w:rFonts w:hint="eastAsia" w:ascii="Times New Roman" w:hAnsi="Times New Roman" w:eastAsia="FangSong" w:cs="Times New Roman"/>
-        </w:rPr>
-        <w:t xml:space="preserve">其中</w:t>
-      </w:r>
-      <w:r>
-        <w:rPr>
-          <w:rFonts w:ascii="Times New Roman" w:hAnsi="Times New Roman" w:eastAsia="Times New Roman" w:cs="Times New Roman"/>
-        </w:rPr>
-        <w:t xml:space="preserve"> N </w:t>
-      </w:r>
-      <w:r>
-        <w:rPr>
-          <w:rFonts w:hint="eastAsia" w:ascii="Times New Roman" w:hAnsi="Times New Roman" w:eastAsia="FangSong" w:cs="Times New Roman"/>
-        </w:rPr>
-        <w:t xml:space="preserve">元素的含量为</w:t>
-      </w:r>
-      <w:r>
-        <w:rPr>
-          <w:rFonts w:ascii="Times New Roman" w:hAnsi="Times New Roman" w:eastAsia="Times New Roman" w:cs="Times New Roman"/>
-        </w:rPr>
-        <w:t xml:space="preserve"> 42.58%、D </w:t>
-      </w:r>
-      <w:r>
-        <w:rPr>
-          <w:rFonts w:hint="eastAsia" w:ascii="Times New Roman" w:hAnsi="Times New Roman" w:eastAsia="FangSong" w:cs="Times New Roman"/>
-        </w:rPr>
-        <w:t xml:space="preserve">带有</w:t>
-      </w:r>
-      <w:r>
-        <w:rPr>
-          <w:rFonts w:ascii="Times New Roman" w:hAnsi="Times New Roman" w:eastAsia="Times New Roman" w:cs="Times New Roman"/>
-        </w:rPr>
-        <w:t xml:space="preserve"> 3 </w:t>
-      </w:r>
-      <w:r>
-        <w:rPr>
-          <w:rFonts w:hint="eastAsia" w:ascii="Times New Roman" w:hAnsi="Times New Roman" w:eastAsia="FangSong" w:cs="Times New Roman"/>
-        </w:rPr>
-        <w:t>个负电荷</w:t>
+        <w:pStyle w:val="FirstParagraph"/>
+        <w:ind w:firstLine="420"/>
+      </w:pPr>
+      <w:r>
+        <w:rPr>
+          <w:rFonts w:ascii="Times New Roman" w:hAnsi="Times New Roman" w:eastAsia="Times New Roman" w:cs="Times New Roman"/>
+        </w:rPr>
+        <w:t xml:space="preserve">① </w:t>
+      </w:r>
+      <w:r>
+        <w:rPr>
+          <w:rFonts w:hint="eastAsia" w:ascii="Times New Roman" w:hAnsi="Times New Roman" w:eastAsia="FangSong" w:cs="Times New Roman"/>
+        </w:rPr>
+        <w:t xml:space="preserve">写出</w:t>
+      </w:r>
+      <w:r>
+        <w:rPr>
+          <w:rFonts w:ascii="Times New Roman" w:hAnsi="Times New Roman" w:eastAsia="Times New Roman" w:cs="Times New Roman"/>
+        </w:rPr>
+        <w:t xml:space="preserve"> A </w:t>
+      </w:r>
+      <w:r>
+        <w:rPr>
+          <w:rFonts w:hint="eastAsia" w:ascii="Times New Roman" w:hAnsi="Times New Roman" w:eastAsia="FangSong" w:cs="Times New Roman"/>
+        </w:rPr>
+        <w:t>的化学式</w:t>
       </w:r>
       <w:r>
         <w:rPr>
@@ -12710,96 +13474,43 @@
         <w:rPr>
           <w:rFonts w:hint="eastAsia" w:ascii="Times New Roman" w:hAnsi="Times New Roman" w:eastAsia="FangSong" w:cs="Times New Roman"/>
         </w:rPr>
-        <w:t>其中</w:t>
-      </w:r>
-      <w:r>
-        <w:rPr>
-          <w:rFonts w:ascii="Times New Roman" w:hAnsi="Times New Roman" w:eastAsia="Times New Roman" w:cs="Times New Roman"/>
-        </w:rPr>
-        <w:t xml:space="preserve"> S </w:t>
-      </w:r>
-      <w:r>
-        <w:rPr>
-          <w:rFonts w:hint="eastAsia" w:ascii="Times New Roman" w:hAnsi="Times New Roman" w:eastAsia="FangSong" w:cs="Times New Roman"/>
-        </w:rPr>
-        <w:t xml:space="preserve">元素的含量为</w:t>
-      </w:r>
-      <w:r>
-        <w:rPr>
-          <w:rFonts w:ascii="Times New Roman" w:hAnsi="Times New Roman" w:eastAsia="Times New Roman" w:cs="Times New Roman"/>
-        </w:rPr>
-        <w:t xml:space="preserve"> </w:t>
-      </w:r>
-      <w:r>
-        <w:rPr>
-          <w:rFonts w:hint="eastAsia" w:ascii="Times New Roman" w:hAnsi="Times New Roman" w:eastAsia="Times New Roman" w:cs="Times New Roman"/>
-        </w:rPr>
-        <w:t>44.52%，</w:t>
-      </w:r>
-      <w:r>
-        <w:rPr>
-          <w:rFonts w:hint="eastAsia" w:ascii="Times New Roman" w:hAnsi="Times New Roman" w:eastAsia="FangSong" w:cs="Times New Roman"/>
-        </w:rPr>
-        <w:t>元素</w:t>
-      </w:r>
-      <w:r>
-        <w:rPr>
-          <w:rFonts w:ascii="Times New Roman" w:hAnsi="Times New Roman" w:eastAsia="Times New Roman" w:cs="Times New Roman"/>
-        </w:rPr>
-        <w:t xml:space="preserve"> B </w:t>
-      </w:r>
-      <w:r>
-        <w:rPr>
-          <w:rFonts w:hint="eastAsia" w:ascii="Times New Roman" w:hAnsi="Times New Roman" w:eastAsia="FangSong" w:cs="Times New Roman"/>
-        </w:rPr>
-        <w:t xml:space="preserve">在</w:t>
-      </w:r>
-      <w:r>
-        <w:rPr>
-          <w:rFonts w:ascii="Times New Roman" w:hAnsi="Times New Roman" w:eastAsia="Times New Roman" w:cs="Times New Roman"/>
-        </w:rPr>
-        <w:t xml:space="preserve"> A </w:t>
-      </w:r>
-      <w:r>
-        <w:rPr>
-          <w:rFonts w:hint="eastAsia" w:ascii="Times New Roman" w:hAnsi="Times New Roman" w:eastAsia="FangSong" w:cs="Times New Roman"/>
-        </w:rPr>
-        <w:t xml:space="preserve">中的含量为</w:t>
-      </w:r>
-      <w:r>
-        <w:rPr>
-          <w:rFonts w:ascii="Times New Roman" w:hAnsi="Times New Roman" w:eastAsia="Times New Roman" w:cs="Times New Roman"/>
-        </w:rPr>
-        <w:t xml:space="preserve"> 11.52%。</w:t>
+        <w:t>并标出变价元素的化合价</w:t>
+      </w:r>
+      <w:r>
+        <w:rPr>
+          <w:rFonts w:hint="eastAsia" w:ascii="Times New Roman" w:hAnsi="Times New Roman" w:eastAsia="Times New Roman" w:cs="Times New Roman"/>
+        </w:rPr>
+        <w:t>。</w:t>
       </w:r>
     </w:p>
     <w:p>
       <w:pPr>
         <w:pStyle w:val="BodyText"/>
-      </w:pPr>
-      <w:r>
-        <w:rPr>
-          <w:rFonts w:hint="eastAsia" w:ascii="Times New Roman" w:hAnsi="Times New Roman" w:eastAsia="Times New Roman" w:cs="Times New Roman"/>
-        </w:rPr>
-        <w:t>①</w:t>
-      </w:r>
-      <w:r>
-        <w:rPr>
-          <w:rFonts w:hint="eastAsia" w:ascii="Times New Roman" w:hAnsi="Times New Roman" w:eastAsia="FangSong" w:cs="Times New Roman"/>
-        </w:rPr>
-        <w:t>写出</w:t>
-      </w:r>
-      <w:r>
-        <w:rPr>
-          <w:rFonts w:ascii="Times New Roman" w:hAnsi="Times New Roman" w:eastAsia="Times New Roman" w:cs="Times New Roman"/>
-        </w:rPr>
-        <w:t xml:space="preserve"> A </w:t>
-      </w:r>
-      <w:r>
-        <w:rPr>
-          <w:rFonts w:hint="eastAsia" w:ascii="Times New Roman" w:hAnsi="Times New Roman" w:eastAsia="FangSong" w:cs="Times New Roman"/>
-        </w:rPr>
-        <w:t>的化学式</w:t>
+        <w:ind w:firstLine="420"/>
+      </w:pPr>
+      <w:r>
+        <w:rPr>
+          <w:rFonts w:ascii="Times New Roman" w:hAnsi="Times New Roman" w:eastAsia="Times New Roman" w:cs="Times New Roman"/>
+        </w:rPr>
+        <w:t xml:space="preserve">② </w:t>
+      </w:r>
+      <w:r>
+        <w:rPr>
+          <w:rFonts w:hint="eastAsia" w:ascii="Times New Roman" w:hAnsi="Times New Roman" w:eastAsia="FangSong" w:cs="Times New Roman"/>
+        </w:rPr>
+        <w:t xml:space="preserve">配离子</w:t>
+      </w:r>
+      <w:r>
+        <w:rPr>
+          <w:rFonts w:ascii="Times New Roman" w:hAnsi="Times New Roman" w:eastAsia="Times New Roman" w:cs="Times New Roman"/>
+        </w:rPr>
+        <w:t xml:space="preserve"> D </w:t>
+      </w:r>
+      <w:r>
+        <w:rPr>
+          <w:rFonts w:hint="eastAsia" w:ascii="Times New Roman" w:hAnsi="Times New Roman" w:eastAsia="FangSong" w:cs="Times New Roman"/>
+        </w:rPr>
+        <w:t>经常以链型结构出现</w:t>
       </w:r>
       <w:r>
         <w:rPr>
@@ -12811,7 +13522,7 @@
         <w:rPr>
           <w:rFonts w:hint="eastAsia" w:ascii="Times New Roman" w:hAnsi="Times New Roman" w:eastAsia="FangSong" w:cs="Times New Roman"/>
         </w:rPr>
-        <w:t>并标出变价元素的化合价</w:t>
+        <w:t>试给出其链型的连接方式示意图</w:t>
       </w:r>
       <w:r>
         <w:rPr>
@@ -12823,59 +13534,41 @@
     <w:p>
       <w:pPr>
         <w:pStyle w:val="BodyText"/>
-      </w:pPr>
-      <w:r>
-        <w:rPr>
-          <w:rFonts w:hint="eastAsia" w:ascii="Times New Roman" w:hAnsi="Times New Roman" w:eastAsia="Times New Roman" w:cs="Times New Roman"/>
-        </w:rPr>
-        <w:t>②</w:t>
-      </w:r>
-      <w:r>
-        <w:rPr>
-          <w:rFonts w:hint="eastAsia" w:ascii="Times New Roman" w:hAnsi="Times New Roman" w:eastAsia="FangSong" w:cs="Times New Roman"/>
-        </w:rPr>
-        <w:t>配离子</w:t>
-      </w:r>
-      <w:r>
-        <w:rPr>
-          <w:rFonts w:ascii="Times New Roman" w:hAnsi="Times New Roman" w:eastAsia="Times New Roman" w:cs="Times New Roman"/>
-        </w:rPr>
-        <w:t xml:space="preserve"> D </w:t>
-      </w:r>
-      <w:r>
-        <w:rPr>
-          <w:rFonts w:hint="eastAsia" w:ascii="Times New Roman" w:hAnsi="Times New Roman" w:eastAsia="FangSong" w:cs="Times New Roman"/>
-        </w:rPr>
-        <w:t>经常以链型结构出现</w:t>
-      </w:r>
-      <w:r>
-        <w:rPr>
-          <w:rFonts w:hint="eastAsia" w:ascii="Times New Roman" w:hAnsi="Times New Roman" w:eastAsia="Times New Roman" w:cs="Times New Roman"/>
-        </w:rPr>
-        <w:t>，</w:t>
-      </w:r>
-      <w:r>
-        <w:rPr>
-          <w:rFonts w:hint="eastAsia" w:ascii="Times New Roman" w:hAnsi="Times New Roman" w:eastAsia="FangSong" w:cs="Times New Roman"/>
-        </w:rPr>
-        <w:t>试给出其链型的连接方式示意图</w:t>
-      </w:r>
-      <w:r>
-        <w:rPr>
-          <w:rFonts w:hint="eastAsia" w:ascii="Times New Roman" w:hAnsi="Times New Roman" w:eastAsia="Times New Roman" w:cs="Times New Roman"/>
-        </w:rPr>
-        <w:t>。</w:t>
+        <w:ind w:firstLine="420"/>
+      </w:pPr>
+      <w:r>
+        <w:rPr>
+          <w:rFonts w:hint="eastAsia" w:ascii="Times New Roman" w:hAnsi="Times New Roman" w:eastAsia="FangSong" w:cs="Times New Roman"/>
+          <w:b/>
+          <w:bCs/>
+        </w:rPr>
+        <w:t xml:space="preserve">参考答案</w:t>
+      </w:r>
+      <w:r>
+        <w:rPr>
+          <w:rFonts w:hint="eastAsia" w:ascii="Times New Roman" w:hAnsi="Times New Roman" w:eastAsia="Times New Roman" w:cs="Times New Roman"/>
+        </w:rPr>
+        <w:t xml:space="preserve">：</w:t>
       </w:r>
     </w:p>
     <w:p>
       <w:pPr>
         <w:pStyle w:val="BodyText"/>
-      </w:pPr>
-      <w:r>
-        <w:rPr>
-          <w:rFonts w:ascii="Times New Roman" w:hAnsi="Times New Roman" w:eastAsia="Times New Roman" w:cs="Times New Roman"/>
-        </w:rPr>
-        <w:t xml:space="preserve">50-1 </w:t>
+        <w:ind w:firstLine="420"/>
+      </w:pPr>
+      <w:r>
+        <w:rPr>
+          <w:rFonts w:ascii="Times New Roman" w:hAnsi="Times New Roman" w:eastAsia="Times New Roman" w:cs="Times New Roman"/>
+          <w:b/>
+          <w:bCs/>
+        </w:rPr>
+        <w:t xml:space="preserve">(1)</w:t>
+      </w:r>
+      <w:r>
+        <w:rPr>
+          <w:rFonts w:ascii="Times New Roman" w:hAnsi="Times New Roman" w:eastAsia="Times New Roman" w:cs="Times New Roman"/>
+        </w:rPr>
+        <w:t xml:space="preserve"> </w:t>
       </w:r>
       <w:r>
         <w:rPr>
@@ -12899,19 +13592,13 @@
         <w:rPr>
           <w:rFonts w:hint="eastAsia" w:ascii="Times New Roman" w:hAnsi="Times New Roman" w:eastAsia="Times New Roman" w:cs="Times New Roman"/>
         </w:rPr>
-        <w:t>,</w:t>
-      </w:r>
-      <w:r>
-        <w:rPr>
-          <w:rFonts w:ascii="Times New Roman" w:hAnsi="Times New Roman" w:eastAsia="Times New Roman" w:cs="Times New Roman"/>
-        </w:rPr>
-        <w:t xml:space="preserve"> </w:t>
-      </w:r>
-      <w:r>
-        <w:rPr>
-          <w:rFonts w:hint="eastAsia" w:ascii="Times New Roman" w:hAnsi="Times New Roman" w:eastAsia="FangSong" w:cs="Times New Roman"/>
-        </w:rPr>
-        <w:t xml:space="preserve">黑色球为</w:t>
+        <w:t>，</w:t>
+      </w:r>
+      <w:r>
+        <w:rPr>
+          <w:rFonts w:hint="eastAsia" w:ascii="Times New Roman" w:hAnsi="Times New Roman" w:eastAsia="FangSong" w:cs="Times New Roman"/>
+        </w:rPr>
+        <w:t>黑色球为</w:t>
       </w:r>
       <w:r>
         <w:rPr>
@@ -12929,19 +13616,13 @@
         <w:rPr>
           <w:rFonts w:hint="eastAsia" w:ascii="Times New Roman" w:hAnsi="Times New Roman" w:eastAsia="Times New Roman" w:cs="Times New Roman"/>
         </w:rPr>
-        <w:t>,</w:t>
-      </w:r>
-      <w:r>
-        <w:rPr>
-          <w:rFonts w:ascii="Times New Roman" w:hAnsi="Times New Roman" w:eastAsia="Times New Roman" w:cs="Times New Roman"/>
-        </w:rPr>
-        <w:t xml:space="preserve"> </w:t>
-      </w:r>
-      <w:r>
-        <w:rPr>
-          <w:rFonts w:hint="eastAsia" w:ascii="Times New Roman" w:hAnsi="Times New Roman" w:eastAsia="FangSong" w:cs="Times New Roman"/>
-        </w:rPr>
-        <w:t xml:space="preserve">小球为</w:t>
+        <w:t>，</w:t>
+      </w:r>
+      <w:r>
+        <w:rPr>
+          <w:rFonts w:hint="eastAsia" w:ascii="Times New Roman" w:hAnsi="Times New Roman" w:eastAsia="FangSong" w:cs="Times New Roman"/>
+        </w:rPr>
+        <w:t>小球为</w:t>
       </w:r>
       <w:r>
         <w:rPr>
@@ -12959,19 +13640,13 @@
         <w:rPr>
           <w:rFonts w:hint="eastAsia" w:ascii="Times New Roman" w:hAnsi="Times New Roman" w:eastAsia="Times New Roman" w:cs="Times New Roman"/>
         </w:rPr>
-        <w:t>,</w:t>
-      </w:r>
-      <w:r>
-        <w:rPr>
-          <w:rFonts w:ascii="Times New Roman" w:hAnsi="Times New Roman" w:eastAsia="Times New Roman" w:cs="Times New Roman"/>
-        </w:rPr>
-        <w:t xml:space="preserve"> </w:t>
-      </w:r>
-      <w:r>
-        <w:rPr>
-          <w:rFonts w:hint="eastAsia" w:ascii="Times New Roman" w:hAnsi="Times New Roman" w:eastAsia="FangSong" w:cs="Times New Roman"/>
-        </w:rPr>
-        <w:t xml:space="preserve">化学式为</w:t>
+        <w:t>，</w:t>
+      </w:r>
+      <w:r>
+        <w:rPr>
+          <w:rFonts w:hint="eastAsia" w:ascii="Times New Roman" w:hAnsi="Times New Roman" w:eastAsia="FangSong" w:cs="Times New Roman"/>
+        </w:rPr>
+        <w:t>化学式为</w:t>
       </w:r>
       <w:r>
         <w:rPr>
@@ -12989,75 +13664,108 @@
           </m:ctrlPr>
         </m:oMathPr>
         <m:r>
+          <m:rPr>
+            <m:sty m:val="p"/>
+          </m:rPr>
           <m:t>C</m:t>
         </m:r>
         <m:sSub>
           <m:e>
             <m:r>
+              <m:rPr>
+                <m:sty m:val="p"/>
+              </m:rPr>
               <m:t>s</m:t>
             </m:r>
           </m:e>
           <m:sub>
             <m:r>
+              <m:rPr>
+                <m:sty m:val="p"/>
+              </m:rPr>
               <m:t>2</m:t>
             </m:r>
           </m:sub>
         </m:sSub>
         <m:r>
+          <m:rPr>
+            <m:sty m:val="p"/>
+          </m:rPr>
           <m:t>A</m:t>
         </m:r>
         <m:sSup>
           <m:e>
             <m:r>
+              <m:rPr>
+                <m:sty m:val="p"/>
+              </m:rPr>
               <m:t>u</m:t>
             </m:r>
           </m:e>
           <m:sup>
             <m:r>
+              <m:rPr>
+                <m:sty m:val="p"/>
+              </m:rPr>
               <m:t>I</m:t>
             </m:r>
           </m:sup>
         </m:sSup>
         <m:r>
+          <m:rPr>
+            <m:sty m:val="p"/>
+          </m:rPr>
           <m:t>A</m:t>
         </m:r>
         <m:sSup>
           <m:e>
             <m:r>
+              <m:rPr>
+                <m:sty m:val="p"/>
+              </m:rPr>
               <m:t>u</m:t>
             </m:r>
           </m:e>
           <m:sup>
             <m:r>
+              <m:rPr>
+                <m:sty m:val="p"/>
+              </m:rPr>
               <m:t>I</m:t>
             </m:r>
             <m:r>
+              <m:rPr>
+                <m:sty m:val="p"/>
+              </m:rPr>
               <m:t>I</m:t>
             </m:r>
           </m:sup>
         </m:sSup>
         <m:r>
+          <m:rPr>
+            <m:sty m:val="p"/>
+          </m:rPr>
           <m:t>C</m:t>
         </m:r>
         <m:sSub>
           <m:e>
             <m:r>
+              <m:rPr>
+                <m:sty m:val="p"/>
+              </m:rPr>
               <m:t>l</m:t>
             </m:r>
           </m:e>
           <m:sub>
             <m:r>
+              <m:rPr>
+                <m:sty m:val="p"/>
+              </m:rPr>
               <m:t>6</m:t>
             </m:r>
           </m:sub>
         </m:sSub>
       </m:oMath>
-      <w:r>
-        <w:rPr>
-          <w:rFonts w:ascii="Times New Roman" w:hAnsi="Times New Roman" w:eastAsia="Times New Roman" w:cs="Times New Roman"/>
-        </w:rPr>
-        <w:t xml:space="preserve"> </w:t>
-      </w:r>
       <w:r>
         <w:rPr>
           <w:rFonts w:hint="eastAsia" w:ascii="Times New Roman" w:hAnsi="Times New Roman" w:eastAsia="Times New Roman" w:cs="Times New Roman"/>
@@ -13092,31 +13800,49 @@
           <m:t>[</m:t>
         </m:r>
         <m:r>
+          <m:rPr>
+            <m:sty m:val="p"/>
+          </m:rPr>
           <m:t>A</m:t>
         </m:r>
         <m:sSup>
           <m:e>
             <m:r>
+              <m:rPr>
+                <m:sty m:val="p"/>
+              </m:rPr>
               <m:t>u</m:t>
             </m:r>
           </m:e>
           <m:sup>
             <m:r>
+              <m:rPr>
+                <m:sty m:val="p"/>
+              </m:rPr>
               <m:t>I</m:t>
             </m:r>
           </m:sup>
         </m:sSup>
         <m:r>
+          <m:rPr>
+            <m:sty m:val="p"/>
+          </m:rPr>
           <m:t>C</m:t>
         </m:r>
         <m:sSub>
           <m:e>
             <m:r>
+              <m:rPr>
+                <m:sty m:val="p"/>
+              </m:rPr>
               <m:t>l</m:t>
             </m:r>
           </m:e>
           <m:sub>
             <m:r>
+              <m:rPr>
+                <m:sty m:val="p"/>
+              </m:rPr>
               <m:t>2</m:t>
             </m:r>
           </m:sub>
@@ -13156,13 +13882,7 @@
         <w:rPr>
           <w:rFonts w:hint="eastAsia" w:ascii="Times New Roman" w:hAnsi="Times New Roman" w:eastAsia="Times New Roman" w:cs="Times New Roman"/>
         </w:rPr>
-        <w:t>,</w:t>
-      </w:r>
-      <w:r>
-        <w:rPr>
-          <w:rFonts w:ascii="Times New Roman" w:hAnsi="Times New Roman" w:eastAsia="Times New Roman" w:cs="Times New Roman"/>
-        </w:rPr>
-        <w:t xml:space="preserve"> </w:t>
+        <w:t>，</w:t>
       </w:r>
       <m:oMath>
         <m:oMathPr>
@@ -13180,34 +13900,55 @@
           <m:t>[</m:t>
         </m:r>
         <m:r>
+          <m:rPr>
+            <m:sty m:val="p"/>
+          </m:rPr>
           <m:t>A</m:t>
         </m:r>
         <m:sSup>
           <m:e>
             <m:r>
+              <m:rPr>
+                <m:sty m:val="p"/>
+              </m:rPr>
               <m:t>u</m:t>
             </m:r>
           </m:e>
           <m:sup>
             <m:r>
+              <m:rPr>
+                <m:sty m:val="p"/>
+              </m:rPr>
               <m:t>I</m:t>
             </m:r>
             <m:r>
+              <m:rPr>
+                <m:sty m:val="p"/>
+              </m:rPr>
               <m:t>I</m:t>
             </m:r>
           </m:sup>
         </m:sSup>
         <m:r>
+          <m:rPr>
+            <m:sty m:val="p"/>
+          </m:rPr>
           <m:t>C</m:t>
         </m:r>
         <m:sSub>
           <m:e>
             <m:r>
+              <m:rPr>
+                <m:sty m:val="p"/>
+              </m:rPr>
               <m:t>l</m:t>
             </m:r>
           </m:e>
           <m:sub>
             <m:r>
+              <m:rPr>
+                <m:sty m:val="p"/>
+              </m:rPr>
               <m:t>4</m:t>
             </m:r>
           </m:sub>
@@ -13248,6 +13989,19 @@
           <w:rFonts w:hint="eastAsia" w:ascii="Times New Roman" w:hAnsi="Times New Roman" w:eastAsia="Times New Roman" w:cs="Times New Roman"/>
         </w:rPr>
         <w:t>。</w:t>
+      </w:r>
+    </w:p>
+    <w:p>
+      <w:pPr>
+        <w:pStyle w:val="BodyText"/>
+      </w:pPr>
+      <w:r>
+        <w:rPr>
+          <w:rFonts w:ascii="Times New Roman" w:hAnsi="Times New Roman" w:eastAsia="Times New Roman" w:cs="Times New Roman"/>
+          <w:b/>
+          <w:bCs/>
+        </w:rPr>
+        <w:t xml:space="preserve">(2)</w:t>
       </w:r>
     </w:p>
     <w:p>
@@ -13265,12 +14019,6 @@
           </m:ctrlPr>
         </m:oMathParaPr>
         <m:oMath>
-          <m:r>
-            <m:rPr>
-              <m:sty m:val="p"/>
-            </m:rPr>
-            <m:t>①</m:t>
-          </m:r>
           <m:sSub>
             <m:e>
               <m:r>
@@ -13485,18 +14233,6 @@
         <w:rPr>
           <w:rFonts w:ascii="Times New Roman" w:hAnsi="Times New Roman" w:eastAsia="Times New Roman" w:cs="Times New Roman"/>
         </w:rPr>
-        <w:t xml:space="preserve">50-2</w:t>
-      </w:r>
-      <w:r>
-        <w:rPr>
-          <w:rFonts w:ascii="Times New Roman" w:hAnsi="Times New Roman" w:eastAsia="Times New Roman" w:cs="Times New Roman"/>
-        </w:rPr>
-        <w:t xml:space="preserve"> </w:t>
-      </w:r>
-      <w:r>
-        <w:rPr>
-          <w:rFonts w:ascii="Times New Roman" w:hAnsi="Times New Roman" w:eastAsia="Times New Roman" w:cs="Times New Roman"/>
-        </w:rPr>
         <w:drawing>
           <wp:inline>
             <wp:extent cx="3600000" cy="2649258"/>
@@ -13541,6 +14277,72 @@
     </w:p>
     <w:p>
       <w:pPr>
+        <w:pStyle w:val="BlockText"/>
+        <w:ind w:firstLine="420"/>
+      </w:pPr>
+      <w:r>
+        <w:rPr>
+          <w:rFonts w:hint="eastAsia" w:ascii="Times New Roman" w:hAnsi="Times New Roman" w:eastAsia="FangSong" w:cs="Times New Roman"/>
+          <w:b/>
+          <w:bCs/>
+        </w:rPr>
+        <w:t xml:space="preserve">校勘注</w:t>
+      </w:r>
+      <w:r>
+        <w:rPr>
+          <w:rFonts w:hint="eastAsia" w:ascii="Times New Roman" w:hAnsi="Times New Roman" w:eastAsia="Times New Roman" w:cs="Times New Roman"/>
+        </w:rPr>
+        <w:t>：</w:t>
+      </w:r>
+      <w:r>
+        <w:rPr>
+          <w:rFonts w:hint="eastAsia" w:ascii="Times New Roman" w:hAnsi="Times New Roman" w:eastAsia="FangSong" w:cs="Times New Roman"/>
+        </w:rPr>
+        <w:t>本题源卡把两小问的设问写进了答案区开头</w:t>
+      </w:r>
+      <w:r>
+        <w:rPr>
+          <w:rFonts w:hint="eastAsia" w:ascii="Times New Roman" w:hAnsi="Times New Roman" w:eastAsia="Times New Roman" w:cs="Times New Roman"/>
+        </w:rPr>
+        <w:t>、</w:t>
+      </w:r>
+      <w:r>
+        <w:rPr>
+          <w:rFonts w:hint="eastAsia" w:ascii="Times New Roman" w:hAnsi="Times New Roman" w:eastAsia="FangSong" w:cs="Times New Roman"/>
+        </w:rPr>
+        <w:t>结构图亦在其中</w:t>
+      </w:r>
+      <w:r>
+        <w:rPr>
+          <w:rFonts w:hint="eastAsia" w:ascii="Times New Roman" w:hAnsi="Times New Roman" w:eastAsia="Times New Roman" w:cs="Times New Roman"/>
+        </w:rPr>
+        <w:t>；</w:t>
+      </w:r>
+      <w:r>
+        <w:rPr>
+          <w:rFonts w:hint="eastAsia" w:ascii="Times New Roman" w:hAnsi="Times New Roman" w:eastAsia="FangSong" w:cs="Times New Roman"/>
+        </w:rPr>
+        <w:t>此处回迁题面并统一编号</w:t>
+      </w:r>
+      <w:r>
+        <w:rPr>
+          <w:rFonts w:hint="eastAsia" w:ascii="Times New Roman" w:hAnsi="Times New Roman" w:eastAsia="Times New Roman" w:cs="Times New Roman"/>
+        </w:rPr>
+        <w:t>。</w:t>
+      </w:r>
+    </w:p>
+    <w:p>
+      <w:pPr>
+        <w:spacing w:before="160" w:after="80"/>
+      </w:pPr>
+      <w:r>
+        <w:pict>
+          <v:rect style="width:0;height:1.5pt" o:hralign="center" o:hrstd="t" o:hr="t"/>
+        </w:pict>
+      </w:r>
+    </w:p>
+    <w:p>
+      <w:pPr>
         <w:spacing w:before="160" w:after="80"/>
       </w:pPr>
       <w:r>
@@ -13578,6 +14380,7 @@
     <w:p>
       <w:pPr>
         <w:pStyle w:val="BlockText"/>
+        <w:ind w:firstLine="420"/>
       </w:pPr>
       <w:r>
         <w:rPr>
@@ -13601,6 +14404,7 @@
     <w:p>
       <w:pPr>
         <w:pStyle w:val="FirstParagraph"/>
+        <w:ind w:firstLine="420"/>
       </w:pPr>
       <w:r>
         <w:rPr>
@@ -13630,6 +14434,7 @@
     <w:p>
       <w:pPr>
         <w:pStyle w:val="BodyText"/>
+        <w:ind w:firstLine="420"/>
       </w:pPr>
       <w:r>
         <w:rPr>
@@ -13649,6 +14454,7 @@
     <w:p>
       <w:pPr>
         <w:pStyle w:val="BodyText"/>
+        <w:ind w:firstLine="420"/>
       </w:pPr>
       <w:r>
         <w:rPr>
@@ -13847,6 +14653,16 @@
           <w:rFonts w:hint="eastAsia" w:ascii="Times New Roman" w:hAnsi="Times New Roman" w:eastAsia="Times New Roman" w:cs="Times New Roman"/>
         </w:rPr>
         <w:t>。</w:t>
+      </w:r>
+    </w:p>
+    <w:p>
+      <w:pPr>
+        <w:spacing w:before="160" w:after="80"/>
+      </w:pPr>
+      <w:r>
+        <w:pict>
+          <v:rect style="width:0;height:1.5pt" o:hralign="center" o:hrstd="t" o:hr="t"/>
+        </w:pict>
       </w:r>
     </w:p>
     <w:p>
@@ -13888,6 +14704,7 @@
     <w:p>
       <w:pPr>
         <w:pStyle w:val="BlockText"/>
+        <w:ind w:firstLine="420"/>
       </w:pPr>
       <w:r>
         <w:rPr>
@@ -13911,6 +14728,7 @@
     <w:p>
       <w:pPr>
         <w:pStyle w:val="FirstParagraph"/>
+        <w:ind w:firstLine="420"/>
       </w:pPr>
       <w:r>
         <w:rPr>
@@ -14089,6 +14907,7 @@
     <w:p>
       <w:pPr>
         <w:pStyle w:val="BodyText"/>
+        <w:ind w:firstLine="420"/>
       </w:pPr>
       <w:r>
         <w:rPr>
@@ -14108,6 +14927,7 @@
     <w:p>
       <w:pPr>
         <w:pStyle w:val="BodyText"/>
+        <w:ind w:firstLine="420"/>
       </w:pPr>
       <w:r>
         <w:rPr>
@@ -14263,6 +15083,16 @@
           <w:rFonts w:hint="eastAsia" w:ascii="Times New Roman" w:hAnsi="Times New Roman" w:eastAsia="Times New Roman" w:cs="Times New Roman"/>
         </w:rPr>
         <w:t>。</w:t>
+      </w:r>
+    </w:p>
+    <w:p>
+      <w:pPr>
+        <w:spacing w:before="160" w:after="80"/>
+      </w:pPr>
+      <w:r>
+        <w:pict>
+          <v:rect style="width:0;height:1.5pt" o:hralign="center" o:hrstd="t" o:hr="t"/>
+        </w:pict>
       </w:r>
     </w:p>
     <w:p>
@@ -14304,6 +15134,7 @@
     <w:p>
       <w:pPr>
         <w:pStyle w:val="BlockText"/>
+        <w:ind w:firstLine="420"/>
       </w:pPr>
       <w:r>
         <w:rPr>
@@ -14327,6 +15158,7 @@
     <w:p>
       <w:pPr>
         <w:pStyle w:val="FirstParagraph"/>
+        <w:ind w:firstLine="420"/>
       </w:pPr>
       <w:r>
         <w:rPr>
@@ -14922,6 +15754,7 @@
     <w:p>
       <w:pPr>
         <w:pStyle w:val="BodyText"/>
+        <w:ind w:firstLine="420"/>
       </w:pPr>
       <w:r>
         <w:rPr>
@@ -14941,6 +15774,7 @@
     <w:p>
       <w:pPr>
         <w:pStyle w:val="BodyText"/>
+        <w:ind w:firstLine="420"/>
       </w:pPr>
       <m:oMath>
         <m:oMathPr>
@@ -15610,6 +16444,16 @@
         </w:pict>
       </w:r>
     </w:p>
+    <w:p>
+      <w:pPr>
+        <w:spacing w:before="160" w:after="80"/>
+      </w:pPr>
+      <w:r>
+        <w:pict>
+          <v:rect style="width:0;height:1.5pt" o:hralign="center" o:hrstd="t" o:hr="t"/>
+        </w:pict>
+      </w:r>
+    </w:p>
     <w:bookmarkEnd w:id="52"/>
     <w:bookmarkStart w:id="62" w:name="第17题"/>
     <w:p>
@@ -15639,6 +16483,7 @@
     <w:p>
       <w:pPr>
         <w:pStyle w:val="BlockText"/>
+        <w:ind w:firstLine="420"/>
       </w:pPr>
       <w:r>
         <w:rPr>
@@ -15662,6 +16507,60 @@
     <w:p>
       <w:pPr>
         <w:pStyle w:val="FirstParagraph"/>
+        <w:ind w:firstLine="420"/>
+      </w:pPr>
+      <w:r>
+        <w:rPr>
+          <w:rFonts w:hint="eastAsia" w:ascii="Times New Roman" w:hAnsi="Times New Roman" w:eastAsia="FangSong" w:cs="Times New Roman"/>
+        </w:rPr>
+        <w:t>确定下述三个配位化合物中</w:t>
+      </w:r>
+      <w:r>
+        <w:rPr>
+          <w:rFonts w:hint="eastAsia" w:ascii="Times New Roman" w:hAnsi="Times New Roman" w:eastAsia="Times New Roman" w:cs="Times New Roman"/>
+        </w:rPr>
+        <w:t>，</w:t>
+      </w:r>
+      <w:r>
+        <w:rPr>
+          <w:rFonts w:hint="eastAsia" w:ascii="Times New Roman" w:hAnsi="Times New Roman" w:eastAsia="FangSong" w:cs="Times New Roman"/>
+        </w:rPr>
+        <w:t>中心原子的配位数</w:t>
+      </w:r>
+      <w:r>
+        <w:rPr>
+          <w:rFonts w:hint="eastAsia" w:ascii="Times New Roman" w:hAnsi="Times New Roman" w:eastAsia="Times New Roman" w:cs="Times New Roman"/>
+        </w:rPr>
+        <w:t>、</w:t>
+      </w:r>
+      <w:r>
+        <w:rPr>
+          <w:rFonts w:hint="eastAsia" w:ascii="Times New Roman" w:hAnsi="Times New Roman" w:eastAsia="FangSong" w:cs="Times New Roman"/>
+        </w:rPr>
+        <w:t>氧化态</w:t>
+      </w:r>
+      <w:r>
+        <w:rPr>
+          <w:rFonts w:hint="eastAsia" w:ascii="Times New Roman" w:hAnsi="Times New Roman" w:eastAsia="Times New Roman" w:cs="Times New Roman"/>
+        </w:rPr>
+        <w:t>、</w:t>
+      </w:r>
+      <w:r>
+        <w:rPr>
+          <w:rFonts w:hint="eastAsia" w:ascii="Times New Roman" w:hAnsi="Times New Roman" w:eastAsia="FangSong" w:cs="Times New Roman"/>
+        </w:rPr>
+        <w:t>配位构型和磁性</w:t>
+      </w:r>
+      <w:r>
+        <w:rPr>
+          <w:rFonts w:hint="eastAsia" w:ascii="Times New Roman" w:hAnsi="Times New Roman" w:eastAsia="Times New Roman" w:cs="Times New Roman"/>
+        </w:rPr>
+        <w:t>。</w:t>
+      </w:r>
+    </w:p>
+    <w:p>
+      <w:pPr>
+        <w:pStyle w:val="BodyText"/>
         <w:spacing w:before="160" w:after="80"/>
         <w:jc w:val="center"/>
       </w:pPr>
@@ -15818,167 +16717,189 @@
     <w:p>
       <w:pPr>
         <w:pStyle w:val="BodyText"/>
-      </w:pPr>
-      <w:r>
-        <w:rPr>
-          <w:rFonts w:hint="eastAsia" w:ascii="Times New Roman" w:hAnsi="Times New Roman" w:eastAsia="FangSong" w:cs="Times New Roman"/>
-        </w:rPr>
-        <w:t xml:space="preserve">第一个配位数为</w:t>
-      </w:r>
-      <w:r>
-        <w:rPr>
-          <w:rFonts w:ascii="Times New Roman" w:hAnsi="Times New Roman" w:eastAsia="Times New Roman" w:cs="Times New Roman"/>
-        </w:rPr>
-        <w:t xml:space="preserve"> </w:t>
-      </w:r>
-      <w:r>
-        <w:rPr>
-          <w:rFonts w:hint="eastAsia" w:ascii="Times New Roman" w:hAnsi="Times New Roman" w:eastAsia="Times New Roman" w:cs="Times New Roman"/>
-        </w:rPr>
-        <w:t>4，</w:t>
-      </w:r>
-      <w:r>
-        <w:rPr>
-          <w:rFonts w:hint="eastAsia" w:ascii="Times New Roman" w:hAnsi="Times New Roman" w:eastAsia="FangSong" w:cs="Times New Roman"/>
-        </w:rPr>
-        <w:t>氧化态为</w:t>
-      </w:r>
-      <w:r>
-        <w:rPr>
-          <w:rFonts w:ascii="Times New Roman" w:hAnsi="Times New Roman" w:eastAsia="Times New Roman" w:cs="Times New Roman"/>
-        </w:rPr>
-        <w:t xml:space="preserve"> </w:t>
-      </w:r>
-      <w:r>
-        <w:rPr>
-          <w:rFonts w:hint="eastAsia" w:ascii="Times New Roman" w:hAnsi="Times New Roman" w:eastAsia="Times New Roman" w:cs="Times New Roman"/>
-        </w:rPr>
-        <w:t>+2，</w:t>
-      </w:r>
-      <w:r>
-        <w:rPr>
-          <w:rFonts w:hint="eastAsia" w:ascii="Times New Roman" w:hAnsi="Times New Roman" w:eastAsia="FangSong" w:cs="Times New Roman"/>
-        </w:rPr>
-        <w:t>平面四方</w:t>
-      </w:r>
-      <w:r>
-        <w:rPr>
-          <w:rFonts w:hint="eastAsia" w:ascii="Times New Roman" w:hAnsi="Times New Roman" w:eastAsia="Times New Roman" w:cs="Times New Roman"/>
-        </w:rPr>
-        <w:t>，</w:t>
-      </w:r>
-      <w:r>
-        <w:rPr>
-          <w:rFonts w:hint="eastAsia" w:ascii="Times New Roman" w:hAnsi="Times New Roman" w:eastAsia="FangSong" w:cs="Times New Roman"/>
-        </w:rPr>
-        <w:t>顺磁性</w:t>
-      </w:r>
-      <w:r>
-        <w:rPr>
-          <w:rFonts w:hint="eastAsia" w:ascii="Times New Roman" w:hAnsi="Times New Roman" w:eastAsia="Times New Roman" w:cs="Times New Roman"/>
-        </w:rPr>
-        <w:t>；</w:t>
-      </w:r>
-      <w:r>
-        <w:rPr>
-          <w:rFonts w:hint="eastAsia" w:ascii="Times New Roman" w:hAnsi="Times New Roman" w:eastAsia="FangSong" w:cs="Times New Roman"/>
-        </w:rPr>
-        <w:t>第二个为配位数为</w:t>
-      </w:r>
-      <w:r>
-        <w:rPr>
-          <w:rFonts w:ascii="Times New Roman" w:hAnsi="Times New Roman" w:eastAsia="Times New Roman" w:cs="Times New Roman"/>
-        </w:rPr>
-        <w:t xml:space="preserve"> </w:t>
-      </w:r>
-      <w:r>
-        <w:rPr>
-          <w:rFonts w:hint="eastAsia" w:ascii="Times New Roman" w:hAnsi="Times New Roman" w:eastAsia="Times New Roman" w:cs="Times New Roman"/>
-        </w:rPr>
-        <w:t>5，</w:t>
-      </w:r>
-      <w:r>
-        <w:rPr>
-          <w:rFonts w:hint="eastAsia" w:ascii="Times New Roman" w:hAnsi="Times New Roman" w:eastAsia="FangSong" w:cs="Times New Roman"/>
-        </w:rPr>
-        <w:t>氧化态为</w:t>
-      </w:r>
-      <w:r>
-        <w:rPr>
-          <w:rFonts w:ascii="Times New Roman" w:hAnsi="Times New Roman" w:eastAsia="Times New Roman" w:cs="Times New Roman"/>
-        </w:rPr>
-        <w:t xml:space="preserve"> </w:t>
-      </w:r>
-      <w:r>
-        <w:rPr>
-          <w:rFonts w:hint="eastAsia" w:ascii="Times New Roman" w:hAnsi="Times New Roman" w:eastAsia="Times New Roman" w:cs="Times New Roman"/>
-        </w:rPr>
-        <w:t>+4，</w:t>
-      </w:r>
-      <w:r>
-        <w:rPr>
-          <w:rFonts w:hint="eastAsia" w:ascii="Times New Roman" w:hAnsi="Times New Roman" w:eastAsia="FangSong" w:cs="Times New Roman"/>
-        </w:rPr>
-        <w:t>反磁性</w:t>
-      </w:r>
-      <w:r>
-        <w:rPr>
-          <w:rFonts w:hint="eastAsia" w:ascii="Times New Roman" w:hAnsi="Times New Roman" w:eastAsia="Times New Roman" w:cs="Times New Roman"/>
-        </w:rPr>
-        <w:t>；</w:t>
-      </w:r>
-      <w:r>
-        <w:rPr>
-          <w:rFonts w:hint="eastAsia" w:ascii="Times New Roman" w:hAnsi="Times New Roman" w:eastAsia="FangSong" w:cs="Times New Roman"/>
-        </w:rPr>
-        <w:t>第三个配位数为</w:t>
-      </w:r>
-      <w:r>
-        <w:rPr>
-          <w:rFonts w:ascii="Times New Roman" w:hAnsi="Times New Roman" w:eastAsia="Times New Roman" w:cs="Times New Roman"/>
-        </w:rPr>
-        <w:t xml:space="preserve"> </w:t>
-      </w:r>
-      <w:r>
-        <w:rPr>
-          <w:rFonts w:hint="eastAsia" w:ascii="Times New Roman" w:hAnsi="Times New Roman" w:eastAsia="Times New Roman" w:cs="Times New Roman"/>
-        </w:rPr>
-        <w:t>6，</w:t>
-      </w:r>
-      <w:r>
-        <w:rPr>
-          <w:rFonts w:hint="eastAsia" w:ascii="Times New Roman" w:hAnsi="Times New Roman" w:eastAsia="FangSong" w:cs="Times New Roman"/>
-        </w:rPr>
-        <w:t>氧化态为</w:t>
-      </w:r>
-      <w:r>
-        <w:rPr>
-          <w:rFonts w:ascii="Times New Roman" w:hAnsi="Times New Roman" w:eastAsia="Times New Roman" w:cs="Times New Roman"/>
-        </w:rPr>
-        <w:t xml:space="preserve"> </w:t>
-      </w:r>
-      <w:r>
-        <w:rPr>
-          <w:rFonts w:hint="eastAsia" w:ascii="Times New Roman" w:hAnsi="Times New Roman" w:eastAsia="Times New Roman" w:cs="Times New Roman"/>
-        </w:rPr>
-        <w:t>+4，</w:t>
-      </w:r>
-      <w:r>
-        <w:rPr>
-          <w:rFonts w:hint="eastAsia" w:ascii="Times New Roman" w:hAnsi="Times New Roman" w:eastAsia="FangSong" w:cs="Times New Roman"/>
-        </w:rPr>
-        <w:t>顺磁性</w:t>
-      </w:r>
-      <w:r>
-        <w:rPr>
-          <w:rFonts w:hint="eastAsia" w:ascii="Times New Roman" w:hAnsi="Times New Roman" w:eastAsia="Times New Roman" w:cs="Times New Roman"/>
-        </w:rPr>
-        <w:t>。</w:t>
+        <w:ind w:firstLine="420"/>
+      </w:pPr>
+      <w:r>
+        <w:rPr>
+          <w:rFonts w:hint="eastAsia" w:ascii="Times New Roman" w:hAnsi="Times New Roman" w:eastAsia="FangSong" w:cs="Times New Roman"/>
+          <w:b/>
+          <w:bCs/>
+        </w:rPr>
+        <w:t xml:space="preserve">参考答案</w:t>
+      </w:r>
+      <w:r>
+        <w:rPr>
+          <w:rFonts w:hint="eastAsia" w:ascii="Times New Roman" w:hAnsi="Times New Roman" w:eastAsia="Times New Roman" w:cs="Times New Roman"/>
+        </w:rPr>
+        <w:t xml:space="preserve">：</w:t>
       </w:r>
     </w:p>
     <w:p>
       <w:pPr>
         <w:pStyle w:val="BodyText"/>
+        <w:ind w:firstLine="420"/>
+      </w:pPr>
+      <w:r>
+        <w:rPr>
+          <w:rFonts w:hint="eastAsia" w:ascii="Times New Roman" w:hAnsi="Times New Roman" w:eastAsia="FangSong" w:cs="Times New Roman"/>
+        </w:rPr>
+        <w:t xml:space="preserve">第一个配位数为</w:t>
+      </w:r>
+      <w:r>
+        <w:rPr>
+          <w:rFonts w:ascii="Times New Roman" w:hAnsi="Times New Roman" w:eastAsia="Times New Roman" w:cs="Times New Roman"/>
+        </w:rPr>
+        <w:t xml:space="preserve"> </w:t>
+      </w:r>
+      <w:r>
+        <w:rPr>
+          <w:rFonts w:hint="eastAsia" w:ascii="Times New Roman" w:hAnsi="Times New Roman" w:eastAsia="Times New Roman" w:cs="Times New Roman"/>
+        </w:rPr>
+        <w:t>4，</w:t>
+      </w:r>
+      <w:r>
+        <w:rPr>
+          <w:rFonts w:hint="eastAsia" w:ascii="Times New Roman" w:hAnsi="Times New Roman" w:eastAsia="FangSong" w:cs="Times New Roman"/>
+        </w:rPr>
+        <w:t>氧化态为</w:t>
+      </w:r>
+      <w:r>
+        <w:rPr>
+          <w:rFonts w:ascii="Times New Roman" w:hAnsi="Times New Roman" w:eastAsia="Times New Roman" w:cs="Times New Roman"/>
+        </w:rPr>
+        <w:t xml:space="preserve"> </w:t>
+      </w:r>
+      <w:r>
+        <w:rPr>
+          <w:rFonts w:hint="eastAsia" w:ascii="Times New Roman" w:hAnsi="Times New Roman" w:eastAsia="Times New Roman" w:cs="Times New Roman"/>
+        </w:rPr>
+        <w:t>+2，</w:t>
+      </w:r>
+      <w:r>
+        <w:rPr>
+          <w:rFonts w:hint="eastAsia" w:ascii="Times New Roman" w:hAnsi="Times New Roman" w:eastAsia="FangSong" w:cs="Times New Roman"/>
+        </w:rPr>
+        <w:t>平面四方</w:t>
+      </w:r>
+      <w:r>
+        <w:rPr>
+          <w:rFonts w:hint="eastAsia" w:ascii="Times New Roman" w:hAnsi="Times New Roman" w:eastAsia="Times New Roman" w:cs="Times New Roman"/>
+        </w:rPr>
+        <w:t>，</w:t>
+      </w:r>
+      <w:r>
+        <w:rPr>
+          <w:rFonts w:hint="eastAsia" w:ascii="Times New Roman" w:hAnsi="Times New Roman" w:eastAsia="FangSong" w:cs="Times New Roman"/>
+        </w:rPr>
+        <w:t>顺磁性</w:t>
+      </w:r>
+      <w:r>
+        <w:rPr>
+          <w:rFonts w:hint="eastAsia" w:ascii="Times New Roman" w:hAnsi="Times New Roman" w:eastAsia="Times New Roman" w:cs="Times New Roman"/>
+        </w:rPr>
+        <w:t>；</w:t>
+      </w:r>
+      <w:r>
+        <w:rPr>
+          <w:rFonts w:hint="eastAsia" w:ascii="Times New Roman" w:hAnsi="Times New Roman" w:eastAsia="FangSong" w:cs="Times New Roman"/>
+        </w:rPr>
+        <w:t>第二个为配位数为</w:t>
+      </w:r>
+      <w:r>
+        <w:rPr>
+          <w:rFonts w:ascii="Times New Roman" w:hAnsi="Times New Roman" w:eastAsia="Times New Roman" w:cs="Times New Roman"/>
+        </w:rPr>
+        <w:t xml:space="preserve"> </w:t>
+      </w:r>
+      <w:r>
+        <w:rPr>
+          <w:rFonts w:hint="eastAsia" w:ascii="Times New Roman" w:hAnsi="Times New Roman" w:eastAsia="Times New Roman" w:cs="Times New Roman"/>
+        </w:rPr>
+        <w:t>5，</w:t>
+      </w:r>
+      <w:r>
+        <w:rPr>
+          <w:rFonts w:hint="eastAsia" w:ascii="Times New Roman" w:hAnsi="Times New Roman" w:eastAsia="FangSong" w:cs="Times New Roman"/>
+        </w:rPr>
+        <w:t>氧化态为</w:t>
+      </w:r>
+      <w:r>
+        <w:rPr>
+          <w:rFonts w:ascii="Times New Roman" w:hAnsi="Times New Roman" w:eastAsia="Times New Roman" w:cs="Times New Roman"/>
+        </w:rPr>
+        <w:t xml:space="preserve"> </w:t>
+      </w:r>
+      <w:r>
+        <w:rPr>
+          <w:rFonts w:hint="eastAsia" w:ascii="Times New Roman" w:hAnsi="Times New Roman" w:eastAsia="Times New Roman" w:cs="Times New Roman"/>
+        </w:rPr>
+        <w:t>+4，</w:t>
+      </w:r>
+      <w:r>
+        <w:rPr>
+          <w:rFonts w:hint="eastAsia" w:ascii="Times New Roman" w:hAnsi="Times New Roman" w:eastAsia="FangSong" w:cs="Times New Roman"/>
+        </w:rPr>
+        <w:t>反磁性</w:t>
+      </w:r>
+      <w:r>
+        <w:rPr>
+          <w:rFonts w:hint="eastAsia" w:ascii="Times New Roman" w:hAnsi="Times New Roman" w:eastAsia="Times New Roman" w:cs="Times New Roman"/>
+        </w:rPr>
+        <w:t>；</w:t>
+      </w:r>
+      <w:r>
+        <w:rPr>
+          <w:rFonts w:hint="eastAsia" w:ascii="Times New Roman" w:hAnsi="Times New Roman" w:eastAsia="FangSong" w:cs="Times New Roman"/>
+        </w:rPr>
+        <w:t>第三个配位数为</w:t>
+      </w:r>
+      <w:r>
+        <w:rPr>
+          <w:rFonts w:ascii="Times New Roman" w:hAnsi="Times New Roman" w:eastAsia="Times New Roman" w:cs="Times New Roman"/>
+        </w:rPr>
+        <w:t xml:space="preserve"> </w:t>
+      </w:r>
+      <w:r>
+        <w:rPr>
+          <w:rFonts w:hint="eastAsia" w:ascii="Times New Roman" w:hAnsi="Times New Roman" w:eastAsia="Times New Roman" w:cs="Times New Roman"/>
+        </w:rPr>
+        <w:t>6，</w:t>
+      </w:r>
+      <w:r>
+        <w:rPr>
+          <w:rFonts w:hint="eastAsia" w:ascii="Times New Roman" w:hAnsi="Times New Roman" w:eastAsia="FangSong" w:cs="Times New Roman"/>
+        </w:rPr>
+        <w:t>氧化态为</w:t>
+      </w:r>
+      <w:r>
+        <w:rPr>
+          <w:rFonts w:ascii="Times New Roman" w:hAnsi="Times New Roman" w:eastAsia="Times New Roman" w:cs="Times New Roman"/>
+        </w:rPr>
+        <w:t xml:space="preserve"> </w:t>
+      </w:r>
+      <w:r>
+        <w:rPr>
+          <w:rFonts w:hint="eastAsia" w:ascii="Times New Roman" w:hAnsi="Times New Roman" w:eastAsia="Times New Roman" w:cs="Times New Roman"/>
+        </w:rPr>
+        <w:t>+4，</w:t>
+      </w:r>
+      <w:r>
+        <w:rPr>
+          <w:rFonts w:hint="eastAsia" w:ascii="Times New Roman" w:hAnsi="Times New Roman" w:eastAsia="FangSong" w:cs="Times New Roman"/>
+        </w:rPr>
+        <w:t>顺磁性</w:t>
+      </w:r>
+      <w:r>
+        <w:rPr>
+          <w:rFonts w:hint="eastAsia" w:ascii="Times New Roman" w:hAnsi="Times New Roman" w:eastAsia="Times New Roman" w:cs="Times New Roman"/>
+        </w:rPr>
+        <w:t>。</w:t>
+      </w:r>
+    </w:p>
+    <w:p>
+      <w:pPr>
+        <w:pStyle w:val="BlockText"/>
+        <w:ind w:firstLine="420"/>
       </w:pPr>
       <w:r>
         <w:rPr>
@@ -15986,24 +16907,96 @@
           <w:b/>
           <w:bCs/>
         </w:rPr>
-        <w:t xml:space="preserve">参考答案</w:t>
-      </w:r>
-      <w:r>
-        <w:rPr>
-          <w:rFonts w:hint="eastAsia" w:ascii="Times New Roman" w:hAnsi="Times New Roman" w:eastAsia="Times New Roman" w:cs="Times New Roman"/>
-        </w:rPr>
-        <w:t xml:space="preserve">：</w:t>
+        <w:t xml:space="preserve">校勘注</w:t>
+      </w:r>
+      <w:r>
+        <w:rPr>
+          <w:rFonts w:hint="eastAsia" w:ascii="Times New Roman" w:hAnsi="Times New Roman" w:eastAsia="Times New Roman" w:cs="Times New Roman"/>
+        </w:rPr>
+        <w:t>：</w:t>
+      </w:r>
+      <w:r>
+        <w:rPr>
+          <w:rFonts w:hint="eastAsia" w:ascii="Times New Roman" w:hAnsi="Times New Roman" w:eastAsia="FangSong" w:cs="Times New Roman"/>
+        </w:rPr>
+        <w:t>本题源卡的设问写在标题行</w:t>
+      </w:r>
+      <w:r>
+        <w:rPr>
+          <w:rFonts w:hint="eastAsia" w:ascii="Times New Roman" w:hAnsi="Times New Roman" w:eastAsia="Times New Roman" w:cs="Times New Roman"/>
+        </w:rPr>
+        <w:t>，</w:t>
+      </w:r>
+      <w:r>
+        <w:rPr>
+          <w:rFonts w:hint="eastAsia" w:ascii="Times New Roman" w:hAnsi="Times New Roman" w:eastAsia="FangSong" w:cs="Times New Roman"/>
+        </w:rPr>
+        <w:t>答案句曾被误置于题面</w:t>
+      </w:r>
+      <w:r>
+        <w:rPr>
+          <w:rFonts w:hint="eastAsia" w:ascii="Times New Roman" w:hAnsi="Times New Roman" w:eastAsia="Times New Roman" w:cs="Times New Roman"/>
+        </w:rPr>
+        <w:t>（</w:t>
+      </w:r>
+      <w:r>
+        <w:rPr>
+          <w:rFonts w:hint="eastAsia" w:ascii="Times New Roman" w:hAnsi="Times New Roman" w:eastAsia="FangSong" w:cs="Times New Roman"/>
+        </w:rPr>
+        <w:t>构成学生版答案泄漏</w:t>
+      </w:r>
+      <w:r>
+        <w:rPr>
+          <w:rFonts w:hint="eastAsia" w:ascii="Times New Roman" w:hAnsi="Times New Roman" w:eastAsia="Times New Roman" w:cs="Times New Roman"/>
+        </w:rPr>
+        <w:t>），</w:t>
+      </w:r>
+      <w:r>
+        <w:rPr>
+          <w:rStyle w:val="VerbatimChar"/>
+          <w:rFonts w:ascii="Times New Roman" w:hAnsi="Times New Roman" w:eastAsia="Times New Roman" w:cs="Times New Roman"/>
+        </w:rPr>
+        <w:t xml:space="preserve">&lt;details&gt;</w:t>
+      </w:r>
+      <w:r>
+        <w:rPr>
+          <w:rFonts w:ascii="Times New Roman" w:hAnsi="Times New Roman" w:eastAsia="Times New Roman" w:cs="Times New Roman"/>
+        </w:rPr>
+        <w:t xml:space="preserve"> </w:t>
+      </w:r>
+      <w:r>
+        <w:rPr>
+          <w:rFonts w:hint="eastAsia" w:ascii="Times New Roman" w:hAnsi="Times New Roman" w:eastAsia="FangSong" w:cs="Times New Roman"/>
+        </w:rPr>
+        <w:t>图片描述则被误当答案</w:t>
+      </w:r>
+      <w:r>
+        <w:rPr>
+          <w:rFonts w:hint="eastAsia" w:ascii="Times New Roman" w:hAnsi="Times New Roman" w:eastAsia="Times New Roman" w:cs="Times New Roman"/>
+        </w:rPr>
+        <w:t>；</w:t>
+      </w:r>
+      <w:r>
+        <w:rPr>
+          <w:rFonts w:hint="eastAsia" w:ascii="Times New Roman" w:hAnsi="Times New Roman" w:eastAsia="FangSong" w:cs="Times New Roman"/>
+        </w:rPr>
+        <w:t>此处各归其位</w:t>
+      </w:r>
+      <w:r>
+        <w:rPr>
+          <w:rFonts w:hint="eastAsia" w:ascii="Times New Roman" w:hAnsi="Times New Roman" w:eastAsia="Times New Roman" w:cs="Times New Roman"/>
+        </w:rPr>
+        <w:t>。</w:t>
       </w:r>
     </w:p>
     <w:p>
       <w:pPr>
-        <w:pStyle w:val="BodyText"/>
-      </w:pPr>
-      <w:r>
-        <w:rPr>
-          <w:rFonts w:ascii="Times New Roman" w:hAnsi="Times New Roman" w:eastAsia="Times New Roman" w:cs="Times New Roman"/>
-        </w:rPr>
-        <w:t xml:space="preserve">Molecular structure of a copper(II) complex with pyridine and imidazole ligands</w:t>
+        <w:spacing w:before="160" w:after="80"/>
+      </w:pPr>
+      <w:r>
+        <w:pict>
+          <v:rect style="width:0;height:1.5pt" o:hralign="center" o:hrstd="t" o:hr="t"/>
+        </w:pict>
       </w:r>
     </w:p>
     <w:p>
@@ -16045,6 +17038,7 @@
     <w:p>
       <w:pPr>
         <w:pStyle w:val="BlockText"/>
+        <w:ind w:firstLine="420"/>
       </w:pPr>
       <w:r>
         <w:rPr>
@@ -16068,6 +17062,7 @@
     <w:p>
       <w:pPr>
         <w:pStyle w:val="FirstParagraph"/>
+        <w:ind w:firstLine="420"/>
       </w:pPr>
       <w:r>
         <w:rPr>
@@ -16455,6 +17450,7 @@
     <w:p>
       <w:pPr>
         <w:pStyle w:val="BodyText"/>
+        <w:ind w:firstLine="420"/>
       </w:pPr>
       <w:r>
         <w:rPr>
@@ -16474,6 +17470,7 @@
     <w:p>
       <w:pPr>
         <w:pStyle w:val="BodyText"/>
+        <w:ind w:firstLine="420"/>
       </w:pPr>
       <w:r>
         <w:rPr>
@@ -16980,6 +17977,7 @@
     <w:p>
       <w:pPr>
         <w:pStyle w:val="FirstParagraph"/>
+        <w:ind w:firstLine="420"/>
       </w:pPr>
       <m:oMath>
         <m:r>
@@ -17349,6 +18347,7 @@
     <w:p>
       <w:pPr>
         <w:pStyle w:val="FirstParagraph"/>
+        <w:ind w:firstLine="420"/>
       </w:pPr>
       <m:oMath>
         <m:r>
@@ -17392,6 +18391,7 @@
     <w:p>
       <w:pPr>
         <w:pStyle w:val="BodyText"/>
+        <w:ind w:firstLine="420"/>
       </w:pPr>
       <w:r>
         <w:rPr>
@@ -17768,6 +18768,7 @@
     <w:p>
       <w:pPr>
         <w:pStyle w:val="BodyText"/>
+        <w:ind w:firstLine="420"/>
       </w:pPr>
       <w:r>
         <w:rPr>
@@ -18125,6 +19126,7 @@
     <w:p>
       <w:pPr>
         <w:pStyle w:val="BodyText"/>
+        <w:ind w:firstLine="420"/>
       </w:pPr>
       <w:r>
         <w:rPr>
@@ -18495,6 +19497,16 @@
         </w:pict>
       </w:r>
     </w:p>
+    <w:p>
+      <w:pPr>
+        <w:spacing w:before="160" w:after="80"/>
+      </w:pPr>
+      <w:r>
+        <w:pict>
+          <v:rect style="width:0;height:1.5pt" o:hralign="center" o:hrstd="t" o:hr="t"/>
+        </w:pict>
+      </w:r>
+    </w:p>
     <w:bookmarkEnd w:id="63"/>
     <w:bookmarkStart w:id="64" w:name="第19题"/>
     <w:p>
@@ -18524,6 +19536,7 @@
     <w:p>
       <w:pPr>
         <w:pStyle w:val="BlockText"/>
+        <w:ind w:firstLine="420"/>
       </w:pPr>
       <w:r>
         <w:rPr>
@@ -18547,6 +19560,7 @@
     <w:p>
       <w:pPr>
         <w:pStyle w:val="FirstParagraph"/>
+        <w:ind w:firstLine="420"/>
       </w:pPr>
       <w:r>
         <w:rPr>
@@ -19000,14 +20014,12 @@
     </w:p>
     <w:p>
       <w:pPr>
-        <w:pStyle w:val="BodyText"/>
-      </w:pPr>
-      <w:r>
-        <w:rPr>
-          <w:rFonts w:ascii="Times New Roman" w:hAnsi="Times New Roman" w:eastAsia="Times New Roman" w:cs="Times New Roman"/>
-        </w:rPr>
-        <w:t xml:space="preserve">6-1 </w:t>
-      </w:r>
+        <w:numPr>
+          <w:ilvl w:val="0"/>
+          <w:numId w:val="1020"/>
+        </w:numPr>
+        <w:ind w:firstLine="420"/>
+      </w:pPr>
       <w:r>
         <w:rPr>
           <w:rFonts w:hint="eastAsia" w:ascii="Times New Roman" w:hAnsi="Times New Roman" w:eastAsia="FangSong" w:cs="Times New Roman"/>
@@ -19099,14 +20111,12 @@
     </w:p>
     <w:p>
       <w:pPr>
-        <w:pStyle w:val="BodyText"/>
-      </w:pPr>
-      <w:r>
-        <w:rPr>
-          <w:rFonts w:ascii="Times New Roman" w:hAnsi="Times New Roman" w:eastAsia="Times New Roman" w:cs="Times New Roman"/>
-        </w:rPr>
-        <w:t xml:space="preserve">6-2 </w:t>
-      </w:r>
+        <w:numPr>
+          <w:ilvl w:val="0"/>
+          <w:numId w:val="1020"/>
+        </w:numPr>
+        <w:ind w:firstLine="420"/>
+      </w:pPr>
       <w:r>
         <w:rPr>
           <w:rFonts w:hint="eastAsia" w:ascii="Times New Roman" w:hAnsi="Times New Roman" w:eastAsia="FangSong" w:cs="Times New Roman"/>
@@ -19186,7 +20196,8 @@
     </w:p>
     <w:p>
       <w:pPr>
-        <w:pStyle w:val="BodyText"/>
+        <w:pStyle w:val="FirstParagraph"/>
+        <w:ind w:firstLine="420"/>
       </w:pPr>
       <w:r>
         <w:rPr>
@@ -19205,14 +20216,12 @@
     </w:p>
     <w:p>
       <w:pPr>
-        <w:pStyle w:val="BodyText"/>
-      </w:pPr>
-      <w:r>
-        <w:rPr>
-          <w:rFonts w:ascii="Times New Roman" w:hAnsi="Times New Roman" w:eastAsia="Times New Roman" w:cs="Times New Roman"/>
-        </w:rPr>
-        <w:t xml:space="preserve">6-1 </w:t>
-      </w:r>
+        <w:numPr>
+          <w:ilvl w:val="0"/>
+          <w:numId w:val="1021"/>
+        </w:numPr>
+        <w:ind w:firstLine="420"/>
+      </w:pPr>
       <w:r>
         <w:rPr>
           <w:rFonts w:hint="eastAsia" w:ascii="Times New Roman" w:hAnsi="Times New Roman" w:eastAsia="FangSong" w:cs="Times New Roman"/>
@@ -19367,14 +20376,12 @@
     </w:p>
     <w:p>
       <w:pPr>
-        <w:pStyle w:val="BodyText"/>
-      </w:pPr>
-      <w:r>
-        <w:rPr>
-          <w:rFonts w:ascii="Times New Roman" w:hAnsi="Times New Roman" w:eastAsia="Times New Roman" w:cs="Times New Roman"/>
-        </w:rPr>
-        <w:t xml:space="preserve">6-2 </w:t>
-      </w:r>
+        <w:numPr>
+          <w:ilvl w:val="0"/>
+          <w:numId w:val="1021"/>
+        </w:numPr>
+        <w:ind w:firstLine="420"/>
+      </w:pPr>
       <w:r>
         <w:rPr>
           <w:rFonts w:hint="eastAsia" w:ascii="Times New Roman" w:hAnsi="Times New Roman" w:eastAsia="FangSong" w:cs="Times New Roman"/>
@@ -19474,6 +20481,16 @@
           <w:rFonts w:hint="eastAsia" w:ascii="Times New Roman" w:hAnsi="Times New Roman" w:eastAsia="Times New Roman" w:cs="Times New Roman"/>
         </w:rPr>
         <w:t>。</w:t>
+      </w:r>
+    </w:p>
+    <w:p>
+      <w:pPr>
+        <w:spacing w:before="160" w:after="80"/>
+      </w:pPr>
+      <w:r>
+        <w:pict>
+          <v:rect style="width:0;height:1.5pt" o:hralign="center" o:hrstd="t" o:hr="t"/>
+        </w:pict>
       </w:r>
     </w:p>
     <w:p>
@@ -19515,6 +20532,7 @@
     <w:p>
       <w:pPr>
         <w:pStyle w:val="BlockText"/>
+        <w:ind w:firstLine="420"/>
       </w:pPr>
       <w:r>
         <w:rPr>
@@ -19539,6 +20557,7 @@
       <w:pPr>
         <w:pStyle w:val="FirstParagraph"/>
         <w:spacing w:after="80"/>
+        <w:ind w:firstLine="420"/>
       </w:pPr>
       <m:oMath>
         <m:r>
@@ -19756,6 +20775,15 @@
         <w:tblStyle w:val="Table"/>
         <w:tblW w:type="auto" w:w="0"/>
         <w:tblLook w:firstRow="1" w:lastRow="0" w:firstColumn="0" w:lastColumn="0" w:noHBand="0" w:noVBand="0" w:val="0020"/>
+        <w:jc w:val="center"/>
+        <w:tblBorders>
+          <w:top w:val="single" w:sz="12" w:space="0" w:color="333333"/>
+          <w:bottom w:val="single" w:sz="12" w:space="0" w:color="333333"/>
+          <w:left w:val="none"/>
+          <w:right w:val="none"/>
+          <w:insideH w:val="none"/>
+          <w:insideV w:val="none"/>
+        </w:tblBorders>
       </w:tblPr>
       <w:tblGrid>
         <w:gridCol w:w="3960"/>
@@ -19766,7 +20794,11 @@
           <w:tblHeader w:val="on"/>
         </w:trPr>
         <w:tc>
-          <w:tcPr/>
+          <w:tcPr>
+            <w:tcBorders>
+              <w:bottom w:val="single" w:sz="6" w:space="0" w:color="333333"/>
+            </w:tcBorders>
+          </w:tcPr>
           <w:p>
             <w:pPr>
               <w:pStyle w:val="Compact"/>
@@ -19782,7 +20814,11 @@
           </w:p>
         </w:tc>
         <w:tc>
-          <w:tcPr/>
+          <w:tcPr>
+            <w:tcBorders>
+              <w:bottom w:val="single" w:sz="6" w:space="0" w:color="333333"/>
+            </w:tcBorders>
+          </w:tcPr>
           <w:p>
             <w:pPr>
               <w:pStyle w:val="Compact"/>
@@ -19935,6 +20971,7 @@
       <w:pPr>
         <w:pStyle w:val="BodyText"/>
         <w:spacing w:before="120"/>
+        <w:ind w:firstLine="420"/>
       </w:pPr>
       <w:r>
         <w:rPr>
@@ -19982,6 +21019,7 @@
     <w:p>
       <w:pPr>
         <w:pStyle w:val="BodyText"/>
+        <w:ind w:firstLine="420"/>
       </w:pPr>
       <w:r>
         <w:rPr>
@@ -20066,6 +21104,16 @@
         </w:pict>
       </w:r>
     </w:p>
+    <w:p>
+      <w:pPr>
+        <w:spacing w:before="160" w:after="80"/>
+      </w:pPr>
+      <w:r>
+        <w:pict>
+          <v:rect style="width:0;height:1.5pt" o:hralign="center" o:hrstd="t" o:hr="t"/>
+        </w:pict>
+      </w:r>
+    </w:p>
     <w:bookmarkEnd w:id="65"/>
     <w:bookmarkStart w:id="66" w:name="第21题"/>
     <w:p>
@@ -20095,6 +21143,7 @@
     <w:p>
       <w:pPr>
         <w:pStyle w:val="BlockText"/>
+        <w:ind w:firstLine="420"/>
       </w:pPr>
       <w:r>
         <w:rPr>
@@ -20118,6 +21167,7 @@
     <w:p>
       <w:pPr>
         <w:pStyle w:val="BlockText"/>
+        <w:ind w:firstLine="420"/>
       </w:pPr>
       <w:r>
         <w:rPr>
@@ -20149,6 +21199,7 @@
     <w:p>
       <w:pPr>
         <w:pStyle w:val="FirstParagraph"/>
+        <w:ind w:firstLine="420"/>
       </w:pPr>
       <w:r>
         <w:rPr>
@@ -20260,6 +21311,7 @@
     <w:p>
       <w:pPr>
         <w:pStyle w:val="BodyText"/>
+        <w:ind w:firstLine="420"/>
       </w:pPr>
       <w:r>
         <w:rPr>
@@ -20267,7 +21319,7 @@
           <w:b/>
           <w:bCs/>
         </w:rPr>
-        <w:t xml:space="preserve">2-1</w:t>
+        <w:t xml:space="preserve">(1)</w:t>
       </w:r>
       <w:r>
         <w:rPr>
@@ -20364,6 +21416,7 @@
     <w:p>
       <w:pPr>
         <w:pStyle w:val="BodyText"/>
+        <w:ind w:firstLine="420"/>
       </w:pPr>
       <w:r>
         <w:rPr>
@@ -20371,7 +21424,7 @@
           <w:b/>
           <w:bCs/>
         </w:rPr>
-        <w:t xml:space="preserve">2-2</w:t>
+        <w:t xml:space="preserve">(2)</w:t>
       </w:r>
       <w:r>
         <w:rPr>
@@ -20622,6 +21675,7 @@
     <w:p>
       <w:pPr>
         <w:pStyle w:val="BodyText"/>
+        <w:ind w:firstLine="420"/>
       </w:pPr>
       <w:r>
         <w:rPr>
@@ -20641,6 +21695,7 @@
     <w:p>
       <w:pPr>
         <w:pStyle w:val="BodyText"/>
+        <w:ind w:firstLine="420"/>
       </w:pPr>
       <w:r>
         <w:rPr>
@@ -20648,7 +21703,7 @@
           <w:b/>
           <w:bCs/>
         </w:rPr>
-        <w:t xml:space="preserve">2-1</w:t>
+        <w:t xml:space="preserve">(1)</w:t>
       </w:r>
       <w:r>
         <w:rPr>
@@ -20679,7 +21734,7 @@
           <w:b/>
           <w:bCs/>
         </w:rPr>
-        <w:t xml:space="preserve">2-2</w:t>
+        <w:t xml:space="preserve">(2)</w:t>
       </w:r>
       <w:r>
         <w:rPr>
@@ -20848,6 +21903,7 @@
     <w:p>
       <w:pPr>
         <w:pStyle w:val="BodyText"/>
+        <w:ind w:firstLine="420"/>
       </w:pPr>
       <w:r>
         <w:rPr>
@@ -21060,6 +22116,16 @@
         </w:pict>
       </w:r>
     </w:p>
+    <w:p>
+      <w:pPr>
+        <w:spacing w:before="160" w:after="80"/>
+      </w:pPr>
+      <w:r>
+        <w:pict>
+          <v:rect style="width:0;height:1.5pt" o:hralign="center" o:hrstd="t" o:hr="t"/>
+        </w:pict>
+      </w:r>
+    </w:p>
     <w:bookmarkEnd w:id="66"/>
     <w:bookmarkStart w:id="67" w:name="第22题"/>
     <w:p>
@@ -21089,6 +22155,7 @@
     <w:p>
       <w:pPr>
         <w:pStyle w:val="BlockText"/>
+        <w:ind w:firstLine="420"/>
       </w:pPr>
       <w:r>
         <w:rPr>
@@ -21112,6 +22179,7 @@
     <w:p>
       <w:pPr>
         <w:pStyle w:val="FirstParagraph"/>
+        <w:ind w:firstLine="420"/>
       </w:pPr>
       <w:r>
         <w:rPr>
@@ -21465,6 +22533,7 @@
     <w:p>
       <w:pPr>
         <w:pStyle w:val="FirstParagraph"/>
+        <w:ind w:firstLine="420"/>
       </w:pPr>
       <w:r>
         <w:rPr>
@@ -21494,6 +22563,7 @@
     <w:p>
       <w:pPr>
         <w:pStyle w:val="BodyText"/>
+        <w:ind w:firstLine="420"/>
       </w:pPr>
       <w:r>
         <w:rPr>
@@ -21867,6 +22937,7 @@
     <w:p>
       <w:pPr>
         <w:pStyle w:val="BodyText"/>
+        <w:ind w:firstLine="420"/>
       </w:pPr>
       <w:r>
         <w:rPr>
@@ -22085,6 +23156,7 @@
     <w:p>
       <w:pPr>
         <w:pStyle w:val="FirstParagraph"/>
+        <w:ind w:firstLine="420"/>
       </w:pPr>
       <w:r>
         <w:rPr>
@@ -22104,6 +23176,7 @@
     <w:p>
       <w:pPr>
         <w:pStyle w:val="BodyText"/>
+        <w:ind w:firstLine="420"/>
       </w:pPr>
       <w:r>
         <w:rPr>
@@ -22241,6 +23314,16 @@
         </w:pict>
       </w:r>
     </w:p>
+    <w:p>
+      <w:pPr>
+        <w:spacing w:before="160" w:after="80"/>
+      </w:pPr>
+      <w:r>
+        <w:pict>
+          <v:rect style="width:0;height:1.5pt" o:hralign="center" o:hrstd="t" o:hr="t"/>
+        </w:pict>
+      </w:r>
+    </w:p>
     <w:bookmarkEnd w:id="67"/>
     <w:bookmarkStart w:id="68" w:name="第23题"/>
     <w:p>
@@ -22270,6 +23353,7 @@
     <w:p>
       <w:pPr>
         <w:pStyle w:val="BlockText"/>
+        <w:ind w:firstLine="420"/>
       </w:pPr>
       <w:r>
         <w:rPr>
@@ -22293,6 +23377,7 @@
     <w:p>
       <w:pPr>
         <w:pStyle w:val="FirstParagraph"/>
+        <w:ind w:firstLine="420"/>
       </w:pPr>
       <w:r>
         <w:rPr>
@@ -22322,6 +23407,7 @@
     <w:p>
       <w:pPr>
         <w:pStyle w:val="BodyText"/>
+        <w:ind w:firstLine="420"/>
       </w:pPr>
       <w:r>
         <w:rPr>
@@ -22552,6 +23638,16 @@
         </w:pict>
       </w:r>
     </w:p>
+    <w:p>
+      <w:pPr>
+        <w:spacing w:before="160" w:after="80"/>
+      </w:pPr>
+      <w:r>
+        <w:pict>
+          <v:rect style="width:0;height:1.5pt" o:hralign="center" o:hrstd="t" o:hr="t"/>
+        </w:pict>
+      </w:r>
+    </w:p>
     <w:bookmarkEnd w:id="68"/>
     <w:bookmarkStart w:id="69" w:name="第24题"/>
     <w:p>
@@ -22581,6 +23677,7 @@
     <w:p>
       <w:pPr>
         <w:pStyle w:val="BlockText"/>
+        <w:ind w:firstLine="420"/>
       </w:pPr>
       <w:r>
         <w:rPr>
@@ -22605,6 +23702,7 @@
       <w:pPr>
         <w:pStyle w:val="FirstParagraph"/>
         <w:spacing w:after="80"/>
+        <w:ind w:firstLine="420"/>
       </w:pPr>
       <w:r>
         <w:rPr>
@@ -22948,6 +24046,15 @@
         <w:tblStyle w:val="Table"/>
         <w:tblW w:type="auto" w:w="0"/>
         <w:tblLook w:firstRow="1" w:lastRow="0" w:firstColumn="0" w:lastColumn="0" w:noHBand="0" w:noVBand="0" w:val="0020"/>
+        <w:jc w:val="center"/>
+        <w:tblBorders>
+          <w:top w:val="single" w:sz="12" w:space="0" w:color="333333"/>
+          <w:bottom w:val="single" w:sz="12" w:space="0" w:color="333333"/>
+          <w:left w:val="none"/>
+          <w:right w:val="none"/>
+          <w:insideH w:val="none"/>
+          <w:insideV w:val="none"/>
+        </w:tblBorders>
       </w:tblPr>
       <w:tblGrid>
         <w:gridCol w:w="1980"/>
@@ -22960,7 +24067,11 @@
           <w:tblHeader w:val="on"/>
         </w:trPr>
         <w:tc>
-          <w:tcPr/>
+          <w:tcPr>
+            <w:tcBorders>
+              <w:bottom w:val="single" w:sz="6" w:space="0" w:color="333333"/>
+            </w:tcBorders>
+          </w:tcPr>
           <w:p>
             <w:pPr>
               <w:pStyle w:val="Compact"/>
@@ -22976,7 +24087,11 @@
           </w:p>
         </w:tc>
         <w:tc>
-          <w:tcPr/>
+          <w:tcPr>
+            <w:tcBorders>
+              <w:bottom w:val="single" w:sz="6" w:space="0" w:color="333333"/>
+            </w:tcBorders>
+          </w:tcPr>
           <w:p>
             <w:pPr>
               <w:pStyle w:val="Compact"/>
@@ -23006,7 +24121,11 @@
           </w:p>
         </w:tc>
         <w:tc>
-          <w:tcPr/>
+          <w:tcPr>
+            <w:tcBorders>
+              <w:bottom w:val="single" w:sz="6" w:space="0" w:color="333333"/>
+            </w:tcBorders>
+          </w:tcPr>
           <w:p>
             <w:pPr>
               <w:pStyle w:val="Compact"/>
@@ -23036,7 +24155,11 @@
           </w:p>
         </w:tc>
         <w:tc>
-          <w:tcPr/>
+          <w:tcPr>
+            <w:tcBorders>
+              <w:bottom w:val="single" w:sz="6" w:space="0" w:color="333333"/>
+            </w:tcBorders>
+          </w:tcPr>
           <w:p>
             <w:pPr>
               <w:pStyle w:val="Compact"/>
@@ -23486,6 +24609,7 @@
       <w:pPr>
         <w:pStyle w:val="BodyText"/>
         <w:spacing w:before="120"/>
+        <w:ind w:firstLine="420"/>
       </w:pPr>
       <w:r>
         <w:rPr>
@@ -23502,14 +24626,12 @@
     </w:p>
     <w:p>
       <w:pPr>
-        <w:pStyle w:val="BodyText"/>
-      </w:pPr>
-      <w:r>
-        <w:rPr>
-          <w:rFonts w:ascii="Times New Roman" w:hAnsi="Times New Roman" w:eastAsia="Times New Roman" w:cs="Times New Roman"/>
-        </w:rPr>
-        <w:t xml:space="preserve">1-1 </w:t>
-      </w:r>
+        <w:numPr>
+          <w:ilvl w:val="0"/>
+          <w:numId w:val="1022"/>
+        </w:numPr>
+        <w:ind w:firstLine="420"/>
+      </w:pPr>
       <w:r>
         <w:rPr>
           <w:rFonts w:hint="eastAsia" w:ascii="Times New Roman" w:hAnsi="Times New Roman" w:eastAsia="FangSong" w:cs="Times New Roman"/>
@@ -23537,14 +24659,12 @@
     </w:p>
     <w:p>
       <w:pPr>
-        <w:pStyle w:val="BodyText"/>
-      </w:pPr>
-      <w:r>
-        <w:rPr>
-          <w:rFonts w:ascii="Times New Roman" w:hAnsi="Times New Roman" w:eastAsia="Times New Roman" w:cs="Times New Roman"/>
-        </w:rPr>
-        <w:t xml:space="preserve">1-2 </w:t>
-      </w:r>
+        <w:numPr>
+          <w:ilvl w:val="0"/>
+          <w:numId w:val="1022"/>
+        </w:numPr>
+        <w:ind w:firstLine="420"/>
+      </w:pPr>
       <w:r>
         <w:rPr>
           <w:rFonts w:hint="eastAsia" w:ascii="Times New Roman" w:hAnsi="Times New Roman" w:eastAsia="FangSong" w:cs="Times New Roman"/>
@@ -23572,14 +24692,12 @@
     </w:p>
     <w:p>
       <w:pPr>
-        <w:pStyle w:val="BodyText"/>
-      </w:pPr>
-      <w:r>
-        <w:rPr>
-          <w:rFonts w:ascii="Times New Roman" w:hAnsi="Times New Roman" w:eastAsia="Times New Roman" w:cs="Times New Roman"/>
-        </w:rPr>
-        <w:t xml:space="preserve">1-3 </w:t>
-      </w:r>
+        <w:numPr>
+          <w:ilvl w:val="0"/>
+          <w:numId w:val="1022"/>
+        </w:numPr>
+        <w:ind w:firstLine="420"/>
+      </w:pPr>
       <w:r>
         <w:rPr>
           <w:rFonts w:hint="eastAsia" w:ascii="Times New Roman" w:hAnsi="Times New Roman" w:eastAsia="Times New Roman" w:cs="Times New Roman"/>
@@ -23613,7 +24731,8 @@
     </w:p>
     <w:p>
       <w:pPr>
-        <w:pStyle w:val="BodyText"/>
+        <w:pStyle w:val="FirstParagraph"/>
+        <w:ind w:firstLine="420"/>
       </w:pPr>
       <w:r>
         <w:rPr>
@@ -23632,20 +24751,12 @@
     </w:p>
     <w:p>
       <w:pPr>
-        <w:pStyle w:val="BodyText"/>
-      </w:pPr>
-      <w:r>
-        <w:rPr>
-          <w:rFonts w:ascii="Times New Roman" w:hAnsi="Times New Roman" w:eastAsia="Times New Roman" w:cs="Times New Roman"/>
-        </w:rPr>
-        <w:t xml:space="preserve">1-1</w:t>
-      </w:r>
-      <w:r>
-        <w:rPr>
-          <w:rFonts w:ascii="Times New Roman" w:hAnsi="Times New Roman" w:eastAsia="Times New Roman" w:cs="Times New Roman"/>
-        </w:rPr>
-        <w:t xml:space="preserve"> </w:t>
-      </w:r>
+        <w:numPr>
+          <w:ilvl w:val="0"/>
+          <w:numId w:val="1023"/>
+        </w:numPr>
+        <w:ind w:firstLine="420"/>
+      </w:pPr>
       <m:oMath>
         <m:oMathPr>
           <m:ctrlPr>
@@ -23870,14 +24981,12 @@
     </w:p>
     <w:p>
       <w:pPr>
-        <w:pStyle w:val="BodyText"/>
-      </w:pPr>
-      <w:r>
-        <w:rPr>
-          <w:rFonts w:ascii="Times New Roman" w:hAnsi="Times New Roman" w:eastAsia="Times New Roman" w:cs="Times New Roman"/>
-        </w:rPr>
-        <w:t xml:space="preserve">1-2 </w:t>
-      </w:r>
+        <w:numPr>
+          <w:ilvl w:val="0"/>
+          <w:numId w:val="1023"/>
+        </w:numPr>
+        <w:ind w:firstLine="420"/>
+      </w:pPr>
       <w:r>
         <w:rPr>
           <w:rFonts w:hint="eastAsia" w:ascii="Times New Roman" w:hAnsi="Times New Roman" w:eastAsia="Times New Roman" w:cs="Times New Roman"/>
@@ -23999,20 +25108,11 @@
     </w:p>
     <w:p>
       <w:pPr>
-        <w:pStyle w:val="BodyText"/>
-      </w:pPr>
-      <w:r>
-        <w:rPr>
-          <w:rFonts w:ascii="Times New Roman" w:hAnsi="Times New Roman" w:eastAsia="Times New Roman" w:cs="Times New Roman"/>
-        </w:rPr>
-        <w:t xml:space="preserve">1-3</w:t>
-      </w:r>
-      <w:r>
-        <w:rPr>
-          <w:rFonts w:ascii="Times New Roman" w:hAnsi="Times New Roman" w:eastAsia="Times New Roman" w:cs="Times New Roman"/>
-        </w:rPr>
-        <w:t xml:space="preserve"> </w:t>
-      </w:r>
+        <w:numPr>
+          <w:ilvl w:val="0"/>
+          <w:numId w:val="1023"/>
+        </w:numPr>
+      </w:pPr>
       <m:oMath>
         <m:oMathPr>
           <m:ctrlPr>
@@ -24126,7 +25226,8 @@
     </w:p>
     <w:p>
       <w:pPr>
-        <w:pStyle w:val="BodyText"/>
+        <w:pStyle w:val="FirstParagraph"/>
+        <w:ind w:firstLine="420"/>
       </w:pPr>
       <w:r>
         <w:rPr>
@@ -24747,6 +25848,16 @@
         </w:pict>
       </w:r>
     </w:p>
+    <w:p>
+      <w:pPr>
+        <w:spacing w:before="160" w:after="80"/>
+      </w:pPr>
+      <w:r>
+        <w:pict>
+          <v:rect style="width:0;height:1.5pt" o:hralign="center" o:hrstd="t" o:hr="t"/>
+        </w:pict>
+      </w:r>
+    </w:p>
     <w:bookmarkEnd w:id="69"/>
     <w:bookmarkStart w:id="70" w:name="第25题"/>
     <w:p>
@@ -24776,6 +25887,7 @@
     <w:p>
       <w:pPr>
         <w:pStyle w:val="BlockText"/>
+        <w:ind w:firstLine="420"/>
       </w:pPr>
       <w:r>
         <w:rPr>
@@ -24799,6 +25911,7 @@
     <w:p>
       <w:pPr>
         <w:pStyle w:val="FirstParagraph"/>
+        <w:ind w:firstLine="420"/>
       </w:pPr>
       <w:r>
         <w:rPr>
@@ -25033,6 +26146,7 @@
     <w:p>
       <w:pPr>
         <w:pStyle w:val="BodyText"/>
+        <w:ind w:firstLine="420"/>
       </w:pPr>
       <w:r>
         <w:rPr>
@@ -25176,6 +26290,7 @@
     <w:p>
       <w:pPr>
         <w:pStyle w:val="BodyText"/>
+        <w:ind w:firstLine="420"/>
       </w:pPr>
       <w:r>
         <w:rPr>
@@ -25385,6 +26500,7 @@
     <w:p>
       <w:pPr>
         <w:pStyle w:val="BodyText"/>
+        <w:ind w:firstLine="420"/>
       </w:pPr>
       <w:r>
         <w:rPr>
@@ -25426,6 +26542,7 @@
     <w:p>
       <w:pPr>
         <w:pStyle w:val="BodyText"/>
+        <w:ind w:firstLine="420"/>
       </w:pPr>
       <w:r>
         <w:rPr>
@@ -25445,6 +26562,7 @@
     <w:p>
       <w:pPr>
         <w:pStyle w:val="BodyText"/>
+        <w:ind w:firstLine="420"/>
       </w:pPr>
       <w:r>
         <w:rPr>
@@ -25606,6 +26724,7 @@
     <w:p>
       <w:pPr>
         <w:pStyle w:val="BodyText"/>
+        <w:ind w:firstLine="420"/>
       </w:pPr>
       <w:r>
         <w:rPr>
@@ -25927,6 +27046,7 @@
     <w:p>
       <w:pPr>
         <w:pStyle w:val="BodyText"/>
+        <w:ind w:firstLine="420"/>
       </w:pPr>
       <w:r>
         <w:rPr>
@@ -26034,6 +27154,7 @@
     <w:p>
       <w:pPr>
         <w:pStyle w:val="BodyText"/>
+        <w:ind w:firstLine="420"/>
       </w:pPr>
       <w:r>
         <w:rPr>
@@ -26403,6 +27524,7 @@
     <w:p>
       <w:pPr>
         <w:pStyle w:val="BodyText"/>
+        <w:ind w:firstLine="420"/>
       </w:pPr>
       <w:r>
         <w:rPr>
@@ -26692,6 +27814,7 @@
     <w:p>
       <w:pPr>
         <w:pStyle w:val="FirstParagraph"/>
+        <w:ind w:firstLine="420"/>
       </w:pPr>
       <w:r>
         <w:rPr>
@@ -26709,6 +27832,7 @@
     <w:p>
       <w:pPr>
         <w:pStyle w:val="BodyText"/>
+        <w:ind w:firstLine="420"/>
       </w:pPr>
       <w:r>
         <w:rPr>
@@ -26948,6 +28072,7 @@
     <w:p>
       <w:pPr>
         <w:pStyle w:val="BodyText"/>
+        <w:ind w:firstLine="420"/>
       </w:pPr>
       <w:r>
         <w:rPr>
@@ -27183,6 +28308,7 @@
     <w:p>
       <w:pPr>
         <w:pStyle w:val="BodyText"/>
+        <w:ind w:firstLine="420"/>
       </w:pPr>
       <w:r>
         <w:rPr>
@@ -27722,6 +28848,7 @@
     <w:p>
       <w:pPr>
         <w:pStyle w:val="FirstParagraph"/>
+        <w:ind w:firstLine="420"/>
       </w:pPr>
       <w:r>
         <w:rPr>
@@ -28134,6 +29261,16 @@
         </w:pict>
       </w:r>
     </w:p>
+    <w:p>
+      <w:pPr>
+        <w:spacing w:before="160" w:after="80"/>
+      </w:pPr>
+      <w:r>
+        <w:pict>
+          <v:rect style="width:0;height:1.5pt" o:hralign="center" o:hrstd="t" o:hr="t"/>
+        </w:pict>
+      </w:r>
+    </w:p>
     <w:bookmarkEnd w:id="70"/>
     <w:bookmarkStart w:id="71" w:name="第26题"/>
     <w:p>
@@ -28163,6 +29300,7 @@
     <w:p>
       <w:pPr>
         <w:pStyle w:val="BlockText"/>
+        <w:ind w:firstLine="420"/>
       </w:pPr>
       <w:r>
         <w:rPr>
@@ -28186,6 +29324,7 @@
     <w:p>
       <w:pPr>
         <w:pStyle w:val="FirstParagraph"/>
+        <w:ind w:firstLine="420"/>
       </w:pPr>
       <w:r>
         <w:rPr>
@@ -28269,6 +29408,7 @@
     <w:p>
       <w:pPr>
         <w:pStyle w:val="BodyText"/>
+        <w:ind w:firstLine="420"/>
       </w:pPr>
       <w:r>
         <w:rPr>
@@ -28614,14 +29754,12 @@
     </w:p>
     <w:p>
       <w:pPr>
-        <w:pStyle w:val="BodyText"/>
-      </w:pPr>
-      <w:r>
-        <w:rPr>
-          <w:rFonts w:ascii="Times New Roman" w:hAnsi="Times New Roman" w:eastAsia="Times New Roman" w:cs="Times New Roman"/>
-        </w:rPr>
-        <w:t xml:space="preserve">9-1 </w:t>
-      </w:r>
+        <w:numPr>
+          <w:ilvl w:val="0"/>
+          <w:numId w:val="1024"/>
+        </w:numPr>
+        <w:ind w:firstLine="420"/>
+      </w:pPr>
       <w:r>
         <w:rPr>
           <w:rFonts w:hint="eastAsia" w:ascii="Times New Roman" w:hAnsi="Times New Roman" w:eastAsia="FangSong" w:cs="Times New Roman"/>
@@ -28660,14 +29798,12 @@
     </w:p>
     <w:p>
       <w:pPr>
-        <w:pStyle w:val="BodyText"/>
-      </w:pPr>
-      <w:r>
-        <w:rPr>
-          <w:rFonts w:ascii="Times New Roman" w:hAnsi="Times New Roman" w:eastAsia="Times New Roman" w:cs="Times New Roman"/>
-        </w:rPr>
-        <w:t xml:space="preserve">9-2 </w:t>
-      </w:r>
+        <w:numPr>
+          <w:ilvl w:val="0"/>
+          <w:numId w:val="1024"/>
+        </w:numPr>
+        <w:ind w:firstLine="420"/>
+      </w:pPr>
       <w:r>
         <w:rPr>
           <w:rFonts w:hint="eastAsia" w:ascii="Times New Roman" w:hAnsi="Times New Roman" w:eastAsia="FangSong" w:cs="Times New Roman"/>
@@ -28719,14 +29855,12 @@
     </w:p>
     <w:p>
       <w:pPr>
-        <w:pStyle w:val="BodyText"/>
-      </w:pPr>
-      <w:r>
-        <w:rPr>
-          <w:rFonts w:ascii="Times New Roman" w:hAnsi="Times New Roman" w:eastAsia="Times New Roman" w:cs="Times New Roman"/>
-        </w:rPr>
-        <w:t xml:space="preserve">9-3 </w:t>
-      </w:r>
+        <w:numPr>
+          <w:ilvl w:val="0"/>
+          <w:numId w:val="1024"/>
+        </w:numPr>
+        <w:ind w:firstLine="420"/>
+      </w:pPr>
       <w:r>
         <w:rPr>
           <w:rFonts w:hint="eastAsia" w:ascii="Times New Roman" w:hAnsi="Times New Roman" w:eastAsia="FangSong" w:cs="Times New Roman"/>
@@ -28840,14 +29974,12 @@
     </w:p>
     <w:p>
       <w:pPr>
-        <w:pStyle w:val="BodyText"/>
-      </w:pPr>
-      <w:r>
-        <w:rPr>
-          <w:rFonts w:ascii="Times New Roman" w:hAnsi="Times New Roman" w:eastAsia="Times New Roman" w:cs="Times New Roman"/>
-        </w:rPr>
-        <w:t xml:space="preserve">9-4 </w:t>
-      </w:r>
+        <w:numPr>
+          <w:ilvl w:val="0"/>
+          <w:numId w:val="1024"/>
+        </w:numPr>
+        <w:ind w:firstLine="420"/>
+      </w:pPr>
       <w:r>
         <w:rPr>
           <w:rFonts w:hint="eastAsia" w:ascii="Times New Roman" w:hAnsi="Times New Roman" w:eastAsia="FangSong" w:cs="Times New Roman"/>
@@ -29109,7 +30241,8 @@
     </w:p>
     <w:p>
       <w:pPr>
-        <w:pStyle w:val="BodyText"/>
+        <w:pStyle w:val="FirstParagraph"/>
+        <w:ind w:firstLine="420"/>
       </w:pPr>
       <w:r>
         <w:rPr>
@@ -29266,14 +30399,13 @@
     </w:p>
     <w:p>
       <w:pPr>
-        <w:pStyle w:val="FirstParagraph"/>
-      </w:pPr>
-      <w:r>
-        <w:rPr>
-          <w:rFonts w:ascii="Times New Roman" w:hAnsi="Times New Roman" w:eastAsia="Times New Roman" w:cs="Times New Roman"/>
-        </w:rPr>
-        <w:t xml:space="preserve">9-2 </w:t>
-      </w:r>
+        <w:pStyle w:val="Compact"/>
+        <w:numPr>
+          <w:ilvl w:val="0"/>
+          <w:numId w:val="1025"/>
+        </w:numPr>
+        <w:ind w:firstLine="420"/>
+      </w:pPr>
       <w:r>
         <w:rPr>
           <w:rFonts w:hint="eastAsia" w:ascii="Times New Roman" w:hAnsi="Times New Roman" w:eastAsia="FangSong" w:cs="Times New Roman"/>
@@ -29535,7 +30667,8 @@
     </w:p>
     <w:p>
       <w:pPr>
-        <w:pStyle w:val="BodyText"/>
+        <w:pStyle w:val="FirstParagraph"/>
+        <w:ind w:firstLine="420"/>
       </w:pPr>
       <m:oMath>
         <m:oMathPr>
@@ -29842,6 +30975,7 @@
     <w:p>
       <w:pPr>
         <w:pStyle w:val="FirstParagraph"/>
+        <w:ind w:firstLine="420"/>
       </w:pPr>
       <w:r>
         <w:rPr>
@@ -29912,6 +31046,7 @@
     <w:p>
       <w:pPr>
         <w:pStyle w:val="BodyText"/>
+        <w:ind w:firstLine="420"/>
       </w:pPr>
       <w:r>
         <w:rPr>
@@ -30117,20 +31252,13 @@
     </w:p>
     <w:p>
       <w:pPr>
-        <w:pStyle w:val="BodyText"/>
-      </w:pPr>
-      <w:r>
-        <w:rPr>
-          <w:rFonts w:ascii="Times New Roman" w:hAnsi="Times New Roman" w:eastAsia="Times New Roman" w:cs="Times New Roman"/>
-        </w:rPr>
-        <w:t xml:space="preserve">9-4</w:t>
-      </w:r>
-      <w:r>
-        <w:rPr>
-          <w:rFonts w:ascii="Times New Roman" w:hAnsi="Times New Roman" w:eastAsia="Times New Roman" w:cs="Times New Roman"/>
-        </w:rPr>
-        <w:t xml:space="preserve"> </w:t>
-      </w:r>
+        <w:pStyle w:val="Compact"/>
+        <w:numPr>
+          <w:ilvl w:val="0"/>
+          <w:numId w:val="1026"/>
+        </w:numPr>
+        <w:ind w:firstLine="420"/>
+      </w:pPr>
       <m:oMath>
         <m:oMathPr>
           <m:ctrlPr>
@@ -30407,6 +31535,16 @@
         </w:pict>
       </w:r>
     </w:p>
+    <w:p>
+      <w:pPr>
+        <w:spacing w:before="160" w:after="80"/>
+      </w:pPr>
+      <w:r>
+        <w:pict>
+          <v:rect style="width:0;height:1.5pt" o:hralign="center" o:hrstd="t" o:hr="t"/>
+        </w:pict>
+      </w:r>
+    </w:p>
     <w:bookmarkEnd w:id="71"/>
     <w:bookmarkStart w:id="72" w:name="第27题"/>
     <w:p>
@@ -30436,6 +31574,7 @@
     <w:p>
       <w:pPr>
         <w:pStyle w:val="BlockText"/>
+        <w:ind w:firstLine="420"/>
       </w:pPr>
       <w:r>
         <w:rPr>
@@ -30459,6 +31598,7 @@
     <w:p>
       <w:pPr>
         <w:pStyle w:val="BlockText"/>
+        <w:ind w:firstLine="420"/>
       </w:pPr>
       <w:r>
         <w:rPr>
@@ -30490,6 +31630,7 @@
     <w:p>
       <w:pPr>
         <w:pStyle w:val="FirstParagraph"/>
+        <w:ind w:firstLine="420"/>
       </w:pPr>
       <w:r>
         <w:rPr>
@@ -30531,6 +31672,7 @@
     <w:p>
       <w:pPr>
         <w:pStyle w:val="BodyText"/>
+        <w:ind w:firstLine="420"/>
       </w:pPr>
       <w:r>
         <w:rPr>
@@ -30538,7 +31680,7 @@
           <w:b/>
           <w:bCs/>
         </w:rPr>
-        <w:t xml:space="preserve">3-1</w:t>
+        <w:t xml:space="preserve">(1)</w:t>
       </w:r>
       <w:r>
         <w:rPr>
@@ -30853,6 +31995,7 @@
     <w:p>
       <w:pPr>
         <w:pStyle w:val="BodyText"/>
+        <w:ind w:firstLine="420"/>
       </w:pPr>
       <w:r>
         <w:rPr>
@@ -30860,7 +32003,7 @@
           <w:b/>
           <w:bCs/>
         </w:rPr>
-        <w:t xml:space="preserve">3-2</w:t>
+        <w:t xml:space="preserve">(2)</w:t>
       </w:r>
       <w:r>
         <w:rPr>
@@ -31063,6 +32206,7 @@
     <w:p>
       <w:pPr>
         <w:pStyle w:val="BodyText"/>
+        <w:ind w:firstLine="420"/>
       </w:pPr>
       <w:r>
         <w:rPr>
@@ -31070,7 +32214,7 @@
           <w:b/>
           <w:bCs/>
         </w:rPr>
-        <w:t xml:space="preserve">3-3</w:t>
+        <w:t xml:space="preserve">(3)</w:t>
       </w:r>
       <w:r>
         <w:rPr>
@@ -31375,6 +32519,7 @@
     <w:p>
       <w:pPr>
         <w:pStyle w:val="BodyText"/>
+        <w:ind w:firstLine="420"/>
       </w:pPr>
       <w:r>
         <w:rPr>
@@ -31401,7 +32546,7 @@
           <w:b/>
           <w:bCs/>
         </w:rPr>
-        <w:t xml:space="preserve">3-1</w:t>
+        <w:t xml:space="preserve">(1)</w:t>
       </w:r>
       <w:r>
         <w:rPr>
@@ -32023,7 +33168,7 @@
           <w:b/>
           <w:bCs/>
         </w:rPr>
-        <w:t xml:space="preserve">3-2</w:t>
+        <w:t xml:space="preserve">(2)</w:t>
       </w:r>
       <w:r>
         <w:rPr>
@@ -32253,6 +33398,7 @@
     <w:p>
       <w:pPr>
         <w:pStyle w:val="BodyText"/>
+        <w:ind w:firstLine="420"/>
       </w:pPr>
       <w:r>
         <w:rPr>
@@ -32260,7 +33406,7 @@
           <w:b/>
           <w:bCs/>
         </w:rPr>
-        <w:t xml:space="preserve">3-3</w:t>
+        <w:t xml:space="preserve">(3)</w:t>
       </w:r>
       <w:r>
         <w:rPr>
@@ -32425,6 +33571,7 @@
     <w:p>
       <w:pPr>
         <w:pStyle w:val="BodyText"/>
+        <w:ind w:firstLine="420"/>
       </w:pPr>
       <w:r>
         <w:rPr>
@@ -32595,6 +33742,7 @@
     <w:p>
       <w:pPr>
         <w:pStyle w:val="BodyText"/>
+        <w:ind w:firstLine="420"/>
       </w:pPr>
       <w:r>
         <w:rPr>
@@ -32736,6 +33884,7 @@
     <w:p>
       <w:pPr>
         <w:pStyle w:val="BodyText"/>
+        <w:ind w:firstLine="420"/>
       </w:pPr>
       <w:r>
         <w:rPr>
@@ -32933,6 +34082,7 @@
     <w:p>
       <w:pPr>
         <w:pStyle w:val="BodyText"/>
+        <w:ind w:firstLine="420"/>
       </w:pPr>
       <w:r>
         <w:rPr>
@@ -33123,6 +34273,16 @@
           </m:sup>
         </m:sSubSup>
       </m:oMath>
+    </w:p>
+    <w:p>
+      <w:pPr>
+        <w:spacing w:before="160" w:after="80"/>
+      </w:pPr>
+      <w:r>
+        <w:pict>
+          <v:rect style="width:0;height:1.5pt" o:hralign="center" o:hrstd="t" o:hr="t"/>
+        </w:pict>
+      </w:r>
     </w:p>
     <w:p>
       <w:pPr>
@@ -33388,6 +34548,346 @@
       </w:rPr>
     </w:lvl>
   </w:abstractNum>
+  <w:abstractNum w:abstractNumId="99431">
+    <w:nsid w:val="00A99431"/>
+    <w:multiLevelType w:val="multilevel"/>
+    <w:lvl w:ilvl="0">
+      <w:start w:val="1"/>
+      <w:numFmt w:val="decimal"/>
+      <w:lvlText w:val="(%1)"/>
+      <w:lvlJc w:val="left"/>
+      <w:pPr>
+        <w:ind w:left="720" w:hanging="360"/>
+      </w:pPr>
+    </w:lvl>
+    <w:lvl w:ilvl="1">
+      <w:start w:val="1"/>
+      <w:numFmt w:val="decimal"/>
+      <w:lvlText w:val="(%2)"/>
+      <w:lvlJc w:val="left"/>
+      <w:pPr>
+        <w:ind w:left="1440" w:hanging="360"/>
+      </w:pPr>
+    </w:lvl>
+    <w:lvl w:ilvl="2">
+      <w:start w:val="1"/>
+      <w:numFmt w:val="decimal"/>
+      <w:lvlText w:val="(%3)"/>
+      <w:lvlJc w:val="left"/>
+      <w:pPr>
+        <w:ind w:left="2160" w:hanging="360"/>
+      </w:pPr>
+    </w:lvl>
+    <w:lvl w:ilvl="3">
+      <w:start w:val="1"/>
+      <w:numFmt w:val="decimal"/>
+      <w:lvlText w:val="(%4)"/>
+      <w:lvlJc w:val="left"/>
+      <w:pPr>
+        <w:ind w:left="2880" w:hanging="360"/>
+      </w:pPr>
+    </w:lvl>
+    <w:lvl w:ilvl="4">
+      <w:start w:val="1"/>
+      <w:numFmt w:val="decimal"/>
+      <w:lvlText w:val="(%5)"/>
+      <w:lvlJc w:val="left"/>
+      <w:pPr>
+        <w:ind w:left="3600" w:hanging="360"/>
+      </w:pPr>
+    </w:lvl>
+    <w:lvl w:ilvl="5">
+      <w:start w:val="1"/>
+      <w:numFmt w:val="decimal"/>
+      <w:lvlText w:val="(%6)"/>
+      <w:lvlJc w:val="left"/>
+      <w:pPr>
+        <w:ind w:left="4320" w:hanging="360"/>
+      </w:pPr>
+    </w:lvl>
+    <w:lvl w:ilvl="6">
+      <w:start w:val="1"/>
+      <w:numFmt w:val="decimal"/>
+      <w:lvlText w:val="(%7)"/>
+      <w:lvlJc w:val="left"/>
+      <w:pPr>
+        <w:ind w:left="5040" w:hanging="360"/>
+      </w:pPr>
+    </w:lvl>
+    <w:lvl w:ilvl="7">
+      <w:start w:val="1"/>
+      <w:numFmt w:val="decimal"/>
+      <w:lvlText w:val="(%8)"/>
+      <w:lvlJc w:val="left"/>
+      <w:pPr>
+        <w:ind w:left="5760" w:hanging="360"/>
+      </w:pPr>
+    </w:lvl>
+    <w:lvl w:ilvl="8">
+      <w:start w:val="1"/>
+      <w:numFmt w:val="decimal"/>
+      <w:lvlText w:val="(%9)"/>
+      <w:lvlJc w:val="left"/>
+      <w:pPr>
+        <w:ind w:left="6480" w:hanging="360"/>
+      </w:pPr>
+    </w:lvl>
+  </w:abstractNum>
+  <w:abstractNum w:abstractNumId="99432">
+    <w:nsid w:val="00A99432"/>
+    <w:multiLevelType w:val="multilevel"/>
+    <w:lvl w:ilvl="0">
+      <w:start w:val="2"/>
+      <w:numFmt w:val="decimal"/>
+      <w:lvlText w:val="(%1)"/>
+      <w:lvlJc w:val="left"/>
+      <w:pPr>
+        <w:ind w:left="720" w:hanging="360"/>
+      </w:pPr>
+    </w:lvl>
+    <w:lvl w:ilvl="1">
+      <w:start w:val="2"/>
+      <w:numFmt w:val="decimal"/>
+      <w:lvlText w:val="(%2)"/>
+      <w:lvlJc w:val="left"/>
+      <w:pPr>
+        <w:ind w:left="1440" w:hanging="360"/>
+      </w:pPr>
+    </w:lvl>
+    <w:lvl w:ilvl="2">
+      <w:start w:val="2"/>
+      <w:numFmt w:val="decimal"/>
+      <w:lvlText w:val="(%3)"/>
+      <w:lvlJc w:val="left"/>
+      <w:pPr>
+        <w:ind w:left="2160" w:hanging="360"/>
+      </w:pPr>
+    </w:lvl>
+    <w:lvl w:ilvl="3">
+      <w:start w:val="2"/>
+      <w:numFmt w:val="decimal"/>
+      <w:lvlText w:val="(%4)"/>
+      <w:lvlJc w:val="left"/>
+      <w:pPr>
+        <w:ind w:left="2880" w:hanging="360"/>
+      </w:pPr>
+    </w:lvl>
+    <w:lvl w:ilvl="4">
+      <w:start w:val="2"/>
+      <w:numFmt w:val="decimal"/>
+      <w:lvlText w:val="(%5)"/>
+      <w:lvlJc w:val="left"/>
+      <w:pPr>
+        <w:ind w:left="3600" w:hanging="360"/>
+      </w:pPr>
+    </w:lvl>
+    <w:lvl w:ilvl="5">
+      <w:start w:val="2"/>
+      <w:numFmt w:val="decimal"/>
+      <w:lvlText w:val="(%6)"/>
+      <w:lvlJc w:val="left"/>
+      <w:pPr>
+        <w:ind w:left="4320" w:hanging="360"/>
+      </w:pPr>
+    </w:lvl>
+    <w:lvl w:ilvl="6">
+      <w:start w:val="2"/>
+      <w:numFmt w:val="decimal"/>
+      <w:lvlText w:val="(%7)"/>
+      <w:lvlJc w:val="left"/>
+      <w:pPr>
+        <w:ind w:left="5040" w:hanging="360"/>
+      </w:pPr>
+    </w:lvl>
+    <w:lvl w:ilvl="7">
+      <w:start w:val="2"/>
+      <w:numFmt w:val="decimal"/>
+      <w:lvlText w:val="(%8)"/>
+      <w:lvlJc w:val="left"/>
+      <w:pPr>
+        <w:ind w:left="5760" w:hanging="360"/>
+      </w:pPr>
+    </w:lvl>
+    <w:lvl w:ilvl="8">
+      <w:start w:val="2"/>
+      <w:numFmt w:val="decimal"/>
+      <w:lvlText w:val="(%9)"/>
+      <w:lvlJc w:val="left"/>
+      <w:pPr>
+        <w:ind w:left="6480" w:hanging="360"/>
+      </w:pPr>
+    </w:lvl>
+  </w:abstractNum>
+  <w:abstractNum w:abstractNumId="99433">
+    <w:nsid w:val="00A99433"/>
+    <w:multiLevelType w:val="multilevel"/>
+    <w:lvl w:ilvl="0">
+      <w:start w:val="3"/>
+      <w:numFmt w:val="decimal"/>
+      <w:lvlText w:val="(%1)"/>
+      <w:lvlJc w:val="left"/>
+      <w:pPr>
+        <w:ind w:left="720" w:hanging="360"/>
+      </w:pPr>
+    </w:lvl>
+    <w:lvl w:ilvl="1">
+      <w:start w:val="3"/>
+      <w:numFmt w:val="decimal"/>
+      <w:lvlText w:val="(%2)"/>
+      <w:lvlJc w:val="left"/>
+      <w:pPr>
+        <w:ind w:left="1440" w:hanging="360"/>
+      </w:pPr>
+    </w:lvl>
+    <w:lvl w:ilvl="2">
+      <w:start w:val="3"/>
+      <w:numFmt w:val="decimal"/>
+      <w:lvlText w:val="(%3)"/>
+      <w:lvlJc w:val="left"/>
+      <w:pPr>
+        <w:ind w:left="2160" w:hanging="360"/>
+      </w:pPr>
+    </w:lvl>
+    <w:lvl w:ilvl="3">
+      <w:start w:val="3"/>
+      <w:numFmt w:val="decimal"/>
+      <w:lvlText w:val="(%4)"/>
+      <w:lvlJc w:val="left"/>
+      <w:pPr>
+        <w:ind w:left="2880" w:hanging="360"/>
+      </w:pPr>
+    </w:lvl>
+    <w:lvl w:ilvl="4">
+      <w:start w:val="3"/>
+      <w:numFmt w:val="decimal"/>
+      <w:lvlText w:val="(%5)"/>
+      <w:lvlJc w:val="left"/>
+      <w:pPr>
+        <w:ind w:left="3600" w:hanging="360"/>
+      </w:pPr>
+    </w:lvl>
+    <w:lvl w:ilvl="5">
+      <w:start w:val="3"/>
+      <w:numFmt w:val="decimal"/>
+      <w:lvlText w:val="(%6)"/>
+      <w:lvlJc w:val="left"/>
+      <w:pPr>
+        <w:ind w:left="4320" w:hanging="360"/>
+      </w:pPr>
+    </w:lvl>
+    <w:lvl w:ilvl="6">
+      <w:start w:val="3"/>
+      <w:numFmt w:val="decimal"/>
+      <w:lvlText w:val="(%7)"/>
+      <w:lvlJc w:val="left"/>
+      <w:pPr>
+        <w:ind w:left="5040" w:hanging="360"/>
+      </w:pPr>
+    </w:lvl>
+    <w:lvl w:ilvl="7">
+      <w:start w:val="3"/>
+      <w:numFmt w:val="decimal"/>
+      <w:lvlText w:val="(%8)"/>
+      <w:lvlJc w:val="left"/>
+      <w:pPr>
+        <w:ind w:left="5760" w:hanging="360"/>
+      </w:pPr>
+    </w:lvl>
+    <w:lvl w:ilvl="8">
+      <w:start w:val="3"/>
+      <w:numFmt w:val="decimal"/>
+      <w:lvlText w:val="(%9)"/>
+      <w:lvlJc w:val="left"/>
+      <w:pPr>
+        <w:ind w:left="6480" w:hanging="360"/>
+      </w:pPr>
+    </w:lvl>
+  </w:abstractNum>
+  <w:abstractNum w:abstractNumId="99434">
+    <w:nsid w:val="00A99434"/>
+    <w:multiLevelType w:val="multilevel"/>
+    <w:lvl w:ilvl="0">
+      <w:start w:val="4"/>
+      <w:numFmt w:val="decimal"/>
+      <w:lvlText w:val="(%1)"/>
+      <w:lvlJc w:val="left"/>
+      <w:pPr>
+        <w:ind w:left="720" w:hanging="360"/>
+      </w:pPr>
+    </w:lvl>
+    <w:lvl w:ilvl="1">
+      <w:start w:val="4"/>
+      <w:numFmt w:val="decimal"/>
+      <w:lvlText w:val="(%2)"/>
+      <w:lvlJc w:val="left"/>
+      <w:pPr>
+        <w:ind w:left="1440" w:hanging="360"/>
+      </w:pPr>
+    </w:lvl>
+    <w:lvl w:ilvl="2">
+      <w:start w:val="4"/>
+      <w:numFmt w:val="decimal"/>
+      <w:lvlText w:val="(%3)"/>
+      <w:lvlJc w:val="left"/>
+      <w:pPr>
+        <w:ind w:left="2160" w:hanging="360"/>
+      </w:pPr>
+    </w:lvl>
+    <w:lvl w:ilvl="3">
+      <w:start w:val="4"/>
+      <w:numFmt w:val="decimal"/>
+      <w:lvlText w:val="(%4)"/>
+      <w:lvlJc w:val="left"/>
+      <w:pPr>
+        <w:ind w:left="2880" w:hanging="360"/>
+      </w:pPr>
+    </w:lvl>
+    <w:lvl w:ilvl="4">
+      <w:start w:val="4"/>
+      <w:numFmt w:val="decimal"/>
+      <w:lvlText w:val="(%5)"/>
+      <w:lvlJc w:val="left"/>
+      <w:pPr>
+        <w:ind w:left="3600" w:hanging="360"/>
+      </w:pPr>
+    </w:lvl>
+    <w:lvl w:ilvl="5">
+      <w:start w:val="4"/>
+      <w:numFmt w:val="decimal"/>
+      <w:lvlText w:val="(%6)"/>
+      <w:lvlJc w:val="left"/>
+      <w:pPr>
+        <w:ind w:left="4320" w:hanging="360"/>
+      </w:pPr>
+    </w:lvl>
+    <w:lvl w:ilvl="6">
+      <w:start w:val="4"/>
+      <w:numFmt w:val="decimal"/>
+      <w:lvlText w:val="(%7)"/>
+      <w:lvlJc w:val="left"/>
+      <w:pPr>
+        <w:ind w:left="5040" w:hanging="360"/>
+      </w:pPr>
+    </w:lvl>
+    <w:lvl w:ilvl="7">
+      <w:start w:val="4"/>
+      <w:numFmt w:val="decimal"/>
+      <w:lvlText w:val="(%8)"/>
+      <w:lvlJc w:val="left"/>
+      <w:pPr>
+        <w:ind w:left="5760" w:hanging="360"/>
+      </w:pPr>
+    </w:lvl>
+    <w:lvl w:ilvl="8">
+      <w:start w:val="4"/>
+      <w:numFmt w:val="decimal"/>
+      <w:lvlText w:val="(%9)"/>
+      <w:lvlJc w:val="left"/>
+      <w:pPr>
+        <w:ind w:left="6480" w:hanging="360"/>
+      </w:pPr>
+    </w:lvl>
+  </w:abstractNum>
   <w:num w:numId="1000">
     <w:abstractNumId w:val="990"/>
   </w:num>
@@ -33408,6 +34908,606 @@
   </w:num>
   <w:num w:numId="1006">
     <w:abstractNumId w:val="991"/>
+  </w:num>
+  <w:num w:numId="1007">
+    <w:abstractNumId w:val="99431"/>
+    <w:lvlOverride w:ilvl="0">
+      <w:startOverride w:val="1"/>
+    </w:lvlOverride>
+    <w:lvlOverride w:ilvl="1">
+      <w:startOverride w:val="1"/>
+    </w:lvlOverride>
+    <w:lvlOverride w:ilvl="2">
+      <w:startOverride w:val="1"/>
+    </w:lvlOverride>
+    <w:lvlOverride w:ilvl="3">
+      <w:startOverride w:val="1"/>
+    </w:lvlOverride>
+    <w:lvlOverride w:ilvl="4">
+      <w:startOverride w:val="1"/>
+    </w:lvlOverride>
+    <w:lvlOverride w:ilvl="5">
+      <w:startOverride w:val="1"/>
+    </w:lvlOverride>
+    <w:lvlOverride w:ilvl="6">
+      <w:startOverride w:val="1"/>
+    </w:lvlOverride>
+    <w:lvlOverride w:ilvl="7">
+      <w:startOverride w:val="1"/>
+    </w:lvlOverride>
+    <w:lvlOverride w:ilvl="8">
+      <w:startOverride w:val="1"/>
+    </w:lvlOverride>
+  </w:num>
+  <w:num w:numId="1008">
+    <w:abstractNumId w:val="99431"/>
+    <w:lvlOverride w:ilvl="0">
+      <w:startOverride w:val="1"/>
+    </w:lvlOverride>
+    <w:lvlOverride w:ilvl="1">
+      <w:startOverride w:val="1"/>
+    </w:lvlOverride>
+    <w:lvlOverride w:ilvl="2">
+      <w:startOverride w:val="1"/>
+    </w:lvlOverride>
+    <w:lvlOverride w:ilvl="3">
+      <w:startOverride w:val="1"/>
+    </w:lvlOverride>
+    <w:lvlOverride w:ilvl="4">
+      <w:startOverride w:val="1"/>
+    </w:lvlOverride>
+    <w:lvlOverride w:ilvl="5">
+      <w:startOverride w:val="1"/>
+    </w:lvlOverride>
+    <w:lvlOverride w:ilvl="6">
+      <w:startOverride w:val="1"/>
+    </w:lvlOverride>
+    <w:lvlOverride w:ilvl="7">
+      <w:startOverride w:val="1"/>
+    </w:lvlOverride>
+    <w:lvlOverride w:ilvl="8">
+      <w:startOverride w:val="1"/>
+    </w:lvlOverride>
+  </w:num>
+  <w:num w:numId="1009">
+    <w:abstractNumId w:val="99431"/>
+    <w:lvlOverride w:ilvl="0">
+      <w:startOverride w:val="1"/>
+    </w:lvlOverride>
+    <w:lvlOverride w:ilvl="1">
+      <w:startOverride w:val="1"/>
+    </w:lvlOverride>
+    <w:lvlOverride w:ilvl="2">
+      <w:startOverride w:val="1"/>
+    </w:lvlOverride>
+    <w:lvlOverride w:ilvl="3">
+      <w:startOverride w:val="1"/>
+    </w:lvlOverride>
+    <w:lvlOverride w:ilvl="4">
+      <w:startOverride w:val="1"/>
+    </w:lvlOverride>
+    <w:lvlOverride w:ilvl="5">
+      <w:startOverride w:val="1"/>
+    </w:lvlOverride>
+    <w:lvlOverride w:ilvl="6">
+      <w:startOverride w:val="1"/>
+    </w:lvlOverride>
+    <w:lvlOverride w:ilvl="7">
+      <w:startOverride w:val="1"/>
+    </w:lvlOverride>
+    <w:lvlOverride w:ilvl="8">
+      <w:startOverride w:val="1"/>
+    </w:lvlOverride>
+  </w:num>
+  <w:num w:numId="1010">
+    <w:abstractNumId w:val="99432"/>
+    <w:lvlOverride w:ilvl="0">
+      <w:startOverride w:val="2"/>
+    </w:lvlOverride>
+    <w:lvlOverride w:ilvl="1">
+      <w:startOverride w:val="2"/>
+    </w:lvlOverride>
+    <w:lvlOverride w:ilvl="2">
+      <w:startOverride w:val="2"/>
+    </w:lvlOverride>
+    <w:lvlOverride w:ilvl="3">
+      <w:startOverride w:val="2"/>
+    </w:lvlOverride>
+    <w:lvlOverride w:ilvl="4">
+      <w:startOverride w:val="2"/>
+    </w:lvlOverride>
+    <w:lvlOverride w:ilvl="5">
+      <w:startOverride w:val="2"/>
+    </w:lvlOverride>
+    <w:lvlOverride w:ilvl="6">
+      <w:startOverride w:val="2"/>
+    </w:lvlOverride>
+    <w:lvlOverride w:ilvl="7">
+      <w:startOverride w:val="2"/>
+    </w:lvlOverride>
+    <w:lvlOverride w:ilvl="8">
+      <w:startOverride w:val="2"/>
+    </w:lvlOverride>
+  </w:num>
+  <w:num w:numId="1011">
+    <w:abstractNumId w:val="99433"/>
+    <w:lvlOverride w:ilvl="0">
+      <w:startOverride w:val="3"/>
+    </w:lvlOverride>
+    <w:lvlOverride w:ilvl="1">
+      <w:startOverride w:val="3"/>
+    </w:lvlOverride>
+    <w:lvlOverride w:ilvl="2">
+      <w:startOverride w:val="3"/>
+    </w:lvlOverride>
+    <w:lvlOverride w:ilvl="3">
+      <w:startOverride w:val="3"/>
+    </w:lvlOverride>
+    <w:lvlOverride w:ilvl="4">
+      <w:startOverride w:val="3"/>
+    </w:lvlOverride>
+    <w:lvlOverride w:ilvl="5">
+      <w:startOverride w:val="3"/>
+    </w:lvlOverride>
+    <w:lvlOverride w:ilvl="6">
+      <w:startOverride w:val="3"/>
+    </w:lvlOverride>
+    <w:lvlOverride w:ilvl="7">
+      <w:startOverride w:val="3"/>
+    </w:lvlOverride>
+    <w:lvlOverride w:ilvl="8">
+      <w:startOverride w:val="3"/>
+    </w:lvlOverride>
+  </w:num>
+  <w:num w:numId="1012">
+    <w:abstractNumId w:val="99434"/>
+    <w:lvlOverride w:ilvl="0">
+      <w:startOverride w:val="4"/>
+    </w:lvlOverride>
+    <w:lvlOverride w:ilvl="1">
+      <w:startOverride w:val="4"/>
+    </w:lvlOverride>
+    <w:lvlOverride w:ilvl="2">
+      <w:startOverride w:val="4"/>
+    </w:lvlOverride>
+    <w:lvlOverride w:ilvl="3">
+      <w:startOverride w:val="4"/>
+    </w:lvlOverride>
+    <w:lvlOverride w:ilvl="4">
+      <w:startOverride w:val="4"/>
+    </w:lvlOverride>
+    <w:lvlOverride w:ilvl="5">
+      <w:startOverride w:val="4"/>
+    </w:lvlOverride>
+    <w:lvlOverride w:ilvl="6">
+      <w:startOverride w:val="4"/>
+    </w:lvlOverride>
+    <w:lvlOverride w:ilvl="7">
+      <w:startOverride w:val="4"/>
+    </w:lvlOverride>
+    <w:lvlOverride w:ilvl="8">
+      <w:startOverride w:val="4"/>
+    </w:lvlOverride>
+  </w:num>
+  <w:num w:numId="1013">
+    <w:abstractNumId w:val="99431"/>
+    <w:lvlOverride w:ilvl="0">
+      <w:startOverride w:val="1"/>
+    </w:lvlOverride>
+    <w:lvlOverride w:ilvl="1">
+      <w:startOverride w:val="1"/>
+    </w:lvlOverride>
+    <w:lvlOverride w:ilvl="2">
+      <w:startOverride w:val="1"/>
+    </w:lvlOverride>
+    <w:lvlOverride w:ilvl="3">
+      <w:startOverride w:val="1"/>
+    </w:lvlOverride>
+    <w:lvlOverride w:ilvl="4">
+      <w:startOverride w:val="1"/>
+    </w:lvlOverride>
+    <w:lvlOverride w:ilvl="5">
+      <w:startOverride w:val="1"/>
+    </w:lvlOverride>
+    <w:lvlOverride w:ilvl="6">
+      <w:startOverride w:val="1"/>
+    </w:lvlOverride>
+    <w:lvlOverride w:ilvl="7">
+      <w:startOverride w:val="1"/>
+    </w:lvlOverride>
+    <w:lvlOverride w:ilvl="8">
+      <w:startOverride w:val="1"/>
+    </w:lvlOverride>
+  </w:num>
+  <w:num w:numId="1014">
+    <w:abstractNumId w:val="99431"/>
+    <w:lvlOverride w:ilvl="0">
+      <w:startOverride w:val="1"/>
+    </w:lvlOverride>
+    <w:lvlOverride w:ilvl="1">
+      <w:startOverride w:val="1"/>
+    </w:lvlOverride>
+    <w:lvlOverride w:ilvl="2">
+      <w:startOverride w:val="1"/>
+    </w:lvlOverride>
+    <w:lvlOverride w:ilvl="3">
+      <w:startOverride w:val="1"/>
+    </w:lvlOverride>
+    <w:lvlOverride w:ilvl="4">
+      <w:startOverride w:val="1"/>
+    </w:lvlOverride>
+    <w:lvlOverride w:ilvl="5">
+      <w:startOverride w:val="1"/>
+    </w:lvlOverride>
+    <w:lvlOverride w:ilvl="6">
+      <w:startOverride w:val="1"/>
+    </w:lvlOverride>
+    <w:lvlOverride w:ilvl="7">
+      <w:startOverride w:val="1"/>
+    </w:lvlOverride>
+    <w:lvlOverride w:ilvl="8">
+      <w:startOverride w:val="1"/>
+    </w:lvlOverride>
+  </w:num>
+  <w:num w:numId="1015">
+    <w:abstractNumId w:val="99431"/>
+    <w:lvlOverride w:ilvl="0">
+      <w:startOverride w:val="1"/>
+    </w:lvlOverride>
+    <w:lvlOverride w:ilvl="1">
+      <w:startOverride w:val="1"/>
+    </w:lvlOverride>
+    <w:lvlOverride w:ilvl="2">
+      <w:startOverride w:val="1"/>
+    </w:lvlOverride>
+    <w:lvlOverride w:ilvl="3">
+      <w:startOverride w:val="1"/>
+    </w:lvlOverride>
+    <w:lvlOverride w:ilvl="4">
+      <w:startOverride w:val="1"/>
+    </w:lvlOverride>
+    <w:lvlOverride w:ilvl="5">
+      <w:startOverride w:val="1"/>
+    </w:lvlOverride>
+    <w:lvlOverride w:ilvl="6">
+      <w:startOverride w:val="1"/>
+    </w:lvlOverride>
+    <w:lvlOverride w:ilvl="7">
+      <w:startOverride w:val="1"/>
+    </w:lvlOverride>
+    <w:lvlOverride w:ilvl="8">
+      <w:startOverride w:val="1"/>
+    </w:lvlOverride>
+  </w:num>
+  <w:num w:numId="1016">
+    <w:abstractNumId w:val="99432"/>
+    <w:lvlOverride w:ilvl="0">
+      <w:startOverride w:val="2"/>
+    </w:lvlOverride>
+    <w:lvlOverride w:ilvl="1">
+      <w:startOverride w:val="2"/>
+    </w:lvlOverride>
+    <w:lvlOverride w:ilvl="2">
+      <w:startOverride w:val="2"/>
+    </w:lvlOverride>
+    <w:lvlOverride w:ilvl="3">
+      <w:startOverride w:val="2"/>
+    </w:lvlOverride>
+    <w:lvlOverride w:ilvl="4">
+      <w:startOverride w:val="2"/>
+    </w:lvlOverride>
+    <w:lvlOverride w:ilvl="5">
+      <w:startOverride w:val="2"/>
+    </w:lvlOverride>
+    <w:lvlOverride w:ilvl="6">
+      <w:startOverride w:val="2"/>
+    </w:lvlOverride>
+    <w:lvlOverride w:ilvl="7">
+      <w:startOverride w:val="2"/>
+    </w:lvlOverride>
+    <w:lvlOverride w:ilvl="8">
+      <w:startOverride w:val="2"/>
+    </w:lvlOverride>
+  </w:num>
+  <w:num w:numId="1017">
+    <w:abstractNumId w:val="99431"/>
+    <w:lvlOverride w:ilvl="0">
+      <w:startOverride w:val="1"/>
+    </w:lvlOverride>
+    <w:lvlOverride w:ilvl="1">
+      <w:startOverride w:val="1"/>
+    </w:lvlOverride>
+    <w:lvlOverride w:ilvl="2">
+      <w:startOverride w:val="1"/>
+    </w:lvlOverride>
+    <w:lvlOverride w:ilvl="3">
+      <w:startOverride w:val="1"/>
+    </w:lvlOverride>
+    <w:lvlOverride w:ilvl="4">
+      <w:startOverride w:val="1"/>
+    </w:lvlOverride>
+    <w:lvlOverride w:ilvl="5">
+      <w:startOverride w:val="1"/>
+    </w:lvlOverride>
+    <w:lvlOverride w:ilvl="6">
+      <w:startOverride w:val="1"/>
+    </w:lvlOverride>
+    <w:lvlOverride w:ilvl="7">
+      <w:startOverride w:val="1"/>
+    </w:lvlOverride>
+    <w:lvlOverride w:ilvl="8">
+      <w:startOverride w:val="1"/>
+    </w:lvlOverride>
+  </w:num>
+  <w:num w:numId="1018">
+    <w:abstractNumId w:val="99431"/>
+    <w:lvlOverride w:ilvl="0">
+      <w:startOverride w:val="1"/>
+    </w:lvlOverride>
+    <w:lvlOverride w:ilvl="1">
+      <w:startOverride w:val="1"/>
+    </w:lvlOverride>
+    <w:lvlOverride w:ilvl="2">
+      <w:startOverride w:val="1"/>
+    </w:lvlOverride>
+    <w:lvlOverride w:ilvl="3">
+      <w:startOverride w:val="1"/>
+    </w:lvlOverride>
+    <w:lvlOverride w:ilvl="4">
+      <w:startOverride w:val="1"/>
+    </w:lvlOverride>
+    <w:lvlOverride w:ilvl="5">
+      <w:startOverride w:val="1"/>
+    </w:lvlOverride>
+    <w:lvlOverride w:ilvl="6">
+      <w:startOverride w:val="1"/>
+    </w:lvlOverride>
+    <w:lvlOverride w:ilvl="7">
+      <w:startOverride w:val="1"/>
+    </w:lvlOverride>
+    <w:lvlOverride w:ilvl="8">
+      <w:startOverride w:val="1"/>
+    </w:lvlOverride>
+  </w:num>
+  <w:num w:numId="1019">
+    <w:abstractNumId w:val="99432"/>
+    <w:lvlOverride w:ilvl="0">
+      <w:startOverride w:val="2"/>
+    </w:lvlOverride>
+    <w:lvlOverride w:ilvl="1">
+      <w:startOverride w:val="2"/>
+    </w:lvlOverride>
+    <w:lvlOverride w:ilvl="2">
+      <w:startOverride w:val="2"/>
+    </w:lvlOverride>
+    <w:lvlOverride w:ilvl="3">
+      <w:startOverride w:val="2"/>
+    </w:lvlOverride>
+    <w:lvlOverride w:ilvl="4">
+      <w:startOverride w:val="2"/>
+    </w:lvlOverride>
+    <w:lvlOverride w:ilvl="5">
+      <w:startOverride w:val="2"/>
+    </w:lvlOverride>
+    <w:lvlOverride w:ilvl="6">
+      <w:startOverride w:val="2"/>
+    </w:lvlOverride>
+    <w:lvlOverride w:ilvl="7">
+      <w:startOverride w:val="2"/>
+    </w:lvlOverride>
+    <w:lvlOverride w:ilvl="8">
+      <w:startOverride w:val="2"/>
+    </w:lvlOverride>
+  </w:num>
+  <w:num w:numId="1020">
+    <w:abstractNumId w:val="99431"/>
+    <w:lvlOverride w:ilvl="0">
+      <w:startOverride w:val="1"/>
+    </w:lvlOverride>
+    <w:lvlOverride w:ilvl="1">
+      <w:startOverride w:val="1"/>
+    </w:lvlOverride>
+    <w:lvlOverride w:ilvl="2">
+      <w:startOverride w:val="1"/>
+    </w:lvlOverride>
+    <w:lvlOverride w:ilvl="3">
+      <w:startOverride w:val="1"/>
+    </w:lvlOverride>
+    <w:lvlOverride w:ilvl="4">
+      <w:startOverride w:val="1"/>
+    </w:lvlOverride>
+    <w:lvlOverride w:ilvl="5">
+      <w:startOverride w:val="1"/>
+    </w:lvlOverride>
+    <w:lvlOverride w:ilvl="6">
+      <w:startOverride w:val="1"/>
+    </w:lvlOverride>
+    <w:lvlOverride w:ilvl="7">
+      <w:startOverride w:val="1"/>
+    </w:lvlOverride>
+    <w:lvlOverride w:ilvl="8">
+      <w:startOverride w:val="1"/>
+    </w:lvlOverride>
+  </w:num>
+  <w:num w:numId="1021">
+    <w:abstractNumId w:val="99431"/>
+    <w:lvlOverride w:ilvl="0">
+      <w:startOverride w:val="1"/>
+    </w:lvlOverride>
+    <w:lvlOverride w:ilvl="1">
+      <w:startOverride w:val="1"/>
+    </w:lvlOverride>
+    <w:lvlOverride w:ilvl="2">
+      <w:startOverride w:val="1"/>
+    </w:lvlOverride>
+    <w:lvlOverride w:ilvl="3">
+      <w:startOverride w:val="1"/>
+    </w:lvlOverride>
+    <w:lvlOverride w:ilvl="4">
+      <w:startOverride w:val="1"/>
+    </w:lvlOverride>
+    <w:lvlOverride w:ilvl="5">
+      <w:startOverride w:val="1"/>
+    </w:lvlOverride>
+    <w:lvlOverride w:ilvl="6">
+      <w:startOverride w:val="1"/>
+    </w:lvlOverride>
+    <w:lvlOverride w:ilvl="7">
+      <w:startOverride w:val="1"/>
+    </w:lvlOverride>
+    <w:lvlOverride w:ilvl="8">
+      <w:startOverride w:val="1"/>
+    </w:lvlOverride>
+  </w:num>
+  <w:num w:numId="1022">
+    <w:abstractNumId w:val="99431"/>
+    <w:lvlOverride w:ilvl="0">
+      <w:startOverride w:val="1"/>
+    </w:lvlOverride>
+    <w:lvlOverride w:ilvl="1">
+      <w:startOverride w:val="1"/>
+    </w:lvlOverride>
+    <w:lvlOverride w:ilvl="2">
+      <w:startOverride w:val="1"/>
+    </w:lvlOverride>
+    <w:lvlOverride w:ilvl="3">
+      <w:startOverride w:val="1"/>
+    </w:lvlOverride>
+    <w:lvlOverride w:ilvl="4">
+      <w:startOverride w:val="1"/>
+    </w:lvlOverride>
+    <w:lvlOverride w:ilvl="5">
+      <w:startOverride w:val="1"/>
+    </w:lvlOverride>
+    <w:lvlOverride w:ilvl="6">
+      <w:startOverride w:val="1"/>
+    </w:lvlOverride>
+    <w:lvlOverride w:ilvl="7">
+      <w:startOverride w:val="1"/>
+    </w:lvlOverride>
+    <w:lvlOverride w:ilvl="8">
+      <w:startOverride w:val="1"/>
+    </w:lvlOverride>
+  </w:num>
+  <w:num w:numId="1023">
+    <w:abstractNumId w:val="99431"/>
+    <w:lvlOverride w:ilvl="0">
+      <w:startOverride w:val="1"/>
+    </w:lvlOverride>
+    <w:lvlOverride w:ilvl="1">
+      <w:startOverride w:val="1"/>
+    </w:lvlOverride>
+    <w:lvlOverride w:ilvl="2">
+      <w:startOverride w:val="1"/>
+    </w:lvlOverride>
+    <w:lvlOverride w:ilvl="3">
+      <w:startOverride w:val="1"/>
+    </w:lvlOverride>
+    <w:lvlOverride w:ilvl="4">
+      <w:startOverride w:val="1"/>
+    </w:lvlOverride>
+    <w:lvlOverride w:ilvl="5">
+      <w:startOverride w:val="1"/>
+    </w:lvlOverride>
+    <w:lvlOverride w:ilvl="6">
+      <w:startOverride w:val="1"/>
+    </w:lvlOverride>
+    <w:lvlOverride w:ilvl="7">
+      <w:startOverride w:val="1"/>
+    </w:lvlOverride>
+    <w:lvlOverride w:ilvl="8">
+      <w:startOverride w:val="1"/>
+    </w:lvlOverride>
+  </w:num>
+  <w:num w:numId="1024">
+    <w:abstractNumId w:val="99431"/>
+    <w:lvlOverride w:ilvl="0">
+      <w:startOverride w:val="1"/>
+    </w:lvlOverride>
+    <w:lvlOverride w:ilvl="1">
+      <w:startOverride w:val="1"/>
+    </w:lvlOverride>
+    <w:lvlOverride w:ilvl="2">
+      <w:startOverride w:val="1"/>
+    </w:lvlOverride>
+    <w:lvlOverride w:ilvl="3">
+      <w:startOverride w:val="1"/>
+    </w:lvlOverride>
+    <w:lvlOverride w:ilvl="4">
+      <w:startOverride w:val="1"/>
+    </w:lvlOverride>
+    <w:lvlOverride w:ilvl="5">
+      <w:startOverride w:val="1"/>
+    </w:lvlOverride>
+    <w:lvlOverride w:ilvl="6">
+      <w:startOverride w:val="1"/>
+    </w:lvlOverride>
+    <w:lvlOverride w:ilvl="7">
+      <w:startOverride w:val="1"/>
+    </w:lvlOverride>
+    <w:lvlOverride w:ilvl="8">
+      <w:startOverride w:val="1"/>
+    </w:lvlOverride>
+  </w:num>
+  <w:num w:numId="1025">
+    <w:abstractNumId w:val="99432"/>
+    <w:lvlOverride w:ilvl="0">
+      <w:startOverride w:val="2"/>
+    </w:lvlOverride>
+    <w:lvlOverride w:ilvl="1">
+      <w:startOverride w:val="2"/>
+    </w:lvlOverride>
+    <w:lvlOverride w:ilvl="2">
+      <w:startOverride w:val="2"/>
+    </w:lvlOverride>
+    <w:lvlOverride w:ilvl="3">
+      <w:startOverride w:val="2"/>
+    </w:lvlOverride>
+    <w:lvlOverride w:ilvl="4">
+      <w:startOverride w:val="2"/>
+    </w:lvlOverride>
+    <w:lvlOverride w:ilvl="5">
+      <w:startOverride w:val="2"/>
+    </w:lvlOverride>
+    <w:lvlOverride w:ilvl="6">
+      <w:startOverride w:val="2"/>
+    </w:lvlOverride>
+    <w:lvlOverride w:ilvl="7">
+      <w:startOverride w:val="2"/>
+    </w:lvlOverride>
+    <w:lvlOverride w:ilvl="8">
+      <w:startOverride w:val="2"/>
+    </w:lvlOverride>
+  </w:num>
+  <w:num w:numId="1026">
+    <w:abstractNumId w:val="99434"/>
+    <w:lvlOverride w:ilvl="0">
+      <w:startOverride w:val="4"/>
+    </w:lvlOverride>
+    <w:lvlOverride w:ilvl="1">
+      <w:startOverride w:val="4"/>
+    </w:lvlOverride>
+    <w:lvlOverride w:ilvl="2">
+      <w:startOverride w:val="4"/>
+    </w:lvlOverride>
+    <w:lvlOverride w:ilvl="3">
+      <w:startOverride w:val="4"/>
+    </w:lvlOverride>
+    <w:lvlOverride w:ilvl="4">
+      <w:startOverride w:val="4"/>
+    </w:lvlOverride>
+    <w:lvlOverride w:ilvl="5">
+      <w:startOverride w:val="4"/>
+    </w:lvlOverride>
+    <w:lvlOverride w:ilvl="6">
+      <w:startOverride w:val="4"/>
+    </w:lvlOverride>
+    <w:lvlOverride w:ilvl="7">
+      <w:startOverride w:val="4"/>
+    </w:lvlOverride>
+    <w:lvlOverride w:ilvl="8">
+      <w:startOverride w:val="4"/>
+    </w:lvlOverride>
   </w:num>
 </w:numbering>
 </file>

--- a/00-首页/题组Word/第一轮·综合套卷/第一轮综合卷01（教师版）.docx
+++ b/00-首页/题组Word/第一轮·综合套卷/第一轮综合卷01（教师版）.docx
@@ -1092,16 +1092,6 @@
         </w:pict>
       </w:r>
     </w:p>
-    <w:p>
-      <w:pPr>
-        <w:spacing w:before="160" w:after="80"/>
-      </w:pPr>
-      <w:r>
-        <w:pict>
-          <v:rect style="width:0;height:1.5pt" o:hralign="center" o:hrstd="t" o:hr="t"/>
-        </w:pict>
-      </w:r>
-    </w:p>
     <w:bookmarkEnd w:id="13"/>
     <w:bookmarkStart w:id="14" w:name="第2题"/>
     <w:p>
@@ -1360,16 +1350,6 @@
         </w:pict>
       </w:r>
     </w:p>
-    <w:p>
-      <w:pPr>
-        <w:spacing w:before="160" w:after="80"/>
-      </w:pPr>
-      <w:r>
-        <w:pict>
-          <v:rect style="width:0;height:1.5pt" o:hralign="center" o:hrstd="t" o:hr="t"/>
-        </w:pict>
-      </w:r>
-    </w:p>
     <w:bookmarkEnd w:id="14"/>
     <w:bookmarkStart w:id="15" w:name="第3题"/>
     <w:p>
@@ -1896,16 +1876,6 @@
         </w:pict>
       </w:r>
     </w:p>
-    <w:p>
-      <w:pPr>
-        <w:spacing w:before="160" w:after="80"/>
-      </w:pPr>
-      <w:r>
-        <w:pict>
-          <v:rect style="width:0;height:1.5pt" o:hralign="center" o:hrstd="t" o:hr="t"/>
-        </w:pict>
-      </w:r>
-    </w:p>
     <w:bookmarkEnd w:id="15"/>
     <w:bookmarkStart w:id="16" w:name="第4题"/>
     <w:p>
@@ -2145,16 +2115,6 @@
         </w:pict>
       </w:r>
     </w:p>
-    <w:p>
-      <w:pPr>
-        <w:spacing w:before="160" w:after="80"/>
-      </w:pPr>
-      <w:r>
-        <w:pict>
-          <v:rect style="width:0;height:1.5pt" o:hralign="center" o:hrstd="t" o:hr="t"/>
-        </w:pict>
-      </w:r>
-    </w:p>
     <w:bookmarkEnd w:id="16"/>
     <w:bookmarkStart w:id="17" w:name="第5题"/>
     <w:p>
@@ -2411,16 +2371,6 @@
         </w:pict>
       </w:r>
     </w:p>
-    <w:p>
-      <w:pPr>
-        <w:spacing w:before="160" w:after="80"/>
-      </w:pPr>
-      <w:r>
-        <w:pict>
-          <v:rect style="width:0;height:1.5pt" o:hralign="center" o:hrstd="t" o:hr="t"/>
-        </w:pict>
-      </w:r>
-    </w:p>
     <w:bookmarkEnd w:id="17"/>
     <w:bookmarkStart w:id="18" w:name="第6题"/>
     <w:p>
@@ -2773,16 +2723,6 @@
           <w:bCs/>
         </w:rPr>
         <w:t>：B</w:t>
-      </w:r>
-    </w:p>
-    <w:p>
-      <w:pPr>
-        <w:spacing w:before="160" w:after="80"/>
-      </w:pPr>
-      <w:r>
-        <w:pict>
-          <v:rect style="width:0;height:1.5pt" o:hralign="center" o:hrstd="t" o:hr="t"/>
-        </w:pict>
       </w:r>
     </w:p>
     <w:p>
@@ -3662,16 +3602,6 @@
         </w:pict>
       </w:r>
     </w:p>
-    <w:p>
-      <w:pPr>
-        <w:spacing w:before="160" w:after="80"/>
-      </w:pPr>
-      <w:r>
-        <w:pict>
-          <v:rect style="width:0;height:1.5pt" o:hralign="center" o:hrstd="t" o:hr="t"/>
-        </w:pict>
-      </w:r>
-    </w:p>
     <w:bookmarkEnd w:id="19"/>
     <w:bookmarkStart w:id="20" w:name="第8题"/>
     <w:p>
@@ -5618,16 +5548,6 @@
         </w:pict>
       </w:r>
     </w:p>
-    <w:p>
-      <w:pPr>
-        <w:spacing w:before="160" w:after="80"/>
-      </w:pPr>
-      <w:r>
-        <w:pict>
-          <v:rect style="width:0;height:1.5pt" o:hralign="center" o:hrstd="t" o:hr="t"/>
-        </w:pict>
-      </w:r>
-    </w:p>
     <w:bookmarkEnd w:id="20"/>
     <w:bookmarkStart w:id="21" w:name="第9题"/>
     <w:p>
@@ -6739,16 +6659,6 @@
           <w:rFonts w:ascii="Times New Roman" w:hAnsi="Times New Roman" w:eastAsia="Times New Roman" w:cs="Times New Roman"/>
         </w:rPr>
         <w:t xml:space="preserve">​</w:t>
-      </w:r>
-    </w:p>
-    <w:p>
-      <w:pPr>
-        <w:spacing w:before="160" w:after="80"/>
-      </w:pPr>
-      <w:r>
-        <w:pict>
-          <v:rect style="width:0;height:1.5pt" o:hralign="center" o:hrstd="t" o:hr="t"/>
-        </w:pict>
       </w:r>
     </w:p>
     <w:p>
@@ -7271,6 +7181,20 @@
           <w:rFonts w:hint="eastAsia" w:ascii="Times New Roman" w:hAnsi="Times New Roman" w:eastAsia="Times New Roman" w:cs="Times New Roman"/>
         </w:rPr>
         <w:t xml:space="preserve">：</w:t>
+      </w:r>
+      <w:r>
+        <w:rPr>
+          <w:rFonts w:ascii="Times New Roman" w:hAnsi="Times New Roman" w:eastAsia="Times New Roman" w:cs="Times New Roman"/>
+        </w:rPr>
+        <w:t xml:space="preserve"> </w:t>
+      </w:r>
+      <w:r>
+        <w:rPr>
+          <w:rFonts w:ascii="Times New Roman" w:hAnsi="Times New Roman" w:eastAsia="Times New Roman" w:cs="Times New Roman"/>
+          <w:b/>
+          <w:bCs/>
+        </w:rPr>
+        <w:t xml:space="preserve">(1)</w:t>
       </w:r>
     </w:p>
     <w:p>
@@ -7489,16 +7413,6 @@
         </w:pict>
       </w:r>
     </w:p>
-    <w:p>
-      <w:pPr>
-        <w:spacing w:before="160" w:after="80"/>
-      </w:pPr>
-      <w:r>
-        <w:pict>
-          <v:rect style="width:0;height:1.5pt" o:hralign="center" o:hrstd="t" o:hr="t"/>
-        </w:pict>
-      </w:r>
-    </w:p>
     <w:bookmarkEnd w:id="28"/>
     <w:bookmarkStart w:id="32" w:name="第11题"/>
     <w:p>
@@ -10800,16 +10714,6 @@
         </w:pict>
       </w:r>
     </w:p>
-    <w:p>
-      <w:pPr>
-        <w:spacing w:before="160" w:after="80"/>
-      </w:pPr>
-      <w:r>
-        <w:pict>
-          <v:rect style="width:0;height:1.5pt" o:hralign="center" o:hrstd="t" o:hr="t"/>
-        </w:pict>
-      </w:r>
-    </w:p>
     <w:bookmarkEnd w:id="32"/>
     <w:bookmarkStart w:id="42" w:name="第12题"/>
     <w:p>
@@ -12877,16 +12781,6 @@
           <w:rFonts w:hint="eastAsia" w:ascii="Times New Roman" w:hAnsi="Times New Roman" w:eastAsia="Times New Roman" w:cs="Times New Roman"/>
         </w:rPr>
         <w:t>。</w:t>
-      </w:r>
-    </w:p>
-    <w:p>
-      <w:pPr>
-        <w:spacing w:before="160" w:after="80"/>
-      </w:pPr>
-      <w:r>
-        <w:pict>
-          <v:rect style="width:0;height:1.5pt" o:hralign="center" o:hrstd="t" o:hr="t"/>
-        </w:pict>
       </w:r>
     </w:p>
     <w:p>
@@ -14341,16 +14235,6 @@
         </w:pict>
       </w:r>
     </w:p>
-    <w:p>
-      <w:pPr>
-        <w:spacing w:before="160" w:after="80"/>
-      </w:pPr>
-      <w:r>
-        <w:pict>
-          <v:rect style="width:0;height:1.5pt" o:hralign="center" o:hrstd="t" o:hr="t"/>
-        </w:pict>
-      </w:r>
-    </w:p>
     <w:bookmarkEnd w:id="49"/>
     <w:bookmarkStart w:id="50" w:name="第14题"/>
     <w:p>
@@ -14653,16 +14537,6 @@
           <w:rFonts w:hint="eastAsia" w:ascii="Times New Roman" w:hAnsi="Times New Roman" w:eastAsia="Times New Roman" w:cs="Times New Roman"/>
         </w:rPr>
         <w:t>。</w:t>
-      </w:r>
-    </w:p>
-    <w:p>
-      <w:pPr>
-        <w:spacing w:before="160" w:after="80"/>
-      </w:pPr>
-      <w:r>
-        <w:pict>
-          <v:rect style="width:0;height:1.5pt" o:hralign="center" o:hrstd="t" o:hr="t"/>
-        </w:pict>
       </w:r>
     </w:p>
     <w:p>
@@ -15083,16 +14957,6 @@
           <w:rFonts w:hint="eastAsia" w:ascii="Times New Roman" w:hAnsi="Times New Roman" w:eastAsia="Times New Roman" w:cs="Times New Roman"/>
         </w:rPr>
         <w:t>。</w:t>
-      </w:r>
-    </w:p>
-    <w:p>
-      <w:pPr>
-        <w:spacing w:before="160" w:after="80"/>
-      </w:pPr>
-      <w:r>
-        <w:pict>
-          <v:rect style="width:0;height:1.5pt" o:hralign="center" o:hrstd="t" o:hr="t"/>
-        </w:pict>
       </w:r>
     </w:p>
     <w:p>
@@ -16432,16 +16296,6 @@
           <w:rFonts w:hint="eastAsia" w:ascii="Times New Roman" w:hAnsi="Times New Roman" w:eastAsia="Times New Roman" w:cs="Times New Roman"/>
         </w:rPr>
         <w:t>。</w:t>
-      </w:r>
-    </w:p>
-    <w:p>
-      <w:pPr>
-        <w:spacing w:before="160" w:after="80"/>
-      </w:pPr>
-      <w:r>
-        <w:pict>
-          <v:rect style="width:0;height:1.5pt" o:hralign="center" o:hrstd="t" o:hr="t"/>
-        </w:pict>
       </w:r>
     </w:p>
     <w:p>
@@ -16987,16 +16841,6 @@
           <w:rFonts w:hint="eastAsia" w:ascii="Times New Roman" w:hAnsi="Times New Roman" w:eastAsia="Times New Roman" w:cs="Times New Roman"/>
         </w:rPr>
         <w:t>。</w:t>
-      </w:r>
-    </w:p>
-    <w:p>
-      <w:pPr>
-        <w:spacing w:before="160" w:after="80"/>
-      </w:pPr>
-      <w:r>
-        <w:pict>
-          <v:rect style="width:0;height:1.5pt" o:hralign="center" o:hrstd="t" o:hr="t"/>
-        </w:pict>
       </w:r>
     </w:p>
     <w:p>
@@ -19497,16 +19341,6 @@
         </w:pict>
       </w:r>
     </w:p>
-    <w:p>
-      <w:pPr>
-        <w:spacing w:before="160" w:after="80"/>
-      </w:pPr>
-      <w:r>
-        <w:pict>
-          <v:rect style="width:0;height:1.5pt" o:hralign="center" o:hrstd="t" o:hr="t"/>
-        </w:pict>
-      </w:r>
-    </w:p>
     <w:bookmarkEnd w:id="63"/>
     <w:bookmarkStart w:id="64" w:name="第19题"/>
     <w:p>
@@ -20481,16 +20315,6 @@
           <w:rFonts w:hint="eastAsia" w:ascii="Times New Roman" w:hAnsi="Times New Roman" w:eastAsia="Times New Roman" w:cs="Times New Roman"/>
         </w:rPr>
         <w:t>。</w:t>
-      </w:r>
-    </w:p>
-    <w:p>
-      <w:pPr>
-        <w:spacing w:before="160" w:after="80"/>
-      </w:pPr>
-      <w:r>
-        <w:pict>
-          <v:rect style="width:0;height:1.5pt" o:hralign="center" o:hrstd="t" o:hr="t"/>
-        </w:pict>
       </w:r>
     </w:p>
     <w:p>
@@ -21104,16 +20928,6 @@
         </w:pict>
       </w:r>
     </w:p>
-    <w:p>
-      <w:pPr>
-        <w:spacing w:before="160" w:after="80"/>
-      </w:pPr>
-      <w:r>
-        <w:pict>
-          <v:rect style="width:0;height:1.5pt" o:hralign="center" o:hrstd="t" o:hr="t"/>
-        </w:pict>
-      </w:r>
-    </w:p>
     <w:bookmarkEnd w:id="65"/>
     <w:bookmarkStart w:id="66" w:name="第21题"/>
     <w:p>
@@ -22105,16 +21919,6 @@
           <m:t>↑</m:t>
         </m:r>
       </m:oMath>
-    </w:p>
-    <w:p>
-      <w:pPr>
-        <w:spacing w:before="160" w:after="80"/>
-      </w:pPr>
-      <w:r>
-        <w:pict>
-          <v:rect style="width:0;height:1.5pt" o:hralign="center" o:hrstd="t" o:hr="t"/>
-        </w:pict>
-      </w:r>
     </w:p>
     <w:p>
       <w:pPr>
@@ -23314,16 +23118,6 @@
         </w:pict>
       </w:r>
     </w:p>
-    <w:p>
-      <w:pPr>
-        <w:spacing w:before="160" w:after="80"/>
-      </w:pPr>
-      <w:r>
-        <w:pict>
-          <v:rect style="width:0;height:1.5pt" o:hralign="center" o:hrstd="t" o:hr="t"/>
-        </w:pict>
-      </w:r>
-    </w:p>
     <w:bookmarkEnd w:id="67"/>
     <w:bookmarkStart w:id="68" w:name="第23题"/>
     <w:p>
@@ -23616,16 +23410,6 @@
           <w:rFonts w:ascii="Times New Roman" w:hAnsi="Times New Roman" w:eastAsia="Times New Roman" w:cs="Times New Roman"/>
         </w:rPr>
         <w:t xml:space="preserve">​</w:t>
-      </w:r>
-    </w:p>
-    <w:p>
-      <w:pPr>
-        <w:spacing w:before="160" w:after="80"/>
-      </w:pPr>
-      <w:r>
-        <w:pict>
-          <v:rect style="width:0;height:1.5pt" o:hralign="center" o:hrstd="t" o:hr="t"/>
-        </w:pict>
       </w:r>
     </w:p>
     <w:p>
@@ -25848,16 +25632,6 @@
         </w:pict>
       </w:r>
     </w:p>
-    <w:p>
-      <w:pPr>
-        <w:spacing w:before="160" w:after="80"/>
-      </w:pPr>
-      <w:r>
-        <w:pict>
-          <v:rect style="width:0;height:1.5pt" o:hralign="center" o:hrstd="t" o:hr="t"/>
-        </w:pict>
-      </w:r>
-    </w:p>
     <w:bookmarkEnd w:id="69"/>
     <w:bookmarkStart w:id="70" w:name="第25题"/>
     <w:p>
@@ -29261,16 +29035,6 @@
         </w:pict>
       </w:r>
     </w:p>
-    <w:p>
-      <w:pPr>
-        <w:spacing w:before="160" w:after="80"/>
-      </w:pPr>
-      <w:r>
-        <w:pict>
-          <v:rect style="width:0;height:1.5pt" o:hralign="center" o:hrstd="t" o:hr="t"/>
-        </w:pict>
-      </w:r>
-    </w:p>
     <w:bookmarkEnd w:id="70"/>
     <w:bookmarkStart w:id="71" w:name="第26题"/>
     <w:p>
@@ -30257,6 +30021,19 @@
           <w:rFonts w:hint="eastAsia" w:ascii="Times New Roman" w:hAnsi="Times New Roman" w:eastAsia="Times New Roman" w:cs="Times New Roman"/>
         </w:rPr>
         <w:t xml:space="preserve">：</w:t>
+      </w:r>
+    </w:p>
+    <w:p>
+      <w:pPr>
+        <w:pStyle w:val="BodyText"/>
+      </w:pPr>
+      <w:r>
+        <w:rPr>
+          <w:rFonts w:ascii="Times New Roman" w:hAnsi="Times New Roman" w:eastAsia="Times New Roman" w:cs="Times New Roman"/>
+          <w:b/>
+          <w:bCs/>
+        </w:rPr>
+        <w:t xml:space="preserve">(1)</w:t>
       </w:r>
     </w:p>
     <w:p>
@@ -30274,21 +30051,6 @@
           </m:ctrlPr>
         </m:oMathParaPr>
         <m:oMath>
-          <m:r>
-            <m:t>9</m:t>
-          </m:r>
-          <m:r>
-            <m:rPr>
-              <m:sty m:val="p"/>
-            </m:rPr>
-            <m:t>−</m:t>
-          </m:r>
-          <m:r>
-            <m:t>1</m:t>
-          </m:r>
-          <m:r>
-            <m:t> </m:t>
-          </m:r>
           <m:sSub>
             <m:e>
               <m:r>
@@ -30826,6 +30588,19 @@
       <w:pPr>
         <w:pStyle w:val="BodyText"/>
       </w:pPr>
+      <w:r>
+        <w:rPr>
+          <w:rFonts w:ascii="Times New Roman" w:hAnsi="Times New Roman" w:eastAsia="Times New Roman" w:cs="Times New Roman"/>
+          <w:b/>
+          <w:bCs/>
+        </w:rPr>
+        <w:t xml:space="preserve">(3)</w:t>
+      </w:r>
+    </w:p>
+    <w:p>
+      <w:pPr>
+        <w:pStyle w:val="BodyText"/>
+      </w:pPr>
       <m:oMathPara>
         <m:oMathParaPr>
           <m:jc m:val="center"/>
@@ -30837,21 +30612,6 @@
           </m:ctrlPr>
         </m:oMathParaPr>
         <m:oMath>
-          <m:r>
-            <m:t>9</m:t>
-          </m:r>
-          <m:r>
-            <m:rPr>
-              <m:sty m:val="p"/>
-            </m:rPr>
-            <m:t>−</m:t>
-          </m:r>
-          <m:r>
-            <m:t>3</m:t>
-          </m:r>
-          <m:r>
-            <m:t> </m:t>
-          </m:r>
           <m:r>
             <m:rPr>
               <m:sty m:val="p"/>
@@ -31535,16 +31295,6 @@
         </w:pict>
       </w:r>
     </w:p>
-    <w:p>
-      <w:pPr>
-        <w:spacing w:before="160" w:after="80"/>
-      </w:pPr>
-      <w:r>
-        <w:pict>
-          <v:rect style="width:0;height:1.5pt" o:hralign="center" o:hrstd="t" o:hr="t"/>
-        </w:pict>
-      </w:r>
-    </w:p>
     <w:bookmarkEnd w:id="71"/>
     <w:bookmarkStart w:id="72" w:name="第27题"/>
     <w:p>
@@ -34273,16 +34023,6 @@
           </m:sup>
         </m:sSubSup>
       </m:oMath>
-    </w:p>
-    <w:p>
-      <w:pPr>
-        <w:spacing w:before="160" w:after="80"/>
-      </w:pPr>
-      <w:r>
-        <w:pict>
-          <v:rect style="width:0;height:1.5pt" o:hralign="center" o:hrstd="t" o:hr="t"/>
-        </w:pict>
-      </w:r>
     </w:p>
     <w:p>
       <w:pPr>

--- a/00-首页/题组Word/第一轮·综合套卷/第一轮综合卷01（教师版）.docx
+++ b/00-首页/题组Word/第一轮·综合套卷/第一轮综合卷01（教师版）.docx
@@ -20918,16 +20918,6 @@
         </w:pict>
       </w:r>
     </w:p>
-    <w:p>
-      <w:pPr>
-        <w:spacing w:before="160" w:after="80"/>
-      </w:pPr>
-      <w:r>
-        <w:pict>
-          <v:rect style="width:0;height:1.5pt" o:hralign="center" o:hrstd="t" o:hr="t"/>
-        </w:pict>
-      </w:r>
-    </w:p>
     <w:bookmarkEnd w:id="65"/>
     <w:bookmarkStart w:id="66" w:name="第21题"/>
     <w:p>
@@ -23108,16 +23098,6 @@
         </w:pict>
       </w:r>
     </w:p>
-    <w:p>
-      <w:pPr>
-        <w:spacing w:before="160" w:after="80"/>
-      </w:pPr>
-      <w:r>
-        <w:pict>
-          <v:rect style="width:0;height:1.5pt" o:hralign="center" o:hrstd="t" o:hr="t"/>
-        </w:pict>
-      </w:r>
-    </w:p>
     <w:bookmarkEnd w:id="67"/>
     <w:bookmarkStart w:id="68" w:name="第23题"/>
     <w:p>
@@ -23410,16 +23390,6 @@
           <w:rFonts w:ascii="Times New Roman" w:hAnsi="Times New Roman" w:eastAsia="Times New Roman" w:cs="Times New Roman"/>
         </w:rPr>
         <w:t xml:space="preserve">​</w:t>
-      </w:r>
-    </w:p>
-    <w:p>
-      <w:pPr>
-        <w:spacing w:before="160" w:after="80"/>
-      </w:pPr>
-      <w:r>
-        <w:pict>
-          <v:rect style="width:0;height:1.5pt" o:hralign="center" o:hrstd="t" o:hr="t"/>
-        </w:pict>
       </w:r>
     </w:p>
     <w:p>
